--- a/04-changes/20260514-AI技术体系架构/AI技术体系架构设计方案.docx
+++ b/04-changes/20260514-AI技术体系架构/AI技术体系架构设计方案.docx
@@ -2,7 +2,7 @@
 <file path=word/document.xml><?xml version="1.0" encoding="utf-8"?>
 <w:document xmlns:w="http://schemas.openxmlformats.org/wordprocessingml/2006/main" xmlns:m="http://schemas.openxmlformats.org/officeDocument/2006/math" xmlns:r="http://schemas.openxmlformats.org/officeDocument/2006/relationships" xmlns:o="urn:schemas-microsoft-com:office:office" xmlns:v="urn:schemas-microsoft-com:vml" xmlns:w10="urn:schemas-microsoft-com:office:word" xmlns:a="http://schemas.openxmlformats.org/drawingml/2006/main" xmlns:pic="http://schemas.openxmlformats.org/drawingml/2006/picture" xmlns:wp="http://schemas.openxmlformats.org/drawingml/2006/wordprocessingDrawing">
   <w:body>
-    <w:bookmarkStart w:id="187" w:name="ai-agent-平台-apaas-多行业-ai-技术体系架构设计方案"/>
+    <w:bookmarkStart w:id="200" w:name="ai-agent-平台-apaas-多行业-ai-技术体系架构设计方案"/>
     <w:p>
       <w:pPr>
         <w:pStyle w:val="Heading1"/>
@@ -48,7 +48,7 @@
         <w:t xml:space="preserve">版本</w:t>
       </w:r>
       <w:r>
-        <w:t xml:space="preserve">: v1.0</w:t>
+        <w:t xml:space="preserve">: v2.0</w:t>
       </w:r>
       <w:r>
         <w:t xml:space="preserve"> </w:t>
@@ -82,7 +82,43 @@
         <w:rPr>
           <w:rFonts w:hint="eastAsia"/>
         </w:rPr>
-        <w:t xml:space="preserve">设计完成，待审阅</w:t>
+        <w:t xml:space="preserve">设计完成，待审阅。v2.0</w:t>
+      </w:r>
+      <w:r>
+        <w:t xml:space="preserve"> </w:t>
+      </w:r>
+      <w:r>
+        <w:rPr>
+          <w:rFonts w:hint="eastAsia"/>
+        </w:rPr>
+        <w:t xml:space="preserve">新增：Java</w:t>
+      </w:r>
+      <w:r>
+        <w:t xml:space="preserve"> </w:t>
+      </w:r>
+      <w:r>
+        <w:rPr>
+          <w:rFonts w:hint="eastAsia"/>
+        </w:rPr>
+        <w:t xml:space="preserve">技术栈集成方案、Higress</w:t>
+      </w:r>
+      <w:r>
+        <w:t xml:space="preserve"> </w:t>
+      </w:r>
+      <w:r>
+        <w:rPr>
+          <w:rFonts w:hint="eastAsia"/>
+        </w:rPr>
+        <w:t xml:space="preserve">网关接入、Agent</w:t>
+      </w:r>
+      <w:r>
+        <w:t xml:space="preserve"> Router </w:t>
+      </w:r>
+      <w:r>
+        <w:rPr>
+          <w:rFonts w:hint="eastAsia"/>
+        </w:rPr>
+        <w:t xml:space="preserve">两层决策模型与双通道置信度判定</w:t>
       </w:r>
     </w:p>
     <w:p>
@@ -279,6 +315,103 @@
       </w:hyperlink>
     </w:p>
     <w:p>
+      <w:pPr>
+        <w:pStyle w:val="Compact"/>
+        <w:numPr>
+          <w:ilvl w:val="0"/>
+          <w:numId w:val="1001"/>
+        </w:numPr>
+      </w:pPr>
+      <w:hyperlink w:anchor="X032c813994dd8091b8ea0ae41ae917d09c34418">
+        <w:r>
+          <w:rPr>
+            <w:rStyle w:val="Hyperlink"/>
+            <w:rFonts w:hint="eastAsia"/>
+          </w:rPr>
+          <w:t xml:space="preserve">从零搭建路线图</w:t>
+        </w:r>
+      </w:hyperlink>
+    </w:p>
+    <w:p>
+      <w:pPr>
+        <w:pStyle w:val="Compact"/>
+        <w:numPr>
+          <w:ilvl w:val="0"/>
+          <w:numId w:val="1001"/>
+        </w:numPr>
+      </w:pPr>
+      <w:hyperlink w:anchor="Xbb626d31ae483d447bab202a4693999c34723a8">
+        <w:r>
+          <w:rPr>
+            <w:rStyle w:val="Hyperlink"/>
+            <w:rFonts w:hint="eastAsia"/>
+          </w:rPr>
+          <w:t xml:space="preserve">物流运输异常处理</w:t>
+        </w:r>
+        <w:r>
+          <w:rPr>
+            <w:rStyle w:val="Hyperlink"/>
+          </w:rPr>
+          <w:t xml:space="preserve"> Agent </w:t>
+        </w:r>
+        <w:r>
+          <w:rPr>
+            <w:rStyle w:val="Hyperlink"/>
+            <w:rFonts w:hint="eastAsia"/>
+          </w:rPr>
+          <w:t xml:space="preserve">完整案例</w:t>
+        </w:r>
+      </w:hyperlink>
+    </w:p>
+    <w:p>
+      <w:pPr>
+        <w:pStyle w:val="Compact"/>
+        <w:numPr>
+          <w:ilvl w:val="0"/>
+          <w:numId w:val="1001"/>
+        </w:numPr>
+      </w:pPr>
+      <w:hyperlink w:anchor="X58d074fc1cae33086dc558f96247d65d8feb594">
+        <w:r>
+          <w:rPr>
+            <w:rStyle w:val="Hyperlink"/>
+          </w:rPr>
+          <w:t xml:space="preserve">Agent </w:t>
+        </w:r>
+        <w:r>
+          <w:rPr>
+            <w:rStyle w:val="Hyperlink"/>
+            <w:rFonts w:hint="eastAsia"/>
+          </w:rPr>
+          <w:t xml:space="preserve">执行准确率提升体系</w:t>
+        </w:r>
+      </w:hyperlink>
+    </w:p>
+    <w:p>
+      <w:pPr>
+        <w:pStyle w:val="Compact"/>
+        <w:numPr>
+          <w:ilvl w:val="0"/>
+          <w:numId w:val="1001"/>
+        </w:numPr>
+      </w:pPr>
+      <w:hyperlink w:anchor="X5d56ead11d2e427b326c961ccd76b48de2635cf">
+        <w:r>
+          <w:rPr>
+            <w:rStyle w:val="Hyperlink"/>
+          </w:rPr>
+          <w:t xml:space="preserve">Java </w:t>
+        </w:r>
+        <w:r>
+          <w:rPr>
+            <w:rStyle w:val="Hyperlink"/>
+            <w:rFonts w:hint="eastAsia"/>
+          </w:rPr>
+          <w:t xml:space="preserve">技术栈集成方案</w:t>
+        </w:r>
+      </w:hyperlink>
+    </w:p>
+    <w:p>
       <w:r>
         <w:pict>
           <v:rect style="width:0;height:1.5pt" o:hralign="center" o:hrstd="t" o:hr="t"/>
@@ -6610,56 +6743,71 @@
               <w:pStyle w:val="Compact"/>
             </w:pPr>
             <w:r>
-              <w:t xml:space="preserve">API </w:t>
-            </w:r>
-            <w:r>
-              <w:rPr>
-                <w:rFonts w:hint="eastAsia"/>
-              </w:rPr>
-              <w:t xml:space="preserve">协议</w:t>
-            </w:r>
-          </w:p>
-        </w:tc>
-        <w:tc>
-          <w:tcPr/>
-          <w:p>
-            <w:pPr>
-              <w:pStyle w:val="Compact"/>
-            </w:pPr>
-            <w:r>
-              <w:t xml:space="preserve">OpenAI API </w:t>
-            </w:r>
-            <w:r>
-              <w:rPr>
-                <w:rFonts w:hint="eastAsia"/>
-              </w:rPr>
-              <w:t xml:space="preserve">兼容</w:t>
-            </w:r>
-            <w:r>
-              <w:t xml:space="preserve"> (/v1/chat/completions)</w:t>
-            </w:r>
-          </w:p>
-        </w:tc>
-        <w:tc>
-          <w:tcPr/>
-          <w:p>
-            <w:pPr>
-              <w:pStyle w:val="Compact"/>
-            </w:pPr>
-            <w:r>
-              <w:rPr>
-                <w:rFonts w:hint="eastAsia"/>
-              </w:rPr>
-              <w:t xml:space="preserve">生态兼容性最强，LangChain/LlamaIndex</w:t>
-            </w:r>
-            <w:r>
-              <w:t xml:space="preserve"> </w:t>
-            </w:r>
-            <w:r>
-              <w:rPr>
-                <w:rFonts w:hint="eastAsia"/>
-              </w:rPr>
-              <w:t xml:space="preserve">等框架零成本接入</w:t>
+              <w:rPr>
+                <w:rFonts w:hint="eastAsia"/>
+              </w:rPr>
+              <w:t xml:space="preserve">网关内核</w:t>
+            </w:r>
+          </w:p>
+        </w:tc>
+        <w:tc>
+          <w:tcPr/>
+          <w:p>
+            <w:pPr>
+              <w:pStyle w:val="Compact"/>
+            </w:pPr>
+            <w:r>
+              <w:t xml:space="preserve">LiteLLM Proxy</w:t>
+            </w:r>
+          </w:p>
+        </w:tc>
+        <w:tc>
+          <w:tcPr/>
+          <w:p>
+            <w:pPr>
+              <w:pStyle w:val="Compact"/>
+            </w:pPr>
+            <w:r>
+              <w:rPr>
+                <w:rFonts w:hint="eastAsia"/>
+              </w:rPr>
+              <w:t xml:space="preserve">提供</w:t>
+            </w:r>
+            <w:r>
+              <w:t xml:space="preserve"> 100+ </w:t>
+            </w:r>
+            <w:r>
+              <w:rPr>
+                <w:rFonts w:hint="eastAsia"/>
+              </w:rPr>
+              <w:t xml:space="preserve">模型统一接入、OpenAI</w:t>
+            </w:r>
+            <w:r>
+              <w:t xml:space="preserve"> API </w:t>
+            </w:r>
+            <w:r>
+              <w:rPr>
+                <w:rFonts w:hint="eastAsia"/>
+              </w:rPr>
+              <w:t xml:space="preserve">兼容、内置</w:t>
+            </w:r>
+            <w:r>
+              <w:t xml:space="preserve"> Router/Retry/Fallback/Load Balance/Callback </w:t>
+            </w:r>
+            <w:r>
+              <w:rPr>
+                <w:rFonts w:hint="eastAsia"/>
+              </w:rPr>
+              <w:t xml:space="preserve">Hook，通过</w:t>
+            </w:r>
+            <w:r>
+              <w:t xml:space="preserve"> Hook </w:t>
+            </w:r>
+            <w:r>
+              <w:rPr>
+                <w:rFonts w:hint="eastAsia"/>
+              </w:rPr>
+              <w:t xml:space="preserve">注入自定义逻辑不改源码</w:t>
             </w:r>
           </w:p>
         </w:tc>
@@ -6672,50 +6820,59 @@
               <w:pStyle w:val="Compact"/>
             </w:pPr>
             <w:r>
-              <w:rPr>
-                <w:rFonts w:hint="eastAsia"/>
-              </w:rPr>
-              <w:t xml:space="preserve">模型注册</w:t>
-            </w:r>
-          </w:p>
-        </w:tc>
-        <w:tc>
-          <w:tcPr/>
-          <w:p>
-            <w:pPr>
-              <w:pStyle w:val="Compact"/>
-            </w:pPr>
-            <w:r>
-              <w:rPr>
-                <w:rFonts w:hint="eastAsia"/>
-              </w:rPr>
-              <w:t xml:space="preserve">声明式</w:t>
-            </w:r>
-            <w:r>
-              <w:t xml:space="preserve"> YAML </w:t>
-            </w:r>
-            <w:r>
-              <w:rPr>
-                <w:rFonts w:hint="eastAsia"/>
-              </w:rPr>
-              <w:t xml:space="preserve">配置</w:t>
-            </w:r>
-            <w:r>
-              <w:t xml:space="preserve"> + Admin UI</w:t>
-            </w:r>
-          </w:p>
-        </w:tc>
-        <w:tc>
-          <w:tcPr/>
-          <w:p>
-            <w:pPr>
-              <w:pStyle w:val="Compact"/>
-            </w:pPr>
-            <w:r>
-              <w:rPr>
-                <w:rFonts w:hint="eastAsia"/>
-              </w:rPr>
-              <w:t xml:space="preserve">新模型接入不需要改代码</w:t>
+              <w:t xml:space="preserve">API </w:t>
+            </w:r>
+            <w:r>
+              <w:rPr>
+                <w:rFonts w:hint="eastAsia"/>
+              </w:rPr>
+              <w:t xml:space="preserve">协议</w:t>
+            </w:r>
+          </w:p>
+        </w:tc>
+        <w:tc>
+          <w:tcPr/>
+          <w:p>
+            <w:pPr>
+              <w:pStyle w:val="Compact"/>
+            </w:pPr>
+            <w:r>
+              <w:t xml:space="preserve">OpenAI API </w:t>
+            </w:r>
+            <w:r>
+              <w:rPr>
+                <w:rFonts w:hint="eastAsia"/>
+              </w:rPr>
+              <w:t xml:space="preserve">兼容</w:t>
+            </w:r>
+            <w:r>
+              <w:t xml:space="preserve"> (/v1/chat/completions)</w:t>
+            </w:r>
+          </w:p>
+        </w:tc>
+        <w:tc>
+          <w:tcPr/>
+          <w:p>
+            <w:pPr>
+              <w:pStyle w:val="Compact"/>
+            </w:pPr>
+            <w:r>
+              <w:t xml:space="preserve">LiteLLM </w:t>
+            </w:r>
+            <w:r>
+              <w:rPr>
+                <w:rFonts w:hint="eastAsia"/>
+              </w:rPr>
+              <w:t xml:space="preserve">原生支持，LangChain/LlamaIndex</w:t>
+            </w:r>
+            <w:r>
+              <w:t xml:space="preserve"> </w:t>
+            </w:r>
+            <w:r>
+              <w:rPr>
+                <w:rFonts w:hint="eastAsia"/>
+              </w:rPr>
+              <w:t xml:space="preserve">等框架零成本接入</w:t>
             </w:r>
           </w:p>
         </w:tc>
@@ -6731,47 +6888,50 @@
               <w:rPr>
                 <w:rFonts w:hint="eastAsia"/>
               </w:rPr>
-              <w:t xml:space="preserve">多供应商</w:t>
-            </w:r>
-          </w:p>
-        </w:tc>
-        <w:tc>
-          <w:tcPr/>
-          <w:p>
-            <w:pPr>
-              <w:pStyle w:val="Compact"/>
-            </w:pPr>
-            <w:r>
-              <w:rPr>
-                <w:rFonts w:hint="eastAsia"/>
-              </w:rPr>
-              <w:t xml:space="preserve">统一抽象层，每供应商一个</w:t>
-            </w:r>
-            <w:r>
-              <w:t xml:space="preserve"> Adapter</w:t>
-            </w:r>
-          </w:p>
-        </w:tc>
-        <w:tc>
-          <w:tcPr/>
-          <w:p>
-            <w:pPr>
-              <w:pStyle w:val="Compact"/>
-            </w:pPr>
-            <w:r>
-              <w:rPr>
-                <w:rFonts w:hint="eastAsia"/>
-              </w:rPr>
-              <w:t xml:space="preserve">新增供应商只需实现</w:t>
-            </w:r>
-            <w:r>
-              <w:t xml:space="preserve"> Adapter </w:t>
-            </w:r>
-            <w:r>
-              <w:rPr>
-                <w:rFonts w:hint="eastAsia"/>
-              </w:rPr>
-              <w:t xml:space="preserve">接口</w:t>
+              <w:t xml:space="preserve">模型注册</w:t>
+            </w:r>
+          </w:p>
+        </w:tc>
+        <w:tc>
+          <w:tcPr/>
+          <w:p>
+            <w:pPr>
+              <w:pStyle w:val="Compact"/>
+            </w:pPr>
+            <w:r>
+              <w:t xml:space="preserve">LiteLLM YAML </w:t>
+            </w:r>
+            <w:r>
+              <w:rPr>
+                <w:rFonts w:hint="eastAsia"/>
+              </w:rPr>
+              <w:t xml:space="preserve">配置</w:t>
+            </w:r>
+            <w:r>
+              <w:t xml:space="preserve"> + Admin UI</w:t>
+            </w:r>
+          </w:p>
+        </w:tc>
+        <w:tc>
+          <w:tcPr/>
+          <w:p>
+            <w:pPr>
+              <w:pStyle w:val="Compact"/>
+            </w:pPr>
+            <w:r>
+              <w:rPr>
+                <w:rFonts w:hint="eastAsia"/>
+              </w:rPr>
+              <w:t xml:space="preserve">新模型接入仅需修改</w:t>
+            </w:r>
+            <w:r>
+              <w:t xml:space="preserve"> </w:t>
+            </w:r>
+            <w:r>
+              <w:rPr>
+                <w:rFonts w:hint="eastAsia"/>
+              </w:rPr>
+              <w:t xml:space="preserve">YAML，不需改代码</w:t>
             </w:r>
           </w:p>
         </w:tc>
@@ -6787,56 +6947,83 @@
               <w:rPr>
                 <w:rFonts w:hint="eastAsia"/>
               </w:rPr>
-              <w:t xml:space="preserve">缓存策略</w:t>
-            </w:r>
-          </w:p>
-        </w:tc>
-        <w:tc>
-          <w:tcPr/>
-          <w:p>
-            <w:pPr>
-              <w:pStyle w:val="Compact"/>
-            </w:pPr>
-            <w:r>
-              <w:rPr>
-                <w:rFonts w:hint="eastAsia"/>
-              </w:rPr>
-              <w:t xml:space="preserve">语义缓存</w:t>
-            </w:r>
-            <w:r>
-              <w:t xml:space="preserve"> (Semantic </w:t>
-            </w:r>
-            <w:r>
-              <w:rPr>
-                <w:rFonts w:hint="eastAsia"/>
-              </w:rPr>
-              <w:t xml:space="preserve">Cache)，非精确匹配</w:t>
-            </w:r>
-          </w:p>
-        </w:tc>
-        <w:tc>
-          <w:tcPr/>
-          <w:p>
-            <w:pPr>
-              <w:pStyle w:val="Compact"/>
-            </w:pPr>
-            <w:r>
-              <w:t xml:space="preserve">LLM </w:t>
-            </w:r>
-            <w:r>
-              <w:rPr>
-                <w:rFonts w:hint="eastAsia"/>
-              </w:rPr>
-              <w:t xml:space="preserve">场景精确匹配命中率极低，语义相似匹配可提升</w:t>
-            </w:r>
-            <w:r>
-              <w:t xml:space="preserve"> 20-30% </w:t>
-            </w:r>
-            <w:r>
-              <w:rPr>
-                <w:rFonts w:hint="eastAsia"/>
-              </w:rPr>
-              <w:t xml:space="preserve">缓存命中</w:t>
+              <w:t xml:space="preserve">多供应商</w:t>
+            </w:r>
+          </w:p>
+        </w:tc>
+        <w:tc>
+          <w:tcPr/>
+          <w:p>
+            <w:pPr>
+              <w:pStyle w:val="Compact"/>
+            </w:pPr>
+            <w:r>
+              <w:t xml:space="preserve">LiteLLM </w:t>
+            </w:r>
+            <w:r>
+              <w:rPr>
+                <w:rFonts w:hint="eastAsia"/>
+              </w:rPr>
+              <w:t xml:space="preserve">内置</w:t>
+            </w:r>
+            <w:r>
+              <w:t xml:space="preserve"> 100+ </w:t>
+            </w:r>
+            <w:r>
+              <w:rPr>
+                <w:rFonts w:hint="eastAsia"/>
+              </w:rPr>
+              <w:t xml:space="preserve">模型</w:t>
+            </w:r>
+            <w:r>
+              <w:t xml:space="preserve"> + </w:t>
+            </w:r>
+            <w:r>
+              <w:rPr>
+                <w:rFonts w:hint="eastAsia"/>
+              </w:rPr>
+              <w:t xml:space="preserve">自研</w:t>
+            </w:r>
+            <w:r>
+              <w:t xml:space="preserve"> Adapter </w:t>
+            </w:r>
+            <w:r>
+              <w:rPr>
+                <w:rFonts w:hint="eastAsia"/>
+              </w:rPr>
+              <w:t xml:space="preserve">扩展</w:t>
+            </w:r>
+          </w:p>
+        </w:tc>
+        <w:tc>
+          <w:tcPr/>
+          <w:p>
+            <w:pPr>
+              <w:pStyle w:val="Compact"/>
+            </w:pPr>
+            <w:r>
+              <w:rPr>
+                <w:rFonts w:hint="eastAsia"/>
+              </w:rPr>
+              <w:t xml:space="preserve">主流模型</w:t>
+            </w:r>
+            <w:r>
+              <w:t xml:space="preserve"> LiteLLM </w:t>
+            </w:r>
+            <w:r>
+              <w:rPr>
+                <w:rFonts w:hint="eastAsia"/>
+              </w:rPr>
+              <w:t xml:space="preserve">已覆盖，国产特殊模型通过自研</w:t>
+            </w:r>
+            <w:r>
+              <w:t xml:space="preserve"> Adapter </w:t>
+            </w:r>
+            <w:r>
+              <w:rPr>
+                <w:rFonts w:hint="eastAsia"/>
+              </w:rPr>
+              <w:t xml:space="preserve">扩展</w:t>
             </w:r>
           </w:p>
         </w:tc>
@@ -6852,6 +7039,219 @@
               <w:rPr>
                 <w:rFonts w:hint="eastAsia"/>
               </w:rPr>
+              <w:t xml:space="preserve">业务路由</w:t>
+            </w:r>
+          </w:p>
+        </w:tc>
+        <w:tc>
+          <w:tcPr/>
+          <w:p>
+            <w:pPr>
+              <w:pStyle w:val="Compact"/>
+            </w:pPr>
+            <w:r>
+              <w:rPr>
+                <w:rFonts w:hint="eastAsia"/>
+              </w:rPr>
+              <w:t xml:space="preserve">自研策略层</w:t>
+            </w:r>
+            <w:r>
+              <w:t xml:space="preserve"> </w:t>
+            </w:r>
+            <w:r>
+              <w:rPr>
+                <w:rFonts w:hint="eastAsia"/>
+              </w:rPr>
+              <w:t xml:space="preserve">(速度/质量/成本/合规)</w:t>
+            </w:r>
+          </w:p>
+        </w:tc>
+        <w:tc>
+          <w:tcPr/>
+          <w:p>
+            <w:pPr>
+              <w:pStyle w:val="Compact"/>
+            </w:pPr>
+            <w:r>
+              <w:rPr>
+                <w:rFonts w:hint="eastAsia"/>
+              </w:rPr>
+              <w:t xml:space="preserve">通过</w:t>
+            </w:r>
+            <w:r>
+              <w:t xml:space="preserve"> LiteLLM Callback Hook </w:t>
+            </w:r>
+            <w:r>
+              <w:rPr>
+                <w:rFonts w:hint="eastAsia"/>
+              </w:rPr>
+              <w:t xml:space="preserve">注入，LiteLLM</w:t>
+            </w:r>
+            <w:r>
+              <w:t xml:space="preserve"> </w:t>
+            </w:r>
+            <w:r>
+              <w:rPr>
+                <w:rFonts w:hint="eastAsia"/>
+              </w:rPr>
+              <w:t xml:space="preserve">提供底层</w:t>
+            </w:r>
+            <w:r>
+              <w:t xml:space="preserve"> latency/cost/tag </w:t>
+            </w:r>
+            <w:r>
+              <w:rPr>
+                <w:rFonts w:hint="eastAsia"/>
+              </w:rPr>
+              <w:t xml:space="preserve">路由</w:t>
+            </w:r>
+          </w:p>
+        </w:tc>
+      </w:tr>
+      <w:tr>
+        <w:tc>
+          <w:tcPr/>
+          <w:p>
+            <w:pPr>
+              <w:pStyle w:val="Compact"/>
+            </w:pPr>
+            <w:r>
+              <w:rPr>
+                <w:rFonts w:hint="eastAsia"/>
+              </w:rPr>
+              <w:t xml:space="preserve">语义缓存</w:t>
+            </w:r>
+          </w:p>
+        </w:tc>
+        <w:tc>
+          <w:tcPr/>
+          <w:p>
+            <w:pPr>
+              <w:pStyle w:val="Compact"/>
+            </w:pPr>
+            <w:r>
+              <w:rPr>
+                <w:rFonts w:hint="eastAsia"/>
+              </w:rPr>
+              <w:t xml:space="preserve">自研</w:t>
+            </w:r>
+            <w:r>
+              <w:t xml:space="preserve"> Semantic Cache </w:t>
+            </w:r>
+            <w:r>
+              <w:rPr>
+                <w:rFonts w:hint="eastAsia"/>
+              </w:rPr>
+              <w:t xml:space="preserve">(非精确匹配)</w:t>
+            </w:r>
+          </w:p>
+        </w:tc>
+        <w:tc>
+          <w:tcPr/>
+          <w:p>
+            <w:pPr>
+              <w:pStyle w:val="Compact"/>
+            </w:pPr>
+            <w:r>
+              <w:t xml:space="preserve">LiteLLM </w:t>
+            </w:r>
+            <w:r>
+              <w:rPr>
+                <w:rFonts w:hint="eastAsia"/>
+              </w:rPr>
+              <w:t xml:space="preserve">仅支持精确匹配</w:t>
+            </w:r>
+            <w:r>
+              <w:t xml:space="preserve"> Redis </w:t>
+            </w:r>
+            <w:r>
+              <w:rPr>
+                <w:rFonts w:hint="eastAsia"/>
+              </w:rPr>
+              <w:t xml:space="preserve">缓存，语义缓存(命中率</w:t>
+            </w:r>
+            <w:r>
+              <w:t xml:space="preserve"> </w:t>
+            </w:r>
+            <w:r>
+              <w:rPr>
+                <w:rFonts w:hint="eastAsia"/>
+              </w:rPr>
+              <w:t xml:space="preserve">20-35%)自研实现</w:t>
+            </w:r>
+          </w:p>
+        </w:tc>
+      </w:tr>
+      <w:tr>
+        <w:tc>
+          <w:tcPr/>
+          <w:p>
+            <w:pPr>
+              <w:pStyle w:val="Compact"/>
+            </w:pPr>
+            <w:r>
+              <w:rPr>
+                <w:rFonts w:hint="eastAsia"/>
+              </w:rPr>
+              <w:t xml:space="preserve">安全检测</w:t>
+            </w:r>
+          </w:p>
+        </w:tc>
+        <w:tc>
+          <w:tcPr/>
+          <w:p>
+            <w:pPr>
+              <w:pStyle w:val="Compact"/>
+            </w:pPr>
+            <w:r>
+              <w:rPr>
+                <w:rFonts w:hint="eastAsia"/>
+              </w:rPr>
+              <w:t xml:space="preserve">自研</w:t>
+            </w:r>
+            <w:r>
+              <w:t xml:space="preserve"> LLM Firewall</w:t>
+            </w:r>
+          </w:p>
+        </w:tc>
+        <w:tc>
+          <w:tcPr/>
+          <w:p>
+            <w:pPr>
+              <w:pStyle w:val="Compact"/>
+            </w:pPr>
+            <w:r>
+              <w:t xml:space="preserve">Prompt Injection/Jailbreak </w:t>
+            </w:r>
+            <w:r>
+              <w:rPr>
+                <w:rFonts w:hint="eastAsia"/>
+              </w:rPr>
+              <w:t xml:space="preserve">检测在策略层实现，进</w:t>
+            </w:r>
+            <w:r>
+              <w:t xml:space="preserve"> LiteLLM </w:t>
+            </w:r>
+            <w:r>
+              <w:rPr>
+                <w:rFonts w:hint="eastAsia"/>
+              </w:rPr>
+              <w:t xml:space="preserve">前拦截</w:t>
+            </w:r>
+          </w:p>
+        </w:tc>
+      </w:tr>
+      <w:tr>
+        <w:tc>
+          <w:tcPr/>
+          <w:p>
+            <w:pPr>
+              <w:pStyle w:val="Compact"/>
+            </w:pPr>
+            <w:r>
+              <w:rPr>
+                <w:rFonts w:hint="eastAsia"/>
+              </w:rPr>
               <w:t xml:space="preserve">限流策略</w:t>
             </w:r>
           </w:p>
@@ -6883,7 +7283,25 @@
               <w:rPr>
                 <w:rFonts w:hint="eastAsia"/>
               </w:rPr>
-              <w:t xml:space="preserve">防止单租户打爆某个模型，保障公平性</w:t>
+              <w:t xml:space="preserve">自研，LiteLLM</w:t>
+            </w:r>
+            <w:r>
+              <w:t xml:space="preserve"> </w:t>
+            </w:r>
+            <w:r>
+              <w:rPr>
+                <w:rFonts w:hint="eastAsia"/>
+              </w:rPr>
+              <w:t xml:space="preserve">内置限流为全局模式，多租户按</w:t>
+            </w:r>
+            <w:r>
+              <w:t xml:space="preserve"> tenant_id </w:t>
+            </w:r>
+            <w:r>
+              <w:rPr>
+                <w:rFonts w:hint="eastAsia"/>
+              </w:rPr>
+              <w:t xml:space="preserve">维度需自研</w:t>
             </w:r>
           </w:p>
         </w:tc>
@@ -16159,32 +16577,77 @@
             </w:pPr>
             <w:r>
               <w:rPr>
-                <w:rFonts w:hint="eastAsia"/>
-              </w:rPr>
-              <w:t xml:space="preserve">自研</w:t>
-            </w:r>
-            <w:r>
-              <w:t xml:space="preserve"> LiteLLM </w:t>
-            </w:r>
-            <w:r>
-              <w:rPr>
-                <w:rFonts w:hint="eastAsia"/>
+                <w:b/>
+                <w:bCs/>
+              </w:rPr>
+              <w:t xml:space="preserve">LiteLLM Proxy </w:t>
+            </w:r>
+            <w:r>
+              <w:rPr>
+                <w:rFonts w:hint="eastAsia"/>
+                <w:b/>
+                <w:bCs/>
               </w:rPr>
               <w:t xml:space="preserve">内核</w:t>
             </w:r>
-          </w:p>
-        </w:tc>
-        <w:tc>
-          <w:tcPr/>
-          <w:p>
-            <w:pPr>
-              <w:pStyle w:val="Compact"/>
-            </w:pPr>
-            <w:r>
-              <w:rPr>
-                <w:rFonts w:hint="eastAsia"/>
-              </w:rPr>
-              <w:t xml:space="preserve">轻量级，定制灵活，无框架绑定</w:t>
+            <w:r>
+              <w:rPr>
+                <w:b/>
+                <w:bCs/>
+              </w:rPr>
+              <w:t xml:space="preserve"> + </w:t>
+            </w:r>
+            <w:r>
+              <w:rPr>
+                <w:rFonts w:hint="eastAsia"/>
+                <w:b/>
+                <w:bCs/>
+              </w:rPr>
+              <w:t xml:space="preserve">自研策略层</w:t>
+            </w:r>
+          </w:p>
+        </w:tc>
+        <w:tc>
+          <w:tcPr/>
+          <w:p>
+            <w:pPr>
+              <w:pStyle w:val="Compact"/>
+            </w:pPr>
+            <w:r>
+              <w:t xml:space="preserve">LiteLLM </w:t>
+            </w:r>
+            <w:r>
+              <w:rPr>
+                <w:rFonts w:hint="eastAsia"/>
+              </w:rPr>
+              <w:t xml:space="preserve">提供</w:t>
+            </w:r>
+            <w:r>
+              <w:t xml:space="preserve"> 100+ </w:t>
+            </w:r>
+            <w:r>
+              <w:rPr>
+                <w:rFonts w:hint="eastAsia"/>
+              </w:rPr>
+              <w:t xml:space="preserve">模型统一接入、OpenAI</w:t>
+            </w:r>
+            <w:r>
+              <w:t xml:space="preserve"> API </w:t>
+            </w:r>
+            <w:r>
+              <w:rPr>
+                <w:rFonts w:hint="eastAsia"/>
+              </w:rPr>
+              <w:t xml:space="preserve">兼容、内置</w:t>
+            </w:r>
+            <w:r>
+              <w:t xml:space="preserve"> Router/Retry/Fallback/Load </w:t>
+            </w:r>
+            <w:r>
+              <w:rPr>
+                <w:rFonts w:hint="eastAsia"/>
+              </w:rPr>
+              <w:t xml:space="preserve">Balance；自研策略层注入业务路由(速度/质量/成本/合规)、语义缓存、安全检测、多租户限流</w:t>
             </w:r>
           </w:p>
         </w:tc>
@@ -16864,6 +17327,143 @@
           <w:bCs/>
         </w:rPr>
         <w:t xml:space="preserve">D3: </w:t>
+      </w:r>
+      <w:r>
+        <w:rPr>
+          <w:rFonts w:hint="eastAsia"/>
+          <w:b/>
+          <w:bCs/>
+        </w:rPr>
+        <w:t xml:space="preserve">模型网关选型</w:t>
+      </w:r>
+      <w:r>
+        <w:rPr>
+          <w:b/>
+          <w:bCs/>
+        </w:rPr>
+        <w:t xml:space="preserve"> — LiteLLM Proxy </w:t>
+      </w:r>
+      <w:r>
+        <w:rPr>
+          <w:rFonts w:hint="eastAsia"/>
+          <w:b/>
+          <w:bCs/>
+        </w:rPr>
+        <w:t xml:space="preserve">内核</w:t>
+      </w:r>
+      <w:r>
+        <w:rPr>
+          <w:b/>
+          <w:bCs/>
+        </w:rPr>
+        <w:t xml:space="preserve"> + </w:t>
+      </w:r>
+      <w:r>
+        <w:rPr>
+          <w:rFonts w:hint="eastAsia"/>
+          <w:b/>
+          <w:bCs/>
+        </w:rPr>
+        <w:t xml:space="preserve">自研策略层</w:t>
+      </w:r>
+      <w:r>
+        <w:rPr>
+          <w:rFonts w:hint="eastAsia"/>
+        </w:rPr>
+        <w:t xml:space="preserve">：LiteLLM</w:t>
+      </w:r>
+      <w:r>
+        <w:t xml:space="preserve"> </w:t>
+      </w:r>
+      <w:r>
+        <w:rPr>
+          <w:rFonts w:hint="eastAsia"/>
+        </w:rPr>
+        <w:t xml:space="preserve">提供</w:t>
+      </w:r>
+      <w:r>
+        <w:t xml:space="preserve"> 100+ </w:t>
+      </w:r>
+      <w:r>
+        <w:rPr>
+          <w:rFonts w:hint="eastAsia"/>
+        </w:rPr>
+        <w:t xml:space="preserve">模型统一接入、OpenAI</w:t>
+      </w:r>
+      <w:r>
+        <w:t xml:space="preserve"> API </w:t>
+      </w:r>
+      <w:r>
+        <w:rPr>
+          <w:rFonts w:hint="eastAsia"/>
+        </w:rPr>
+        <w:t xml:space="preserve">兼容、内置</w:t>
+      </w:r>
+      <w:r>
+        <w:t xml:space="preserve"> Router/Retry/Fallback/Load Balance/Callback </w:t>
+      </w:r>
+      <w:r>
+        <w:rPr>
+          <w:rFonts w:hint="eastAsia"/>
+        </w:rPr>
+        <w:t xml:space="preserve">Hook，省掉</w:t>
+      </w:r>
+      <w:r>
+        <w:t xml:space="preserve"> 60% </w:t>
+      </w:r>
+      <w:r>
+        <w:rPr>
+          <w:rFonts w:hint="eastAsia"/>
+        </w:rPr>
+        <w:t xml:space="preserve">基础代码。自研策略层通过</w:t>
+      </w:r>
+      <w:r>
+        <w:t xml:space="preserve"> Callback Hook </w:t>
+      </w:r>
+      <w:r>
+        <w:rPr>
+          <w:rFonts w:hint="eastAsia"/>
+        </w:rPr>
+        <w:t xml:space="preserve">注入：业务路由(速度/质量/成本/合规四维度)、语义缓存(非精确匹配，命中率</w:t>
+      </w:r>
+      <w:r>
+        <w:t xml:space="preserve"> 20-35%)、Prompt Injection </w:t>
+      </w:r>
+      <w:r>
+        <w:rPr>
+          <w:rFonts w:hint="eastAsia"/>
+        </w:rPr>
+        <w:t xml:space="preserve">安全检测、多租户限流。所有外部依赖通过</w:t>
+      </w:r>
+      <w:r>
+        <w:t xml:space="preserve"> LiteLLM Callback Hook </w:t>
+      </w:r>
+      <w:r>
+        <w:rPr>
+          <w:rFonts w:hint="eastAsia"/>
+        </w:rPr>
+        <w:t xml:space="preserve">注入，不</w:t>
+      </w:r>
+      <w:r>
+        <w:t xml:space="preserve"> fork </w:t>
+      </w:r>
+      <w:r>
+        <w:rPr>
+          <w:rFonts w:hint="eastAsia"/>
+        </w:rPr>
+        <w:t xml:space="preserve">源码。</w:t>
+      </w:r>
+    </w:p>
+    <w:p>
+      <w:pPr>
+        <w:pStyle w:val="BodyText"/>
+      </w:pPr>
+      <w:r>
+        <w:rPr>
+          <w:b/>
+          <w:bCs/>
+        </w:rPr>
+        <w:t xml:space="preserve">D4: </w:t>
       </w:r>
       <w:r>
         <w:rPr>
@@ -40777,22 +41377,8048 @@
       </w:r>
     </w:p>
     <w:p>
-      <w:pPr>
-        <w:pStyle w:val="FirstParagraph"/>
-      </w:pPr>
-      <w:r>
-        <w:rPr>
-          <w:rFonts w:hint="eastAsia"/>
-          <w:i/>
-          <w:iCs/>
-        </w:rPr>
-        <w:t xml:space="preserve">文档结束。</w:t>
+      <w:r>
+        <w:pict>
+          <v:rect style="width:0;height:1.5pt" o:hralign="center" o:hrstd="t" o:hr="t"/>
+        </w:pict>
       </w:r>
     </w:p>
     <w:bookmarkEnd w:id="184"/>
     <w:bookmarkEnd w:id="185"/>
     <w:bookmarkEnd w:id="186"/>
+    <w:bookmarkStart w:id="199" w:name="java-技术栈集成方案"/>
+    <w:p>
+      <w:pPr>
+        <w:pStyle w:val="Heading2"/>
+      </w:pPr>
+      <w:r>
+        <w:t xml:space="preserve">13. Java </w:t>
+      </w:r>
+      <w:r>
+        <w:rPr>
+          <w:rFonts w:hint="eastAsia"/>
+        </w:rPr>
+        <w:t xml:space="preserve">技术栈集成方案</w:t>
+      </w:r>
+    </w:p>
+    <w:bookmarkStart w:id="187" w:name="核心矛盾与选型"/>
+    <w:p>
+      <w:pPr>
+        <w:pStyle w:val="Heading3"/>
+      </w:pPr>
+      <w:r>
+        <w:t xml:space="preserve">13.1 </w:t>
+      </w:r>
+      <w:r>
+        <w:rPr>
+          <w:rFonts w:hint="eastAsia"/>
+        </w:rPr>
+        <w:t xml:space="preserve">核心矛盾与选型</w:t>
+      </w:r>
+    </w:p>
+    <w:p>
+      <w:pPr>
+        <w:pStyle w:val="FirstParagraph"/>
+      </w:pPr>
+      <w:r>
+        <w:rPr>
+          <w:rFonts w:hint="eastAsia"/>
+        </w:rPr>
+        <w:t xml:space="preserve">企业后端以</w:t>
+      </w:r>
+      <w:r>
+        <w:t xml:space="preserve"> Java/Spring Boot </w:t>
+      </w:r>
+      <w:r>
+        <w:rPr>
+          <w:rFonts w:hint="eastAsia"/>
+        </w:rPr>
+        <w:t xml:space="preserve">为主力技术栈，而</w:t>
+      </w:r>
+      <w:r>
+        <w:t xml:space="preserve"> AI Agent </w:t>
+      </w:r>
+      <w:r>
+        <w:rPr>
+          <w:rFonts w:hint="eastAsia"/>
+        </w:rPr>
+        <w:t xml:space="preserve">引擎的最佳实践在</w:t>
+      </w:r>
+      <w:r>
+        <w:t xml:space="preserve"> Python </w:t>
+      </w:r>
+      <w:r>
+        <w:rPr>
+          <w:rFonts w:hint="eastAsia"/>
+        </w:rPr>
+        <w:t xml:space="preserve">生态（LangGraph/LlamaIndex/OpenAI</w:t>
+      </w:r>
+      <w:r>
+        <w:t xml:space="preserve"> SDK/vLLM </w:t>
+      </w:r>
+      <w:r>
+        <w:rPr>
+          <w:rFonts w:hint="eastAsia"/>
+        </w:rPr>
+        <w:t xml:space="preserve">客户端等）。方案选择：</w:t>
+      </w:r>
+      <w:r>
+        <w:rPr>
+          <w:rFonts w:hint="eastAsia"/>
+          <w:b/>
+          <w:bCs/>
+        </w:rPr>
+        <w:t xml:space="preserve">独立</w:t>
+      </w:r>
+      <w:r>
+        <w:rPr>
+          <w:b/>
+          <w:bCs/>
+        </w:rPr>
+        <w:t xml:space="preserve"> Agent </w:t>
+      </w:r>
+      <w:r>
+        <w:rPr>
+          <w:rFonts w:hint="eastAsia"/>
+          <w:b/>
+          <w:bCs/>
+        </w:rPr>
+        <w:t xml:space="preserve">服务</w:t>
+      </w:r>
+      <w:r>
+        <w:rPr>
+          <w:b/>
+          <w:bCs/>
+        </w:rPr>
+        <w:t xml:space="preserve"> + API </w:t>
+      </w:r>
+      <w:r>
+        <w:rPr>
+          <w:rFonts w:hint="eastAsia"/>
+          <w:b/>
+          <w:bCs/>
+        </w:rPr>
+        <w:t xml:space="preserve">网关调用</w:t>
+      </w:r>
+      <w:r>
+        <w:rPr>
+          <w:rFonts w:hint="eastAsia"/>
+        </w:rPr>
+        <w:t xml:space="preserve">（方案</w:t>
+      </w:r>
+      <w:r>
+        <w:t xml:space="preserve"> </w:t>
+      </w:r>
+      <w:r>
+        <w:rPr>
+          <w:rFonts w:hint="eastAsia"/>
+        </w:rPr>
+        <w:t xml:space="preserve">A），语言解耦、独立扩缩容、Python</w:t>
+      </w:r>
+      <w:r>
+        <w:t xml:space="preserve"> AI </w:t>
+      </w:r>
+      <w:r>
+        <w:rPr>
+          <w:rFonts w:hint="eastAsia"/>
+        </w:rPr>
+        <w:t xml:space="preserve">生态不受限。</w:t>
+      </w:r>
+    </w:p>
     <w:bookmarkEnd w:id="187"/>
+    <w:bookmarkStart w:id="188" w:name="整体集成架构"/>
+    <w:p>
+      <w:pPr>
+        <w:pStyle w:val="Heading3"/>
+      </w:pPr>
+      <w:r>
+        <w:t xml:space="preserve">13.2 </w:t>
+      </w:r>
+      <w:r>
+        <w:rPr>
+          <w:rFonts w:hint="eastAsia"/>
+        </w:rPr>
+        <w:t xml:space="preserve">整体集成架构</w:t>
+      </w:r>
+    </w:p>
+    <w:p>
+      <w:pPr>
+        <w:pStyle w:val="SourceCode"/>
+      </w:pPr>
+      <w:r>
+        <w:rPr>
+          <w:rStyle w:val="VerbatimChar"/>
+        </w:rPr>
+        <w:t xml:space="preserve">┌──────────────────────┐     HTTP/gRPC      ┌──────────────────────┐</w:t>
+      </w:r>
+      <w:r>
+        <w:br/>
+      </w:r>
+      <w:r>
+        <w:rPr>
+          <w:rStyle w:val="VerbatimChar"/>
+        </w:rPr>
+        <w:t xml:space="preserve">│   </w:t>
+      </w:r>
+      <w:r>
+        <w:rPr>
+          <w:rStyle w:val="VerbatimChar"/>
+          <w:rFonts w:hint="eastAsia"/>
+        </w:rPr>
+        <w:t xml:space="preserve">企业</w:t>
+      </w:r>
+      <w:r>
+        <w:rPr>
+          <w:rStyle w:val="VerbatimChar"/>
+        </w:rPr>
+        <w:t xml:space="preserve"> Java </w:t>
+      </w:r>
+      <w:r>
+        <w:rPr>
+          <w:rStyle w:val="VerbatimChar"/>
+          <w:rFonts w:hint="eastAsia"/>
+        </w:rPr>
+        <w:t xml:space="preserve">后端</w:t>
+      </w:r>
+      <w:r>
+        <w:rPr>
+          <w:rStyle w:val="VerbatimChar"/>
+        </w:rPr>
+        <w:t xml:space="preserve">       │ ◄────────────────► │   Agent </w:t>
+      </w:r>
+      <w:r>
+        <w:rPr>
+          <w:rStyle w:val="VerbatimChar"/>
+          <w:rFonts w:hint="eastAsia"/>
+        </w:rPr>
+        <w:t xml:space="preserve">服务</w:t>
+      </w:r>
+      <w:r>
+        <w:rPr>
+          <w:rStyle w:val="VerbatimChar"/>
+        </w:rPr>
+        <w:t xml:space="preserve"> (Python) │</w:t>
+      </w:r>
+      <w:r>
+        <w:br/>
+      </w:r>
+      <w:r>
+        <w:rPr>
+          <w:rStyle w:val="VerbatimChar"/>
+        </w:rPr>
+        <w:t xml:space="preserve">│                       │                    │                      │</w:t>
+      </w:r>
+      <w:r>
+        <w:br/>
+      </w:r>
+      <w:r>
+        <w:rPr>
+          <w:rStyle w:val="VerbatimChar"/>
+        </w:rPr>
+        <w:t xml:space="preserve">│  Spring Boot / K8s    │   POST /agent/run  │   LangGraph </w:t>
+      </w:r>
+      <w:r>
+        <w:rPr>
+          <w:rStyle w:val="VerbatimChar"/>
+          <w:rFonts w:hint="eastAsia"/>
+        </w:rPr>
+        <w:t xml:space="preserve">编排引擎</w:t>
+      </w:r>
+      <w:r>
+        <w:rPr>
+          <w:rStyle w:val="VerbatimChar"/>
+        </w:rPr>
+        <w:t xml:space="preserve">   │</w:t>
+      </w:r>
+      <w:r>
+        <w:br/>
+      </w:r>
+      <w:r>
+        <w:rPr>
+          <w:rStyle w:val="VerbatimChar"/>
+        </w:rPr>
+        <w:t xml:space="preserve">│  </w:t>
+      </w:r>
+      <w:r>
+        <w:rPr>
+          <w:rStyle w:val="VerbatimChar"/>
+          <w:rFonts w:hint="eastAsia"/>
+        </w:rPr>
+        <w:t xml:space="preserve">业务逻辑</w:t>
+      </w:r>
+      <w:r>
+        <w:rPr>
+          <w:rStyle w:val="VerbatimChar"/>
+        </w:rPr>
+        <w:t xml:space="preserve"> + </w:t>
+      </w:r>
+      <w:r>
+        <w:rPr>
+          <w:rStyle w:val="VerbatimChar"/>
+          <w:rFonts w:hint="eastAsia"/>
+        </w:rPr>
+        <w:t xml:space="preserve">数据库</w:t>
+      </w:r>
+      <w:r>
+        <w:rPr>
+          <w:rStyle w:val="VerbatimChar"/>
+        </w:rPr>
+        <w:t xml:space="preserve">     │   GET  /agent/{id} │   </w:t>
+      </w:r>
+      <w:r>
+        <w:rPr>
+          <w:rStyle w:val="VerbatimChar"/>
+          <w:rFonts w:hint="eastAsia"/>
+        </w:rPr>
+        <w:t xml:space="preserve">模型网关</w:t>
+      </w:r>
+      <w:r>
+        <w:rPr>
+          <w:rStyle w:val="VerbatimChar"/>
+        </w:rPr>
+        <w:t xml:space="preserve"> + RAG      │</w:t>
+      </w:r>
+      <w:r>
+        <w:br/>
+      </w:r>
+      <w:r>
+        <w:rPr>
+          <w:rStyle w:val="VerbatimChar"/>
+        </w:rPr>
+        <w:t xml:space="preserve">│  </w:t>
+      </w:r>
+      <w:r>
+        <w:rPr>
+          <w:rStyle w:val="VerbatimChar"/>
+          <w:rFonts w:hint="eastAsia"/>
+        </w:rPr>
+        <w:t xml:space="preserve">权限</w:t>
+      </w:r>
+      <w:r>
+        <w:rPr>
+          <w:rStyle w:val="VerbatimChar"/>
+        </w:rPr>
+        <w:t xml:space="preserve"> + </w:t>
+      </w:r>
+      <w:r>
+        <w:rPr>
+          <w:rStyle w:val="VerbatimChar"/>
+          <w:rFonts w:hint="eastAsia"/>
+        </w:rPr>
+        <w:t xml:space="preserve">工作流</w:t>
+      </w:r>
+      <w:r>
+        <w:rPr>
+          <w:rStyle w:val="VerbatimChar"/>
+        </w:rPr>
+        <w:t xml:space="preserve">         │                    │   </w:t>
+      </w:r>
+      <w:r>
+        <w:rPr>
+          <w:rStyle w:val="VerbatimChar"/>
+          <w:rFonts w:hint="eastAsia"/>
+        </w:rPr>
+        <w:t xml:space="preserve">技能执行</w:t>
+      </w:r>
+      <w:r>
+        <w:rPr>
+          <w:rStyle w:val="VerbatimChar"/>
+        </w:rPr>
+        <w:t xml:space="preserve"> + </w:t>
+      </w:r>
+      <w:r>
+        <w:rPr>
+          <w:rStyle w:val="VerbatimChar"/>
+          <w:rFonts w:hint="eastAsia"/>
+        </w:rPr>
+        <w:t xml:space="preserve">记忆</w:t>
+      </w:r>
+      <w:r>
+        <w:rPr>
+          <w:rStyle w:val="VerbatimChar"/>
+        </w:rPr>
+        <w:t xml:space="preserve">     │</w:t>
+      </w:r>
+      <w:r>
+        <w:br/>
+      </w:r>
+      <w:r>
+        <w:rPr>
+          <w:rStyle w:val="VerbatimChar"/>
+        </w:rPr>
+        <w:t xml:space="preserve">└──────────────────────┘                    └──────────────────────┘</w:t>
+      </w:r>
+      <w:r>
+        <w:br/>
+      </w:r>
+      <w:r>
+        <w:br/>
+      </w:r>
+      <w:r>
+        <w:rPr>
+          <w:rStyle w:val="VerbatimChar"/>
+          <w:rFonts w:hint="eastAsia"/>
+        </w:rPr>
+        <w:t xml:space="preserve">完整链路:</w:t>
+      </w:r>
+      <w:r>
+        <w:br/>
+      </w:r>
+      <w:r>
+        <w:br/>
+      </w:r>
+      <w:r>
+        <w:rPr>
+          <w:rStyle w:val="VerbatimChar"/>
+          <w:rFonts w:hint="eastAsia"/>
+        </w:rPr>
+        <w:t xml:space="preserve">用户</w:t>
+      </w:r>
+      <w:r>
+        <w:rPr>
+          <w:rStyle w:val="VerbatimChar"/>
+        </w:rPr>
+        <w:t xml:space="preserve"> → Java </w:t>
+      </w:r>
+      <w:r>
+        <w:rPr>
+          <w:rStyle w:val="VerbatimChar"/>
+          <w:rFonts w:hint="eastAsia"/>
+        </w:rPr>
+        <w:t xml:space="preserve">后端</w:t>
+      </w:r>
+      <w:r>
+        <w:rPr>
+          <w:rStyle w:val="VerbatimChar"/>
+        </w:rPr>
+        <w:t xml:space="preserve"> </w:t>
+      </w:r>
+      <w:r>
+        <w:rPr>
+          <w:rStyle w:val="VerbatimChar"/>
+          <w:rFonts w:hint="eastAsia"/>
+        </w:rPr>
+        <w:t xml:space="preserve">(鉴权+业务上下文注入)</w:t>
+      </w:r>
+      <w:r>
+        <w:br/>
+      </w:r>
+      <w:r>
+        <w:rPr>
+          <w:rStyle w:val="VerbatimChar"/>
+        </w:rPr>
+        <w:t xml:space="preserve">  → Higress Gateway </w:t>
+      </w:r>
+      <w:r>
+        <w:rPr>
+          <w:rStyle w:val="VerbatimChar"/>
+          <w:rFonts w:hint="eastAsia"/>
+        </w:rPr>
+        <w:t xml:space="preserve">(限流+Prompt</w:t>
+      </w:r>
+      <w:r>
+        <w:rPr>
+          <w:rStyle w:val="VerbatimChar"/>
+        </w:rPr>
+        <w:t xml:space="preserve"> </w:t>
+      </w:r>
+      <w:r>
+        <w:rPr>
+          <w:rStyle w:val="VerbatimChar"/>
+          <w:rFonts w:hint="eastAsia"/>
+        </w:rPr>
+        <w:t xml:space="preserve">Injection检测+灰度)</w:t>
+      </w:r>
+      <w:r>
+        <w:br/>
+      </w:r>
+      <w:r>
+        <w:rPr>
+          <w:rStyle w:val="VerbatimChar"/>
+        </w:rPr>
+        <w:t xml:space="preserve">  → Agent Router </w:t>
+      </w:r>
+      <w:r>
+        <w:rPr>
+          <w:rStyle w:val="VerbatimChar"/>
+          <w:rFonts w:hint="eastAsia"/>
+        </w:rPr>
+        <w:t xml:space="preserve">(意图分类→决策路由)</w:t>
+      </w:r>
+      <w:r>
+        <w:br/>
+      </w:r>
+      <w:r>
+        <w:rPr>
+          <w:rStyle w:val="VerbatimChar"/>
+        </w:rPr>
+        <w:t xml:space="preserve">  → Agent </w:t>
+      </w:r>
+      <w:r>
+        <w:rPr>
+          <w:rStyle w:val="VerbatimChar"/>
+          <w:rFonts w:hint="eastAsia"/>
+        </w:rPr>
+        <w:t xml:space="preserve">服务</w:t>
+      </w:r>
+      <w:r>
+        <w:rPr>
+          <w:rStyle w:val="VerbatimChar"/>
+        </w:rPr>
+        <w:t xml:space="preserve"> Python </w:t>
+      </w:r>
+      <w:r>
+        <w:rPr>
+          <w:rStyle w:val="VerbatimChar"/>
+          <w:rFonts w:hint="eastAsia"/>
+        </w:rPr>
+        <w:t xml:space="preserve">(LangGraph编排)</w:t>
+      </w:r>
+      <w:r>
+        <w:br/>
+      </w:r>
+      <w:r>
+        <w:rPr>
+          <w:rStyle w:val="VerbatimChar"/>
+        </w:rPr>
+        <w:t xml:space="preserve">  → Java </w:t>
+      </w:r>
+      <w:r>
+        <w:rPr>
+          <w:rStyle w:val="VerbatimChar"/>
+          <w:rFonts w:hint="eastAsia"/>
+        </w:rPr>
+        <w:t xml:space="preserve">后端</w:t>
+      </w:r>
+      <w:r>
+        <w:rPr>
+          <w:rStyle w:val="VerbatimChar"/>
+        </w:rPr>
+        <w:t xml:space="preserve"> </w:t>
+      </w:r>
+      <w:r>
+        <w:rPr>
+          <w:rStyle w:val="VerbatimChar"/>
+          <w:rFonts w:hint="eastAsia"/>
+        </w:rPr>
+        <w:t xml:space="preserve">(格式化→审计→返回前端)</w:t>
+      </w:r>
+    </w:p>
+    <w:bookmarkEnd w:id="188"/>
+    <w:bookmarkStart w:id="189" w:name="java-后端集成实现"/>
+    <w:p>
+      <w:pPr>
+        <w:pStyle w:val="Heading3"/>
+      </w:pPr>
+      <w:r>
+        <w:t xml:space="preserve">13.3 Java </w:t>
+      </w:r>
+      <w:r>
+        <w:rPr>
+          <w:rFonts w:hint="eastAsia"/>
+        </w:rPr>
+        <w:t xml:space="preserve">后端集成实现</w:t>
+      </w:r>
+    </w:p>
+    <w:p>
+      <w:pPr>
+        <w:pStyle w:val="SourceCode"/>
+      </w:pPr>
+      <w:r>
+        <w:rPr>
+          <w:rStyle w:val="CommentTok"/>
+        </w:rPr>
+        <w:t xml:space="preserve">// AgentClient.java — Spring Boot 中调用 Agent 服务</w:t>
+      </w:r>
+      <w:r>
+        <w:br/>
+      </w:r>
+      <w:r>
+        <w:rPr>
+          <w:rStyle w:val="AttributeTok"/>
+        </w:rPr>
+        <w:t xml:space="preserve">@Service</w:t>
+      </w:r>
+      <w:r>
+        <w:br/>
+      </w:r>
+      <w:r>
+        <w:rPr>
+          <w:rStyle w:val="KeywordTok"/>
+        </w:rPr>
+        <w:t xml:space="preserve">public</w:t>
+      </w:r>
+      <w:r>
+        <w:rPr>
+          <w:rStyle w:val="NormalTok"/>
+        </w:rPr>
+        <w:t xml:space="preserve"> </w:t>
+      </w:r>
+      <w:r>
+        <w:rPr>
+          <w:rStyle w:val="KeywordTok"/>
+        </w:rPr>
+        <w:t xml:space="preserve">class</w:t>
+      </w:r>
+      <w:r>
+        <w:rPr>
+          <w:rStyle w:val="NormalTok"/>
+        </w:rPr>
+        <w:t xml:space="preserve"> AgentClient </w:t>
+      </w:r>
+      <w:r>
+        <w:rPr>
+          <w:rStyle w:val="OperatorTok"/>
+        </w:rPr>
+        <w:t xml:space="preserve">{</w:t>
+      </w:r>
+      <w:r>
+        <w:br/>
+      </w:r>
+      <w:r>
+        <w:rPr>
+          <w:rStyle w:val="NormalTok"/>
+        </w:rPr>
+        <w:t xml:space="preserve">    </w:t>
+      </w:r>
+      <w:r>
+        <w:br/>
+      </w:r>
+      <w:r>
+        <w:rPr>
+          <w:rStyle w:val="NormalTok"/>
+        </w:rPr>
+        <w:t xml:space="preserve">    </w:t>
+      </w:r>
+      <w:r>
+        <w:rPr>
+          <w:rStyle w:val="KeywordTok"/>
+        </w:rPr>
+        <w:t xml:space="preserve">private</w:t>
+      </w:r>
+      <w:r>
+        <w:rPr>
+          <w:rStyle w:val="NormalTok"/>
+        </w:rPr>
+        <w:t xml:space="preserve"> </w:t>
+      </w:r>
+      <w:r>
+        <w:rPr>
+          <w:rStyle w:val="DataTypeTok"/>
+        </w:rPr>
+        <w:t xml:space="preserve">final</w:t>
+      </w:r>
+      <w:r>
+        <w:rPr>
+          <w:rStyle w:val="NormalTok"/>
+        </w:rPr>
+        <w:t xml:space="preserve"> RestClient restClient</w:t>
+      </w:r>
+      <w:r>
+        <w:rPr>
+          <w:rStyle w:val="OperatorTok"/>
+        </w:rPr>
+        <w:t xml:space="preserve">;</w:t>
+      </w:r>
+      <w:r>
+        <w:br/>
+      </w:r>
+      <w:r>
+        <w:rPr>
+          <w:rStyle w:val="NormalTok"/>
+        </w:rPr>
+        <w:t xml:space="preserve">    </w:t>
+      </w:r>
+      <w:r>
+        <w:br/>
+      </w:r>
+      <w:r>
+        <w:rPr>
+          <w:rStyle w:val="NormalTok"/>
+        </w:rPr>
+        <w:t xml:space="preserve">    </w:t>
+      </w:r>
+      <w:r>
+        <w:rPr>
+          <w:rStyle w:val="KeywordTok"/>
+        </w:rPr>
+        <w:t xml:space="preserve">public</w:t>
+      </w:r>
+      <w:r>
+        <w:rPr>
+          <w:rStyle w:val="NormalTok"/>
+        </w:rPr>
+        <w:t xml:space="preserve"> </w:t>
+      </w:r>
+      <w:r>
+        <w:rPr>
+          <w:rStyle w:val="FunctionTok"/>
+        </w:rPr>
+        <w:t xml:space="preserve">AgentClient</w:t>
+      </w:r>
+      <w:r>
+        <w:rPr>
+          <w:rStyle w:val="OperatorTok"/>
+        </w:rPr>
+        <w:t xml:space="preserve">(</w:t>
+      </w:r>
+      <w:r>
+        <w:rPr>
+          <w:rStyle w:val="AttributeTok"/>
+        </w:rPr>
+        <w:t xml:space="preserve">@Value</w:t>
+      </w:r>
+      <w:r>
+        <w:rPr>
+          <w:rStyle w:val="OperatorTok"/>
+        </w:rPr>
+        <w:t xml:space="preserve">(</w:t>
+      </w:r>
+      <w:r>
+        <w:rPr>
+          <w:rStyle w:val="StringTok"/>
+        </w:rPr>
+        <w:t xml:space="preserve">"${agent.service.url}"</w:t>
+      </w:r>
+      <w:r>
+        <w:rPr>
+          <w:rStyle w:val="OperatorTok"/>
+        </w:rPr>
+        <w:t xml:space="preserve">)</w:t>
+      </w:r>
+      <w:r>
+        <w:rPr>
+          <w:rStyle w:val="NormalTok"/>
+        </w:rPr>
+        <w:t xml:space="preserve"> </w:t>
+      </w:r>
+      <w:r>
+        <w:rPr>
+          <w:rStyle w:val="BuiltInTok"/>
+        </w:rPr>
+        <w:t xml:space="preserve">String</w:t>
+      </w:r>
+      <w:r>
+        <w:rPr>
+          <w:rStyle w:val="NormalTok"/>
+        </w:rPr>
+        <w:t xml:space="preserve"> agentUrl</w:t>
+      </w:r>
+      <w:r>
+        <w:rPr>
+          <w:rStyle w:val="OperatorTok"/>
+        </w:rPr>
+        <w:t xml:space="preserve">)</w:t>
+      </w:r>
+      <w:r>
+        <w:rPr>
+          <w:rStyle w:val="NormalTok"/>
+        </w:rPr>
+        <w:t xml:space="preserve"> </w:t>
+      </w:r>
+      <w:r>
+        <w:rPr>
+          <w:rStyle w:val="OperatorTok"/>
+        </w:rPr>
+        <w:t xml:space="preserve">{</w:t>
+      </w:r>
+      <w:r>
+        <w:br/>
+      </w:r>
+      <w:r>
+        <w:rPr>
+          <w:rStyle w:val="NormalTok"/>
+        </w:rPr>
+        <w:t xml:space="preserve">        </w:t>
+      </w:r>
+      <w:r>
+        <w:rPr>
+          <w:rStyle w:val="KeywordTok"/>
+        </w:rPr>
+        <w:t xml:space="preserve">this</w:t>
+      </w:r>
+      <w:r>
+        <w:rPr>
+          <w:rStyle w:val="OperatorTok"/>
+        </w:rPr>
+        <w:t xml:space="preserve">.</w:t>
+      </w:r>
+      <w:r>
+        <w:rPr>
+          <w:rStyle w:val="FunctionTok"/>
+        </w:rPr>
+        <w:t xml:space="preserve">restClient</w:t>
+      </w:r>
+      <w:r>
+        <w:rPr>
+          <w:rStyle w:val="NormalTok"/>
+        </w:rPr>
+        <w:t xml:space="preserve"> </w:t>
+      </w:r>
+      <w:r>
+        <w:rPr>
+          <w:rStyle w:val="OperatorTok"/>
+        </w:rPr>
+        <w:t xml:space="preserve">=</w:t>
+      </w:r>
+      <w:r>
+        <w:rPr>
+          <w:rStyle w:val="NormalTok"/>
+        </w:rPr>
+        <w:t xml:space="preserve"> RestClient</w:t>
+      </w:r>
+      <w:r>
+        <w:rPr>
+          <w:rStyle w:val="OperatorTok"/>
+        </w:rPr>
+        <w:t xml:space="preserve">.</w:t>
+      </w:r>
+      <w:r>
+        <w:rPr>
+          <w:rStyle w:val="FunctionTok"/>
+        </w:rPr>
+        <w:t xml:space="preserve">builder</w:t>
+      </w:r>
+      <w:r>
+        <w:rPr>
+          <w:rStyle w:val="OperatorTok"/>
+        </w:rPr>
+        <w:t xml:space="preserve">()</w:t>
+      </w:r>
+      <w:r>
+        <w:br/>
+      </w:r>
+      <w:r>
+        <w:rPr>
+          <w:rStyle w:val="NormalTok"/>
+        </w:rPr>
+        <w:t xml:space="preserve">            </w:t>
+      </w:r>
+      <w:r>
+        <w:rPr>
+          <w:rStyle w:val="OperatorTok"/>
+        </w:rPr>
+        <w:t xml:space="preserve">.</w:t>
+      </w:r>
+      <w:r>
+        <w:rPr>
+          <w:rStyle w:val="FunctionTok"/>
+        </w:rPr>
+        <w:t xml:space="preserve">baseUrl</w:t>
+      </w:r>
+      <w:r>
+        <w:rPr>
+          <w:rStyle w:val="OperatorTok"/>
+        </w:rPr>
+        <w:t xml:space="preserve">(</w:t>
+      </w:r>
+      <w:r>
+        <w:rPr>
+          <w:rStyle w:val="NormalTok"/>
+        </w:rPr>
+        <w:t xml:space="preserve">agentUrl</w:t>
+      </w:r>
+      <w:r>
+        <w:rPr>
+          <w:rStyle w:val="OperatorTok"/>
+        </w:rPr>
+        <w:t xml:space="preserve">)</w:t>
+      </w:r>
+      <w:r>
+        <w:br/>
+      </w:r>
+      <w:r>
+        <w:rPr>
+          <w:rStyle w:val="NormalTok"/>
+        </w:rPr>
+        <w:t xml:space="preserve">            </w:t>
+      </w:r>
+      <w:r>
+        <w:rPr>
+          <w:rStyle w:val="OperatorTok"/>
+        </w:rPr>
+        <w:t xml:space="preserve">.</w:t>
+      </w:r>
+      <w:r>
+        <w:rPr>
+          <w:rStyle w:val="FunctionTok"/>
+        </w:rPr>
+        <w:t xml:space="preserve">defaultHeader</w:t>
+      </w:r>
+      <w:r>
+        <w:rPr>
+          <w:rStyle w:val="OperatorTok"/>
+        </w:rPr>
+        <w:t xml:space="preserve">(</w:t>
+      </w:r>
+      <w:r>
+        <w:rPr>
+          <w:rStyle w:val="StringTok"/>
+        </w:rPr>
+        <w:t xml:space="preserve">"X-Tenant-Id"</w:t>
+      </w:r>
+      <w:r>
+        <w:rPr>
+          <w:rStyle w:val="OperatorTok"/>
+        </w:rPr>
+        <w:t xml:space="preserve">,</w:t>
+      </w:r>
+      <w:r>
+        <w:rPr>
+          <w:rStyle w:val="NormalTok"/>
+        </w:rPr>
+        <w:t xml:space="preserve"> TenantContext</w:t>
+      </w:r>
+      <w:r>
+        <w:rPr>
+          <w:rStyle w:val="OperatorTok"/>
+        </w:rPr>
+        <w:t xml:space="preserve">.</w:t>
+      </w:r>
+      <w:r>
+        <w:rPr>
+          <w:rStyle w:val="FunctionTok"/>
+        </w:rPr>
+        <w:t xml:space="preserve">getCurrent</w:t>
+      </w:r>
+      <w:r>
+        <w:rPr>
+          <w:rStyle w:val="OperatorTok"/>
+        </w:rPr>
+        <w:t xml:space="preserve">())</w:t>
+      </w:r>
+      <w:r>
+        <w:br/>
+      </w:r>
+      <w:r>
+        <w:rPr>
+          <w:rStyle w:val="NormalTok"/>
+        </w:rPr>
+        <w:t xml:space="preserve">            </w:t>
+      </w:r>
+      <w:r>
+        <w:rPr>
+          <w:rStyle w:val="OperatorTok"/>
+        </w:rPr>
+        <w:t xml:space="preserve">.</w:t>
+      </w:r>
+      <w:r>
+        <w:rPr>
+          <w:rStyle w:val="FunctionTok"/>
+        </w:rPr>
+        <w:t xml:space="preserve">build</w:t>
+      </w:r>
+      <w:r>
+        <w:rPr>
+          <w:rStyle w:val="OperatorTok"/>
+        </w:rPr>
+        <w:t xml:space="preserve">();</w:t>
+      </w:r>
+      <w:r>
+        <w:br/>
+      </w:r>
+      <w:r>
+        <w:rPr>
+          <w:rStyle w:val="NormalTok"/>
+        </w:rPr>
+        <w:t xml:space="preserve">    </w:t>
+      </w:r>
+      <w:r>
+        <w:rPr>
+          <w:rStyle w:val="OperatorTok"/>
+        </w:rPr>
+        <w:t xml:space="preserve">}</w:t>
+      </w:r>
+      <w:r>
+        <w:br/>
+      </w:r>
+      <w:r>
+        <w:rPr>
+          <w:rStyle w:val="NormalTok"/>
+        </w:rPr>
+        <w:t xml:space="preserve">    </w:t>
+      </w:r>
+      <w:r>
+        <w:br/>
+      </w:r>
+      <w:r>
+        <w:rPr>
+          <w:rStyle w:val="NormalTok"/>
+        </w:rPr>
+        <w:t xml:space="preserve">    </w:t>
+      </w:r>
+      <w:r>
+        <w:rPr>
+          <w:rStyle w:val="CommentTok"/>
+        </w:rPr>
+        <w:t xml:space="preserve">/**</w:t>
+      </w:r>
+      <w:r>
+        <w:br/>
+      </w:r>
+      <w:r>
+        <w:rPr>
+          <w:rStyle w:val="NormalTok"/>
+        </w:rPr>
+        <w:t xml:space="preserve">     </w:t>
+      </w:r>
+      <w:r>
+        <w:rPr>
+          <w:rStyle w:val="CommentTok"/>
+        </w:rPr>
+        <w:t xml:space="preserve">*</w:t>
+      </w:r>
+      <w:r>
+        <w:rPr>
+          <w:rStyle w:val="NormalTok"/>
+        </w:rPr>
+        <w:t xml:space="preserve"> </w:t>
+      </w:r>
+      <w:r>
+        <w:rPr>
+          <w:rStyle w:val="CommentTok"/>
+        </w:rPr>
+        <w:t xml:space="preserve">同步调用</w:t>
+      </w:r>
+      <w:r>
+        <w:rPr>
+          <w:rStyle w:val="NormalTok"/>
+        </w:rPr>
+        <w:t xml:space="preserve"> Agent </w:t>
+      </w:r>
+      <w:r>
+        <w:rPr>
+          <w:rStyle w:val="CommentTok"/>
+        </w:rPr>
+        <w:t xml:space="preserve">(适用于低延迟场景)</w:t>
+      </w:r>
+      <w:r>
+        <w:br/>
+      </w:r>
+      <w:r>
+        <w:rPr>
+          <w:rStyle w:val="NormalTok"/>
+        </w:rPr>
+        <w:t xml:space="preserve">     </w:t>
+      </w:r>
+      <w:r>
+        <w:rPr>
+          <w:rStyle w:val="CommentTok"/>
+        </w:rPr>
+        <w:t xml:space="preserve">*/</w:t>
+      </w:r>
+      <w:r>
+        <w:br/>
+      </w:r>
+      <w:r>
+        <w:rPr>
+          <w:rStyle w:val="NormalTok"/>
+        </w:rPr>
+        <w:t xml:space="preserve">    </w:t>
+      </w:r>
+      <w:r>
+        <w:rPr>
+          <w:rStyle w:val="KeywordTok"/>
+        </w:rPr>
+        <w:t xml:space="preserve">public</w:t>
+      </w:r>
+      <w:r>
+        <w:rPr>
+          <w:rStyle w:val="NormalTok"/>
+        </w:rPr>
+        <w:t xml:space="preserve"> AgentResponse </w:t>
+      </w:r>
+      <w:r>
+        <w:rPr>
+          <w:rStyle w:val="FunctionTok"/>
+        </w:rPr>
+        <w:t xml:space="preserve">runAgent</w:t>
+      </w:r>
+      <w:r>
+        <w:rPr>
+          <w:rStyle w:val="OperatorTok"/>
+        </w:rPr>
+        <w:t xml:space="preserve">(</w:t>
+      </w:r>
+      <w:r>
+        <w:rPr>
+          <w:rStyle w:val="BuiltInTok"/>
+        </w:rPr>
+        <w:t xml:space="preserve">String</w:t>
+      </w:r>
+      <w:r>
+        <w:rPr>
+          <w:rStyle w:val="NormalTok"/>
+        </w:rPr>
+        <w:t xml:space="preserve"> agentId</w:t>
+      </w:r>
+      <w:r>
+        <w:rPr>
+          <w:rStyle w:val="OperatorTok"/>
+        </w:rPr>
+        <w:t xml:space="preserve">,</w:t>
+      </w:r>
+      <w:r>
+        <w:rPr>
+          <w:rStyle w:val="NormalTok"/>
+        </w:rPr>
+        <w:t xml:space="preserve"> </w:t>
+      </w:r>
+      <w:r>
+        <w:rPr>
+          <w:rStyle w:val="BuiltInTok"/>
+        </w:rPr>
+        <w:t xml:space="preserve">String</w:t>
+      </w:r>
+      <w:r>
+        <w:rPr>
+          <w:rStyle w:val="NormalTok"/>
+        </w:rPr>
+        <w:t xml:space="preserve"> query</w:t>
+      </w:r>
+      <w:r>
+        <w:rPr>
+          <w:rStyle w:val="OperatorTok"/>
+        </w:rPr>
+        <w:t xml:space="preserve">,</w:t>
+      </w:r>
+      <w:r>
+        <w:rPr>
+          <w:rStyle w:val="NormalTok"/>
+        </w:rPr>
+        <w:t xml:space="preserve"> </w:t>
+      </w:r>
+      <w:r>
+        <w:rPr>
+          <w:rStyle w:val="BuiltInTok"/>
+        </w:rPr>
+        <w:t xml:space="preserve">String</w:t>
+      </w:r>
+      <w:r>
+        <w:rPr>
+          <w:rStyle w:val="NormalTok"/>
+        </w:rPr>
+        <w:t xml:space="preserve"> sessionId</w:t>
+      </w:r>
+      <w:r>
+        <w:rPr>
+          <w:rStyle w:val="OperatorTok"/>
+        </w:rPr>
+        <w:t xml:space="preserve">)</w:t>
+      </w:r>
+      <w:r>
+        <w:rPr>
+          <w:rStyle w:val="NormalTok"/>
+        </w:rPr>
+        <w:t xml:space="preserve"> </w:t>
+      </w:r>
+      <w:r>
+        <w:rPr>
+          <w:rStyle w:val="OperatorTok"/>
+        </w:rPr>
+        <w:t xml:space="preserve">{</w:t>
+      </w:r>
+      <w:r>
+        <w:br/>
+      </w:r>
+      <w:r>
+        <w:rPr>
+          <w:rStyle w:val="NormalTok"/>
+        </w:rPr>
+        <w:t xml:space="preserve">        </w:t>
+      </w:r>
+      <w:r>
+        <w:rPr>
+          <w:rStyle w:val="ControlFlowTok"/>
+        </w:rPr>
+        <w:t xml:space="preserve">return</w:t>
+      </w:r>
+      <w:r>
+        <w:rPr>
+          <w:rStyle w:val="NormalTok"/>
+        </w:rPr>
+        <w:t xml:space="preserve"> restClient</w:t>
+      </w:r>
+      <w:r>
+        <w:rPr>
+          <w:rStyle w:val="OperatorTok"/>
+        </w:rPr>
+        <w:t xml:space="preserve">.</w:t>
+      </w:r>
+      <w:r>
+        <w:rPr>
+          <w:rStyle w:val="FunctionTok"/>
+        </w:rPr>
+        <w:t xml:space="preserve">post</w:t>
+      </w:r>
+      <w:r>
+        <w:rPr>
+          <w:rStyle w:val="OperatorTok"/>
+        </w:rPr>
+        <w:t xml:space="preserve">()</w:t>
+      </w:r>
+      <w:r>
+        <w:br/>
+      </w:r>
+      <w:r>
+        <w:rPr>
+          <w:rStyle w:val="NormalTok"/>
+        </w:rPr>
+        <w:t xml:space="preserve">            </w:t>
+      </w:r>
+      <w:r>
+        <w:rPr>
+          <w:rStyle w:val="OperatorTok"/>
+        </w:rPr>
+        <w:t xml:space="preserve">.</w:t>
+      </w:r>
+      <w:r>
+        <w:rPr>
+          <w:rStyle w:val="FunctionTok"/>
+        </w:rPr>
+        <w:t xml:space="preserve">uri</w:t>
+      </w:r>
+      <w:r>
+        <w:rPr>
+          <w:rStyle w:val="OperatorTok"/>
+        </w:rPr>
+        <w:t xml:space="preserve">(</w:t>
+      </w:r>
+      <w:r>
+        <w:rPr>
+          <w:rStyle w:val="StringTok"/>
+        </w:rPr>
+        <w:t xml:space="preserve">"/agents/{agentId}/run"</w:t>
+      </w:r>
+      <w:r>
+        <w:rPr>
+          <w:rStyle w:val="OperatorTok"/>
+        </w:rPr>
+        <w:t xml:space="preserve">,</w:t>
+      </w:r>
+      <w:r>
+        <w:rPr>
+          <w:rStyle w:val="NormalTok"/>
+        </w:rPr>
+        <w:t xml:space="preserve"> agentId</w:t>
+      </w:r>
+      <w:r>
+        <w:rPr>
+          <w:rStyle w:val="OperatorTok"/>
+        </w:rPr>
+        <w:t xml:space="preserve">)</w:t>
+      </w:r>
+      <w:r>
+        <w:br/>
+      </w:r>
+      <w:r>
+        <w:rPr>
+          <w:rStyle w:val="NormalTok"/>
+        </w:rPr>
+        <w:t xml:space="preserve">            </w:t>
+      </w:r>
+      <w:r>
+        <w:rPr>
+          <w:rStyle w:val="OperatorTok"/>
+        </w:rPr>
+        <w:t xml:space="preserve">.</w:t>
+      </w:r>
+      <w:r>
+        <w:rPr>
+          <w:rStyle w:val="FunctionTok"/>
+        </w:rPr>
+        <w:t xml:space="preserve">body</w:t>
+      </w:r>
+      <w:r>
+        <w:rPr>
+          <w:rStyle w:val="OperatorTok"/>
+        </w:rPr>
+        <w:t xml:space="preserve">(</w:t>
+      </w:r>
+      <w:r>
+        <w:rPr>
+          <w:rStyle w:val="BuiltInTok"/>
+        </w:rPr>
+        <w:t xml:space="preserve">Map</w:t>
+      </w:r>
+      <w:r>
+        <w:rPr>
+          <w:rStyle w:val="OperatorTok"/>
+        </w:rPr>
+        <w:t xml:space="preserve">.</w:t>
+      </w:r>
+      <w:r>
+        <w:rPr>
+          <w:rStyle w:val="FunctionTok"/>
+        </w:rPr>
+        <w:t xml:space="preserve">of</w:t>
+      </w:r>
+      <w:r>
+        <w:rPr>
+          <w:rStyle w:val="OperatorTok"/>
+        </w:rPr>
+        <w:t xml:space="preserve">(</w:t>
+      </w:r>
+      <w:r>
+        <w:br/>
+      </w:r>
+      <w:r>
+        <w:rPr>
+          <w:rStyle w:val="NormalTok"/>
+        </w:rPr>
+        <w:t xml:space="preserve">                </w:t>
+      </w:r>
+      <w:r>
+        <w:rPr>
+          <w:rStyle w:val="StringTok"/>
+        </w:rPr>
+        <w:t xml:space="preserve">"query"</w:t>
+      </w:r>
+      <w:r>
+        <w:rPr>
+          <w:rStyle w:val="OperatorTok"/>
+        </w:rPr>
+        <w:t xml:space="preserve">,</w:t>
+      </w:r>
+      <w:r>
+        <w:rPr>
+          <w:rStyle w:val="NormalTok"/>
+        </w:rPr>
+        <w:t xml:space="preserve"> query</w:t>
+      </w:r>
+      <w:r>
+        <w:rPr>
+          <w:rStyle w:val="OperatorTok"/>
+        </w:rPr>
+        <w:t xml:space="preserve">,</w:t>
+      </w:r>
+      <w:r>
+        <w:br/>
+      </w:r>
+      <w:r>
+        <w:rPr>
+          <w:rStyle w:val="NormalTok"/>
+        </w:rPr>
+        <w:t xml:space="preserve">                </w:t>
+      </w:r>
+      <w:r>
+        <w:rPr>
+          <w:rStyle w:val="StringTok"/>
+        </w:rPr>
+        <w:t xml:space="preserve">"session_id"</w:t>
+      </w:r>
+      <w:r>
+        <w:rPr>
+          <w:rStyle w:val="OperatorTok"/>
+        </w:rPr>
+        <w:t xml:space="preserve">,</w:t>
+      </w:r>
+      <w:r>
+        <w:rPr>
+          <w:rStyle w:val="NormalTok"/>
+        </w:rPr>
+        <w:t xml:space="preserve"> sessionId</w:t>
+      </w:r>
+      <w:r>
+        <w:rPr>
+          <w:rStyle w:val="OperatorTok"/>
+        </w:rPr>
+        <w:t xml:space="preserve">,</w:t>
+      </w:r>
+      <w:r>
+        <w:br/>
+      </w:r>
+      <w:r>
+        <w:rPr>
+          <w:rStyle w:val="NormalTok"/>
+        </w:rPr>
+        <w:t xml:space="preserve">                </w:t>
+      </w:r>
+      <w:r>
+        <w:rPr>
+          <w:rStyle w:val="StringTok"/>
+        </w:rPr>
+        <w:t xml:space="preserve">"context"</w:t>
+      </w:r>
+      <w:r>
+        <w:rPr>
+          <w:rStyle w:val="OperatorTok"/>
+        </w:rPr>
+        <w:t xml:space="preserve">,</w:t>
+      </w:r>
+      <w:r>
+        <w:rPr>
+          <w:rStyle w:val="NormalTok"/>
+        </w:rPr>
+        <w:t xml:space="preserve"> </w:t>
+      </w:r>
+      <w:r>
+        <w:rPr>
+          <w:rStyle w:val="BuiltInTok"/>
+        </w:rPr>
+        <w:t xml:space="preserve">Map</w:t>
+      </w:r>
+      <w:r>
+        <w:rPr>
+          <w:rStyle w:val="OperatorTok"/>
+        </w:rPr>
+        <w:t xml:space="preserve">.</w:t>
+      </w:r>
+      <w:r>
+        <w:rPr>
+          <w:rStyle w:val="FunctionTok"/>
+        </w:rPr>
+        <w:t xml:space="preserve">of</w:t>
+      </w:r>
+      <w:r>
+        <w:rPr>
+          <w:rStyle w:val="OperatorTok"/>
+        </w:rPr>
+        <w:t xml:space="preserve">(</w:t>
+      </w:r>
+      <w:r>
+        <w:br/>
+      </w:r>
+      <w:r>
+        <w:rPr>
+          <w:rStyle w:val="NormalTok"/>
+        </w:rPr>
+        <w:t xml:space="preserve">                    </w:t>
+      </w:r>
+      <w:r>
+        <w:rPr>
+          <w:rStyle w:val="StringTok"/>
+        </w:rPr>
+        <w:t xml:space="preserve">"tenant_id"</w:t>
+      </w:r>
+      <w:r>
+        <w:rPr>
+          <w:rStyle w:val="OperatorTok"/>
+        </w:rPr>
+        <w:t xml:space="preserve">,</w:t>
+      </w:r>
+      <w:r>
+        <w:rPr>
+          <w:rStyle w:val="NormalTok"/>
+        </w:rPr>
+        <w:t xml:space="preserve"> TenantContext</w:t>
+      </w:r>
+      <w:r>
+        <w:rPr>
+          <w:rStyle w:val="OperatorTok"/>
+        </w:rPr>
+        <w:t xml:space="preserve">.</w:t>
+      </w:r>
+      <w:r>
+        <w:rPr>
+          <w:rStyle w:val="FunctionTok"/>
+        </w:rPr>
+        <w:t xml:space="preserve">getCurrent</w:t>
+      </w:r>
+      <w:r>
+        <w:rPr>
+          <w:rStyle w:val="OperatorTok"/>
+        </w:rPr>
+        <w:t xml:space="preserve">(),</w:t>
+      </w:r>
+      <w:r>
+        <w:br/>
+      </w:r>
+      <w:r>
+        <w:rPr>
+          <w:rStyle w:val="NormalTok"/>
+        </w:rPr>
+        <w:t xml:space="preserve">                    </w:t>
+      </w:r>
+      <w:r>
+        <w:rPr>
+          <w:rStyle w:val="StringTok"/>
+        </w:rPr>
+        <w:t xml:space="preserve">"user_id"</w:t>
+      </w:r>
+      <w:r>
+        <w:rPr>
+          <w:rStyle w:val="OperatorTok"/>
+        </w:rPr>
+        <w:t xml:space="preserve">,</w:t>
+      </w:r>
+      <w:r>
+        <w:rPr>
+          <w:rStyle w:val="NormalTok"/>
+        </w:rPr>
+        <w:t xml:space="preserve"> SecurityContext</w:t>
+      </w:r>
+      <w:r>
+        <w:rPr>
+          <w:rStyle w:val="OperatorTok"/>
+        </w:rPr>
+        <w:t xml:space="preserve">.</w:t>
+      </w:r>
+      <w:r>
+        <w:rPr>
+          <w:rStyle w:val="FunctionTok"/>
+        </w:rPr>
+        <w:t xml:space="preserve">getCurrentUser</w:t>
+      </w:r>
+      <w:r>
+        <w:rPr>
+          <w:rStyle w:val="OperatorTok"/>
+        </w:rPr>
+        <w:t xml:space="preserve">(),</w:t>
+      </w:r>
+      <w:r>
+        <w:br/>
+      </w:r>
+      <w:r>
+        <w:rPr>
+          <w:rStyle w:val="NormalTok"/>
+        </w:rPr>
+        <w:t xml:space="preserve">                    </w:t>
+      </w:r>
+      <w:r>
+        <w:rPr>
+          <w:rStyle w:val="StringTok"/>
+        </w:rPr>
+        <w:t xml:space="preserve">"user_tier"</w:t>
+      </w:r>
+      <w:r>
+        <w:rPr>
+          <w:rStyle w:val="OperatorTok"/>
+        </w:rPr>
+        <w:t xml:space="preserve">,</w:t>
+      </w:r>
+      <w:r>
+        <w:rPr>
+          <w:rStyle w:val="NormalTok"/>
+        </w:rPr>
+        <w:t xml:space="preserve"> </w:t>
+      </w:r>
+      <w:r>
+        <w:rPr>
+          <w:rStyle w:val="FunctionTok"/>
+        </w:rPr>
+        <w:t xml:space="preserve">getUserTier</w:t>
+      </w:r>
+      <w:r>
+        <w:rPr>
+          <w:rStyle w:val="OperatorTok"/>
+        </w:rPr>
+        <w:t xml:space="preserve">()</w:t>
+      </w:r>
+      <w:r>
+        <w:rPr>
+          <w:rStyle w:val="NormalTok"/>
+        </w:rPr>
+        <w:t xml:space="preserve">  </w:t>
+      </w:r>
+      <w:r>
+        <w:rPr>
+          <w:rStyle w:val="CommentTok"/>
+        </w:rPr>
+        <w:t xml:space="preserve">// VIP/普通, 影响 HITL 策略</w:t>
+      </w:r>
+      <w:r>
+        <w:br/>
+      </w:r>
+      <w:r>
+        <w:rPr>
+          <w:rStyle w:val="NormalTok"/>
+        </w:rPr>
+        <w:t xml:space="preserve">                </w:t>
+      </w:r>
+      <w:r>
+        <w:rPr>
+          <w:rStyle w:val="OperatorTok"/>
+        </w:rPr>
+        <w:t xml:space="preserve">)</w:t>
+      </w:r>
+      <w:r>
+        <w:br/>
+      </w:r>
+      <w:r>
+        <w:rPr>
+          <w:rStyle w:val="NormalTok"/>
+        </w:rPr>
+        <w:t xml:space="preserve">            </w:t>
+      </w:r>
+      <w:r>
+        <w:rPr>
+          <w:rStyle w:val="OperatorTok"/>
+        </w:rPr>
+        <w:t xml:space="preserve">))</w:t>
+      </w:r>
+      <w:r>
+        <w:br/>
+      </w:r>
+      <w:r>
+        <w:rPr>
+          <w:rStyle w:val="NormalTok"/>
+        </w:rPr>
+        <w:t xml:space="preserve">            </w:t>
+      </w:r>
+      <w:r>
+        <w:rPr>
+          <w:rStyle w:val="OperatorTok"/>
+        </w:rPr>
+        <w:t xml:space="preserve">.</w:t>
+      </w:r>
+      <w:r>
+        <w:rPr>
+          <w:rStyle w:val="FunctionTok"/>
+        </w:rPr>
+        <w:t xml:space="preserve">retrieve</w:t>
+      </w:r>
+      <w:r>
+        <w:rPr>
+          <w:rStyle w:val="OperatorTok"/>
+        </w:rPr>
+        <w:t xml:space="preserve">()</w:t>
+      </w:r>
+      <w:r>
+        <w:br/>
+      </w:r>
+      <w:r>
+        <w:rPr>
+          <w:rStyle w:val="NormalTok"/>
+        </w:rPr>
+        <w:t xml:space="preserve">            </w:t>
+      </w:r>
+      <w:r>
+        <w:rPr>
+          <w:rStyle w:val="OperatorTok"/>
+        </w:rPr>
+        <w:t xml:space="preserve">.</w:t>
+      </w:r>
+      <w:r>
+        <w:rPr>
+          <w:rStyle w:val="FunctionTok"/>
+        </w:rPr>
+        <w:t xml:space="preserve">body</w:t>
+      </w:r>
+      <w:r>
+        <w:rPr>
+          <w:rStyle w:val="OperatorTok"/>
+        </w:rPr>
+        <w:t xml:space="preserve">(</w:t>
+      </w:r>
+      <w:r>
+        <w:rPr>
+          <w:rStyle w:val="NormalTok"/>
+        </w:rPr>
+        <w:t xml:space="preserve">AgentResponse</w:t>
+      </w:r>
+      <w:r>
+        <w:rPr>
+          <w:rStyle w:val="OperatorTok"/>
+        </w:rPr>
+        <w:t xml:space="preserve">.</w:t>
+      </w:r>
+      <w:r>
+        <w:rPr>
+          <w:rStyle w:val="FunctionTok"/>
+        </w:rPr>
+        <w:t xml:space="preserve">class</w:t>
+      </w:r>
+      <w:r>
+        <w:rPr>
+          <w:rStyle w:val="OperatorTok"/>
+        </w:rPr>
+        <w:t xml:space="preserve">);</w:t>
+      </w:r>
+      <w:r>
+        <w:br/>
+      </w:r>
+      <w:r>
+        <w:rPr>
+          <w:rStyle w:val="NormalTok"/>
+        </w:rPr>
+        <w:t xml:space="preserve">    </w:t>
+      </w:r>
+      <w:r>
+        <w:rPr>
+          <w:rStyle w:val="OperatorTok"/>
+        </w:rPr>
+        <w:t xml:space="preserve">}</w:t>
+      </w:r>
+      <w:r>
+        <w:br/>
+      </w:r>
+      <w:r>
+        <w:rPr>
+          <w:rStyle w:val="NormalTok"/>
+        </w:rPr>
+        <w:t xml:space="preserve">    </w:t>
+      </w:r>
+      <w:r>
+        <w:br/>
+      </w:r>
+      <w:r>
+        <w:rPr>
+          <w:rStyle w:val="NormalTok"/>
+        </w:rPr>
+        <w:t xml:space="preserve">    </w:t>
+      </w:r>
+      <w:r>
+        <w:rPr>
+          <w:rStyle w:val="CommentTok"/>
+        </w:rPr>
+        <w:t xml:space="preserve">/**</w:t>
+      </w:r>
+      <w:r>
+        <w:br/>
+      </w:r>
+      <w:r>
+        <w:rPr>
+          <w:rStyle w:val="NormalTok"/>
+        </w:rPr>
+        <w:t xml:space="preserve">     </w:t>
+      </w:r>
+      <w:r>
+        <w:rPr>
+          <w:rStyle w:val="CommentTok"/>
+        </w:rPr>
+        <w:t xml:space="preserve">*</w:t>
+      </w:r>
+      <w:r>
+        <w:rPr>
+          <w:rStyle w:val="NormalTok"/>
+        </w:rPr>
+        <w:t xml:space="preserve"> </w:t>
+      </w:r>
+      <w:r>
+        <w:rPr>
+          <w:rStyle w:val="CommentTok"/>
+        </w:rPr>
+        <w:t xml:space="preserve">异步调用</w:t>
+      </w:r>
+      <w:r>
+        <w:rPr>
+          <w:rStyle w:val="NormalTok"/>
+        </w:rPr>
+        <w:t xml:space="preserve"> Agent </w:t>
+      </w:r>
+      <w:r>
+        <w:rPr>
+          <w:rStyle w:val="CommentTok"/>
+        </w:rPr>
+        <w:t xml:space="preserve">+</w:t>
+      </w:r>
+      <w:r>
+        <w:rPr>
+          <w:rStyle w:val="NormalTok"/>
+        </w:rPr>
+        <w:t xml:space="preserve"> Webhook </w:t>
+      </w:r>
+      <w:r>
+        <w:rPr>
+          <w:rStyle w:val="CommentTok"/>
+        </w:rPr>
+        <w:t xml:space="preserve">回调</w:t>
+      </w:r>
+      <w:r>
+        <w:rPr>
+          <w:rStyle w:val="NormalTok"/>
+        </w:rPr>
+        <w:t xml:space="preserve"> </w:t>
+      </w:r>
+      <w:r>
+        <w:rPr>
+          <w:rStyle w:val="CommentTok"/>
+        </w:rPr>
+        <w:t xml:space="preserve">(适用于长时间</w:t>
+      </w:r>
+      <w:r>
+        <w:rPr>
+          <w:rStyle w:val="NormalTok"/>
+        </w:rPr>
+        <w:t xml:space="preserve"> Agent </w:t>
+      </w:r>
+      <w:r>
+        <w:rPr>
+          <w:rStyle w:val="CommentTok"/>
+        </w:rPr>
+        <w:t xml:space="preserve">任务)</w:t>
+      </w:r>
+      <w:r>
+        <w:br/>
+      </w:r>
+      <w:r>
+        <w:rPr>
+          <w:rStyle w:val="NormalTok"/>
+        </w:rPr>
+        <w:t xml:space="preserve">     </w:t>
+      </w:r>
+      <w:r>
+        <w:rPr>
+          <w:rStyle w:val="CommentTok"/>
+        </w:rPr>
+        <w:t xml:space="preserve">*/</w:t>
+      </w:r>
+      <w:r>
+        <w:br/>
+      </w:r>
+      <w:r>
+        <w:rPr>
+          <w:rStyle w:val="NormalTok"/>
+        </w:rPr>
+        <w:t xml:space="preserve">    </w:t>
+      </w:r>
+      <w:r>
+        <w:rPr>
+          <w:rStyle w:val="KeywordTok"/>
+        </w:rPr>
+        <w:t xml:space="preserve">public</w:t>
+      </w:r>
+      <w:r>
+        <w:rPr>
+          <w:rStyle w:val="NormalTok"/>
+        </w:rPr>
+        <w:t xml:space="preserve"> </w:t>
+      </w:r>
+      <w:r>
+        <w:rPr>
+          <w:rStyle w:val="DataTypeTok"/>
+        </w:rPr>
+        <w:t xml:space="preserve">void</w:t>
+      </w:r>
+      <w:r>
+        <w:rPr>
+          <w:rStyle w:val="NormalTok"/>
+        </w:rPr>
+        <w:t xml:space="preserve"> </w:t>
+      </w:r>
+      <w:r>
+        <w:rPr>
+          <w:rStyle w:val="FunctionTok"/>
+        </w:rPr>
+        <w:t xml:space="preserve">runAgentAsync</w:t>
+      </w:r>
+      <w:r>
+        <w:rPr>
+          <w:rStyle w:val="OperatorTok"/>
+        </w:rPr>
+        <w:t xml:space="preserve">(</w:t>
+      </w:r>
+      <w:r>
+        <w:rPr>
+          <w:rStyle w:val="BuiltInTok"/>
+        </w:rPr>
+        <w:t xml:space="preserve">String</w:t>
+      </w:r>
+      <w:r>
+        <w:rPr>
+          <w:rStyle w:val="NormalTok"/>
+        </w:rPr>
+        <w:t xml:space="preserve"> agentId</w:t>
+      </w:r>
+      <w:r>
+        <w:rPr>
+          <w:rStyle w:val="OperatorTok"/>
+        </w:rPr>
+        <w:t xml:space="preserve">,</w:t>
+      </w:r>
+      <w:r>
+        <w:rPr>
+          <w:rStyle w:val="NormalTok"/>
+        </w:rPr>
+        <w:t xml:space="preserve"> </w:t>
+      </w:r>
+      <w:r>
+        <w:rPr>
+          <w:rStyle w:val="BuiltInTok"/>
+        </w:rPr>
+        <w:t xml:space="preserve">String</w:t>
+      </w:r>
+      <w:r>
+        <w:rPr>
+          <w:rStyle w:val="NormalTok"/>
+        </w:rPr>
+        <w:t xml:space="preserve"> query</w:t>
+      </w:r>
+      <w:r>
+        <w:rPr>
+          <w:rStyle w:val="OperatorTok"/>
+        </w:rPr>
+        <w:t xml:space="preserve">,</w:t>
+      </w:r>
+      <w:r>
+        <w:rPr>
+          <w:rStyle w:val="NormalTok"/>
+        </w:rPr>
+        <w:t xml:space="preserve"> </w:t>
+      </w:r>
+      <w:r>
+        <w:br/>
+      </w:r>
+      <w:r>
+        <w:rPr>
+          <w:rStyle w:val="NormalTok"/>
+        </w:rPr>
+        <w:t xml:space="preserve">                               </w:t>
+      </w:r>
+      <w:r>
+        <w:rPr>
+          <w:rStyle w:val="BuiltInTok"/>
+        </w:rPr>
+        <w:t xml:space="preserve">String</w:t>
+      </w:r>
+      <w:r>
+        <w:rPr>
+          <w:rStyle w:val="NormalTok"/>
+        </w:rPr>
+        <w:t xml:space="preserve"> sessionId</w:t>
+      </w:r>
+      <w:r>
+        <w:rPr>
+          <w:rStyle w:val="OperatorTok"/>
+        </w:rPr>
+        <w:t xml:space="preserve">,</w:t>
+      </w:r>
+      <w:r>
+        <w:rPr>
+          <w:rStyle w:val="NormalTok"/>
+        </w:rPr>
+        <w:t xml:space="preserve"> </w:t>
+      </w:r>
+      <w:r>
+        <w:rPr>
+          <w:rStyle w:val="BuiltInTok"/>
+        </w:rPr>
+        <w:t xml:space="preserve">String</w:t>
+      </w:r>
+      <w:r>
+        <w:rPr>
+          <w:rStyle w:val="NormalTok"/>
+        </w:rPr>
+        <w:t xml:space="preserve"> callbackUrl</w:t>
+      </w:r>
+      <w:r>
+        <w:rPr>
+          <w:rStyle w:val="OperatorTok"/>
+        </w:rPr>
+        <w:t xml:space="preserve">)</w:t>
+      </w:r>
+      <w:r>
+        <w:rPr>
+          <w:rStyle w:val="NormalTok"/>
+        </w:rPr>
+        <w:t xml:space="preserve"> </w:t>
+      </w:r>
+      <w:r>
+        <w:rPr>
+          <w:rStyle w:val="OperatorTok"/>
+        </w:rPr>
+        <w:t xml:space="preserve">{</w:t>
+      </w:r>
+      <w:r>
+        <w:br/>
+      </w:r>
+      <w:r>
+        <w:rPr>
+          <w:rStyle w:val="NormalTok"/>
+        </w:rPr>
+        <w:t xml:space="preserve">        restClient</w:t>
+      </w:r>
+      <w:r>
+        <w:rPr>
+          <w:rStyle w:val="OperatorTok"/>
+        </w:rPr>
+        <w:t xml:space="preserve">.</w:t>
+      </w:r>
+      <w:r>
+        <w:rPr>
+          <w:rStyle w:val="FunctionTok"/>
+        </w:rPr>
+        <w:t xml:space="preserve">post</w:t>
+      </w:r>
+      <w:r>
+        <w:rPr>
+          <w:rStyle w:val="OperatorTok"/>
+        </w:rPr>
+        <w:t xml:space="preserve">()</w:t>
+      </w:r>
+      <w:r>
+        <w:br/>
+      </w:r>
+      <w:r>
+        <w:rPr>
+          <w:rStyle w:val="NormalTok"/>
+        </w:rPr>
+        <w:t xml:space="preserve">            </w:t>
+      </w:r>
+      <w:r>
+        <w:rPr>
+          <w:rStyle w:val="OperatorTok"/>
+        </w:rPr>
+        <w:t xml:space="preserve">.</w:t>
+      </w:r>
+      <w:r>
+        <w:rPr>
+          <w:rStyle w:val="FunctionTok"/>
+        </w:rPr>
+        <w:t xml:space="preserve">uri</w:t>
+      </w:r>
+      <w:r>
+        <w:rPr>
+          <w:rStyle w:val="OperatorTok"/>
+        </w:rPr>
+        <w:t xml:space="preserve">(</w:t>
+      </w:r>
+      <w:r>
+        <w:rPr>
+          <w:rStyle w:val="StringTok"/>
+        </w:rPr>
+        <w:t xml:space="preserve">"/agents/{agentId}/run-async"</w:t>
+      </w:r>
+      <w:r>
+        <w:rPr>
+          <w:rStyle w:val="OperatorTok"/>
+        </w:rPr>
+        <w:t xml:space="preserve">,</w:t>
+      </w:r>
+      <w:r>
+        <w:rPr>
+          <w:rStyle w:val="NormalTok"/>
+        </w:rPr>
+        <w:t xml:space="preserve"> agentId</w:t>
+      </w:r>
+      <w:r>
+        <w:rPr>
+          <w:rStyle w:val="OperatorTok"/>
+        </w:rPr>
+        <w:t xml:space="preserve">)</w:t>
+      </w:r>
+      <w:r>
+        <w:br/>
+      </w:r>
+      <w:r>
+        <w:rPr>
+          <w:rStyle w:val="NormalTok"/>
+        </w:rPr>
+        <w:t xml:space="preserve">            </w:t>
+      </w:r>
+      <w:r>
+        <w:rPr>
+          <w:rStyle w:val="OperatorTok"/>
+        </w:rPr>
+        <w:t xml:space="preserve">.</w:t>
+      </w:r>
+      <w:r>
+        <w:rPr>
+          <w:rStyle w:val="FunctionTok"/>
+        </w:rPr>
+        <w:t xml:space="preserve">body</w:t>
+      </w:r>
+      <w:r>
+        <w:rPr>
+          <w:rStyle w:val="OperatorTok"/>
+        </w:rPr>
+        <w:t xml:space="preserve">(</w:t>
+      </w:r>
+      <w:r>
+        <w:rPr>
+          <w:rStyle w:val="BuiltInTok"/>
+        </w:rPr>
+        <w:t xml:space="preserve">Map</w:t>
+      </w:r>
+      <w:r>
+        <w:rPr>
+          <w:rStyle w:val="OperatorTok"/>
+        </w:rPr>
+        <w:t xml:space="preserve">.</w:t>
+      </w:r>
+      <w:r>
+        <w:rPr>
+          <w:rStyle w:val="FunctionTok"/>
+        </w:rPr>
+        <w:t xml:space="preserve">of</w:t>
+      </w:r>
+      <w:r>
+        <w:rPr>
+          <w:rStyle w:val="OperatorTok"/>
+        </w:rPr>
+        <w:t xml:space="preserve">(</w:t>
+      </w:r>
+      <w:r>
+        <w:br/>
+      </w:r>
+      <w:r>
+        <w:rPr>
+          <w:rStyle w:val="NormalTok"/>
+        </w:rPr>
+        <w:t xml:space="preserve">                </w:t>
+      </w:r>
+      <w:r>
+        <w:rPr>
+          <w:rStyle w:val="StringTok"/>
+        </w:rPr>
+        <w:t xml:space="preserve">"query"</w:t>
+      </w:r>
+      <w:r>
+        <w:rPr>
+          <w:rStyle w:val="OperatorTok"/>
+        </w:rPr>
+        <w:t xml:space="preserve">,</w:t>
+      </w:r>
+      <w:r>
+        <w:rPr>
+          <w:rStyle w:val="NormalTok"/>
+        </w:rPr>
+        <w:t xml:space="preserve"> query</w:t>
+      </w:r>
+      <w:r>
+        <w:rPr>
+          <w:rStyle w:val="OperatorTok"/>
+        </w:rPr>
+        <w:t xml:space="preserve">,</w:t>
+      </w:r>
+      <w:r>
+        <w:br/>
+      </w:r>
+      <w:r>
+        <w:rPr>
+          <w:rStyle w:val="NormalTok"/>
+        </w:rPr>
+        <w:t xml:space="preserve">                </w:t>
+      </w:r>
+      <w:r>
+        <w:rPr>
+          <w:rStyle w:val="StringTok"/>
+        </w:rPr>
+        <w:t xml:space="preserve">"session_id"</w:t>
+      </w:r>
+      <w:r>
+        <w:rPr>
+          <w:rStyle w:val="OperatorTok"/>
+        </w:rPr>
+        <w:t xml:space="preserve">,</w:t>
+      </w:r>
+      <w:r>
+        <w:rPr>
+          <w:rStyle w:val="NormalTok"/>
+        </w:rPr>
+        <w:t xml:space="preserve"> sessionId</w:t>
+      </w:r>
+      <w:r>
+        <w:rPr>
+          <w:rStyle w:val="OperatorTok"/>
+        </w:rPr>
+        <w:t xml:space="preserve">,</w:t>
+      </w:r>
+      <w:r>
+        <w:br/>
+      </w:r>
+      <w:r>
+        <w:rPr>
+          <w:rStyle w:val="NormalTok"/>
+        </w:rPr>
+        <w:t xml:space="preserve">                </w:t>
+      </w:r>
+      <w:r>
+        <w:rPr>
+          <w:rStyle w:val="StringTok"/>
+        </w:rPr>
+        <w:t xml:space="preserve">"callback_url"</w:t>
+      </w:r>
+      <w:r>
+        <w:rPr>
+          <w:rStyle w:val="OperatorTok"/>
+        </w:rPr>
+        <w:t xml:space="preserve">,</w:t>
+      </w:r>
+      <w:r>
+        <w:rPr>
+          <w:rStyle w:val="NormalTok"/>
+        </w:rPr>
+        <w:t xml:space="preserve"> callbackUrl</w:t>
+      </w:r>
+      <w:r>
+        <w:br/>
+      </w:r>
+      <w:r>
+        <w:rPr>
+          <w:rStyle w:val="NormalTok"/>
+        </w:rPr>
+        <w:t xml:space="preserve">            </w:t>
+      </w:r>
+      <w:r>
+        <w:rPr>
+          <w:rStyle w:val="OperatorTok"/>
+        </w:rPr>
+        <w:t xml:space="preserve">))</w:t>
+      </w:r>
+      <w:r>
+        <w:br/>
+      </w:r>
+      <w:r>
+        <w:rPr>
+          <w:rStyle w:val="NormalTok"/>
+        </w:rPr>
+        <w:t xml:space="preserve">            </w:t>
+      </w:r>
+      <w:r>
+        <w:rPr>
+          <w:rStyle w:val="OperatorTok"/>
+        </w:rPr>
+        <w:t xml:space="preserve">.</w:t>
+      </w:r>
+      <w:r>
+        <w:rPr>
+          <w:rStyle w:val="FunctionTok"/>
+        </w:rPr>
+        <w:t xml:space="preserve">retrieve</w:t>
+      </w:r>
+      <w:r>
+        <w:rPr>
+          <w:rStyle w:val="OperatorTok"/>
+        </w:rPr>
+        <w:t xml:space="preserve">()</w:t>
+      </w:r>
+      <w:r>
+        <w:br/>
+      </w:r>
+      <w:r>
+        <w:rPr>
+          <w:rStyle w:val="NormalTok"/>
+        </w:rPr>
+        <w:t xml:space="preserve">            </w:t>
+      </w:r>
+      <w:r>
+        <w:rPr>
+          <w:rStyle w:val="OperatorTok"/>
+        </w:rPr>
+        <w:t xml:space="preserve">.</w:t>
+      </w:r>
+      <w:r>
+        <w:rPr>
+          <w:rStyle w:val="FunctionTok"/>
+        </w:rPr>
+        <w:t xml:space="preserve">toBodilessEntity</w:t>
+      </w:r>
+      <w:r>
+        <w:rPr>
+          <w:rStyle w:val="OperatorTok"/>
+        </w:rPr>
+        <w:t xml:space="preserve">();</w:t>
+      </w:r>
+      <w:r>
+        <w:br/>
+      </w:r>
+      <w:r>
+        <w:rPr>
+          <w:rStyle w:val="NormalTok"/>
+        </w:rPr>
+        <w:t xml:space="preserve">    </w:t>
+      </w:r>
+      <w:r>
+        <w:rPr>
+          <w:rStyle w:val="OperatorTok"/>
+        </w:rPr>
+        <w:t xml:space="preserve">}</w:t>
+      </w:r>
+      <w:r>
+        <w:br/>
+      </w:r>
+      <w:r>
+        <w:rPr>
+          <w:rStyle w:val="OperatorTok"/>
+        </w:rPr>
+        <w:t xml:space="preserve">}</w:t>
+      </w:r>
+      <w:r>
+        <w:br/>
+      </w:r>
+      <w:r>
+        <w:br/>
+      </w:r>
+      <w:r>
+        <w:rPr>
+          <w:rStyle w:val="CommentTok"/>
+        </w:rPr>
+        <w:t xml:space="preserve">// AgentResponse.java — 统一返回体</w:t>
+      </w:r>
+      <w:r>
+        <w:br/>
+      </w:r>
+      <w:r>
+        <w:rPr>
+          <w:rStyle w:val="KeywordTok"/>
+        </w:rPr>
+        <w:t xml:space="preserve">public</w:t>
+      </w:r>
+      <w:r>
+        <w:rPr>
+          <w:rStyle w:val="NormalTok"/>
+        </w:rPr>
+        <w:t xml:space="preserve"> </w:t>
+      </w:r>
+      <w:r>
+        <w:rPr>
+          <w:rStyle w:val="KeywordTok"/>
+        </w:rPr>
+        <w:t xml:space="preserve">record</w:t>
+      </w:r>
+      <w:r>
+        <w:rPr>
+          <w:rStyle w:val="NormalTok"/>
+        </w:rPr>
+        <w:t xml:space="preserve"> </w:t>
+      </w:r>
+      <w:r>
+        <w:rPr>
+          <w:rStyle w:val="FunctionTok"/>
+        </w:rPr>
+        <w:t xml:space="preserve">AgentResponse</w:t>
+      </w:r>
+      <w:r>
+        <w:rPr>
+          <w:rStyle w:val="OperatorTok"/>
+        </w:rPr>
+        <w:t xml:space="preserve">(</w:t>
+      </w:r>
+      <w:r>
+        <w:br/>
+      </w:r>
+      <w:r>
+        <w:rPr>
+          <w:rStyle w:val="NormalTok"/>
+        </w:rPr>
+        <w:t xml:space="preserve">    </w:t>
+      </w:r>
+      <w:r>
+        <w:rPr>
+          <w:rStyle w:val="BuiltInTok"/>
+        </w:rPr>
+        <w:t xml:space="preserve">String</w:t>
+      </w:r>
+      <w:r>
+        <w:rPr>
+          <w:rStyle w:val="NormalTok"/>
+        </w:rPr>
+        <w:t xml:space="preserve"> status</w:t>
+      </w:r>
+      <w:r>
+        <w:rPr>
+          <w:rStyle w:val="OperatorTok"/>
+        </w:rPr>
+        <w:t xml:space="preserve">,</w:t>
+      </w:r>
+      <w:r>
+        <w:rPr>
+          <w:rStyle w:val="NormalTok"/>
+        </w:rPr>
+        <w:t xml:space="preserve">           </w:t>
+      </w:r>
+      <w:r>
+        <w:rPr>
+          <w:rStyle w:val="CommentTok"/>
+        </w:rPr>
+        <w:t xml:space="preserve">// completed | pending_approval | failed</w:t>
+      </w:r>
+      <w:r>
+        <w:br/>
+      </w:r>
+      <w:r>
+        <w:rPr>
+          <w:rStyle w:val="NormalTok"/>
+        </w:rPr>
+        <w:t xml:space="preserve">    </w:t>
+      </w:r>
+      <w:r>
+        <w:rPr>
+          <w:rStyle w:val="DataTypeTok"/>
+        </w:rPr>
+        <w:t xml:space="preserve">int</w:t>
+      </w:r>
+      <w:r>
+        <w:rPr>
+          <w:rStyle w:val="NormalTok"/>
+        </w:rPr>
+        <w:t xml:space="preserve"> stepsCount</w:t>
+      </w:r>
+      <w:r>
+        <w:rPr>
+          <w:rStyle w:val="OperatorTok"/>
+        </w:rPr>
+        <w:t xml:space="preserve">,</w:t>
+      </w:r>
+      <w:r>
+        <w:br/>
+      </w:r>
+      <w:r>
+        <w:rPr>
+          <w:rStyle w:val="NormalTok"/>
+        </w:rPr>
+        <w:t xml:space="preserve">    </w:t>
+      </w:r>
+      <w:r>
+        <w:rPr>
+          <w:rStyle w:val="BuiltInTok"/>
+        </w:rPr>
+        <w:t xml:space="preserve">List</w:t>
+      </w:r>
+      <w:r>
+        <w:rPr>
+          <w:rStyle w:val="OperatorTok"/>
+        </w:rPr>
+        <w:t xml:space="preserve">&lt;</w:t>
+      </w:r>
+      <w:r>
+        <w:rPr>
+          <w:rStyle w:val="NormalTok"/>
+        </w:rPr>
+        <w:t xml:space="preserve">SkillCall</w:t>
+      </w:r>
+      <w:r>
+        <w:rPr>
+          <w:rStyle w:val="OperatorTok"/>
+        </w:rPr>
+        <w:t xml:space="preserve">&gt;</w:t>
+      </w:r>
+      <w:r>
+        <w:rPr>
+          <w:rStyle w:val="NormalTok"/>
+        </w:rPr>
+        <w:t xml:space="preserve"> skillsCalled</w:t>
+      </w:r>
+      <w:r>
+        <w:rPr>
+          <w:rStyle w:val="OperatorTok"/>
+        </w:rPr>
+        <w:t xml:space="preserve">,</w:t>
+      </w:r>
+      <w:r>
+        <w:br/>
+      </w:r>
+      <w:r>
+        <w:rPr>
+          <w:rStyle w:val="NormalTok"/>
+        </w:rPr>
+        <w:t xml:space="preserve">    </w:t>
+      </w:r>
+      <w:r>
+        <w:rPr>
+          <w:rStyle w:val="BuiltInTok"/>
+        </w:rPr>
+        <w:t xml:space="preserve">String</w:t>
+      </w:r>
+      <w:r>
+        <w:rPr>
+          <w:rStyle w:val="NormalTok"/>
+        </w:rPr>
+        <w:t xml:space="preserve"> response</w:t>
+      </w:r>
+      <w:r>
+        <w:rPr>
+          <w:rStyle w:val="OperatorTok"/>
+        </w:rPr>
+        <w:t xml:space="preserve">,</w:t>
+      </w:r>
+      <w:r>
+        <w:br/>
+      </w:r>
+      <w:r>
+        <w:rPr>
+          <w:rStyle w:val="NormalTok"/>
+        </w:rPr>
+        <w:t xml:space="preserve">    </w:t>
+      </w:r>
+      <w:r>
+        <w:rPr>
+          <w:rStyle w:val="BuiltInTok"/>
+        </w:rPr>
+        <w:t xml:space="preserve">Double</w:t>
+      </w:r>
+      <w:r>
+        <w:rPr>
+          <w:rStyle w:val="NormalTok"/>
+        </w:rPr>
+        <w:t xml:space="preserve"> confidence</w:t>
+      </w:r>
+      <w:r>
+        <w:rPr>
+          <w:rStyle w:val="OperatorTok"/>
+        </w:rPr>
+        <w:t xml:space="preserve">,</w:t>
+      </w:r>
+      <w:r>
+        <w:br/>
+      </w:r>
+      <w:r>
+        <w:rPr>
+          <w:rStyle w:val="NormalTok"/>
+        </w:rPr>
+        <w:t xml:space="preserve">    </w:t>
+      </w:r>
+      <w:r>
+        <w:rPr>
+          <w:rStyle w:val="BuiltInTok"/>
+        </w:rPr>
+        <w:t xml:space="preserve">Long</w:t>
+      </w:r>
+      <w:r>
+        <w:rPr>
+          <w:rStyle w:val="NormalTok"/>
+        </w:rPr>
+        <w:t xml:space="preserve"> durationMs</w:t>
+      </w:r>
+      <w:r>
+        <w:rPr>
+          <w:rStyle w:val="OperatorTok"/>
+        </w:rPr>
+        <w:t xml:space="preserve">,</w:t>
+      </w:r>
+      <w:r>
+        <w:br/>
+      </w:r>
+      <w:r>
+        <w:rPr>
+          <w:rStyle w:val="NormalTok"/>
+        </w:rPr>
+        <w:t xml:space="preserve">    TokenUsage tokenUsage</w:t>
+      </w:r>
+      <w:r>
+        <w:br/>
+      </w:r>
+      <w:r>
+        <w:rPr>
+          <w:rStyle w:val="OperatorTok"/>
+        </w:rPr>
+        <w:t xml:space="preserve">)</w:t>
+      </w:r>
+      <w:r>
+        <w:rPr>
+          <w:rStyle w:val="NormalTok"/>
+        </w:rPr>
+        <w:t xml:space="preserve"> </w:t>
+      </w:r>
+      <w:r>
+        <w:rPr>
+          <w:rStyle w:val="OperatorTok"/>
+        </w:rPr>
+        <w:t xml:space="preserve">{}</w:t>
+      </w:r>
+      <w:r>
+        <w:br/>
+      </w:r>
+      <w:r>
+        <w:br/>
+      </w:r>
+      <w:r>
+        <w:rPr>
+          <w:rStyle w:val="CommentTok"/>
+        </w:rPr>
+        <w:t xml:space="preserve">// 业务层调用示例</w:t>
+      </w:r>
+      <w:r>
+        <w:br/>
+      </w:r>
+      <w:r>
+        <w:rPr>
+          <w:rStyle w:val="AttributeTok"/>
+        </w:rPr>
+        <w:t xml:space="preserve">@Service</w:t>
+      </w:r>
+      <w:r>
+        <w:br/>
+      </w:r>
+      <w:r>
+        <w:rPr>
+          <w:rStyle w:val="KeywordTok"/>
+        </w:rPr>
+        <w:t xml:space="preserve">public</w:t>
+      </w:r>
+      <w:r>
+        <w:rPr>
+          <w:rStyle w:val="NormalTok"/>
+        </w:rPr>
+        <w:t xml:space="preserve"> </w:t>
+      </w:r>
+      <w:r>
+        <w:rPr>
+          <w:rStyle w:val="KeywordTok"/>
+        </w:rPr>
+        <w:t xml:space="preserve">class</w:t>
+      </w:r>
+      <w:r>
+        <w:rPr>
+          <w:rStyle w:val="NormalTok"/>
+        </w:rPr>
+        <w:t xml:space="preserve"> ExceptionHandlingService </w:t>
+      </w:r>
+      <w:r>
+        <w:rPr>
+          <w:rStyle w:val="OperatorTok"/>
+        </w:rPr>
+        <w:t xml:space="preserve">{</w:t>
+      </w:r>
+      <w:r>
+        <w:br/>
+      </w:r>
+      <w:r>
+        <w:rPr>
+          <w:rStyle w:val="NormalTok"/>
+        </w:rPr>
+        <w:t xml:space="preserve">    </w:t>
+      </w:r>
+      <w:r>
+        <w:br/>
+      </w:r>
+      <w:r>
+        <w:rPr>
+          <w:rStyle w:val="NormalTok"/>
+        </w:rPr>
+        <w:t xml:space="preserve">    </w:t>
+      </w:r>
+      <w:r>
+        <w:rPr>
+          <w:rStyle w:val="KeywordTok"/>
+        </w:rPr>
+        <w:t xml:space="preserve">private</w:t>
+      </w:r>
+      <w:r>
+        <w:rPr>
+          <w:rStyle w:val="NormalTok"/>
+        </w:rPr>
+        <w:t xml:space="preserve"> </w:t>
+      </w:r>
+      <w:r>
+        <w:rPr>
+          <w:rStyle w:val="DataTypeTok"/>
+        </w:rPr>
+        <w:t xml:space="preserve">final</w:t>
+      </w:r>
+      <w:r>
+        <w:rPr>
+          <w:rStyle w:val="NormalTok"/>
+        </w:rPr>
+        <w:t xml:space="preserve"> AgentClient agentClient</w:t>
+      </w:r>
+      <w:r>
+        <w:rPr>
+          <w:rStyle w:val="OperatorTok"/>
+        </w:rPr>
+        <w:t xml:space="preserve">;</w:t>
+      </w:r>
+      <w:r>
+        <w:br/>
+      </w:r>
+      <w:r>
+        <w:rPr>
+          <w:rStyle w:val="NormalTok"/>
+        </w:rPr>
+        <w:t xml:space="preserve">    </w:t>
+      </w:r>
+      <w:r>
+        <w:br/>
+      </w:r>
+      <w:r>
+        <w:rPr>
+          <w:rStyle w:val="NormalTok"/>
+        </w:rPr>
+        <w:t xml:space="preserve">    </w:t>
+      </w:r>
+      <w:r>
+        <w:rPr>
+          <w:rStyle w:val="KeywordTok"/>
+        </w:rPr>
+        <w:t xml:space="preserve">public</w:t>
+      </w:r>
+      <w:r>
+        <w:rPr>
+          <w:rStyle w:val="NormalTok"/>
+        </w:rPr>
+        <w:t xml:space="preserve"> HandleResult </w:t>
+      </w:r>
+      <w:r>
+        <w:rPr>
+          <w:rStyle w:val="FunctionTok"/>
+        </w:rPr>
+        <w:t xml:space="preserve">handleException</w:t>
+      </w:r>
+      <w:r>
+        <w:rPr>
+          <w:rStyle w:val="OperatorTok"/>
+        </w:rPr>
+        <w:t xml:space="preserve">(</w:t>
+      </w:r>
+      <w:r>
+        <w:rPr>
+          <w:rStyle w:val="NormalTok"/>
+        </w:rPr>
+        <w:t xml:space="preserve">ShipmentException exception</w:t>
+      </w:r>
+      <w:r>
+        <w:rPr>
+          <w:rStyle w:val="OperatorTok"/>
+        </w:rPr>
+        <w:t xml:space="preserve">)</w:t>
+      </w:r>
+      <w:r>
+        <w:rPr>
+          <w:rStyle w:val="NormalTok"/>
+        </w:rPr>
+        <w:t xml:space="preserve"> </w:t>
+      </w:r>
+      <w:r>
+        <w:rPr>
+          <w:rStyle w:val="OperatorTok"/>
+        </w:rPr>
+        <w:t xml:space="preserve">{</w:t>
+      </w:r>
+      <w:r>
+        <w:br/>
+      </w:r>
+      <w:r>
+        <w:rPr>
+          <w:rStyle w:val="NormalTok"/>
+        </w:rPr>
+        <w:t xml:space="preserve">        </w:t>
+      </w:r>
+      <w:r>
+        <w:rPr>
+          <w:rStyle w:val="DataTypeTok"/>
+        </w:rPr>
+        <w:t xml:space="preserve">var</w:t>
+      </w:r>
+      <w:r>
+        <w:rPr>
+          <w:rStyle w:val="NormalTok"/>
+        </w:rPr>
+        <w:t xml:space="preserve"> response </w:t>
+      </w:r>
+      <w:r>
+        <w:rPr>
+          <w:rStyle w:val="OperatorTok"/>
+        </w:rPr>
+        <w:t xml:space="preserve">=</w:t>
+      </w:r>
+      <w:r>
+        <w:rPr>
+          <w:rStyle w:val="NormalTok"/>
+        </w:rPr>
+        <w:t xml:space="preserve"> agentClient</w:t>
+      </w:r>
+      <w:r>
+        <w:rPr>
+          <w:rStyle w:val="OperatorTok"/>
+        </w:rPr>
+        <w:t xml:space="preserve">.</w:t>
+      </w:r>
+      <w:r>
+        <w:rPr>
+          <w:rStyle w:val="FunctionTok"/>
+        </w:rPr>
+        <w:t xml:space="preserve">runAgent</w:t>
+      </w:r>
+      <w:r>
+        <w:rPr>
+          <w:rStyle w:val="OperatorTok"/>
+        </w:rPr>
+        <w:t xml:space="preserve">(</w:t>
+      </w:r>
+      <w:r>
+        <w:br/>
+      </w:r>
+      <w:r>
+        <w:rPr>
+          <w:rStyle w:val="NormalTok"/>
+        </w:rPr>
+        <w:t xml:space="preserve">            </w:t>
+      </w:r>
+      <w:r>
+        <w:rPr>
+          <w:rStyle w:val="StringTok"/>
+        </w:rPr>
+        <w:t xml:space="preserve">"logistics-exception-handler"</w:t>
+      </w:r>
+      <w:r>
+        <w:rPr>
+          <w:rStyle w:val="OperatorTok"/>
+        </w:rPr>
+        <w:t xml:space="preserve">,</w:t>
+      </w:r>
+      <w:r>
+        <w:br/>
+      </w:r>
+      <w:r>
+        <w:rPr>
+          <w:rStyle w:val="NormalTok"/>
+        </w:rPr>
+        <w:t xml:space="preserve">            exception</w:t>
+      </w:r>
+      <w:r>
+        <w:rPr>
+          <w:rStyle w:val="OperatorTok"/>
+        </w:rPr>
+        <w:t xml:space="preserve">.</w:t>
+      </w:r>
+      <w:r>
+        <w:rPr>
+          <w:rStyle w:val="FunctionTok"/>
+        </w:rPr>
+        <w:t xml:space="preserve">toAgentQuery</w:t>
+      </w:r>
+      <w:r>
+        <w:rPr>
+          <w:rStyle w:val="OperatorTok"/>
+        </w:rPr>
+        <w:t xml:space="preserve">(),</w:t>
+      </w:r>
+      <w:r>
+        <w:br/>
+      </w:r>
+      <w:r>
+        <w:rPr>
+          <w:rStyle w:val="NormalTok"/>
+        </w:rPr>
+        <w:t xml:space="preserve">            exception</w:t>
+      </w:r>
+      <w:r>
+        <w:rPr>
+          <w:rStyle w:val="OperatorTok"/>
+        </w:rPr>
+        <w:t xml:space="preserve">.</w:t>
+      </w:r>
+      <w:r>
+        <w:rPr>
+          <w:rStyle w:val="FunctionTok"/>
+        </w:rPr>
+        <w:t xml:space="preserve">getSessionId</w:t>
+      </w:r>
+      <w:r>
+        <w:rPr>
+          <w:rStyle w:val="OperatorTok"/>
+        </w:rPr>
+        <w:t xml:space="preserve">()</w:t>
+      </w:r>
+      <w:r>
+        <w:br/>
+      </w:r>
+      <w:r>
+        <w:rPr>
+          <w:rStyle w:val="NormalTok"/>
+        </w:rPr>
+        <w:t xml:space="preserve">        </w:t>
+      </w:r>
+      <w:r>
+        <w:rPr>
+          <w:rStyle w:val="OperatorTok"/>
+        </w:rPr>
+        <w:t xml:space="preserve">);</w:t>
+      </w:r>
+      <w:r>
+        <w:br/>
+      </w:r>
+      <w:r>
+        <w:rPr>
+          <w:rStyle w:val="NormalTok"/>
+        </w:rPr>
+        <w:t xml:space="preserve">        </w:t>
+      </w:r>
+      <w:r>
+        <w:br/>
+      </w:r>
+      <w:r>
+        <w:rPr>
+          <w:rStyle w:val="NormalTok"/>
+        </w:rPr>
+        <w:t xml:space="preserve">        </w:t>
+      </w:r>
+      <w:r>
+        <w:rPr>
+          <w:rStyle w:val="ControlFlowTok"/>
+        </w:rPr>
+        <w:t xml:space="preserve">if</w:t>
+      </w:r>
+      <w:r>
+        <w:rPr>
+          <w:rStyle w:val="NormalTok"/>
+        </w:rPr>
+        <w:t xml:space="preserve"> </w:t>
+      </w:r>
+      <w:r>
+        <w:rPr>
+          <w:rStyle w:val="OperatorTok"/>
+        </w:rPr>
+        <w:t xml:space="preserve">(</w:t>
+      </w:r>
+      <w:r>
+        <w:rPr>
+          <w:rStyle w:val="StringTok"/>
+        </w:rPr>
+        <w:t xml:space="preserve">"pending_approval"</w:t>
+      </w:r>
+      <w:r>
+        <w:rPr>
+          <w:rStyle w:val="OperatorTok"/>
+        </w:rPr>
+        <w:t xml:space="preserve">.</w:t>
+      </w:r>
+      <w:r>
+        <w:rPr>
+          <w:rStyle w:val="FunctionTok"/>
+        </w:rPr>
+        <w:t xml:space="preserve">equals</w:t>
+      </w:r>
+      <w:r>
+        <w:rPr>
+          <w:rStyle w:val="OperatorTok"/>
+        </w:rPr>
+        <w:t xml:space="preserve">(</w:t>
+      </w:r>
+      <w:r>
+        <w:rPr>
+          <w:rStyle w:val="NormalTok"/>
+        </w:rPr>
+        <w:t xml:space="preserve">response</w:t>
+      </w:r>
+      <w:r>
+        <w:rPr>
+          <w:rStyle w:val="OperatorTok"/>
+        </w:rPr>
+        <w:t xml:space="preserve">.</w:t>
+      </w:r>
+      <w:r>
+        <w:rPr>
+          <w:rStyle w:val="FunctionTok"/>
+        </w:rPr>
+        <w:t xml:space="preserve">status</w:t>
+      </w:r>
+      <w:r>
+        <w:rPr>
+          <w:rStyle w:val="OperatorTok"/>
+        </w:rPr>
+        <w:t xml:space="preserve">()))</w:t>
+      </w:r>
+      <w:r>
+        <w:rPr>
+          <w:rStyle w:val="NormalTok"/>
+        </w:rPr>
+        <w:t xml:space="preserve"> </w:t>
+      </w:r>
+      <w:r>
+        <w:rPr>
+          <w:rStyle w:val="OperatorTok"/>
+        </w:rPr>
+        <w:t xml:space="preserve">{</w:t>
+      </w:r>
+      <w:r>
+        <w:br/>
+      </w:r>
+      <w:r>
+        <w:rPr>
+          <w:rStyle w:val="NormalTok"/>
+        </w:rPr>
+        <w:t xml:space="preserve">            </w:t>
+      </w:r>
+      <w:r>
+        <w:rPr>
+          <w:rStyle w:val="CommentTok"/>
+        </w:rPr>
+        <w:t xml:space="preserve">// 推送审批到 OA/飞书</w:t>
+      </w:r>
+      <w:r>
+        <w:br/>
+      </w:r>
+      <w:r>
+        <w:rPr>
+          <w:rStyle w:val="NormalTok"/>
+        </w:rPr>
+        <w:t xml:space="preserve">            approvalService</w:t>
+      </w:r>
+      <w:r>
+        <w:rPr>
+          <w:rStyle w:val="OperatorTok"/>
+        </w:rPr>
+        <w:t xml:space="preserve">.</w:t>
+      </w:r>
+      <w:r>
+        <w:rPr>
+          <w:rStyle w:val="FunctionTok"/>
+        </w:rPr>
+        <w:t xml:space="preserve">push</w:t>
+      </w:r>
+      <w:r>
+        <w:rPr>
+          <w:rStyle w:val="OperatorTok"/>
+        </w:rPr>
+        <w:t xml:space="preserve">(</w:t>
+      </w:r>
+      <w:r>
+        <w:rPr>
+          <w:rStyle w:val="NormalTok"/>
+        </w:rPr>
+        <w:t xml:space="preserve">response</w:t>
+      </w:r>
+      <w:r>
+        <w:rPr>
+          <w:rStyle w:val="OperatorTok"/>
+        </w:rPr>
+        <w:t xml:space="preserve">);</w:t>
+      </w:r>
+      <w:r>
+        <w:br/>
+      </w:r>
+      <w:r>
+        <w:rPr>
+          <w:rStyle w:val="NormalTok"/>
+        </w:rPr>
+        <w:t xml:space="preserve">            </w:t>
+      </w:r>
+      <w:r>
+        <w:rPr>
+          <w:rStyle w:val="ControlFlowTok"/>
+        </w:rPr>
+        <w:t xml:space="preserve">return</w:t>
+      </w:r>
+      <w:r>
+        <w:rPr>
+          <w:rStyle w:val="NormalTok"/>
+        </w:rPr>
+        <w:t xml:space="preserve"> HandleResult</w:t>
+      </w:r>
+      <w:r>
+        <w:rPr>
+          <w:rStyle w:val="OperatorTok"/>
+        </w:rPr>
+        <w:t xml:space="preserve">.</w:t>
+      </w:r>
+      <w:r>
+        <w:rPr>
+          <w:rStyle w:val="FunctionTok"/>
+        </w:rPr>
+        <w:t xml:space="preserve">pending</w:t>
+      </w:r>
+      <w:r>
+        <w:rPr>
+          <w:rStyle w:val="OperatorTok"/>
+        </w:rPr>
+        <w:t xml:space="preserve">(</w:t>
+      </w:r>
+      <w:r>
+        <w:rPr>
+          <w:rStyle w:val="NormalTok"/>
+        </w:rPr>
+        <w:t xml:space="preserve">response</w:t>
+      </w:r>
+      <w:r>
+        <w:rPr>
+          <w:rStyle w:val="OperatorTok"/>
+        </w:rPr>
+        <w:t xml:space="preserve">);</w:t>
+      </w:r>
+      <w:r>
+        <w:br/>
+      </w:r>
+      <w:r>
+        <w:rPr>
+          <w:rStyle w:val="NormalTok"/>
+        </w:rPr>
+        <w:t xml:space="preserve">        </w:t>
+      </w:r>
+      <w:r>
+        <w:rPr>
+          <w:rStyle w:val="OperatorTok"/>
+        </w:rPr>
+        <w:t xml:space="preserve">}</w:t>
+      </w:r>
+      <w:r>
+        <w:br/>
+      </w:r>
+      <w:r>
+        <w:rPr>
+          <w:rStyle w:val="NormalTok"/>
+        </w:rPr>
+        <w:t xml:space="preserve">        </w:t>
+      </w:r>
+      <w:r>
+        <w:br/>
+      </w:r>
+      <w:r>
+        <w:rPr>
+          <w:rStyle w:val="NormalTok"/>
+        </w:rPr>
+        <w:t xml:space="preserve">        </w:t>
+      </w:r>
+      <w:r>
+        <w:rPr>
+          <w:rStyle w:val="CommentTok"/>
+        </w:rPr>
+        <w:t xml:space="preserve">// 记录审计</w:t>
+      </w:r>
+      <w:r>
+        <w:br/>
+      </w:r>
+      <w:r>
+        <w:rPr>
+          <w:rStyle w:val="NormalTok"/>
+        </w:rPr>
+        <w:t xml:space="preserve">        auditLog</w:t>
+      </w:r>
+      <w:r>
+        <w:rPr>
+          <w:rStyle w:val="OperatorTok"/>
+        </w:rPr>
+        <w:t xml:space="preserve">.</w:t>
+      </w:r>
+      <w:r>
+        <w:rPr>
+          <w:rStyle w:val="FunctionTok"/>
+        </w:rPr>
+        <w:t xml:space="preserve">record</w:t>
+      </w:r>
+      <w:r>
+        <w:rPr>
+          <w:rStyle w:val="OperatorTok"/>
+        </w:rPr>
+        <w:t xml:space="preserve">(</w:t>
+      </w:r>
+      <w:r>
+        <w:rPr>
+          <w:rStyle w:val="NormalTok"/>
+        </w:rPr>
+        <w:t xml:space="preserve">exception</w:t>
+      </w:r>
+      <w:r>
+        <w:rPr>
+          <w:rStyle w:val="OperatorTok"/>
+        </w:rPr>
+        <w:t xml:space="preserve">.</w:t>
+      </w:r>
+      <w:r>
+        <w:rPr>
+          <w:rStyle w:val="FunctionTok"/>
+        </w:rPr>
+        <w:t xml:space="preserve">getTrackingNo</w:t>
+      </w:r>
+      <w:r>
+        <w:rPr>
+          <w:rStyle w:val="OperatorTok"/>
+        </w:rPr>
+        <w:t xml:space="preserve">(),</w:t>
+      </w:r>
+      <w:r>
+        <w:rPr>
+          <w:rStyle w:val="NormalTok"/>
+        </w:rPr>
+        <w:t xml:space="preserve"> response</w:t>
+      </w:r>
+      <w:r>
+        <w:rPr>
+          <w:rStyle w:val="OperatorTok"/>
+        </w:rPr>
+        <w:t xml:space="preserve">);</w:t>
+      </w:r>
+      <w:r>
+        <w:br/>
+      </w:r>
+      <w:r>
+        <w:rPr>
+          <w:rStyle w:val="NormalTok"/>
+        </w:rPr>
+        <w:t xml:space="preserve">        </w:t>
+      </w:r>
+      <w:r>
+        <w:rPr>
+          <w:rStyle w:val="ControlFlowTok"/>
+        </w:rPr>
+        <w:t xml:space="preserve">return</w:t>
+      </w:r>
+      <w:r>
+        <w:rPr>
+          <w:rStyle w:val="NormalTok"/>
+        </w:rPr>
+        <w:t xml:space="preserve"> HandleResult</w:t>
+      </w:r>
+      <w:r>
+        <w:rPr>
+          <w:rStyle w:val="OperatorTok"/>
+        </w:rPr>
+        <w:t xml:space="preserve">.</w:t>
+      </w:r>
+      <w:r>
+        <w:rPr>
+          <w:rStyle w:val="FunctionTok"/>
+        </w:rPr>
+        <w:t xml:space="preserve">completed</w:t>
+      </w:r>
+      <w:r>
+        <w:rPr>
+          <w:rStyle w:val="OperatorTok"/>
+        </w:rPr>
+        <w:t xml:space="preserve">(</w:t>
+      </w:r>
+      <w:r>
+        <w:rPr>
+          <w:rStyle w:val="NormalTok"/>
+        </w:rPr>
+        <w:t xml:space="preserve">response</w:t>
+      </w:r>
+      <w:r>
+        <w:rPr>
+          <w:rStyle w:val="OperatorTok"/>
+        </w:rPr>
+        <w:t xml:space="preserve">);</w:t>
+      </w:r>
+      <w:r>
+        <w:br/>
+      </w:r>
+      <w:r>
+        <w:rPr>
+          <w:rStyle w:val="NormalTok"/>
+        </w:rPr>
+        <w:t xml:space="preserve">    </w:t>
+      </w:r>
+      <w:r>
+        <w:rPr>
+          <w:rStyle w:val="OperatorTok"/>
+        </w:rPr>
+        <w:t xml:space="preserve">}</w:t>
+      </w:r>
+      <w:r>
+        <w:br/>
+      </w:r>
+      <w:r>
+        <w:rPr>
+          <w:rStyle w:val="OperatorTok"/>
+        </w:rPr>
+        <w:t xml:space="preserve">}</w:t>
+      </w:r>
+    </w:p>
+    <w:bookmarkEnd w:id="189"/>
+    <w:bookmarkStart w:id="193" w:name="跨-agent-通信higress-网关接入"/>
+    <w:p>
+      <w:pPr>
+        <w:pStyle w:val="Heading3"/>
+      </w:pPr>
+      <w:r>
+        <w:t xml:space="preserve">13.4 </w:t>
+      </w:r>
+      <w:r>
+        <w:rPr>
+          <w:rFonts w:hint="eastAsia"/>
+        </w:rPr>
+        <w:t xml:space="preserve">跨</w:t>
+      </w:r>
+      <w:r>
+        <w:t xml:space="preserve"> Agent </w:t>
+      </w:r>
+      <w:r>
+        <w:rPr>
+          <w:rFonts w:hint="eastAsia"/>
+        </w:rPr>
+        <w:t xml:space="preserve">通信——Higress</w:t>
+      </w:r>
+      <w:r>
+        <w:t xml:space="preserve"> </w:t>
+      </w:r>
+      <w:r>
+        <w:rPr>
+          <w:rFonts w:hint="eastAsia"/>
+        </w:rPr>
+        <w:t xml:space="preserve">网关接入</w:t>
+      </w:r>
+    </w:p>
+    <w:bookmarkStart w:id="190" w:name="higress-适配分析"/>
+    <w:p>
+      <w:pPr>
+        <w:pStyle w:val="Heading4"/>
+      </w:pPr>
+      <w:r>
+        <w:t xml:space="preserve">13.4.1 Higress </w:t>
+      </w:r>
+      <w:r>
+        <w:rPr>
+          <w:rFonts w:hint="eastAsia"/>
+        </w:rPr>
+        <w:t xml:space="preserve">适配分析</w:t>
+      </w:r>
+    </w:p>
+    <w:p>
+      <w:pPr>
+        <w:pStyle w:val="FirstParagraph"/>
+      </w:pPr>
+      <w:r>
+        <w:t xml:space="preserve">Higress </w:t>
+      </w:r>
+      <w:r>
+        <w:rPr>
+          <w:rFonts w:hint="eastAsia"/>
+        </w:rPr>
+        <w:t xml:space="preserve">(阿里开源</w:t>
+      </w:r>
+      <w:r>
+        <w:t xml:space="preserve"> API </w:t>
+      </w:r>
+      <w:r>
+        <w:rPr>
+          <w:rFonts w:hint="eastAsia"/>
+        </w:rPr>
+        <w:t xml:space="preserve">网关，基于</w:t>
+      </w:r>
+      <w:r>
+        <w:t xml:space="preserve"> Istio+Envoy) </w:t>
+      </w:r>
+      <w:r>
+        <w:rPr>
+          <w:rFonts w:hint="eastAsia"/>
+        </w:rPr>
+        <w:t xml:space="preserve">在</w:t>
+      </w:r>
+      <w:r>
+        <w:t xml:space="preserve"> Agent </w:t>
+      </w:r>
+      <w:r>
+        <w:rPr>
+          <w:rFonts w:hint="eastAsia"/>
+        </w:rPr>
+        <w:t xml:space="preserve">架构中的两层定位：</w:t>
+      </w:r>
+    </w:p>
+    <w:tbl>
+      <w:tblPr>
+        <w:tblStyle w:val="Table"/>
+        <w:tblW w:type="pct" w:w="5000"/>
+        <w:tblLayout w:type="fixed"/>
+        <w:tblLook w:firstRow="1" w:lastRow="0" w:firstColumn="0" w:lastColumn="0" w:noHBand="0" w:noVBand="0" w:val="0020"/>
+      </w:tblPr>
+      <w:tblGrid>
+        <w:gridCol w:w="2534"/>
+        <w:gridCol w:w="1900"/>
+        <w:gridCol w:w="1584"/>
+        <w:gridCol w:w="1900"/>
+      </w:tblGrid>
+      <w:tr>
+        <w:trPr>
+          <w:tblHeader w:val="on"/>
+        </w:trPr>
+        <w:tc>
+          <w:tcPr/>
+          <w:p>
+            <w:pPr>
+              <w:pStyle w:val="Compact"/>
+            </w:pPr>
+            <w:r>
+              <w:rPr>
+                <w:rFonts w:hint="eastAsia"/>
+              </w:rPr>
+              <w:t xml:space="preserve">通信层</w:t>
+            </w:r>
+          </w:p>
+        </w:tc>
+        <w:tc>
+          <w:tcPr/>
+          <w:p>
+            <w:pPr>
+              <w:pStyle w:val="Compact"/>
+            </w:pPr>
+            <w:r>
+              <w:rPr>
+                <w:rFonts w:hint="eastAsia"/>
+              </w:rPr>
+              <w:t xml:space="preserve">协议</w:t>
+            </w:r>
+          </w:p>
+        </w:tc>
+        <w:tc>
+          <w:tcPr/>
+          <w:p>
+            <w:pPr>
+              <w:pStyle w:val="Compact"/>
+              <w:jc w:val="center"/>
+            </w:pPr>
+            <w:r>
+              <w:t xml:space="preserve">Higress </w:t>
+            </w:r>
+            <w:r>
+              <w:rPr>
+                <w:rFonts w:hint="eastAsia"/>
+              </w:rPr>
+              <w:t xml:space="preserve">是否接管</w:t>
+            </w:r>
+          </w:p>
+        </w:tc>
+        <w:tc>
+          <w:tcPr/>
+          <w:p>
+            <w:pPr>
+              <w:pStyle w:val="Compact"/>
+            </w:pPr>
+            <w:r>
+              <w:rPr>
+                <w:rFonts w:hint="eastAsia"/>
+              </w:rPr>
+              <w:t xml:space="preserve">说明</w:t>
+            </w:r>
+          </w:p>
+        </w:tc>
+      </w:tr>
+      <w:tr>
+        <w:tc>
+          <w:tcPr/>
+          <w:p>
+            <w:pPr>
+              <w:pStyle w:val="Compact"/>
+            </w:pPr>
+            <w:r>
+              <w:rPr>
+                <w:rFonts w:hint="eastAsia"/>
+                <w:b/>
+                <w:bCs/>
+              </w:rPr>
+              <w:t xml:space="preserve">平台内</w:t>
+            </w:r>
+            <w:r>
+              <w:rPr>
+                <w:b/>
+                <w:bCs/>
+              </w:rPr>
+              <w:t xml:space="preserve"> Agent </w:t>
+            </w:r>
+            <w:r>
+              <w:rPr>
+                <w:rFonts w:hint="eastAsia"/>
+                <w:b/>
+                <w:bCs/>
+              </w:rPr>
+              <w:t xml:space="preserve">编排</w:t>
+            </w:r>
+          </w:p>
+        </w:tc>
+        <w:tc>
+          <w:tcPr/>
+          <w:p>
+            <w:pPr>
+              <w:pStyle w:val="Compact"/>
+            </w:pPr>
+            <w:r>
+              <w:t xml:space="preserve">LangGraph StateGraph</w:t>
+            </w:r>
+          </w:p>
+        </w:tc>
+        <w:tc>
+          <w:tcPr/>
+          <w:p>
+            <w:pPr>
+              <w:pStyle w:val="Compact"/>
+              <w:jc w:val="center"/>
+            </w:pPr>
+            <w:r>
+              <w:t xml:space="preserve">❌ </w:t>
+            </w:r>
+            <w:r>
+              <w:rPr>
+                <w:rFonts w:hint="eastAsia"/>
+              </w:rPr>
+              <w:t xml:space="preserve">不适用</w:t>
+            </w:r>
+          </w:p>
+        </w:tc>
+        <w:tc>
+          <w:tcPr/>
+          <w:p>
+            <w:pPr>
+              <w:pStyle w:val="Compact"/>
+            </w:pPr>
+            <w:r>
+              <w:rPr>
+                <w:rFonts w:hint="eastAsia"/>
+              </w:rPr>
+              <w:t xml:space="preserve">进程内</w:t>
+            </w:r>
+            <w:r>
+              <w:t xml:space="preserve"> Python </w:t>
+            </w:r>
+            <w:r>
+              <w:rPr>
+                <w:rFonts w:hint="eastAsia"/>
+              </w:rPr>
+              <w:t xml:space="preserve">函数调用，不经过网络</w:t>
+            </w:r>
+          </w:p>
+        </w:tc>
+      </w:tr>
+      <w:tr>
+        <w:tc>
+          <w:tcPr/>
+          <w:p>
+            <w:pPr>
+              <w:pStyle w:val="Compact"/>
+            </w:pPr>
+            <w:r>
+              <w:rPr>
+                <w:rFonts w:hint="eastAsia"/>
+                <w:b/>
+                <w:bCs/>
+              </w:rPr>
+              <w:t xml:space="preserve">跨</w:t>
+            </w:r>
+            <w:r>
+              <w:rPr>
+                <w:b/>
+                <w:bCs/>
+              </w:rPr>
+              <w:t xml:space="preserve"> Agent </w:t>
+            </w:r>
+            <w:r>
+              <w:rPr>
+                <w:rFonts w:hint="eastAsia"/>
+                <w:b/>
+                <w:bCs/>
+              </w:rPr>
+              <w:t xml:space="preserve">服务通信</w:t>
+            </w:r>
+          </w:p>
+        </w:tc>
+        <w:tc>
+          <w:tcPr/>
+          <w:p>
+            <w:pPr>
+              <w:pStyle w:val="Compact"/>
+            </w:pPr>
+            <w:r>
+              <w:t xml:space="preserve">A2A (Google) / MCP (Anthropic) / gRPC</w:t>
+            </w:r>
+          </w:p>
+        </w:tc>
+        <w:tc>
+          <w:tcPr/>
+          <w:p>
+            <w:pPr>
+              <w:pStyle w:val="Compact"/>
+              <w:jc w:val="center"/>
+            </w:pPr>
+            <w:r>
+              <w:t xml:space="preserve">✅ </w:t>
+            </w:r>
+            <w:r>
+              <w:rPr>
+                <w:rFonts w:hint="eastAsia"/>
+              </w:rPr>
+              <w:t xml:space="preserve">可以</w:t>
+            </w:r>
+          </w:p>
+        </w:tc>
+        <w:tc>
+          <w:tcPr/>
+          <w:p>
+            <w:pPr>
+              <w:pStyle w:val="Compact"/>
+            </w:pPr>
+            <w:r>
+              <w:rPr>
+                <w:rFonts w:hint="eastAsia"/>
+              </w:rPr>
+              <w:t xml:space="preserve">走</w:t>
+            </w:r>
+            <w:r>
+              <w:t xml:space="preserve"> HTTP/RPC </w:t>
+            </w:r>
+            <w:r>
+              <w:rPr>
+                <w:rFonts w:hint="eastAsia"/>
+              </w:rPr>
+              <w:t xml:space="preserve">流量，Higress</w:t>
+            </w:r>
+            <w:r>
+              <w:t xml:space="preserve"> </w:t>
+            </w:r>
+            <w:r>
+              <w:rPr>
+                <w:rFonts w:hint="eastAsia"/>
+              </w:rPr>
+              <w:t xml:space="preserve">全链路管理</w:t>
+            </w:r>
+          </w:p>
+        </w:tc>
+      </w:tr>
+      <w:tr>
+        <w:tc>
+          <w:tcPr/>
+          <w:p>
+            <w:pPr>
+              <w:pStyle w:val="Compact"/>
+            </w:pPr>
+            <w:r>
+              <w:rPr>
+                <w:b/>
+                <w:bCs/>
+              </w:rPr>
+              <w:t xml:space="preserve">Java → Agent </w:t>
+            </w:r>
+            <w:r>
+              <w:rPr>
+                <w:rFonts w:hint="eastAsia"/>
+                <w:b/>
+                <w:bCs/>
+              </w:rPr>
+              <w:t xml:space="preserve">服务</w:t>
+            </w:r>
+          </w:p>
+        </w:tc>
+        <w:tc>
+          <w:tcPr/>
+          <w:p>
+            <w:pPr>
+              <w:pStyle w:val="Compact"/>
+            </w:pPr>
+            <w:r>
+              <w:t xml:space="preserve">REST/gRPC</w:t>
+            </w:r>
+          </w:p>
+        </w:tc>
+        <w:tc>
+          <w:tcPr/>
+          <w:p>
+            <w:pPr>
+              <w:pStyle w:val="Compact"/>
+              <w:jc w:val="center"/>
+            </w:pPr>
+            <w:r>
+              <w:t xml:space="preserve">✅ </w:t>
+            </w:r>
+            <w:r>
+              <w:rPr>
+                <w:rFonts w:hint="eastAsia"/>
+              </w:rPr>
+              <w:t xml:space="preserve">可以</w:t>
+            </w:r>
+          </w:p>
+        </w:tc>
+        <w:tc>
+          <w:tcPr/>
+          <w:p>
+            <w:pPr>
+              <w:pStyle w:val="Compact"/>
+            </w:pPr>
+            <w:r>
+              <w:rPr>
+                <w:rFonts w:hint="eastAsia"/>
+              </w:rPr>
+              <w:t xml:space="preserve">统一流量入口</w:t>
+            </w:r>
+          </w:p>
+        </w:tc>
+      </w:tr>
+    </w:tbl>
+    <w:bookmarkEnd w:id="190"/>
+    <w:bookmarkStart w:id="191" w:name="higress-在-agent-平台中的具体应用"/>
+    <w:p>
+      <w:pPr>
+        <w:pStyle w:val="Heading4"/>
+      </w:pPr>
+      <w:r>
+        <w:t xml:space="preserve">13.4.2 Higress </w:t>
+      </w:r>
+      <w:r>
+        <w:rPr>
+          <w:rFonts w:hint="eastAsia"/>
+        </w:rPr>
+        <w:t xml:space="preserve">在</w:t>
+      </w:r>
+      <w:r>
+        <w:t xml:space="preserve"> Agent </w:t>
+      </w:r>
+      <w:r>
+        <w:rPr>
+          <w:rFonts w:hint="eastAsia"/>
+        </w:rPr>
+        <w:t xml:space="preserve">平台中的具体应用</w:t>
+      </w:r>
+    </w:p>
+    <w:tbl>
+      <w:tblPr>
+        <w:tblStyle w:val="Table"/>
+        <w:tblW w:type="pct" w:w="5000"/>
+        <w:tblLayout w:type="fixed"/>
+        <w:tblLook w:firstRow="1" w:lastRow="0" w:firstColumn="0" w:lastColumn="0" w:noHBand="0" w:noVBand="0" w:val="0020"/>
+      </w:tblPr>
+      <w:tblGrid>
+        <w:gridCol w:w="3677"/>
+        <w:gridCol w:w="4242"/>
+      </w:tblGrid>
+      <w:tr>
+        <w:trPr>
+          <w:tblHeader w:val="on"/>
+        </w:trPr>
+        <w:tc>
+          <w:tcPr/>
+          <w:p>
+            <w:pPr>
+              <w:pStyle w:val="Compact"/>
+            </w:pPr>
+            <w:r>
+              <w:t xml:space="preserve">Higress </w:t>
+            </w:r>
+            <w:r>
+              <w:rPr>
+                <w:rFonts w:hint="eastAsia"/>
+              </w:rPr>
+              <w:t xml:space="preserve">能力</w:t>
+            </w:r>
+          </w:p>
+        </w:tc>
+        <w:tc>
+          <w:tcPr/>
+          <w:p>
+            <w:pPr>
+              <w:pStyle w:val="Compact"/>
+            </w:pPr>
+            <w:r>
+              <w:t xml:space="preserve">Agent </w:t>
+            </w:r>
+            <w:r>
+              <w:rPr>
+                <w:rFonts w:hint="eastAsia"/>
+              </w:rPr>
+              <w:t xml:space="preserve">平台应用</w:t>
+            </w:r>
+          </w:p>
+        </w:tc>
+      </w:tr>
+      <w:tr>
+        <w:tc>
+          <w:tcPr/>
+          <w:p>
+            <w:pPr>
+              <w:pStyle w:val="Compact"/>
+            </w:pPr>
+            <w:r>
+              <w:rPr>
+                <w:rFonts w:hint="eastAsia"/>
+                <w:b/>
+                <w:bCs/>
+              </w:rPr>
+              <w:t xml:space="preserve">流量路由</w:t>
+            </w:r>
+          </w:p>
+        </w:tc>
+        <w:tc>
+          <w:tcPr/>
+          <w:p>
+            <w:pPr>
+              <w:pStyle w:val="Compact"/>
+            </w:pPr>
+            <w:r>
+              <w:rPr>
+                <w:rStyle w:val="VerbatimChar"/>
+              </w:rPr>
+              <w:t xml:space="preserve">/agents/{id}/run</w:t>
+            </w:r>
+            <w:r>
+              <w:t xml:space="preserve"> </w:t>
+            </w:r>
+            <w:r>
+              <w:t xml:space="preserve">→ </w:t>
+            </w:r>
+            <w:r>
+              <w:rPr>
+                <w:rFonts w:hint="eastAsia"/>
+              </w:rPr>
+              <w:t xml:space="preserve">路由到正确的</w:t>
+            </w:r>
+            <w:r>
+              <w:t xml:space="preserve"> Agent </w:t>
+            </w:r>
+            <w:r>
+              <w:rPr>
+                <w:rFonts w:hint="eastAsia"/>
+              </w:rPr>
+              <w:t xml:space="preserve">服务</w:t>
+            </w:r>
+            <w:r>
+              <w:t xml:space="preserve"> Pod</w:t>
+            </w:r>
+          </w:p>
+        </w:tc>
+      </w:tr>
+      <w:tr>
+        <w:tc>
+          <w:tcPr/>
+          <w:p>
+            <w:pPr>
+              <w:pStyle w:val="Compact"/>
+            </w:pPr>
+            <w:r>
+              <w:rPr>
+                <w:rFonts w:hint="eastAsia"/>
+                <w:b/>
+                <w:bCs/>
+              </w:rPr>
+              <w:t xml:space="preserve">灰度发布</w:t>
+            </w:r>
+          </w:p>
+        </w:tc>
+        <w:tc>
+          <w:tcPr/>
+          <w:p>
+            <w:pPr>
+              <w:pStyle w:val="Compact"/>
+            </w:pPr>
+            <w:r>
+              <w:t xml:space="preserve">Agent V2.0 </w:t>
+            </w:r>
+            <w:r>
+              <w:rPr>
+                <w:rFonts w:hint="eastAsia"/>
+              </w:rPr>
+              <w:t xml:space="preserve">上线:</w:t>
+            </w:r>
+            <w:r>
+              <w:t xml:space="preserve"> 10%→50%→100% </w:t>
+            </w:r>
+            <w:r>
+              <w:rPr>
+                <w:rFonts w:hint="eastAsia"/>
+              </w:rPr>
+              <w:t xml:space="preserve">分阶段切流，按</w:t>
+            </w:r>
+            <w:r>
+              <w:t xml:space="preserve"> tenant_id </w:t>
+            </w:r>
+            <w:r>
+              <w:rPr>
+                <w:rFonts w:hint="eastAsia"/>
+              </w:rPr>
+              <w:t xml:space="preserve">哈希保证同一租户请求一致性</w:t>
+            </w:r>
+          </w:p>
+        </w:tc>
+      </w:tr>
+      <w:tr>
+        <w:tc>
+          <w:tcPr/>
+          <w:p>
+            <w:pPr>
+              <w:pStyle w:val="Compact"/>
+            </w:pPr>
+            <w:r>
+              <w:rPr>
+                <w:rFonts w:hint="eastAsia"/>
+                <w:b/>
+                <w:bCs/>
+              </w:rPr>
+              <w:t xml:space="preserve">限流保护</w:t>
+            </w:r>
+          </w:p>
+        </w:tc>
+        <w:tc>
+          <w:tcPr/>
+          <w:p>
+            <w:pPr>
+              <w:pStyle w:val="Compact"/>
+            </w:pPr>
+            <w:r>
+              <w:rPr>
+                <w:rFonts w:hint="eastAsia"/>
+              </w:rPr>
+              <w:t xml:space="preserve">按租户+Agent</w:t>
+            </w:r>
+            <w:r>
+              <w:t xml:space="preserve"> </w:t>
+            </w:r>
+            <w:r>
+              <w:rPr>
+                <w:rFonts w:hint="eastAsia"/>
+              </w:rPr>
+              <w:t xml:space="preserve">双维度</w:t>
+            </w:r>
+            <w:r>
+              <w:t xml:space="preserve"> Token </w:t>
+            </w:r>
+            <w:r>
+              <w:rPr>
+                <w:rFonts w:hint="eastAsia"/>
+              </w:rPr>
+              <w:t xml:space="preserve">Bucket，防止单租户打爆推理服务</w:t>
+            </w:r>
+          </w:p>
+        </w:tc>
+      </w:tr>
+      <w:tr>
+        <w:tc>
+          <w:tcPr/>
+          <w:p>
+            <w:pPr>
+              <w:pStyle w:val="Compact"/>
+            </w:pPr>
+            <w:r>
+              <w:rPr>
+                <w:b/>
+                <w:bCs/>
+              </w:rPr>
+              <w:t xml:space="preserve">Wasm </w:t>
+            </w:r>
+            <w:r>
+              <w:rPr>
+                <w:rFonts w:hint="eastAsia"/>
+                <w:b/>
+                <w:bCs/>
+              </w:rPr>
+              <w:t xml:space="preserve">安全插件</w:t>
+            </w:r>
+          </w:p>
+        </w:tc>
+        <w:tc>
+          <w:tcPr/>
+          <w:p>
+            <w:pPr>
+              <w:pStyle w:val="Compact"/>
+            </w:pPr>
+            <w:r>
+              <w:rPr>
+                <w:rFonts w:hint="eastAsia"/>
+              </w:rPr>
+              <w:t xml:space="preserve">自定义</w:t>
+            </w:r>
+            <w:r>
+              <w:t xml:space="preserve"> Wasm: Prompt Injection </w:t>
+            </w:r>
+            <w:r>
+              <w:rPr>
+                <w:rFonts w:hint="eastAsia"/>
+              </w:rPr>
+              <w:t xml:space="preserve">检测、敏感信息脱敏——在网关层拦截，不进</w:t>
+            </w:r>
+            <w:r>
+              <w:t xml:space="preserve"> Agent </w:t>
+            </w:r>
+            <w:r>
+              <w:rPr>
+                <w:rFonts w:hint="eastAsia"/>
+              </w:rPr>
+              <w:t xml:space="preserve">服务</w:t>
+            </w:r>
+          </w:p>
+        </w:tc>
+      </w:tr>
+      <w:tr>
+        <w:tc>
+          <w:tcPr/>
+          <w:p>
+            <w:pPr>
+              <w:pStyle w:val="Compact"/>
+            </w:pPr>
+            <w:r>
+              <w:rPr>
+                <w:rFonts w:hint="eastAsia"/>
+                <w:b/>
+                <w:bCs/>
+              </w:rPr>
+              <w:t xml:space="preserve">认证鉴权</w:t>
+            </w:r>
+          </w:p>
+        </w:tc>
+        <w:tc>
+          <w:tcPr/>
+          <w:p>
+            <w:pPr>
+              <w:pStyle w:val="Compact"/>
+            </w:pPr>
+            <w:r>
+              <w:t xml:space="preserve">OIDC/OAuth 2.0 </w:t>
+            </w:r>
+            <w:r>
+              <w:rPr>
+                <w:rFonts w:hint="eastAsia"/>
+              </w:rPr>
+              <w:t xml:space="preserve">统一认证，Agent</w:t>
+            </w:r>
+            <w:r>
+              <w:t xml:space="preserve"> </w:t>
+            </w:r>
+            <w:r>
+              <w:rPr>
+                <w:rFonts w:hint="eastAsia"/>
+              </w:rPr>
+              <w:t xml:space="preserve">服务无需重复鉴权</w:t>
+            </w:r>
+          </w:p>
+        </w:tc>
+      </w:tr>
+      <w:tr>
+        <w:tc>
+          <w:tcPr/>
+          <w:p>
+            <w:pPr>
+              <w:pStyle w:val="Compact"/>
+            </w:pPr>
+            <w:r>
+              <w:rPr>
+                <w:rFonts w:hint="eastAsia"/>
+                <w:b/>
+                <w:bCs/>
+              </w:rPr>
+              <w:t xml:space="preserve">可观测性</w:t>
+            </w:r>
+          </w:p>
+        </w:tc>
+        <w:tc>
+          <w:tcPr/>
+          <w:p>
+            <w:pPr>
+              <w:pStyle w:val="Compact"/>
+            </w:pPr>
+            <w:r>
+              <w:rPr>
+                <w:rFonts w:hint="eastAsia"/>
+              </w:rPr>
+              <w:t xml:space="preserve">与</w:t>
+            </w:r>
+            <w:r>
+              <w:t xml:space="preserve"> SkyWalking/Prometheus </w:t>
+            </w:r>
+            <w:r>
+              <w:rPr>
+                <w:rFonts w:hint="eastAsia"/>
+              </w:rPr>
+              <w:t xml:space="preserve">集成，Agent</w:t>
+            </w:r>
+            <w:r>
+              <w:t xml:space="preserve"> </w:t>
+            </w:r>
+            <w:r>
+              <w:rPr>
+                <w:rFonts w:hint="eastAsia"/>
+              </w:rPr>
+              <w:t xml:space="preserve">调用链路全追踪</w:t>
+            </w:r>
+          </w:p>
+        </w:tc>
+      </w:tr>
+    </w:tbl>
+    <w:bookmarkEnd w:id="191"/>
+    <w:bookmarkStart w:id="192" w:name="higress-路由配置"/>
+    <w:p>
+      <w:pPr>
+        <w:pStyle w:val="Heading4"/>
+      </w:pPr>
+      <w:r>
+        <w:t xml:space="preserve">13.4.3 Higress </w:t>
+      </w:r>
+      <w:r>
+        <w:rPr>
+          <w:rFonts w:hint="eastAsia"/>
+        </w:rPr>
+        <w:t xml:space="preserve">路由配置</w:t>
+      </w:r>
+    </w:p>
+    <w:p>
+      <w:pPr>
+        <w:pStyle w:val="SourceCode"/>
+      </w:pPr>
+      <w:r>
+        <w:rPr>
+          <w:rStyle w:val="CommentTok"/>
+        </w:rPr>
+        <w:t xml:space="preserve"># Higress Wasm 插件: Agent Prompt Injection 检测</w:t>
+      </w:r>
+      <w:r>
+        <w:br/>
+      </w:r>
+      <w:r>
+        <w:rPr>
+          <w:rStyle w:val="FunctionTok"/>
+        </w:rPr>
+        <w:t xml:space="preserve">apiVersion</w:t>
+      </w:r>
+      <w:r>
+        <w:rPr>
+          <w:rStyle w:val="KeywordTok"/>
+        </w:rPr>
+        <w:t xml:space="preserve">:</w:t>
+      </w:r>
+      <w:r>
+        <w:rPr>
+          <w:rStyle w:val="AttributeTok"/>
+        </w:rPr>
+        <w:t xml:space="preserve"> extensions.higress.io/v1alpha1</w:t>
+      </w:r>
+      <w:r>
+        <w:br/>
+      </w:r>
+      <w:r>
+        <w:rPr>
+          <w:rStyle w:val="FunctionTok"/>
+        </w:rPr>
+        <w:t xml:space="preserve">kind</w:t>
+      </w:r>
+      <w:r>
+        <w:rPr>
+          <w:rStyle w:val="KeywordTok"/>
+        </w:rPr>
+        <w:t xml:space="preserve">:</w:t>
+      </w:r>
+      <w:r>
+        <w:rPr>
+          <w:rStyle w:val="AttributeTok"/>
+        </w:rPr>
+        <w:t xml:space="preserve"> WasmPlugin</w:t>
+      </w:r>
+      <w:r>
+        <w:br/>
+      </w:r>
+      <w:r>
+        <w:rPr>
+          <w:rStyle w:val="FunctionTok"/>
+        </w:rPr>
+        <w:t xml:space="preserve">metadata</w:t>
+      </w:r>
+      <w:r>
+        <w:rPr>
+          <w:rStyle w:val="KeywordTok"/>
+        </w:rPr>
+        <w:t xml:space="preserve">:</w:t>
+      </w:r>
+      <w:r>
+        <w:br/>
+      </w:r>
+      <w:r>
+        <w:rPr>
+          <w:rStyle w:val="AttributeTok"/>
+        </w:rPr>
+        <w:t xml:space="preserve">  </w:t>
+      </w:r>
+      <w:r>
+        <w:rPr>
+          <w:rStyle w:val="FunctionTok"/>
+        </w:rPr>
+        <w:t xml:space="preserve">name</w:t>
+      </w:r>
+      <w:r>
+        <w:rPr>
+          <w:rStyle w:val="KeywordTok"/>
+        </w:rPr>
+        <w:t xml:space="preserve">:</w:t>
+      </w:r>
+      <w:r>
+        <w:rPr>
+          <w:rStyle w:val="AttributeTok"/>
+        </w:rPr>
+        <w:t xml:space="preserve"> agent-security-filter</w:t>
+      </w:r>
+      <w:r>
+        <w:br/>
+      </w:r>
+      <w:r>
+        <w:rPr>
+          <w:rStyle w:val="AttributeTok"/>
+        </w:rPr>
+        <w:t xml:space="preserve">  </w:t>
+      </w:r>
+      <w:r>
+        <w:rPr>
+          <w:rStyle w:val="FunctionTok"/>
+        </w:rPr>
+        <w:t xml:space="preserve">namespace</w:t>
+      </w:r>
+      <w:r>
+        <w:rPr>
+          <w:rStyle w:val="KeywordTok"/>
+        </w:rPr>
+        <w:t xml:space="preserve">:</w:t>
+      </w:r>
+      <w:r>
+        <w:rPr>
+          <w:rStyle w:val="AttributeTok"/>
+        </w:rPr>
+        <w:t xml:space="preserve"> higress-system</w:t>
+      </w:r>
+      <w:r>
+        <w:br/>
+      </w:r>
+      <w:r>
+        <w:rPr>
+          <w:rStyle w:val="FunctionTok"/>
+        </w:rPr>
+        <w:t xml:space="preserve">spec</w:t>
+      </w:r>
+      <w:r>
+        <w:rPr>
+          <w:rStyle w:val="KeywordTok"/>
+        </w:rPr>
+        <w:t xml:space="preserve">:</w:t>
+      </w:r>
+      <w:r>
+        <w:br/>
+      </w:r>
+      <w:r>
+        <w:rPr>
+          <w:rStyle w:val="AttributeTok"/>
+        </w:rPr>
+        <w:t xml:space="preserve">  </w:t>
+      </w:r>
+      <w:r>
+        <w:rPr>
+          <w:rStyle w:val="FunctionTok"/>
+        </w:rPr>
+        <w:t xml:space="preserve">url</w:t>
+      </w:r>
+      <w:r>
+        <w:rPr>
+          <w:rStyle w:val="KeywordTok"/>
+        </w:rPr>
+        <w:t xml:space="preserve">:</w:t>
+      </w:r>
+      <w:r>
+        <w:rPr>
+          <w:rStyle w:val="AttributeTok"/>
+        </w:rPr>
+        <w:t xml:space="preserve"> oci://registry.example.com/wasm/agent-security:1.0</w:t>
+      </w:r>
+      <w:r>
+        <w:br/>
+      </w:r>
+      <w:r>
+        <w:rPr>
+          <w:rStyle w:val="AttributeTok"/>
+        </w:rPr>
+        <w:t xml:space="preserve">  </w:t>
+      </w:r>
+      <w:r>
+        <w:rPr>
+          <w:rStyle w:val="FunctionTok"/>
+        </w:rPr>
+        <w:t xml:space="preserve">phase</w:t>
+      </w:r>
+      <w:r>
+        <w:rPr>
+          <w:rStyle w:val="KeywordTok"/>
+        </w:rPr>
+        <w:t xml:space="preserve">:</w:t>
+      </w:r>
+      <w:r>
+        <w:rPr>
+          <w:rStyle w:val="AttributeTok"/>
+        </w:rPr>
+        <w:t xml:space="preserve"> AUTHN</w:t>
+      </w:r>
+      <w:r>
+        <w:rPr>
+          <w:rStyle w:val="CommentTok"/>
+        </w:rPr>
+        <w:t xml:space="preserve">  # 认证阶段执行</w:t>
+      </w:r>
+      <w:r>
+        <w:br/>
+      </w:r>
+      <w:r>
+        <w:rPr>
+          <w:rStyle w:val="AttributeTok"/>
+        </w:rPr>
+        <w:t xml:space="preserve">  </w:t>
+      </w:r>
+      <w:r>
+        <w:rPr>
+          <w:rStyle w:val="FunctionTok"/>
+        </w:rPr>
+        <w:t xml:space="preserve">matchRules</w:t>
+      </w:r>
+      <w:r>
+        <w:rPr>
+          <w:rStyle w:val="KeywordTok"/>
+        </w:rPr>
+        <w:t xml:space="preserve">:</w:t>
+      </w:r>
+      <w:r>
+        <w:br/>
+      </w:r>
+      <w:r>
+        <w:rPr>
+          <w:rStyle w:val="AttributeTok"/>
+        </w:rPr>
+        <w:t xml:space="preserve">    </w:t>
+      </w:r>
+      <w:r>
+        <w:rPr>
+          <w:rStyle w:val="KeywordTok"/>
+        </w:rPr>
+        <w:t xml:space="preserve">-</w:t>
+      </w:r>
+      <w:r>
+        <w:rPr>
+          <w:rStyle w:val="AttributeTok"/>
+        </w:rPr>
+        <w:t xml:space="preserve"> </w:t>
+      </w:r>
+      <w:r>
+        <w:rPr>
+          <w:rStyle w:val="FunctionTok"/>
+        </w:rPr>
+        <w:t xml:space="preserve">config</w:t>
+      </w:r>
+      <w:r>
+        <w:rPr>
+          <w:rStyle w:val="KeywordTok"/>
+        </w:rPr>
+        <w:t xml:space="preserve">:</w:t>
+      </w:r>
+      <w:r>
+        <w:br/>
+      </w:r>
+      <w:r>
+        <w:rPr>
+          <w:rStyle w:val="AttributeTok"/>
+        </w:rPr>
+        <w:t xml:space="preserve">        </w:t>
+      </w:r>
+      <w:r>
+        <w:rPr>
+          <w:rStyle w:val="FunctionTok"/>
+        </w:rPr>
+        <w:t xml:space="preserve">block_patterns</w:t>
+      </w:r>
+      <w:r>
+        <w:rPr>
+          <w:rStyle w:val="KeywordTok"/>
+        </w:rPr>
+        <w:t xml:space="preserve">:</w:t>
+      </w:r>
+      <w:r>
+        <w:br/>
+      </w:r>
+      <w:r>
+        <w:rPr>
+          <w:rStyle w:val="AttributeTok"/>
+        </w:rPr>
+        <w:t xml:space="preserve">          </w:t>
+      </w:r>
+      <w:r>
+        <w:rPr>
+          <w:rStyle w:val="KeywordTok"/>
+        </w:rPr>
+        <w:t xml:space="preserve">-</w:t>
+      </w:r>
+      <w:r>
+        <w:rPr>
+          <w:rStyle w:val="AttributeTok"/>
+        </w:rPr>
+        <w:t xml:space="preserve"> </w:t>
+      </w:r>
+      <w:r>
+        <w:rPr>
+          <w:rStyle w:val="StringTok"/>
+        </w:rPr>
+        <w:t xml:space="preserve">"忽略(所有|之前|上面).*(指令|规则|限制)"</w:t>
+      </w:r>
+      <w:r>
+        <w:br/>
+      </w:r>
+      <w:r>
+        <w:rPr>
+          <w:rStyle w:val="AttributeTok"/>
+        </w:rPr>
+        <w:t xml:space="preserve">          </w:t>
+      </w:r>
+      <w:r>
+        <w:rPr>
+          <w:rStyle w:val="KeywordTok"/>
+        </w:rPr>
+        <w:t xml:space="preserve">-</w:t>
+      </w:r>
+      <w:r>
+        <w:rPr>
+          <w:rStyle w:val="AttributeTok"/>
+        </w:rPr>
+        <w:t xml:space="preserve"> </w:t>
+      </w:r>
+      <w:r>
+        <w:rPr>
+          <w:rStyle w:val="StringTok"/>
+        </w:rPr>
+        <w:t xml:space="preserve">"ignore.*(previous|above).*instructions"</w:t>
+      </w:r>
+      <w:r>
+        <w:br/>
+      </w:r>
+      <w:r>
+        <w:rPr>
+          <w:rStyle w:val="AttributeTok"/>
+        </w:rPr>
+        <w:t xml:space="preserve">          </w:t>
+      </w:r>
+      <w:r>
+        <w:rPr>
+          <w:rStyle w:val="KeywordTok"/>
+        </w:rPr>
+        <w:t xml:space="preserve">-</w:t>
+      </w:r>
+      <w:r>
+        <w:rPr>
+          <w:rStyle w:val="AttributeTok"/>
+        </w:rPr>
+        <w:t xml:space="preserve"> </w:t>
+      </w:r>
+      <w:r>
+        <w:rPr>
+          <w:rStyle w:val="StringTok"/>
+        </w:rPr>
+        <w:t xml:space="preserve">"DAN.*mode"</w:t>
+      </w:r>
+      <w:r>
+        <w:br/>
+      </w:r>
+      <w:r>
+        <w:rPr>
+          <w:rStyle w:val="AttributeTok"/>
+        </w:rPr>
+        <w:t xml:space="preserve">          </w:t>
+      </w:r>
+      <w:r>
+        <w:rPr>
+          <w:rStyle w:val="KeywordTok"/>
+        </w:rPr>
+        <w:t xml:space="preserve">-</w:t>
+      </w:r>
+      <w:r>
+        <w:rPr>
+          <w:rStyle w:val="AttributeTok"/>
+        </w:rPr>
+        <w:t xml:space="preserve"> </w:t>
+      </w:r>
+      <w:r>
+        <w:rPr>
+          <w:rStyle w:val="StringTok"/>
+        </w:rPr>
+        <w:t xml:space="preserve">"jailbreak"</w:t>
+      </w:r>
+      <w:r>
+        <w:br/>
+      </w:r>
+      <w:r>
+        <w:rPr>
+          <w:rStyle w:val="AttributeTok"/>
+        </w:rPr>
+        <w:t xml:space="preserve">      </w:t>
+      </w:r>
+      <w:r>
+        <w:rPr>
+          <w:rStyle w:val="FunctionTok"/>
+        </w:rPr>
+        <w:t xml:space="preserve">ingress</w:t>
+      </w:r>
+      <w:r>
+        <w:rPr>
+          <w:rStyle w:val="KeywordTok"/>
+        </w:rPr>
+        <w:t xml:space="preserve">:</w:t>
+      </w:r>
+      <w:r>
+        <w:br/>
+      </w:r>
+      <w:r>
+        <w:rPr>
+          <w:rStyle w:val="AttributeTok"/>
+        </w:rPr>
+        <w:t xml:space="preserve">        </w:t>
+      </w:r>
+      <w:r>
+        <w:rPr>
+          <w:rStyle w:val="KeywordTok"/>
+        </w:rPr>
+        <w:t xml:space="preserve">-</w:t>
+      </w:r>
+      <w:r>
+        <w:rPr>
+          <w:rStyle w:val="AttributeTok"/>
+        </w:rPr>
+        <w:t xml:space="preserve"> agent-service</w:t>
+      </w:r>
+    </w:p>
+    <w:p>
+      <w:pPr>
+        <w:pStyle w:val="SourceCode"/>
+      </w:pPr>
+      <w:r>
+        <w:rPr>
+          <w:rStyle w:val="CommentTok"/>
+        </w:rPr>
+        <w:t xml:space="preserve"># Higress 灰度路由: Agent V2.0 按租户比例切流</w:t>
+      </w:r>
+      <w:r>
+        <w:br/>
+      </w:r>
+      <w:r>
+        <w:rPr>
+          <w:rStyle w:val="FunctionTok"/>
+        </w:rPr>
+        <w:t xml:space="preserve">apiVersion</w:t>
+      </w:r>
+      <w:r>
+        <w:rPr>
+          <w:rStyle w:val="KeywordTok"/>
+        </w:rPr>
+        <w:t xml:space="preserve">:</w:t>
+      </w:r>
+      <w:r>
+        <w:rPr>
+          <w:rStyle w:val="AttributeTok"/>
+        </w:rPr>
+        <w:t xml:space="preserve"> networking.higress.io/v1</w:t>
+      </w:r>
+      <w:r>
+        <w:br/>
+      </w:r>
+      <w:r>
+        <w:rPr>
+          <w:rStyle w:val="FunctionTok"/>
+        </w:rPr>
+        <w:t xml:space="preserve">kind</w:t>
+      </w:r>
+      <w:r>
+        <w:rPr>
+          <w:rStyle w:val="KeywordTok"/>
+        </w:rPr>
+        <w:t xml:space="preserve">:</w:t>
+      </w:r>
+      <w:r>
+        <w:rPr>
+          <w:rStyle w:val="AttributeTok"/>
+        </w:rPr>
+        <w:t xml:space="preserve"> HttpRoute</w:t>
+      </w:r>
+      <w:r>
+        <w:br/>
+      </w:r>
+      <w:r>
+        <w:rPr>
+          <w:rStyle w:val="FunctionTok"/>
+        </w:rPr>
+        <w:t xml:space="preserve">metadata</w:t>
+      </w:r>
+      <w:r>
+        <w:rPr>
+          <w:rStyle w:val="KeywordTok"/>
+        </w:rPr>
+        <w:t xml:space="preserve">:</w:t>
+      </w:r>
+      <w:r>
+        <w:br/>
+      </w:r>
+      <w:r>
+        <w:rPr>
+          <w:rStyle w:val="AttributeTok"/>
+        </w:rPr>
+        <w:t xml:space="preserve">  </w:t>
+      </w:r>
+      <w:r>
+        <w:rPr>
+          <w:rStyle w:val="FunctionTok"/>
+        </w:rPr>
+        <w:t xml:space="preserve">name</w:t>
+      </w:r>
+      <w:r>
+        <w:rPr>
+          <w:rStyle w:val="KeywordTok"/>
+        </w:rPr>
+        <w:t xml:space="preserve">:</w:t>
+      </w:r>
+      <w:r>
+        <w:rPr>
+          <w:rStyle w:val="AttributeTok"/>
+        </w:rPr>
+        <w:t xml:space="preserve"> agent-canary</w:t>
+      </w:r>
+      <w:r>
+        <w:br/>
+      </w:r>
+      <w:r>
+        <w:rPr>
+          <w:rStyle w:val="FunctionTok"/>
+        </w:rPr>
+        <w:t xml:space="preserve">spec</w:t>
+      </w:r>
+      <w:r>
+        <w:rPr>
+          <w:rStyle w:val="KeywordTok"/>
+        </w:rPr>
+        <w:t xml:space="preserve">:</w:t>
+      </w:r>
+      <w:r>
+        <w:br/>
+      </w:r>
+      <w:r>
+        <w:rPr>
+          <w:rStyle w:val="AttributeTok"/>
+        </w:rPr>
+        <w:t xml:space="preserve">  </w:t>
+      </w:r>
+      <w:r>
+        <w:rPr>
+          <w:rStyle w:val="FunctionTok"/>
+        </w:rPr>
+        <w:t xml:space="preserve">rules</w:t>
+      </w:r>
+      <w:r>
+        <w:rPr>
+          <w:rStyle w:val="KeywordTok"/>
+        </w:rPr>
+        <w:t xml:space="preserve">:</w:t>
+      </w:r>
+      <w:r>
+        <w:br/>
+      </w:r>
+      <w:r>
+        <w:rPr>
+          <w:rStyle w:val="AttributeTok"/>
+        </w:rPr>
+        <w:t xml:space="preserve">  </w:t>
+      </w:r>
+      <w:r>
+        <w:rPr>
+          <w:rStyle w:val="KeywordTok"/>
+        </w:rPr>
+        <w:t xml:space="preserve">-</w:t>
+      </w:r>
+      <w:r>
+        <w:rPr>
+          <w:rStyle w:val="AttributeTok"/>
+        </w:rPr>
+        <w:t xml:space="preserve"> </w:t>
+      </w:r>
+      <w:r>
+        <w:rPr>
+          <w:rStyle w:val="FunctionTok"/>
+        </w:rPr>
+        <w:t xml:space="preserve">matches</w:t>
+      </w:r>
+      <w:r>
+        <w:rPr>
+          <w:rStyle w:val="KeywordTok"/>
+        </w:rPr>
+        <w:t xml:space="preserve">:</w:t>
+      </w:r>
+      <w:r>
+        <w:br/>
+      </w:r>
+      <w:r>
+        <w:rPr>
+          <w:rStyle w:val="AttributeTok"/>
+        </w:rPr>
+        <w:t xml:space="preserve">    </w:t>
+      </w:r>
+      <w:r>
+        <w:rPr>
+          <w:rStyle w:val="KeywordTok"/>
+        </w:rPr>
+        <w:t xml:space="preserve">-</w:t>
+      </w:r>
+      <w:r>
+        <w:rPr>
+          <w:rStyle w:val="AttributeTok"/>
+        </w:rPr>
+        <w:t xml:space="preserve"> </w:t>
+      </w:r>
+      <w:r>
+        <w:rPr>
+          <w:rStyle w:val="FunctionTok"/>
+        </w:rPr>
+        <w:t xml:space="preserve">path</w:t>
+      </w:r>
+      <w:r>
+        <w:rPr>
+          <w:rStyle w:val="KeywordTok"/>
+        </w:rPr>
+        <w:t xml:space="preserve">:</w:t>
+      </w:r>
+      <w:r>
+        <w:br/>
+      </w:r>
+      <w:r>
+        <w:rPr>
+          <w:rStyle w:val="AttributeTok"/>
+        </w:rPr>
+        <w:t xml:space="preserve">        </w:t>
+      </w:r>
+      <w:r>
+        <w:rPr>
+          <w:rStyle w:val="FunctionTok"/>
+        </w:rPr>
+        <w:t xml:space="preserve">type</w:t>
+      </w:r>
+      <w:r>
+        <w:rPr>
+          <w:rStyle w:val="KeywordTok"/>
+        </w:rPr>
+        <w:t xml:space="preserve">:</w:t>
+      </w:r>
+      <w:r>
+        <w:rPr>
+          <w:rStyle w:val="AttributeTok"/>
+        </w:rPr>
+        <w:t xml:space="preserve"> Exact</w:t>
+      </w:r>
+      <w:r>
+        <w:br/>
+      </w:r>
+      <w:r>
+        <w:rPr>
+          <w:rStyle w:val="AttributeTok"/>
+        </w:rPr>
+        <w:t xml:space="preserve">        </w:t>
+      </w:r>
+      <w:r>
+        <w:rPr>
+          <w:rStyle w:val="FunctionTok"/>
+        </w:rPr>
+        <w:t xml:space="preserve">value</w:t>
+      </w:r>
+      <w:r>
+        <w:rPr>
+          <w:rStyle w:val="KeywordTok"/>
+        </w:rPr>
+        <w:t xml:space="preserve">:</w:t>
+      </w:r>
+      <w:r>
+        <w:rPr>
+          <w:rStyle w:val="AttributeTok"/>
+        </w:rPr>
+        <w:t xml:space="preserve"> /agents/logistics-exception-handler/run</w:t>
+      </w:r>
+      <w:r>
+        <w:br/>
+      </w:r>
+      <w:r>
+        <w:rPr>
+          <w:rStyle w:val="AttributeTok"/>
+        </w:rPr>
+        <w:t xml:space="preserve">    </w:t>
+      </w:r>
+      <w:r>
+        <w:rPr>
+          <w:rStyle w:val="FunctionTok"/>
+        </w:rPr>
+        <w:t xml:space="preserve">backendRefs</w:t>
+      </w:r>
+      <w:r>
+        <w:rPr>
+          <w:rStyle w:val="KeywordTok"/>
+        </w:rPr>
+        <w:t xml:space="preserve">:</w:t>
+      </w:r>
+      <w:r>
+        <w:br/>
+      </w:r>
+      <w:r>
+        <w:rPr>
+          <w:rStyle w:val="AttributeTok"/>
+        </w:rPr>
+        <w:t xml:space="preserve">    </w:t>
+      </w:r>
+      <w:r>
+        <w:rPr>
+          <w:rStyle w:val="KeywordTok"/>
+        </w:rPr>
+        <w:t xml:space="preserve">-</w:t>
+      </w:r>
+      <w:r>
+        <w:rPr>
+          <w:rStyle w:val="AttributeTok"/>
+        </w:rPr>
+        <w:t xml:space="preserve"> </w:t>
+      </w:r>
+      <w:r>
+        <w:rPr>
+          <w:rStyle w:val="FunctionTok"/>
+        </w:rPr>
+        <w:t xml:space="preserve">name</w:t>
+      </w:r>
+      <w:r>
+        <w:rPr>
+          <w:rStyle w:val="KeywordTok"/>
+        </w:rPr>
+        <w:t xml:space="preserve">:</w:t>
+      </w:r>
+      <w:r>
+        <w:rPr>
+          <w:rStyle w:val="AttributeTok"/>
+        </w:rPr>
+        <w:t xml:space="preserve"> agent-v1-stable</w:t>
+      </w:r>
+      <w:r>
+        <w:br/>
+      </w:r>
+      <w:r>
+        <w:rPr>
+          <w:rStyle w:val="AttributeTok"/>
+        </w:rPr>
+        <w:t xml:space="preserve">      </w:t>
+      </w:r>
+      <w:r>
+        <w:rPr>
+          <w:rStyle w:val="FunctionTok"/>
+        </w:rPr>
+        <w:t xml:space="preserve">port</w:t>
+      </w:r>
+      <w:r>
+        <w:rPr>
+          <w:rStyle w:val="KeywordTok"/>
+        </w:rPr>
+        <w:t xml:space="preserve">:</w:t>
+      </w:r>
+      <w:r>
+        <w:rPr>
+          <w:rStyle w:val="AttributeTok"/>
+        </w:rPr>
+        <w:t xml:space="preserve"> </w:t>
+      </w:r>
+      <w:r>
+        <w:rPr>
+          <w:rStyle w:val="DecValTok"/>
+        </w:rPr>
+        <w:t xml:space="preserve">8080</w:t>
+      </w:r>
+      <w:r>
+        <w:br/>
+      </w:r>
+      <w:r>
+        <w:rPr>
+          <w:rStyle w:val="AttributeTok"/>
+        </w:rPr>
+        <w:t xml:space="preserve">      </w:t>
+      </w:r>
+      <w:r>
+        <w:rPr>
+          <w:rStyle w:val="FunctionTok"/>
+        </w:rPr>
+        <w:t xml:space="preserve">weight</w:t>
+      </w:r>
+      <w:r>
+        <w:rPr>
+          <w:rStyle w:val="KeywordTok"/>
+        </w:rPr>
+        <w:t xml:space="preserve">:</w:t>
+      </w:r>
+      <w:r>
+        <w:rPr>
+          <w:rStyle w:val="AttributeTok"/>
+        </w:rPr>
+        <w:t xml:space="preserve"> </w:t>
+      </w:r>
+      <w:r>
+        <w:rPr>
+          <w:rStyle w:val="DecValTok"/>
+        </w:rPr>
+        <w:t xml:space="preserve">90</w:t>
+      </w:r>
+      <w:r>
+        <w:br/>
+      </w:r>
+      <w:r>
+        <w:rPr>
+          <w:rStyle w:val="AttributeTok"/>
+        </w:rPr>
+        <w:t xml:space="preserve">    </w:t>
+      </w:r>
+      <w:r>
+        <w:rPr>
+          <w:rStyle w:val="KeywordTok"/>
+        </w:rPr>
+        <w:t xml:space="preserve">-</w:t>
+      </w:r>
+      <w:r>
+        <w:rPr>
+          <w:rStyle w:val="AttributeTok"/>
+        </w:rPr>
+        <w:t xml:space="preserve"> </w:t>
+      </w:r>
+      <w:r>
+        <w:rPr>
+          <w:rStyle w:val="FunctionTok"/>
+        </w:rPr>
+        <w:t xml:space="preserve">name</w:t>
+      </w:r>
+      <w:r>
+        <w:rPr>
+          <w:rStyle w:val="KeywordTok"/>
+        </w:rPr>
+        <w:t xml:space="preserve">:</w:t>
+      </w:r>
+      <w:r>
+        <w:rPr>
+          <w:rStyle w:val="AttributeTok"/>
+        </w:rPr>
+        <w:t xml:space="preserve"> agent-v2-canary</w:t>
+      </w:r>
+      <w:r>
+        <w:br/>
+      </w:r>
+      <w:r>
+        <w:rPr>
+          <w:rStyle w:val="AttributeTok"/>
+        </w:rPr>
+        <w:t xml:space="preserve">      </w:t>
+      </w:r>
+      <w:r>
+        <w:rPr>
+          <w:rStyle w:val="FunctionTok"/>
+        </w:rPr>
+        <w:t xml:space="preserve">port</w:t>
+      </w:r>
+      <w:r>
+        <w:rPr>
+          <w:rStyle w:val="KeywordTok"/>
+        </w:rPr>
+        <w:t xml:space="preserve">:</w:t>
+      </w:r>
+      <w:r>
+        <w:rPr>
+          <w:rStyle w:val="AttributeTok"/>
+        </w:rPr>
+        <w:t xml:space="preserve"> </w:t>
+      </w:r>
+      <w:r>
+        <w:rPr>
+          <w:rStyle w:val="DecValTok"/>
+        </w:rPr>
+        <w:t xml:space="preserve">8080</w:t>
+      </w:r>
+      <w:r>
+        <w:br/>
+      </w:r>
+      <w:r>
+        <w:rPr>
+          <w:rStyle w:val="AttributeTok"/>
+        </w:rPr>
+        <w:t xml:space="preserve">      </w:t>
+      </w:r>
+      <w:r>
+        <w:rPr>
+          <w:rStyle w:val="FunctionTok"/>
+        </w:rPr>
+        <w:t xml:space="preserve">weight</w:t>
+      </w:r>
+      <w:r>
+        <w:rPr>
+          <w:rStyle w:val="KeywordTok"/>
+        </w:rPr>
+        <w:t xml:space="preserve">:</w:t>
+      </w:r>
+      <w:r>
+        <w:rPr>
+          <w:rStyle w:val="AttributeTok"/>
+        </w:rPr>
+        <w:t xml:space="preserve"> </w:t>
+      </w:r>
+      <w:r>
+        <w:rPr>
+          <w:rStyle w:val="DecValTok"/>
+        </w:rPr>
+        <w:t xml:space="preserve">10</w:t>
+      </w:r>
+    </w:p>
+    <w:bookmarkEnd w:id="192"/>
+    <w:bookmarkEnd w:id="193"/>
+    <w:bookmarkStart w:id="198" w:name="agent-router两层决策模型与双通道置信度判定"/>
+    <w:p>
+      <w:pPr>
+        <w:pStyle w:val="Heading3"/>
+      </w:pPr>
+      <w:r>
+        <w:t xml:space="preserve">13.5 Agent </w:t>
+      </w:r>
+      <w:r>
+        <w:rPr>
+          <w:rFonts w:hint="eastAsia"/>
+        </w:rPr>
+        <w:t xml:space="preserve">Router：两层决策模型与双通道置信度判定</w:t>
+      </w:r>
+    </w:p>
+    <w:bookmarkStart w:id="194" w:name="决策位置"/>
+    <w:p>
+      <w:pPr>
+        <w:pStyle w:val="Heading4"/>
+      </w:pPr>
+      <w:r>
+        <w:t xml:space="preserve">13.5.1 </w:t>
+      </w:r>
+      <w:r>
+        <w:rPr>
+          <w:rFonts w:hint="eastAsia"/>
+        </w:rPr>
+        <w:t xml:space="preserve">决策位置</w:t>
+      </w:r>
+    </w:p>
+    <w:p>
+      <w:pPr>
+        <w:pStyle w:val="FirstParagraph"/>
+      </w:pPr>
+      <w:r>
+        <w:t xml:space="preserve">Agent Router </w:t>
+      </w:r>
+      <w:r>
+        <w:rPr>
+          <w:rFonts w:hint="eastAsia"/>
+        </w:rPr>
+        <w:t xml:space="preserve">在</w:t>
+      </w:r>
+      <w:r>
+        <w:t xml:space="preserve"> API Gateway </w:t>
+      </w:r>
+      <w:r>
+        <w:rPr>
+          <w:rFonts w:hint="eastAsia"/>
+        </w:rPr>
+        <w:t xml:space="preserve">之后、Agent</w:t>
+      </w:r>
+      <w:r>
+        <w:t xml:space="preserve"> </w:t>
+      </w:r>
+      <w:r>
+        <w:rPr>
+          <w:rFonts w:hint="eastAsia"/>
+        </w:rPr>
+        <w:t xml:space="preserve">编排引擎之前：</w:t>
+      </w:r>
+    </w:p>
+    <w:p>
+      <w:pPr>
+        <w:pStyle w:val="SourceCode"/>
+      </w:pPr>
+      <w:r>
+        <w:rPr>
+          <w:rStyle w:val="VerbatimChar"/>
+          <w:rFonts w:hint="eastAsia"/>
+        </w:rPr>
+        <w:t xml:space="preserve">用户请求</w:t>
+      </w:r>
+      <w:r>
+        <w:rPr>
+          <w:rStyle w:val="VerbatimChar"/>
+        </w:rPr>
+        <w:t xml:space="preserve"> → </w:t>
+      </w:r>
+      <w:r>
+        <w:rPr>
+          <w:rStyle w:val="VerbatimChar"/>
+          <w:rFonts w:hint="eastAsia"/>
+        </w:rPr>
+        <w:t xml:space="preserve">Java后端(鉴权)</w:t>
+      </w:r>
+      <w:r>
+        <w:rPr>
+          <w:rStyle w:val="VerbatimChar"/>
+        </w:rPr>
+        <w:t xml:space="preserve"> → </w:t>
+      </w:r>
+      <w:r>
+        <w:rPr>
+          <w:rStyle w:val="VerbatimChar"/>
+          <w:rFonts w:hint="eastAsia"/>
+        </w:rPr>
+        <w:t xml:space="preserve">Higress(安全+限流)</w:t>
+      </w:r>
+      <w:r>
+        <w:rPr>
+          <w:rStyle w:val="VerbatimChar"/>
+        </w:rPr>
+        <w:t xml:space="preserve"> → Agent </w:t>
+      </w:r>
+      <w:r>
+        <w:rPr>
+          <w:rStyle w:val="VerbatimChar"/>
+          <w:rFonts w:hint="eastAsia"/>
+        </w:rPr>
+        <w:t xml:space="preserve">Router(决策)</w:t>
+      </w:r>
+      <w:r>
+        <w:rPr>
+          <w:rStyle w:val="VerbatimChar"/>
+        </w:rPr>
+        <w:t xml:space="preserve"> → </w:t>
+      </w:r>
+      <w:r>
+        <w:rPr>
+          <w:rStyle w:val="VerbatimChar"/>
+          <w:rFonts w:hint="eastAsia"/>
+        </w:rPr>
+        <w:t xml:space="preserve">Agent编排引擎(执行)</w:t>
+      </w:r>
+    </w:p>
+    <w:bookmarkEnd w:id="194"/>
+    <w:bookmarkStart w:id="195" w:name="两层决策模型"/>
+    <w:p>
+      <w:pPr>
+        <w:pStyle w:val="Heading4"/>
+      </w:pPr>
+      <w:r>
+        <w:t xml:space="preserve">13.5.2 </w:t>
+      </w:r>
+      <w:r>
+        <w:rPr>
+          <w:rFonts w:hint="eastAsia"/>
+        </w:rPr>
+        <w:t xml:space="preserve">两层决策模型</w:t>
+      </w:r>
+    </w:p>
+    <w:tbl>
+      <w:tblPr>
+        <w:tblStyle w:val="Table"/>
+        <w:tblW w:type="pct" w:w="5000"/>
+        <w:tblLayout w:type="fixed"/>
+        <w:tblLook w:firstRow="1" w:lastRow="0" w:firstColumn="0" w:lastColumn="0" w:noHBand="0" w:noVBand="0" w:val="0020"/>
+      </w:tblPr>
+      <w:tblGrid>
+        <w:gridCol w:w="1980"/>
+        <w:gridCol w:w="1980"/>
+        <w:gridCol w:w="1980"/>
+        <w:gridCol w:w="1980"/>
+      </w:tblGrid>
+      <w:tr>
+        <w:trPr>
+          <w:tblHeader w:val="on"/>
+        </w:trPr>
+        <w:tc>
+          <w:tcPr/>
+          <w:p>
+            <w:pPr>
+              <w:pStyle w:val="Compact"/>
+            </w:pPr>
+            <w:r>
+              <w:rPr>
+                <w:rFonts w:hint="eastAsia"/>
+              </w:rPr>
+              <w:t xml:space="preserve">层级</w:t>
+            </w:r>
+          </w:p>
+        </w:tc>
+        <w:tc>
+          <w:tcPr/>
+          <w:p>
+            <w:pPr>
+              <w:pStyle w:val="Compact"/>
+            </w:pPr>
+            <w:r>
+              <w:rPr>
+                <w:rFonts w:hint="eastAsia"/>
+              </w:rPr>
+              <w:t xml:space="preserve">负责</w:t>
+            </w:r>
+          </w:p>
+        </w:tc>
+        <w:tc>
+          <w:tcPr/>
+          <w:p>
+            <w:pPr>
+              <w:pStyle w:val="Compact"/>
+            </w:pPr>
+            <w:r>
+              <w:rPr>
+                <w:rFonts w:hint="eastAsia"/>
+              </w:rPr>
+              <w:t xml:space="preserve">输入</w:t>
+            </w:r>
+          </w:p>
+        </w:tc>
+        <w:tc>
+          <w:tcPr/>
+          <w:p>
+            <w:pPr>
+              <w:pStyle w:val="Compact"/>
+            </w:pPr>
+            <w:r>
+              <w:rPr>
+                <w:rFonts w:hint="eastAsia"/>
+              </w:rPr>
+              <w:t xml:space="preserve">输出</w:t>
+            </w:r>
+          </w:p>
+        </w:tc>
+      </w:tr>
+      <w:tr>
+        <w:tc>
+          <w:tcPr/>
+          <w:p>
+            <w:pPr>
+              <w:pStyle w:val="Compact"/>
+            </w:pPr>
+            <w:r>
+              <w:rPr>
+                <w:b/>
+                <w:bCs/>
+              </w:rPr>
+              <w:t xml:space="preserve">Layer 1: </w:t>
+            </w:r>
+            <w:r>
+              <w:rPr>
+                <w:rFonts w:hint="eastAsia"/>
+                <w:b/>
+                <w:bCs/>
+              </w:rPr>
+              <w:t xml:space="preserve">意图路由</w:t>
+            </w:r>
+          </w:p>
+        </w:tc>
+        <w:tc>
+          <w:tcPr/>
+          <w:p>
+            <w:pPr>
+              <w:pStyle w:val="Compact"/>
+            </w:pPr>
+            <w:r>
+              <w:rPr>
+                <w:rFonts w:hint="eastAsia"/>
+              </w:rPr>
+              <w:t xml:space="preserve">决策”调用哪个</w:t>
+            </w:r>
+            <w:r>
+              <w:t xml:space="preserve"> Agent”</w:t>
+            </w:r>
+          </w:p>
+        </w:tc>
+        <w:tc>
+          <w:tcPr/>
+          <w:p>
+            <w:pPr>
+              <w:pStyle w:val="Compact"/>
+            </w:pPr>
+            <w:r>
+              <w:rPr>
+                <w:rFonts w:hint="eastAsia"/>
+              </w:rPr>
+              <w:t xml:space="preserve">用户</w:t>
+            </w:r>
+            <w:r>
+              <w:t xml:space="preserve"> Query + </w:t>
+            </w:r>
+            <w:r>
+              <w:rPr>
+                <w:rFonts w:hint="eastAsia"/>
+              </w:rPr>
+              <w:t xml:space="preserve">可用</w:t>
+            </w:r>
+            <w:r>
+              <w:t xml:space="preserve"> Agent </w:t>
+            </w:r>
+            <w:r>
+              <w:rPr>
+                <w:rFonts w:hint="eastAsia"/>
+              </w:rPr>
+              <w:t xml:space="preserve">列表</w:t>
+            </w:r>
+          </w:p>
+        </w:tc>
+        <w:tc>
+          <w:tcPr/>
+          <w:p>
+            <w:pPr>
+              <w:pStyle w:val="Compact"/>
+            </w:pPr>
+            <w:r>
+              <w:t xml:space="preserve">target_agent, confidence, extracted_slots</w:t>
+            </w:r>
+          </w:p>
+        </w:tc>
+      </w:tr>
+      <w:tr>
+        <w:tc>
+          <w:tcPr/>
+          <w:p>
+            <w:pPr>
+              <w:pStyle w:val="Compact"/>
+            </w:pPr>
+            <w:r>
+              <w:rPr>
+                <w:b/>
+                <w:bCs/>
+              </w:rPr>
+              <w:t xml:space="preserve">Layer 2: </w:t>
+            </w:r>
+            <w:r>
+              <w:rPr>
+                <w:rFonts w:hint="eastAsia"/>
+                <w:b/>
+                <w:bCs/>
+              </w:rPr>
+              <w:t xml:space="preserve">编排路由</w:t>
+            </w:r>
+          </w:p>
+        </w:tc>
+        <w:tc>
+          <w:tcPr/>
+          <w:p>
+            <w:pPr>
+              <w:pStyle w:val="Compact"/>
+            </w:pPr>
+            <w:r>
+              <w:t xml:space="preserve">Agent </w:t>
+            </w:r>
+            <w:r>
+              <w:rPr>
+                <w:rFonts w:hint="eastAsia"/>
+              </w:rPr>
+              <w:t xml:space="preserve">内部”怎么执行”</w:t>
+            </w:r>
+          </w:p>
+        </w:tc>
+        <w:tc>
+          <w:tcPr/>
+          <w:p>
+            <w:pPr>
+              <w:pStyle w:val="Compact"/>
+            </w:pPr>
+            <w:r>
+              <w:t xml:space="preserve">Agent </w:t>
+            </w:r>
+            <w:r>
+              <w:rPr>
+                <w:rFonts w:hint="eastAsia"/>
+              </w:rPr>
+              <w:t xml:space="preserve">状态</w:t>
+            </w:r>
+          </w:p>
+        </w:tc>
+        <w:tc>
+          <w:tcPr/>
+          <w:p>
+            <w:pPr>
+              <w:pStyle w:val="Compact"/>
+            </w:pPr>
+            <w:r>
+              <w:rPr>
+                <w:rFonts w:hint="eastAsia"/>
+              </w:rPr>
+              <w:t xml:space="preserve">下一步:</w:t>
+            </w:r>
+            <w:r>
+              <w:t xml:space="preserve"> call_skill / need_approval / respond</w:t>
+            </w:r>
+          </w:p>
+        </w:tc>
+      </w:tr>
+    </w:tbl>
+    <w:p>
+      <w:pPr>
+        <w:pStyle w:val="BodyText"/>
+      </w:pPr>
+      <w:r>
+        <w:t xml:space="preserve">Layer 1 </w:t>
+      </w:r>
+      <w:r>
+        <w:rPr>
+          <w:rFonts w:hint="eastAsia"/>
+        </w:rPr>
+        <w:t xml:space="preserve">在</w:t>
+      </w:r>
+      <w:r>
+        <w:t xml:space="preserve"> Agent Router </w:t>
+      </w:r>
+      <w:r>
+        <w:rPr>
+          <w:rFonts w:hint="eastAsia"/>
+        </w:rPr>
+        <w:t xml:space="preserve">中完成，调用模型网关做意图分类。Layer</w:t>
+      </w:r>
+      <w:r>
+        <w:t xml:space="preserve"> 2 </w:t>
+      </w:r>
+      <w:r>
+        <w:rPr>
+          <w:rFonts w:hint="eastAsia"/>
+        </w:rPr>
+        <w:t xml:space="preserve">由</w:t>
+      </w:r>
+      <w:r>
+        <w:t xml:space="preserve"> LangGraph StateGraph </w:t>
+      </w:r>
+      <w:r>
+        <w:rPr>
+          <w:rFonts w:hint="eastAsia"/>
+        </w:rPr>
+        <w:t xml:space="preserve">的</w:t>
+      </w:r>
+      <w:r>
+        <w:t xml:space="preserve"> </w:t>
+      </w:r>
+      <w:r>
+        <w:rPr>
+          <w:rStyle w:val="VerbatimChar"/>
+        </w:rPr>
+        <w:t xml:space="preserve">conditional_edges</w:t>
+      </w:r>
+      <w:r>
+        <w:t xml:space="preserve"> </w:t>
+      </w:r>
+      <w:r>
+        <w:rPr>
+          <w:rFonts w:hint="eastAsia"/>
+        </w:rPr>
+        <w:t xml:space="preserve">完成。</w:t>
+      </w:r>
+    </w:p>
+    <w:p>
+      <w:pPr>
+        <w:pStyle w:val="SourceCode"/>
+      </w:pPr>
+      <w:r>
+        <w:rPr>
+          <w:rStyle w:val="KeywordTok"/>
+        </w:rPr>
+        <w:t xml:space="preserve">class</w:t>
+      </w:r>
+      <w:r>
+        <w:rPr>
+          <w:rStyle w:val="NormalTok"/>
+        </w:rPr>
+        <w:t xml:space="preserve"> AgentRouter:</w:t>
+      </w:r>
+      <w:r>
+        <w:br/>
+      </w:r>
+      <w:r>
+        <w:rPr>
+          <w:rStyle w:val="NormalTok"/>
+        </w:rPr>
+        <w:t xml:space="preserve">    </w:t>
+      </w:r>
+      <w:r>
+        <w:rPr>
+          <w:rStyle w:val="CommentTok"/>
+        </w:rPr>
+        <w:t xml:space="preserve">"""Agent Router — 决策调用哪个 Agent"""</w:t>
+      </w:r>
+      <w:r>
+        <w:br/>
+      </w:r>
+      <w:r>
+        <w:rPr>
+          <w:rStyle w:val="NormalTok"/>
+        </w:rPr>
+        <w:t xml:space="preserve">    </w:t>
+      </w:r>
+      <w:r>
+        <w:br/>
+      </w:r>
+      <w:r>
+        <w:rPr>
+          <w:rStyle w:val="NormalTok"/>
+        </w:rPr>
+        <w:t xml:space="preserve">    </w:t>
+      </w:r>
+      <w:r>
+        <w:rPr>
+          <w:rStyle w:val="KeywordTok"/>
+        </w:rPr>
+        <w:t xml:space="preserve">def</w:t>
+      </w:r>
+      <w:r>
+        <w:rPr>
+          <w:rStyle w:val="NormalTok"/>
+        </w:rPr>
+        <w:t xml:space="preserve"> </w:t>
+      </w:r>
+      <w:r>
+        <w:rPr>
+          <w:rStyle w:val="FunctionTok"/>
+        </w:rPr>
+        <w:t xml:space="preserve">__init__</w:t>
+      </w:r>
+      <w:r>
+        <w:rPr>
+          <w:rStyle w:val="NormalTok"/>
+        </w:rPr>
+        <w:t xml:space="preserve">(</w:t>
+      </w:r>
+      <w:r>
+        <w:rPr>
+          <w:rStyle w:val="VariableTok"/>
+        </w:rPr>
+        <w:t xml:space="preserve">self</w:t>
+      </w:r>
+      <w:r>
+        <w:rPr>
+          <w:rStyle w:val="NormalTok"/>
+        </w:rPr>
+        <w:t xml:space="preserve">, model_gateway, agent_registry):</w:t>
+      </w:r>
+      <w:r>
+        <w:br/>
+      </w:r>
+      <w:r>
+        <w:rPr>
+          <w:rStyle w:val="NormalTok"/>
+        </w:rPr>
+        <w:t xml:space="preserve">        </w:t>
+      </w:r>
+      <w:r>
+        <w:rPr>
+          <w:rStyle w:val="VariableTok"/>
+        </w:rPr>
+        <w:t xml:space="preserve">self</w:t>
+      </w:r>
+      <w:r>
+        <w:rPr>
+          <w:rStyle w:val="NormalTok"/>
+        </w:rPr>
+        <w:t xml:space="preserve">.model_gateway </w:t>
+      </w:r>
+      <w:r>
+        <w:rPr>
+          <w:rStyle w:val="OperatorTok"/>
+        </w:rPr>
+        <w:t xml:space="preserve">=</w:t>
+      </w:r>
+      <w:r>
+        <w:rPr>
+          <w:rStyle w:val="NormalTok"/>
+        </w:rPr>
+        <w:t xml:space="preserve"> model_gateway</w:t>
+      </w:r>
+      <w:r>
+        <w:br/>
+      </w:r>
+      <w:r>
+        <w:rPr>
+          <w:rStyle w:val="NormalTok"/>
+        </w:rPr>
+        <w:t xml:space="preserve">        </w:t>
+      </w:r>
+      <w:r>
+        <w:rPr>
+          <w:rStyle w:val="VariableTok"/>
+        </w:rPr>
+        <w:t xml:space="preserve">self</w:t>
+      </w:r>
+      <w:r>
+        <w:rPr>
+          <w:rStyle w:val="NormalTok"/>
+        </w:rPr>
+        <w:t xml:space="preserve">.agent_registry </w:t>
+      </w:r>
+      <w:r>
+        <w:rPr>
+          <w:rStyle w:val="OperatorTok"/>
+        </w:rPr>
+        <w:t xml:space="preserve">=</w:t>
+      </w:r>
+      <w:r>
+        <w:rPr>
+          <w:rStyle w:val="NormalTok"/>
+        </w:rPr>
+        <w:t xml:space="preserve"> agent_registry</w:t>
+      </w:r>
+      <w:r>
+        <w:br/>
+      </w:r>
+      <w:r>
+        <w:rPr>
+          <w:rStyle w:val="NormalTok"/>
+        </w:rPr>
+        <w:t xml:space="preserve">    </w:t>
+      </w:r>
+      <w:r>
+        <w:br/>
+      </w:r>
+      <w:r>
+        <w:rPr>
+          <w:rStyle w:val="NormalTok"/>
+        </w:rPr>
+        <w:t xml:space="preserve">    </w:t>
+      </w:r>
+      <w:r>
+        <w:rPr>
+          <w:rStyle w:val="ControlFlowTok"/>
+        </w:rPr>
+        <w:t xml:space="preserve">async</w:t>
+      </w:r>
+      <w:r>
+        <w:rPr>
+          <w:rStyle w:val="NormalTok"/>
+        </w:rPr>
+        <w:t xml:space="preserve"> </w:t>
+      </w:r>
+      <w:r>
+        <w:rPr>
+          <w:rStyle w:val="KeywordTok"/>
+        </w:rPr>
+        <w:t xml:space="preserve">def</w:t>
+      </w:r>
+      <w:r>
+        <w:rPr>
+          <w:rStyle w:val="NormalTok"/>
+        </w:rPr>
+        <w:t xml:space="preserve"> route(</w:t>
+      </w:r>
+      <w:r>
+        <w:rPr>
+          <w:rStyle w:val="VariableTok"/>
+        </w:rPr>
+        <w:t xml:space="preserve">self</w:t>
+      </w:r>
+      <w:r>
+        <w:rPr>
+          <w:rStyle w:val="NormalTok"/>
+        </w:rPr>
+        <w:t xml:space="preserve">, user_query: </w:t>
+      </w:r>
+      <w:r>
+        <w:rPr>
+          <w:rStyle w:val="BuiltInTok"/>
+        </w:rPr>
+        <w:t xml:space="preserve">str</w:t>
+      </w:r>
+      <w:r>
+        <w:rPr>
+          <w:rStyle w:val="NormalTok"/>
+        </w:rPr>
+        <w:t xml:space="preserve">, tenant_id: </w:t>
+      </w:r>
+      <w:r>
+        <w:rPr>
+          <w:rStyle w:val="BuiltInTok"/>
+        </w:rPr>
+        <w:t xml:space="preserve">str</w:t>
+      </w:r>
+      <w:r>
+        <w:rPr>
+          <w:rStyle w:val="NormalTok"/>
+        </w:rPr>
+        <w:t xml:space="preserve">, user_context: </w:t>
+      </w:r>
+      <w:r>
+        <w:rPr>
+          <w:rStyle w:val="BuiltInTok"/>
+        </w:rPr>
+        <w:t xml:space="preserve">dict</w:t>
+      </w:r>
+      <w:r>
+        <w:rPr>
+          <w:rStyle w:val="NormalTok"/>
+        </w:rPr>
+        <w:t xml:space="preserve">) </w:t>
+      </w:r>
+      <w:r>
+        <w:rPr>
+          <w:rStyle w:val="OperatorTok"/>
+        </w:rPr>
+        <w:t xml:space="preserve">-&gt;</w:t>
+      </w:r>
+      <w:r>
+        <w:rPr>
+          <w:rStyle w:val="NormalTok"/>
+        </w:rPr>
+        <w:t xml:space="preserve"> RouteDecision:</w:t>
+      </w:r>
+      <w:r>
+        <w:br/>
+      </w:r>
+      <w:r>
+        <w:rPr>
+          <w:rStyle w:val="NormalTok"/>
+        </w:rPr>
+        <w:t xml:space="preserve">        </w:t>
+      </w:r>
+      <w:r>
+        <w:rPr>
+          <w:rStyle w:val="CommentTok"/>
+        </w:rPr>
+        <w:t xml:space="preserve"># Step 1: 模型做意图分类 (Prompt: prompt-agent-router-v1)</w:t>
+      </w:r>
+      <w:r>
+        <w:br/>
+      </w:r>
+      <w:r>
+        <w:rPr>
+          <w:rStyle w:val="NormalTok"/>
+        </w:rPr>
+        <w:t xml:space="preserve">        intent </w:t>
+      </w:r>
+      <w:r>
+        <w:rPr>
+          <w:rStyle w:val="OperatorTok"/>
+        </w:rPr>
+        <w:t xml:space="preserve">=</w:t>
+      </w:r>
+      <w:r>
+        <w:rPr>
+          <w:rStyle w:val="NormalTok"/>
+        </w:rPr>
+        <w:t xml:space="preserve"> </w:t>
+      </w:r>
+      <w:r>
+        <w:rPr>
+          <w:rStyle w:val="ControlFlowTok"/>
+        </w:rPr>
+        <w:t xml:space="preserve">await</w:t>
+      </w:r>
+      <w:r>
+        <w:rPr>
+          <w:rStyle w:val="NormalTok"/>
+        </w:rPr>
+        <w:t xml:space="preserve"> </w:t>
+      </w:r>
+      <w:r>
+        <w:rPr>
+          <w:rStyle w:val="VariableTok"/>
+        </w:rPr>
+        <w:t xml:space="preserve">self</w:t>
+      </w:r>
+      <w:r>
+        <w:rPr>
+          <w:rStyle w:val="NormalTok"/>
+        </w:rPr>
+        <w:t xml:space="preserve">.model_gateway.classify(</w:t>
+      </w:r>
+      <w:r>
+        <w:br/>
+      </w:r>
+      <w:r>
+        <w:rPr>
+          <w:rStyle w:val="NormalTok"/>
+        </w:rPr>
+        <w:t xml:space="preserve">            prompt_ref</w:t>
+      </w:r>
+      <w:r>
+        <w:rPr>
+          <w:rStyle w:val="OperatorTok"/>
+        </w:rPr>
+        <w:t xml:space="preserve">=</w:t>
+      </w:r>
+      <w:r>
+        <w:rPr>
+          <w:rStyle w:val="StringTok"/>
+        </w:rPr>
+        <w:t xml:space="preserve">"prompt-agent-router-v1"</w:t>
+      </w:r>
+      <w:r>
+        <w:rPr>
+          <w:rStyle w:val="NormalTok"/>
+        </w:rPr>
+        <w:t xml:space="preserve">,</w:t>
+      </w:r>
+      <w:r>
+        <w:br/>
+      </w:r>
+      <w:r>
+        <w:rPr>
+          <w:rStyle w:val="NormalTok"/>
+        </w:rPr>
+        <w:t xml:space="preserve">            variables</w:t>
+      </w:r>
+      <w:r>
+        <w:rPr>
+          <w:rStyle w:val="OperatorTok"/>
+        </w:rPr>
+        <w:t xml:space="preserve">=</w:t>
+      </w:r>
+      <w:r>
+        <w:rPr>
+          <w:rStyle w:val="NormalTok"/>
+        </w:rPr>
+        <w:t xml:space="preserve">{</w:t>
+      </w:r>
+      <w:r>
+        <w:br/>
+      </w:r>
+      <w:r>
+        <w:rPr>
+          <w:rStyle w:val="NormalTok"/>
+        </w:rPr>
+        <w:t xml:space="preserve">                </w:t>
+      </w:r>
+      <w:r>
+        <w:rPr>
+          <w:rStyle w:val="StringTok"/>
+        </w:rPr>
+        <w:t xml:space="preserve">"user_query"</w:t>
+      </w:r>
+      <w:r>
+        <w:rPr>
+          <w:rStyle w:val="NormalTok"/>
+        </w:rPr>
+        <w:t xml:space="preserve">: user_query,</w:t>
+      </w:r>
+      <w:r>
+        <w:br/>
+      </w:r>
+      <w:r>
+        <w:rPr>
+          <w:rStyle w:val="NormalTok"/>
+        </w:rPr>
+        <w:t xml:space="preserve">                </w:t>
+      </w:r>
+      <w:r>
+        <w:rPr>
+          <w:rStyle w:val="StringTok"/>
+        </w:rPr>
+        <w:t xml:space="preserve">"available_agents"</w:t>
+      </w:r>
+      <w:r>
+        <w:rPr>
+          <w:rStyle w:val="NormalTok"/>
+        </w:rPr>
+        <w:t xml:space="preserve">: </w:t>
+      </w:r>
+      <w:r>
+        <w:rPr>
+          <w:rStyle w:val="VariableTok"/>
+        </w:rPr>
+        <w:t xml:space="preserve">self</w:t>
+      </w:r>
+      <w:r>
+        <w:rPr>
+          <w:rStyle w:val="NormalTok"/>
+        </w:rPr>
+        <w:t xml:space="preserve">.agent_registry.list_active(tenant_id),</w:t>
+      </w:r>
+      <w:r>
+        <w:br/>
+      </w:r>
+      <w:r>
+        <w:rPr>
+          <w:rStyle w:val="NormalTok"/>
+        </w:rPr>
+        <w:t xml:space="preserve">            }</w:t>
+      </w:r>
+      <w:r>
+        <w:br/>
+      </w:r>
+      <w:r>
+        <w:rPr>
+          <w:rStyle w:val="NormalTok"/>
+        </w:rPr>
+        <w:t xml:space="preserve">        )</w:t>
+      </w:r>
+      <w:r>
+        <w:br/>
+      </w:r>
+      <w:r>
+        <w:rPr>
+          <w:rStyle w:val="NormalTok"/>
+        </w:rPr>
+        <w:t xml:space="preserve">        </w:t>
+      </w:r>
+      <w:r>
+        <w:rPr>
+          <w:rStyle w:val="CommentTok"/>
+        </w:rPr>
+        <w:t xml:space="preserve"># Step 2: 规则校验 (确定性)</w:t>
+      </w:r>
+      <w:r>
+        <w:br/>
+      </w:r>
+      <w:r>
+        <w:rPr>
+          <w:rStyle w:val="NormalTok"/>
+        </w:rPr>
+        <w:t xml:space="preserve">        rule_result </w:t>
+      </w:r>
+      <w:r>
+        <w:rPr>
+          <w:rStyle w:val="OperatorTok"/>
+        </w:rPr>
+        <w:t xml:space="preserve">=</w:t>
+      </w:r>
+      <w:r>
+        <w:rPr>
+          <w:rStyle w:val="NormalTok"/>
+        </w:rPr>
+        <w:t xml:space="preserve"> </w:t>
+      </w:r>
+      <w:r>
+        <w:rPr>
+          <w:rStyle w:val="VariableTok"/>
+        </w:rPr>
+        <w:t xml:space="preserve">self</w:t>
+      </w:r>
+      <w:r>
+        <w:rPr>
+          <w:rStyle w:val="NormalTok"/>
+        </w:rPr>
+        <w:t xml:space="preserve">._validate_with_rules(intent, tenant_id)</w:t>
+      </w:r>
+      <w:r>
+        <w:br/>
+      </w:r>
+      <w:r>
+        <w:rPr>
+          <w:rStyle w:val="NormalTok"/>
+        </w:rPr>
+        <w:t xml:space="preserve">        </w:t>
+      </w:r>
+      <w:r>
+        <w:rPr>
+          <w:rStyle w:val="CommentTok"/>
+        </w:rPr>
+        <w:t xml:space="preserve"># Step 3: 综合置信度</w:t>
+      </w:r>
+      <w:r>
+        <w:br/>
+      </w:r>
+      <w:r>
+        <w:rPr>
+          <w:rStyle w:val="NormalTok"/>
+        </w:rPr>
+        <w:t xml:space="preserve">        final_confidence </w:t>
+      </w:r>
+      <w:r>
+        <w:rPr>
+          <w:rStyle w:val="OperatorTok"/>
+        </w:rPr>
+        <w:t xml:space="preserve">=</w:t>
+      </w:r>
+      <w:r>
+        <w:rPr>
+          <w:rStyle w:val="NormalTok"/>
+        </w:rPr>
+        <w:t xml:space="preserve"> intent[</w:t>
+      </w:r>
+      <w:r>
+        <w:rPr>
+          <w:rStyle w:val="StringTok"/>
+        </w:rPr>
+        <w:t xml:space="preserve">"confidence"</w:t>
+      </w:r>
+      <w:r>
+        <w:rPr>
+          <w:rStyle w:val="NormalTok"/>
+        </w:rPr>
+        <w:t xml:space="preserve">] </w:t>
+      </w:r>
+      <w:r>
+        <w:rPr>
+          <w:rStyle w:val="OperatorTok"/>
+        </w:rPr>
+        <w:t xml:space="preserve">*</w:t>
+      </w:r>
+      <w:r>
+        <w:rPr>
+          <w:rStyle w:val="NormalTok"/>
+        </w:rPr>
+        <w:t xml:space="preserve"> rule_result[</w:t>
+      </w:r>
+      <w:r>
+        <w:rPr>
+          <w:rStyle w:val="StringTok"/>
+        </w:rPr>
+        <w:t xml:space="preserve">"multiplier"</w:t>
+      </w:r>
+      <w:r>
+        <w:rPr>
+          <w:rStyle w:val="NormalTok"/>
+        </w:rPr>
+        <w:t xml:space="preserve">]</w:t>
+      </w:r>
+      <w:r>
+        <w:br/>
+      </w:r>
+      <w:r>
+        <w:rPr>
+          <w:rStyle w:val="NormalTok"/>
+        </w:rPr>
+        <w:t xml:space="preserve">        </w:t>
+      </w:r>
+      <w:r>
+        <w:rPr>
+          <w:rStyle w:val="CommentTok"/>
+        </w:rPr>
+        <w:t xml:space="preserve"># Step 4: 决策</w:t>
+      </w:r>
+      <w:r>
+        <w:br/>
+      </w:r>
+      <w:r>
+        <w:rPr>
+          <w:rStyle w:val="NormalTok"/>
+        </w:rPr>
+        <w:t xml:space="preserve">        </w:t>
+      </w:r>
+      <w:r>
+        <w:rPr>
+          <w:rStyle w:val="ControlFlowTok"/>
+        </w:rPr>
+        <w:t xml:space="preserve">if</w:t>
+      </w:r>
+      <w:r>
+        <w:rPr>
+          <w:rStyle w:val="NormalTok"/>
+        </w:rPr>
+        <w:t xml:space="preserve"> final_confidence </w:t>
+      </w:r>
+      <w:r>
+        <w:rPr>
+          <w:rStyle w:val="OperatorTok"/>
+        </w:rPr>
+        <w:t xml:space="preserve">&lt;</w:t>
+      </w:r>
+      <w:r>
+        <w:rPr>
+          <w:rStyle w:val="NormalTok"/>
+        </w:rPr>
+        <w:t xml:space="preserve"> </w:t>
+      </w:r>
+      <w:r>
+        <w:rPr>
+          <w:rStyle w:val="FloatTok"/>
+        </w:rPr>
+        <w:t xml:space="preserve">0.7</w:t>
+      </w:r>
+      <w:r>
+        <w:rPr>
+          <w:rStyle w:val="NormalTok"/>
+        </w:rPr>
+        <w:t xml:space="preserve">:</w:t>
+      </w:r>
+      <w:r>
+        <w:br/>
+      </w:r>
+      <w:r>
+        <w:rPr>
+          <w:rStyle w:val="NormalTok"/>
+        </w:rPr>
+        <w:t xml:space="preserve">            </w:t>
+      </w:r>
+      <w:r>
+        <w:rPr>
+          <w:rStyle w:val="ControlFlowTok"/>
+        </w:rPr>
+        <w:t xml:space="preserve">return</w:t>
+      </w:r>
+      <w:r>
+        <w:rPr>
+          <w:rStyle w:val="NormalTok"/>
+        </w:rPr>
+        <w:t xml:space="preserve"> RouteDecision(agent</w:t>
+      </w:r>
+      <w:r>
+        <w:rPr>
+          <w:rStyle w:val="OperatorTok"/>
+        </w:rPr>
+        <w:t xml:space="preserve">=</w:t>
+      </w:r>
+      <w:r>
+        <w:rPr>
+          <w:rStyle w:val="StringTok"/>
+        </w:rPr>
+        <w:t xml:space="preserve">"general-assistant"</w:t>
+      </w:r>
+      <w:r>
+        <w:rPr>
+          <w:rStyle w:val="NormalTok"/>
+        </w:rPr>
+        <w:t xml:space="preserve">, </w:t>
+      </w:r>
+      <w:r>
+        <w:br/>
+      </w:r>
+      <w:r>
+        <w:rPr>
+          <w:rStyle w:val="NormalTok"/>
+        </w:rPr>
+        <w:t xml:space="preserve">                                 fallback_reason</w:t>
+      </w:r>
+      <w:r>
+        <w:rPr>
+          <w:rStyle w:val="OperatorTok"/>
+        </w:rPr>
+        <w:t xml:space="preserve">=</w:t>
+      </w:r>
+      <w:r>
+        <w:rPr>
+          <w:rStyle w:val="NormalTok"/>
+        </w:rPr>
+        <w:t xml:space="preserve">rule_result[</w:t>
+      </w:r>
+      <w:r>
+        <w:rPr>
+          <w:rStyle w:val="StringTok"/>
+        </w:rPr>
+        <w:t xml:space="preserve">"checks"</w:t>
+      </w:r>
+      <w:r>
+        <w:rPr>
+          <w:rStyle w:val="NormalTok"/>
+        </w:rPr>
+        <w:t xml:space="preserve">])</w:t>
+      </w:r>
+      <w:r>
+        <w:br/>
+      </w:r>
+      <w:r>
+        <w:rPr>
+          <w:rStyle w:val="NormalTok"/>
+        </w:rPr>
+        <w:t xml:space="preserve">        </w:t>
+      </w:r>
+      <w:r>
+        <w:rPr>
+          <w:rStyle w:val="ControlFlowTok"/>
+        </w:rPr>
+        <w:t xml:space="preserve">return</w:t>
+      </w:r>
+      <w:r>
+        <w:rPr>
+          <w:rStyle w:val="NormalTok"/>
+        </w:rPr>
+        <w:t xml:space="preserve"> RouteDecision(agent</w:t>
+      </w:r>
+      <w:r>
+        <w:rPr>
+          <w:rStyle w:val="OperatorTok"/>
+        </w:rPr>
+        <w:t xml:space="preserve">=</w:t>
+      </w:r>
+      <w:r>
+        <w:rPr>
+          <w:rStyle w:val="NormalTok"/>
+        </w:rPr>
+        <w:t xml:space="preserve">intent[</w:t>
+      </w:r>
+      <w:r>
+        <w:rPr>
+          <w:rStyle w:val="StringTok"/>
+        </w:rPr>
+        <w:t xml:space="preserve">"target_agent"</w:t>
+      </w:r>
+      <w:r>
+        <w:rPr>
+          <w:rStyle w:val="NormalTok"/>
+        </w:rPr>
+        <w:t xml:space="preserve">], </w:t>
+      </w:r>
+      <w:r>
+        <w:br/>
+      </w:r>
+      <w:r>
+        <w:rPr>
+          <w:rStyle w:val="NormalTok"/>
+        </w:rPr>
+        <w:t xml:space="preserve">                             confidence</w:t>
+      </w:r>
+      <w:r>
+        <w:rPr>
+          <w:rStyle w:val="OperatorTok"/>
+        </w:rPr>
+        <w:t xml:space="preserve">=</w:t>
+      </w:r>
+      <w:r>
+        <w:rPr>
+          <w:rStyle w:val="NormalTok"/>
+        </w:rPr>
+        <w:t xml:space="preserve">final_confidence,</w:t>
+      </w:r>
+      <w:r>
+        <w:br/>
+      </w:r>
+      <w:r>
+        <w:rPr>
+          <w:rStyle w:val="NormalTok"/>
+        </w:rPr>
+        <w:t xml:space="preserve">                             extracted_slots</w:t>
+      </w:r>
+      <w:r>
+        <w:rPr>
+          <w:rStyle w:val="OperatorTok"/>
+        </w:rPr>
+        <w:t xml:space="preserve">=</w:t>
+      </w:r>
+      <w:r>
+        <w:rPr>
+          <w:rStyle w:val="NormalTok"/>
+        </w:rPr>
+        <w:t xml:space="preserve">intent[</w:t>
+      </w:r>
+      <w:r>
+        <w:rPr>
+          <w:rStyle w:val="StringTok"/>
+        </w:rPr>
+        <w:t xml:space="preserve">"extracted_slots"</w:t>
+      </w:r>
+      <w:r>
+        <w:rPr>
+          <w:rStyle w:val="NormalTok"/>
+        </w:rPr>
+        <w:t xml:space="preserve">])</w:t>
+      </w:r>
+      <w:r>
+        <w:br/>
+      </w:r>
+      <w:r>
+        <w:rPr>
+          <w:rStyle w:val="NormalTok"/>
+        </w:rPr>
+        <w:t xml:space="preserve">    </w:t>
+      </w:r>
+      <w:r>
+        <w:br/>
+      </w:r>
+      <w:r>
+        <w:rPr>
+          <w:rStyle w:val="NormalTok"/>
+        </w:rPr>
+        <w:t xml:space="preserve">    </w:t>
+      </w:r>
+      <w:r>
+        <w:rPr>
+          <w:rStyle w:val="KeywordTok"/>
+        </w:rPr>
+        <w:t xml:space="preserve">def</w:t>
+      </w:r>
+      <w:r>
+        <w:rPr>
+          <w:rStyle w:val="NormalTok"/>
+        </w:rPr>
+        <w:t xml:space="preserve"> _validate_with_rules(</w:t>
+      </w:r>
+      <w:r>
+        <w:rPr>
+          <w:rStyle w:val="VariableTok"/>
+        </w:rPr>
+        <w:t xml:space="preserve">self</w:t>
+      </w:r>
+      <w:r>
+        <w:rPr>
+          <w:rStyle w:val="NormalTok"/>
+        </w:rPr>
+        <w:t xml:space="preserve">, intent, tenant_id):</w:t>
+      </w:r>
+      <w:r>
+        <w:br/>
+      </w:r>
+      <w:r>
+        <w:rPr>
+          <w:rStyle w:val="NormalTok"/>
+        </w:rPr>
+        <w:t xml:space="preserve">        </w:t>
+      </w:r>
+      <w:r>
+        <w:rPr>
+          <w:rStyle w:val="CommentTok"/>
+        </w:rPr>
+        <w:t xml:space="preserve">"""规则校验——确定性的，不依赖模型"""</w:t>
+      </w:r>
+      <w:r>
+        <w:br/>
+      </w:r>
+      <w:r>
+        <w:rPr>
+          <w:rStyle w:val="NormalTok"/>
+        </w:rPr>
+        <w:t xml:space="preserve">        checks </w:t>
+      </w:r>
+      <w:r>
+        <w:rPr>
+          <w:rStyle w:val="OperatorTok"/>
+        </w:rPr>
+        <w:t xml:space="preserve">=</w:t>
+      </w:r>
+      <w:r>
+        <w:rPr>
+          <w:rStyle w:val="NormalTok"/>
+        </w:rPr>
+        <w:t xml:space="preserve"> []</w:t>
+      </w:r>
+      <w:r>
+        <w:br/>
+      </w:r>
+      <w:r>
+        <w:rPr>
+          <w:rStyle w:val="NormalTok"/>
+        </w:rPr>
+        <w:t xml:space="preserve">        multiplier </w:t>
+      </w:r>
+      <w:r>
+        <w:rPr>
+          <w:rStyle w:val="OperatorTok"/>
+        </w:rPr>
+        <w:t xml:space="preserve">=</w:t>
+      </w:r>
+      <w:r>
+        <w:rPr>
+          <w:rStyle w:val="NormalTok"/>
+        </w:rPr>
+        <w:t xml:space="preserve"> </w:t>
+      </w:r>
+      <w:r>
+        <w:rPr>
+          <w:rStyle w:val="FloatTok"/>
+        </w:rPr>
+        <w:t xml:space="preserve">1.0</w:t>
+      </w:r>
+      <w:r>
+        <w:br/>
+      </w:r>
+      <w:r>
+        <w:rPr>
+          <w:rStyle w:val="NormalTok"/>
+        </w:rPr>
+        <w:t xml:space="preserve">        </w:t>
+      </w:r>
+      <w:r>
+        <w:br/>
+      </w:r>
+      <w:r>
+        <w:rPr>
+          <w:rStyle w:val="NormalTok"/>
+        </w:rPr>
+        <w:t xml:space="preserve">        </w:t>
+      </w:r>
+      <w:r>
+        <w:rPr>
+          <w:rStyle w:val="CommentTok"/>
+        </w:rPr>
+        <w:t xml:space="preserve"># 校验: Agent 是否存在且激活</w:t>
+      </w:r>
+      <w:r>
+        <w:br/>
+      </w:r>
+      <w:r>
+        <w:rPr>
+          <w:rStyle w:val="NormalTok"/>
+        </w:rPr>
+        <w:t xml:space="preserve">        </w:t>
+      </w:r>
+      <w:r>
+        <w:rPr>
+          <w:rStyle w:val="ControlFlowTok"/>
+        </w:rPr>
+        <w:t xml:space="preserve">if</w:t>
+      </w:r>
+      <w:r>
+        <w:rPr>
+          <w:rStyle w:val="NormalTok"/>
+        </w:rPr>
+        <w:t xml:space="preserve"> intent[</w:t>
+      </w:r>
+      <w:r>
+        <w:rPr>
+          <w:rStyle w:val="StringTok"/>
+        </w:rPr>
+        <w:t xml:space="preserve">"target_agent"</w:t>
+      </w:r>
+      <w:r>
+        <w:rPr>
+          <w:rStyle w:val="NormalTok"/>
+        </w:rPr>
+        <w:t xml:space="preserve">] </w:t>
+      </w:r>
+      <w:r>
+        <w:rPr>
+          <w:rStyle w:val="KeywordTok"/>
+        </w:rPr>
+        <w:t xml:space="preserve">not</w:t>
+      </w:r>
+      <w:r>
+        <w:rPr>
+          <w:rStyle w:val="NormalTok"/>
+        </w:rPr>
+        <w:t xml:space="preserve"> </w:t>
+      </w:r>
+      <w:r>
+        <w:rPr>
+          <w:rStyle w:val="KeywordTok"/>
+        </w:rPr>
+        <w:t xml:space="preserve">in</w:t>
+      </w:r>
+      <w:r>
+        <w:rPr>
+          <w:rStyle w:val="NormalTok"/>
+        </w:rPr>
+        <w:t xml:space="preserve"> </w:t>
+      </w:r>
+      <w:r>
+        <w:rPr>
+          <w:rStyle w:val="VariableTok"/>
+        </w:rPr>
+        <w:t xml:space="preserve">self</w:t>
+      </w:r>
+      <w:r>
+        <w:rPr>
+          <w:rStyle w:val="NormalTok"/>
+        </w:rPr>
+        <w:t xml:space="preserve">.agent_registry.list_active(tenant_id):</w:t>
+      </w:r>
+      <w:r>
+        <w:br/>
+      </w:r>
+      <w:r>
+        <w:rPr>
+          <w:rStyle w:val="NormalTok"/>
+        </w:rPr>
+        <w:t xml:space="preserve">            </w:t>
+      </w:r>
+      <w:r>
+        <w:rPr>
+          <w:rStyle w:val="ControlFlowTok"/>
+        </w:rPr>
+        <w:t xml:space="preserve">return</w:t>
+      </w:r>
+      <w:r>
+        <w:rPr>
+          <w:rStyle w:val="NormalTok"/>
+        </w:rPr>
+        <w:t xml:space="preserve"> {</w:t>
+      </w:r>
+      <w:r>
+        <w:rPr>
+          <w:rStyle w:val="StringTok"/>
+        </w:rPr>
+        <w:t xml:space="preserve">"multiplier"</w:t>
+      </w:r>
+      <w:r>
+        <w:rPr>
+          <w:rStyle w:val="NormalTok"/>
+        </w:rPr>
+        <w:t xml:space="preserve">: </w:t>
+      </w:r>
+      <w:r>
+        <w:rPr>
+          <w:rStyle w:val="DecValTok"/>
+        </w:rPr>
+        <w:t xml:space="preserve">0</w:t>
+      </w:r>
+      <w:r>
+        <w:rPr>
+          <w:rStyle w:val="NormalTok"/>
+        </w:rPr>
+        <w:t xml:space="preserve">, </w:t>
+      </w:r>
+      <w:r>
+        <w:rPr>
+          <w:rStyle w:val="StringTok"/>
+        </w:rPr>
+        <w:t xml:space="preserve">"checks"</w:t>
+      </w:r>
+      <w:r>
+        <w:rPr>
+          <w:rStyle w:val="NormalTok"/>
+        </w:rPr>
+        <w:t xml:space="preserve">: [</w:t>
+      </w:r>
+      <w:r>
+        <w:rPr>
+          <w:rStyle w:val="StringTok"/>
+        </w:rPr>
+        <w:t xml:space="preserve">"agent_not_found"</w:t>
+      </w:r>
+      <w:r>
+        <w:rPr>
+          <w:rStyle w:val="NormalTok"/>
+        </w:rPr>
+        <w:t xml:space="preserve">]}</w:t>
+      </w:r>
+      <w:r>
+        <w:br/>
+      </w:r>
+      <w:r>
+        <w:rPr>
+          <w:rStyle w:val="NormalTok"/>
+        </w:rPr>
+        <w:t xml:space="preserve">        </w:t>
+      </w:r>
+      <w:r>
+        <w:br/>
+      </w:r>
+      <w:r>
+        <w:rPr>
+          <w:rStyle w:val="NormalTok"/>
+        </w:rPr>
+        <w:t xml:space="preserve">        agent </w:t>
+      </w:r>
+      <w:r>
+        <w:rPr>
+          <w:rStyle w:val="OperatorTok"/>
+        </w:rPr>
+        <w:t xml:space="preserve">=</w:t>
+      </w:r>
+      <w:r>
+        <w:rPr>
+          <w:rStyle w:val="NormalTok"/>
+        </w:rPr>
+        <w:t xml:space="preserve"> </w:t>
+      </w:r>
+      <w:r>
+        <w:rPr>
+          <w:rStyle w:val="VariableTok"/>
+        </w:rPr>
+        <w:t xml:space="preserve">self</w:t>
+      </w:r>
+      <w:r>
+        <w:rPr>
+          <w:rStyle w:val="NormalTok"/>
+        </w:rPr>
+        <w:t xml:space="preserve">.agent_registry.get(intent[</w:t>
+      </w:r>
+      <w:r>
+        <w:rPr>
+          <w:rStyle w:val="StringTok"/>
+        </w:rPr>
+        <w:t xml:space="preserve">"target_agent"</w:t>
+      </w:r>
+      <w:r>
+        <w:rPr>
+          <w:rStyle w:val="NormalTok"/>
+        </w:rPr>
+        <w:t xml:space="preserve">])</w:t>
+      </w:r>
+      <w:r>
+        <w:br/>
+      </w:r>
+      <w:r>
+        <w:rPr>
+          <w:rStyle w:val="NormalTok"/>
+        </w:rPr>
+        <w:t xml:space="preserve">        </w:t>
+      </w:r>
+      <w:r>
+        <w:br/>
+      </w:r>
+      <w:r>
+        <w:rPr>
+          <w:rStyle w:val="NormalTok"/>
+        </w:rPr>
+        <w:t xml:space="preserve">        </w:t>
+      </w:r>
+      <w:r>
+        <w:rPr>
+          <w:rStyle w:val="CommentTok"/>
+        </w:rPr>
+        <w:t xml:space="preserve"># 校验: 行业匹配</w:t>
+      </w:r>
+      <w:r>
+        <w:br/>
+      </w:r>
+      <w:r>
+        <w:rPr>
+          <w:rStyle w:val="NormalTok"/>
+        </w:rPr>
+        <w:t xml:space="preserve">        tenant </w:t>
+      </w:r>
+      <w:r>
+        <w:rPr>
+          <w:rStyle w:val="OperatorTok"/>
+        </w:rPr>
+        <w:t xml:space="preserve">=</w:t>
+      </w:r>
+      <w:r>
+        <w:rPr>
+          <w:rStyle w:val="NormalTok"/>
+        </w:rPr>
+        <w:t xml:space="preserve"> </w:t>
+      </w:r>
+      <w:r>
+        <w:rPr>
+          <w:rStyle w:val="VariableTok"/>
+        </w:rPr>
+        <w:t xml:space="preserve">self</w:t>
+      </w:r>
+      <w:r>
+        <w:rPr>
+          <w:rStyle w:val="NormalTok"/>
+        </w:rPr>
+        <w:t xml:space="preserve">.agent_registry.get_tenant(tenant_id)</w:t>
+      </w:r>
+      <w:r>
+        <w:br/>
+      </w:r>
+      <w:r>
+        <w:rPr>
+          <w:rStyle w:val="NormalTok"/>
+        </w:rPr>
+        <w:t xml:space="preserve">        </w:t>
+      </w:r>
+      <w:r>
+        <w:rPr>
+          <w:rStyle w:val="ControlFlowTok"/>
+        </w:rPr>
+        <w:t xml:space="preserve">if</w:t>
+      </w:r>
+      <w:r>
+        <w:rPr>
+          <w:rStyle w:val="NormalTok"/>
+        </w:rPr>
+        <w:t xml:space="preserve"> agent.industry </w:t>
+      </w:r>
+      <w:r>
+        <w:rPr>
+          <w:rStyle w:val="OperatorTok"/>
+        </w:rPr>
+        <w:t xml:space="preserve">!=</w:t>
+      </w:r>
+      <w:r>
+        <w:rPr>
+          <w:rStyle w:val="NormalTok"/>
+        </w:rPr>
+        <w:t xml:space="preserve"> tenant.industry </w:t>
+      </w:r>
+      <w:r>
+        <w:rPr>
+          <w:rStyle w:val="KeywordTok"/>
+        </w:rPr>
+        <w:t xml:space="preserve">and</w:t>
+      </w:r>
+      <w:r>
+        <w:rPr>
+          <w:rStyle w:val="NormalTok"/>
+        </w:rPr>
+        <w:t xml:space="preserve"> </w:t>
+      </w:r>
+      <w:r>
+        <w:rPr>
+          <w:rStyle w:val="KeywordTok"/>
+        </w:rPr>
+        <w:t xml:space="preserve">not</w:t>
+      </w:r>
+      <w:r>
+        <w:rPr>
+          <w:rStyle w:val="NormalTok"/>
+        </w:rPr>
+        <w:t xml:space="preserve"> agent.cross_industry:</w:t>
+      </w:r>
+      <w:r>
+        <w:br/>
+      </w:r>
+      <w:r>
+        <w:rPr>
+          <w:rStyle w:val="NormalTok"/>
+        </w:rPr>
+        <w:t xml:space="preserve">            multiplier </w:t>
+      </w:r>
+      <w:r>
+        <w:rPr>
+          <w:rStyle w:val="OperatorTok"/>
+        </w:rPr>
+        <w:t xml:space="preserve">=</w:t>
+      </w:r>
+      <w:r>
+        <w:rPr>
+          <w:rStyle w:val="NormalTok"/>
+        </w:rPr>
+        <w:t xml:space="preserve"> </w:t>
+      </w:r>
+      <w:r>
+        <w:rPr>
+          <w:rStyle w:val="BuiltInTok"/>
+        </w:rPr>
+        <w:t xml:space="preserve">min</w:t>
+      </w:r>
+      <w:r>
+        <w:rPr>
+          <w:rStyle w:val="NormalTok"/>
+        </w:rPr>
+        <w:t xml:space="preserve">(multiplier, </w:t>
+      </w:r>
+      <w:r>
+        <w:rPr>
+          <w:rStyle w:val="FloatTok"/>
+        </w:rPr>
+        <w:t xml:space="preserve">0.5</w:t>
+      </w:r>
+      <w:r>
+        <w:rPr>
+          <w:rStyle w:val="NormalTok"/>
+        </w:rPr>
+        <w:t xml:space="preserve">)</w:t>
+      </w:r>
+      <w:r>
+        <w:br/>
+      </w:r>
+      <w:r>
+        <w:rPr>
+          <w:rStyle w:val="NormalTok"/>
+        </w:rPr>
+        <w:t xml:space="preserve">            checks.append(</w:t>
+      </w:r>
+      <w:r>
+        <w:rPr>
+          <w:rStyle w:val="StringTok"/>
+        </w:rPr>
+        <w:t xml:space="preserve">"industry_mismatch"</w:t>
+      </w:r>
+      <w:r>
+        <w:rPr>
+          <w:rStyle w:val="NormalTok"/>
+        </w:rPr>
+        <w:t xml:space="preserve">)</w:t>
+      </w:r>
+      <w:r>
+        <w:br/>
+      </w:r>
+      <w:r>
+        <w:rPr>
+          <w:rStyle w:val="NormalTok"/>
+        </w:rPr>
+        <w:t xml:space="preserve">        </w:t>
+      </w:r>
+      <w:r>
+        <w:br/>
+      </w:r>
+      <w:r>
+        <w:rPr>
+          <w:rStyle w:val="NormalTok"/>
+        </w:rPr>
+        <w:t xml:space="preserve">        </w:t>
+      </w:r>
+      <w:r>
+        <w:rPr>
+          <w:rStyle w:val="CommentTok"/>
+        </w:rPr>
+        <w:t xml:space="preserve"># 校验: 必填槽位完整性</w:t>
+      </w:r>
+      <w:r>
+        <w:br/>
+      </w:r>
+      <w:r>
+        <w:rPr>
+          <w:rStyle w:val="NormalTok"/>
+        </w:rPr>
+        <w:t xml:space="preserve">        </w:t>
+      </w:r>
+      <w:r>
+        <w:rPr>
+          <w:rStyle w:val="ControlFlowTok"/>
+        </w:rPr>
+        <w:t xml:space="preserve">for</w:t>
+      </w:r>
+      <w:r>
+        <w:rPr>
+          <w:rStyle w:val="NormalTok"/>
+        </w:rPr>
+        <w:t xml:space="preserve"> slot </w:t>
+      </w:r>
+      <w:r>
+        <w:rPr>
+          <w:rStyle w:val="KeywordTok"/>
+        </w:rPr>
+        <w:t xml:space="preserve">in</w:t>
+      </w:r>
+      <w:r>
+        <w:rPr>
+          <w:rStyle w:val="NormalTok"/>
+        </w:rPr>
+        <w:t xml:space="preserve"> agent.required_slots:</w:t>
+      </w:r>
+      <w:r>
+        <w:br/>
+      </w:r>
+      <w:r>
+        <w:rPr>
+          <w:rStyle w:val="NormalTok"/>
+        </w:rPr>
+        <w:t xml:space="preserve">            </w:t>
+      </w:r>
+      <w:r>
+        <w:rPr>
+          <w:rStyle w:val="ControlFlowTok"/>
+        </w:rPr>
+        <w:t xml:space="preserve">if</w:t>
+      </w:r>
+      <w:r>
+        <w:rPr>
+          <w:rStyle w:val="NormalTok"/>
+        </w:rPr>
+        <w:t xml:space="preserve"> slot </w:t>
+      </w:r>
+      <w:r>
+        <w:rPr>
+          <w:rStyle w:val="KeywordTok"/>
+        </w:rPr>
+        <w:t xml:space="preserve">not</w:t>
+      </w:r>
+      <w:r>
+        <w:rPr>
+          <w:rStyle w:val="NormalTok"/>
+        </w:rPr>
+        <w:t xml:space="preserve"> </w:t>
+      </w:r>
+      <w:r>
+        <w:rPr>
+          <w:rStyle w:val="KeywordTok"/>
+        </w:rPr>
+        <w:t xml:space="preserve">in</w:t>
+      </w:r>
+      <w:r>
+        <w:rPr>
+          <w:rStyle w:val="NormalTok"/>
+        </w:rPr>
+        <w:t xml:space="preserve"> intent.get(</w:t>
+      </w:r>
+      <w:r>
+        <w:rPr>
+          <w:rStyle w:val="StringTok"/>
+        </w:rPr>
+        <w:t xml:space="preserve">"extracted_slots"</w:t>
+      </w:r>
+      <w:r>
+        <w:rPr>
+          <w:rStyle w:val="NormalTok"/>
+        </w:rPr>
+        <w:t xml:space="preserve">, {}):</w:t>
+      </w:r>
+      <w:r>
+        <w:br/>
+      </w:r>
+      <w:r>
+        <w:rPr>
+          <w:rStyle w:val="NormalTok"/>
+        </w:rPr>
+        <w:t xml:space="preserve">                multiplier </w:t>
+      </w:r>
+      <w:r>
+        <w:rPr>
+          <w:rStyle w:val="OperatorTok"/>
+        </w:rPr>
+        <w:t xml:space="preserve">=</w:t>
+      </w:r>
+      <w:r>
+        <w:rPr>
+          <w:rStyle w:val="NormalTok"/>
+        </w:rPr>
+        <w:t xml:space="preserve"> </w:t>
+      </w:r>
+      <w:r>
+        <w:rPr>
+          <w:rStyle w:val="BuiltInTok"/>
+        </w:rPr>
+        <w:t xml:space="preserve">min</w:t>
+      </w:r>
+      <w:r>
+        <w:rPr>
+          <w:rStyle w:val="NormalTok"/>
+        </w:rPr>
+        <w:t xml:space="preserve">(multiplier, </w:t>
+      </w:r>
+      <w:r>
+        <w:rPr>
+          <w:rStyle w:val="FloatTok"/>
+        </w:rPr>
+        <w:t xml:space="preserve">0.6</w:t>
+      </w:r>
+      <w:r>
+        <w:rPr>
+          <w:rStyle w:val="NormalTok"/>
+        </w:rPr>
+        <w:t xml:space="preserve">)</w:t>
+      </w:r>
+      <w:r>
+        <w:br/>
+      </w:r>
+      <w:r>
+        <w:rPr>
+          <w:rStyle w:val="NormalTok"/>
+        </w:rPr>
+        <w:t xml:space="preserve">                checks.append(</w:t>
+      </w:r>
+      <w:r>
+        <w:rPr>
+          <w:rStyle w:val="SpecialStringTok"/>
+        </w:rPr>
+        <w:t xml:space="preserve">f"missing_slot:</w:t>
+      </w:r>
+      <w:r>
+        <w:rPr>
+          <w:rStyle w:val="SpecialCharTok"/>
+        </w:rPr>
+        <w:t xml:space="preserve">{</w:t>
+      </w:r>
+      <w:r>
+        <w:rPr>
+          <w:rStyle w:val="NormalTok"/>
+        </w:rPr>
+        <w:t xml:space="preserve">slot</w:t>
+      </w:r>
+      <w:r>
+        <w:rPr>
+          <w:rStyle w:val="SpecialCharTok"/>
+        </w:rPr>
+        <w:t xml:space="preserve">}</w:t>
+      </w:r>
+      <w:r>
+        <w:rPr>
+          <w:rStyle w:val="SpecialStringTok"/>
+        </w:rPr>
+        <w:t xml:space="preserve">"</w:t>
+      </w:r>
+      <w:r>
+        <w:rPr>
+          <w:rStyle w:val="NormalTok"/>
+        </w:rPr>
+        <w:t xml:space="preserve">)</w:t>
+      </w:r>
+      <w:r>
+        <w:br/>
+      </w:r>
+      <w:r>
+        <w:rPr>
+          <w:rStyle w:val="NormalTok"/>
+        </w:rPr>
+        <w:t xml:space="preserve">        </w:t>
+      </w:r>
+      <w:r>
+        <w:br/>
+      </w:r>
+      <w:r>
+        <w:rPr>
+          <w:rStyle w:val="NormalTok"/>
+        </w:rPr>
+        <w:t xml:space="preserve">        </w:t>
+      </w:r>
+      <w:r>
+        <w:rPr>
+          <w:rStyle w:val="ControlFlowTok"/>
+        </w:rPr>
+        <w:t xml:space="preserve">return</w:t>
+      </w:r>
+      <w:r>
+        <w:rPr>
+          <w:rStyle w:val="NormalTok"/>
+        </w:rPr>
+        <w:t xml:space="preserve"> {</w:t>
+      </w:r>
+      <w:r>
+        <w:rPr>
+          <w:rStyle w:val="StringTok"/>
+        </w:rPr>
+        <w:t xml:space="preserve">"multiplier"</w:t>
+      </w:r>
+      <w:r>
+        <w:rPr>
+          <w:rStyle w:val="NormalTok"/>
+        </w:rPr>
+        <w:t xml:space="preserve">: multiplier, </w:t>
+      </w:r>
+      <w:r>
+        <w:rPr>
+          <w:rStyle w:val="StringTok"/>
+        </w:rPr>
+        <w:t xml:space="preserve">"checks"</w:t>
+      </w:r>
+      <w:r>
+        <w:rPr>
+          <w:rStyle w:val="NormalTok"/>
+        </w:rPr>
+        <w:t xml:space="preserve">: checks}</w:t>
+      </w:r>
+    </w:p>
+    <w:bookmarkEnd w:id="195"/>
+    <w:bookmarkStart w:id="196" w:name="置信度判定双通道机制"/>
+    <w:p>
+      <w:pPr>
+        <w:pStyle w:val="Heading4"/>
+      </w:pPr>
+      <w:r>
+        <w:t xml:space="preserve">13.5.3 </w:t>
+      </w:r>
+      <w:r>
+        <w:rPr>
+          <w:rFonts w:hint="eastAsia"/>
+        </w:rPr>
+        <w:t xml:space="preserve">置信度判定：双通道机制</w:t>
+      </w:r>
+    </w:p>
+    <w:p>
+      <w:pPr>
+        <w:pStyle w:val="FirstParagraph"/>
+      </w:pPr>
+      <w:r>
+        <w:rPr>
+          <w:rFonts w:hint="eastAsia"/>
+          <w:b/>
+          <w:bCs/>
+        </w:rPr>
+        <w:t xml:space="preserve">通道一：模型</w:t>
+      </w:r>
+      <w:r>
+        <w:rPr>
+          <w:b/>
+          <w:bCs/>
+        </w:rPr>
+        <w:t xml:space="preserve"> </w:t>
+      </w:r>
+      <w:r>
+        <w:rPr>
+          <w:rFonts w:hint="eastAsia"/>
+          <w:b/>
+          <w:bCs/>
+        </w:rPr>
+        <w:t xml:space="preserve">self-confidence（语义匹配——模糊判断）</w:t>
+      </w:r>
+    </w:p>
+    <w:p>
+      <w:pPr>
+        <w:pStyle w:val="BodyText"/>
+      </w:pPr>
+      <w:r>
+        <w:rPr>
+          <w:rFonts w:hint="eastAsia"/>
+        </w:rPr>
+        <w:t xml:space="preserve">模型在推理时通过</w:t>
+      </w:r>
+      <w:r>
+        <w:t xml:space="preserve"> Prompt </w:t>
+      </w:r>
+      <w:r>
+        <w:rPr>
+          <w:rFonts w:hint="eastAsia"/>
+        </w:rPr>
+        <w:t xml:space="preserve">要求输出</w:t>
+      </w:r>
+      <w:r>
+        <w:t xml:space="preserve"> </w:t>
+      </w:r>
+      <w:r>
+        <w:rPr>
+          <w:rStyle w:val="VerbatimChar"/>
+        </w:rPr>
+        <w:t xml:space="preserve">confidence</w:t>
+      </w:r>
+      <w:r>
+        <w:t xml:space="preserve"> </w:t>
+      </w:r>
+      <w:r>
+        <w:rPr>
+          <w:rFonts w:hint="eastAsia"/>
+        </w:rPr>
+        <w:t xml:space="preserve">字段，基于训练数据对”我有多确定”的自我评估：</w:t>
+      </w:r>
+    </w:p>
+    <w:p>
+      <w:pPr>
+        <w:pStyle w:val="SourceCode"/>
+      </w:pPr>
+      <w:r>
+        <w:rPr>
+          <w:rStyle w:val="CommentTok"/>
+        </w:rPr>
+        <w:t xml:space="preserve"># prompt-agent-router-v1</w:t>
+      </w:r>
+      <w:r>
+        <w:br/>
+      </w:r>
+      <w:r>
+        <w:rPr>
+          <w:rStyle w:val="FunctionTok"/>
+        </w:rPr>
+        <w:t xml:space="preserve">template</w:t>
+      </w:r>
+      <w:r>
+        <w:rPr>
+          <w:rStyle w:val="KeywordTok"/>
+        </w:rPr>
+        <w:t xml:space="preserve">: </w:t>
+      </w:r>
+      <w:r>
+        <w:rPr>
+          <w:rStyle w:val="CharTok"/>
+        </w:rPr>
+        <w:t xml:space="preserve">|</w:t>
+      </w:r>
+      <w:r>
+        <w:br/>
+      </w:r>
+      <w:r>
+        <w:rPr>
+          <w:rStyle w:val="NormalTok"/>
+        </w:rPr>
+        <w:t xml:space="preserve">  你是一个 Agent 路由器。根据用户输入判断应路由到哪个 Agent。</w:t>
+      </w:r>
+      <w:r>
+        <w:br/>
+      </w:r>
+      <w:r>
+        <w:rPr>
+          <w:rStyle w:val="NormalTok"/>
+        </w:rPr>
+        <w:t xml:space="preserve">  可用 Agent: {{available_agents}}</w:t>
+      </w:r>
+      <w:r>
+        <w:br/>
+      </w:r>
+      <w:r>
+        <w:rPr>
+          <w:rStyle w:val="NormalTok"/>
+        </w:rPr>
+        <w:t xml:space="preserve">  </w:t>
+      </w:r>
+      <w:r>
+        <w:br/>
+      </w:r>
+      <w:r>
+        <w:rPr>
+          <w:rStyle w:val="NormalTok"/>
+        </w:rPr>
+        <w:t xml:space="preserve">  返回 JSON: {</w:t>
+      </w:r>
+      <w:r>
+        <w:br/>
+      </w:r>
+      <w:r>
+        <w:rPr>
+          <w:rStyle w:val="NormalTok"/>
+        </w:rPr>
+        <w:t xml:space="preserve">    "target_agent": "&lt;name&gt;",</w:t>
+      </w:r>
+      <w:r>
+        <w:br/>
+      </w:r>
+      <w:r>
+        <w:rPr>
+          <w:rStyle w:val="NormalTok"/>
+        </w:rPr>
+        <w:t xml:space="preserve">    "confidence": &lt;0.0-1.0&gt;,  # 你的确信程度</w:t>
+      </w:r>
+      <w:r>
+        <w:br/>
+      </w:r>
+      <w:r>
+        <w:rPr>
+          <w:rStyle w:val="NormalTok"/>
+        </w:rPr>
+        <w:t xml:space="preserve">    "intent": "&lt;type&gt;",</w:t>
+      </w:r>
+      <w:r>
+        <w:br/>
+      </w:r>
+      <w:r>
+        <w:rPr>
+          <w:rStyle w:val="NormalTok"/>
+        </w:rPr>
+        <w:t xml:space="preserve">    "extracted_slots": {...},</w:t>
+      </w:r>
+      <w:r>
+        <w:br/>
+      </w:r>
+      <w:r>
+        <w:rPr>
+          <w:rStyle w:val="NormalTok"/>
+        </w:rPr>
+        <w:t xml:space="preserve">    "reasoning": "&lt;理由&gt;"</w:t>
+      </w:r>
+      <w:r>
+        <w:br/>
+      </w:r>
+      <w:r>
+        <w:rPr>
+          <w:rStyle w:val="NormalTok"/>
+        </w:rPr>
+        <w:t xml:space="preserve">  }</w:t>
+      </w:r>
+      <w:r>
+        <w:br/>
+      </w:r>
+      <w:r>
+        <w:rPr>
+          <w:rStyle w:val="NormalTok"/>
+        </w:rPr>
+        <w:t xml:space="preserve">  </w:t>
+      </w:r>
+      <w:r>
+        <w:br/>
+      </w:r>
+      <w:r>
+        <w:rPr>
+          <w:rStyle w:val="NormalTok"/>
+        </w:rPr>
+        <w:t xml:space="preserve">  confidence 标准:</w:t>
+      </w:r>
+      <w:r>
+        <w:br/>
+      </w:r>
+      <w:r>
+        <w:rPr>
+          <w:rStyle w:val="NormalTok"/>
+        </w:rPr>
+        <w:t xml:space="preserve">  - 0.9-1.0: 明确匹配</w:t>
+      </w:r>
+      <w:r>
+        <w:br/>
+      </w:r>
+      <w:r>
+        <w:rPr>
+          <w:rStyle w:val="NormalTok"/>
+        </w:rPr>
+        <w:t xml:space="preserve">  - 0.7-0.9: 基本匹配但有些模糊</w:t>
+      </w:r>
+      <w:r>
+        <w:br/>
+      </w:r>
+      <w:r>
+        <w:rPr>
+          <w:rStyle w:val="NormalTok"/>
+        </w:rPr>
+        <w:t xml:space="preserve">  - 0.5-0.7: 不太确定，可能跨多个 Agent</w:t>
+      </w:r>
+      <w:r>
+        <w:br/>
+      </w:r>
+      <w:r>
+        <w:rPr>
+          <w:rStyle w:val="NormalTok"/>
+        </w:rPr>
+        <w:t xml:space="preserve">  - &lt;0.5: 无法确定</w:t>
+      </w:r>
+      <w:r>
+        <w:br/>
+      </w:r>
+      <w:r>
+        <w:rPr>
+          <w:rStyle w:val="NormalTok"/>
+        </w:rPr>
+        <w:t xml:space="preserve">  </w:t>
+      </w:r>
+      <w:r>
+        <w:br/>
+      </w:r>
+      <w:r>
+        <w:rPr>
+          <w:rStyle w:val="NormalTok"/>
+        </w:rPr>
+        <w:t xml:space="preserve">  用户输入: {{user_query}}</w:t>
+      </w:r>
+    </w:p>
+    <w:p>
+      <w:pPr>
+        <w:pStyle w:val="FirstParagraph"/>
+      </w:pPr>
+      <w:r>
+        <w:rPr>
+          <w:rFonts w:hint="eastAsia"/>
+          <w:b/>
+          <w:bCs/>
+        </w:rPr>
+        <w:t xml:space="preserve">通道二：规则校验（事实核查——确定性判断）</w:t>
+      </w:r>
+    </w:p>
+    <w:p>
+      <w:pPr>
+        <w:pStyle w:val="BodyText"/>
+      </w:pPr>
+      <w:r>
+        <w:rPr>
+          <w:rFonts w:hint="eastAsia"/>
+        </w:rPr>
+        <w:t xml:space="preserve">代码层做确定性校验，不依赖模型判断：</w:t>
+      </w:r>
+    </w:p>
+    <w:tbl>
+      <w:tblPr>
+        <w:tblStyle w:val="Table"/>
+        <w:tblW w:type="auto" w:w="0"/>
+        <w:tblLook w:firstRow="1" w:lastRow="0" w:firstColumn="0" w:lastColumn="0" w:noHBand="0" w:noVBand="0" w:val="0020"/>
+      </w:tblPr>
+      <w:tblGrid>
+        <w:gridCol w:w="2640"/>
+        <w:gridCol w:w="2640"/>
+        <w:gridCol w:w="2640"/>
+      </w:tblGrid>
+      <w:tr>
+        <w:trPr>
+          <w:tblHeader w:val="on"/>
+        </w:trPr>
+        <w:tc>
+          <w:tcPr/>
+          <w:p>
+            <w:pPr>
+              <w:pStyle w:val="Compact"/>
+            </w:pPr>
+            <w:r>
+              <w:rPr>
+                <w:rFonts w:hint="eastAsia"/>
+              </w:rPr>
+              <w:t xml:space="preserve">校验项</w:t>
+            </w:r>
+          </w:p>
+        </w:tc>
+        <w:tc>
+          <w:tcPr/>
+          <w:p>
+            <w:pPr>
+              <w:pStyle w:val="Compact"/>
+            </w:pPr>
+            <w:r>
+              <w:rPr>
+                <w:rFonts w:hint="eastAsia"/>
+              </w:rPr>
+              <w:t xml:space="preserve">失败后果</w:t>
+            </w:r>
+          </w:p>
+        </w:tc>
+        <w:tc>
+          <w:tcPr/>
+          <w:p>
+            <w:pPr>
+              <w:pStyle w:val="Compact"/>
+            </w:pPr>
+            <w:r>
+              <w:rPr>
+                <w:rFonts w:hint="eastAsia"/>
+              </w:rPr>
+              <w:t xml:space="preserve">类型</w:t>
+            </w:r>
+          </w:p>
+        </w:tc>
+      </w:tr>
+      <w:tr>
+        <w:tc>
+          <w:tcPr/>
+          <w:p>
+            <w:pPr>
+              <w:pStyle w:val="Compact"/>
+            </w:pPr>
+            <w:r>
+              <w:t xml:space="preserve">Agent </w:t>
+            </w:r>
+            <w:r>
+              <w:rPr>
+                <w:rFonts w:hint="eastAsia"/>
+              </w:rPr>
+              <w:t xml:space="preserve">是否存在于当前租户</w:t>
+            </w:r>
+          </w:p>
+        </w:tc>
+        <w:tc>
+          <w:tcPr/>
+          <w:p>
+            <w:pPr>
+              <w:pStyle w:val="Compact"/>
+            </w:pPr>
+            <w:r>
+              <w:t xml:space="preserve">confidence → 0</w:t>
+            </w:r>
+          </w:p>
+        </w:tc>
+        <w:tc>
+          <w:tcPr/>
+          <w:p>
+            <w:pPr>
+              <w:pStyle w:val="Compact"/>
+            </w:pPr>
+            <w:r>
+              <w:rPr>
+                <w:rFonts w:hint="eastAsia"/>
+              </w:rPr>
+              <w:t xml:space="preserve">阻断</w:t>
+            </w:r>
+          </w:p>
+        </w:tc>
+      </w:tr>
+      <w:tr>
+        <w:tc>
+          <w:tcPr/>
+          <w:p>
+            <w:pPr>
+              <w:pStyle w:val="Compact"/>
+            </w:pPr>
+            <w:r>
+              <w:rPr>
+                <w:rFonts w:hint="eastAsia"/>
+              </w:rPr>
+              <w:t xml:space="preserve">行业是否匹配</w:t>
+            </w:r>
+          </w:p>
+        </w:tc>
+        <w:tc>
+          <w:tcPr/>
+          <w:p>
+            <w:pPr>
+              <w:pStyle w:val="Compact"/>
+            </w:pPr>
+            <w:r>
+              <w:t xml:space="preserve">confidence × 0.5</w:t>
+            </w:r>
+          </w:p>
+        </w:tc>
+        <w:tc>
+          <w:tcPr/>
+          <w:p>
+            <w:pPr>
+              <w:pStyle w:val="Compact"/>
+            </w:pPr>
+            <w:r>
+              <w:rPr>
+                <w:rFonts w:hint="eastAsia"/>
+              </w:rPr>
+              <w:t xml:space="preserve">降权</w:t>
+            </w:r>
+          </w:p>
+        </w:tc>
+      </w:tr>
+      <w:tr>
+        <w:tc>
+          <w:tcPr/>
+          <w:p>
+            <w:pPr>
+              <w:pStyle w:val="Compact"/>
+            </w:pPr>
+            <w:r>
+              <w:rPr>
+                <w:rFonts w:hint="eastAsia"/>
+              </w:rPr>
+              <w:t xml:space="preserve">必填槽位是否提取完整</w:t>
+            </w:r>
+          </w:p>
+        </w:tc>
+        <w:tc>
+          <w:tcPr/>
+          <w:p>
+            <w:pPr>
+              <w:pStyle w:val="Compact"/>
+            </w:pPr>
+            <w:r>
+              <w:t xml:space="preserve">confidence × 0.6</w:t>
+            </w:r>
+          </w:p>
+        </w:tc>
+        <w:tc>
+          <w:tcPr/>
+          <w:p>
+            <w:pPr>
+              <w:pStyle w:val="Compact"/>
+            </w:pPr>
+            <w:r>
+              <w:rPr>
+                <w:rFonts w:hint="eastAsia"/>
+              </w:rPr>
+              <w:t xml:space="preserve">降权</w:t>
+            </w:r>
+          </w:p>
+        </w:tc>
+      </w:tr>
+      <w:tr>
+        <w:tc>
+          <w:tcPr/>
+          <w:p>
+            <w:pPr>
+              <w:pStyle w:val="Compact"/>
+            </w:pPr>
+            <w:r>
+              <w:t xml:space="preserve">Agent </w:t>
+            </w:r>
+            <w:r>
+              <w:rPr>
+                <w:rFonts w:hint="eastAsia"/>
+              </w:rPr>
+              <w:t xml:space="preserve">是否在维护期</w:t>
+            </w:r>
+          </w:p>
+        </w:tc>
+        <w:tc>
+          <w:tcPr/>
+          <w:p>
+            <w:pPr>
+              <w:pStyle w:val="Compact"/>
+            </w:pPr>
+            <w:r>
+              <w:t xml:space="preserve">confidence × 0.3</w:t>
+            </w:r>
+          </w:p>
+        </w:tc>
+        <w:tc>
+          <w:tcPr/>
+          <w:p>
+            <w:pPr>
+              <w:pStyle w:val="Compact"/>
+            </w:pPr>
+            <w:r>
+              <w:rPr>
+                <w:rFonts w:hint="eastAsia"/>
+              </w:rPr>
+              <w:t xml:space="preserve">降权</w:t>
+            </w:r>
+          </w:p>
+        </w:tc>
+      </w:tr>
+      <w:tr>
+        <w:tc>
+          <w:tcPr/>
+          <w:p>
+            <w:pPr>
+              <w:pStyle w:val="Compact"/>
+            </w:pPr>
+            <w:r>
+              <w:rPr>
+                <w:rFonts w:hint="eastAsia"/>
+              </w:rPr>
+              <w:t xml:space="preserve">租户额度是否耗尽</w:t>
+            </w:r>
+          </w:p>
+        </w:tc>
+        <w:tc>
+          <w:tcPr/>
+          <w:p>
+            <w:pPr>
+              <w:pStyle w:val="Compact"/>
+            </w:pPr>
+            <w:r>
+              <w:t xml:space="preserve">confidence → 0</w:t>
+            </w:r>
+          </w:p>
+        </w:tc>
+        <w:tc>
+          <w:tcPr/>
+          <w:p>
+            <w:pPr>
+              <w:pStyle w:val="Compact"/>
+            </w:pPr>
+            <w:r>
+              <w:rPr>
+                <w:rFonts w:hint="eastAsia"/>
+              </w:rPr>
+              <w:t xml:space="preserve">阻断</w:t>
+            </w:r>
+          </w:p>
+        </w:tc>
+      </w:tr>
+    </w:tbl>
+    <w:p>
+      <w:pPr>
+        <w:pStyle w:val="BodyText"/>
+      </w:pPr>
+      <w:r>
+        <w:rPr>
+          <w:rFonts w:hint="eastAsia"/>
+          <w:b/>
+          <w:bCs/>
+        </w:rPr>
+        <w:t xml:space="preserve">综合判定:</w:t>
+      </w:r>
+    </w:p>
+    <w:p>
+      <w:pPr>
+        <w:pStyle w:val="SourceCode"/>
+      </w:pPr>
+      <w:r>
+        <w:rPr>
+          <w:rStyle w:val="VerbatimChar"/>
+        </w:rPr>
+        <w:t xml:space="preserve">final_confidence = model_confidence × rule_multiplier</w:t>
+      </w:r>
+      <w:r>
+        <w:br/>
+      </w:r>
+      <w:r>
+        <w:br/>
+      </w:r>
+      <w:r>
+        <w:rPr>
+          <w:rStyle w:val="VerbatimChar"/>
+        </w:rPr>
+        <w:t xml:space="preserve">≥ 0.85 → </w:t>
+      </w:r>
+      <w:r>
+        <w:rPr>
+          <w:rStyle w:val="VerbatimChar"/>
+          <w:rFonts w:hint="eastAsia"/>
+        </w:rPr>
+        <w:t xml:space="preserve">直接路由到目标</w:t>
+      </w:r>
+      <w:r>
+        <w:rPr>
+          <w:rStyle w:val="VerbatimChar"/>
+        </w:rPr>
+        <w:t xml:space="preserve"> Agent</w:t>
+      </w:r>
+      <w:r>
+        <w:br/>
+      </w:r>
+      <w:r>
+        <w:rPr>
+          <w:rStyle w:val="VerbatimChar"/>
+        </w:rPr>
+        <w:t xml:space="preserve">0.70-0.85 → </w:t>
+      </w:r>
+      <w:r>
+        <w:rPr>
+          <w:rStyle w:val="VerbatimChar"/>
+          <w:rFonts w:hint="eastAsia"/>
+        </w:rPr>
+        <w:t xml:space="preserve">路由但标记</w:t>
+      </w:r>
+      <w:r>
+        <w:rPr>
+          <w:rStyle w:val="VerbatimChar"/>
+        </w:rPr>
+        <w:t xml:space="preserve"> </w:t>
+      </w:r>
+      <w:r>
+        <w:rPr>
+          <w:rStyle w:val="VerbatimChar"/>
+          <w:rFonts w:hint="eastAsia"/>
+        </w:rPr>
+        <w:t xml:space="preserve">low_confidence，Agent</w:t>
+      </w:r>
+      <w:r>
+        <w:rPr>
+          <w:rStyle w:val="VerbatimChar"/>
+        </w:rPr>
+        <w:t xml:space="preserve"> </w:t>
+      </w:r>
+      <w:r>
+        <w:rPr>
+          <w:rStyle w:val="VerbatimChar"/>
+          <w:rFonts w:hint="eastAsia"/>
+        </w:rPr>
+        <w:t xml:space="preserve">内部</w:t>
+      </w:r>
+      <w:r>
+        <w:rPr>
+          <w:rStyle w:val="VerbatimChar"/>
+        </w:rPr>
+        <w:t xml:space="preserve"> HITL </w:t>
+      </w:r>
+      <w:r>
+        <w:rPr>
+          <w:rStyle w:val="VerbatimChar"/>
+          <w:rFonts w:hint="eastAsia"/>
+        </w:rPr>
+        <w:t xml:space="preserve">阈值下调</w:t>
+      </w:r>
+      <w:r>
+        <w:br/>
+      </w:r>
+      <w:r>
+        <w:rPr>
+          <w:rStyle w:val="VerbatimChar"/>
+        </w:rPr>
+        <w:t xml:space="preserve">&lt; 0.70 → </w:t>
+      </w:r>
+      <w:r>
+        <w:rPr>
+          <w:rStyle w:val="VerbatimChar"/>
+          <w:rFonts w:hint="eastAsia"/>
+        </w:rPr>
+        <w:t xml:space="preserve">降级到</w:t>
+      </w:r>
+      <w:r>
+        <w:rPr>
+          <w:rStyle w:val="VerbatimChar"/>
+        </w:rPr>
+        <w:t xml:space="preserve"> general-assistant </w:t>
+      </w:r>
+      <w:r>
+        <w:rPr>
+          <w:rStyle w:val="VerbatimChar"/>
+          <w:rFonts w:hint="eastAsia"/>
+        </w:rPr>
+        <w:t xml:space="preserve">或人工</w:t>
+      </w:r>
+      <w:r>
+        <w:br/>
+      </w:r>
+      <w:r>
+        <w:rPr>
+          <w:rStyle w:val="VerbatimChar"/>
+        </w:rPr>
+        <w:t xml:space="preserve">= 0 → </w:t>
+      </w:r>
+      <w:r>
+        <w:rPr>
+          <w:rStyle w:val="VerbatimChar"/>
+          <w:rFonts w:hint="eastAsia"/>
+        </w:rPr>
+        <w:t xml:space="preserve">阻断，返回友好提示</w:t>
+      </w:r>
+    </w:p>
+    <w:bookmarkEnd w:id="196"/>
+    <w:bookmarkStart w:id="197" w:name="完整路由示例"/>
+    <w:p>
+      <w:pPr>
+        <w:pStyle w:val="Heading4"/>
+      </w:pPr>
+      <w:r>
+        <w:t xml:space="preserve">13.5.4 </w:t>
+      </w:r>
+      <w:r>
+        <w:rPr>
+          <w:rFonts w:hint="eastAsia"/>
+        </w:rPr>
+        <w:t xml:space="preserve">完整路由示例</w:t>
+      </w:r>
+    </w:p>
+    <w:p>
+      <w:pPr>
+        <w:pStyle w:val="SourceCode"/>
+      </w:pPr>
+      <w:r>
+        <w:rPr>
+          <w:rStyle w:val="VerbatimChar"/>
+          <w:rFonts w:hint="eastAsia"/>
+        </w:rPr>
+        <w:t xml:space="preserve">输入:</w:t>
+      </w:r>
+      <w:r>
+        <w:rPr>
+          <w:rStyle w:val="VerbatimChar"/>
+        </w:rPr>
+        <w:t xml:space="preserve"> </w:t>
+      </w:r>
+      <w:r>
+        <w:rPr>
+          <w:rStyle w:val="VerbatimChar"/>
+          <w:rFonts w:hint="eastAsia"/>
+        </w:rPr>
+        <w:t xml:space="preserve">"运单SF123延迟了，客户催，帮我处理"</w:t>
+      </w:r>
+      <w:r>
+        <w:br/>
+      </w:r>
+      <w:r>
+        <w:br/>
+      </w:r>
+      <w:r>
+        <w:rPr>
+          <w:rStyle w:val="VerbatimChar"/>
+        </w:rPr>
+        <w:t xml:space="preserve">Step 1 — </w:t>
+      </w:r>
+      <w:r>
+        <w:rPr>
+          <w:rStyle w:val="VerbatimChar"/>
+          <w:rFonts w:hint="eastAsia"/>
+        </w:rPr>
+        <w:t xml:space="preserve">模型分类:</w:t>
+      </w:r>
+      <w:r>
+        <w:br/>
+      </w:r>
+      <w:r>
+        <w:rPr>
+          <w:rStyle w:val="VerbatimChar"/>
+        </w:rPr>
+        <w:t xml:space="preserve">  → {target_agent: "logistics-exception-handler", confidence: 0.92,</w:t>
+      </w:r>
+      <w:r>
+        <w:br/>
+      </w:r>
+      <w:r>
+        <w:rPr>
+          <w:rStyle w:val="VerbatimChar"/>
+        </w:rPr>
+        <w:t xml:space="preserve">     extracted_slots: {tracking_number: "SF123", exception_type: "delay"}}</w:t>
+      </w:r>
+      <w:r>
+        <w:br/>
+      </w:r>
+      <w:r>
+        <w:br/>
+      </w:r>
+      <w:r>
+        <w:rPr>
+          <w:rStyle w:val="VerbatimChar"/>
+        </w:rPr>
+        <w:t xml:space="preserve">Step 2 — </w:t>
+      </w:r>
+      <w:r>
+        <w:rPr>
+          <w:rStyle w:val="VerbatimChar"/>
+          <w:rFonts w:hint="eastAsia"/>
+        </w:rPr>
+        <w:t xml:space="preserve">规则校验:</w:t>
+      </w:r>
+      <w:r>
+        <w:br/>
+      </w:r>
+      <w:r>
+        <w:rPr>
+          <w:rStyle w:val="VerbatimChar"/>
+        </w:rPr>
+        <w:t xml:space="preserve">  ✅ Agent </w:t>
+      </w:r>
+      <w:r>
+        <w:rPr>
+          <w:rStyle w:val="VerbatimChar"/>
+          <w:rFonts w:hint="eastAsia"/>
+        </w:rPr>
+        <w:t xml:space="preserve">存在</w:t>
+      </w:r>
+      <w:r>
+        <w:rPr>
+          <w:rStyle w:val="VerbatimChar"/>
+        </w:rPr>
+        <w:t xml:space="preserve"> → multiplier 1.0</w:t>
+      </w:r>
+      <w:r>
+        <w:br/>
+      </w:r>
+      <w:r>
+        <w:rPr>
+          <w:rStyle w:val="VerbatimChar"/>
+        </w:rPr>
+        <w:t xml:space="preserve">  ✅ </w:t>
+      </w:r>
+      <w:r>
+        <w:rPr>
+          <w:rStyle w:val="VerbatimChar"/>
+          <w:rFonts w:hint="eastAsia"/>
+        </w:rPr>
+        <w:t xml:space="preserve">行业匹配</w:t>
+      </w:r>
+      <w:r>
+        <w:rPr>
+          <w:rStyle w:val="VerbatimChar"/>
+        </w:rPr>
+        <w:t xml:space="preserve"> (logistics=logistics) → multiplier 1.0</w:t>
+      </w:r>
+      <w:r>
+        <w:br/>
+      </w:r>
+      <w:r>
+        <w:rPr>
+          <w:rStyle w:val="VerbatimChar"/>
+        </w:rPr>
+        <w:t xml:space="preserve">  ✅ </w:t>
+      </w:r>
+      <w:r>
+        <w:rPr>
+          <w:rStyle w:val="VerbatimChar"/>
+          <w:rFonts w:hint="eastAsia"/>
+        </w:rPr>
+        <w:t xml:space="preserve">必填槽位</w:t>
+      </w:r>
+      <w:r>
+        <w:rPr>
+          <w:rStyle w:val="VerbatimChar"/>
+        </w:rPr>
+        <w:t xml:space="preserve"> tracking_number </w:t>
+      </w:r>
+      <w:r>
+        <w:rPr>
+          <w:rStyle w:val="VerbatimChar"/>
+          <w:rFonts w:hint="eastAsia"/>
+        </w:rPr>
+        <w:t xml:space="preserve">已提取</w:t>
+      </w:r>
+      <w:r>
+        <w:rPr>
+          <w:rStyle w:val="VerbatimChar"/>
+        </w:rPr>
+        <w:t xml:space="preserve"> → multiplier 1.0</w:t>
+      </w:r>
+      <w:r>
+        <w:br/>
+      </w:r>
+      <w:r>
+        <w:rPr>
+          <w:rStyle w:val="VerbatimChar"/>
+        </w:rPr>
+        <w:t xml:space="preserve">  → rule_multiplier = 1.0</w:t>
+      </w:r>
+      <w:r>
+        <w:br/>
+      </w:r>
+      <w:r>
+        <w:br/>
+      </w:r>
+      <w:r>
+        <w:rPr>
+          <w:rStyle w:val="VerbatimChar"/>
+        </w:rPr>
+        <w:t xml:space="preserve">Step 3 — </w:t>
+      </w:r>
+      <w:r>
+        <w:rPr>
+          <w:rStyle w:val="VerbatimChar"/>
+          <w:rFonts w:hint="eastAsia"/>
+        </w:rPr>
+        <w:t xml:space="preserve">综合:</w:t>
+      </w:r>
+      <w:r>
+        <w:rPr>
+          <w:rStyle w:val="VerbatimChar"/>
+        </w:rPr>
+        <w:t xml:space="preserve"> 0.92 × 1.0 = 0.92 ≥ 0.85 → </w:t>
+      </w:r>
+      <w:r>
+        <w:rPr>
+          <w:rStyle w:val="VerbatimChar"/>
+          <w:rFonts w:hint="eastAsia"/>
+        </w:rPr>
+        <w:t xml:space="preserve">直接路由</w:t>
+      </w:r>
+      <w:r>
+        <w:br/>
+      </w:r>
+      <w:r>
+        <w:br/>
+      </w:r>
+      <w:r>
+        <w:rPr>
+          <w:rStyle w:val="VerbatimChar"/>
+          <w:rFonts w:hint="eastAsia"/>
+        </w:rPr>
+        <w:t xml:space="preserve">输入:</w:t>
+      </w:r>
+      <w:r>
+        <w:rPr>
+          <w:rStyle w:val="VerbatimChar"/>
+        </w:rPr>
+        <w:t xml:space="preserve"> </w:t>
+      </w:r>
+      <w:r>
+        <w:rPr>
+          <w:rStyle w:val="VerbatimChar"/>
+          <w:rFonts w:hint="eastAsia"/>
+        </w:rPr>
+        <w:t xml:space="preserve">"帮我查个事"</w:t>
+      </w:r>
+      <w:r>
+        <w:rPr>
+          <w:rStyle w:val="VerbatimChar"/>
+        </w:rPr>
+        <w:t xml:space="preserve">  # </w:t>
+      </w:r>
+      <w:r>
+        <w:rPr>
+          <w:rStyle w:val="VerbatimChar"/>
+          <w:rFonts w:hint="eastAsia"/>
+        </w:rPr>
+        <w:t xml:space="preserve">模糊输入</w:t>
+      </w:r>
+      <w:r>
+        <w:br/>
+      </w:r>
+      <w:r>
+        <w:br/>
+      </w:r>
+      <w:r>
+        <w:rPr>
+          <w:rStyle w:val="VerbatimChar"/>
+        </w:rPr>
+        <w:t xml:space="preserve">Step 1 — </w:t>
+      </w:r>
+      <w:r>
+        <w:rPr>
+          <w:rStyle w:val="VerbatimChar"/>
+          <w:rFonts w:hint="eastAsia"/>
+        </w:rPr>
+        <w:t xml:space="preserve">模型分类:</w:t>
+      </w:r>
+      <w:r>
+        <w:br/>
+      </w:r>
+      <w:r>
+        <w:rPr>
+          <w:rStyle w:val="VerbatimChar"/>
+        </w:rPr>
+        <w:t xml:space="preserve">  → {target_agent: "logistics-exception-handler", confidence: 0.45,</w:t>
+      </w:r>
+      <w:r>
+        <w:br/>
+      </w:r>
+      <w:r>
+        <w:rPr>
+          <w:rStyle w:val="VerbatimChar"/>
+        </w:rPr>
+        <w:t xml:space="preserve">     extracted_slots: {}}</w:t>
+      </w:r>
+      <w:r>
+        <w:br/>
+      </w:r>
+      <w:r>
+        <w:br/>
+      </w:r>
+      <w:r>
+        <w:rPr>
+          <w:rStyle w:val="VerbatimChar"/>
+        </w:rPr>
+        <w:t xml:space="preserve">Step 2 — </w:t>
+      </w:r>
+      <w:r>
+        <w:rPr>
+          <w:rStyle w:val="VerbatimChar"/>
+          <w:rFonts w:hint="eastAsia"/>
+        </w:rPr>
+        <w:t xml:space="preserve">规则校验:</w:t>
+      </w:r>
+      <w:r>
+        <w:br/>
+      </w:r>
+      <w:r>
+        <w:rPr>
+          <w:rStyle w:val="VerbatimChar"/>
+        </w:rPr>
+        <w:t xml:space="preserve">  ❌ </w:t>
+      </w:r>
+      <w:r>
+        <w:rPr>
+          <w:rStyle w:val="VerbatimChar"/>
+          <w:rFonts w:hint="eastAsia"/>
+        </w:rPr>
+        <w:t xml:space="preserve">必填槽位</w:t>
+      </w:r>
+      <w:r>
+        <w:rPr>
+          <w:rStyle w:val="VerbatimChar"/>
+        </w:rPr>
+        <w:t xml:space="preserve"> tracking_number </w:t>
+      </w:r>
+      <w:r>
+        <w:rPr>
+          <w:rStyle w:val="VerbatimChar"/>
+          <w:rFonts w:hint="eastAsia"/>
+        </w:rPr>
+        <w:t xml:space="preserve">缺失</w:t>
+      </w:r>
+      <w:r>
+        <w:rPr>
+          <w:rStyle w:val="VerbatimChar"/>
+        </w:rPr>
+        <w:t xml:space="preserve"> → multiplier 0.6</w:t>
+      </w:r>
+      <w:r>
+        <w:br/>
+      </w:r>
+      <w:r>
+        <w:br/>
+      </w:r>
+      <w:r>
+        <w:rPr>
+          <w:rStyle w:val="VerbatimChar"/>
+        </w:rPr>
+        <w:t xml:space="preserve">Step 3 — </w:t>
+      </w:r>
+      <w:r>
+        <w:rPr>
+          <w:rStyle w:val="VerbatimChar"/>
+          <w:rFonts w:hint="eastAsia"/>
+        </w:rPr>
+        <w:t xml:space="preserve">综合:</w:t>
+      </w:r>
+      <w:r>
+        <w:rPr>
+          <w:rStyle w:val="VerbatimChar"/>
+        </w:rPr>
+        <w:t xml:space="preserve"> 0.45 × 0.6 = 0.27 &lt; 0.70 → </w:t>
+      </w:r>
+      <w:r>
+        <w:rPr>
+          <w:rStyle w:val="VerbatimChar"/>
+          <w:rFonts w:hint="eastAsia"/>
+        </w:rPr>
+        <w:t xml:space="preserve">降级到</w:t>
+      </w:r>
+      <w:r>
+        <w:rPr>
+          <w:rStyle w:val="VerbatimChar"/>
+        </w:rPr>
+        <w:t xml:space="preserve"> general-assistant</w:t>
+      </w:r>
+    </w:p>
+    <w:p>
+      <w:r>
+        <w:pict>
+          <v:rect style="width:0;height:1.5pt" o:hralign="center" o:hrstd="t" o:hr="t"/>
+        </w:pict>
+      </w:r>
+    </w:p>
+    <w:p>
+      <w:pPr>
+        <w:pStyle w:val="FirstParagraph"/>
+      </w:pPr>
+      <w:r>
+        <w:rPr>
+          <w:rFonts w:hint="eastAsia"/>
+          <w:i/>
+          <w:iCs/>
+        </w:rPr>
+        <w:t xml:space="preserve">文档结束。</w:t>
+      </w:r>
+    </w:p>
+    <w:bookmarkEnd w:id="197"/>
+    <w:bookmarkEnd w:id="198"/>
+    <w:bookmarkEnd w:id="199"/>
+    <w:bookmarkEnd w:id="200"/>
     <w:sectPr>
       <w:footnotePr>
         <w:numRestart w:val="eachSect"/>

--- a/04-changes/20260514-AI技术体系架构/AI技术体系架构设计方案.docx
+++ b/04-changes/20260514-AI技术体系架构/AI技术体系架构设计方案.docx
@@ -2,7 +2,7 @@
 <file path=word/document.xml><?xml version="1.0" encoding="utf-8"?>
 <w:document xmlns:w="http://schemas.openxmlformats.org/wordprocessingml/2006/main" xmlns:m="http://schemas.openxmlformats.org/officeDocument/2006/math" xmlns:r="http://schemas.openxmlformats.org/officeDocument/2006/relationships" xmlns:o="urn:schemas-microsoft-com:office:office" xmlns:v="urn:schemas-microsoft-com:vml" xmlns:w10="urn:schemas-microsoft-com:office:word" xmlns:a="http://schemas.openxmlformats.org/drawingml/2006/main" xmlns:pic="http://schemas.openxmlformats.org/drawingml/2006/picture" xmlns:wp="http://schemas.openxmlformats.org/drawingml/2006/wordprocessingDrawing">
   <w:body>
-    <w:bookmarkStart w:id="200" w:name="ai-agent-平台-apaas-多行业-ai-技术体系架构设计方案"/>
+    <w:bookmarkStart w:id="220" w:name="ai-agent-平台-apaas-多行业-ai-技术体系架构设计方案"/>
     <w:p>
       <w:pPr>
         <w:pStyle w:val="Heading1"/>
@@ -48,7 +48,7 @@
         <w:t xml:space="preserve">版本</w:t>
       </w:r>
       <w:r>
-        <w:t xml:space="preserve">: v2.0</w:t>
+        <w:t xml:space="preserve">: v2.1</w:t>
       </w:r>
       <w:r>
         <w:t xml:space="preserve"> </w:t>
@@ -82,7 +82,7 @@
         <w:rPr>
           <w:rFonts w:hint="eastAsia"/>
         </w:rPr>
-        <w:t xml:space="preserve">设计完成，待审阅。v2.0</w:t>
+        <w:t xml:space="preserve">设计完成，待审阅。v2.1</w:t>
       </w:r>
       <w:r>
         <w:t xml:space="preserve"> </w:t>
@@ -91,34 +91,25 @@
         <w:rPr>
           <w:rFonts w:hint="eastAsia"/>
         </w:rPr>
-        <w:t xml:space="preserve">新增：Java</w:t>
-      </w:r>
-      <w:r>
-        <w:t xml:space="preserve"> </w:t>
-      </w:r>
-      <w:r>
-        <w:rPr>
-          <w:rFonts w:hint="eastAsia"/>
-        </w:rPr>
-        <w:t xml:space="preserve">技术栈集成方案、Higress</w:t>
-      </w:r>
-      <w:r>
-        <w:t xml:space="preserve"> </w:t>
-      </w:r>
-      <w:r>
-        <w:rPr>
-          <w:rFonts w:hint="eastAsia"/>
-        </w:rPr>
-        <w:t xml:space="preserve">网关接入、Agent</w:t>
-      </w:r>
-      <w:r>
-        <w:t xml:space="preserve"> Router </w:t>
-      </w:r>
-      <w:r>
-        <w:rPr>
-          <w:rFonts w:hint="eastAsia"/>
-        </w:rPr>
-        <w:t xml:space="preserve">两层决策模型与双通道置信度判定</w:t>
+        <w:t xml:space="preserve">新增：Prompt</w:t>
+      </w:r>
+      <w:r>
+        <w:t xml:space="preserve"> Hub </w:t>
+      </w:r>
+      <w:r>
+        <w:rPr>
+          <w:rFonts w:hint="eastAsia"/>
+        </w:rPr>
+        <w:t xml:space="preserve">独立服务设计、知识向量与原文存储关系、会话三层存储原理与</w:t>
+      </w:r>
+      <w:r>
+        <w:t xml:space="preserve"> recall </w:t>
+      </w:r>
+      <w:r>
+        <w:rPr>
+          <w:rFonts w:hint="eastAsia"/>
+        </w:rPr>
+        <w:t xml:space="preserve">决策逻辑</w:t>
       </w:r>
     </w:p>
     <w:p>
@@ -412,6 +403,103 @@
       </w:hyperlink>
     </w:p>
     <w:p>
+      <w:pPr>
+        <w:pStyle w:val="Compact"/>
+        <w:numPr>
+          <w:ilvl w:val="0"/>
+          <w:numId w:val="1001"/>
+        </w:numPr>
+      </w:pPr>
+      <w:hyperlink w:anchor="Xfd53dd36d40b5e51da00c2c75f3d6eb07c4d581">
+        <w:r>
+          <w:rPr>
+            <w:rStyle w:val="Hyperlink"/>
+          </w:rPr>
+          <w:t xml:space="preserve">Prompt Hub </w:t>
+        </w:r>
+        <w:r>
+          <w:rPr>
+            <w:rStyle w:val="Hyperlink"/>
+            <w:rFonts w:hint="eastAsia"/>
+          </w:rPr>
+          <w:t xml:space="preserve">独立服务设计</w:t>
+        </w:r>
+      </w:hyperlink>
+    </w:p>
+    <w:p>
+      <w:pPr>
+        <w:pStyle w:val="Compact"/>
+        <w:numPr>
+          <w:ilvl w:val="0"/>
+          <w:numId w:val="1001"/>
+        </w:numPr>
+      </w:pPr>
+      <w:hyperlink w:anchor="Xf33b7b2a22cb5fb24657cfcc9a1479ee0c3f476">
+        <w:r>
+          <w:rPr>
+            <w:rStyle w:val="Hyperlink"/>
+            <w:rFonts w:hint="eastAsia"/>
+          </w:rPr>
+          <w:t xml:space="preserve">知识向量与原文存储关系</w:t>
+        </w:r>
+      </w:hyperlink>
+    </w:p>
+    <w:p>
+      <w:pPr>
+        <w:pStyle w:val="Compact"/>
+        <w:numPr>
+          <w:ilvl w:val="0"/>
+          <w:numId w:val="1001"/>
+        </w:numPr>
+      </w:pPr>
+      <w:hyperlink w:anchor="X816c0df142b10043e1cc4875cca3e720ca792fc">
+        <w:r>
+          <w:rPr>
+            <w:rStyle w:val="Hyperlink"/>
+            <w:rFonts w:hint="eastAsia"/>
+          </w:rPr>
+          <w:t xml:space="preserve">会话三层存储原理与</w:t>
+        </w:r>
+        <w:r>
+          <w:rPr>
+            <w:rStyle w:val="Hyperlink"/>
+          </w:rPr>
+          <w:t xml:space="preserve"> Recall </w:t>
+        </w:r>
+        <w:r>
+          <w:rPr>
+            <w:rStyle w:val="Hyperlink"/>
+            <w:rFonts w:hint="eastAsia"/>
+          </w:rPr>
+          <w:t xml:space="preserve">决策逻辑</w:t>
+        </w:r>
+      </w:hyperlink>
+    </w:p>
+    <w:p>
+      <w:pPr>
+        <w:pStyle w:val="Compact"/>
+        <w:numPr>
+          <w:ilvl w:val="0"/>
+          <w:numId w:val="1001"/>
+        </w:numPr>
+      </w:pPr>
+      <w:hyperlink w:anchor="X5d56ead11d2e427b326c961ccd76b48de2635cf">
+        <w:r>
+          <w:rPr>
+            <w:rStyle w:val="Hyperlink"/>
+          </w:rPr>
+          <w:t xml:space="preserve">Java </w:t>
+        </w:r>
+        <w:r>
+          <w:rPr>
+            <w:rStyle w:val="Hyperlink"/>
+            <w:rFonts w:hint="eastAsia"/>
+          </w:rPr>
+          <w:t xml:space="preserve">技术栈集成方案</w:t>
+        </w:r>
+      </w:hyperlink>
+    </w:p>
+    <w:p>
       <w:r>
         <w:pict>
           <v:rect style="width:0;height:1.5pt" o:hralign="center" o:hrstd="t" o:hr="t"/>
@@ -49403,22 +49491,6766 @@
       </w:r>
     </w:p>
     <w:p>
-      <w:pPr>
-        <w:pStyle w:val="FirstParagraph"/>
-      </w:pPr>
-      <w:r>
-        <w:rPr>
-          <w:rFonts w:hint="eastAsia"/>
-          <w:i/>
-          <w:iCs/>
-        </w:rPr>
-        <w:t xml:space="preserve">文档结束。</w:t>
+      <w:r>
+        <w:pict>
+          <v:rect style="width:0;height:1.5pt" o:hralign="center" o:hrstd="t" o:hr="t"/>
+        </w:pict>
       </w:r>
     </w:p>
     <w:bookmarkEnd w:id="197"/>
     <w:bookmarkEnd w:id="198"/>
     <w:bookmarkEnd w:id="199"/>
+    <w:bookmarkStart w:id="205" w:name="prompt-hub-独立服务设计"/>
+    <w:p>
+      <w:pPr>
+        <w:pStyle w:val="Heading2"/>
+      </w:pPr>
+      <w:r>
+        <w:t xml:space="preserve">14. Prompt Hub </w:t>
+      </w:r>
+      <w:r>
+        <w:rPr>
+          <w:rFonts w:hint="eastAsia"/>
+        </w:rPr>
+        <w:t xml:space="preserve">独立服务设计</w:t>
+      </w:r>
+    </w:p>
+    <w:bookmarkStart w:id="200" w:name="定位与边界-2"/>
+    <w:p>
+      <w:pPr>
+        <w:pStyle w:val="Heading3"/>
+      </w:pPr>
+      <w:r>
+        <w:t xml:space="preserve">14.1 </w:t>
+      </w:r>
+      <w:r>
+        <w:rPr>
+          <w:rFonts w:hint="eastAsia"/>
+        </w:rPr>
+        <w:t xml:space="preserve">定位与边界</w:t>
+      </w:r>
+    </w:p>
+    <w:p>
+      <w:pPr>
+        <w:pStyle w:val="FirstParagraph"/>
+      </w:pPr>
+      <w:r>
+        <w:t xml:space="preserve">Prompt Hub </w:t>
+      </w:r>
+      <w:r>
+        <w:rPr>
+          <w:rFonts w:hint="eastAsia"/>
+        </w:rPr>
+        <w:t xml:space="preserve">是</w:t>
+      </w:r>
+      <w:r>
+        <w:t xml:space="preserve"> AI </w:t>
+      </w:r>
+      <w:r>
+        <w:rPr>
+          <w:rFonts w:hint="eastAsia"/>
+        </w:rPr>
+        <w:t xml:space="preserve">能力层的独立服务，与模型网关、RAG</w:t>
+      </w:r>
+      <w:r>
+        <w:t xml:space="preserve"> </w:t>
+      </w:r>
+      <w:r>
+        <w:rPr>
+          <w:rFonts w:hint="eastAsia"/>
+        </w:rPr>
+        <w:t xml:space="preserve">引擎同级部署。它不是</w:t>
+      </w:r>
+      <w:r>
+        <w:t xml:space="preserve"> Agent Runtime </w:t>
+      </w:r>
+      <w:r>
+        <w:rPr>
+          <w:rFonts w:hint="eastAsia"/>
+        </w:rPr>
+        <w:t xml:space="preserve">的内置配置模块，而是一个</w:t>
+      </w:r>
+      <w:r>
+        <w:rPr>
+          <w:rFonts w:hint="eastAsia"/>
+          <w:b/>
+          <w:bCs/>
+        </w:rPr>
+        <w:t xml:space="preserve">集中管理</w:t>
+      </w:r>
+      <w:r>
+        <w:rPr>
+          <w:b/>
+          <w:bCs/>
+        </w:rPr>
+        <w:t xml:space="preserve"> Prompt </w:t>
+      </w:r>
+      <w:r>
+        <w:rPr>
+          <w:rFonts w:hint="eastAsia"/>
+          <w:b/>
+          <w:bCs/>
+        </w:rPr>
+        <w:t xml:space="preserve">版本、继承、变量和回归测试的生命周期服务</w:t>
+      </w:r>
+      <w:r>
+        <w:t xml:space="preserve">。</w:t>
+      </w:r>
+    </w:p>
     <w:bookmarkEnd w:id="200"/>
+    <w:bookmarkStart w:id="201" w:name="调用时机"/>
+    <w:p>
+      <w:pPr>
+        <w:pStyle w:val="Heading3"/>
+      </w:pPr>
+      <w:r>
+        <w:t xml:space="preserve">14.2 </w:t>
+      </w:r>
+      <w:r>
+        <w:rPr>
+          <w:rFonts w:hint="eastAsia"/>
+        </w:rPr>
+        <w:t xml:space="preserve">调用时机</w:t>
+      </w:r>
+    </w:p>
+    <w:p>
+      <w:pPr>
+        <w:pStyle w:val="FirstParagraph"/>
+      </w:pPr>
+      <w:r>
+        <w:t xml:space="preserve">Prompt Hub </w:t>
+      </w:r>
+      <w:r>
+        <w:rPr>
+          <w:rFonts w:hint="eastAsia"/>
+        </w:rPr>
+        <w:t xml:space="preserve">在两个阶段被调用：</w:t>
+      </w:r>
+    </w:p>
+    <w:p>
+      <w:pPr>
+        <w:pStyle w:val="BodyText"/>
+      </w:pPr>
+      <w:r>
+        <w:rPr>
+          <w:rFonts w:hint="eastAsia"/>
+          <w:b/>
+          <w:bCs/>
+        </w:rPr>
+        <w:t xml:space="preserve">阶段一：配置期（Agent</w:t>
+      </w:r>
+      <w:r>
+        <w:rPr>
+          <w:b/>
+          <w:bCs/>
+        </w:rPr>
+        <w:t xml:space="preserve"> </w:t>
+      </w:r>
+      <w:r>
+        <w:rPr>
+          <w:rFonts w:hint="eastAsia"/>
+          <w:b/>
+          <w:bCs/>
+        </w:rPr>
+        <w:t xml:space="preserve">创建/更新时）</w:t>
+      </w:r>
+    </w:p>
+    <w:p>
+      <w:pPr>
+        <w:pStyle w:val="SourceCode"/>
+      </w:pPr>
+      <w:r>
+        <w:rPr>
+          <w:rStyle w:val="VerbatimChar"/>
+          <w:rFonts w:hint="eastAsia"/>
+        </w:rPr>
+        <w:t xml:space="preserve">开发者</w:t>
+      </w:r>
+      <w:r>
+        <w:rPr>
+          <w:rStyle w:val="VerbatimChar"/>
+        </w:rPr>
+        <w:t xml:space="preserve"> → Admin UI → Prompt Hub API</w:t>
+      </w:r>
+      <w:r>
+        <w:br/>
+      </w:r>
+      <w:r>
+        <w:rPr>
+          <w:rStyle w:val="VerbatimChar"/>
+        </w:rPr>
+        <w:t xml:space="preserve">  · </w:t>
+      </w:r>
+      <w:r>
+        <w:rPr>
+          <w:rStyle w:val="VerbatimChar"/>
+          <w:rFonts w:hint="eastAsia"/>
+        </w:rPr>
+        <w:t xml:space="preserve">创建</w:t>
+      </w:r>
+      <w:r>
+        <w:rPr>
+          <w:rStyle w:val="VerbatimChar"/>
+        </w:rPr>
+        <w:t xml:space="preserve"> Prompt </w:t>
+      </w:r>
+      <w:r>
+        <w:rPr>
+          <w:rStyle w:val="VerbatimChar"/>
+          <w:rFonts w:hint="eastAsia"/>
+        </w:rPr>
+        <w:t xml:space="preserve">模板</w:t>
+      </w:r>
+      <w:r>
+        <w:rPr>
+          <w:rStyle w:val="VerbatimChar"/>
+        </w:rPr>
+        <w:t xml:space="preserve"> (POST /prompts)</w:t>
+      </w:r>
+      <w:r>
+        <w:br/>
+      </w:r>
+      <w:r>
+        <w:rPr>
+          <w:rStyle w:val="VerbatimChar"/>
+        </w:rPr>
+        <w:t xml:space="preserve">  · </w:t>
+      </w:r>
+      <w:r>
+        <w:rPr>
+          <w:rStyle w:val="VerbatimChar"/>
+          <w:rFonts w:hint="eastAsia"/>
+        </w:rPr>
+        <w:t xml:space="preserve">版本管理</w:t>
+      </w:r>
+      <w:r>
+        <w:rPr>
+          <w:rStyle w:val="VerbatimChar"/>
+        </w:rPr>
+        <w:t xml:space="preserve"> (Draft → Review → A/B Test → Published → Deprecated)</w:t>
+      </w:r>
+      <w:r>
+        <w:br/>
+      </w:r>
+      <w:r>
+        <w:rPr>
+          <w:rStyle w:val="VerbatimChar"/>
+        </w:rPr>
+        <w:t xml:space="preserve">  · </w:t>
+      </w:r>
+      <w:r>
+        <w:rPr>
+          <w:rStyle w:val="VerbatimChar"/>
+          <w:rFonts w:hint="eastAsia"/>
+        </w:rPr>
+        <w:t xml:space="preserve">设置继承关系</w:t>
+      </w:r>
+      <w:r>
+        <w:rPr>
+          <w:rStyle w:val="VerbatimChar"/>
+        </w:rPr>
+        <w:t xml:space="preserve"> (Base → Industry → Agent)</w:t>
+      </w:r>
+      <w:r>
+        <w:br/>
+      </w:r>
+      <w:r>
+        <w:rPr>
+          <w:rStyle w:val="VerbatimChar"/>
+        </w:rPr>
+        <w:t xml:space="preserve">  · </w:t>
+      </w:r>
+      <w:r>
+        <w:rPr>
+          <w:rStyle w:val="VerbatimChar"/>
+          <w:rFonts w:hint="eastAsia"/>
+        </w:rPr>
+        <w:t xml:space="preserve">配置</w:t>
+      </w:r>
+      <w:r>
+        <w:rPr>
+          <w:rStyle w:val="VerbatimChar"/>
+        </w:rPr>
+        <w:t xml:space="preserve"> A/B </w:t>
+      </w:r>
+      <w:r>
+        <w:rPr>
+          <w:rStyle w:val="VerbatimChar"/>
+          <w:rFonts w:hint="eastAsia"/>
+        </w:rPr>
+        <w:t xml:space="preserve">测试</w:t>
+      </w:r>
+      <w:r>
+        <w:rPr>
+          <w:rStyle w:val="VerbatimChar"/>
+        </w:rPr>
+        <w:t xml:space="preserve"> </w:t>
+      </w:r>
+      <w:r>
+        <w:rPr>
+          <w:rStyle w:val="VerbatimChar"/>
+          <w:rFonts w:hint="eastAsia"/>
+        </w:rPr>
+        <w:t xml:space="preserve">(指定评估集</w:t>
+      </w:r>
+      <w:r>
+        <w:rPr>
+          <w:rStyle w:val="VerbatimChar"/>
+        </w:rPr>
+        <w:t xml:space="preserve"> + </w:t>
+      </w:r>
+      <w:r>
+        <w:rPr>
+          <w:rStyle w:val="VerbatimChar"/>
+          <w:rFonts w:hint="eastAsia"/>
+        </w:rPr>
+        <w:t xml:space="preserve">流量比例)</w:t>
+      </w:r>
+      <w:r>
+        <w:br/>
+      </w:r>
+      <w:r>
+        <w:rPr>
+          <w:rStyle w:val="VerbatimChar"/>
+        </w:rPr>
+        <w:t xml:space="preserve">  · </w:t>
+      </w:r>
+      <w:r>
+        <w:rPr>
+          <w:rStyle w:val="VerbatimChar"/>
+          <w:rFonts w:hint="eastAsia"/>
+        </w:rPr>
+        <w:t xml:space="preserve">回滚到历史版本</w:t>
+      </w:r>
+    </w:p>
+    <w:p>
+      <w:pPr>
+        <w:pStyle w:val="FirstParagraph"/>
+      </w:pPr>
+      <w:r>
+        <w:rPr>
+          <w:rFonts w:hint="eastAsia"/>
+          <w:b/>
+          <w:bCs/>
+        </w:rPr>
+        <w:t xml:space="preserve">阶段二：推理期（Agent</w:t>
+      </w:r>
+      <w:r>
+        <w:rPr>
+          <w:b/>
+          <w:bCs/>
+        </w:rPr>
+        <w:t xml:space="preserve"> </w:t>
+      </w:r>
+      <w:r>
+        <w:rPr>
+          <w:rFonts w:hint="eastAsia"/>
+          <w:b/>
+          <w:bCs/>
+        </w:rPr>
+        <w:t xml:space="preserve">运行时，每次</w:t>
+      </w:r>
+      <w:r>
+        <w:rPr>
+          <w:b/>
+          <w:bCs/>
+        </w:rPr>
+        <w:t xml:space="preserve"> LLM </w:t>
+      </w:r>
+      <w:r>
+        <w:rPr>
+          <w:rFonts w:hint="eastAsia"/>
+          <w:b/>
+          <w:bCs/>
+        </w:rPr>
+        <w:t xml:space="preserve">推理前）</w:t>
+      </w:r>
+    </w:p>
+    <w:p>
+      <w:pPr>
+        <w:pStyle w:val="SourceCode"/>
+      </w:pPr>
+      <w:r>
+        <w:rPr>
+          <w:rStyle w:val="VerbatimChar"/>
+        </w:rPr>
+        <w:t xml:space="preserve">Orchestration Engine (Step 4: LLM Reason)</w:t>
+      </w:r>
+      <w:r>
+        <w:br/>
+      </w:r>
+      <w:r>
+        <w:rPr>
+          <w:rStyle w:val="VerbatimChar"/>
+        </w:rPr>
+        <w:t xml:space="preserve">    │</w:t>
+      </w:r>
+      <w:r>
+        <w:br/>
+      </w:r>
+      <w:r>
+        <w:rPr>
+          <w:rStyle w:val="VerbatimChar"/>
+        </w:rPr>
+        <w:t xml:space="preserve">    ├── ① POST /prompts/resolve</w:t>
+      </w:r>
+      <w:r>
+        <w:br/>
+      </w:r>
+      <w:r>
+        <w:rPr>
+          <w:rStyle w:val="VerbatimChar"/>
+        </w:rPr>
+        <w:t xml:space="preserve">    │      {ref: "prompt-logistics-exception-v1",</w:t>
+      </w:r>
+      <w:r>
+        <w:br/>
+      </w:r>
+      <w:r>
+        <w:rPr>
+          <w:rStyle w:val="VerbatimChar"/>
+        </w:rPr>
+        <w:t xml:space="preserve">    │       variables: {company_name: </w:t>
+      </w:r>
+      <w:r>
+        <w:rPr>
+          <w:rStyle w:val="VerbatimChar"/>
+          <w:rFonts w:hint="eastAsia"/>
+        </w:rPr>
+        <w:t xml:space="preserve">"XX物流",</w:t>
+      </w:r>
+      <w:r>
+        <w:rPr>
+          <w:rStyle w:val="VerbatimChar"/>
+        </w:rPr>
+        <w:t xml:space="preserve"> ...}}</w:t>
+      </w:r>
+      <w:r>
+        <w:br/>
+      </w:r>
+      <w:r>
+        <w:rPr>
+          <w:rStyle w:val="VerbatimChar"/>
+        </w:rPr>
+        <w:t xml:space="preserve">    │      → Prompt Hub </w:t>
+      </w:r>
+      <w:r>
+        <w:rPr>
+          <w:rStyle w:val="VerbatimChar"/>
+          <w:rFonts w:hint="eastAsia"/>
+        </w:rPr>
+        <w:t xml:space="preserve">返回:</w:t>
+      </w:r>
+      <w:r>
+        <w:rPr>
+          <w:rStyle w:val="VerbatimChar"/>
+        </w:rPr>
+        <w:t xml:space="preserve"> </w:t>
+      </w:r>
+      <w:r>
+        <w:rPr>
+          <w:rStyle w:val="VerbatimChar"/>
+          <w:rFonts w:hint="eastAsia"/>
+        </w:rPr>
+        <w:t xml:space="preserve">填充后的完整</w:t>
+      </w:r>
+      <w:r>
+        <w:rPr>
+          <w:rStyle w:val="VerbatimChar"/>
+        </w:rPr>
+        <w:t xml:space="preserve"> System Prompt </w:t>
+      </w:r>
+      <w:r>
+        <w:rPr>
+          <w:rStyle w:val="VerbatimChar"/>
+          <w:rFonts w:hint="eastAsia"/>
+        </w:rPr>
+        <w:t xml:space="preserve">(纯文本)</w:t>
+      </w:r>
+      <w:r>
+        <w:br/>
+      </w:r>
+      <w:r>
+        <w:rPr>
+          <w:rStyle w:val="VerbatimChar"/>
+        </w:rPr>
+        <w:t xml:space="preserve">    │</w:t>
+      </w:r>
+      <w:r>
+        <w:br/>
+      </w:r>
+      <w:r>
+        <w:rPr>
+          <w:rStyle w:val="VerbatimChar"/>
+        </w:rPr>
+        <w:t xml:space="preserve">    ├── ② POST /retriever/search </w:t>
+      </w:r>
+      <w:r>
+        <w:rPr>
+          <w:rStyle w:val="VerbatimChar"/>
+          <w:rFonts w:hint="eastAsia"/>
+        </w:rPr>
+        <w:t xml:space="preserve">(并行</w:t>
+      </w:r>
+      <w:r>
+        <w:rPr>
+          <w:rStyle w:val="VerbatimChar"/>
+        </w:rPr>
+        <w:t xml:space="preserve"> → RAG Engine)</w:t>
+      </w:r>
+      <w:r>
+        <w:br/>
+      </w:r>
+      <w:r>
+        <w:rPr>
+          <w:rStyle w:val="VerbatimChar"/>
+        </w:rPr>
+        <w:t xml:space="preserve">    │      → </w:t>
+      </w:r>
+      <w:r>
+        <w:rPr>
+          <w:rStyle w:val="VerbatimChar"/>
+          <w:rFonts w:hint="eastAsia"/>
+        </w:rPr>
+        <w:t xml:space="preserve">返回:</w:t>
+      </w:r>
+      <w:r>
+        <w:rPr>
+          <w:rStyle w:val="VerbatimChar"/>
+        </w:rPr>
+        <w:t xml:space="preserve"> Knowledge Context</w:t>
+      </w:r>
+      <w:r>
+        <w:br/>
+      </w:r>
+      <w:r>
+        <w:rPr>
+          <w:rStyle w:val="VerbatimChar"/>
+        </w:rPr>
+        <w:t xml:space="preserve">    │</w:t>
+      </w:r>
+      <w:r>
+        <w:br/>
+      </w:r>
+      <w:r>
+        <w:rPr>
+          <w:rStyle w:val="VerbatimChar"/>
+        </w:rPr>
+        <w:t xml:space="preserve">    ├── ③ Redis/Milvus </w:t>
+      </w:r>
+      <w:r>
+        <w:rPr>
+          <w:rStyle w:val="VerbatimChar"/>
+          <w:rFonts w:hint="eastAsia"/>
+        </w:rPr>
+        <w:t xml:space="preserve">(并行</w:t>
+      </w:r>
+      <w:r>
+        <w:rPr>
+          <w:rStyle w:val="VerbatimChar"/>
+        </w:rPr>
+        <w:t xml:space="preserve"> → Memory Store)</w:t>
+      </w:r>
+      <w:r>
+        <w:br/>
+      </w:r>
+      <w:r>
+        <w:rPr>
+          <w:rStyle w:val="VerbatimChar"/>
+        </w:rPr>
+        <w:t xml:space="preserve">    │      → </w:t>
+      </w:r>
+      <w:r>
+        <w:rPr>
+          <w:rStyle w:val="VerbatimChar"/>
+          <w:rFonts w:hint="eastAsia"/>
+        </w:rPr>
+        <w:t xml:space="preserve">返回:</w:t>
+      </w:r>
+      <w:r>
+        <w:rPr>
+          <w:rStyle w:val="VerbatimChar"/>
+        </w:rPr>
+        <w:t xml:space="preserve"> Memory Context</w:t>
+      </w:r>
+      <w:r>
+        <w:br/>
+      </w:r>
+      <w:r>
+        <w:rPr>
+          <w:rStyle w:val="VerbatimChar"/>
+        </w:rPr>
+        <w:t xml:space="preserve">    │</w:t>
+      </w:r>
+      <w:r>
+        <w:br/>
+      </w:r>
+      <w:r>
+        <w:rPr>
+          <w:rStyle w:val="VerbatimChar"/>
+        </w:rPr>
+        <w:t xml:space="preserve">    └── ④ </w:t>
+      </w:r>
+      <w:r>
+        <w:rPr>
+          <w:rStyle w:val="VerbatimChar"/>
+          <w:rFonts w:hint="eastAsia"/>
+        </w:rPr>
+        <w:t xml:space="preserve">拼入</w:t>
+      </w:r>
+      <w:r>
+        <w:rPr>
+          <w:rStyle w:val="VerbatimChar"/>
+        </w:rPr>
+        <w:t xml:space="preserve"> Context Window:</w:t>
+      </w:r>
+      <w:r>
+        <w:br/>
+      </w:r>
+      <w:r>
+        <w:rPr>
+          <w:rStyle w:val="VerbatimChar"/>
+        </w:rPr>
+        <w:t xml:space="preserve">           [System Prompt] ← Prompt Hub </w:t>
+      </w:r>
+      <w:r>
+        <w:rPr>
+          <w:rStyle w:val="VerbatimChar"/>
+          <w:rFonts w:hint="eastAsia"/>
+        </w:rPr>
+        <w:t xml:space="preserve">返回</w:t>
+      </w:r>
+      <w:r>
+        <w:br/>
+      </w:r>
+      <w:r>
+        <w:rPr>
+          <w:rStyle w:val="VerbatimChar"/>
+        </w:rPr>
+        <w:t xml:space="preserve">           [Knowledge]     ← RAG </w:t>
+      </w:r>
+      <w:r>
+        <w:rPr>
+          <w:rStyle w:val="VerbatimChar"/>
+          <w:rFonts w:hint="eastAsia"/>
+        </w:rPr>
+        <w:t xml:space="preserve">返回</w:t>
+      </w:r>
+      <w:r>
+        <w:br/>
+      </w:r>
+      <w:r>
+        <w:rPr>
+          <w:rStyle w:val="VerbatimChar"/>
+        </w:rPr>
+        <w:t xml:space="preserve">           [Memory]        ← Memory Store </w:t>
+      </w:r>
+      <w:r>
+        <w:rPr>
+          <w:rStyle w:val="VerbatimChar"/>
+          <w:rFonts w:hint="eastAsia"/>
+        </w:rPr>
+        <w:t xml:space="preserve">返回</w:t>
+      </w:r>
+      <w:r>
+        <w:br/>
+      </w:r>
+      <w:r>
+        <w:rPr>
+          <w:rStyle w:val="VerbatimChar"/>
+        </w:rPr>
+        <w:t xml:space="preserve">           [History + User Message]</w:t>
+      </w:r>
+      <w:r>
+        <w:br/>
+      </w:r>
+      <w:r>
+        <w:rPr>
+          <w:rStyle w:val="VerbatimChar"/>
+        </w:rPr>
+        <w:t xml:space="preserve">                    ↓</w:t>
+      </w:r>
+      <w:r>
+        <w:br/>
+      </w:r>
+      <w:r>
+        <w:rPr>
+          <w:rStyle w:val="VerbatimChar"/>
+        </w:rPr>
+        <w:t xml:space="preserve">           POST /v1/chat/completions → Model Gateway → LLM</w:t>
+      </w:r>
+    </w:p>
+    <w:bookmarkEnd w:id="201"/>
+    <w:bookmarkStart w:id="202" w:name="独立服务的理由"/>
+    <w:p>
+      <w:pPr>
+        <w:pStyle w:val="Heading3"/>
+      </w:pPr>
+      <w:r>
+        <w:t xml:space="preserve">14.3 </w:t>
+      </w:r>
+      <w:r>
+        <w:rPr>
+          <w:rFonts w:hint="eastAsia"/>
+        </w:rPr>
+        <w:t xml:space="preserve">独立服务的理由</w:t>
+      </w:r>
+    </w:p>
+    <w:tbl>
+      <w:tblPr>
+        <w:tblStyle w:val="Table"/>
+        <w:tblW w:type="pct" w:w="5000"/>
+        <w:tblLayout w:type="fixed"/>
+        <w:tblLook w:firstRow="1" w:lastRow="0" w:firstColumn="0" w:lastColumn="0" w:noHBand="0" w:noVBand="0" w:val="0020"/>
+      </w:tblPr>
+      <w:tblGrid>
+        <w:gridCol w:w="3960"/>
+        <w:gridCol w:w="3960"/>
+      </w:tblGrid>
+      <w:tr>
+        <w:trPr>
+          <w:tblHeader w:val="on"/>
+        </w:trPr>
+        <w:tc>
+          <w:tcPr/>
+          <w:p>
+            <w:pPr>
+              <w:pStyle w:val="Compact"/>
+            </w:pPr>
+            <w:r>
+              <w:rPr>
+                <w:rFonts w:hint="eastAsia"/>
+              </w:rPr>
+              <w:t xml:space="preserve">如果内置在</w:t>
+            </w:r>
+            <w:r>
+              <w:t xml:space="preserve"> Agent Runtime</w:t>
+            </w:r>
+          </w:p>
+        </w:tc>
+        <w:tc>
+          <w:tcPr/>
+          <w:p>
+            <w:pPr>
+              <w:pStyle w:val="Compact"/>
+            </w:pPr>
+            <w:r>
+              <w:rPr>
+                <w:rFonts w:hint="eastAsia"/>
+              </w:rPr>
+              <w:t xml:space="preserve">独立</w:t>
+            </w:r>
+            <w:r>
+              <w:t xml:space="preserve"> Prompt Hub </w:t>
+            </w:r>
+            <w:r>
+              <w:rPr>
+                <w:rFonts w:hint="eastAsia"/>
+              </w:rPr>
+              <w:t xml:space="preserve">服务</w:t>
+            </w:r>
+          </w:p>
+        </w:tc>
+      </w:tr>
+      <w:tr>
+        <w:tc>
+          <w:tcPr/>
+          <w:p>
+            <w:pPr>
+              <w:pStyle w:val="Compact"/>
+            </w:pPr>
+            <w:r>
+              <w:t xml:space="preserve">Prompt </w:t>
+            </w:r>
+            <w:r>
+              <w:rPr>
+                <w:rFonts w:hint="eastAsia"/>
+              </w:rPr>
+              <w:t xml:space="preserve">版本更新需重启</w:t>
+            </w:r>
+            <w:r>
+              <w:t xml:space="preserve"> Agent </w:t>
+            </w:r>
+            <w:r>
+              <w:rPr>
+                <w:rFonts w:hint="eastAsia"/>
+              </w:rPr>
+              <w:t xml:space="preserve">服务</w:t>
+            </w:r>
+          </w:p>
+        </w:tc>
+        <w:tc>
+          <w:tcPr/>
+          <w:p>
+            <w:pPr>
+              <w:pStyle w:val="Compact"/>
+            </w:pPr>
+            <w:r>
+              <w:rPr>
+                <w:rFonts w:hint="eastAsia"/>
+              </w:rPr>
+              <w:t xml:space="preserve">热更新，零停机</w:t>
+            </w:r>
+          </w:p>
+        </w:tc>
+      </w:tr>
+      <w:tr>
+        <w:tc>
+          <w:tcPr/>
+          <w:p>
+            <w:pPr>
+              <w:pStyle w:val="Compact"/>
+            </w:pPr>
+            <w:r>
+              <w:t xml:space="preserve">A/B </w:t>
+            </w:r>
+            <w:r>
+              <w:rPr>
+                <w:rFonts w:hint="eastAsia"/>
+              </w:rPr>
+              <w:t xml:space="preserve">测试需在代码里写逻辑</w:t>
+            </w:r>
+          </w:p>
+        </w:tc>
+        <w:tc>
+          <w:tcPr/>
+          <w:p>
+            <w:pPr>
+              <w:pStyle w:val="Compact"/>
+            </w:pPr>
+            <w:r>
+              <w:rPr>
+                <w:rFonts w:hint="eastAsia"/>
+              </w:rPr>
+              <w:t xml:space="preserve">集中管理，路由层决定用哪个版本</w:t>
+            </w:r>
+          </w:p>
+        </w:tc>
+      </w:tr>
+      <w:tr>
+        <w:tc>
+          <w:tcPr/>
+          <w:p>
+            <w:pPr>
+              <w:pStyle w:val="Compact"/>
+            </w:pPr>
+            <w:r>
+              <w:rPr>
+                <w:rFonts w:hint="eastAsia"/>
+              </w:rPr>
+              <w:t xml:space="preserve">多个</w:t>
+            </w:r>
+            <w:r>
+              <w:t xml:space="preserve"> Agent </w:t>
+            </w:r>
+            <w:r>
+              <w:rPr>
+                <w:rFonts w:hint="eastAsia"/>
+              </w:rPr>
+              <w:t xml:space="preserve">共享</w:t>
+            </w:r>
+            <w:r>
+              <w:t xml:space="preserve"> Prompt </w:t>
+            </w:r>
+            <w:r>
+              <w:rPr>
+                <w:rFonts w:hint="eastAsia"/>
+              </w:rPr>
+              <w:t xml:space="preserve">模板时各自维护</w:t>
+            </w:r>
+          </w:p>
+        </w:tc>
+        <w:tc>
+          <w:tcPr/>
+          <w:p>
+            <w:pPr>
+              <w:pStyle w:val="Compact"/>
+            </w:pPr>
+            <w:r>
+              <w:rPr>
+                <w:rFonts w:hint="eastAsia"/>
+              </w:rPr>
+              <w:t xml:space="preserve">继承机制</w:t>
+            </w:r>
+            <w:r>
+              <w:t xml:space="preserve"> </w:t>
+            </w:r>
+            <w:r>
+              <w:rPr>
+                <w:rFonts w:hint="eastAsia"/>
+              </w:rPr>
+              <w:t xml:space="preserve">(Base→Industry→Agent)，一处改全局生效</w:t>
+            </w:r>
+          </w:p>
+        </w:tc>
+      </w:tr>
+      <w:tr>
+        <w:tc>
+          <w:tcPr/>
+          <w:p>
+            <w:pPr>
+              <w:pStyle w:val="Compact"/>
+            </w:pPr>
+            <w:r>
+              <w:rPr>
+                <w:rFonts w:hint="eastAsia"/>
+              </w:rPr>
+              <w:t xml:space="preserve">回归测试需手动触发</w:t>
+            </w:r>
+          </w:p>
+        </w:tc>
+        <w:tc>
+          <w:tcPr/>
+          <w:p>
+            <w:pPr>
+              <w:pStyle w:val="Compact"/>
+            </w:pPr>
+            <w:r>
+              <w:rPr>
+                <w:rFonts w:hint="eastAsia"/>
+              </w:rPr>
+              <w:t xml:space="preserve">发布前自动触发评估集跑分，不通过阻断发布</w:t>
+            </w:r>
+          </w:p>
+        </w:tc>
+      </w:tr>
+      <w:tr>
+        <w:tc>
+          <w:tcPr/>
+          <w:p>
+            <w:pPr>
+              <w:pStyle w:val="Compact"/>
+            </w:pPr>
+            <w:r>
+              <w:t xml:space="preserve">Prompt </w:t>
+            </w:r>
+            <w:r>
+              <w:rPr>
+                <w:rFonts w:hint="eastAsia"/>
+              </w:rPr>
+              <w:t xml:space="preserve">修改无审计记录</w:t>
+            </w:r>
+          </w:p>
+        </w:tc>
+        <w:tc>
+          <w:tcPr/>
+          <w:p>
+            <w:pPr>
+              <w:pStyle w:val="Compact"/>
+            </w:pPr>
+            <w:r>
+              <w:rPr>
+                <w:rFonts w:hint="eastAsia"/>
+              </w:rPr>
+              <w:t xml:space="preserve">每次变更记入审计日志</w:t>
+            </w:r>
+          </w:p>
+        </w:tc>
+      </w:tr>
+    </w:tbl>
+    <w:bookmarkEnd w:id="202"/>
+    <w:bookmarkStart w:id="203" w:name="prompt-解析-api"/>
+    <w:p>
+      <w:pPr>
+        <w:pStyle w:val="Heading3"/>
+      </w:pPr>
+      <w:r>
+        <w:t xml:space="preserve">14.4 Prompt </w:t>
+      </w:r>
+      <w:r>
+        <w:rPr>
+          <w:rFonts w:hint="eastAsia"/>
+        </w:rPr>
+        <w:t xml:space="preserve">解析</w:t>
+      </w:r>
+      <w:r>
+        <w:t xml:space="preserve"> API</w:t>
+      </w:r>
+    </w:p>
+    <w:p>
+      <w:pPr>
+        <w:pStyle w:val="SourceCode"/>
+      </w:pPr>
+      <w:r>
+        <w:rPr>
+          <w:rStyle w:val="CommentTok"/>
+        </w:rPr>
+        <w:t xml:space="preserve"># Prompt Hub 核心接口</w:t>
+      </w:r>
+      <w:r>
+        <w:br/>
+      </w:r>
+      <w:r>
+        <w:rPr>
+          <w:rStyle w:val="KeywordTok"/>
+        </w:rPr>
+        <w:t xml:space="preserve">class</w:t>
+      </w:r>
+      <w:r>
+        <w:rPr>
+          <w:rStyle w:val="NormalTok"/>
+        </w:rPr>
+        <w:t xml:space="preserve"> PromptHub:</w:t>
+      </w:r>
+      <w:r>
+        <w:br/>
+      </w:r>
+      <w:r>
+        <w:rPr>
+          <w:rStyle w:val="NormalTok"/>
+        </w:rPr>
+        <w:t xml:space="preserve">    </w:t>
+      </w:r>
+      <w:r>
+        <w:br/>
+      </w:r>
+      <w:r>
+        <w:rPr>
+          <w:rStyle w:val="NormalTok"/>
+        </w:rPr>
+        <w:t xml:space="preserve">    </w:t>
+      </w:r>
+      <w:r>
+        <w:rPr>
+          <w:rStyle w:val="ControlFlowTok"/>
+        </w:rPr>
+        <w:t xml:space="preserve">async</w:t>
+      </w:r>
+      <w:r>
+        <w:rPr>
+          <w:rStyle w:val="NormalTok"/>
+        </w:rPr>
+        <w:t xml:space="preserve"> </w:t>
+      </w:r>
+      <w:r>
+        <w:rPr>
+          <w:rStyle w:val="KeywordTok"/>
+        </w:rPr>
+        <w:t xml:space="preserve">def</w:t>
+      </w:r>
+      <w:r>
+        <w:rPr>
+          <w:rStyle w:val="NormalTok"/>
+        </w:rPr>
+        <w:t xml:space="preserve"> resolve(</w:t>
+      </w:r>
+      <w:r>
+        <w:br/>
+      </w:r>
+      <w:r>
+        <w:rPr>
+          <w:rStyle w:val="NormalTok"/>
+        </w:rPr>
+        <w:t xml:space="preserve">        </w:t>
+      </w:r>
+      <w:r>
+        <w:rPr>
+          <w:rStyle w:val="VariableTok"/>
+        </w:rPr>
+        <w:t xml:space="preserve">self</w:t>
+      </w:r>
+      <w:r>
+        <w:rPr>
+          <w:rStyle w:val="NormalTok"/>
+        </w:rPr>
+        <w:t xml:space="preserve">, </w:t>
+      </w:r>
+      <w:r>
+        <w:br/>
+      </w:r>
+      <w:r>
+        <w:rPr>
+          <w:rStyle w:val="NormalTok"/>
+        </w:rPr>
+        <w:t xml:space="preserve">        ref: </w:t>
+      </w:r>
+      <w:r>
+        <w:rPr>
+          <w:rStyle w:val="BuiltInTok"/>
+        </w:rPr>
+        <w:t xml:space="preserve">str</w:t>
+      </w:r>
+      <w:r>
+        <w:rPr>
+          <w:rStyle w:val="NormalTok"/>
+        </w:rPr>
+        <w:t xml:space="preserve">,           </w:t>
+      </w:r>
+      <w:r>
+        <w:rPr>
+          <w:rStyle w:val="CommentTok"/>
+        </w:rPr>
+        <w:t xml:space="preserve"># 如 "prompt-logistics-exception-v1"</w:t>
+      </w:r>
+      <w:r>
+        <w:br/>
+      </w:r>
+      <w:r>
+        <w:rPr>
+          <w:rStyle w:val="NormalTok"/>
+        </w:rPr>
+        <w:t xml:space="preserve">        variables: </w:t>
+      </w:r>
+      <w:r>
+        <w:rPr>
+          <w:rStyle w:val="BuiltInTok"/>
+        </w:rPr>
+        <w:t xml:space="preserve">dict</w:t>
+      </w:r>
+      <w:r>
+        <w:rPr>
+          <w:rStyle w:val="NormalTok"/>
+        </w:rPr>
+        <w:t xml:space="preserve">     </w:t>
+      </w:r>
+      <w:r>
+        <w:rPr>
+          <w:rStyle w:val="CommentTok"/>
+        </w:rPr>
+        <w:t xml:space="preserve"># 如 {company_name: "XX物流", ...}</w:t>
+      </w:r>
+      <w:r>
+        <w:br/>
+      </w:r>
+      <w:r>
+        <w:rPr>
+          <w:rStyle w:val="NormalTok"/>
+        </w:rPr>
+        <w:t xml:space="preserve">    ) </w:t>
+      </w:r>
+      <w:r>
+        <w:rPr>
+          <w:rStyle w:val="OperatorTok"/>
+        </w:rPr>
+        <w:t xml:space="preserve">-&gt;</w:t>
+      </w:r>
+      <w:r>
+        <w:rPr>
+          <w:rStyle w:val="NormalTok"/>
+        </w:rPr>
+        <w:t xml:space="preserve"> </w:t>
+      </w:r>
+      <w:r>
+        <w:rPr>
+          <w:rStyle w:val="BuiltInTok"/>
+        </w:rPr>
+        <w:t xml:space="preserve">str</w:t>
+      </w:r>
+      <w:r>
+        <w:rPr>
+          <w:rStyle w:val="NormalTok"/>
+        </w:rPr>
+        <w:t xml:space="preserve">:</w:t>
+      </w:r>
+      <w:r>
+        <w:br/>
+      </w:r>
+      <w:r>
+        <w:rPr>
+          <w:rStyle w:val="NormalTok"/>
+        </w:rPr>
+        <w:t xml:space="preserve">        </w:t>
+      </w:r>
+      <w:r>
+        <w:rPr>
+          <w:rStyle w:val="CommentTok"/>
+        </w:rPr>
+        <w:t xml:space="preserve">"""解析 Prompt 引用，填充变量，返回完整 System Prompt"""</w:t>
+      </w:r>
+      <w:r>
+        <w:br/>
+      </w:r>
+      <w:r>
+        <w:rPr>
+          <w:rStyle w:val="NormalTok"/>
+        </w:rPr>
+        <w:t xml:space="preserve">        </w:t>
+      </w:r>
+      <w:r>
+        <w:br/>
+      </w:r>
+      <w:r>
+        <w:rPr>
+          <w:rStyle w:val="NormalTok"/>
+        </w:rPr>
+        <w:t xml:space="preserve">        </w:t>
+      </w:r>
+      <w:r>
+        <w:rPr>
+          <w:rStyle w:val="CommentTok"/>
+        </w:rPr>
+        <w:t xml:space="preserve"># Step 1: 从 PG 拉取当前生效版本</w:t>
+      </w:r>
+      <w:r>
+        <w:br/>
+      </w:r>
+      <w:r>
+        <w:rPr>
+          <w:rStyle w:val="NormalTok"/>
+        </w:rPr>
+        <w:t xml:space="preserve">        prompt </w:t>
+      </w:r>
+      <w:r>
+        <w:rPr>
+          <w:rStyle w:val="OperatorTok"/>
+        </w:rPr>
+        <w:t xml:space="preserve">=</w:t>
+      </w:r>
+      <w:r>
+        <w:rPr>
+          <w:rStyle w:val="NormalTok"/>
+        </w:rPr>
+        <w:t xml:space="preserve"> </w:t>
+      </w:r>
+      <w:r>
+        <w:rPr>
+          <w:rStyle w:val="ControlFlowTok"/>
+        </w:rPr>
+        <w:t xml:space="preserve">await</w:t>
+      </w:r>
+      <w:r>
+        <w:rPr>
+          <w:rStyle w:val="NormalTok"/>
+        </w:rPr>
+        <w:t xml:space="preserve"> </w:t>
+      </w:r>
+      <w:r>
+        <w:rPr>
+          <w:rStyle w:val="VariableTok"/>
+        </w:rPr>
+        <w:t xml:space="preserve">self</w:t>
+      </w:r>
+      <w:r>
+        <w:rPr>
+          <w:rStyle w:val="NormalTok"/>
+        </w:rPr>
+        <w:t xml:space="preserve">.db.get_prompt(ref)</w:t>
+      </w:r>
+      <w:r>
+        <w:br/>
+      </w:r>
+      <w:r>
+        <w:rPr>
+          <w:rStyle w:val="NormalTok"/>
+        </w:rPr>
+        <w:t xml:space="preserve">        </w:t>
+      </w:r>
+      <w:r>
+        <w:br/>
+      </w:r>
+      <w:r>
+        <w:rPr>
+          <w:rStyle w:val="NormalTok"/>
+        </w:rPr>
+        <w:t xml:space="preserve">        </w:t>
+      </w:r>
+      <w:r>
+        <w:rPr>
+          <w:rStyle w:val="CommentTok"/>
+        </w:rPr>
+        <w:t xml:space="preserve"># Step 2: 如果设了 base，递归解析继承链</w:t>
+      </w:r>
+      <w:r>
+        <w:br/>
+      </w:r>
+      <w:r>
+        <w:rPr>
+          <w:rStyle w:val="NormalTok"/>
+        </w:rPr>
+        <w:t xml:space="preserve">        </w:t>
+      </w:r>
+      <w:r>
+        <w:rPr>
+          <w:rStyle w:val="CommentTok"/>
+        </w:rPr>
+        <w:t xml:space="preserve">#   如: logistics-exception → logistics-base → platform-base</w:t>
+      </w:r>
+      <w:r>
+        <w:br/>
+      </w:r>
+      <w:r>
+        <w:rPr>
+          <w:rStyle w:val="NormalTok"/>
+        </w:rPr>
+        <w:t xml:space="preserve">        base_content </w:t>
+      </w:r>
+      <w:r>
+        <w:rPr>
+          <w:rStyle w:val="OperatorTok"/>
+        </w:rPr>
+        <w:t xml:space="preserve">=</w:t>
+      </w:r>
+      <w:r>
+        <w:rPr>
+          <w:rStyle w:val="NormalTok"/>
+        </w:rPr>
+        <w:t xml:space="preserve"> </w:t>
+      </w:r>
+      <w:r>
+        <w:rPr>
+          <w:rStyle w:val="StringTok"/>
+        </w:rPr>
+        <w:t xml:space="preserve">""</w:t>
+      </w:r>
+      <w:r>
+        <w:br/>
+      </w:r>
+      <w:r>
+        <w:rPr>
+          <w:rStyle w:val="NormalTok"/>
+        </w:rPr>
+        <w:t xml:space="preserve">        </w:t>
+      </w:r>
+      <w:r>
+        <w:rPr>
+          <w:rStyle w:val="ControlFlowTok"/>
+        </w:rPr>
+        <w:t xml:space="preserve">if</w:t>
+      </w:r>
+      <w:r>
+        <w:rPr>
+          <w:rStyle w:val="NormalTok"/>
+        </w:rPr>
+        <w:t xml:space="preserve"> prompt.base_ref:</w:t>
+      </w:r>
+      <w:r>
+        <w:br/>
+      </w:r>
+      <w:r>
+        <w:rPr>
+          <w:rStyle w:val="NormalTok"/>
+        </w:rPr>
+        <w:t xml:space="preserve">            base_content </w:t>
+      </w:r>
+      <w:r>
+        <w:rPr>
+          <w:rStyle w:val="OperatorTok"/>
+        </w:rPr>
+        <w:t xml:space="preserve">=</w:t>
+      </w:r>
+      <w:r>
+        <w:rPr>
+          <w:rStyle w:val="NormalTok"/>
+        </w:rPr>
+        <w:t xml:space="preserve"> </w:t>
+      </w:r>
+      <w:r>
+        <w:rPr>
+          <w:rStyle w:val="ControlFlowTok"/>
+        </w:rPr>
+        <w:t xml:space="preserve">await</w:t>
+      </w:r>
+      <w:r>
+        <w:rPr>
+          <w:rStyle w:val="NormalTok"/>
+        </w:rPr>
+        <w:t xml:space="preserve"> </w:t>
+      </w:r>
+      <w:r>
+        <w:rPr>
+          <w:rStyle w:val="VariableTok"/>
+        </w:rPr>
+        <w:t xml:space="preserve">self</w:t>
+      </w:r>
+      <w:r>
+        <w:rPr>
+          <w:rStyle w:val="NormalTok"/>
+        </w:rPr>
+        <w:t xml:space="preserve">.resolve(prompt.base_ref, variables)</w:t>
+      </w:r>
+      <w:r>
+        <w:br/>
+      </w:r>
+      <w:r>
+        <w:rPr>
+          <w:rStyle w:val="NormalTok"/>
+        </w:rPr>
+        <w:t xml:space="preserve">        </w:t>
+      </w:r>
+      <w:r>
+        <w:br/>
+      </w:r>
+      <w:r>
+        <w:rPr>
+          <w:rStyle w:val="NormalTok"/>
+        </w:rPr>
+        <w:t xml:space="preserve">        </w:t>
+      </w:r>
+      <w:r>
+        <w:rPr>
+          <w:rStyle w:val="CommentTok"/>
+        </w:rPr>
+        <w:t xml:space="preserve"># Step 3: 填充变量 ({{company_name}} → "XX物流")</w:t>
+      </w:r>
+      <w:r>
+        <w:br/>
+      </w:r>
+      <w:r>
+        <w:rPr>
+          <w:rStyle w:val="NormalTok"/>
+        </w:rPr>
+        <w:t xml:space="preserve">        filled </w:t>
+      </w:r>
+      <w:r>
+        <w:rPr>
+          <w:rStyle w:val="OperatorTok"/>
+        </w:rPr>
+        <w:t xml:space="preserve">=</w:t>
+      </w:r>
+      <w:r>
+        <w:rPr>
+          <w:rStyle w:val="NormalTok"/>
+        </w:rPr>
+        <w:t xml:space="preserve"> prompt.template</w:t>
+      </w:r>
+      <w:r>
+        <w:br/>
+      </w:r>
+      <w:r>
+        <w:rPr>
+          <w:rStyle w:val="NormalTok"/>
+        </w:rPr>
+        <w:t xml:space="preserve">        </w:t>
+      </w:r>
+      <w:r>
+        <w:rPr>
+          <w:rStyle w:val="ControlFlowTok"/>
+        </w:rPr>
+        <w:t xml:space="preserve">for</w:t>
+      </w:r>
+      <w:r>
+        <w:rPr>
+          <w:rStyle w:val="NormalTok"/>
+        </w:rPr>
+        <w:t xml:space="preserve"> name, value </w:t>
+      </w:r>
+      <w:r>
+        <w:rPr>
+          <w:rStyle w:val="KeywordTok"/>
+        </w:rPr>
+        <w:t xml:space="preserve">in</w:t>
+      </w:r>
+      <w:r>
+        <w:rPr>
+          <w:rStyle w:val="NormalTok"/>
+        </w:rPr>
+        <w:t xml:space="preserve"> variables.items():</w:t>
+      </w:r>
+      <w:r>
+        <w:br/>
+      </w:r>
+      <w:r>
+        <w:rPr>
+          <w:rStyle w:val="NormalTok"/>
+        </w:rPr>
+        <w:t xml:space="preserve">            filled </w:t>
+      </w:r>
+      <w:r>
+        <w:rPr>
+          <w:rStyle w:val="OperatorTok"/>
+        </w:rPr>
+        <w:t xml:space="preserve">=</w:t>
+      </w:r>
+      <w:r>
+        <w:rPr>
+          <w:rStyle w:val="NormalTok"/>
+        </w:rPr>
+        <w:t xml:space="preserve"> filled.replace(</w:t>
+      </w:r>
+      <w:r>
+        <w:rPr>
+          <w:rStyle w:val="SpecialStringTok"/>
+        </w:rPr>
+        <w:t xml:space="preserve">f"</w:t>
+      </w:r>
+      <w:r>
+        <w:rPr>
+          <w:rStyle w:val="CharTok"/>
+        </w:rPr>
+        <w:t xml:space="preserve">{{{{</w:t>
+      </w:r>
+      <w:r>
+        <w:rPr>
+          <w:rStyle w:val="SpecialCharTok"/>
+        </w:rPr>
+        <w:t xml:space="preserve">{</w:t>
+      </w:r>
+      <w:r>
+        <w:rPr>
+          <w:rStyle w:val="NormalTok"/>
+        </w:rPr>
+        <w:t xml:space="preserve">name</w:t>
+      </w:r>
+      <w:r>
+        <w:rPr>
+          <w:rStyle w:val="SpecialCharTok"/>
+        </w:rPr>
+        <w:t xml:space="preserve">}</w:t>
+      </w:r>
+      <w:r>
+        <w:rPr>
+          <w:rStyle w:val="CharTok"/>
+        </w:rPr>
+        <w:t xml:space="preserve">}}}}</w:t>
+      </w:r>
+      <w:r>
+        <w:rPr>
+          <w:rStyle w:val="SpecialStringTok"/>
+        </w:rPr>
+        <w:t xml:space="preserve">"</w:t>
+      </w:r>
+      <w:r>
+        <w:rPr>
+          <w:rStyle w:val="NormalTok"/>
+        </w:rPr>
+        <w:t xml:space="preserve">, </w:t>
+      </w:r>
+      <w:r>
+        <w:rPr>
+          <w:rStyle w:val="BuiltInTok"/>
+        </w:rPr>
+        <w:t xml:space="preserve">str</w:t>
+      </w:r>
+      <w:r>
+        <w:rPr>
+          <w:rStyle w:val="NormalTok"/>
+        </w:rPr>
+        <w:t xml:space="preserve">(value))</w:t>
+      </w:r>
+      <w:r>
+        <w:br/>
+      </w:r>
+      <w:r>
+        <w:rPr>
+          <w:rStyle w:val="NormalTok"/>
+        </w:rPr>
+        <w:t xml:space="preserve">        </w:t>
+      </w:r>
+      <w:r>
+        <w:br/>
+      </w:r>
+      <w:r>
+        <w:rPr>
+          <w:rStyle w:val="NormalTok"/>
+        </w:rPr>
+        <w:t xml:space="preserve">        </w:t>
+      </w:r>
+      <w:r>
+        <w:rPr>
+          <w:rStyle w:val="CommentTok"/>
+        </w:rPr>
+        <w:t xml:space="preserve"># Step 4: 合并 (base + agent level)</w:t>
+      </w:r>
+      <w:r>
+        <w:br/>
+      </w:r>
+      <w:r>
+        <w:rPr>
+          <w:rStyle w:val="NormalTok"/>
+        </w:rPr>
+        <w:t xml:space="preserve">        </w:t>
+      </w:r>
+      <w:r>
+        <w:rPr>
+          <w:rStyle w:val="ControlFlowTok"/>
+        </w:rPr>
+        <w:t xml:space="preserve">return</w:t>
+      </w:r>
+      <w:r>
+        <w:rPr>
+          <w:rStyle w:val="NormalTok"/>
+        </w:rPr>
+        <w:t xml:space="preserve"> </w:t>
+      </w:r>
+      <w:r>
+        <w:rPr>
+          <w:rStyle w:val="VariableTok"/>
+        </w:rPr>
+        <w:t xml:space="preserve">self</w:t>
+      </w:r>
+      <w:r>
+        <w:rPr>
+          <w:rStyle w:val="NormalTok"/>
+        </w:rPr>
+        <w:t xml:space="preserve">._merge(base_content, filled)</w:t>
+      </w:r>
+    </w:p>
+    <w:bookmarkEnd w:id="203"/>
+    <w:bookmarkStart w:id="204" w:name="在调用链路中的位置"/>
+    <w:p>
+      <w:pPr>
+        <w:pStyle w:val="Heading3"/>
+      </w:pPr>
+      <w:r>
+        <w:t xml:space="preserve">14.5 </w:t>
+      </w:r>
+      <w:r>
+        <w:rPr>
+          <w:rFonts w:hint="eastAsia"/>
+        </w:rPr>
+        <w:t xml:space="preserve">在调用链路中的位置</w:t>
+      </w:r>
+    </w:p>
+    <w:p>
+      <w:pPr>
+        <w:pStyle w:val="SourceCode"/>
+      </w:pPr>
+      <w:r>
+        <w:rPr>
+          <w:rStyle w:val="VerbatimChar"/>
+        </w:rPr>
+        <w:t xml:space="preserve">Orchestration Engine </w:t>
+      </w:r>
+      <w:r>
+        <w:rPr>
+          <w:rStyle w:val="VerbatimChar"/>
+          <w:rFonts w:hint="eastAsia"/>
+        </w:rPr>
+        <w:t xml:space="preserve">(编排引擎)</w:t>
+      </w:r>
+      <w:r>
+        <w:br/>
+      </w:r>
+      <w:r>
+        <w:rPr>
+          <w:rStyle w:val="VerbatimChar"/>
+        </w:rPr>
+        <w:t xml:space="preserve">    │</w:t>
+      </w:r>
+      <w:r>
+        <w:br/>
+      </w:r>
+      <w:r>
+        <w:rPr>
+          <w:rStyle w:val="VerbatimChar"/>
+        </w:rPr>
+        <w:t xml:space="preserve">    │  Step 4: LLM Reason — </w:t>
+      </w:r>
+      <w:r>
+        <w:rPr>
+          <w:rStyle w:val="VerbatimChar"/>
+          <w:rFonts w:hint="eastAsia"/>
+        </w:rPr>
+        <w:t xml:space="preserve">每次推理前:</w:t>
+      </w:r>
+      <w:r>
+        <w:br/>
+      </w:r>
+      <w:r>
+        <w:rPr>
+          <w:rStyle w:val="VerbatimChar"/>
+        </w:rPr>
+        <w:t xml:space="preserve">    │</w:t>
+      </w:r>
+      <w:r>
+        <w:br/>
+      </w:r>
+      <w:r>
+        <w:rPr>
+          <w:rStyle w:val="VerbatimChar"/>
+        </w:rPr>
+        <w:t xml:space="preserve">    ├── Prompt Hub      → System Prompt </w:t>
+      </w:r>
+      <w:r>
+        <w:rPr>
+          <w:rStyle w:val="VerbatimChar"/>
+          <w:rFonts w:hint="eastAsia"/>
+        </w:rPr>
+        <w:t xml:space="preserve">(角色+规则+任务)</w:t>
+      </w:r>
+      <w:r>
+        <w:br/>
+      </w:r>
+      <w:r>
+        <w:rPr>
+          <w:rStyle w:val="VerbatimChar"/>
+        </w:rPr>
+        <w:t xml:space="preserve">    ├── RAG Engine      → Knowledge Context </w:t>
+      </w:r>
+      <w:r>
+        <w:rPr>
+          <w:rStyle w:val="VerbatimChar"/>
+          <w:rFonts w:hint="eastAsia"/>
+        </w:rPr>
+        <w:t xml:space="preserve">(SOP/合同/政策原文)</w:t>
+      </w:r>
+      <w:r>
+        <w:br/>
+      </w:r>
+      <w:r>
+        <w:rPr>
+          <w:rStyle w:val="VerbatimChar"/>
+        </w:rPr>
+        <w:t xml:space="preserve">    ├── Memory Store    → Memory Context </w:t>
+      </w:r>
+      <w:r>
+        <w:rPr>
+          <w:rStyle w:val="VerbatimChar"/>
+          <w:rFonts w:hint="eastAsia"/>
+        </w:rPr>
+        <w:t xml:space="preserve">(对话历史+用户偏好)</w:t>
+      </w:r>
+      <w:r>
+        <w:br/>
+      </w:r>
+      <w:r>
+        <w:rPr>
+          <w:rStyle w:val="VerbatimChar"/>
+        </w:rPr>
+        <w:t xml:space="preserve">    │</w:t>
+      </w:r>
+      <w:r>
+        <w:br/>
+      </w:r>
+      <w:r>
+        <w:rPr>
+          <w:rStyle w:val="VerbatimChar"/>
+        </w:rPr>
+        <w:t xml:space="preserve">    └── </w:t>
+      </w:r>
+      <w:r>
+        <w:rPr>
+          <w:rStyle w:val="VerbatimChar"/>
+          <w:rFonts w:hint="eastAsia"/>
+        </w:rPr>
+        <w:t xml:space="preserve">组装</w:t>
+      </w:r>
+      <w:r>
+        <w:rPr>
+          <w:rStyle w:val="VerbatimChar"/>
+        </w:rPr>
+        <w:t xml:space="preserve"> Context Window → Model Gateway → LLM</w:t>
+      </w:r>
+    </w:p>
+    <w:p>
+      <w:r>
+        <w:pict>
+          <v:rect style="width:0;height:1.5pt" o:hralign="center" o:hrstd="t" o:hr="t"/>
+        </w:pict>
+      </w:r>
+    </w:p>
+    <w:bookmarkEnd w:id="204"/>
+    <w:bookmarkEnd w:id="205"/>
+    <w:bookmarkStart w:id="211" w:name="知识向量与原文存储关系"/>
+    <w:p>
+      <w:pPr>
+        <w:pStyle w:val="Heading2"/>
+      </w:pPr>
+      <w:r>
+        <w:t xml:space="preserve">15. </w:t>
+      </w:r>
+      <w:r>
+        <w:rPr>
+          <w:rFonts w:hint="eastAsia"/>
+        </w:rPr>
+        <w:t xml:space="preserve">知识向量与原文存储关系</w:t>
+      </w:r>
+    </w:p>
+    <w:bookmarkStart w:id="206" w:name="核心矛盾"/>
+    <w:p>
+      <w:pPr>
+        <w:pStyle w:val="Heading3"/>
+      </w:pPr>
+      <w:r>
+        <w:t xml:space="preserve">15.1 </w:t>
+      </w:r>
+      <w:r>
+        <w:rPr>
+          <w:rFonts w:hint="eastAsia"/>
+        </w:rPr>
+        <w:t xml:space="preserve">核心矛盾</w:t>
+      </w:r>
+    </w:p>
+    <w:p>
+      <w:pPr>
+        <w:pStyle w:val="FirstParagraph"/>
+      </w:pPr>
+      <w:r>
+        <w:rPr>
+          <w:rFonts w:hint="eastAsia"/>
+        </w:rPr>
+        <w:t xml:space="preserve">有了知识库向量（Milvus），为什么还要存知识原文（MinIO/S3）？</w:t>
+      </w:r>
+    </w:p>
+    <w:p>
+      <w:pPr>
+        <w:pStyle w:val="BodyText"/>
+      </w:pPr>
+      <w:r>
+        <w:rPr>
+          <w:rFonts w:hint="eastAsia"/>
+          <w:b/>
+          <w:bCs/>
+        </w:rPr>
+        <w:t xml:space="preserve">向量是索引，不是内容。</w:t>
+      </w:r>
+      <w:r>
+        <w:t xml:space="preserve"> </w:t>
+      </w:r>
+      <w:r>
+        <w:rPr>
+          <w:rFonts w:hint="eastAsia"/>
+        </w:rPr>
+        <w:t xml:space="preserve">类比一本书——书后的关键词索引页告诉你”第</w:t>
+      </w:r>
+      <w:r>
+        <w:t xml:space="preserve"> 42 </w:t>
+      </w:r>
+      <w:r>
+        <w:rPr>
+          <w:rFonts w:hint="eastAsia"/>
+        </w:rPr>
+        <w:t xml:space="preserve">页提到了延迟处理”，但你不能只看索引就知道第</w:t>
+      </w:r>
+      <w:r>
+        <w:t xml:space="preserve"> 42 </w:t>
+      </w:r>
+      <w:r>
+        <w:rPr>
+          <w:rFonts w:hint="eastAsia"/>
+        </w:rPr>
+        <w:t xml:space="preserve">页写了什么具体内容。你最终需要翻到第</w:t>
+      </w:r>
+      <w:r>
+        <w:t xml:space="preserve"> 42 </w:t>
+      </w:r>
+      <w:r>
+        <w:rPr>
+          <w:rFonts w:hint="eastAsia"/>
+        </w:rPr>
+        <w:t xml:space="preserve">页读原文。</w:t>
+      </w:r>
+    </w:p>
+    <w:bookmarkEnd w:id="206"/>
+    <w:bookmarkStart w:id="207" w:name="两者分工"/>
+    <w:p>
+      <w:pPr>
+        <w:pStyle w:val="Heading3"/>
+      </w:pPr>
+      <w:r>
+        <w:t xml:space="preserve">15.2 </w:t>
+      </w:r>
+      <w:r>
+        <w:rPr>
+          <w:rFonts w:hint="eastAsia"/>
+        </w:rPr>
+        <w:t xml:space="preserve">两者分工</w:t>
+      </w:r>
+    </w:p>
+    <w:p>
+      <w:pPr>
+        <w:pStyle w:val="SourceCode"/>
+      </w:pPr>
+      <w:r>
+        <w:rPr>
+          <w:rStyle w:val="VerbatimChar"/>
+          <w:rFonts w:hint="eastAsia"/>
+        </w:rPr>
+        <w:t xml:space="preserve">检索阶段</w:t>
+      </w:r>
+      <w:r>
+        <w:rPr>
+          <w:rStyle w:val="VerbatimChar"/>
+        </w:rPr>
+        <w:t xml:space="preserve"> </w:t>
+      </w:r>
+      <w:r>
+        <w:rPr>
+          <w:rStyle w:val="VerbatimChar"/>
+          <w:rFonts w:hint="eastAsia"/>
+        </w:rPr>
+        <w:t xml:space="preserve">(用向量)</w:t>
+      </w:r>
+      <w:r>
+        <w:rPr>
+          <w:rStyle w:val="VerbatimChar"/>
+        </w:rPr>
+        <w:t xml:space="preserve">                    </w:t>
+      </w:r>
+      <w:r>
+        <w:rPr>
+          <w:rStyle w:val="VerbatimChar"/>
+          <w:rFonts w:hint="eastAsia"/>
+        </w:rPr>
+        <w:t xml:space="preserve">组装阶段</w:t>
+      </w:r>
+      <w:r>
+        <w:rPr>
+          <w:rStyle w:val="VerbatimChar"/>
+        </w:rPr>
+        <w:t xml:space="preserve"> </w:t>
+      </w:r>
+      <w:r>
+        <w:rPr>
+          <w:rStyle w:val="VerbatimChar"/>
+          <w:rFonts w:hint="eastAsia"/>
+        </w:rPr>
+        <w:t xml:space="preserve">(用原文)</w:t>
+      </w:r>
+      <w:r>
+        <w:br/>
+      </w:r>
+      <w:r>
+        <w:rPr>
+          <w:rStyle w:val="VerbatimChar"/>
+        </w:rPr>
+        <w:t xml:space="preserve">┌──────────────────┐            ┌──────────────────┐</w:t>
+      </w:r>
+      <w:r>
+        <w:br/>
+      </w:r>
+      <w:r>
+        <w:rPr>
+          <w:rStyle w:val="VerbatimChar"/>
+        </w:rPr>
+        <w:t xml:space="preserve">│ Query → Embedding│            │ Milvus </w:t>
+      </w:r>
+      <w:r>
+        <w:rPr>
+          <w:rStyle w:val="VerbatimChar"/>
+          <w:rFonts w:hint="eastAsia"/>
+        </w:rPr>
+        <w:t xml:space="preserve">返回:</w:t>
+      </w:r>
+      <w:r>
+        <w:rPr>
+          <w:rStyle w:val="VerbatimChar"/>
+        </w:rPr>
+        <w:t xml:space="preserve">      │</w:t>
+      </w:r>
+      <w:r>
+        <w:br/>
+      </w:r>
+      <w:r>
+        <w:rPr>
+          <w:rStyle w:val="VerbatimChar"/>
+        </w:rPr>
+        <w:t xml:space="preserve">│ → Milvus </w:t>
+      </w:r>
+      <w:r>
+        <w:rPr>
+          <w:rStyle w:val="VerbatimChar"/>
+          <w:rFonts w:hint="eastAsia"/>
+        </w:rPr>
+        <w:t xml:space="preserve">搜索</w:t>
+      </w:r>
+      <w:r>
+        <w:rPr>
+          <w:rStyle w:val="VerbatimChar"/>
+        </w:rPr>
+        <w:t xml:space="preserve">     │            │  doc_id="sop-01", │</w:t>
+      </w:r>
+      <w:r>
+        <w:br/>
+      </w:r>
+      <w:r>
+        <w:rPr>
+          <w:rStyle w:val="VerbatimChar"/>
+        </w:rPr>
+        <w:t xml:space="preserve">│ → </w:t>
+      </w:r>
+      <w:r>
+        <w:rPr>
+          <w:rStyle w:val="VerbatimChar"/>
+          <w:rFonts w:hint="eastAsia"/>
+        </w:rPr>
+        <w:t xml:space="preserve">返回:</w:t>
+      </w:r>
+      <w:r>
+        <w:rPr>
+          <w:rStyle w:val="VerbatimChar"/>
+        </w:rPr>
+        <w:t xml:space="preserve"> doc_id,  │ ─────────►│ chunk_index=3,    │</w:t>
+      </w:r>
+      <w:r>
+        <w:br/>
+      </w:r>
+      <w:r>
+        <w:rPr>
+          <w:rStyle w:val="VerbatimChar"/>
+        </w:rPr>
+        <w:t xml:space="preserve">│    chunk_index,   │            │ score=0.94        │</w:t>
+      </w:r>
+      <w:r>
+        <w:br/>
+      </w:r>
+      <w:r>
+        <w:rPr>
+          <w:rStyle w:val="VerbatimChar"/>
+        </w:rPr>
+        <w:t xml:space="preserve">│    similarity     │            │                   │</w:t>
+      </w:r>
+      <w:r>
+        <w:br/>
+      </w:r>
+      <w:r>
+        <w:rPr>
+          <w:rStyle w:val="VerbatimChar"/>
+        </w:rPr>
+        <w:t xml:space="preserve">└──────────────────┘            │ </w:t>
+      </w:r>
+      <w:r>
+        <w:rPr>
+          <w:rStyle w:val="VerbatimChar"/>
+          <w:rFonts w:hint="eastAsia"/>
+        </w:rPr>
+        <w:t xml:space="preserve">用</w:t>
+      </w:r>
+      <w:r>
+        <w:rPr>
+          <w:rStyle w:val="VerbatimChar"/>
+        </w:rPr>
+        <w:t xml:space="preserve"> doc_id </w:t>
+      </w:r>
+      <w:r>
+        <w:rPr>
+          <w:rStyle w:val="VerbatimChar"/>
+          <w:rFonts w:hint="eastAsia"/>
+        </w:rPr>
+        <w:t xml:space="preserve">去</w:t>
+      </w:r>
+      <w:r>
+        <w:rPr>
+          <w:rStyle w:val="VerbatimChar"/>
+        </w:rPr>
+        <w:t xml:space="preserve"> MinIO │</w:t>
+      </w:r>
+      <w:r>
+        <w:br/>
+      </w:r>
+      <w:r>
+        <w:rPr>
+          <w:rStyle w:val="VerbatimChar"/>
+        </w:rPr>
+        <w:t xml:space="preserve">                                 │ </w:t>
+      </w:r>
+      <w:r>
+        <w:rPr>
+          <w:rStyle w:val="VerbatimChar"/>
+          <w:rFonts w:hint="eastAsia"/>
+        </w:rPr>
+        <w:t xml:space="preserve">拉原文:</w:t>
+      </w:r>
+      <w:r>
+        <w:rPr>
+          <w:rStyle w:val="VerbatimChar"/>
+        </w:rPr>
+        <w:t xml:space="preserve">            │</w:t>
+      </w:r>
+      <w:r>
+        <w:br/>
+      </w:r>
+      <w:r>
+        <w:rPr>
+          <w:rStyle w:val="VerbatimChar"/>
+        </w:rPr>
+        <w:t xml:space="preserve">                                 │ sop-transport.md   │</w:t>
+      </w:r>
+      <w:r>
+        <w:br/>
+      </w:r>
+      <w:r>
+        <w:rPr>
+          <w:rStyle w:val="VerbatimChar"/>
+        </w:rPr>
+        <w:t xml:space="preserve">                                 │ → </w:t>
+      </w:r>
+      <w:r>
+        <w:rPr>
+          <w:rStyle w:val="VerbatimChar"/>
+          <w:rFonts w:hint="eastAsia"/>
+        </w:rPr>
+        <w:t xml:space="preserve">第3段</w:t>
+      </w:r>
+      <w:r>
+        <w:rPr>
+          <w:rStyle w:val="VerbatimChar"/>
+        </w:rPr>
+        <w:t xml:space="preserve"> = </w:t>
+      </w:r>
+      <w:r>
+        <w:rPr>
+          <w:rStyle w:val="VerbatimChar"/>
+          <w:rFonts w:hint="eastAsia"/>
+        </w:rPr>
+        <w:t xml:space="preserve">"P2级</w:t>
+      </w:r>
+      <w:r>
+        <w:rPr>
+          <w:rStyle w:val="VerbatimChar"/>
+        </w:rPr>
+        <w:t xml:space="preserve">    │</w:t>
+      </w:r>
+      <w:r>
+        <w:br/>
+      </w:r>
+      <w:r>
+        <w:rPr>
+          <w:rStyle w:val="VerbatimChar"/>
+        </w:rPr>
+        <w:t xml:space="preserve">                                 │ </w:t>
+      </w:r>
+      <w:r>
+        <w:rPr>
+          <w:rStyle w:val="VerbatimChar"/>
+          <w:rFonts w:hint="eastAsia"/>
+        </w:rPr>
+        <w:t xml:space="preserve">延迟处理流程..."</w:t>
+      </w:r>
+      <w:r>
+        <w:rPr>
+          <w:rStyle w:val="VerbatimChar"/>
+        </w:rPr>
+        <w:t xml:space="preserve">   │</w:t>
+      </w:r>
+      <w:r>
+        <w:br/>
+      </w:r>
+      <w:r>
+        <w:rPr>
+          <w:rStyle w:val="VerbatimChar"/>
+        </w:rPr>
+        <w:t xml:space="preserve">                                 │       ↓           │</w:t>
+      </w:r>
+      <w:r>
+        <w:br/>
+      </w:r>
+      <w:r>
+        <w:rPr>
+          <w:rStyle w:val="VerbatimChar"/>
+        </w:rPr>
+        <w:t xml:space="preserve">                                 │ </w:t>
+      </w:r>
+      <w:r>
+        <w:rPr>
+          <w:rStyle w:val="VerbatimChar"/>
+          <w:rFonts w:hint="eastAsia"/>
+        </w:rPr>
+        <w:t xml:space="preserve">拼入</w:t>
+      </w:r>
+      <w:r>
+        <w:rPr>
+          <w:rStyle w:val="VerbatimChar"/>
+        </w:rPr>
+        <w:t xml:space="preserve"> LLM Context   │</w:t>
+      </w:r>
+      <w:r>
+        <w:br/>
+      </w:r>
+      <w:r>
+        <w:rPr>
+          <w:rStyle w:val="VerbatimChar"/>
+        </w:rPr>
+        <w:t xml:space="preserve">                                 └──────────────────┘</w:t>
+      </w:r>
+    </w:p>
+    <w:bookmarkEnd w:id="207"/>
+    <w:bookmarkStart w:id="208" w:name="各存储各存什么"/>
+    <w:p>
+      <w:pPr>
+        <w:pStyle w:val="Heading3"/>
+      </w:pPr>
+      <w:r>
+        <w:t xml:space="preserve">15.3 </w:t>
+      </w:r>
+      <w:r>
+        <w:rPr>
+          <w:rFonts w:hint="eastAsia"/>
+        </w:rPr>
+        <w:t xml:space="preserve">各存储各存什么</w:t>
+      </w:r>
+    </w:p>
+    <w:tbl>
+      <w:tblPr>
+        <w:tblStyle w:val="Table"/>
+        <w:tblW w:type="pct" w:w="5000"/>
+        <w:tblLayout w:type="fixed"/>
+        <w:tblLook w:firstRow="1" w:lastRow="0" w:firstColumn="0" w:lastColumn="0" w:noHBand="0" w:noVBand="0" w:val="0020"/>
+      </w:tblPr>
+      <w:tblGrid>
+        <w:gridCol w:w="1827"/>
+        <w:gridCol w:w="2436"/>
+        <w:gridCol w:w="1827"/>
+        <w:gridCol w:w="1827"/>
+      </w:tblGrid>
+      <w:tr>
+        <w:trPr>
+          <w:tblHeader w:val="on"/>
+        </w:trPr>
+        <w:tc>
+          <w:tcPr/>
+          <w:p>
+            <w:pPr>
+              <w:pStyle w:val="Compact"/>
+            </w:pPr>
+            <w:r>
+              <w:rPr>
+                <w:rFonts w:hint="eastAsia"/>
+              </w:rPr>
+              <w:t xml:space="preserve">存储</w:t>
+            </w:r>
+          </w:p>
+        </w:tc>
+        <w:tc>
+          <w:tcPr/>
+          <w:p>
+            <w:pPr>
+              <w:pStyle w:val="Compact"/>
+            </w:pPr>
+            <w:r>
+              <w:rPr>
+                <w:rFonts w:hint="eastAsia"/>
+              </w:rPr>
+              <w:t xml:space="preserve">存什么</w:t>
+            </w:r>
+          </w:p>
+        </w:tc>
+        <w:tc>
+          <w:tcPr/>
+          <w:p>
+            <w:pPr>
+              <w:pStyle w:val="Compact"/>
+            </w:pPr>
+            <w:r>
+              <w:rPr>
+                <w:rFonts w:hint="eastAsia"/>
+              </w:rPr>
+              <w:t xml:space="preserve">举例</w:t>
+            </w:r>
+          </w:p>
+        </w:tc>
+        <w:tc>
+          <w:tcPr/>
+          <w:p>
+            <w:pPr>
+              <w:pStyle w:val="Compact"/>
+            </w:pPr>
+            <w:r>
+              <w:rPr>
+                <w:rFonts w:hint="eastAsia"/>
+              </w:rPr>
+              <w:t xml:space="preserve">用途</w:t>
+            </w:r>
+          </w:p>
+        </w:tc>
+      </w:tr>
+      <w:tr>
+        <w:tc>
+          <w:tcPr/>
+          <w:p>
+            <w:pPr>
+              <w:pStyle w:val="Compact"/>
+            </w:pPr>
+            <w:r>
+              <w:rPr>
+                <w:b/>
+                <w:bCs/>
+              </w:rPr>
+              <w:t xml:space="preserve">Milvus </w:t>
+            </w:r>
+            <w:r>
+              <w:rPr>
+                <w:rFonts w:hint="eastAsia"/>
+                <w:b/>
+                <w:bCs/>
+              </w:rPr>
+              <w:t xml:space="preserve">(向量库)</w:t>
+            </w:r>
+          </w:p>
+        </w:tc>
+        <w:tc>
+          <w:tcPr/>
+          <w:p>
+            <w:pPr>
+              <w:pStyle w:val="Compact"/>
+            </w:pPr>
+            <w:r>
+              <w:t xml:space="preserve">Embedding </w:t>
+            </w:r>
+            <w:r>
+              <w:rPr>
+                <w:rFonts w:hint="eastAsia"/>
+              </w:rPr>
+              <w:t xml:space="preserve">向量</w:t>
+            </w:r>
+            <w:r>
+              <w:t xml:space="preserve"> +</w:t>
+            </w:r>
+            <w:r>
+              <w:t xml:space="preserve"> </w:t>
+            </w:r>
+            <w:r>
+              <w:rPr>
+                <w:rStyle w:val="VerbatimChar"/>
+              </w:rPr>
+              <w:t xml:space="preserve">{doc_id, chunk_index, metadata}</w:t>
+            </w:r>
+          </w:p>
+        </w:tc>
+        <w:tc>
+          <w:tcPr/>
+          <w:p>
+            <w:pPr>
+              <w:pStyle w:val="Compact"/>
+            </w:pPr>
+            <w:r>
+              <w:rPr>
+                <w:rStyle w:val="VerbatimChar"/>
+              </w:rPr>
+              <w:t xml:space="preserve">[0.23, -0.41, ...]</w:t>
+            </w:r>
+            <w:r>
+              <w:t xml:space="preserve"> </w:t>
+            </w:r>
+            <w:r>
+              <w:t xml:space="preserve">→</w:t>
+            </w:r>
+            <w:r>
+              <w:t xml:space="preserve"> </w:t>
+            </w:r>
+            <w:r>
+              <w:rPr>
+                <w:rStyle w:val="VerbatimChar"/>
+              </w:rPr>
+              <w:t xml:space="preserve">sop-transport.md#chunk-3</w:t>
+            </w:r>
+          </w:p>
+        </w:tc>
+        <w:tc>
+          <w:tcPr/>
+          <w:p>
+            <w:pPr>
+              <w:pStyle w:val="Compact"/>
+            </w:pPr>
+            <w:r>
+              <w:rPr>
+                <w:rFonts w:hint="eastAsia"/>
+                <w:b/>
+                <w:bCs/>
+              </w:rPr>
+              <w:t xml:space="preserve">检索</w:t>
+            </w:r>
+            <w:r>
+              <w:rPr>
+                <w:rFonts w:hint="eastAsia"/>
+              </w:rPr>
+              <w:t xml:space="preserve">——找到”哪些文档相关”</w:t>
+            </w:r>
+          </w:p>
+        </w:tc>
+      </w:tr>
+      <w:tr>
+        <w:tc>
+          <w:tcPr/>
+          <w:p>
+            <w:pPr>
+              <w:pStyle w:val="Compact"/>
+            </w:pPr>
+            <w:r>
+              <w:rPr>
+                <w:b/>
+                <w:bCs/>
+              </w:rPr>
+              <w:t xml:space="preserve">MinIO/S3 </w:t>
+            </w:r>
+            <w:r>
+              <w:rPr>
+                <w:rFonts w:hint="eastAsia"/>
+                <w:b/>
+                <w:bCs/>
+              </w:rPr>
+              <w:t xml:space="preserve">(对象存储)</w:t>
+            </w:r>
+          </w:p>
+        </w:tc>
+        <w:tc>
+          <w:tcPr/>
+          <w:p>
+            <w:pPr>
+              <w:pStyle w:val="Compact"/>
+            </w:pPr>
+            <w:r>
+              <w:rPr>
+                <w:rFonts w:hint="eastAsia"/>
+              </w:rPr>
+              <w:t xml:space="preserve">原始文档全文</w:t>
+            </w:r>
+          </w:p>
+        </w:tc>
+        <w:tc>
+          <w:tcPr/>
+          <w:p>
+            <w:pPr>
+              <w:pStyle w:val="Compact"/>
+            </w:pPr>
+            <w:r>
+              <w:rPr>
+                <w:rStyle w:val="VerbatimChar"/>
+              </w:rPr>
+              <w:t xml:space="preserve">sop-transport.md</w:t>
+            </w:r>
+            <w:r>
+              <w:t xml:space="preserve"> </w:t>
+            </w:r>
+            <w:r>
+              <w:rPr>
+                <w:rFonts w:hint="eastAsia"/>
+              </w:rPr>
+              <w:t xml:space="preserve">全文</w:t>
+            </w:r>
+            <w:r>
+              <w:t xml:space="preserve"> /</w:t>
+            </w:r>
+            <w:r>
+              <w:t xml:space="preserve"> </w:t>
+            </w:r>
+            <w:r>
+              <w:rPr>
+                <w:rStyle w:val="VerbatimChar"/>
+                <w:rFonts w:hint="eastAsia"/>
+              </w:rPr>
+              <w:t xml:space="preserve">顺丰合同.pdf</w:t>
+            </w:r>
+            <w:r>
+              <w:t xml:space="preserve"> </w:t>
+            </w:r>
+            <w:r>
+              <w:rPr>
+                <w:rFonts w:hint="eastAsia"/>
+              </w:rPr>
+              <w:t xml:space="preserve">全文</w:t>
+            </w:r>
+          </w:p>
+        </w:tc>
+        <w:tc>
+          <w:tcPr/>
+          <w:p>
+            <w:pPr>
+              <w:pStyle w:val="Compact"/>
+            </w:pPr>
+            <w:r>
+              <w:rPr>
+                <w:rFonts w:hint="eastAsia"/>
+                <w:b/>
+                <w:bCs/>
+              </w:rPr>
+              <w:t xml:space="preserve">组装</w:t>
+            </w:r>
+            <w:r>
+              <w:rPr>
+                <w:rFonts w:hint="eastAsia"/>
+              </w:rPr>
+              <w:t xml:space="preserve">——拿到完整原文拼入</w:t>
+            </w:r>
+            <w:r>
+              <w:t xml:space="preserve"> LLM Context Window</w:t>
+            </w:r>
+          </w:p>
+        </w:tc>
+      </w:tr>
+      <w:tr>
+        <w:tc>
+          <w:tcPr/>
+          <w:p>
+            <w:pPr>
+              <w:pStyle w:val="Compact"/>
+            </w:pPr>
+            <w:r>
+              <w:rPr>
+                <w:b/>
+                <w:bCs/>
+              </w:rPr>
+              <w:t xml:space="preserve">Redis</w:t>
+            </w:r>
+          </w:p>
+        </w:tc>
+        <w:tc>
+          <w:tcPr/>
+          <w:p>
+            <w:pPr>
+              <w:pStyle w:val="Compact"/>
+            </w:pPr>
+            <w:r>
+              <w:rPr>
+                <w:rFonts w:hint="eastAsia"/>
+              </w:rPr>
+              <w:t xml:space="preserve">不存知识原文</w:t>
+            </w:r>
+          </w:p>
+        </w:tc>
+        <w:tc>
+          <w:tcPr/>
+          <w:p>
+            <w:pPr>
+              <w:pStyle w:val="Compact"/>
+            </w:pPr>
+            <w:r>
+              <w:rPr>
+                <w:rFonts w:hint="eastAsia"/>
+              </w:rPr>
+              <w:t xml:space="preserve">存高频检索缓存和推导结果</w:t>
+            </w:r>
+          </w:p>
+        </w:tc>
+        <w:tc>
+          <w:tcPr/>
+          <w:p>
+            <w:pPr>
+              <w:pStyle w:val="Compact"/>
+            </w:pPr>
+            <w:r>
+              <w:rPr>
+                <w:rFonts w:hint="eastAsia"/>
+              </w:rPr>
+              <w:t xml:space="preserve">缓存提速</w:t>
+            </w:r>
+          </w:p>
+        </w:tc>
+      </w:tr>
+      <w:tr>
+        <w:tc>
+          <w:tcPr/>
+          <w:p>
+            <w:pPr>
+              <w:pStyle w:val="Compact"/>
+            </w:pPr>
+            <w:r>
+              <w:rPr>
+                <w:b/>
+                <w:bCs/>
+              </w:rPr>
+              <w:t xml:space="preserve">PostgreSQL</w:t>
+            </w:r>
+          </w:p>
+        </w:tc>
+        <w:tc>
+          <w:tcPr/>
+          <w:p>
+            <w:pPr>
+              <w:pStyle w:val="Compact"/>
+            </w:pPr>
+            <w:r>
+              <w:rPr>
+                <w:rFonts w:hint="eastAsia"/>
+              </w:rPr>
+              <w:t xml:space="preserve">不存知识原文</w:t>
+            </w:r>
+          </w:p>
+        </w:tc>
+        <w:tc>
+          <w:tcPr/>
+          <w:p>
+            <w:pPr>
+              <w:pStyle w:val="Compact"/>
+            </w:pPr>
+            <w:r>
+              <w:rPr>
+                <w:rFonts w:hint="eastAsia"/>
+              </w:rPr>
+              <w:t xml:space="preserve">存文档元数据</w:t>
+            </w:r>
+            <w:r>
+              <w:t xml:space="preserve"> (filename, version, updated_at, chunk_count)</w:t>
+            </w:r>
+          </w:p>
+        </w:tc>
+        <w:tc>
+          <w:tcPr/>
+          <w:p>
+            <w:pPr>
+              <w:pStyle w:val="Compact"/>
+            </w:pPr>
+            <w:r>
+              <w:rPr>
+                <w:rFonts w:hint="eastAsia"/>
+              </w:rPr>
+              <w:t xml:space="preserve">文档管理</w:t>
+            </w:r>
+          </w:p>
+        </w:tc>
+      </w:tr>
+    </w:tbl>
+    <w:bookmarkEnd w:id="208"/>
+    <w:bookmarkStart w:id="209" w:name="为什么不能只存向量"/>
+    <w:p>
+      <w:pPr>
+        <w:pStyle w:val="Heading3"/>
+      </w:pPr>
+      <w:r>
+        <w:t xml:space="preserve">15.4 </w:t>
+      </w:r>
+      <w:r>
+        <w:rPr>
+          <w:rFonts w:hint="eastAsia"/>
+        </w:rPr>
+        <w:t xml:space="preserve">为什么不能只存向量</w:t>
+      </w:r>
+    </w:p>
+    <w:p>
+      <w:pPr>
+        <w:pStyle w:val="Compact"/>
+        <w:numPr>
+          <w:ilvl w:val="0"/>
+          <w:numId w:val="1007"/>
+        </w:numPr>
+      </w:pPr>
+      <w:r>
+        <w:rPr>
+          <w:b/>
+          <w:bCs/>
+        </w:rPr>
+        <w:t xml:space="preserve">LLM </w:t>
+      </w:r>
+      <w:r>
+        <w:rPr>
+          <w:rFonts w:hint="eastAsia"/>
+          <w:b/>
+          <w:bCs/>
+        </w:rPr>
+        <w:t xml:space="preserve">最终需要原文，不是向量</w:t>
+      </w:r>
+      <w:r>
+        <w:t xml:space="preserve"> </w:t>
+      </w:r>
+      <w:r>
+        <w:t xml:space="preserve">— </w:t>
+      </w:r>
+      <w:r>
+        <w:rPr>
+          <w:rFonts w:hint="eastAsia"/>
+        </w:rPr>
+        <w:t xml:space="preserve">你不可能给</w:t>
+      </w:r>
+      <w:r>
+        <w:t xml:space="preserve"> LLM </w:t>
+      </w:r>
+      <w:r>
+        <w:rPr>
+          <w:rFonts w:hint="eastAsia"/>
+        </w:rPr>
+        <w:t xml:space="preserve">喂</w:t>
+      </w:r>
+      <w:r>
+        <w:t xml:space="preserve"> </w:t>
+      </w:r>
+      <w:r>
+        <w:rPr>
+          <w:rStyle w:val="VerbatimChar"/>
+        </w:rPr>
+        <w:t xml:space="preserve">[0.23, -0.41, 0.87, ...]</w:t>
+      </w:r>
+    </w:p>
+    <w:p>
+      <w:pPr>
+        <w:pStyle w:val="Compact"/>
+        <w:numPr>
+          <w:ilvl w:val="0"/>
+          <w:numId w:val="1007"/>
+        </w:numPr>
+      </w:pPr>
+      <w:r>
+        <w:rPr>
+          <w:rFonts w:hint="eastAsia"/>
+          <w:b/>
+          <w:bCs/>
+        </w:rPr>
+        <w:t xml:space="preserve">向量有损压缩</w:t>
+      </w:r>
+      <w:r>
+        <w:t xml:space="preserve"> </w:t>
+      </w:r>
+      <w:r>
+        <w:t xml:space="preserve">— Embedding </w:t>
+      </w:r>
+      <w:r>
+        <w:rPr>
+          <w:rFonts w:hint="eastAsia"/>
+        </w:rPr>
+        <w:t xml:space="preserve">丢失了细节，同一个向量可能对应不同原文</w:t>
+      </w:r>
+    </w:p>
+    <w:p>
+      <w:pPr>
+        <w:pStyle w:val="Compact"/>
+        <w:numPr>
+          <w:ilvl w:val="0"/>
+          <w:numId w:val="1007"/>
+        </w:numPr>
+      </w:pPr>
+      <w:r>
+        <w:rPr>
+          <w:rFonts w:hint="eastAsia"/>
+          <w:b/>
+          <w:bCs/>
+        </w:rPr>
+        <w:t xml:space="preserve">原文需要审计和回溯</w:t>
+      </w:r>
+      <w:r>
+        <w:t xml:space="preserve"> </w:t>
+      </w:r>
+      <w:r>
+        <w:t xml:space="preserve">—</w:t>
+      </w:r>
+      <w:r>
+        <w:t xml:space="preserve"> </w:t>
+      </w:r>
+      <w:r>
+        <w:t xml:space="preserve">“Agent </w:t>
+      </w:r>
+      <w:r>
+        <w:rPr>
+          <w:rFonts w:hint="eastAsia"/>
+        </w:rPr>
+        <w:t xml:space="preserve">为什么这么回答？”</w:t>
+      </w:r>
+      <w:r>
+        <w:t xml:space="preserve"> </w:t>
+      </w:r>
+      <w:r>
+        <w:t xml:space="preserve">→ </w:t>
+      </w:r>
+      <w:r>
+        <w:rPr>
+          <w:rFonts w:hint="eastAsia"/>
+        </w:rPr>
+        <w:t xml:space="preserve">查引用原文</w:t>
+      </w:r>
+      <w:r>
+        <w:t xml:space="preserve"> → </w:t>
+      </w:r>
+      <w:r>
+        <w:rPr>
+          <w:rFonts w:hint="eastAsia"/>
+        </w:rPr>
+        <w:t xml:space="preserve">对象存储拉取</w:t>
+      </w:r>
+    </w:p>
+    <w:p>
+      <w:pPr>
+        <w:pStyle w:val="Compact"/>
+        <w:numPr>
+          <w:ilvl w:val="0"/>
+          <w:numId w:val="1007"/>
+        </w:numPr>
+      </w:pPr>
+      <w:r>
+        <w:rPr>
+          <w:rFonts w:hint="eastAsia"/>
+          <w:b/>
+          <w:bCs/>
+        </w:rPr>
+        <w:t xml:space="preserve">原文需要被更新</w:t>
+      </w:r>
+      <w:r>
+        <w:t xml:space="preserve"> </w:t>
+      </w:r>
+      <w:r>
+        <w:t xml:space="preserve">— SOP </w:t>
+      </w:r>
+      <w:r>
+        <w:rPr>
+          <w:rFonts w:hint="eastAsia"/>
+        </w:rPr>
+        <w:t xml:space="preserve">改了版本，对象存储覆盖原文，触发</w:t>
+      </w:r>
+      <w:r>
+        <w:t xml:space="preserve"> Milvus </w:t>
+      </w:r>
+      <w:r>
+        <w:rPr>
+          <w:rFonts w:hint="eastAsia"/>
+        </w:rPr>
+        <w:t xml:space="preserve">重建索引，但向量本身无法”编辑”</w:t>
+      </w:r>
+    </w:p>
+    <w:p>
+      <w:pPr>
+        <w:pStyle w:val="Compact"/>
+        <w:numPr>
+          <w:ilvl w:val="0"/>
+          <w:numId w:val="1007"/>
+        </w:numPr>
+      </w:pPr>
+      <w:r>
+        <w:rPr>
+          <w:b/>
+          <w:bCs/>
+        </w:rPr>
+        <w:t xml:space="preserve">Rerank </w:t>
+      </w:r>
+      <w:r>
+        <w:rPr>
+          <w:rFonts w:hint="eastAsia"/>
+          <w:b/>
+          <w:bCs/>
+        </w:rPr>
+        <w:t xml:space="preserve">需要原文</w:t>
+      </w:r>
+      <w:r>
+        <w:t xml:space="preserve"> </w:t>
+      </w:r>
+      <w:r>
+        <w:t xml:space="preserve">— Cross-Encoder </w:t>
+      </w:r>
+      <w:r>
+        <w:rPr>
+          <w:rFonts w:hint="eastAsia"/>
+        </w:rPr>
+        <w:t xml:space="preserve">精排必须用原文做语义匹配，向量相似度只做粗筛</w:t>
+      </w:r>
+    </w:p>
+    <w:bookmarkEnd w:id="209"/>
+    <w:bookmarkStart w:id="210" w:name="检索组装审计完整链路"/>
+    <w:p>
+      <w:pPr>
+        <w:pStyle w:val="Heading3"/>
+      </w:pPr>
+      <w:r>
+        <w:t xml:space="preserve">15.5 </w:t>
+      </w:r>
+      <w:r>
+        <w:rPr>
+          <w:rFonts w:hint="eastAsia"/>
+        </w:rPr>
+        <w:t xml:space="preserve">检索→组装→审计完整链路</w:t>
+      </w:r>
+    </w:p>
+    <w:p>
+      <w:pPr>
+        <w:pStyle w:val="SourceCode"/>
+      </w:pPr>
+      <w:r>
+        <w:rPr>
+          <w:rStyle w:val="VerbatimChar"/>
+          <w:rFonts w:hint="eastAsia"/>
+        </w:rPr>
+        <w:t xml:space="preserve">用户:</w:t>
+      </w:r>
+      <w:r>
+        <w:rPr>
+          <w:rStyle w:val="VerbatimChar"/>
+        </w:rPr>
+        <w:t xml:space="preserve"> </w:t>
+      </w:r>
+      <w:r>
+        <w:rPr>
+          <w:rStyle w:val="VerbatimChar"/>
+          <w:rFonts w:hint="eastAsia"/>
+        </w:rPr>
+        <w:t xml:space="preserve">"运输延迟了怎么赔？"</w:t>
+      </w:r>
+      <w:r>
+        <w:br/>
+      </w:r>
+      <w:r>
+        <w:br/>
+      </w:r>
+      <w:r>
+        <w:rPr>
+          <w:rStyle w:val="VerbatimChar"/>
+        </w:rPr>
+        <w:t xml:space="preserve">Step 1: Embedding Service → Query Vector</w:t>
+      </w:r>
+      <w:r>
+        <w:br/>
+      </w:r>
+      <w:r>
+        <w:rPr>
+          <w:rStyle w:val="VerbatimChar"/>
+        </w:rPr>
+        <w:t xml:space="preserve">Step 2: Milvus.search() → [{doc_id:"sop-01", chunk:3, score:0.94}, ...]</w:t>
+      </w:r>
+      <w:r>
+        <w:br/>
+      </w:r>
+      <w:r>
+        <w:rPr>
+          <w:rStyle w:val="VerbatimChar"/>
+        </w:rPr>
+        <w:t xml:space="preserve">Step 3: Rerank (Cross-Encoder) → Top-5 </w:t>
+      </w:r>
+      <w:r>
+        <w:rPr>
+          <w:rStyle w:val="VerbatimChar"/>
+          <w:rFonts w:hint="eastAsia"/>
+        </w:rPr>
+        <w:t xml:space="preserve">确定</w:t>
+      </w:r>
+      <w:r>
+        <w:br/>
+      </w:r>
+      <w:r>
+        <w:rPr>
+          <w:rStyle w:val="VerbatimChar"/>
+        </w:rPr>
+        <w:t xml:space="preserve">Step 4: MinIO </w:t>
+      </w:r>
+      <w:r>
+        <w:rPr>
+          <w:rStyle w:val="VerbatimChar"/>
+          <w:rFonts w:hint="eastAsia"/>
+        </w:rPr>
+        <w:t xml:space="preserve">拉原文</w:t>
+      </w:r>
+      <w:r>
+        <w:rPr>
+          <w:rStyle w:val="VerbatimChar"/>
+        </w:rPr>
+        <w:t xml:space="preserve"> → sop-transport.md </w:t>
+      </w:r>
+      <w:r>
+        <w:rPr>
+          <w:rStyle w:val="VerbatimChar"/>
+          <w:rFonts w:hint="eastAsia"/>
+        </w:rPr>
+        <w:t xml:space="preserve">第3段全文</w:t>
+      </w:r>
+      <w:r>
+        <w:br/>
+      </w:r>
+      <w:r>
+        <w:rPr>
+          <w:rStyle w:val="VerbatimChar"/>
+        </w:rPr>
+        <w:t xml:space="preserve">Step 5: </w:t>
+      </w:r>
+      <w:r>
+        <w:rPr>
+          <w:rStyle w:val="VerbatimChar"/>
+          <w:rFonts w:hint="eastAsia"/>
+        </w:rPr>
+        <w:t xml:space="preserve">拼入</w:t>
+      </w:r>
+      <w:r>
+        <w:rPr>
+          <w:rStyle w:val="VerbatimChar"/>
+        </w:rPr>
+        <w:t xml:space="preserve"> LLM Context Window → </w:t>
+      </w:r>
+      <w:r>
+        <w:rPr>
+          <w:rStyle w:val="VerbatimChar"/>
+          <w:rFonts w:hint="eastAsia"/>
+        </w:rPr>
+        <w:t xml:space="preserve">推理</w:t>
+      </w:r>
+      <w:r>
+        <w:br/>
+      </w:r>
+      <w:r>
+        <w:rPr>
+          <w:rStyle w:val="VerbatimChar"/>
+        </w:rPr>
+        <w:t xml:space="preserve">Step 6: </w:t>
+      </w:r>
+      <w:r>
+        <w:rPr>
+          <w:rStyle w:val="VerbatimChar"/>
+          <w:rFonts w:hint="eastAsia"/>
+        </w:rPr>
+        <w:t xml:space="preserve">审计回溯</w:t>
+      </w:r>
+      <w:r>
+        <w:rPr>
+          <w:rStyle w:val="VerbatimChar"/>
+        </w:rPr>
+        <w:t xml:space="preserve"> → </w:t>
+      </w:r>
+      <w:r>
+        <w:rPr>
+          <w:rStyle w:val="VerbatimChar"/>
+          <w:rFonts w:hint="eastAsia"/>
+        </w:rPr>
+        <w:t xml:space="preserve">查询</w:t>
+      </w:r>
+      <w:r>
+        <w:rPr>
+          <w:rStyle w:val="VerbatimChar"/>
+        </w:rPr>
+        <w:t xml:space="preserve"> PG </w:t>
+      </w:r>
+      <w:r>
+        <w:rPr>
+          <w:rStyle w:val="VerbatimChar"/>
+          <w:rFonts w:hint="eastAsia"/>
+        </w:rPr>
+        <w:t xml:space="preserve">中的</w:t>
+      </w:r>
+      <w:r>
+        <w:rPr>
+          <w:rStyle w:val="VerbatimChar"/>
+        </w:rPr>
+        <w:t xml:space="preserve"> reference </w:t>
+      </w:r>
+      <w:r>
+        <w:rPr>
+          <w:rStyle w:val="VerbatimChar"/>
+          <w:rFonts w:hint="eastAsia"/>
+        </w:rPr>
+        <w:t xml:space="preserve">记录</w:t>
+      </w:r>
+      <w:r>
+        <w:rPr>
+          <w:rStyle w:val="VerbatimChar"/>
+        </w:rPr>
+        <w:t xml:space="preserve"> → </w:t>
+      </w:r>
+      <w:r>
+        <w:rPr>
+          <w:rStyle w:val="VerbatimChar"/>
+          <w:rFonts w:hint="eastAsia"/>
+        </w:rPr>
+        <w:t xml:space="preserve">再次从</w:t>
+      </w:r>
+      <w:r>
+        <w:rPr>
+          <w:rStyle w:val="VerbatimChar"/>
+        </w:rPr>
+        <w:t xml:space="preserve"> MinIO </w:t>
+      </w:r>
+      <w:r>
+        <w:rPr>
+          <w:rStyle w:val="VerbatimChar"/>
+          <w:rFonts w:hint="eastAsia"/>
+        </w:rPr>
+        <w:t xml:space="preserve">拉原文确认</w:t>
+      </w:r>
+    </w:p>
+    <w:p>
+      <w:r>
+        <w:pict>
+          <v:rect style="width:0;height:1.5pt" o:hralign="center" o:hrstd="t" o:hr="t"/>
+        </w:pict>
+      </w:r>
+    </w:p>
+    <w:bookmarkEnd w:id="210"/>
+    <w:bookmarkEnd w:id="211"/>
+    <w:bookmarkStart w:id="219" w:name="会话三层存储原理与-recall-决策逻辑"/>
+    <w:p>
+      <w:pPr>
+        <w:pStyle w:val="Heading2"/>
+      </w:pPr>
+      <w:r>
+        <w:t xml:space="preserve">16. </w:t>
+      </w:r>
+      <w:r>
+        <w:rPr>
+          <w:rFonts w:hint="eastAsia"/>
+        </w:rPr>
+        <w:t xml:space="preserve">会话三层存储原理与</w:t>
+      </w:r>
+      <w:r>
+        <w:t xml:space="preserve"> Recall </w:t>
+      </w:r>
+      <w:r>
+        <w:rPr>
+          <w:rFonts w:hint="eastAsia"/>
+        </w:rPr>
+        <w:t xml:space="preserve">决策逻辑</w:t>
+      </w:r>
+    </w:p>
+    <w:bookmarkStart w:id="212" w:name="三种存储各存什么"/>
+    <w:p>
+      <w:pPr>
+        <w:pStyle w:val="Heading3"/>
+      </w:pPr>
+      <w:r>
+        <w:t xml:space="preserve">16.1 </w:t>
+      </w:r>
+      <w:r>
+        <w:rPr>
+          <w:rFonts w:hint="eastAsia"/>
+        </w:rPr>
+        <w:t xml:space="preserve">三种存储各存什么</w:t>
+      </w:r>
+    </w:p>
+    <w:p>
+      <w:pPr>
+        <w:pStyle w:val="FirstParagraph"/>
+      </w:pPr>
+      <w:r>
+        <w:rPr>
+          <w:rFonts w:hint="eastAsia"/>
+        </w:rPr>
+        <w:t xml:space="preserve">同一会话的数据被拆成三层存储，各管各的，不存在冗余：</w:t>
+      </w:r>
+    </w:p>
+    <w:tbl>
+      <w:tblPr>
+        <w:tblStyle w:val="Table"/>
+        <w:tblW w:type="pct" w:w="5000"/>
+        <w:tblLayout w:type="fixed"/>
+        <w:tblLook w:firstRow="1" w:lastRow="0" w:firstColumn="0" w:lastColumn="0" w:noHBand="0" w:noVBand="0" w:val="0020"/>
+      </w:tblPr>
+      <w:tblGrid>
+        <w:gridCol w:w="1485"/>
+        <w:gridCol w:w="1980"/>
+        <w:gridCol w:w="1485"/>
+        <w:gridCol w:w="1485"/>
+        <w:gridCol w:w="1485"/>
+      </w:tblGrid>
+      <w:tr>
+        <w:trPr>
+          <w:tblHeader w:val="on"/>
+        </w:trPr>
+        <w:tc>
+          <w:tcPr/>
+          <w:p>
+            <w:pPr>
+              <w:pStyle w:val="Compact"/>
+            </w:pPr>
+            <w:r>
+              <w:rPr>
+                <w:rFonts w:hint="eastAsia"/>
+              </w:rPr>
+              <w:t xml:space="preserve">存储</w:t>
+            </w:r>
+          </w:p>
+        </w:tc>
+        <w:tc>
+          <w:tcPr/>
+          <w:p>
+            <w:pPr>
+              <w:pStyle w:val="Compact"/>
+            </w:pPr>
+            <w:r>
+              <w:rPr>
+                <w:rFonts w:hint="eastAsia"/>
+              </w:rPr>
+              <w:t xml:space="preserve">存什么</w:t>
+            </w:r>
+          </w:p>
+        </w:tc>
+        <w:tc>
+          <w:tcPr/>
+          <w:p>
+            <w:pPr>
+              <w:pStyle w:val="Compact"/>
+            </w:pPr>
+            <w:r>
+              <w:rPr>
+                <w:rFonts w:hint="eastAsia"/>
+              </w:rPr>
+              <w:t xml:space="preserve">谁用</w:t>
+            </w:r>
+          </w:p>
+        </w:tc>
+        <w:tc>
+          <w:tcPr/>
+          <w:p>
+            <w:pPr>
+              <w:pStyle w:val="Compact"/>
+            </w:pPr>
+            <w:r>
+              <w:rPr>
+                <w:rFonts w:hint="eastAsia"/>
+              </w:rPr>
+              <w:t xml:space="preserve">速度</w:t>
+            </w:r>
+          </w:p>
+        </w:tc>
+        <w:tc>
+          <w:tcPr/>
+          <w:p>
+            <w:pPr>
+              <w:pStyle w:val="Compact"/>
+            </w:pPr>
+            <w:r>
+              <w:rPr>
+                <w:rFonts w:hint="eastAsia"/>
+              </w:rPr>
+              <w:t xml:space="preserve">任期</w:t>
+            </w:r>
+          </w:p>
+        </w:tc>
+      </w:tr>
+      <w:tr>
+        <w:tc>
+          <w:tcPr/>
+          <w:p>
+            <w:pPr>
+              <w:pStyle w:val="Compact"/>
+            </w:pPr>
+            <w:r>
+              <w:rPr>
+                <w:b/>
+                <w:bCs/>
+              </w:rPr>
+              <w:t xml:space="preserve">Redis </w:t>
+            </w:r>
+            <w:r>
+              <w:rPr>
+                <w:rFonts w:hint="eastAsia"/>
+                <w:b/>
+                <w:bCs/>
+              </w:rPr>
+              <w:t xml:space="preserve">(会话缓存)</w:t>
+            </w:r>
+          </w:p>
+        </w:tc>
+        <w:tc>
+          <w:tcPr/>
+          <w:p>
+            <w:pPr>
+              <w:pStyle w:val="Compact"/>
+            </w:pPr>
+            <w:r>
+              <w:rPr>
+                <w:rFonts w:hint="eastAsia"/>
+              </w:rPr>
+              <w:t xml:space="preserve">当前会话原文（最近20轮对话+skill执行结果）</w:t>
+            </w:r>
+          </w:p>
+        </w:tc>
+        <w:tc>
+          <w:tcPr/>
+          <w:p>
+            <w:pPr>
+              <w:pStyle w:val="Compact"/>
+            </w:pPr>
+            <w:r>
+              <w:t xml:space="preserve">LLM </w:t>
+            </w:r>
+            <w:r>
+              <w:rPr>
+                <w:rFonts w:hint="eastAsia"/>
+              </w:rPr>
+              <w:t xml:space="preserve">构建</w:t>
+            </w:r>
+            <w:r>
+              <w:t xml:space="preserve"> Context </w:t>
+            </w:r>
+            <w:r>
+              <w:rPr>
+                <w:rFonts w:hint="eastAsia"/>
+              </w:rPr>
+              <w:t xml:space="preserve">Window，每次推理必读</w:t>
+            </w:r>
+          </w:p>
+        </w:tc>
+        <w:tc>
+          <w:tcPr/>
+          <w:p>
+            <w:pPr>
+              <w:pStyle w:val="Compact"/>
+            </w:pPr>
+            <w:r>
+              <w:t xml:space="preserve">P99 &lt; 2ms</w:t>
+            </w:r>
+          </w:p>
+        </w:tc>
+        <w:tc>
+          <w:tcPr/>
+          <w:p>
+            <w:pPr>
+              <w:pStyle w:val="Compact"/>
+            </w:pPr>
+            <w:r>
+              <w:rPr>
+                <w:rFonts w:hint="eastAsia"/>
+              </w:rPr>
+              <w:t xml:space="preserve">会话结束+30min</w:t>
+            </w:r>
+            <w:r>
+              <w:t xml:space="preserve"> </w:t>
+            </w:r>
+            <w:r>
+              <w:rPr>
+                <w:rFonts w:hint="eastAsia"/>
+              </w:rPr>
+              <w:t xml:space="preserve">销毁</w:t>
+            </w:r>
+          </w:p>
+        </w:tc>
+      </w:tr>
+      <w:tr>
+        <w:tc>
+          <w:tcPr/>
+          <w:p>
+            <w:pPr>
+              <w:pStyle w:val="Compact"/>
+            </w:pPr>
+            <w:r>
+              <w:rPr>
+                <w:b/>
+                <w:bCs/>
+              </w:rPr>
+              <w:t xml:space="preserve">PostgreSQL </w:t>
+            </w:r>
+            <w:r>
+              <w:rPr>
+                <w:rFonts w:hint="eastAsia"/>
+                <w:b/>
+                <w:bCs/>
+              </w:rPr>
+              <w:t xml:space="preserve">(会话原文)</w:t>
+            </w:r>
+          </w:p>
+        </w:tc>
+        <w:tc>
+          <w:tcPr/>
+          <w:p>
+            <w:pPr>
+              <w:pStyle w:val="Compact"/>
+            </w:pPr>
+            <w:r>
+              <w:rPr>
+                <w:rFonts w:hint="eastAsia"/>
+              </w:rPr>
+              <w:t xml:space="preserve">所有会话完整原文（当前+历史），按</w:t>
+            </w:r>
+            <w:r>
+              <w:t xml:space="preserve"> step </w:t>
+            </w:r>
+            <w:r>
+              <w:rPr>
+                <w:rFonts w:hint="eastAsia"/>
+              </w:rPr>
+              <w:t xml:space="preserve">逐条存储</w:t>
+            </w:r>
+          </w:p>
+        </w:tc>
+        <w:tc>
+          <w:tcPr/>
+          <w:p>
+            <w:pPr>
+              <w:pStyle w:val="Compact"/>
+            </w:pPr>
+            <w:r>
+              <w:rPr>
+                <w:rFonts w:hint="eastAsia"/>
+              </w:rPr>
+              <w:t xml:space="preserve">审计/回溯/合规查询、新会话从历史续接</w:t>
+            </w:r>
+          </w:p>
+        </w:tc>
+        <w:tc>
+          <w:tcPr/>
+          <w:p>
+            <w:pPr>
+              <w:pStyle w:val="Compact"/>
+            </w:pPr>
+            <w:r>
+              <w:t xml:space="preserve">P99 &lt; 5ms</w:t>
+            </w:r>
+          </w:p>
+        </w:tc>
+        <w:tc>
+          <w:tcPr/>
+          <w:p>
+            <w:pPr>
+              <w:pStyle w:val="Compact"/>
+            </w:pPr>
+            <w:r>
+              <w:rPr>
+                <w:rFonts w:hint="eastAsia"/>
+              </w:rPr>
+              <w:t xml:space="preserve">365天</w:t>
+            </w:r>
+          </w:p>
+        </w:tc>
+      </w:tr>
+      <w:tr>
+        <w:tc>
+          <w:tcPr/>
+          <w:p>
+            <w:pPr>
+              <w:pStyle w:val="Compact"/>
+            </w:pPr>
+            <w:r>
+              <w:rPr>
+                <w:b/>
+                <w:bCs/>
+              </w:rPr>
+              <w:t xml:space="preserve">Milvus </w:t>
+            </w:r>
+            <w:r>
+              <w:rPr>
+                <w:rFonts w:hint="eastAsia"/>
+                <w:b/>
+                <w:bCs/>
+              </w:rPr>
+              <w:t xml:space="preserve">(会话向量索引)</w:t>
+            </w:r>
+          </w:p>
+        </w:tc>
+        <w:tc>
+          <w:tcPr/>
+          <w:p>
+            <w:pPr>
+              <w:pStyle w:val="Compact"/>
+            </w:pPr>
+            <w:r>
+              <w:rPr>
+                <w:rFonts w:hint="eastAsia"/>
+              </w:rPr>
+              <w:t xml:space="preserve">只有向量索引</w:t>
+            </w:r>
+            <w:r>
+              <w:t xml:space="preserve"> +</w:t>
+            </w:r>
+            <w:r>
+              <w:t xml:space="preserve"> </w:t>
+            </w:r>
+            <w:r>
+              <w:rPr>
+                <w:rStyle w:val="VerbatimChar"/>
+              </w:rPr>
+              <w:t xml:space="preserve">{session_id, step_id}</w:t>
+            </w:r>
+            <w:r>
+              <w:t xml:space="preserve"> </w:t>
+            </w:r>
+            <w:r>
+              <w:rPr>
+                <w:rFonts w:hint="eastAsia"/>
+              </w:rPr>
+              <w:t xml:space="preserve">指针</w:t>
+            </w:r>
+          </w:p>
+        </w:tc>
+        <w:tc>
+          <w:tcPr/>
+          <w:p>
+            <w:pPr>
+              <w:pStyle w:val="Compact"/>
+            </w:pPr>
+            <w:r>
+              <w:rPr>
+                <w:rFonts w:hint="eastAsia"/>
+              </w:rPr>
+              <w:t xml:space="preserve">长期记忆检索，找到”哪些历史对话可能相关”</w:t>
+            </w:r>
+          </w:p>
+        </w:tc>
+        <w:tc>
+          <w:tcPr/>
+          <w:p>
+            <w:pPr>
+              <w:pStyle w:val="Compact"/>
+            </w:pPr>
+            <w:r>
+              <w:t xml:space="preserve">P99 &lt; 10ms</w:t>
+            </w:r>
+          </w:p>
+        </w:tc>
+        <w:tc>
+          <w:tcPr/>
+          <w:p>
+            <w:pPr>
+              <w:pStyle w:val="Compact"/>
+            </w:pPr>
+            <w:r>
+              <w:rPr>
+                <w:rFonts w:hint="eastAsia"/>
+              </w:rPr>
+              <w:t xml:space="preserve">永久</w:t>
+            </w:r>
+          </w:p>
+        </w:tc>
+      </w:tr>
+    </w:tbl>
+    <w:bookmarkEnd w:id="212"/>
+    <w:bookmarkStart w:id="213" w:name="为什么不能只存一种"/>
+    <w:p>
+      <w:pPr>
+        <w:pStyle w:val="Heading3"/>
+      </w:pPr>
+      <w:r>
+        <w:t xml:space="preserve">16.2 </w:t>
+      </w:r>
+      <w:r>
+        <w:rPr>
+          <w:rFonts w:hint="eastAsia"/>
+        </w:rPr>
+        <w:t xml:space="preserve">为什么不能只存一种</w:t>
+      </w:r>
+    </w:p>
+    <w:p>
+      <w:pPr>
+        <w:pStyle w:val="Compact"/>
+        <w:numPr>
+          <w:ilvl w:val="0"/>
+          <w:numId w:val="1008"/>
+        </w:numPr>
+      </w:pPr>
+      <w:r>
+        <w:rPr>
+          <w:rFonts w:hint="eastAsia"/>
+          <w:b/>
+          <w:bCs/>
+        </w:rPr>
+        <w:t xml:space="preserve">只存</w:t>
+      </w:r>
+      <w:r>
+        <w:rPr>
+          <w:b/>
+          <w:bCs/>
+        </w:rPr>
+        <w:t xml:space="preserve"> Redis</w:t>
+      </w:r>
+      <w:r>
+        <w:t xml:space="preserve"> </w:t>
+      </w:r>
+      <w:r>
+        <w:t xml:space="preserve">→ </w:t>
+      </w:r>
+      <w:r>
+        <w:rPr>
+          <w:rFonts w:hint="eastAsia"/>
+        </w:rPr>
+        <w:t xml:space="preserve">会话结束数据丢失，无法审计，无法跨会话回忆</w:t>
+      </w:r>
+    </w:p>
+    <w:p>
+      <w:pPr>
+        <w:pStyle w:val="Compact"/>
+        <w:numPr>
+          <w:ilvl w:val="0"/>
+          <w:numId w:val="1008"/>
+        </w:numPr>
+      </w:pPr>
+      <w:r>
+        <w:rPr>
+          <w:rFonts w:hint="eastAsia"/>
+          <w:b/>
+          <w:bCs/>
+        </w:rPr>
+        <w:t xml:space="preserve">只存</w:t>
+      </w:r>
+      <w:r>
+        <w:rPr>
+          <w:b/>
+          <w:bCs/>
+        </w:rPr>
+        <w:t xml:space="preserve"> PG</w:t>
+      </w:r>
+      <w:r>
+        <w:t xml:space="preserve"> </w:t>
+      </w:r>
+      <w:r>
+        <w:t xml:space="preserve">→ </w:t>
+      </w:r>
+      <w:r>
+        <w:rPr>
+          <w:rFonts w:hint="eastAsia"/>
+        </w:rPr>
+        <w:t xml:space="preserve">每次构建</w:t>
+      </w:r>
+      <w:r>
+        <w:t xml:space="preserve"> Context Window </w:t>
+      </w:r>
+      <w:r>
+        <w:rPr>
+          <w:rFonts w:hint="eastAsia"/>
+        </w:rPr>
+        <w:t xml:space="preserve">查</w:t>
+      </w:r>
+      <w:r>
+        <w:t xml:space="preserve"> </w:t>
+      </w:r>
+      <w:r>
+        <w:rPr>
+          <w:rFonts w:hint="eastAsia"/>
+        </w:rPr>
+        <w:t xml:space="preserve">SQL，延迟累积（每秒10+次推理的场景无法接受）</w:t>
+      </w:r>
+    </w:p>
+    <w:p>
+      <w:pPr>
+        <w:pStyle w:val="Compact"/>
+        <w:numPr>
+          <w:ilvl w:val="0"/>
+          <w:numId w:val="1008"/>
+        </w:numPr>
+      </w:pPr>
+      <w:r>
+        <w:rPr>
+          <w:rFonts w:hint="eastAsia"/>
+          <w:b/>
+          <w:bCs/>
+        </w:rPr>
+        <w:t xml:space="preserve">只存</w:t>
+      </w:r>
+      <w:r>
+        <w:rPr>
+          <w:b/>
+          <w:bCs/>
+        </w:rPr>
+        <w:t xml:space="preserve"> Milvus </w:t>
+      </w:r>
+      <w:r>
+        <w:rPr>
+          <w:rFonts w:hint="eastAsia"/>
+          <w:b/>
+          <w:bCs/>
+        </w:rPr>
+        <w:t xml:space="preserve">向量</w:t>
+      </w:r>
+      <w:r>
+        <w:t xml:space="preserve"> </w:t>
+      </w:r>
+      <w:r>
+        <w:t xml:space="preserve">→ </w:t>
+      </w:r>
+      <w:r>
+        <w:rPr>
+          <w:rFonts w:hint="eastAsia"/>
+        </w:rPr>
+        <w:t xml:space="preserve">向量无法还原原文，审计不了，也无法给</w:t>
+      </w:r>
+      <w:r>
+        <w:t xml:space="preserve"> LLM </w:t>
+      </w:r>
+      <w:r>
+        <w:rPr>
+          <w:rFonts w:hint="eastAsia"/>
+        </w:rPr>
+        <w:t xml:space="preserve">喂真实的对话历史</w:t>
+      </w:r>
+    </w:p>
+    <w:bookmarkEnd w:id="213"/>
+    <w:bookmarkStart w:id="214" w:name="写入路径agent-运行中并行写入"/>
+    <w:p>
+      <w:pPr>
+        <w:pStyle w:val="Heading3"/>
+      </w:pPr>
+      <w:r>
+        <w:t xml:space="preserve">16.3 </w:t>
+      </w:r>
+      <w:r>
+        <w:rPr>
+          <w:rFonts w:hint="eastAsia"/>
+        </w:rPr>
+        <w:t xml:space="preserve">写入路径（Agent</w:t>
+      </w:r>
+      <w:r>
+        <w:t xml:space="preserve"> </w:t>
+      </w:r>
+      <w:r>
+        <w:rPr>
+          <w:rFonts w:hint="eastAsia"/>
+        </w:rPr>
+        <w:t xml:space="preserve">运行中并行写入）</w:t>
+      </w:r>
+    </w:p>
+    <w:p>
+      <w:pPr>
+        <w:pStyle w:val="SourceCode"/>
+      </w:pPr>
+      <w:r>
+        <w:rPr>
+          <w:rStyle w:val="VerbatimChar"/>
+        </w:rPr>
+        <w:t xml:space="preserve">Agent </w:t>
+      </w:r>
+      <w:r>
+        <w:rPr>
+          <w:rStyle w:val="VerbatimChar"/>
+          <w:rFonts w:hint="eastAsia"/>
+        </w:rPr>
+        <w:t xml:space="preserve">每步执行完成:</w:t>
+      </w:r>
+      <w:r>
+        <w:br/>
+      </w:r>
+      <w:r>
+        <w:br/>
+      </w:r>
+      <w:r>
+        <w:rPr>
+          <w:rStyle w:val="VerbatimChar"/>
+        </w:rPr>
+        <w:t xml:space="preserve">  ├──→ Kafka </w:t>
+      </w:r>
+      <w:r>
+        <w:rPr>
+          <w:rStyle w:val="VerbatimChar"/>
+          <w:rFonts w:hint="eastAsia"/>
+        </w:rPr>
+        <w:t xml:space="preserve">(事件流:</w:t>
+      </w:r>
+      <w:r>
+        <w:rPr>
+          <w:rStyle w:val="VerbatimChar"/>
+        </w:rPr>
+        <w:t xml:space="preserve"> step_completed, </w:t>
+      </w:r>
+      <w:r>
+        <w:rPr>
+          <w:rStyle w:val="VerbatimChar"/>
+          <w:rFonts w:hint="eastAsia"/>
+        </w:rPr>
+        <w:t xml:space="preserve">异步解耦)</w:t>
+      </w:r>
+      <w:r>
+        <w:br/>
+      </w:r>
+      <w:r>
+        <w:rPr>
+          <w:rStyle w:val="VerbatimChar"/>
+        </w:rPr>
+        <w:t xml:space="preserve">  │</w:t>
+      </w:r>
+      <w:r>
+        <w:br/>
+      </w:r>
+      <w:r>
+        <w:rPr>
+          <w:rStyle w:val="VerbatimChar"/>
+        </w:rPr>
+        <w:t xml:space="preserve">  ├──→ Redis </w:t>
+      </w:r>
+      <w:r>
+        <w:rPr>
+          <w:rStyle w:val="VerbatimChar"/>
+          <w:rFonts w:hint="eastAsia"/>
+        </w:rPr>
+        <w:t xml:space="preserve">(同步写，缓存当前会话原文)</w:t>
+      </w:r>
+      <w:r>
+        <w:br/>
+      </w:r>
+      <w:r>
+        <w:rPr>
+          <w:rStyle w:val="VerbatimChar"/>
+        </w:rPr>
+        <w:t xml:space="preserve">  │     key: session:{id}:context</w:t>
+      </w:r>
+      <w:r>
+        <w:br/>
+      </w:r>
+      <w:r>
+        <w:rPr>
+          <w:rStyle w:val="VerbatimChar"/>
+        </w:rPr>
+        <w:t xml:space="preserve">  │     value: [{role:"user", content:"..."}, {role:"agent", content:"..."}, ...]</w:t>
+      </w:r>
+      <w:r>
+        <w:br/>
+      </w:r>
+      <w:r>
+        <w:rPr>
+          <w:rStyle w:val="VerbatimChar"/>
+        </w:rPr>
+        <w:t xml:space="preserve">  │     lpush </w:t>
+      </w:r>
+      <w:r>
+        <w:rPr>
+          <w:rStyle w:val="VerbatimChar"/>
+          <w:rFonts w:hint="eastAsia"/>
+        </w:rPr>
+        <w:t xml:space="preserve">最新一轮,</w:t>
+      </w:r>
+      <w:r>
+        <w:rPr>
+          <w:rStyle w:val="VerbatimChar"/>
+        </w:rPr>
+        <w:t xml:space="preserve"> ltrim </w:t>
+      </w:r>
+      <w:r>
+        <w:rPr>
+          <w:rStyle w:val="VerbatimChar"/>
+          <w:rFonts w:hint="eastAsia"/>
+        </w:rPr>
+        <w:t xml:space="preserve">保留最近20轮</w:t>
+      </w:r>
+      <w:r>
+        <w:br/>
+      </w:r>
+      <w:r>
+        <w:rPr>
+          <w:rStyle w:val="VerbatimChar"/>
+        </w:rPr>
+        <w:t xml:space="preserve">  │     TTL: </w:t>
+      </w:r>
+      <w:r>
+        <w:rPr>
+          <w:rStyle w:val="VerbatimChar"/>
+          <w:rFonts w:hint="eastAsia"/>
+        </w:rPr>
+        <w:t xml:space="preserve">会话结束+30min</w:t>
+      </w:r>
+      <w:r>
+        <w:br/>
+      </w:r>
+      <w:r>
+        <w:rPr>
+          <w:rStyle w:val="VerbatimChar"/>
+        </w:rPr>
+        <w:t xml:space="preserve">  │</w:t>
+      </w:r>
+      <w:r>
+        <w:br/>
+      </w:r>
+      <w:r>
+        <w:rPr>
+          <w:rStyle w:val="VerbatimChar"/>
+        </w:rPr>
+        <w:t xml:space="preserve">  ├──→ PostgreSQL </w:t>
+      </w:r>
+      <w:r>
+        <w:rPr>
+          <w:rStyle w:val="VerbatimChar"/>
+          <w:rFonts w:hint="eastAsia"/>
+        </w:rPr>
+        <w:t xml:space="preserve">(同步写，持久化完整原文)</w:t>
+      </w:r>
+      <w:r>
+        <w:br/>
+      </w:r>
+      <w:r>
+        <w:rPr>
+          <w:rStyle w:val="VerbatimChar"/>
+        </w:rPr>
+        <w:t xml:space="preserve">  │     INSERT INTO conversations (session_id, step, role, content, timestamp)</w:t>
+      </w:r>
+      <w:r>
+        <w:br/>
+      </w:r>
+      <w:r>
+        <w:rPr>
+          <w:rStyle w:val="VerbatimChar"/>
+        </w:rPr>
+        <w:t xml:space="preserve">  │     VALUES ('sess-042', 5, 'agent', </w:t>
+      </w:r>
+      <w:r>
+        <w:rPr>
+          <w:rStyle w:val="VerbatimChar"/>
+          <w:rFonts w:hint="eastAsia"/>
+        </w:rPr>
+        <w:t xml:space="preserve">'延迟4h,</w:t>
+      </w:r>
+      <w:r>
+        <w:rPr>
+          <w:rStyle w:val="VerbatimChar"/>
+        </w:rPr>
+        <w:t xml:space="preserve"> </w:t>
+      </w:r>
+      <w:r>
+        <w:rPr>
+          <w:rStyle w:val="VerbatimChar"/>
+          <w:rFonts w:hint="eastAsia"/>
+        </w:rPr>
+        <w:t xml:space="preserve">根因=台风...',</w:t>
+      </w:r>
+      <w:r>
+        <w:rPr>
+          <w:rStyle w:val="VerbatimChar"/>
+        </w:rPr>
+        <w:t xml:space="preserve"> NOW())</w:t>
+      </w:r>
+      <w:r>
+        <w:br/>
+      </w:r>
+      <w:r>
+        <w:rPr>
+          <w:rStyle w:val="VerbatimChar"/>
+        </w:rPr>
+        <w:t xml:space="preserve">  │     retention: </w:t>
+      </w:r>
+      <w:r>
+        <w:rPr>
+          <w:rStyle w:val="VerbatimChar"/>
+          <w:rFonts w:hint="eastAsia"/>
+        </w:rPr>
+        <w:t xml:space="preserve">365天</w:t>
+      </w:r>
+      <w:r>
+        <w:br/>
+      </w:r>
+      <w:r>
+        <w:rPr>
+          <w:rStyle w:val="VerbatimChar"/>
+        </w:rPr>
+        <w:t xml:space="preserve">  │</w:t>
+      </w:r>
+      <w:r>
+        <w:br/>
+      </w:r>
+      <w:r>
+        <w:rPr>
+          <w:rStyle w:val="VerbatimChar"/>
+        </w:rPr>
+        <w:t xml:space="preserve">  └──→ Milvus </w:t>
+      </w:r>
+      <w:r>
+        <w:rPr>
+          <w:rStyle w:val="VerbatimChar"/>
+          <w:rFonts w:hint="eastAsia"/>
+        </w:rPr>
+        <w:t xml:space="preserve">(仅重要步骤写向量索引，非每步都写)</w:t>
+      </w:r>
+      <w:r>
+        <w:br/>
+      </w:r>
+      <w:r>
+        <w:rPr>
+          <w:rStyle w:val="VerbatimChar"/>
+        </w:rPr>
+        <w:t xml:space="preserve">        · </w:t>
+      </w:r>
+      <w:r>
+        <w:rPr>
+          <w:rStyle w:val="VerbatimChar"/>
+          <w:rFonts w:hint="eastAsia"/>
+        </w:rPr>
+        <w:t xml:space="preserve">决策点（如</w:t>
+      </w:r>
+      <w:r>
+        <w:rPr>
+          <w:rStyle w:val="VerbatimChar"/>
+        </w:rPr>
+        <w:t xml:space="preserve"> Agent </w:t>
+      </w:r>
+      <w:r>
+        <w:rPr>
+          <w:rStyle w:val="VerbatimChar"/>
+          <w:rFonts w:hint="eastAsia"/>
+        </w:rPr>
+        <w:t xml:space="preserve">最终方案输出）→</w:t>
+      </w:r>
+      <w:r>
+        <w:rPr>
+          <w:rStyle w:val="VerbatimChar"/>
+        </w:rPr>
+        <w:t xml:space="preserve"> </w:t>
+      </w:r>
+      <w:r>
+        <w:rPr>
+          <w:rStyle w:val="VerbatimChar"/>
+          <w:rFonts w:hint="eastAsia"/>
+        </w:rPr>
+        <w:t xml:space="preserve">写</w:t>
+      </w:r>
+      <w:r>
+        <w:br/>
+      </w:r>
+      <w:r>
+        <w:rPr>
+          <w:rStyle w:val="VerbatimChar"/>
+        </w:rPr>
+        <w:t xml:space="preserve">        · </w:t>
+      </w:r>
+      <w:r>
+        <w:rPr>
+          <w:rStyle w:val="VerbatimChar"/>
+          <w:rFonts w:hint="eastAsia"/>
+        </w:rPr>
+        <w:t xml:space="preserve">中间步骤（如</w:t>
+      </w:r>
+      <w:r>
+        <w:rPr>
+          <w:rStyle w:val="VerbatimChar"/>
+        </w:rPr>
+        <w:t xml:space="preserve"> track-query </w:t>
+      </w:r>
+      <w:r>
+        <w:rPr>
+          <w:rStyle w:val="VerbatimChar"/>
+          <w:rFonts w:hint="eastAsia"/>
+        </w:rPr>
+        <w:t xml:space="preserve">结果）→</w:t>
+      </w:r>
+      <w:r>
+        <w:rPr>
+          <w:rStyle w:val="VerbatimChar"/>
+        </w:rPr>
+        <w:t xml:space="preserve"> </w:t>
+      </w:r>
+      <w:r>
+        <w:rPr>
+          <w:rStyle w:val="VerbatimChar"/>
+          <w:rFonts w:hint="eastAsia"/>
+        </w:rPr>
+        <w:t xml:space="preserve">不写</w:t>
+      </w:r>
+      <w:r>
+        <w:br/>
+      </w:r>
+      <w:r>
+        <w:rPr>
+          <w:rStyle w:val="VerbatimChar"/>
+        </w:rPr>
+        <w:t xml:space="preserve">        </w:t>
+      </w:r>
+      <w:r>
+        <w:rPr>
+          <w:rStyle w:val="VerbatimChar"/>
+          <w:rFonts w:hint="eastAsia"/>
+        </w:rPr>
+        <w:t xml:space="preserve">存:</w:t>
+      </w:r>
+      <w:r>
+        <w:rPr>
+          <w:rStyle w:val="VerbatimChar"/>
+        </w:rPr>
+        <w:t xml:space="preserve"> {embedding, session_id, step_id}</w:t>
+      </w:r>
+      <w:r>
+        <w:br/>
+      </w:r>
+      <w:r>
+        <w:rPr>
+          <w:rStyle w:val="VerbatimChar"/>
+        </w:rPr>
+        <w:t xml:space="preserve">        </w:t>
+      </w:r>
+      <w:r>
+        <w:rPr>
+          <w:rStyle w:val="VerbatimChar"/>
+          <w:rFonts w:hint="eastAsia"/>
+        </w:rPr>
+        <w:t xml:space="preserve">不存:</w:t>
+      </w:r>
+      <w:r>
+        <w:rPr>
+          <w:rStyle w:val="VerbatimChar"/>
+        </w:rPr>
+        <w:t xml:space="preserve"> </w:t>
+      </w:r>
+      <w:r>
+        <w:rPr>
+          <w:rStyle w:val="VerbatimChar"/>
+          <w:rFonts w:hint="eastAsia"/>
+        </w:rPr>
+        <w:t xml:space="preserve">对话原文</w:t>
+      </w:r>
+    </w:p>
+    <w:bookmarkEnd w:id="214"/>
+    <w:bookmarkStart w:id="215" w:name="读取路径recall-决策逻辑"/>
+    <w:p>
+      <w:pPr>
+        <w:pStyle w:val="Heading3"/>
+      </w:pPr>
+      <w:r>
+        <w:t xml:space="preserve">16.4 </w:t>
+      </w:r>
+      <w:r>
+        <w:rPr>
+          <w:rFonts w:hint="eastAsia"/>
+        </w:rPr>
+        <w:t xml:space="preserve">读取路径——Recall</w:t>
+      </w:r>
+      <w:r>
+        <w:t xml:space="preserve"> </w:t>
+      </w:r>
+      <w:r>
+        <w:rPr>
+          <w:rFonts w:hint="eastAsia"/>
+        </w:rPr>
+        <w:t xml:space="preserve">决策逻辑</w:t>
+      </w:r>
+    </w:p>
+    <w:p>
+      <w:pPr>
+        <w:pStyle w:val="FirstParagraph"/>
+      </w:pPr>
+      <w:r>
+        <w:rPr>
+          <w:rFonts w:hint="eastAsia"/>
+        </w:rPr>
+        <w:t xml:space="preserve">记忆读取在编排引擎的</w:t>
+      </w:r>
+      <w:r>
+        <w:t xml:space="preserve"> </w:t>
+      </w:r>
+      <w:r>
+        <w:rPr>
+          <w:rStyle w:val="VerbatimChar"/>
+        </w:rPr>
+        <w:t xml:space="preserve">recall</w:t>
+      </w:r>
+      <w:r>
+        <w:t xml:space="preserve"> </w:t>
+      </w:r>
+      <w:r>
+        <w:rPr>
+          <w:rFonts w:hint="eastAsia"/>
+        </w:rPr>
+        <w:t xml:space="preserve">节点中完成，</w:t>
+      </w:r>
+      <w:r>
+        <w:rPr>
+          <w:rFonts w:hint="eastAsia"/>
+          <w:b/>
+          <w:bCs/>
+        </w:rPr>
+        <w:t xml:space="preserve">不是二选一，而是逐层获取</w:t>
+      </w:r>
+      <w:r>
+        <w:rPr>
+          <w:rFonts w:hint="eastAsia"/>
+        </w:rPr>
+        <w:t xml:space="preserve">：</w:t>
+      </w:r>
+    </w:p>
+    <w:p>
+      <w:pPr>
+        <w:pStyle w:val="SourceCode"/>
+      </w:pPr>
+      <w:r>
+        <w:rPr>
+          <w:rStyle w:val="KeywordTok"/>
+        </w:rPr>
+        <w:t xml:space="preserve">class</w:t>
+      </w:r>
+      <w:r>
+        <w:rPr>
+          <w:rStyle w:val="NormalTok"/>
+        </w:rPr>
+        <w:t xml:space="preserve"> RecallNode:</w:t>
+      </w:r>
+      <w:r>
+        <w:br/>
+      </w:r>
+      <w:r>
+        <w:rPr>
+          <w:rStyle w:val="NormalTok"/>
+        </w:rPr>
+        <w:t xml:space="preserve">    </w:t>
+      </w:r>
+      <w:r>
+        <w:rPr>
+          <w:rStyle w:val="CommentTok"/>
+        </w:rPr>
+        <w:t xml:space="preserve">"""编排引擎 Step 3: Recall Memory"""</w:t>
+      </w:r>
+      <w:r>
+        <w:br/>
+      </w:r>
+      <w:r>
+        <w:rPr>
+          <w:rStyle w:val="NormalTok"/>
+        </w:rPr>
+        <w:t xml:space="preserve">    </w:t>
+      </w:r>
+      <w:r>
+        <w:br/>
+      </w:r>
+      <w:r>
+        <w:rPr>
+          <w:rStyle w:val="NormalTok"/>
+        </w:rPr>
+        <w:t xml:space="preserve">    </w:t>
+      </w:r>
+      <w:r>
+        <w:rPr>
+          <w:rStyle w:val="ControlFlowTok"/>
+        </w:rPr>
+        <w:t xml:space="preserve">async</w:t>
+      </w:r>
+      <w:r>
+        <w:rPr>
+          <w:rStyle w:val="NormalTok"/>
+        </w:rPr>
+        <w:t xml:space="preserve"> </w:t>
+      </w:r>
+      <w:r>
+        <w:rPr>
+          <w:rStyle w:val="KeywordTok"/>
+        </w:rPr>
+        <w:t xml:space="preserve">def</w:t>
+      </w:r>
+      <w:r>
+        <w:rPr>
+          <w:rStyle w:val="NormalTok"/>
+        </w:rPr>
+        <w:t xml:space="preserve"> recall(</w:t>
+      </w:r>
+      <w:r>
+        <w:rPr>
+          <w:rStyle w:val="VariableTok"/>
+        </w:rPr>
+        <w:t xml:space="preserve">self</w:t>
+      </w:r>
+      <w:r>
+        <w:rPr>
+          <w:rStyle w:val="NormalTok"/>
+        </w:rPr>
+        <w:t xml:space="preserve">, state: AgentState) </w:t>
+      </w:r>
+      <w:r>
+        <w:rPr>
+          <w:rStyle w:val="OperatorTok"/>
+        </w:rPr>
+        <w:t xml:space="preserve">-&gt;</w:t>
+      </w:r>
+      <w:r>
+        <w:rPr>
+          <w:rStyle w:val="NormalTok"/>
+        </w:rPr>
+        <w:t xml:space="preserve"> AgentState:</w:t>
+      </w:r>
+      <w:r>
+        <w:br/>
+      </w:r>
+      <w:r>
+        <w:rPr>
+          <w:rStyle w:val="NormalTok"/>
+        </w:rPr>
+        <w:t xml:space="preserve">        </w:t>
+      </w:r>
+      <w:r>
+        <w:br/>
+      </w:r>
+      <w:r>
+        <w:rPr>
+          <w:rStyle w:val="NormalTok"/>
+        </w:rPr>
+        <w:t xml:space="preserve">        </w:t>
+      </w:r>
+      <w:r>
+        <w:rPr>
+          <w:rStyle w:val="CommentTok"/>
+        </w:rPr>
+        <w:t xml:space="preserve"># ① 读 Redis (每次都读，P99 &lt; 2ms，开销极低)</w:t>
+      </w:r>
+      <w:r>
+        <w:br/>
+      </w:r>
+      <w:r>
+        <w:rPr>
+          <w:rStyle w:val="NormalTok"/>
+        </w:rPr>
+        <w:t xml:space="preserve">        redis_context </w:t>
+      </w:r>
+      <w:r>
+        <w:rPr>
+          <w:rStyle w:val="OperatorTok"/>
+        </w:rPr>
+        <w:t xml:space="preserve">=</w:t>
+      </w:r>
+      <w:r>
+        <w:rPr>
+          <w:rStyle w:val="NormalTok"/>
+        </w:rPr>
+        <w:t xml:space="preserve"> </w:t>
+      </w:r>
+      <w:r>
+        <w:rPr>
+          <w:rStyle w:val="ControlFlowTok"/>
+        </w:rPr>
+        <w:t xml:space="preserve">await</w:t>
+      </w:r>
+      <w:r>
+        <w:rPr>
+          <w:rStyle w:val="NormalTok"/>
+        </w:rPr>
+        <w:t xml:space="preserve"> </w:t>
+      </w:r>
+      <w:r>
+        <w:rPr>
+          <w:rStyle w:val="VariableTok"/>
+        </w:rPr>
+        <w:t xml:space="preserve">self</w:t>
+      </w:r>
+      <w:r>
+        <w:rPr>
+          <w:rStyle w:val="NormalTok"/>
+        </w:rPr>
+        <w:t xml:space="preserve">.redis.get_session_context(state.session_id)</w:t>
+      </w:r>
+      <w:r>
+        <w:br/>
+      </w:r>
+      <w:r>
+        <w:rPr>
+          <w:rStyle w:val="NormalTok"/>
+        </w:rPr>
+        <w:t xml:space="preserve">        </w:t>
+      </w:r>
+      <w:r>
+        <w:rPr>
+          <w:rStyle w:val="CommentTok"/>
+        </w:rPr>
+        <w:t xml:space="preserve"># 拿到当前会话最近 20 轮原文</w:t>
+      </w:r>
+      <w:r>
+        <w:br/>
+      </w:r>
+      <w:r>
+        <w:rPr>
+          <w:rStyle w:val="NormalTok"/>
+        </w:rPr>
+        <w:t xml:space="preserve">        state[</w:t>
+      </w:r>
+      <w:r>
+        <w:rPr>
+          <w:rStyle w:val="StringTok"/>
+        </w:rPr>
+        <w:t xml:space="preserve">"memory_context"</w:t>
+      </w:r>
+      <w:r>
+        <w:rPr>
+          <w:rStyle w:val="NormalTok"/>
+        </w:rPr>
+        <w:t xml:space="preserve">] </w:t>
+      </w:r>
+      <w:r>
+        <w:rPr>
+          <w:rStyle w:val="OperatorTok"/>
+        </w:rPr>
+        <w:t xml:space="preserve">=</w:t>
+      </w:r>
+      <w:r>
+        <w:rPr>
+          <w:rStyle w:val="NormalTok"/>
+        </w:rPr>
+        <w:t xml:space="preserve"> redis_context[</w:t>
+      </w:r>
+      <w:r>
+        <w:rPr>
+          <w:rStyle w:val="StringTok"/>
+        </w:rPr>
+        <w:t xml:space="preserve">"messages"</w:t>
+      </w:r>
+      <w:r>
+        <w:rPr>
+          <w:rStyle w:val="NormalTok"/>
+        </w:rPr>
+        <w:t xml:space="preserve">][</w:t>
+      </w:r>
+      <w:r>
+        <w:rPr>
+          <w:rStyle w:val="OperatorTok"/>
+        </w:rPr>
+        <w:t xml:space="preserve">-</w:t>
+      </w:r>
+      <w:r>
+        <w:rPr>
+          <w:rStyle w:val="DecValTok"/>
+        </w:rPr>
+        <w:t xml:space="preserve">20</w:t>
+      </w:r>
+      <w:r>
+        <w:rPr>
+          <w:rStyle w:val="NormalTok"/>
+        </w:rPr>
+        <w:t xml:space="preserve">:]</w:t>
+      </w:r>
+      <w:r>
+        <w:br/>
+      </w:r>
+      <w:r>
+        <w:rPr>
+          <w:rStyle w:val="NormalTok"/>
+        </w:rPr>
+        <w:t xml:space="preserve">        </w:t>
+      </w:r>
+      <w:r>
+        <w:br/>
+      </w:r>
+      <w:r>
+        <w:rPr>
+          <w:rStyle w:val="NormalTok"/>
+        </w:rPr>
+        <w:t xml:space="preserve">        </w:t>
+      </w:r>
+      <w:r>
+        <w:rPr>
+          <w:rStyle w:val="CommentTok"/>
+        </w:rPr>
+        <w:t xml:space="preserve"># ② 判断是否读 PG (按需，三种触发条件)</w:t>
+      </w:r>
+      <w:r>
+        <w:br/>
+      </w:r>
+      <w:r>
+        <w:rPr>
+          <w:rStyle w:val="NormalTok"/>
+        </w:rPr>
+        <w:t xml:space="preserve">        should_fetch_history </w:t>
+      </w:r>
+      <w:r>
+        <w:rPr>
+          <w:rStyle w:val="OperatorTok"/>
+        </w:rPr>
+        <w:t xml:space="preserve">=</w:t>
+      </w:r>
+      <w:r>
+        <w:rPr>
+          <w:rStyle w:val="NormalTok"/>
+        </w:rPr>
+        <w:t xml:space="preserve"> (</w:t>
+      </w:r>
+      <w:r>
+        <w:br/>
+      </w:r>
+      <w:r>
+        <w:rPr>
+          <w:rStyle w:val="NormalTok"/>
+        </w:rPr>
+        <w:t xml:space="preserve">            </w:t>
+      </w:r>
+      <w:r>
+        <w:rPr>
+          <w:rStyle w:val="VariableTok"/>
+        </w:rPr>
+        <w:t xml:space="preserve">self</w:t>
+      </w:r>
+      <w:r>
+        <w:rPr>
+          <w:rStyle w:val="NormalTok"/>
+        </w:rPr>
+        <w:t xml:space="preserve">._is_new_session(state)                </w:t>
+      </w:r>
+      <w:r>
+        <w:rPr>
+          <w:rStyle w:val="CommentTok"/>
+        </w:rPr>
+        <w:t xml:space="preserve"># 全新会话，需接续上轮</w:t>
+      </w:r>
+      <w:r>
+        <w:br/>
+      </w:r>
+      <w:r>
+        <w:rPr>
+          <w:rStyle w:val="NormalTok"/>
+        </w:rPr>
+        <w:t xml:space="preserve">            </w:t>
+      </w:r>
+      <w:r>
+        <w:rPr>
+          <w:rStyle w:val="KeywordTok"/>
+        </w:rPr>
+        <w:t xml:space="preserve">or</w:t>
+      </w:r>
+      <w:r>
+        <w:rPr>
+          <w:rStyle w:val="NormalTok"/>
+        </w:rPr>
+        <w:t xml:space="preserve"> </w:t>
+      </w:r>
+      <w:r>
+        <w:rPr>
+          <w:rStyle w:val="VariableTok"/>
+        </w:rPr>
+        <w:t xml:space="preserve">self</w:t>
+      </w:r>
+      <w:r>
+        <w:rPr>
+          <w:rStyle w:val="NormalTok"/>
+        </w:rPr>
+        <w:t xml:space="preserve">._has_cross_session_intent(state)    </w:t>
+      </w:r>
+      <w:r>
+        <w:rPr>
+          <w:rStyle w:val="CommentTok"/>
+        </w:rPr>
+        <w:t xml:space="preserve"># "上次那个延迟单..."</w:t>
+      </w:r>
+      <w:r>
+        <w:br/>
+      </w:r>
+      <w:r>
+        <w:rPr>
+          <w:rStyle w:val="NormalTok"/>
+        </w:rPr>
+        <w:t xml:space="preserve">            </w:t>
+      </w:r>
+      <w:r>
+        <w:rPr>
+          <w:rStyle w:val="KeywordTok"/>
+        </w:rPr>
+        <w:t xml:space="preserve">or</w:t>
+      </w:r>
+      <w:r>
+        <w:rPr>
+          <w:rStyle w:val="NormalTok"/>
+        </w:rPr>
+        <w:t xml:space="preserve"> </w:t>
+      </w:r>
+      <w:r>
+        <w:rPr>
+          <w:rStyle w:val="VariableTok"/>
+        </w:rPr>
+        <w:t xml:space="preserve">self</w:t>
+      </w:r>
+      <w:r>
+        <w:rPr>
+          <w:rStyle w:val="NormalTok"/>
+        </w:rPr>
+        <w:t xml:space="preserve">._context_insufficient(state)        </w:t>
+      </w:r>
+      <w:r>
+        <w:rPr>
+          <w:rStyle w:val="CommentTok"/>
+        </w:rPr>
+        <w:t xml:space="preserve"># LLM判断上下文不够</w:t>
+      </w:r>
+      <w:r>
+        <w:br/>
+      </w:r>
+      <w:r>
+        <w:rPr>
+          <w:rStyle w:val="NormalTok"/>
+        </w:rPr>
+        <w:t xml:space="preserve">        )</w:t>
+      </w:r>
+      <w:r>
+        <w:br/>
+      </w:r>
+      <w:r>
+        <w:rPr>
+          <w:rStyle w:val="NormalTok"/>
+        </w:rPr>
+        <w:t xml:space="preserve">        </w:t>
+      </w:r>
+      <w:r>
+        <w:br/>
+      </w:r>
+      <w:r>
+        <w:rPr>
+          <w:rStyle w:val="NormalTok"/>
+        </w:rPr>
+        <w:t xml:space="preserve">        </w:t>
+      </w:r>
+      <w:r>
+        <w:rPr>
+          <w:rStyle w:val="ControlFlowTok"/>
+        </w:rPr>
+        <w:t xml:space="preserve">if</w:t>
+      </w:r>
+      <w:r>
+        <w:rPr>
+          <w:rStyle w:val="NormalTok"/>
+        </w:rPr>
+        <w:t xml:space="preserve"> should_fetch_history:</w:t>
+      </w:r>
+      <w:r>
+        <w:br/>
+      </w:r>
+      <w:r>
+        <w:rPr>
+          <w:rStyle w:val="NormalTok"/>
+        </w:rPr>
+        <w:t xml:space="preserve">            </w:t>
+      </w:r>
+      <w:r>
+        <w:rPr>
+          <w:rStyle w:val="CommentTok"/>
+        </w:rPr>
+        <w:t xml:space="preserve"># ②a: Milvus 语义搜索 → 拿到 {session_id, step_id, similarity}</w:t>
+      </w:r>
+      <w:r>
+        <w:br/>
+      </w:r>
+      <w:r>
+        <w:rPr>
+          <w:rStyle w:val="NormalTok"/>
+        </w:rPr>
+        <w:t xml:space="preserve">            hits </w:t>
+      </w:r>
+      <w:r>
+        <w:rPr>
+          <w:rStyle w:val="OperatorTok"/>
+        </w:rPr>
+        <w:t xml:space="preserve">=</w:t>
+      </w:r>
+      <w:r>
+        <w:rPr>
+          <w:rStyle w:val="NormalTok"/>
+        </w:rPr>
+        <w:t xml:space="preserve"> </w:t>
+      </w:r>
+      <w:r>
+        <w:rPr>
+          <w:rStyle w:val="ControlFlowTok"/>
+        </w:rPr>
+        <w:t xml:space="preserve">await</w:t>
+      </w:r>
+      <w:r>
+        <w:rPr>
+          <w:rStyle w:val="NormalTok"/>
+        </w:rPr>
+        <w:t xml:space="preserve"> </w:t>
+      </w:r>
+      <w:r>
+        <w:rPr>
+          <w:rStyle w:val="VariableTok"/>
+        </w:rPr>
+        <w:t xml:space="preserve">self</w:t>
+      </w:r>
+      <w:r>
+        <w:rPr>
+          <w:rStyle w:val="NormalTok"/>
+        </w:rPr>
+        <w:t xml:space="preserve">.milvus.search(</w:t>
+      </w:r>
+      <w:r>
+        <w:br/>
+      </w:r>
+      <w:r>
+        <w:rPr>
+          <w:rStyle w:val="NormalTok"/>
+        </w:rPr>
+        <w:t xml:space="preserve">                collection</w:t>
+      </w:r>
+      <w:r>
+        <w:rPr>
+          <w:rStyle w:val="OperatorTok"/>
+        </w:rPr>
+        <w:t xml:space="preserve">=</w:t>
+      </w:r>
+      <w:r>
+        <w:rPr>
+          <w:rStyle w:val="StringTok"/>
+        </w:rPr>
+        <w:t xml:space="preserve">"long_term_memory"</w:t>
+      </w:r>
+      <w:r>
+        <w:rPr>
+          <w:rStyle w:val="NormalTok"/>
+        </w:rPr>
+        <w:t xml:space="preserve">,</w:t>
+      </w:r>
+      <w:r>
+        <w:br/>
+      </w:r>
+      <w:r>
+        <w:rPr>
+          <w:rStyle w:val="NormalTok"/>
+        </w:rPr>
+        <w:t xml:space="preserve">                vector</w:t>
+      </w:r>
+      <w:r>
+        <w:rPr>
+          <w:rStyle w:val="OperatorTok"/>
+        </w:rPr>
+        <w:t xml:space="preserve">=</w:t>
+      </w:r>
+      <w:r>
+        <w:rPr>
+          <w:rStyle w:val="ControlFlowTok"/>
+        </w:rPr>
+        <w:t xml:space="preserve">await</w:t>
+      </w:r>
+      <w:r>
+        <w:rPr>
+          <w:rStyle w:val="NormalTok"/>
+        </w:rPr>
+        <w:t xml:space="preserve"> </w:t>
+      </w:r>
+      <w:r>
+        <w:rPr>
+          <w:rStyle w:val="VariableTok"/>
+        </w:rPr>
+        <w:t xml:space="preserve">self</w:t>
+      </w:r>
+      <w:r>
+        <w:rPr>
+          <w:rStyle w:val="NormalTok"/>
+        </w:rPr>
+        <w:t xml:space="preserve">.embed(state[</w:t>
+      </w:r>
+      <w:r>
+        <w:rPr>
+          <w:rStyle w:val="StringTok"/>
+        </w:rPr>
+        <w:t xml:space="preserve">"user_query"</w:t>
+      </w:r>
+      <w:r>
+        <w:rPr>
+          <w:rStyle w:val="NormalTok"/>
+        </w:rPr>
+        <w:t xml:space="preserve">]),</w:t>
+      </w:r>
+      <w:r>
+        <w:br/>
+      </w:r>
+      <w:r>
+        <w:rPr>
+          <w:rStyle w:val="NormalTok"/>
+        </w:rPr>
+        <w:t xml:space="preserve">                top_k</w:t>
+      </w:r>
+      <w:r>
+        <w:rPr>
+          <w:rStyle w:val="OperatorTok"/>
+        </w:rPr>
+        <w:t xml:space="preserve">=</w:t>
+      </w:r>
+      <w:r>
+        <w:rPr>
+          <w:rStyle w:val="DecValTok"/>
+        </w:rPr>
+        <w:t xml:space="preserve">3</w:t>
+      </w:r>
+      <w:r>
+        <w:br/>
+      </w:r>
+      <w:r>
+        <w:rPr>
+          <w:rStyle w:val="NormalTok"/>
+        </w:rPr>
+        <w:t xml:space="preserve">            )</w:t>
+      </w:r>
+      <w:r>
+        <w:br/>
+      </w:r>
+      <w:r>
+        <w:rPr>
+          <w:rStyle w:val="NormalTok"/>
+        </w:rPr>
+        <w:t xml:space="preserve">            </w:t>
+      </w:r>
+      <w:r>
+        <w:br/>
+      </w:r>
+      <w:r>
+        <w:rPr>
+          <w:rStyle w:val="NormalTok"/>
+        </w:rPr>
+        <w:t xml:space="preserve">            </w:t>
+      </w:r>
+      <w:r>
+        <w:rPr>
+          <w:rStyle w:val="CommentTok"/>
+        </w:rPr>
+        <w:t xml:space="preserve"># ②b: 用 session_id + step_id 去 PG 拿原文</w:t>
+      </w:r>
+      <w:r>
+        <w:br/>
+      </w:r>
+      <w:r>
+        <w:rPr>
+          <w:rStyle w:val="NormalTok"/>
+        </w:rPr>
+        <w:t xml:space="preserve">            </w:t>
+      </w:r>
+      <w:r>
+        <w:rPr>
+          <w:rStyle w:val="ControlFlowTok"/>
+        </w:rPr>
+        <w:t xml:space="preserve">for</w:t>
+      </w:r>
+      <w:r>
+        <w:rPr>
+          <w:rStyle w:val="NormalTok"/>
+        </w:rPr>
+        <w:t xml:space="preserve"> hit </w:t>
+      </w:r>
+      <w:r>
+        <w:rPr>
+          <w:rStyle w:val="KeywordTok"/>
+        </w:rPr>
+        <w:t xml:space="preserve">in</w:t>
+      </w:r>
+      <w:r>
+        <w:rPr>
+          <w:rStyle w:val="NormalTok"/>
+        </w:rPr>
+        <w:t xml:space="preserve"> hits:</w:t>
+      </w:r>
+      <w:r>
+        <w:br/>
+      </w:r>
+      <w:r>
+        <w:rPr>
+          <w:rStyle w:val="NormalTok"/>
+        </w:rPr>
+        <w:t xml:space="preserve">                content </w:t>
+      </w:r>
+      <w:r>
+        <w:rPr>
+          <w:rStyle w:val="OperatorTok"/>
+        </w:rPr>
+        <w:t xml:space="preserve">=</w:t>
+      </w:r>
+      <w:r>
+        <w:rPr>
+          <w:rStyle w:val="NormalTok"/>
+        </w:rPr>
+        <w:t xml:space="preserve"> </w:t>
+      </w:r>
+      <w:r>
+        <w:rPr>
+          <w:rStyle w:val="ControlFlowTok"/>
+        </w:rPr>
+        <w:t xml:space="preserve">await</w:t>
+      </w:r>
+      <w:r>
+        <w:rPr>
+          <w:rStyle w:val="NormalTok"/>
+        </w:rPr>
+        <w:t xml:space="preserve"> </w:t>
+      </w:r>
+      <w:r>
+        <w:rPr>
+          <w:rStyle w:val="VariableTok"/>
+        </w:rPr>
+        <w:t xml:space="preserve">self</w:t>
+      </w:r>
+      <w:r>
+        <w:rPr>
+          <w:rStyle w:val="NormalTok"/>
+        </w:rPr>
+        <w:t xml:space="preserve">.pg.query(</w:t>
+      </w:r>
+      <w:r>
+        <w:rPr>
+          <w:rStyle w:val="StringTok"/>
+        </w:rPr>
+        <w:t xml:space="preserve">"""</w:t>
+      </w:r>
+      <w:r>
+        <w:br/>
+      </w:r>
+      <w:r>
+        <w:rPr>
+          <w:rStyle w:val="StringTok"/>
+        </w:rPr>
+        <w:t xml:space="preserve">                    SELECT content FROM conversations</w:t>
+      </w:r>
+      <w:r>
+        <w:br/>
+      </w:r>
+      <w:r>
+        <w:rPr>
+          <w:rStyle w:val="StringTok"/>
+        </w:rPr>
+        <w:t xml:space="preserve">                    WHERE session_id = ? AND step_id = ?</w:t>
+      </w:r>
+      <w:r>
+        <w:br/>
+      </w:r>
+      <w:r>
+        <w:rPr>
+          <w:rStyle w:val="StringTok"/>
+        </w:rPr>
+        <w:t xml:space="preserve">                """</w:t>
+      </w:r>
+      <w:r>
+        <w:rPr>
+          <w:rStyle w:val="NormalTok"/>
+        </w:rPr>
+        <w:t xml:space="preserve">, (hit[</w:t>
+      </w:r>
+      <w:r>
+        <w:rPr>
+          <w:rStyle w:val="StringTok"/>
+        </w:rPr>
+        <w:t xml:space="preserve">"session_id"</w:t>
+      </w:r>
+      <w:r>
+        <w:rPr>
+          <w:rStyle w:val="NormalTok"/>
+        </w:rPr>
+        <w:t xml:space="preserve">], hit[</w:t>
+      </w:r>
+      <w:r>
+        <w:rPr>
+          <w:rStyle w:val="StringTok"/>
+        </w:rPr>
+        <w:t xml:space="preserve">"step_id"</w:t>
+      </w:r>
+      <w:r>
+        <w:rPr>
+          <w:rStyle w:val="NormalTok"/>
+        </w:rPr>
+        <w:t xml:space="preserve">]))</w:t>
+      </w:r>
+      <w:r>
+        <w:br/>
+      </w:r>
+      <w:r>
+        <w:rPr>
+          <w:rStyle w:val="NormalTok"/>
+        </w:rPr>
+        <w:t xml:space="preserve">                </w:t>
+      </w:r>
+      <w:r>
+        <w:br/>
+      </w:r>
+      <w:r>
+        <w:rPr>
+          <w:rStyle w:val="NormalTok"/>
+        </w:rPr>
+        <w:t xml:space="preserve">                state[</w:t>
+      </w:r>
+      <w:r>
+        <w:rPr>
+          <w:rStyle w:val="StringTok"/>
+        </w:rPr>
+        <w:t xml:space="preserve">"long_term_context"</w:t>
+      </w:r>
+      <w:r>
+        <w:rPr>
+          <w:rStyle w:val="NormalTok"/>
+        </w:rPr>
+        <w:t xml:space="preserve">].append({</w:t>
+      </w:r>
+      <w:r>
+        <w:br/>
+      </w:r>
+      <w:r>
+        <w:rPr>
+          <w:rStyle w:val="NormalTok"/>
+        </w:rPr>
+        <w:t xml:space="preserve">                    </w:t>
+      </w:r>
+      <w:r>
+        <w:rPr>
+          <w:rStyle w:val="StringTok"/>
+        </w:rPr>
+        <w:t xml:space="preserve">"content"</w:t>
+      </w:r>
+      <w:r>
+        <w:rPr>
+          <w:rStyle w:val="NormalTok"/>
+        </w:rPr>
+        <w:t xml:space="preserve">: content,</w:t>
+      </w:r>
+      <w:r>
+        <w:br/>
+      </w:r>
+      <w:r>
+        <w:rPr>
+          <w:rStyle w:val="NormalTok"/>
+        </w:rPr>
+        <w:t xml:space="preserve">                    </w:t>
+      </w:r>
+      <w:r>
+        <w:rPr>
+          <w:rStyle w:val="StringTok"/>
+        </w:rPr>
+        <w:t xml:space="preserve">"similarity"</w:t>
+      </w:r>
+      <w:r>
+        <w:rPr>
+          <w:rStyle w:val="NormalTok"/>
+        </w:rPr>
+        <w:t xml:space="preserve">: hit[</w:t>
+      </w:r>
+      <w:r>
+        <w:rPr>
+          <w:rStyle w:val="StringTok"/>
+        </w:rPr>
+        <w:t xml:space="preserve">"similarity"</w:t>
+      </w:r>
+      <w:r>
+        <w:rPr>
+          <w:rStyle w:val="NormalTok"/>
+        </w:rPr>
+        <w:t xml:space="preserve">]</w:t>
+      </w:r>
+      <w:r>
+        <w:br/>
+      </w:r>
+      <w:r>
+        <w:rPr>
+          <w:rStyle w:val="NormalTok"/>
+        </w:rPr>
+        <w:t xml:space="preserve">                })</w:t>
+      </w:r>
+      <w:r>
+        <w:br/>
+      </w:r>
+      <w:r>
+        <w:rPr>
+          <w:rStyle w:val="NormalTok"/>
+        </w:rPr>
+        <w:t xml:space="preserve">        </w:t>
+      </w:r>
+      <w:r>
+        <w:br/>
+      </w:r>
+      <w:r>
+        <w:rPr>
+          <w:rStyle w:val="NormalTok"/>
+        </w:rPr>
+        <w:t xml:space="preserve">        </w:t>
+      </w:r>
+      <w:r>
+        <w:rPr>
+          <w:rStyle w:val="CommentTok"/>
+        </w:rPr>
+        <w:t xml:space="preserve"># ②c: 如果是全新会话但同一用户 → 从 PG 取上轮最后10轮接续</w:t>
+      </w:r>
+      <w:r>
+        <w:br/>
+      </w:r>
+      <w:r>
+        <w:rPr>
+          <w:rStyle w:val="NormalTok"/>
+        </w:rPr>
+        <w:t xml:space="preserve">        </w:t>
+      </w:r>
+      <w:r>
+        <w:rPr>
+          <w:rStyle w:val="ControlFlowTok"/>
+        </w:rPr>
+        <w:t xml:space="preserve">if</w:t>
+      </w:r>
+      <w:r>
+        <w:rPr>
+          <w:rStyle w:val="NormalTok"/>
+        </w:rPr>
+        <w:t xml:space="preserve"> </w:t>
+      </w:r>
+      <w:r>
+        <w:rPr>
+          <w:rStyle w:val="VariableTok"/>
+        </w:rPr>
+        <w:t xml:space="preserve">self</w:t>
+      </w:r>
+      <w:r>
+        <w:rPr>
+          <w:rStyle w:val="NormalTok"/>
+        </w:rPr>
+        <w:t xml:space="preserve">._is_new_session(state):</w:t>
+      </w:r>
+      <w:r>
+        <w:br/>
+      </w:r>
+      <w:r>
+        <w:rPr>
+          <w:rStyle w:val="NormalTok"/>
+        </w:rPr>
+        <w:t xml:space="preserve">            prev_session </w:t>
+      </w:r>
+      <w:r>
+        <w:rPr>
+          <w:rStyle w:val="OperatorTok"/>
+        </w:rPr>
+        <w:t xml:space="preserve">=</w:t>
+      </w:r>
+      <w:r>
+        <w:rPr>
+          <w:rStyle w:val="NormalTok"/>
+        </w:rPr>
+        <w:t xml:space="preserve"> </w:t>
+      </w:r>
+      <w:r>
+        <w:rPr>
+          <w:rStyle w:val="ControlFlowTok"/>
+        </w:rPr>
+        <w:t xml:space="preserve">await</w:t>
+      </w:r>
+      <w:r>
+        <w:rPr>
+          <w:rStyle w:val="NormalTok"/>
+        </w:rPr>
+        <w:t xml:space="preserve"> </w:t>
+      </w:r>
+      <w:r>
+        <w:rPr>
+          <w:rStyle w:val="VariableTok"/>
+        </w:rPr>
+        <w:t xml:space="preserve">self</w:t>
+      </w:r>
+      <w:r>
+        <w:rPr>
+          <w:rStyle w:val="NormalTok"/>
+        </w:rPr>
+        <w:t xml:space="preserve">.pg.get_last_session(state.user_id)</w:t>
+      </w:r>
+      <w:r>
+        <w:br/>
+      </w:r>
+      <w:r>
+        <w:rPr>
+          <w:rStyle w:val="NormalTok"/>
+        </w:rPr>
+        <w:t xml:space="preserve">            </w:t>
+      </w:r>
+      <w:r>
+        <w:rPr>
+          <w:rStyle w:val="ControlFlowTok"/>
+        </w:rPr>
+        <w:t xml:space="preserve">if</w:t>
+      </w:r>
+      <w:r>
+        <w:rPr>
+          <w:rStyle w:val="NormalTok"/>
+        </w:rPr>
+        <w:t xml:space="preserve"> prev_session:</w:t>
+      </w:r>
+      <w:r>
+        <w:br/>
+      </w:r>
+      <w:r>
+        <w:rPr>
+          <w:rStyle w:val="NormalTok"/>
+        </w:rPr>
+        <w:t xml:space="preserve">                state[</w:t>
+      </w:r>
+      <w:r>
+        <w:rPr>
+          <w:rStyle w:val="StringTok"/>
+        </w:rPr>
+        <w:t xml:space="preserve">"memory_context"</w:t>
+      </w:r>
+      <w:r>
+        <w:rPr>
+          <w:rStyle w:val="NormalTok"/>
+        </w:rPr>
+        <w:t xml:space="preserve">].extend(</w:t>
+      </w:r>
+      <w:r>
+        <w:br/>
+      </w:r>
+      <w:r>
+        <w:rPr>
+          <w:rStyle w:val="NormalTok"/>
+        </w:rPr>
+        <w:t xml:space="preserve">                    prev_session[</w:t>
+      </w:r>
+      <w:r>
+        <w:rPr>
+          <w:rStyle w:val="StringTok"/>
+        </w:rPr>
+        <w:t xml:space="preserve">"messages"</w:t>
+      </w:r>
+      <w:r>
+        <w:rPr>
+          <w:rStyle w:val="NormalTok"/>
+        </w:rPr>
+        <w:t xml:space="preserve">][</w:t>
+      </w:r>
+      <w:r>
+        <w:rPr>
+          <w:rStyle w:val="OperatorTok"/>
+        </w:rPr>
+        <w:t xml:space="preserve">-</w:t>
+      </w:r>
+      <w:r>
+        <w:rPr>
+          <w:rStyle w:val="DecValTok"/>
+        </w:rPr>
+        <w:t xml:space="preserve">10</w:t>
+      </w:r>
+      <w:r>
+        <w:rPr>
+          <w:rStyle w:val="NormalTok"/>
+        </w:rPr>
+        <w:t xml:space="preserve">:]</w:t>
+      </w:r>
+      <w:r>
+        <w:br/>
+      </w:r>
+      <w:r>
+        <w:rPr>
+          <w:rStyle w:val="NormalTok"/>
+        </w:rPr>
+        <w:t xml:space="preserve">                )</w:t>
+      </w:r>
+      <w:r>
+        <w:br/>
+      </w:r>
+      <w:r>
+        <w:rPr>
+          <w:rStyle w:val="NormalTok"/>
+        </w:rPr>
+        <w:t xml:space="preserve">        </w:t>
+      </w:r>
+      <w:r>
+        <w:br/>
+      </w:r>
+      <w:r>
+        <w:rPr>
+          <w:rStyle w:val="NormalTok"/>
+        </w:rPr>
+        <w:t xml:space="preserve">        </w:t>
+      </w:r>
+      <w:r>
+        <w:rPr>
+          <w:rStyle w:val="ControlFlowTok"/>
+        </w:rPr>
+        <w:t xml:space="preserve">return</w:t>
+      </w:r>
+      <w:r>
+        <w:rPr>
+          <w:rStyle w:val="NormalTok"/>
+        </w:rPr>
+        <w:t xml:space="preserve"> state</w:t>
+      </w:r>
+      <w:r>
+        <w:br/>
+      </w:r>
+      <w:r>
+        <w:rPr>
+          <w:rStyle w:val="NormalTok"/>
+        </w:rPr>
+        <w:t xml:space="preserve">    </w:t>
+      </w:r>
+      <w:r>
+        <w:br/>
+      </w:r>
+      <w:r>
+        <w:rPr>
+          <w:rStyle w:val="NormalTok"/>
+        </w:rPr>
+        <w:t xml:space="preserve">    </w:t>
+      </w:r>
+      <w:r>
+        <w:rPr>
+          <w:rStyle w:val="KeywordTok"/>
+        </w:rPr>
+        <w:t xml:space="preserve">def</w:t>
+      </w:r>
+      <w:r>
+        <w:rPr>
+          <w:rStyle w:val="NormalTok"/>
+        </w:rPr>
+        <w:t xml:space="preserve"> _is_new_session(</w:t>
+      </w:r>
+      <w:r>
+        <w:rPr>
+          <w:rStyle w:val="VariableTok"/>
+        </w:rPr>
+        <w:t xml:space="preserve">self</w:t>
+      </w:r>
+      <w:r>
+        <w:rPr>
+          <w:rStyle w:val="NormalTok"/>
+        </w:rPr>
+        <w:t xml:space="preserve">, state) </w:t>
+      </w:r>
+      <w:r>
+        <w:rPr>
+          <w:rStyle w:val="OperatorTok"/>
+        </w:rPr>
+        <w:t xml:space="preserve">-&gt;</w:t>
+      </w:r>
+      <w:r>
+        <w:rPr>
+          <w:rStyle w:val="NormalTok"/>
+        </w:rPr>
+        <w:t xml:space="preserve"> </w:t>
+      </w:r>
+      <w:r>
+        <w:rPr>
+          <w:rStyle w:val="BuiltInTok"/>
+        </w:rPr>
+        <w:t xml:space="preserve">bool</w:t>
+      </w:r>
+      <w:r>
+        <w:rPr>
+          <w:rStyle w:val="NormalTok"/>
+        </w:rPr>
+        <w:t xml:space="preserve">:</w:t>
+      </w:r>
+      <w:r>
+        <w:br/>
+      </w:r>
+      <w:r>
+        <w:rPr>
+          <w:rStyle w:val="NormalTok"/>
+        </w:rPr>
+        <w:t xml:space="preserve">        </w:t>
+      </w:r>
+      <w:r>
+        <w:rPr>
+          <w:rStyle w:val="CommentTok"/>
+        </w:rPr>
+        <w:t xml:space="preserve">"""当前会话 Redis 为空，是全新会话"""</w:t>
+      </w:r>
+      <w:r>
+        <w:br/>
+      </w:r>
+      <w:r>
+        <w:rPr>
+          <w:rStyle w:val="NormalTok"/>
+        </w:rPr>
+        <w:t xml:space="preserve">        </w:t>
+      </w:r>
+      <w:r>
+        <w:rPr>
+          <w:rStyle w:val="ControlFlowTok"/>
+        </w:rPr>
+        <w:t xml:space="preserve">return</w:t>
+      </w:r>
+      <w:r>
+        <w:rPr>
+          <w:rStyle w:val="NormalTok"/>
+        </w:rPr>
+        <w:t xml:space="preserve"> </w:t>
+      </w:r>
+      <w:r>
+        <w:rPr>
+          <w:rStyle w:val="BuiltInTok"/>
+        </w:rPr>
+        <w:t xml:space="preserve">len</w:t>
+      </w:r>
+      <w:r>
+        <w:rPr>
+          <w:rStyle w:val="NormalTok"/>
+        </w:rPr>
+        <w:t xml:space="preserve">(state.get(</w:t>
+      </w:r>
+      <w:r>
+        <w:rPr>
+          <w:rStyle w:val="StringTok"/>
+        </w:rPr>
+        <w:t xml:space="preserve">"memory_context"</w:t>
+      </w:r>
+      <w:r>
+        <w:rPr>
+          <w:rStyle w:val="NormalTok"/>
+        </w:rPr>
+        <w:t xml:space="preserve">, [])) </w:t>
+      </w:r>
+      <w:r>
+        <w:rPr>
+          <w:rStyle w:val="OperatorTok"/>
+        </w:rPr>
+        <w:t xml:space="preserve">==</w:t>
+      </w:r>
+      <w:r>
+        <w:rPr>
+          <w:rStyle w:val="NormalTok"/>
+        </w:rPr>
+        <w:t xml:space="preserve"> </w:t>
+      </w:r>
+      <w:r>
+        <w:rPr>
+          <w:rStyle w:val="DecValTok"/>
+        </w:rPr>
+        <w:t xml:space="preserve">0</w:t>
+      </w:r>
+      <w:r>
+        <w:br/>
+      </w:r>
+      <w:r>
+        <w:rPr>
+          <w:rStyle w:val="NormalTok"/>
+        </w:rPr>
+        <w:t xml:space="preserve">    </w:t>
+      </w:r>
+      <w:r>
+        <w:br/>
+      </w:r>
+      <w:r>
+        <w:rPr>
+          <w:rStyle w:val="NormalTok"/>
+        </w:rPr>
+        <w:t xml:space="preserve">    </w:t>
+      </w:r>
+      <w:r>
+        <w:rPr>
+          <w:rStyle w:val="KeywordTok"/>
+        </w:rPr>
+        <w:t xml:space="preserve">def</w:t>
+      </w:r>
+      <w:r>
+        <w:rPr>
+          <w:rStyle w:val="NormalTok"/>
+        </w:rPr>
+        <w:t xml:space="preserve"> _has_cross_session_intent(</w:t>
+      </w:r>
+      <w:r>
+        <w:rPr>
+          <w:rStyle w:val="VariableTok"/>
+        </w:rPr>
+        <w:t xml:space="preserve">self</w:t>
+      </w:r>
+      <w:r>
+        <w:rPr>
+          <w:rStyle w:val="NormalTok"/>
+        </w:rPr>
+        <w:t xml:space="preserve">, state) </w:t>
+      </w:r>
+      <w:r>
+        <w:rPr>
+          <w:rStyle w:val="OperatorTok"/>
+        </w:rPr>
+        <w:t xml:space="preserve">-&gt;</w:t>
+      </w:r>
+      <w:r>
+        <w:rPr>
+          <w:rStyle w:val="NormalTok"/>
+        </w:rPr>
+        <w:t xml:space="preserve"> </w:t>
+      </w:r>
+      <w:r>
+        <w:rPr>
+          <w:rStyle w:val="BuiltInTok"/>
+        </w:rPr>
+        <w:t xml:space="preserve">bool</w:t>
+      </w:r>
+      <w:r>
+        <w:rPr>
+          <w:rStyle w:val="NormalTok"/>
+        </w:rPr>
+        <w:t xml:space="preserve">:</w:t>
+      </w:r>
+      <w:r>
+        <w:br/>
+      </w:r>
+      <w:r>
+        <w:rPr>
+          <w:rStyle w:val="NormalTok"/>
+        </w:rPr>
+        <w:t xml:space="preserve">        </w:t>
+      </w:r>
+      <w:r>
+        <w:rPr>
+          <w:rStyle w:val="CommentTok"/>
+        </w:rPr>
+        <w:t xml:space="preserve">"""用户 Query 触发了跨会话回忆意图"""</w:t>
+      </w:r>
+      <w:r>
+        <w:br/>
+      </w:r>
+      <w:r>
+        <w:rPr>
+          <w:rStyle w:val="NormalTok"/>
+        </w:rPr>
+        <w:t xml:space="preserve">        cross_session_keywords </w:t>
+      </w:r>
+      <w:r>
+        <w:rPr>
+          <w:rStyle w:val="OperatorTok"/>
+        </w:rPr>
+        <w:t xml:space="preserve">=</w:t>
+      </w:r>
+      <w:r>
+        <w:rPr>
+          <w:rStyle w:val="NormalTok"/>
+        </w:rPr>
+        <w:t xml:space="preserve"> [</w:t>
+      </w:r>
+      <w:r>
+        <w:br/>
+      </w:r>
+      <w:r>
+        <w:rPr>
+          <w:rStyle w:val="NormalTok"/>
+        </w:rPr>
+        <w:t xml:space="preserve">            </w:t>
+      </w:r>
+      <w:r>
+        <w:rPr>
+          <w:rStyle w:val="StringTok"/>
+        </w:rPr>
+        <w:t xml:space="preserve">"上次"</w:t>
+      </w:r>
+      <w:r>
+        <w:rPr>
+          <w:rStyle w:val="NormalTok"/>
+        </w:rPr>
+        <w:t xml:space="preserve">, </w:t>
+      </w:r>
+      <w:r>
+        <w:rPr>
+          <w:rStyle w:val="StringTok"/>
+        </w:rPr>
+        <w:t xml:space="preserve">"之前"</w:t>
+      </w:r>
+      <w:r>
+        <w:rPr>
+          <w:rStyle w:val="NormalTok"/>
+        </w:rPr>
+        <w:t xml:space="preserve">, </w:t>
+      </w:r>
+      <w:r>
+        <w:rPr>
+          <w:rStyle w:val="StringTok"/>
+        </w:rPr>
+        <w:t xml:space="preserve">"上一次"</w:t>
+      </w:r>
+      <w:r>
+        <w:rPr>
+          <w:rStyle w:val="NormalTok"/>
+        </w:rPr>
+        <w:t xml:space="preserve">, </w:t>
+      </w:r>
+      <w:r>
+        <w:rPr>
+          <w:rStyle w:val="StringTok"/>
+        </w:rPr>
+        <w:t xml:space="preserve">"那天"</w:t>
+      </w:r>
+      <w:r>
+        <w:rPr>
+          <w:rStyle w:val="NormalTok"/>
+        </w:rPr>
+        <w:t xml:space="preserve">, </w:t>
+      </w:r>
+      <w:r>
+        <w:rPr>
+          <w:rStyle w:val="StringTok"/>
+        </w:rPr>
+        <w:t xml:space="preserve">"前两天"</w:t>
+      </w:r>
+      <w:r>
+        <w:rPr>
+          <w:rStyle w:val="NormalTok"/>
+        </w:rPr>
+        <w:t xml:space="preserve">,</w:t>
+      </w:r>
+      <w:r>
+        <w:br/>
+      </w:r>
+      <w:r>
+        <w:rPr>
+          <w:rStyle w:val="NormalTok"/>
+        </w:rPr>
+        <w:t xml:space="preserve">            </w:t>
+      </w:r>
+      <w:r>
+        <w:rPr>
+          <w:rStyle w:val="StringTok"/>
+        </w:rPr>
+        <w:t xml:space="preserve">"上次那个"</w:t>
+      </w:r>
+      <w:r>
+        <w:rPr>
+          <w:rStyle w:val="NormalTok"/>
+        </w:rPr>
+        <w:t xml:space="preserve">, </w:t>
+      </w:r>
+      <w:r>
+        <w:rPr>
+          <w:rStyle w:val="StringTok"/>
+        </w:rPr>
+        <w:t xml:space="preserve">"跟上次一样"</w:t>
+      </w:r>
+      <w:r>
+        <w:rPr>
+          <w:rStyle w:val="NormalTok"/>
+        </w:rPr>
+        <w:t xml:space="preserve">, </w:t>
+      </w:r>
+      <w:r>
+        <w:rPr>
+          <w:rStyle w:val="StringTok"/>
+        </w:rPr>
+        <w:t xml:space="preserve">"还是一样的"</w:t>
+      </w:r>
+      <w:r>
+        <w:br/>
+      </w:r>
+      <w:r>
+        <w:rPr>
+          <w:rStyle w:val="NormalTok"/>
+        </w:rPr>
+        <w:t xml:space="preserve">        ]</w:t>
+      </w:r>
+      <w:r>
+        <w:br/>
+      </w:r>
+      <w:r>
+        <w:rPr>
+          <w:rStyle w:val="NormalTok"/>
+        </w:rPr>
+        <w:t xml:space="preserve">        query </w:t>
+      </w:r>
+      <w:r>
+        <w:rPr>
+          <w:rStyle w:val="OperatorTok"/>
+        </w:rPr>
+        <w:t xml:space="preserve">=</w:t>
+      </w:r>
+      <w:r>
+        <w:rPr>
+          <w:rStyle w:val="NormalTok"/>
+        </w:rPr>
+        <w:t xml:space="preserve"> state[</w:t>
+      </w:r>
+      <w:r>
+        <w:rPr>
+          <w:rStyle w:val="StringTok"/>
+        </w:rPr>
+        <w:t xml:space="preserve">"user_query"</w:t>
+      </w:r>
+      <w:r>
+        <w:rPr>
+          <w:rStyle w:val="NormalTok"/>
+        </w:rPr>
+        <w:t xml:space="preserve">]</w:t>
+      </w:r>
+      <w:r>
+        <w:br/>
+      </w:r>
+      <w:r>
+        <w:rPr>
+          <w:rStyle w:val="NormalTok"/>
+        </w:rPr>
+        <w:t xml:space="preserve">        </w:t>
+      </w:r>
+      <w:r>
+        <w:rPr>
+          <w:rStyle w:val="ControlFlowTok"/>
+        </w:rPr>
+        <w:t xml:space="preserve">return</w:t>
+      </w:r>
+      <w:r>
+        <w:rPr>
+          <w:rStyle w:val="NormalTok"/>
+        </w:rPr>
+        <w:t xml:space="preserve"> </w:t>
+      </w:r>
+      <w:r>
+        <w:rPr>
+          <w:rStyle w:val="BuiltInTok"/>
+        </w:rPr>
+        <w:t xml:space="preserve">any</w:t>
+      </w:r>
+      <w:r>
+        <w:rPr>
+          <w:rStyle w:val="NormalTok"/>
+        </w:rPr>
+        <w:t xml:space="preserve">(kw </w:t>
+      </w:r>
+      <w:r>
+        <w:rPr>
+          <w:rStyle w:val="KeywordTok"/>
+        </w:rPr>
+        <w:t xml:space="preserve">in</w:t>
+      </w:r>
+      <w:r>
+        <w:rPr>
+          <w:rStyle w:val="NormalTok"/>
+        </w:rPr>
+        <w:t xml:space="preserve"> query </w:t>
+      </w:r>
+      <w:r>
+        <w:rPr>
+          <w:rStyle w:val="ControlFlowTok"/>
+        </w:rPr>
+        <w:t xml:space="preserve">for</w:t>
+      </w:r>
+      <w:r>
+        <w:rPr>
+          <w:rStyle w:val="NormalTok"/>
+        </w:rPr>
+        <w:t xml:space="preserve"> kw </w:t>
+      </w:r>
+      <w:r>
+        <w:rPr>
+          <w:rStyle w:val="KeywordTok"/>
+        </w:rPr>
+        <w:t xml:space="preserve">in</w:t>
+      </w:r>
+      <w:r>
+        <w:rPr>
+          <w:rStyle w:val="NormalTok"/>
+        </w:rPr>
+        <w:t xml:space="preserve"> cross_session_keywords)</w:t>
+      </w:r>
+      <w:r>
+        <w:br/>
+      </w:r>
+      <w:r>
+        <w:rPr>
+          <w:rStyle w:val="NormalTok"/>
+        </w:rPr>
+        <w:t xml:space="preserve">    </w:t>
+      </w:r>
+      <w:r>
+        <w:br/>
+      </w:r>
+      <w:r>
+        <w:rPr>
+          <w:rStyle w:val="NormalTok"/>
+        </w:rPr>
+        <w:t xml:space="preserve">    </w:t>
+      </w:r>
+      <w:r>
+        <w:rPr>
+          <w:rStyle w:val="KeywordTok"/>
+        </w:rPr>
+        <w:t xml:space="preserve">def</w:t>
+      </w:r>
+      <w:r>
+        <w:rPr>
+          <w:rStyle w:val="NormalTok"/>
+        </w:rPr>
+        <w:t xml:space="preserve"> _context_insufficient(</w:t>
+      </w:r>
+      <w:r>
+        <w:rPr>
+          <w:rStyle w:val="VariableTok"/>
+        </w:rPr>
+        <w:t xml:space="preserve">self</w:t>
+      </w:r>
+      <w:r>
+        <w:rPr>
+          <w:rStyle w:val="NormalTok"/>
+        </w:rPr>
+        <w:t xml:space="preserve">, state) </w:t>
+      </w:r>
+      <w:r>
+        <w:rPr>
+          <w:rStyle w:val="OperatorTok"/>
+        </w:rPr>
+        <w:t xml:space="preserve">-&gt;</w:t>
+      </w:r>
+      <w:r>
+        <w:rPr>
+          <w:rStyle w:val="NormalTok"/>
+        </w:rPr>
+        <w:t xml:space="preserve"> </w:t>
+      </w:r>
+      <w:r>
+        <w:rPr>
+          <w:rStyle w:val="BuiltInTok"/>
+        </w:rPr>
+        <w:t xml:space="preserve">bool</w:t>
+      </w:r>
+      <w:r>
+        <w:rPr>
+          <w:rStyle w:val="NormalTok"/>
+        </w:rPr>
+        <w:t xml:space="preserve">:</w:t>
+      </w:r>
+      <w:r>
+        <w:br/>
+      </w:r>
+      <w:r>
+        <w:rPr>
+          <w:rStyle w:val="NormalTok"/>
+        </w:rPr>
+        <w:t xml:space="preserve">        </w:t>
+      </w:r>
+      <w:r>
+        <w:rPr>
+          <w:rStyle w:val="CommentTok"/>
+        </w:rPr>
+        <w:t xml:space="preserve">"""LLM 判断当前上下文是否足够"""</w:t>
+      </w:r>
+      <w:r>
+        <w:br/>
+      </w:r>
+      <w:r>
+        <w:rPr>
+          <w:rStyle w:val="NormalTok"/>
+        </w:rPr>
+        <w:t xml:space="preserve">        </w:t>
+      </w:r>
+      <w:r>
+        <w:rPr>
+          <w:rStyle w:val="CommentTok"/>
+        </w:rPr>
+        <w:t xml:space="preserve"># 在 LLM Reason 中设置标记:</w:t>
+      </w:r>
+      <w:r>
+        <w:br/>
+      </w:r>
+      <w:r>
+        <w:rPr>
+          <w:rStyle w:val="NormalTok"/>
+        </w:rPr>
+        <w:t xml:space="preserve">        </w:t>
+      </w:r>
+      <w:r>
+        <w:rPr>
+          <w:rStyle w:val="CommentTok"/>
+        </w:rPr>
+        <w:t xml:space="preserve"># if current_confidence &lt; 0.7:</w:t>
+      </w:r>
+      <w:r>
+        <w:br/>
+      </w:r>
+      <w:r>
+        <w:rPr>
+          <w:rStyle w:val="NormalTok"/>
+        </w:rPr>
+        <w:t xml:space="preserve">        </w:t>
+      </w:r>
+      <w:r>
+        <w:rPr>
+          <w:rStyle w:val="CommentTok"/>
+        </w:rPr>
+        <w:t xml:space="preserve">#     state["context_insufficient"] = True</w:t>
+      </w:r>
+      <w:r>
+        <w:br/>
+      </w:r>
+      <w:r>
+        <w:rPr>
+          <w:rStyle w:val="NormalTok"/>
+        </w:rPr>
+        <w:t xml:space="preserve">        </w:t>
+      </w:r>
+      <w:r>
+        <w:rPr>
+          <w:rStyle w:val="ControlFlowTok"/>
+        </w:rPr>
+        <w:t xml:space="preserve">return</w:t>
+      </w:r>
+      <w:r>
+        <w:rPr>
+          <w:rStyle w:val="NormalTok"/>
+        </w:rPr>
+        <w:t xml:space="preserve"> state.get(</w:t>
+      </w:r>
+      <w:r>
+        <w:rPr>
+          <w:rStyle w:val="StringTok"/>
+        </w:rPr>
+        <w:t xml:space="preserve">"context_insufficient"</w:t>
+      </w:r>
+      <w:r>
+        <w:rPr>
+          <w:rStyle w:val="NormalTok"/>
+        </w:rPr>
+        <w:t xml:space="preserve">, </w:t>
+      </w:r>
+      <w:r>
+        <w:rPr>
+          <w:rStyle w:val="VariableTok"/>
+        </w:rPr>
+        <w:t xml:space="preserve">False</w:t>
+      </w:r>
+      <w:r>
+        <w:rPr>
+          <w:rStyle w:val="NormalTok"/>
+        </w:rPr>
+        <w:t xml:space="preserve">)</w:t>
+      </w:r>
+    </w:p>
+    <w:bookmarkEnd w:id="215"/>
+    <w:bookmarkStart w:id="216" w:name="不读-pg-的情况"/>
+    <w:p>
+      <w:pPr>
+        <w:pStyle w:val="Heading3"/>
+      </w:pPr>
+      <w:r>
+        <w:t xml:space="preserve">16.5 </w:t>
+      </w:r>
+      <w:r>
+        <w:rPr>
+          <w:rFonts w:hint="eastAsia"/>
+        </w:rPr>
+        <w:t xml:space="preserve">不读</w:t>
+      </w:r>
+      <w:r>
+        <w:t xml:space="preserve"> PG </w:t>
+      </w:r>
+      <w:r>
+        <w:rPr>
+          <w:rFonts w:hint="eastAsia"/>
+        </w:rPr>
+        <w:t xml:space="preserve">的情况</w:t>
+      </w:r>
+    </w:p>
+    <w:tbl>
+      <w:tblPr>
+        <w:tblStyle w:val="Table"/>
+        <w:tblW w:type="auto" w:w="0"/>
+        <w:tblLook w:firstRow="1" w:lastRow="0" w:firstColumn="0" w:lastColumn="0" w:noHBand="0" w:noVBand="0" w:val="0020"/>
+      </w:tblPr>
+      <w:tblGrid>
+        <w:gridCol w:w="3960"/>
+        <w:gridCol w:w="3960"/>
+      </w:tblGrid>
+      <w:tr>
+        <w:trPr>
+          <w:tblHeader w:val="on"/>
+        </w:trPr>
+        <w:tc>
+          <w:tcPr/>
+          <w:p>
+            <w:pPr>
+              <w:pStyle w:val="Compact"/>
+            </w:pPr>
+            <w:r>
+              <w:rPr>
+                <w:rFonts w:hint="eastAsia"/>
+              </w:rPr>
+              <w:t xml:space="preserve">场景</w:t>
+            </w:r>
+          </w:p>
+        </w:tc>
+        <w:tc>
+          <w:tcPr/>
+          <w:p>
+            <w:pPr>
+              <w:pStyle w:val="Compact"/>
+            </w:pPr>
+            <w:r>
+              <w:rPr>
+                <w:rFonts w:hint="eastAsia"/>
+              </w:rPr>
+              <w:t xml:space="preserve">原因</w:t>
+            </w:r>
+          </w:p>
+        </w:tc>
+      </w:tr>
+      <w:tr>
+        <w:tc>
+          <w:tcPr/>
+          <w:p>
+            <w:pPr>
+              <w:pStyle w:val="Compact"/>
+            </w:pPr>
+            <w:r>
+              <w:t xml:space="preserve">Redis </w:t>
+            </w:r>
+            <w:r>
+              <w:rPr>
+                <w:rFonts w:hint="eastAsia"/>
+              </w:rPr>
+              <w:t xml:space="preserve">已有充足上下文</w:t>
+            </w:r>
+            <w:r>
+              <w:t xml:space="preserve"> </w:t>
+            </w:r>
+            <w:r>
+              <w:rPr>
+                <w:rFonts w:hint="eastAsia"/>
+              </w:rPr>
+              <w:t xml:space="preserve">(最近20轮)</w:t>
+            </w:r>
+          </w:p>
+        </w:tc>
+        <w:tc>
+          <w:tcPr/>
+          <w:p>
+            <w:pPr>
+              <w:pStyle w:val="Compact"/>
+            </w:pPr>
+            <w:r>
+              <w:rPr>
+                <w:rFonts w:hint="eastAsia"/>
+              </w:rPr>
+              <w:t xml:space="preserve">开销低，无需查</w:t>
+            </w:r>
+            <w:r>
+              <w:t xml:space="preserve"> PG</w:t>
+            </w:r>
+          </w:p>
+        </w:tc>
+      </w:tr>
+      <w:tr>
+        <w:tc>
+          <w:tcPr/>
+          <w:p>
+            <w:pPr>
+              <w:pStyle w:val="Compact"/>
+            </w:pPr>
+            <w:r>
+              <w:rPr>
+                <w:rFonts w:hint="eastAsia"/>
+              </w:rPr>
+              <w:t xml:space="preserve">简单查询</w:t>
+            </w:r>
+            <w:r>
+              <w:t xml:space="preserve"> (</w:t>
+            </w:r>
+            <w:r>
+              <w:rPr>
+                <w:rFonts w:hint="eastAsia"/>
+              </w:rPr>
+              <w:t xml:space="preserve">“查下运单</w:t>
+            </w:r>
+            <w:r>
+              <w:t xml:space="preserve"> SF789”</w:t>
+            </w:r>
+            <w:r>
+              <w:t xml:space="preserve">)</w:t>
+            </w:r>
+          </w:p>
+        </w:tc>
+        <w:tc>
+          <w:tcPr/>
+          <w:p>
+            <w:pPr>
+              <w:pStyle w:val="Compact"/>
+            </w:pPr>
+            <w:r>
+              <w:rPr>
+                <w:rFonts w:hint="eastAsia"/>
+              </w:rPr>
+              <w:t xml:space="preserve">不需要历史上下文</w:t>
+            </w:r>
+          </w:p>
+        </w:tc>
+      </w:tr>
+      <w:tr>
+        <w:tc>
+          <w:tcPr/>
+          <w:p>
+            <w:pPr>
+              <w:pStyle w:val="Compact"/>
+            </w:pPr>
+            <w:r>
+              <w:rPr>
+                <w:rFonts w:hint="eastAsia"/>
+              </w:rPr>
+              <w:t xml:space="preserve">新用户首问，无其他</w:t>
+            </w:r>
+            <w:r>
+              <w:t xml:space="preserve"> session</w:t>
+            </w:r>
+          </w:p>
+        </w:tc>
+        <w:tc>
+          <w:tcPr/>
+          <w:p>
+            <w:pPr>
+              <w:pStyle w:val="Compact"/>
+            </w:pPr>
+            <w:r>
+              <w:t xml:space="preserve">PG </w:t>
+            </w:r>
+            <w:r>
+              <w:rPr>
+                <w:rFonts w:hint="eastAsia"/>
+              </w:rPr>
+              <w:t xml:space="preserve">里没有可读的</w:t>
+            </w:r>
+          </w:p>
+        </w:tc>
+      </w:tr>
+      <w:tr>
+        <w:tc>
+          <w:tcPr/>
+          <w:p>
+            <w:pPr>
+              <w:pStyle w:val="Compact"/>
+            </w:pPr>
+            <w:r>
+              <w:rPr>
+                <w:rFonts w:hint="eastAsia"/>
+              </w:rPr>
+              <w:t xml:space="preserve">同一会话的前几轮</w:t>
+            </w:r>
+          </w:p>
+        </w:tc>
+        <w:tc>
+          <w:tcPr/>
+          <w:p>
+            <w:pPr>
+              <w:pStyle w:val="Compact"/>
+            </w:pPr>
+            <w:r>
+              <w:t xml:space="preserve">Redis </w:t>
+            </w:r>
+            <w:r>
+              <w:rPr>
+                <w:rFonts w:hint="eastAsia"/>
+              </w:rPr>
+              <w:t xml:space="preserve">已缓存，上下文在滑动窗口内</w:t>
+            </w:r>
+          </w:p>
+        </w:tc>
+      </w:tr>
+    </w:tbl>
+    <w:bookmarkEnd w:id="216"/>
+    <w:bookmarkStart w:id="217" w:name="各来源取多少"/>
+    <w:p>
+      <w:pPr>
+        <w:pStyle w:val="Heading3"/>
+      </w:pPr>
+      <w:r>
+        <w:t xml:space="preserve">16.6 </w:t>
+      </w:r>
+      <w:r>
+        <w:rPr>
+          <w:rFonts w:hint="eastAsia"/>
+        </w:rPr>
+        <w:t xml:space="preserve">各来源取多少</w:t>
+      </w:r>
+    </w:p>
+    <w:tbl>
+      <w:tblPr>
+        <w:tblStyle w:val="Table"/>
+        <w:tblW w:type="pct" w:w="5000"/>
+        <w:tblLayout w:type="fixed"/>
+        <w:tblLook w:firstRow="1" w:lastRow="0" w:firstColumn="0" w:lastColumn="0" w:noHBand="0" w:noVBand="0" w:val="0020"/>
+      </w:tblPr>
+      <w:tblGrid>
+        <w:gridCol w:w="1697"/>
+        <w:gridCol w:w="2262"/>
+        <w:gridCol w:w="2262"/>
+        <w:gridCol w:w="1697"/>
+      </w:tblGrid>
+      <w:tr>
+        <w:trPr>
+          <w:tblHeader w:val="on"/>
+        </w:trPr>
+        <w:tc>
+          <w:tcPr/>
+          <w:p>
+            <w:pPr>
+              <w:pStyle w:val="Compact"/>
+            </w:pPr>
+            <w:r>
+              <w:rPr>
+                <w:rFonts w:hint="eastAsia"/>
+              </w:rPr>
+              <w:t xml:space="preserve">来源</w:t>
+            </w:r>
+          </w:p>
+        </w:tc>
+        <w:tc>
+          <w:tcPr/>
+          <w:p>
+            <w:pPr>
+              <w:pStyle w:val="Compact"/>
+            </w:pPr>
+            <w:r>
+              <w:rPr>
+                <w:rFonts w:hint="eastAsia"/>
+              </w:rPr>
+              <w:t xml:space="preserve">取什么</w:t>
+            </w:r>
+          </w:p>
+        </w:tc>
+        <w:tc>
+          <w:tcPr/>
+          <w:p>
+            <w:pPr>
+              <w:pStyle w:val="Compact"/>
+            </w:pPr>
+            <w:r>
+              <w:rPr>
+                <w:rFonts w:hint="eastAsia"/>
+              </w:rPr>
+              <w:t xml:space="preserve">取多少</w:t>
+            </w:r>
+          </w:p>
+        </w:tc>
+        <w:tc>
+          <w:tcPr/>
+          <w:p>
+            <w:pPr>
+              <w:pStyle w:val="Compact"/>
+            </w:pPr>
+            <w:r>
+              <w:rPr>
+                <w:rFonts w:hint="eastAsia"/>
+              </w:rPr>
+              <w:t xml:space="preserve">条件</w:t>
+            </w:r>
+          </w:p>
+        </w:tc>
+      </w:tr>
+      <w:tr>
+        <w:tc>
+          <w:tcPr/>
+          <w:p>
+            <w:pPr>
+              <w:pStyle w:val="Compact"/>
+            </w:pPr>
+            <w:r>
+              <w:rPr>
+                <w:b/>
+                <w:bCs/>
+              </w:rPr>
+              <w:t xml:space="preserve">Redis</w:t>
+            </w:r>
+          </w:p>
+        </w:tc>
+        <w:tc>
+          <w:tcPr/>
+          <w:p>
+            <w:pPr>
+              <w:pStyle w:val="Compact"/>
+            </w:pPr>
+            <w:r>
+              <w:rPr>
+                <w:rFonts w:hint="eastAsia"/>
+              </w:rPr>
+              <w:t xml:space="preserve">当前会话原文</w:t>
+            </w:r>
+            <w:r>
+              <w:t xml:space="preserve"> + skill </w:t>
+            </w:r>
+            <w:r>
+              <w:rPr>
+                <w:rFonts w:hint="eastAsia"/>
+              </w:rPr>
+              <w:t xml:space="preserve">结果</w:t>
+            </w:r>
+          </w:p>
+        </w:tc>
+        <w:tc>
+          <w:tcPr/>
+          <w:p>
+            <w:pPr>
+              <w:pStyle w:val="Compact"/>
+            </w:pPr>
+            <w:r>
+              <w:rPr>
+                <w:rFonts w:hint="eastAsia"/>
+              </w:rPr>
+              <w:t xml:space="preserve">最近</w:t>
+            </w:r>
+            <w:r>
+              <w:t xml:space="preserve"> 20 </w:t>
+            </w:r>
+            <w:r>
+              <w:rPr>
+                <w:rFonts w:hint="eastAsia"/>
+              </w:rPr>
+              <w:t xml:space="preserve">轮</w:t>
+            </w:r>
+          </w:p>
+        </w:tc>
+        <w:tc>
+          <w:tcPr/>
+          <w:p>
+            <w:pPr>
+              <w:pStyle w:val="Compact"/>
+            </w:pPr>
+            <w:r>
+              <w:rPr>
+                <w:rFonts w:hint="eastAsia"/>
+                <w:b/>
+                <w:bCs/>
+              </w:rPr>
+              <w:t xml:space="preserve">每次都读</w:t>
+            </w:r>
+          </w:p>
+        </w:tc>
+      </w:tr>
+      <w:tr>
+        <w:tc>
+          <w:tcPr/>
+          <w:p>
+            <w:pPr>
+              <w:pStyle w:val="Compact"/>
+            </w:pPr>
+            <w:r>
+              <w:rPr>
+                <w:b/>
+                <w:bCs/>
+              </w:rPr>
+              <w:t xml:space="preserve">PG + Milvus</w:t>
+            </w:r>
+          </w:p>
+        </w:tc>
+        <w:tc>
+          <w:tcPr/>
+          <w:p>
+            <w:pPr>
+              <w:pStyle w:val="Compact"/>
+            </w:pPr>
+            <w:r>
+              <w:rPr>
+                <w:rFonts w:hint="eastAsia"/>
+              </w:rPr>
+              <w:t xml:space="preserve">历史相似会话原文</w:t>
+            </w:r>
+          </w:p>
+        </w:tc>
+        <w:tc>
+          <w:tcPr/>
+          <w:p>
+            <w:pPr>
+              <w:pStyle w:val="Compact"/>
+            </w:pPr>
+            <w:r>
+              <w:t xml:space="preserve">Top-3 </w:t>
+            </w:r>
+            <w:r>
+              <w:rPr>
+                <w:rFonts w:hint="eastAsia"/>
+              </w:rPr>
+              <w:t xml:space="preserve">个</w:t>
+            </w:r>
+            <w:r>
+              <w:t xml:space="preserve"> Step </w:t>
+            </w:r>
+            <w:r>
+              <w:rPr>
+                <w:rFonts w:hint="eastAsia"/>
+              </w:rPr>
+              <w:t xml:space="preserve">的原文</w:t>
+            </w:r>
+          </w:p>
+        </w:tc>
+        <w:tc>
+          <w:tcPr/>
+          <w:p>
+            <w:pPr>
+              <w:pStyle w:val="Compact"/>
+            </w:pPr>
+            <w:r>
+              <w:t xml:space="preserve">Query </w:t>
+            </w:r>
+            <w:r>
+              <w:rPr>
+                <w:rFonts w:hint="eastAsia"/>
+              </w:rPr>
+              <w:t xml:space="preserve">触发跨会话回忆</w:t>
+            </w:r>
+          </w:p>
+        </w:tc>
+      </w:tr>
+      <w:tr>
+        <w:tc>
+          <w:tcPr/>
+          <w:p>
+            <w:pPr>
+              <w:pStyle w:val="Compact"/>
+            </w:pPr>
+            <w:r>
+              <w:rPr>
+                <w:b/>
+                <w:bCs/>
+              </w:rPr>
+              <w:t xml:space="preserve">PG </w:t>
+            </w:r>
+            <w:r>
+              <w:rPr>
+                <w:rFonts w:hint="eastAsia"/>
+                <w:b/>
+                <w:bCs/>
+              </w:rPr>
+              <w:t xml:space="preserve">(上轮续接)</w:t>
+            </w:r>
+          </w:p>
+        </w:tc>
+        <w:tc>
+          <w:tcPr/>
+          <w:p>
+            <w:pPr>
+              <w:pStyle w:val="Compact"/>
+            </w:pPr>
+            <w:r>
+              <w:rPr>
+                <w:rFonts w:hint="eastAsia"/>
+              </w:rPr>
+              <w:t xml:space="preserve">上轮会话最后</w:t>
+            </w:r>
+            <w:r>
+              <w:t xml:space="preserve"> N </w:t>
+            </w:r>
+            <w:r>
+              <w:rPr>
+                <w:rFonts w:hint="eastAsia"/>
+              </w:rPr>
+              <w:t xml:space="preserve">轮</w:t>
+            </w:r>
+          </w:p>
+        </w:tc>
+        <w:tc>
+          <w:tcPr/>
+          <w:p>
+            <w:pPr>
+              <w:pStyle w:val="Compact"/>
+            </w:pPr>
+            <w:r>
+              <w:rPr>
+                <w:rFonts w:hint="eastAsia"/>
+              </w:rPr>
+              <w:t xml:space="preserve">最近</w:t>
+            </w:r>
+            <w:r>
+              <w:t xml:space="preserve"> 10 </w:t>
+            </w:r>
+            <w:r>
+              <w:rPr>
+                <w:rFonts w:hint="eastAsia"/>
+              </w:rPr>
+              <w:t xml:space="preserve">轮</w:t>
+            </w:r>
+          </w:p>
+        </w:tc>
+        <w:tc>
+          <w:tcPr/>
+          <w:p>
+            <w:pPr>
+              <w:pStyle w:val="Compact"/>
+            </w:pPr>
+            <w:r>
+              <w:rPr>
+                <w:rFonts w:hint="eastAsia"/>
+              </w:rPr>
+              <w:t xml:space="preserve">新会话且无</w:t>
+            </w:r>
+            <w:r>
+              <w:t xml:space="preserve"> Redis </w:t>
+            </w:r>
+            <w:r>
+              <w:rPr>
+                <w:rFonts w:hint="eastAsia"/>
+              </w:rPr>
+              <w:t xml:space="preserve">缓存</w:t>
+            </w:r>
+          </w:p>
+        </w:tc>
+      </w:tr>
+    </w:tbl>
+    <w:bookmarkEnd w:id="217"/>
+    <w:bookmarkStart w:id="218" w:name="完整数据流示例"/>
+    <w:p>
+      <w:pPr>
+        <w:pStyle w:val="Heading3"/>
+      </w:pPr>
+      <w:r>
+        <w:t xml:space="preserve">16.7 </w:t>
+      </w:r>
+      <w:r>
+        <w:rPr>
+          <w:rFonts w:hint="eastAsia"/>
+        </w:rPr>
+        <w:t xml:space="preserve">完整数据流示例</w:t>
+      </w:r>
+    </w:p>
+    <w:p>
+      <w:pPr>
+        <w:pStyle w:val="SourceCode"/>
+      </w:pPr>
+      <w:r>
+        <w:rPr>
+          <w:rStyle w:val="VerbatimChar"/>
+          <w:rFonts w:hint="eastAsia"/>
+        </w:rPr>
+        <w:t xml:space="preserve">用户:</w:t>
+      </w:r>
+      <w:r>
+        <w:rPr>
+          <w:rStyle w:val="VerbatimChar"/>
+        </w:rPr>
+        <w:t xml:space="preserve"> </w:t>
+      </w:r>
+      <w:r>
+        <w:rPr>
+          <w:rStyle w:val="VerbatimChar"/>
+          <w:rFonts w:hint="eastAsia"/>
+        </w:rPr>
+        <w:t xml:space="preserve">"上次那个延迟单最后怎么处理的？"</w:t>
+      </w:r>
+      <w:r>
+        <w:br/>
+      </w:r>
+      <w:r>
+        <w:br/>
+      </w:r>
+      <w:r>
+        <w:rPr>
+          <w:rStyle w:val="VerbatimChar"/>
+        </w:rPr>
+        <w:t xml:space="preserve">Step 3 — Recall:</w:t>
+      </w:r>
+      <w:r>
+        <w:br/>
+      </w:r>
+      <w:r>
+        <w:br/>
+      </w:r>
+      <w:r>
+        <w:rPr>
+          <w:rStyle w:val="VerbatimChar"/>
+        </w:rPr>
+        <w:t xml:space="preserve">  ① Redis: </w:t>
+      </w:r>
+      <w:r>
+        <w:rPr>
+          <w:rStyle w:val="VerbatimChar"/>
+          <w:rFonts w:hint="eastAsia"/>
+        </w:rPr>
+        <w:t xml:space="preserve">当前会话第1轮，无历史</w:t>
+      </w:r>
+      <w:r>
+        <w:rPr>
+          <w:rStyle w:val="VerbatimChar"/>
+        </w:rPr>
+        <w:t xml:space="preserve"> → </w:t>
+      </w:r>
+      <w:r>
+        <w:rPr>
+          <w:rStyle w:val="VerbatimChar"/>
+          <w:rFonts w:hint="eastAsia"/>
+        </w:rPr>
+        <w:t xml:space="preserve">空</w:t>
+      </w:r>
+      <w:r>
+        <w:br/>
+      </w:r>
+      <w:r>
+        <w:rPr>
+          <w:rStyle w:val="VerbatimChar"/>
+        </w:rPr>
+        <w:t xml:space="preserve">  </w:t>
+      </w:r>
+      <w:r>
+        <w:br/>
+      </w:r>
+      <w:r>
+        <w:rPr>
+          <w:rStyle w:val="VerbatimChar"/>
+        </w:rPr>
+        <w:t xml:space="preserve">  ② </w:t>
+      </w:r>
+      <w:r>
+        <w:rPr>
+          <w:rStyle w:val="VerbatimChar"/>
+          <w:rFonts w:hint="eastAsia"/>
+        </w:rPr>
+        <w:t xml:space="preserve">触发条件2</w:t>
+      </w:r>
+      <w:r>
+        <w:rPr>
+          <w:rStyle w:val="VerbatimChar"/>
+        </w:rPr>
+        <w:t xml:space="preserve"> </w:t>
+      </w:r>
+      <w:r>
+        <w:rPr>
+          <w:rStyle w:val="VerbatimChar"/>
+          <w:rFonts w:hint="eastAsia"/>
+        </w:rPr>
+        <w:t xml:space="preserve">(跨会话回忆):</w:t>
+      </w:r>
+      <w:r>
+        <w:br/>
+      </w:r>
+      <w:r>
+        <w:rPr>
+          <w:rStyle w:val="VerbatimChar"/>
+        </w:rPr>
+        <w:t xml:space="preserve">     Query → Embedding → Milvus.search() → </w:t>
+      </w:r>
+      <w:r>
+        <w:br/>
+      </w:r>
+      <w:r>
+        <w:rPr>
+          <w:rStyle w:val="VerbatimChar"/>
+        </w:rPr>
+        <w:t xml:space="preserve">       [ {session_id:"sess-042", step_id:8, similarity:0.91},</w:t>
+      </w:r>
+      <w:r>
+        <w:br/>
+      </w:r>
+      <w:r>
+        <w:rPr>
+          <w:rStyle w:val="VerbatimChar"/>
+        </w:rPr>
+        <w:t xml:space="preserve">         {session_id:"sess-038", step_id:5, similarity:0.85} ]</w:t>
+      </w:r>
+      <w:r>
+        <w:br/>
+      </w:r>
+      <w:r>
+        <w:rPr>
+          <w:rStyle w:val="VerbatimChar"/>
+        </w:rPr>
+        <w:t xml:space="preserve">  </w:t>
+      </w:r>
+      <w:r>
+        <w:br/>
+      </w:r>
+      <w:r>
+        <w:rPr>
+          <w:rStyle w:val="VerbatimChar"/>
+        </w:rPr>
+        <w:t xml:space="preserve">  ③ </w:t>
+      </w:r>
+      <w:r>
+        <w:rPr>
+          <w:rStyle w:val="VerbatimChar"/>
+          <w:rFonts w:hint="eastAsia"/>
+        </w:rPr>
+        <w:t xml:space="preserve">用指针去</w:t>
+      </w:r>
+      <w:r>
+        <w:rPr>
+          <w:rStyle w:val="VerbatimChar"/>
+        </w:rPr>
+        <w:t xml:space="preserve"> PG </w:t>
+      </w:r>
+      <w:r>
+        <w:rPr>
+          <w:rStyle w:val="VerbatimChar"/>
+          <w:rFonts w:hint="eastAsia"/>
+        </w:rPr>
+        <w:t xml:space="preserve">拉原文:</w:t>
+      </w:r>
+      <w:r>
+        <w:br/>
+      </w:r>
+      <w:r>
+        <w:rPr>
+          <w:rStyle w:val="VerbatimChar"/>
+        </w:rPr>
+        <w:t xml:space="preserve">     SELECT content FROM conversations</w:t>
+      </w:r>
+      <w:r>
+        <w:br/>
+      </w:r>
+      <w:r>
+        <w:rPr>
+          <w:rStyle w:val="VerbatimChar"/>
+        </w:rPr>
+        <w:t xml:space="preserve">     WHERE session_id='sess-042' AND step_id=8</w:t>
+      </w:r>
+      <w:r>
+        <w:br/>
+      </w:r>
+      <w:r>
+        <w:rPr>
+          <w:rStyle w:val="VerbatimChar"/>
+        </w:rPr>
+        <w:t xml:space="preserve">     → </w:t>
+      </w:r>
+      <w:r>
+        <w:rPr>
+          <w:rStyle w:val="VerbatimChar"/>
+          <w:rFonts w:hint="eastAsia"/>
+        </w:rPr>
+        <w:t xml:space="preserve">"运单SF123因台风延迟4h,最终方案:通知客户+赔偿运费30%=45元"</w:t>
+      </w:r>
+      <w:r>
+        <w:br/>
+      </w:r>
+      <w:r>
+        <w:rPr>
+          <w:rStyle w:val="VerbatimChar"/>
+        </w:rPr>
+        <w:t xml:space="preserve">  </w:t>
+      </w:r>
+      <w:r>
+        <w:br/>
+      </w:r>
+      <w:r>
+        <w:rPr>
+          <w:rStyle w:val="VerbatimChar"/>
+        </w:rPr>
+        <w:t xml:space="preserve">  ④ </w:t>
+      </w:r>
+      <w:r>
+        <w:rPr>
+          <w:rStyle w:val="VerbatimChar"/>
+          <w:rFonts w:hint="eastAsia"/>
+        </w:rPr>
+        <w:t xml:space="preserve">原文注入</w:t>
+      </w:r>
+      <w:r>
+        <w:rPr>
+          <w:rStyle w:val="VerbatimChar"/>
+        </w:rPr>
+        <w:t xml:space="preserve"> LLM Context Window </w:t>
+      </w:r>
+      <w:r>
+        <w:rPr>
+          <w:rStyle w:val="VerbatimChar"/>
+          <w:rFonts w:hint="eastAsia"/>
+        </w:rPr>
+        <w:t xml:space="preserve">的</w:t>
+      </w:r>
+      <w:r>
+        <w:rPr>
+          <w:rStyle w:val="VerbatimChar"/>
+        </w:rPr>
+        <w:t xml:space="preserve"> Memory Context </w:t>
+      </w:r>
+      <w:r>
+        <w:rPr>
+          <w:rStyle w:val="VerbatimChar"/>
+          <w:rFonts w:hint="eastAsia"/>
+        </w:rPr>
+        <w:t xml:space="preserve">区域:</w:t>
+      </w:r>
+      <w:r>
+        <w:br/>
+      </w:r>
+      <w:r>
+        <w:rPr>
+          <w:rStyle w:val="VerbatimChar"/>
+        </w:rPr>
+        <w:t xml:space="preserve">     [System Prompt] ← Prompt Hub</w:t>
+      </w:r>
+      <w:r>
+        <w:br/>
+      </w:r>
+      <w:r>
+        <w:rPr>
+          <w:rStyle w:val="VerbatimChar"/>
+        </w:rPr>
+        <w:t xml:space="preserve">     [Knowledge]     ← RAG </w:t>
+      </w:r>
+      <w:r>
+        <w:rPr>
+          <w:rStyle w:val="VerbatimChar"/>
+          <w:rFonts w:hint="eastAsia"/>
+        </w:rPr>
+        <w:t xml:space="preserve">(相关SOP)</w:t>
+      </w:r>
+      <w:r>
+        <w:br/>
+      </w:r>
+      <w:r>
+        <w:rPr>
+          <w:rStyle w:val="VerbatimChar"/>
+        </w:rPr>
+        <w:t xml:space="preserve">     [Memory]        ← </w:t>
+      </w:r>
+      <w:r>
+        <w:rPr>
+          <w:rStyle w:val="VerbatimChar"/>
+          <w:rFonts w:hint="eastAsia"/>
+        </w:rPr>
+        <w:t xml:space="preserve">④的原文:</w:t>
+      </w:r>
+      <w:r>
+        <w:rPr>
+          <w:rStyle w:val="VerbatimChar"/>
+        </w:rPr>
+        <w:t xml:space="preserve"> </w:t>
+      </w:r>
+      <w:r>
+        <w:rPr>
+          <w:rStyle w:val="VerbatimChar"/>
+          <w:rFonts w:hint="eastAsia"/>
+        </w:rPr>
+        <w:t xml:space="preserve">"上次延迟单处理结果..."</w:t>
+      </w:r>
+      <w:r>
+        <w:br/>
+      </w:r>
+      <w:r>
+        <w:rPr>
+          <w:rStyle w:val="VerbatimChar"/>
+        </w:rPr>
+        <w:t xml:space="preserve">     [History]       ← </w:t>
+      </w:r>
+      <w:r>
+        <w:rPr>
+          <w:rStyle w:val="VerbatimChar"/>
+          <w:rFonts w:hint="eastAsia"/>
+        </w:rPr>
+        <w:t xml:space="preserve">当前对话</w:t>
+      </w:r>
+      <w:r>
+        <w:br/>
+      </w:r>
+      <w:r>
+        <w:rPr>
+          <w:rStyle w:val="VerbatimChar"/>
+        </w:rPr>
+        <w:t xml:space="preserve">     [User Message]  ← </w:t>
+      </w:r>
+      <w:r>
+        <w:rPr>
+          <w:rStyle w:val="VerbatimChar"/>
+          <w:rFonts w:hint="eastAsia"/>
+        </w:rPr>
+        <w:t xml:space="preserve">"上次那个延迟单最后怎么处理的？"</w:t>
+      </w:r>
+    </w:p>
+    <w:p>
+      <w:r>
+        <w:pict>
+          <v:rect style="width:0;height:1.5pt" o:hralign="center" o:hrstd="t" o:hr="t"/>
+        </w:pict>
+      </w:r>
+    </w:p>
+    <w:p>
+      <w:pPr>
+        <w:pStyle w:val="FirstParagraph"/>
+      </w:pPr>
+      <w:r>
+        <w:rPr>
+          <w:rFonts w:hint="eastAsia"/>
+          <w:i/>
+          <w:iCs/>
+        </w:rPr>
+        <w:t xml:space="preserve">文档结束。</w:t>
+      </w:r>
+    </w:p>
+    <w:bookmarkEnd w:id="218"/>
+    <w:bookmarkEnd w:id="219"/>
+    <w:bookmarkEnd w:id="220"/>
     <w:sectPr>
       <w:footnotePr>
         <w:numRestart w:val="eachSect"/>
@@ -49817,6 +56649,39 @@
     <w:abstractNumId w:val="991"/>
   </w:num>
   <w:num w:numId="1006">
+    <w:abstractNumId w:val="991"/>
+  </w:num>
+  <w:num w:numId="1007">
+    <w:abstractNumId w:val="99411"/>
+    <w:lvlOverride w:ilvl="0">
+      <w:startOverride w:val="1"/>
+    </w:lvlOverride>
+    <w:lvlOverride w:ilvl="1">
+      <w:startOverride w:val="1"/>
+    </w:lvlOverride>
+    <w:lvlOverride w:ilvl="2">
+      <w:startOverride w:val="1"/>
+    </w:lvlOverride>
+    <w:lvlOverride w:ilvl="3">
+      <w:startOverride w:val="1"/>
+    </w:lvlOverride>
+    <w:lvlOverride w:ilvl="4">
+      <w:startOverride w:val="1"/>
+    </w:lvlOverride>
+    <w:lvlOverride w:ilvl="5">
+      <w:startOverride w:val="1"/>
+    </w:lvlOverride>
+    <w:lvlOverride w:ilvl="6">
+      <w:startOverride w:val="1"/>
+    </w:lvlOverride>
+    <w:lvlOverride w:ilvl="7">
+      <w:startOverride w:val="1"/>
+    </w:lvlOverride>
+    <w:lvlOverride w:ilvl="8">
+      <w:startOverride w:val="1"/>
+    </w:lvlOverride>
+  </w:num>
+  <w:num w:numId="1008">
     <w:abstractNumId w:val="991"/>
   </w:num>
 </w:numbering>

--- a/04-changes/20260514-AI技术体系架构/AI技术体系架构设计方案.docx
+++ b/04-changes/20260514-AI技术体系架构/AI技术体系架构设计方案.docx
@@ -2,7 +2,7 @@
 <file path=word/document.xml><?xml version="1.0" encoding="utf-8"?>
 <w:document xmlns:w="http://schemas.openxmlformats.org/wordprocessingml/2006/main" xmlns:m="http://schemas.openxmlformats.org/officeDocument/2006/math" xmlns:r="http://schemas.openxmlformats.org/officeDocument/2006/relationships" xmlns:o="urn:schemas-microsoft-com:office:office" xmlns:v="urn:schemas-microsoft-com:vml" xmlns:w10="urn:schemas-microsoft-com:office:word" xmlns:a="http://schemas.openxmlformats.org/drawingml/2006/main" xmlns:pic="http://schemas.openxmlformats.org/drawingml/2006/picture" xmlns:wp="http://schemas.openxmlformats.org/drawingml/2006/wordprocessingDrawing">
   <w:body>
-    <w:bookmarkStart w:id="232" w:name="ai-agent-平台-apaas-多行业-ai-技术体系架构设计方案"/>
+    <w:bookmarkStart w:id="239" w:name="ai-agent-平台-apaas-多行业-ai-技术体系架构设计方案"/>
     <w:p>
       <w:pPr>
         <w:pStyle w:val="Heading1"/>
@@ -48,7 +48,7 @@
         <w:t xml:space="preserve">版本</w:t>
       </w:r>
       <w:r>
-        <w:t xml:space="preserve">: v2.2</w:t>
+        <w:t xml:space="preserve">: v2.3</w:t>
       </w:r>
       <w:r>
         <w:t xml:space="preserve"> </w:t>
@@ -82,7 +82,7 @@
         <w:rPr>
           <w:rFonts w:hint="eastAsia"/>
         </w:rPr>
-        <w:t xml:space="preserve">设计完成，待审阅。v2.2</w:t>
+        <w:t xml:space="preserve">设计完成，待审阅。v2.3</w:t>
       </w:r>
       <w:r>
         <w:t xml:space="preserve"> </w:t>
@@ -91,34 +91,7 @@
         <w:rPr>
           <w:rFonts w:hint="eastAsia"/>
         </w:rPr>
-        <w:t xml:space="preserve">新增：A2A</w:t>
-      </w:r>
-      <w:r>
-        <w:t xml:space="preserve"> </w:t>
-      </w:r>
-      <w:r>
-        <w:rPr>
-          <w:rFonts w:hint="eastAsia"/>
-        </w:rPr>
-        <w:t xml:space="preserve">协议完整设计（Agent</w:t>
-      </w:r>
-      <w:r>
-        <w:t xml:space="preserve"> Card </w:t>
-      </w:r>
-      <w:r>
-        <w:rPr>
-          <w:rFonts w:hint="eastAsia"/>
-        </w:rPr>
-        <w:t xml:space="preserve">注册/发现/任务委托/自研</w:t>
-      </w:r>
-      <w:r>
-        <w:t xml:space="preserve"> Registry </w:t>
-      </w:r>
-      <w:r>
-        <w:rPr>
-          <w:rFonts w:hint="eastAsia"/>
-        </w:rPr>
-        <w:t xml:space="preserve">实现）</w:t>
+        <w:t xml:space="preserve">新增：技能市场服务边界与发布生效机制</w:t>
       </w:r>
     </w:p>
     <w:p>
@@ -529,50 +502,13 @@
           <w:numId w:val="1001"/>
         </w:numPr>
       </w:pPr>
-      <w:hyperlink w:anchor="X816c0df142b10043e1cc4875cca3e720ca792fc">
+      <w:hyperlink w:anchor="X8e306775de736b2032a626cb3894d0e61cba206">
         <w:r>
           <w:rPr>
             <w:rStyle w:val="Hyperlink"/>
             <w:rFonts w:hint="eastAsia"/>
           </w:rPr>
-          <w:t xml:space="preserve">会话三层存储原理与</w:t>
-        </w:r>
-        <w:r>
-          <w:rPr>
-            <w:rStyle w:val="Hyperlink"/>
-          </w:rPr>
-          <w:t xml:space="preserve"> Recall </w:t>
-        </w:r>
-        <w:r>
-          <w:rPr>
-            <w:rStyle w:val="Hyperlink"/>
-            <w:rFonts w:hint="eastAsia"/>
-          </w:rPr>
-          <w:t xml:space="preserve">决策逻辑</w:t>
-        </w:r>
-      </w:hyperlink>
-    </w:p>
-    <w:p>
-      <w:pPr>
-        <w:pStyle w:val="Compact"/>
-        <w:numPr>
-          <w:ilvl w:val="0"/>
-          <w:numId w:val="1001"/>
-        </w:numPr>
-      </w:pPr>
-      <w:hyperlink w:anchor="X5d56ead11d2e427b326c961ccd76b48de2635cf">
-        <w:r>
-          <w:rPr>
-            <w:rStyle w:val="Hyperlink"/>
-          </w:rPr>
-          <w:t xml:space="preserve">Java </w:t>
-        </w:r>
-        <w:r>
-          <w:rPr>
-            <w:rStyle w:val="Hyperlink"/>
-            <w:rFonts w:hint="eastAsia"/>
-          </w:rPr>
-          <w:t xml:space="preserve">技术栈集成方案</w:t>
+          <w:t xml:space="preserve">技能市场：服务边界与发布生效机制</w:t>
         </w:r>
       </w:hyperlink>
     </w:p>
@@ -66345,21 +66281,3837 @@
       </w:r>
     </w:p>
     <w:p>
+      <w:r>
+        <w:pict>
+          <v:rect style="width:0;height:1.5pt" o:hralign="center" o:hrstd="t" o:hr="t"/>
+        </w:pict>
+      </w:r>
+    </w:p>
+    <w:bookmarkEnd w:id="230"/>
+    <w:bookmarkEnd w:id="231"/>
+    <w:bookmarkStart w:id="238" w:name="技能市场服务边界与发布生效机制"/>
+    <w:p>
+      <w:pPr>
+        <w:pStyle w:val="Heading2"/>
+      </w:pPr>
+      <w:r>
+        <w:t xml:space="preserve">18. </w:t>
+      </w:r>
+      <w:r>
+        <w:rPr>
+          <w:rFonts w:hint="eastAsia"/>
+        </w:rPr>
+        <w:t xml:space="preserve">技能市场：服务边界与发布生效机制</w:t>
+      </w:r>
+    </w:p>
+    <w:bookmarkStart w:id="232" w:name="定位技能市场不是独立服务"/>
+    <w:p>
+      <w:pPr>
+        <w:pStyle w:val="Heading3"/>
+      </w:pPr>
+      <w:r>
+        <w:t xml:space="preserve">18.1 </w:t>
+      </w:r>
+      <w:r>
+        <w:rPr>
+          <w:rFonts w:hint="eastAsia"/>
+        </w:rPr>
+        <w:t xml:space="preserve">定位——技能市场不是独立服务</w:t>
+      </w:r>
+    </w:p>
+    <w:p>
       <w:pPr>
         <w:pStyle w:val="FirstParagraph"/>
       </w:pPr>
       <w:r>
         <w:rPr>
           <w:rFonts w:hint="eastAsia"/>
+          <w:b/>
+          <w:bCs/>
+        </w:rPr>
+        <w:t xml:space="preserve">技能市场</w:t>
+      </w:r>
+      <w:r>
+        <w:rPr>
+          <w:b/>
+          <w:bCs/>
+        </w:rPr>
+        <w:t xml:space="preserve"> = Skill </w:t>
+      </w:r>
+      <w:r>
+        <w:rPr>
+          <w:rFonts w:hint="eastAsia"/>
+          <w:b/>
+          <w:bCs/>
+        </w:rPr>
+        <w:t xml:space="preserve">Registry（后端）+</w:t>
+      </w:r>
+      <w:r>
+        <w:rPr>
+          <w:b/>
+          <w:bCs/>
+        </w:rPr>
+        <w:t xml:space="preserve"> Admin </w:t>
+      </w:r>
+      <w:r>
+        <w:rPr>
+          <w:rFonts w:hint="eastAsia"/>
+          <w:b/>
+          <w:bCs/>
+        </w:rPr>
+        <w:t xml:space="preserve">UI（前端展示）。</w:t>
+      </w:r>
+      <w:r>
+        <w:t xml:space="preserve"> </w:t>
+      </w:r>
+      <w:r>
+        <w:rPr>
+          <w:rFonts w:hint="eastAsia"/>
+        </w:rPr>
+        <w:t xml:space="preserve">不需要新建服务，复用已有组件。</w:t>
+      </w:r>
+    </w:p>
+    <w:tbl>
+      <w:tblPr>
+        <w:tblStyle w:val="Table"/>
+        <w:tblW w:type="pct" w:w="5000"/>
+        <w:tblLayout w:type="fixed"/>
+        <w:tblLook w:firstRow="1" w:lastRow="0" w:firstColumn="0" w:lastColumn="0" w:noHBand="0" w:noVBand="0" w:val="0020"/>
+      </w:tblPr>
+      <w:tblGrid>
+        <w:gridCol w:w="2262"/>
+        <w:gridCol w:w="2262"/>
+        <w:gridCol w:w="3394"/>
+      </w:tblGrid>
+      <w:tr>
+        <w:trPr>
+          <w:tblHeader w:val="on"/>
+        </w:trPr>
+        <w:tc>
+          <w:tcPr/>
+          <w:p>
+            <w:pPr>
+              <w:pStyle w:val="Compact"/>
+            </w:pPr>
+            <w:r>
+              <w:rPr>
+                <w:rFonts w:hint="eastAsia"/>
+              </w:rPr>
+              <w:t xml:space="preserve">组件</w:t>
+            </w:r>
+          </w:p>
+        </w:tc>
+        <w:tc>
+          <w:tcPr/>
+          <w:p>
+            <w:pPr>
+              <w:pStyle w:val="Compact"/>
+            </w:pPr>
+            <w:r>
+              <w:rPr>
+                <w:rFonts w:hint="eastAsia"/>
+              </w:rPr>
+              <w:t xml:space="preserve">角色</w:t>
+            </w:r>
+          </w:p>
+        </w:tc>
+        <w:tc>
+          <w:tcPr/>
+          <w:p>
+            <w:pPr>
+              <w:pStyle w:val="Compact"/>
+            </w:pPr>
+            <w:r>
+              <w:rPr>
+                <w:rFonts w:hint="eastAsia"/>
+              </w:rPr>
+              <w:t xml:space="preserve">部署方式</w:t>
+            </w:r>
+          </w:p>
+        </w:tc>
+      </w:tr>
+      <w:tr>
+        <w:tc>
+          <w:tcPr/>
+          <w:p>
+            <w:pPr>
+              <w:pStyle w:val="Compact"/>
+            </w:pPr>
+            <w:r>
+              <w:rPr>
+                <w:b/>
+                <w:bCs/>
+              </w:rPr>
+              <w:t xml:space="preserve">Skill Registry</w:t>
+            </w:r>
+          </w:p>
+        </w:tc>
+        <w:tc>
+          <w:tcPr/>
+          <w:p>
+            <w:pPr>
+              <w:pStyle w:val="Compact"/>
+            </w:pPr>
+            <w:r>
+              <w:rPr>
+                <w:rFonts w:hint="eastAsia"/>
+              </w:rPr>
+              <w:t xml:space="preserve">技能市场后端：技能定义存储、注册/注销</w:t>
+            </w:r>
+            <w:r>
+              <w:t xml:space="preserve"> </w:t>
+            </w:r>
+            <w:r>
+              <w:rPr>
+                <w:rFonts w:hint="eastAsia"/>
+              </w:rPr>
+              <w:t xml:space="preserve">API、版本管理、执行路由</w:t>
+            </w:r>
+          </w:p>
+        </w:tc>
+        <w:tc>
+          <w:tcPr/>
+          <w:p>
+            <w:pPr>
+              <w:pStyle w:val="Compact"/>
+            </w:pPr>
+            <w:r>
+              <w:t xml:space="preserve">K8s </w:t>
+            </w:r>
+            <w:r>
+              <w:rPr>
+                <w:rFonts w:hint="eastAsia"/>
+              </w:rPr>
+              <w:t xml:space="preserve">Deployment（2</w:t>
+            </w:r>
+            <w:r>
+              <w:t xml:space="preserve"> </w:t>
+            </w:r>
+            <w:r>
+              <w:rPr>
+                <w:rFonts w:hint="eastAsia"/>
+              </w:rPr>
+              <w:t xml:space="preserve">副本），第</w:t>
+            </w:r>
+            <w:r>
+              <w:t xml:space="preserve"> 10 </w:t>
+            </w:r>
+            <w:r>
+              <w:rPr>
+                <w:rFonts w:hint="eastAsia"/>
+              </w:rPr>
+              <w:t xml:space="preserve">章</w:t>
+            </w:r>
+            <w:r>
+              <w:t xml:space="preserve"> Phase 3 </w:t>
+            </w:r>
+            <w:r>
+              <w:rPr>
+                <w:rFonts w:hint="eastAsia"/>
+              </w:rPr>
+              <w:t xml:space="preserve">部署</w:t>
+            </w:r>
+          </w:p>
+        </w:tc>
+      </w:tr>
+      <w:tr>
+        <w:tc>
+          <w:tcPr/>
+          <w:p>
+            <w:pPr>
+              <w:pStyle w:val="Compact"/>
+            </w:pPr>
+            <w:r>
+              <w:rPr>
+                <w:b/>
+                <w:bCs/>
+              </w:rPr>
+              <w:t xml:space="preserve">Admin UI</w:t>
+            </w:r>
+          </w:p>
+        </w:tc>
+        <w:tc>
+          <w:tcPr/>
+          <w:p>
+            <w:pPr>
+              <w:pStyle w:val="Compact"/>
+            </w:pPr>
+            <w:r>
+              <w:rPr>
+                <w:rFonts w:hint="eastAsia"/>
+              </w:rPr>
+              <w:t xml:space="preserve">技能市场前端：技能浏览/搜索、上架审核、订阅/计费管理、技能详情展示</w:t>
+            </w:r>
+          </w:p>
+        </w:tc>
+        <w:tc>
+          <w:tcPr/>
+          <w:p>
+            <w:pPr>
+              <w:pStyle w:val="Compact"/>
+            </w:pPr>
+            <w:r>
+              <w:rPr>
+                <w:rFonts w:hint="eastAsia"/>
+              </w:rPr>
+              <w:t xml:space="preserve">平台管理后台的内嵌模块</w:t>
+            </w:r>
+          </w:p>
+        </w:tc>
+      </w:tr>
+      <w:tr>
+        <w:tc>
+          <w:tcPr/>
+          <w:p>
+            <w:pPr>
+              <w:pStyle w:val="Compact"/>
+            </w:pPr>
+            <w:r>
+              <w:rPr>
+                <w:b/>
+                <w:bCs/>
+              </w:rPr>
+              <w:t xml:space="preserve">PostgreSQL</w:t>
+            </w:r>
+          </w:p>
+        </w:tc>
+        <w:tc>
+          <w:tcPr/>
+          <w:p>
+            <w:pPr>
+              <w:pStyle w:val="Compact"/>
+            </w:pPr>
+            <w:r>
+              <w:rPr>
+                <w:rFonts w:hint="eastAsia"/>
+              </w:rPr>
+              <w:t xml:space="preserve">技能定义持久化存储（</w:t>
+            </w:r>
+            <w:r>
+              <w:rPr>
+                <w:rStyle w:val="VerbatimChar"/>
+              </w:rPr>
+              <w:t xml:space="preserve">skills</w:t>
+            </w:r>
+            <w:r>
+              <w:t xml:space="preserve"> </w:t>
+            </w:r>
+            <w:r>
+              <w:rPr>
+                <w:rFonts w:hint="eastAsia"/>
+              </w:rPr>
+              <w:t xml:space="preserve">表），与</w:t>
+            </w:r>
+            <w:r>
+              <w:t xml:space="preserve"> Skill Registry </w:t>
+            </w:r>
+            <w:r>
+              <w:rPr>
+                <w:rFonts w:hint="eastAsia"/>
+              </w:rPr>
+              <w:t xml:space="preserve">共用</w:t>
+            </w:r>
+            <w:r>
+              <w:t xml:space="preserve"> PG </w:t>
+            </w:r>
+            <w:r>
+              <w:rPr>
+                <w:rFonts w:hint="eastAsia"/>
+              </w:rPr>
+              <w:t xml:space="preserve">实例</w:t>
+            </w:r>
+          </w:p>
+        </w:tc>
+        <w:tc>
+          <w:tcPr/>
+          <w:p>
+            <w:pPr>
+              <w:pStyle w:val="Compact"/>
+            </w:pPr>
+            <w:r>
+              <w:rPr>
+                <w:rFonts w:hint="eastAsia"/>
+              </w:rPr>
+              <w:t xml:space="preserve">已有基础设施</w:t>
+            </w:r>
+          </w:p>
+        </w:tc>
+      </w:tr>
+    </w:tbl>
+    <w:bookmarkEnd w:id="232"/>
+    <w:bookmarkStart w:id="233" w:name="技能数据模型"/>
+    <w:p>
+      <w:pPr>
+        <w:pStyle w:val="Heading3"/>
+      </w:pPr>
+      <w:r>
+        <w:t xml:space="preserve">18.2 </w:t>
+      </w:r>
+      <w:r>
+        <w:rPr>
+          <w:rFonts w:hint="eastAsia"/>
+        </w:rPr>
+        <w:t xml:space="preserve">技能数据模型</w:t>
+      </w:r>
+    </w:p>
+    <w:p>
+      <w:pPr>
+        <w:pStyle w:val="SourceCode"/>
+      </w:pPr>
+      <w:r>
+        <w:rPr>
+          <w:rStyle w:val="CommentTok"/>
+        </w:rPr>
+        <w:t xml:space="preserve">-- 技能定义表 (在 ai_platform PG 中)</w:t>
+      </w:r>
+      <w:r>
+        <w:br/>
+      </w:r>
+      <w:r>
+        <w:rPr>
+          <w:rStyle w:val="KeywordTok"/>
+        </w:rPr>
+        <w:t xml:space="preserve">CREATE</w:t>
+      </w:r>
+      <w:r>
+        <w:rPr>
+          <w:rStyle w:val="NormalTok"/>
+        </w:rPr>
+        <w:t xml:space="preserve"> </w:t>
+      </w:r>
+      <w:r>
+        <w:rPr>
+          <w:rStyle w:val="KeywordTok"/>
+        </w:rPr>
+        <w:t xml:space="preserve">TABLE</w:t>
+      </w:r>
+      <w:r>
+        <w:rPr>
+          <w:rStyle w:val="NormalTok"/>
+        </w:rPr>
+        <w:t xml:space="preserve"> skills (</w:t>
+      </w:r>
+      <w:r>
+        <w:br/>
+      </w:r>
+      <w:r>
+        <w:rPr>
+          <w:rStyle w:val="NormalTok"/>
+        </w:rPr>
+        <w:t xml:space="preserve">    </w:t>
+      </w:r>
+      <w:r>
+        <w:rPr>
+          <w:rStyle w:val="KeywordTok"/>
+        </w:rPr>
+        <w:t xml:space="preserve">id</w:t>
+      </w:r>
+      <w:r>
+        <w:rPr>
+          <w:rStyle w:val="NormalTok"/>
+        </w:rPr>
+        <w:t xml:space="preserve">              SERIAL </w:t>
+      </w:r>
+      <w:r>
+        <w:rPr>
+          <w:rStyle w:val="KeywordTok"/>
+        </w:rPr>
+        <w:t xml:space="preserve">PRIMARY</w:t>
+      </w:r>
+      <w:r>
+        <w:rPr>
+          <w:rStyle w:val="NormalTok"/>
+        </w:rPr>
+        <w:t xml:space="preserve"> </w:t>
+      </w:r>
+      <w:r>
+        <w:rPr>
+          <w:rStyle w:val="KeywordTok"/>
+        </w:rPr>
+        <w:t xml:space="preserve">KEY</w:t>
+      </w:r>
+      <w:r>
+        <w:rPr>
+          <w:rStyle w:val="NormalTok"/>
+        </w:rPr>
+        <w:t xml:space="preserve">,</w:t>
+      </w:r>
+      <w:r>
+        <w:br/>
+      </w:r>
+      <w:r>
+        <w:rPr>
+          <w:rStyle w:val="NormalTok"/>
+        </w:rPr>
+        <w:t xml:space="preserve">    name            TEXT </w:t>
+      </w:r>
+      <w:r>
+        <w:rPr>
+          <w:rStyle w:val="KeywordTok"/>
+        </w:rPr>
+        <w:t xml:space="preserve">NOT</w:t>
+      </w:r>
+      <w:r>
+        <w:rPr>
+          <w:rStyle w:val="NormalTok"/>
+        </w:rPr>
+        <w:t xml:space="preserve"> </w:t>
+      </w:r>
+      <w:r>
+        <w:rPr>
+          <w:rStyle w:val="KeywordTok"/>
+        </w:rPr>
+        <w:t xml:space="preserve">NULL</w:t>
+      </w:r>
+      <w:r>
+        <w:rPr>
+          <w:rStyle w:val="NormalTok"/>
+        </w:rPr>
+        <w:t xml:space="preserve">,                 </w:t>
+      </w:r>
+      <w:r>
+        <w:rPr>
+          <w:rStyle w:val="CommentTok"/>
+        </w:rPr>
+        <w:t xml:space="preserve">-- 技能唯一名称 (如 track-query)</w:t>
+      </w:r>
+      <w:r>
+        <w:br/>
+      </w:r>
+      <w:r>
+        <w:rPr>
+          <w:rStyle w:val="NormalTok"/>
+        </w:rPr>
+        <w:t xml:space="preserve">    version         TEXT </w:t>
+      </w:r>
+      <w:r>
+        <w:rPr>
+          <w:rStyle w:val="KeywordTok"/>
+        </w:rPr>
+        <w:t xml:space="preserve">NOT</w:t>
+      </w:r>
+      <w:r>
+        <w:rPr>
+          <w:rStyle w:val="NormalTok"/>
+        </w:rPr>
+        <w:t xml:space="preserve"> </w:t>
+      </w:r>
+      <w:r>
+        <w:rPr>
+          <w:rStyle w:val="KeywordTok"/>
+        </w:rPr>
+        <w:t xml:space="preserve">NULL</w:t>
+      </w:r>
+      <w:r>
+        <w:rPr>
+          <w:rStyle w:val="NormalTok"/>
+        </w:rPr>
+        <w:t xml:space="preserve"> </w:t>
+      </w:r>
+      <w:r>
+        <w:rPr>
+          <w:rStyle w:val="KeywordTok"/>
+        </w:rPr>
+        <w:t xml:space="preserve">DEFAULT</w:t>
+      </w:r>
+      <w:r>
+        <w:rPr>
+          <w:rStyle w:val="NormalTok"/>
+        </w:rPr>
+        <w:t xml:space="preserve"> </w:t>
+      </w:r>
+      <w:r>
+        <w:rPr>
+          <w:rStyle w:val="StringTok"/>
+        </w:rPr>
+        <w:t xml:space="preserve">'1.0.0'</w:t>
+      </w:r>
+      <w:r>
+        <w:rPr>
+          <w:rStyle w:val="NormalTok"/>
+        </w:rPr>
+        <w:t xml:space="preserve">, </w:t>
+      </w:r>
+      <w:r>
+        <w:rPr>
+          <w:rStyle w:val="CommentTok"/>
+        </w:rPr>
+        <w:t xml:space="preserve">-- 语义化版本</w:t>
+      </w:r>
+      <w:r>
+        <w:br/>
+      </w:r>
+      <w:r>
+        <w:rPr>
+          <w:rStyle w:val="NormalTok"/>
+        </w:rPr>
+        <w:t xml:space="preserve">    </w:t>
+      </w:r>
+      <w:r>
+        <w:rPr>
+          <w:rStyle w:val="KeywordTok"/>
+        </w:rPr>
+        <w:t xml:space="preserve">type</w:t>
+      </w:r>
+      <w:r>
+        <w:rPr>
+          <w:rStyle w:val="NormalTok"/>
+        </w:rPr>
+        <w:t xml:space="preserve">            TEXT </w:t>
+      </w:r>
+      <w:r>
+        <w:rPr>
+          <w:rStyle w:val="KeywordTok"/>
+        </w:rPr>
+        <w:t xml:space="preserve">NOT</w:t>
+      </w:r>
+      <w:r>
+        <w:rPr>
+          <w:rStyle w:val="NormalTok"/>
+        </w:rPr>
+        <w:t xml:space="preserve"> </w:t>
+      </w:r>
+      <w:r>
+        <w:rPr>
+          <w:rStyle w:val="KeywordTok"/>
+        </w:rPr>
+        <w:t xml:space="preserve">NULL</w:t>
+      </w:r>
+      <w:r>
+        <w:rPr>
+          <w:rStyle w:val="NormalTok"/>
+        </w:rPr>
+        <w:t xml:space="preserve">,                 </w:t>
+      </w:r>
+      <w:r>
+        <w:rPr>
+          <w:rStyle w:val="CommentTok"/>
+        </w:rPr>
+        <w:t xml:space="preserve">-- mcp_server | api | wasm | code</w:t>
+      </w:r>
+      <w:r>
+        <w:br/>
+      </w:r>
+      <w:r>
+        <w:rPr>
+          <w:rStyle w:val="NormalTok"/>
+        </w:rPr>
+        <w:t xml:space="preserve">    endpoint        TEXT </w:t>
+      </w:r>
+      <w:r>
+        <w:rPr>
+          <w:rStyle w:val="KeywordTok"/>
+        </w:rPr>
+        <w:t xml:space="preserve">NOT</w:t>
+      </w:r>
+      <w:r>
+        <w:rPr>
+          <w:rStyle w:val="NormalTok"/>
+        </w:rPr>
+        <w:t xml:space="preserve"> </w:t>
+      </w:r>
+      <w:r>
+        <w:rPr>
+          <w:rStyle w:val="KeywordTok"/>
+        </w:rPr>
+        <w:t xml:space="preserve">NULL</w:t>
+      </w:r>
+      <w:r>
+        <w:rPr>
+          <w:rStyle w:val="NormalTok"/>
+        </w:rPr>
+        <w:t xml:space="preserve">,                 </w:t>
+      </w:r>
+      <w:r>
+        <w:rPr>
+          <w:rStyle w:val="CommentTok"/>
+        </w:rPr>
+        <w:t xml:space="preserve">-- mcp://tracking/query 或 http://xxx</w:t>
+      </w:r>
+      <w:r>
+        <w:br/>
+      </w:r>
+      <w:r>
+        <w:rPr>
+          <w:rStyle w:val="NormalTok"/>
+        </w:rPr>
+        <w:t xml:space="preserve">    description     TEXT </w:t>
+      </w:r>
+      <w:r>
+        <w:rPr>
+          <w:rStyle w:val="KeywordTok"/>
+        </w:rPr>
+        <w:t xml:space="preserve">NOT</w:t>
+      </w:r>
+      <w:r>
+        <w:rPr>
+          <w:rStyle w:val="NormalTok"/>
+        </w:rPr>
+        <w:t xml:space="preserve"> </w:t>
+      </w:r>
+      <w:r>
+        <w:rPr>
+          <w:rStyle w:val="KeywordTok"/>
+        </w:rPr>
+        <w:t xml:space="preserve">NULL</w:t>
+      </w:r>
+      <w:r>
+        <w:rPr>
+          <w:rStyle w:val="NormalTok"/>
+        </w:rPr>
+        <w:t xml:space="preserve">,                 </w:t>
+      </w:r>
+      <w:r>
+        <w:rPr>
+          <w:rStyle w:val="CommentTok"/>
+        </w:rPr>
+        <w:t xml:space="preserve">-- 结构化的调用描述 (LLM 据此判断何时调用)</w:t>
+      </w:r>
+      <w:r>
+        <w:br/>
+      </w:r>
+      <w:r>
+        <w:rPr>
+          <w:rStyle w:val="NormalTok"/>
+        </w:rPr>
+        <w:t xml:space="preserve">    </w:t>
+      </w:r>
+      <w:r>
+        <w:rPr>
+          <w:rStyle w:val="KeywordTok"/>
+        </w:rPr>
+        <w:t xml:space="preserve">parameters</w:t>
+      </w:r>
+      <w:r>
+        <w:rPr>
+          <w:rStyle w:val="NormalTok"/>
+        </w:rPr>
+        <w:t xml:space="preserve">      JSONB </w:t>
+      </w:r>
+      <w:r>
+        <w:rPr>
+          <w:rStyle w:val="KeywordTok"/>
+        </w:rPr>
+        <w:t xml:space="preserve">NOT</w:t>
+      </w:r>
+      <w:r>
+        <w:rPr>
+          <w:rStyle w:val="NormalTok"/>
+        </w:rPr>
+        <w:t xml:space="preserve"> </w:t>
+      </w:r>
+      <w:r>
+        <w:rPr>
+          <w:rStyle w:val="KeywordTok"/>
+        </w:rPr>
+        <w:t xml:space="preserve">NULL</w:t>
+      </w:r>
+      <w:r>
+        <w:rPr>
+          <w:rStyle w:val="NormalTok"/>
+        </w:rPr>
+        <w:t xml:space="preserve"> </w:t>
+      </w:r>
+      <w:r>
+        <w:rPr>
+          <w:rStyle w:val="KeywordTok"/>
+        </w:rPr>
+        <w:t xml:space="preserve">DEFAULT</w:t>
+      </w:r>
+      <w:r>
+        <w:rPr>
+          <w:rStyle w:val="NormalTok"/>
+        </w:rPr>
+        <w:t xml:space="preserve"> </w:t>
+      </w:r>
+      <w:r>
+        <w:rPr>
+          <w:rStyle w:val="StringTok"/>
+        </w:rPr>
+        <w:t xml:space="preserve">'[]'</w:t>
+      </w:r>
+      <w:r>
+        <w:rPr>
+          <w:rStyle w:val="NormalTok"/>
+        </w:rPr>
+        <w:t xml:space="preserve">,   </w:t>
+      </w:r>
+      <w:r>
+        <w:rPr>
+          <w:rStyle w:val="CommentTok"/>
+        </w:rPr>
+        <w:t xml:space="preserve">-- [{name, type, required, description}]</w:t>
+      </w:r>
+      <w:r>
+        <w:br/>
+      </w:r>
+      <w:r>
+        <w:rPr>
+          <w:rStyle w:val="NormalTok"/>
+        </w:rPr>
+        <w:t xml:space="preserve">    output_schema   JSONB,                         </w:t>
+      </w:r>
+      <w:r>
+        <w:rPr>
+          <w:rStyle w:val="CommentTok"/>
+        </w:rPr>
+        <w:t xml:space="preserve">-- 输出 JSON Schema</w:t>
+      </w:r>
+      <w:r>
+        <w:br/>
+      </w:r>
+      <w:r>
+        <w:rPr>
+          <w:rStyle w:val="NormalTok"/>
+        </w:rPr>
+        <w:t xml:space="preserve">    industry        TEXT,                          </w:t>
+      </w:r>
+      <w:r>
+        <w:rPr>
+          <w:rStyle w:val="CommentTok"/>
+        </w:rPr>
+        <w:t xml:space="preserve">-- logistics | finance | common</w:t>
+      </w:r>
+      <w:r>
+        <w:br/>
+      </w:r>
+      <w:r>
+        <w:rPr>
+          <w:rStyle w:val="NormalTok"/>
+        </w:rPr>
+        <w:t xml:space="preserve">    provider        TEXT,                          </w:t>
+      </w:r>
+      <w:r>
+        <w:rPr>
+          <w:rStyle w:val="CommentTok"/>
+        </w:rPr>
+        <w:t xml:space="preserve">-- platform-official | isv | community</w:t>
+      </w:r>
+      <w:r>
+        <w:br/>
+      </w:r>
+      <w:r>
+        <w:rPr>
+          <w:rStyle w:val="NormalTok"/>
+        </w:rPr>
+        <w:t xml:space="preserve">    status          TEXT </w:t>
+      </w:r>
+      <w:r>
+        <w:rPr>
+          <w:rStyle w:val="KeywordTok"/>
+        </w:rPr>
+        <w:t xml:space="preserve">NOT</w:t>
+      </w:r>
+      <w:r>
+        <w:rPr>
+          <w:rStyle w:val="NormalTok"/>
+        </w:rPr>
+        <w:t xml:space="preserve"> </w:t>
+      </w:r>
+      <w:r>
+        <w:rPr>
+          <w:rStyle w:val="KeywordTok"/>
+        </w:rPr>
+        <w:t xml:space="preserve">NULL</w:t>
+      </w:r>
+      <w:r>
+        <w:rPr>
+          <w:rStyle w:val="NormalTok"/>
+        </w:rPr>
+        <w:t xml:space="preserve"> </w:t>
+      </w:r>
+      <w:r>
+        <w:rPr>
+          <w:rStyle w:val="KeywordTok"/>
+        </w:rPr>
+        <w:t xml:space="preserve">DEFAULT</w:t>
+      </w:r>
+      <w:r>
+        <w:rPr>
+          <w:rStyle w:val="NormalTok"/>
+        </w:rPr>
+        <w:t xml:space="preserve"> </w:t>
+      </w:r>
+      <w:r>
+        <w:rPr>
+          <w:rStyle w:val="StringTok"/>
+        </w:rPr>
+        <w:t xml:space="preserve">'draft'</w:t>
+      </w:r>
+      <w:r>
+        <w:rPr>
+          <w:rStyle w:val="NormalTok"/>
+        </w:rPr>
+        <w:t xml:space="preserve">, </w:t>
+      </w:r>
+      <w:r>
+        <w:rPr>
+          <w:rStyle w:val="CommentTok"/>
+        </w:rPr>
+        <w:t xml:space="preserve">-- draft | review | published | deprecated</w:t>
+      </w:r>
+      <w:r>
+        <w:br/>
+      </w:r>
+      <w:r>
+        <w:rPr>
+          <w:rStyle w:val="NormalTok"/>
+        </w:rPr>
+        <w:t xml:space="preserve">    reviewed_by     TEXT,                          </w:t>
+      </w:r>
+      <w:r>
+        <w:rPr>
+          <w:rStyle w:val="CommentTok"/>
+        </w:rPr>
+        <w:t xml:space="preserve">-- 审核人</w:t>
+      </w:r>
+      <w:r>
+        <w:br/>
+      </w:r>
+      <w:r>
+        <w:rPr>
+          <w:rStyle w:val="NormalTok"/>
+        </w:rPr>
+        <w:t xml:space="preserve">    reviewed_at     TIMESTAMPTZ,</w:t>
+      </w:r>
+      <w:r>
+        <w:br/>
+      </w:r>
+      <w:r>
+        <w:rPr>
+          <w:rStyle w:val="NormalTok"/>
+        </w:rPr>
+        <w:t xml:space="preserve">    created_at      TIMESTAMPTZ </w:t>
+      </w:r>
+      <w:r>
+        <w:rPr>
+          <w:rStyle w:val="KeywordTok"/>
+        </w:rPr>
+        <w:t xml:space="preserve">DEFAULT</w:t>
+      </w:r>
+      <w:r>
+        <w:rPr>
+          <w:rStyle w:val="NormalTok"/>
+        </w:rPr>
+        <w:t xml:space="preserve"> NOW(),</w:t>
+      </w:r>
+      <w:r>
+        <w:br/>
+      </w:r>
+      <w:r>
+        <w:rPr>
+          <w:rStyle w:val="NormalTok"/>
+        </w:rPr>
+        <w:t xml:space="preserve">    updated_at      TIMESTAMPTZ </w:t>
+      </w:r>
+      <w:r>
+        <w:rPr>
+          <w:rStyle w:val="KeywordTok"/>
+        </w:rPr>
+        <w:t xml:space="preserve">DEFAULT</w:t>
+      </w:r>
+      <w:r>
+        <w:rPr>
+          <w:rStyle w:val="NormalTok"/>
+        </w:rPr>
+        <w:t xml:space="preserve"> NOW()</w:t>
+      </w:r>
+      <w:r>
+        <w:br/>
+      </w:r>
+      <w:r>
+        <w:rPr>
+          <w:rStyle w:val="NormalTok"/>
+        </w:rPr>
+        <w:t xml:space="preserve">);</w:t>
+      </w:r>
+      <w:r>
+        <w:br/>
+      </w:r>
+      <w:r>
+        <w:br/>
+      </w:r>
+      <w:r>
+        <w:rPr>
+          <w:rStyle w:val="CommentTok"/>
+        </w:rPr>
+        <w:t xml:space="preserve">-- 技能与 Agent 的绑定关系</w:t>
+      </w:r>
+      <w:r>
+        <w:br/>
+      </w:r>
+      <w:r>
+        <w:rPr>
+          <w:rStyle w:val="KeywordTok"/>
+        </w:rPr>
+        <w:t xml:space="preserve">CREATE</w:t>
+      </w:r>
+      <w:r>
+        <w:rPr>
+          <w:rStyle w:val="NormalTok"/>
+        </w:rPr>
+        <w:t xml:space="preserve"> </w:t>
+      </w:r>
+      <w:r>
+        <w:rPr>
+          <w:rStyle w:val="KeywordTok"/>
+        </w:rPr>
+        <w:t xml:space="preserve">TABLE</w:t>
+      </w:r>
+      <w:r>
+        <w:rPr>
+          <w:rStyle w:val="NormalTok"/>
+        </w:rPr>
+        <w:t xml:space="preserve"> agent_skills (</w:t>
+      </w:r>
+      <w:r>
+        <w:br/>
+      </w:r>
+      <w:r>
+        <w:rPr>
+          <w:rStyle w:val="NormalTok"/>
+        </w:rPr>
+        <w:t xml:space="preserve">    agent_name      TEXT </w:t>
+      </w:r>
+      <w:r>
+        <w:rPr>
+          <w:rStyle w:val="KeywordTok"/>
+        </w:rPr>
+        <w:t xml:space="preserve">REFERENCES</w:t>
+      </w:r>
+      <w:r>
+        <w:rPr>
+          <w:rStyle w:val="NormalTok"/>
+        </w:rPr>
+        <w:t xml:space="preserve"> agents(name),</w:t>
+      </w:r>
+      <w:r>
+        <w:br/>
+      </w:r>
+      <w:r>
+        <w:rPr>
+          <w:rStyle w:val="NormalTok"/>
+        </w:rPr>
+        <w:t xml:space="preserve">    skill_name      TEXT </w:t>
+      </w:r>
+      <w:r>
+        <w:rPr>
+          <w:rStyle w:val="KeywordTok"/>
+        </w:rPr>
+        <w:t xml:space="preserve">REFERENCES</w:t>
+      </w:r>
+      <w:r>
+        <w:rPr>
+          <w:rStyle w:val="NormalTok"/>
+        </w:rPr>
+        <w:t xml:space="preserve"> skills(name),</w:t>
+      </w:r>
+      <w:r>
+        <w:br/>
+      </w:r>
+      <w:r>
+        <w:rPr>
+          <w:rStyle w:val="NormalTok"/>
+        </w:rPr>
+        <w:t xml:space="preserve">    required        </w:t>
+      </w:r>
+      <w:r>
+        <w:rPr>
+          <w:rStyle w:val="DataTypeTok"/>
+        </w:rPr>
+        <w:t xml:space="preserve">BOOLEAN</w:t>
+      </w:r>
+      <w:r>
+        <w:rPr>
+          <w:rStyle w:val="NormalTok"/>
+        </w:rPr>
+        <w:t xml:space="preserve"> </w:t>
+      </w:r>
+      <w:r>
+        <w:rPr>
+          <w:rStyle w:val="KeywordTok"/>
+        </w:rPr>
+        <w:t xml:space="preserve">DEFAULT</w:t>
+      </w:r>
+      <w:r>
+        <w:rPr>
+          <w:rStyle w:val="NormalTok"/>
+        </w:rPr>
+        <w:t xml:space="preserve"> </w:t>
+      </w:r>
+      <w:r>
+        <w:rPr>
+          <w:rStyle w:val="KeywordTok"/>
+        </w:rPr>
+        <w:t xml:space="preserve">false</w:t>
+      </w:r>
+      <w:r>
+        <w:rPr>
+          <w:rStyle w:val="NormalTok"/>
+        </w:rPr>
+        <w:t xml:space="preserve">,  </w:t>
+      </w:r>
+      <w:r>
+        <w:rPr>
+          <w:rStyle w:val="CommentTok"/>
+        </w:rPr>
+        <w:t xml:space="preserve">-- 是否必需</w:t>
+      </w:r>
+      <w:r>
+        <w:br/>
+      </w:r>
+      <w:r>
+        <w:rPr>
+          <w:rStyle w:val="NormalTok"/>
+        </w:rPr>
+        <w:t xml:space="preserve">    created_at      TIMESTAMPTZ </w:t>
+      </w:r>
+      <w:r>
+        <w:rPr>
+          <w:rStyle w:val="KeywordTok"/>
+        </w:rPr>
+        <w:t xml:space="preserve">DEFAULT</w:t>
+      </w:r>
+      <w:r>
+        <w:rPr>
+          <w:rStyle w:val="NormalTok"/>
+        </w:rPr>
+        <w:t xml:space="preserve"> NOW(),</w:t>
+      </w:r>
+      <w:r>
+        <w:br/>
+      </w:r>
+      <w:r>
+        <w:rPr>
+          <w:rStyle w:val="NormalTok"/>
+        </w:rPr>
+        <w:t xml:space="preserve">    </w:t>
+      </w:r>
+      <w:r>
+        <w:rPr>
+          <w:rStyle w:val="KeywordTok"/>
+        </w:rPr>
+        <w:t xml:space="preserve">PRIMARY</w:t>
+      </w:r>
+      <w:r>
+        <w:rPr>
+          <w:rStyle w:val="NormalTok"/>
+        </w:rPr>
+        <w:t xml:space="preserve"> </w:t>
+      </w:r>
+      <w:r>
+        <w:rPr>
+          <w:rStyle w:val="KeywordTok"/>
+        </w:rPr>
+        <w:t xml:space="preserve">KEY</w:t>
+      </w:r>
+      <w:r>
+        <w:rPr>
+          <w:rStyle w:val="NormalTok"/>
+        </w:rPr>
+        <w:t xml:space="preserve"> (agent_name, skill_name)</w:t>
+      </w:r>
+      <w:r>
+        <w:br/>
+      </w:r>
+      <w:r>
+        <w:rPr>
+          <w:rStyle w:val="NormalTok"/>
+        </w:rPr>
+        <w:t xml:space="preserve">);</w:t>
+      </w:r>
+    </w:p>
+    <w:bookmarkEnd w:id="233"/>
+    <w:bookmarkStart w:id="234" w:name="技能发布生效流程"/>
+    <w:p>
+      <w:pPr>
+        <w:pStyle w:val="Heading3"/>
+      </w:pPr>
+      <w:r>
+        <w:t xml:space="preserve">18.3 </w:t>
+      </w:r>
+      <w:r>
+        <w:rPr>
+          <w:rFonts w:hint="eastAsia"/>
+        </w:rPr>
+        <w:t xml:space="preserve">技能发布生效流程</w:t>
+      </w:r>
+    </w:p>
+    <w:p>
+      <w:pPr>
+        <w:pStyle w:val="SourceCode"/>
+      </w:pPr>
+      <w:r>
+        <w:rPr>
+          <w:rStyle w:val="VerbatimChar"/>
+        </w:rPr>
+        <w:t xml:space="preserve">┌──────────────────────────────────────────────────────────────┐</w:t>
+      </w:r>
+      <w:r>
+        <w:br/>
+      </w:r>
+      <w:r>
+        <w:rPr>
+          <w:rStyle w:val="VerbatimChar"/>
+        </w:rPr>
+        <w:t xml:space="preserve">│                 </w:t>
+      </w:r>
+      <w:r>
+        <w:rPr>
+          <w:rStyle w:val="VerbatimChar"/>
+          <w:rFonts w:hint="eastAsia"/>
+        </w:rPr>
+        <w:t xml:space="preserve">技能发布生效流程</w:t>
+      </w:r>
+      <w:r>
+        <w:rPr>
+          <w:rStyle w:val="VerbatimChar"/>
+        </w:rPr>
+        <w:t xml:space="preserve">                                │</w:t>
+      </w:r>
+      <w:r>
+        <w:br/>
+      </w:r>
+      <w:r>
+        <w:rPr>
+          <w:rStyle w:val="VerbatimChar"/>
+        </w:rPr>
+        <w:t xml:space="preserve">│                                                              │</w:t>
+      </w:r>
+      <w:r>
+        <w:br/>
+      </w:r>
+      <w:r>
+        <w:rPr>
+          <w:rStyle w:val="VerbatimChar"/>
+        </w:rPr>
+        <w:t xml:space="preserve">│  Step 1: </w:t>
+      </w:r>
+      <w:r>
+        <w:rPr>
+          <w:rStyle w:val="VerbatimChar"/>
+          <w:rFonts w:hint="eastAsia"/>
+        </w:rPr>
+        <w:t xml:space="preserve">开发</w:t>
+      </w:r>
+      <w:r>
+        <w:rPr>
+          <w:rStyle w:val="VerbatimChar"/>
+        </w:rPr>
+        <w:t xml:space="preserve"> &amp; </w:t>
+      </w:r>
+      <w:r>
+        <w:rPr>
+          <w:rStyle w:val="VerbatimChar"/>
+          <w:rFonts w:hint="eastAsia"/>
+        </w:rPr>
+        <w:t xml:space="preserve">注册</w:t>
+      </w:r>
+      <w:r>
+        <w:rPr>
+          <w:rStyle w:val="VerbatimChar"/>
+        </w:rPr>
+        <w:t xml:space="preserve">                                          │</w:t>
+      </w:r>
+      <w:r>
+        <w:br/>
+      </w:r>
+      <w:r>
+        <w:rPr>
+          <w:rStyle w:val="VerbatimChar"/>
+        </w:rPr>
+        <w:t xml:space="preserve">│  ┌────────────────────────────────────────────────────────┐  │</w:t>
+      </w:r>
+      <w:r>
+        <w:br/>
+      </w:r>
+      <w:r>
+        <w:rPr>
+          <w:rStyle w:val="VerbatimChar"/>
+        </w:rPr>
+        <w:t xml:space="preserve">│  │ </w:t>
+      </w:r>
+      <w:r>
+        <w:rPr>
+          <w:rStyle w:val="VerbatimChar"/>
+          <w:rFonts w:hint="eastAsia"/>
+        </w:rPr>
+        <w:t xml:space="preserve">开发者</w:t>
+      </w:r>
+      <w:r>
+        <w:rPr>
+          <w:rStyle w:val="VerbatimChar"/>
+        </w:rPr>
+        <w:t xml:space="preserve"> → Admin UI / CLI:                                │  │</w:t>
+      </w:r>
+      <w:r>
+        <w:br/>
+      </w:r>
+      <w:r>
+        <w:rPr>
+          <w:rStyle w:val="VerbatimChar"/>
+        </w:rPr>
+        <w:t xml:space="preserve">│  │   $ ai skill create track-query                        │  │</w:t>
+      </w:r>
+      <w:r>
+        <w:br/>
+      </w:r>
+      <w:r>
+        <w:rPr>
+          <w:rStyle w:val="VerbatimChar"/>
+        </w:rPr>
+        <w:t xml:space="preserve">│  │   → </w:t>
+      </w:r>
+      <w:r>
+        <w:rPr>
+          <w:rStyle w:val="VerbatimChar"/>
+          <w:rFonts w:hint="eastAsia"/>
+        </w:rPr>
+        <w:t xml:space="preserve">填写</w:t>
+      </w:r>
+      <w:r>
+        <w:rPr>
+          <w:rStyle w:val="VerbatimChar"/>
+        </w:rPr>
+        <w:t xml:space="preserve"> Skill DSL                                     │  │</w:t>
+      </w:r>
+      <w:r>
+        <w:br/>
+      </w:r>
+      <w:r>
+        <w:rPr>
+          <w:rStyle w:val="VerbatimChar"/>
+        </w:rPr>
+        <w:t xml:space="preserve">│  │   → POST /skills/register → Skill Registry             │  │</w:t>
+      </w:r>
+      <w:r>
+        <w:br/>
+      </w:r>
+      <w:r>
+        <w:rPr>
+          <w:rStyle w:val="VerbatimChar"/>
+        </w:rPr>
+        <w:t xml:space="preserve">│  │   → PG INSERT: status = 'draft'                        │  │</w:t>
+      </w:r>
+      <w:r>
+        <w:br/>
+      </w:r>
+      <w:r>
+        <w:rPr>
+          <w:rStyle w:val="VerbatimChar"/>
+        </w:rPr>
+        <w:t xml:space="preserve">│  │   → </w:t>
+      </w:r>
+      <w:r>
+        <w:rPr>
+          <w:rStyle w:val="VerbatimChar"/>
+          <w:rFonts w:hint="eastAsia"/>
+        </w:rPr>
+        <w:t xml:space="preserve">此时只有创建者可见，Agent</w:t>
+      </w:r>
+      <w:r>
+        <w:rPr>
+          <w:rStyle w:val="VerbatimChar"/>
+        </w:rPr>
+        <w:t xml:space="preserve"> </w:t>
+      </w:r>
+      <w:r>
+        <w:rPr>
+          <w:rStyle w:val="VerbatimChar"/>
+          <w:rFonts w:hint="eastAsia"/>
+        </w:rPr>
+        <w:t xml:space="preserve">看不到</w:t>
+      </w:r>
+      <w:r>
+        <w:rPr>
+          <w:rStyle w:val="VerbatimChar"/>
+        </w:rPr>
+        <w:t xml:space="preserve">                       │  │</w:t>
+      </w:r>
+      <w:r>
+        <w:br/>
+      </w:r>
+      <w:r>
+        <w:rPr>
+          <w:rStyle w:val="VerbatimChar"/>
+        </w:rPr>
+        <w:t xml:space="preserve">│  └────────────────────────────────────────────────────────┘  │</w:t>
+      </w:r>
+      <w:r>
+        <w:br/>
+      </w:r>
+      <w:r>
+        <w:rPr>
+          <w:rStyle w:val="VerbatimChar"/>
+        </w:rPr>
+        <w:t xml:space="preserve">│                         │                                     │</w:t>
+      </w:r>
+      <w:r>
+        <w:br/>
+      </w:r>
+      <w:r>
+        <w:rPr>
+          <w:rStyle w:val="VerbatimChar"/>
+        </w:rPr>
+        <w:t xml:space="preserve">│                         ▼                                     │</w:t>
+      </w:r>
+      <w:r>
+        <w:br/>
+      </w:r>
+      <w:r>
+        <w:rPr>
+          <w:rStyle w:val="VerbatimChar"/>
+        </w:rPr>
+        <w:t xml:space="preserve">│  Step 2: </w:t>
+      </w:r>
+      <w:r>
+        <w:rPr>
+          <w:rStyle w:val="VerbatimChar"/>
+          <w:rFonts w:hint="eastAsia"/>
+        </w:rPr>
+        <w:t xml:space="preserve">测试</w:t>
+      </w:r>
+      <w:r>
+        <w:rPr>
+          <w:rStyle w:val="VerbatimChar"/>
+        </w:rPr>
+        <w:t xml:space="preserve"> &amp; </w:t>
+      </w:r>
+      <w:r>
+        <w:rPr>
+          <w:rStyle w:val="VerbatimChar"/>
+          <w:rFonts w:hint="eastAsia"/>
+        </w:rPr>
+        <w:t xml:space="preserve">审核</w:t>
+      </w:r>
+      <w:r>
+        <w:rPr>
+          <w:rStyle w:val="VerbatimChar"/>
+        </w:rPr>
+        <w:t xml:space="preserve">                                          │</w:t>
+      </w:r>
+      <w:r>
+        <w:br/>
+      </w:r>
+      <w:r>
+        <w:rPr>
+          <w:rStyle w:val="VerbatimChar"/>
+        </w:rPr>
+        <w:t xml:space="preserve">│  ┌────────────────────────────────────────────────────────┐  │</w:t>
+      </w:r>
+      <w:r>
+        <w:br/>
+      </w:r>
+      <w:r>
+        <w:rPr>
+          <w:rStyle w:val="VerbatimChar"/>
+        </w:rPr>
+        <w:t xml:space="preserve">│  │ </w:t>
+      </w:r>
+      <w:r>
+        <w:rPr>
+          <w:rStyle w:val="VerbatimChar"/>
+          <w:rFonts w:hint="eastAsia"/>
+        </w:rPr>
+        <w:t xml:space="preserve">开发者</w:t>
+      </w:r>
+      <w:r>
+        <w:rPr>
+          <w:rStyle w:val="VerbatimChar"/>
+        </w:rPr>
+        <w:t xml:space="preserve"> → </w:t>
+      </w:r>
+      <w:r>
+        <w:rPr>
+          <w:rStyle w:val="VerbatimChar"/>
+          <w:rFonts w:hint="eastAsia"/>
+        </w:rPr>
+        <w:t xml:space="preserve">技能沙箱测试</w:t>
+      </w:r>
+      <w:r>
+        <w:rPr>
+          <w:rStyle w:val="VerbatimChar"/>
+        </w:rPr>
+        <w:t xml:space="preserve"> (Skill Sandbox)                    │  │</w:t>
+      </w:r>
+      <w:r>
+        <w:br/>
+      </w:r>
+      <w:r>
+        <w:rPr>
+          <w:rStyle w:val="VerbatimChar"/>
+        </w:rPr>
+        <w:t xml:space="preserve">│  │   </w:t>
+      </w:r>
+      <w:r>
+        <w:rPr>
+          <w:rStyle w:val="VerbatimChar"/>
+          <w:rFonts w:hint="eastAsia"/>
+        </w:rPr>
+        <w:t xml:space="preserve">调用技能端点</w:t>
+      </w:r>
+      <w:r>
+        <w:rPr>
+          <w:rStyle w:val="VerbatimChar"/>
+        </w:rPr>
+        <w:t xml:space="preserve"> → </w:t>
+      </w:r>
+      <w:r>
+        <w:rPr>
+          <w:rStyle w:val="VerbatimChar"/>
+          <w:rFonts w:hint="eastAsia"/>
+        </w:rPr>
+        <w:t xml:space="preserve">验证输入/输出符合</w:t>
+      </w:r>
+      <w:r>
+        <w:rPr>
+          <w:rStyle w:val="VerbatimChar"/>
+        </w:rPr>
+        <w:t xml:space="preserve"> Schema                  │  │</w:t>
+      </w:r>
+      <w:r>
+        <w:br/>
+      </w:r>
+      <w:r>
+        <w:rPr>
+          <w:rStyle w:val="VerbatimChar"/>
+        </w:rPr>
+        <w:t xml:space="preserve">│  │   </w:t>
+      </w:r>
+      <w:r>
+        <w:rPr>
+          <w:rStyle w:val="VerbatimChar"/>
+          <w:rFonts w:hint="eastAsia"/>
+        </w:rPr>
+        <w:t xml:space="preserve">测试通过</w:t>
+      </w:r>
+      <w:r>
+        <w:rPr>
+          <w:rStyle w:val="VerbatimChar"/>
+        </w:rPr>
+        <w:t xml:space="preserve"> → </w:t>
+      </w:r>
+      <w:r>
+        <w:rPr>
+          <w:rStyle w:val="VerbatimChar"/>
+          <w:rFonts w:hint="eastAsia"/>
+        </w:rPr>
+        <w:t xml:space="preserve">提交审核:</w:t>
+      </w:r>
+      <w:r>
+        <w:rPr>
+          <w:rStyle w:val="VerbatimChar"/>
+        </w:rPr>
+        <w:t xml:space="preserve"> status = 'review'                 │  │</w:t>
+      </w:r>
+      <w:r>
+        <w:br/>
+      </w:r>
+      <w:r>
+        <w:rPr>
+          <w:rStyle w:val="VerbatimChar"/>
+        </w:rPr>
+        <w:t xml:space="preserve">│  │                                                       │  │</w:t>
+      </w:r>
+      <w:r>
+        <w:br/>
+      </w:r>
+      <w:r>
+        <w:rPr>
+          <w:rStyle w:val="VerbatimChar"/>
+        </w:rPr>
+        <w:t xml:space="preserve">│  │ </w:t>
+      </w:r>
+      <w:r>
+        <w:rPr>
+          <w:rStyle w:val="VerbatimChar"/>
+          <w:rFonts w:hint="eastAsia"/>
+        </w:rPr>
+        <w:t xml:space="preserve">平台管理员</w:t>
+      </w:r>
+      <w:r>
+        <w:rPr>
+          <w:rStyle w:val="VerbatimChar"/>
+        </w:rPr>
+        <w:t xml:space="preserve"> → </w:t>
+      </w:r>
+      <w:r>
+        <w:rPr>
+          <w:rStyle w:val="VerbatimChar"/>
+          <w:rFonts w:hint="eastAsia"/>
+        </w:rPr>
+        <w:t xml:space="preserve">审核:</w:t>
+      </w:r>
+      <w:r>
+        <w:rPr>
+          <w:rStyle w:val="VerbatimChar"/>
+        </w:rPr>
+        <w:t xml:space="preserve">                                       │  │</w:t>
+      </w:r>
+      <w:r>
+        <w:br/>
+      </w:r>
+      <w:r>
+        <w:rPr>
+          <w:rStyle w:val="VerbatimChar"/>
+        </w:rPr>
+        <w:t xml:space="preserve">│  │   </w:t>
+      </w:r>
+      <w:r>
+        <w:rPr>
+          <w:rStyle w:val="VerbatimChar"/>
+          <w:rFonts w:hint="eastAsia"/>
+        </w:rPr>
+        <w:t xml:space="preserve">代码安全扫描</w:t>
+      </w:r>
+      <w:r>
+        <w:rPr>
+          <w:rStyle w:val="VerbatimChar"/>
+        </w:rPr>
+        <w:t xml:space="preserve"> → </w:t>
+      </w:r>
+      <w:r>
+        <w:rPr>
+          <w:rStyle w:val="VerbatimChar"/>
+          <w:rFonts w:hint="eastAsia"/>
+        </w:rPr>
+        <w:t xml:space="preserve">权限审查</w:t>
+      </w:r>
+      <w:r>
+        <w:rPr>
+          <w:rStyle w:val="VerbatimChar"/>
+        </w:rPr>
+        <w:t xml:space="preserve"> → </w:t>
+      </w:r>
+      <w:r>
+        <w:rPr>
+          <w:rStyle w:val="VerbatimChar"/>
+          <w:rFonts w:hint="eastAsia"/>
+        </w:rPr>
+        <w:t xml:space="preserve">数据流向检查</w:t>
+      </w:r>
+      <w:r>
+        <w:rPr>
+          <w:rStyle w:val="VerbatimChar"/>
+        </w:rPr>
+        <w:t xml:space="preserve"> → </w:t>
+      </w:r>
+      <w:r>
+        <w:rPr>
+          <w:rStyle w:val="VerbatimChar"/>
+          <w:rFonts w:hint="eastAsia"/>
+        </w:rPr>
+        <w:t xml:space="preserve">通过</w:t>
+      </w:r>
+      <w:r>
+        <w:rPr>
+          <w:rStyle w:val="VerbatimChar"/>
+        </w:rPr>
+        <w:t xml:space="preserve">           │  │</w:t>
+      </w:r>
+      <w:r>
+        <w:br/>
+      </w:r>
+      <w:r>
+        <w:rPr>
+          <w:rStyle w:val="VerbatimChar"/>
+        </w:rPr>
+        <w:t xml:space="preserve">│  │   → status = 'published'                               │  │</w:t>
+      </w:r>
+      <w:r>
+        <w:br/>
+      </w:r>
+      <w:r>
+        <w:rPr>
+          <w:rStyle w:val="VerbatimChar"/>
+        </w:rPr>
+        <w:t xml:space="preserve">│  └────────────────────────────────────────────────────────┘  │</w:t>
+      </w:r>
+      <w:r>
+        <w:br/>
+      </w:r>
+      <w:r>
+        <w:rPr>
+          <w:rStyle w:val="VerbatimChar"/>
+        </w:rPr>
+        <w:t xml:space="preserve">│                         │                                     │</w:t>
+      </w:r>
+      <w:r>
+        <w:br/>
+      </w:r>
+      <w:r>
+        <w:rPr>
+          <w:rStyle w:val="VerbatimChar"/>
+        </w:rPr>
+        <w:t xml:space="preserve">│                         ▼                                     │</w:t>
+      </w:r>
+      <w:r>
+        <w:br/>
+      </w:r>
+      <w:r>
+        <w:rPr>
+          <w:rStyle w:val="VerbatimChar"/>
+        </w:rPr>
+        <w:t xml:space="preserve">│  Step 3: </w:t>
+      </w:r>
+      <w:r>
+        <w:rPr>
+          <w:rStyle w:val="VerbatimChar"/>
+          <w:rFonts w:hint="eastAsia"/>
+        </w:rPr>
+        <w:t xml:space="preserve">即时生效</w:t>
+      </w:r>
+      <w:r>
+        <w:rPr>
+          <w:rStyle w:val="VerbatimChar"/>
+        </w:rPr>
+        <w:t xml:space="preserve"> </w:t>
+      </w:r>
+      <w:r>
+        <w:rPr>
+          <w:rStyle w:val="VerbatimChar"/>
+          <w:rFonts w:hint="eastAsia"/>
+        </w:rPr>
+        <w:t xml:space="preserve">(无需重启)</w:t>
+      </w:r>
+      <w:r>
+        <w:rPr>
+          <w:rStyle w:val="VerbatimChar"/>
+        </w:rPr>
+        <w:t xml:space="preserve">                                   │</w:t>
+      </w:r>
+      <w:r>
+        <w:br/>
+      </w:r>
+      <w:r>
+        <w:rPr>
+          <w:rStyle w:val="VerbatimChar"/>
+        </w:rPr>
+        <w:t xml:space="preserve">│  ┌────────────────────────────────────────────────────────┐  │</w:t>
+      </w:r>
+      <w:r>
+        <w:br/>
+      </w:r>
+      <w:r>
+        <w:rPr>
+          <w:rStyle w:val="VerbatimChar"/>
+        </w:rPr>
+        <w:t xml:space="preserve">│  │ </w:t>
+      </w:r>
+      <w:r>
+        <w:rPr>
+          <w:rStyle w:val="VerbatimChar"/>
+          <w:rFonts w:hint="eastAsia"/>
+        </w:rPr>
+        <w:t xml:space="preserve">技能状态变为</w:t>
+      </w:r>
+      <w:r>
+        <w:rPr>
+          <w:rStyle w:val="VerbatimChar"/>
+        </w:rPr>
+        <w:t xml:space="preserve"> published → </w:t>
+      </w:r>
+      <w:r>
+        <w:rPr>
+          <w:rStyle w:val="VerbatimChar"/>
+          <w:rFonts w:hint="eastAsia"/>
+        </w:rPr>
+        <w:t xml:space="preserve">实时生效</w:t>
+      </w:r>
+      <w:r>
+        <w:rPr>
+          <w:rStyle w:val="VerbatimChar"/>
+        </w:rPr>
+        <w:t xml:space="preserve">                         │  │</w:t>
+      </w:r>
+      <w:r>
+        <w:br/>
+      </w:r>
+      <w:r>
+        <w:rPr>
+          <w:rStyle w:val="VerbatimChar"/>
+        </w:rPr>
+        <w:t xml:space="preserve">│  │                                                       │  │</w:t>
+      </w:r>
+      <w:r>
+        <w:br/>
+      </w:r>
+      <w:r>
+        <w:rPr>
+          <w:rStyle w:val="VerbatimChar"/>
+        </w:rPr>
+        <w:t xml:space="preserve">│  │ </w:t>
+      </w:r>
+      <w:r>
+        <w:rPr>
+          <w:rStyle w:val="VerbatimChar"/>
+          <w:rFonts w:hint="eastAsia"/>
+        </w:rPr>
+        <w:t xml:space="preserve">生效路径:</w:t>
+      </w:r>
+      <w:r>
+        <w:rPr>
+          <w:rStyle w:val="VerbatimChar"/>
+        </w:rPr>
+        <w:t xml:space="preserve">                                               │  │</w:t>
+      </w:r>
+      <w:r>
+        <w:br/>
+      </w:r>
+      <w:r>
+        <w:rPr>
+          <w:rStyle w:val="VerbatimChar"/>
+        </w:rPr>
+        <w:t xml:space="preserve">│  │   PG </w:t>
+      </w:r>
+      <w:r>
+        <w:rPr>
+          <w:rStyle w:val="VerbatimChar"/>
+          <w:rFonts w:hint="eastAsia"/>
+        </w:rPr>
+        <w:t xml:space="preserve">写入</w:t>
+      </w:r>
+      <w:r>
+        <w:rPr>
+          <w:rStyle w:val="VerbatimChar"/>
+        </w:rPr>
+        <w:t xml:space="preserve"> (published)                                   │  │</w:t>
+      </w:r>
+      <w:r>
+        <w:br/>
+      </w:r>
+      <w:r>
+        <w:rPr>
+          <w:rStyle w:val="VerbatimChar"/>
+        </w:rPr>
+        <w:t xml:space="preserve">│  │     → Agent </w:t>
+      </w:r>
+      <w:r>
+        <w:rPr>
+          <w:rStyle w:val="VerbatimChar"/>
+          <w:rFonts w:hint="eastAsia"/>
+        </w:rPr>
+        <w:t xml:space="preserve">每次推理时实时查询</w:t>
+      </w:r>
+      <w:r>
+        <w:rPr>
+          <w:rStyle w:val="VerbatimChar"/>
+        </w:rPr>
+        <w:t xml:space="preserve"> Skill Registry:           │  │</w:t>
+      </w:r>
+      <w:r>
+        <w:br/>
+      </w:r>
+      <w:r>
+        <w:rPr>
+          <w:rStyle w:val="VerbatimChar"/>
+        </w:rPr>
+        <w:t xml:space="preserve">│  │         GET /skills?agent=logistics-exception-handler   │  │</w:t>
+      </w:r>
+      <w:r>
+        <w:br/>
+      </w:r>
+      <w:r>
+        <w:rPr>
+          <w:rStyle w:val="VerbatimChar"/>
+        </w:rPr>
+        <w:t xml:space="preserve">│  │     → Registry </w:t>
+      </w:r>
+      <w:r>
+        <w:rPr>
+          <w:rStyle w:val="VerbatimChar"/>
+          <w:rFonts w:hint="eastAsia"/>
+        </w:rPr>
+        <w:t xml:space="preserve">返回该</w:t>
+      </w:r>
+      <w:r>
+        <w:rPr>
+          <w:rStyle w:val="VerbatimChar"/>
+        </w:rPr>
+        <w:t xml:space="preserve"> Agent </w:t>
+      </w:r>
+      <w:r>
+        <w:rPr>
+          <w:rStyle w:val="VerbatimChar"/>
+          <w:rFonts w:hint="eastAsia"/>
+        </w:rPr>
+        <w:t xml:space="preserve">绑定的、status=published</w:t>
+      </w:r>
+      <w:r>
+        <w:rPr>
+          <w:rStyle w:val="VerbatimChar"/>
+        </w:rPr>
+        <w:t xml:space="preserve">     │  │</w:t>
+      </w:r>
+      <w:r>
+        <w:br/>
+      </w:r>
+      <w:r>
+        <w:rPr>
+          <w:rStyle w:val="VerbatimChar"/>
+        </w:rPr>
+        <w:t xml:space="preserve">│  │       </w:t>
+      </w:r>
+      <w:r>
+        <w:rPr>
+          <w:rStyle w:val="VerbatimChar"/>
+          <w:rFonts w:hint="eastAsia"/>
+        </w:rPr>
+        <w:t xml:space="preserve">的技能的</w:t>
+      </w:r>
+      <w:r>
+        <w:rPr>
+          <w:rStyle w:val="VerbatimChar"/>
+        </w:rPr>
+        <w:t xml:space="preserve"> description </w:t>
+      </w:r>
+      <w:r>
+        <w:rPr>
+          <w:rStyle w:val="VerbatimChar"/>
+          <w:rFonts w:hint="eastAsia"/>
+        </w:rPr>
+        <w:t xml:space="preserve">列表</w:t>
+      </w:r>
+      <w:r>
+        <w:rPr>
+          <w:rStyle w:val="VerbatimChar"/>
+        </w:rPr>
+        <w:t xml:space="preserve">                           │  │</w:t>
+      </w:r>
+      <w:r>
+        <w:br/>
+      </w:r>
+      <w:r>
+        <w:rPr>
+          <w:rStyle w:val="VerbatimChar"/>
+        </w:rPr>
+        <w:t xml:space="preserve">│  │     → </w:t>
+      </w:r>
+      <w:r>
+        <w:rPr>
+          <w:rStyle w:val="VerbatimChar"/>
+          <w:rFonts w:hint="eastAsia"/>
+        </w:rPr>
+        <w:t xml:space="preserve">编排引擎将</w:t>
+      </w:r>
+      <w:r>
+        <w:rPr>
+          <w:rStyle w:val="VerbatimChar"/>
+        </w:rPr>
+        <w:t xml:space="preserve"> description </w:t>
+      </w:r>
+      <w:r>
+        <w:rPr>
+          <w:rStyle w:val="VerbatimChar"/>
+          <w:rFonts w:hint="eastAsia"/>
+        </w:rPr>
+        <w:t xml:space="preserve">列表注入</w:t>
+      </w:r>
+      <w:r>
+        <w:rPr>
+          <w:rStyle w:val="VerbatimChar"/>
+        </w:rPr>
+        <w:t xml:space="preserve"> LLM Context Window │  │</w:t>
+      </w:r>
+      <w:r>
+        <w:br/>
+      </w:r>
+      <w:r>
+        <w:rPr>
+          <w:rStyle w:val="VerbatimChar"/>
+        </w:rPr>
+        <w:t xml:space="preserve">│  │       </w:t>
+      </w:r>
+      <w:r>
+        <w:rPr>
+          <w:rStyle w:val="VerbatimChar"/>
+          <w:rFonts w:hint="eastAsia"/>
+        </w:rPr>
+        <w:t xml:space="preserve">的</w:t>
+      </w:r>
+      <w:r>
+        <w:rPr>
+          <w:rStyle w:val="VerbatimChar"/>
+        </w:rPr>
+        <w:t xml:space="preserve"> Tool Definition </w:t>
+      </w:r>
+      <w:r>
+        <w:rPr>
+          <w:rStyle w:val="VerbatimChar"/>
+          <w:rFonts w:hint="eastAsia"/>
+        </w:rPr>
+        <w:t xml:space="preserve">区域</w:t>
+      </w:r>
+      <w:r>
+        <w:rPr>
+          <w:rStyle w:val="VerbatimChar"/>
+        </w:rPr>
+        <w:t xml:space="preserve">                            │  │</w:t>
+      </w:r>
+      <w:r>
+        <w:br/>
+      </w:r>
+      <w:r>
+        <w:rPr>
+          <w:rStyle w:val="VerbatimChar"/>
+        </w:rPr>
+        <w:t xml:space="preserve">│  │     → LLM </w:t>
+      </w:r>
+      <w:r>
+        <w:rPr>
+          <w:rStyle w:val="VerbatimChar"/>
+          <w:rFonts w:hint="eastAsia"/>
+        </w:rPr>
+        <w:t xml:space="preserve">看到的就是当前已发布的最新版本技能列表</w:t>
+      </w:r>
+      <w:r>
+        <w:rPr>
+          <w:rStyle w:val="VerbatimChar"/>
+        </w:rPr>
+        <w:t xml:space="preserve">           │  │</w:t>
+      </w:r>
+      <w:r>
+        <w:br/>
+      </w:r>
+      <w:r>
+        <w:rPr>
+          <w:rStyle w:val="VerbatimChar"/>
+        </w:rPr>
+        <w:t xml:space="preserve">│  │                                                       │  │</w:t>
+      </w:r>
+      <w:r>
+        <w:br/>
+      </w:r>
+      <w:r>
+        <w:rPr>
+          <w:rStyle w:val="VerbatimChar"/>
+        </w:rPr>
+        <w:t xml:space="preserve">│  │  </w:t>
+      </w:r>
+      <w:r>
+        <w:rPr>
+          <w:rStyle w:val="VerbatimChar"/>
+          <w:rFonts w:hint="eastAsia"/>
+        </w:rPr>
+        <w:t xml:space="preserve">关键:</w:t>
+      </w:r>
+      <w:r>
+        <w:rPr>
+          <w:rStyle w:val="VerbatimChar"/>
+        </w:rPr>
+        <w:t xml:space="preserve"> </w:t>
+      </w:r>
+      <w:r>
+        <w:rPr>
+          <w:rStyle w:val="VerbatimChar"/>
+          <w:rFonts w:hint="eastAsia"/>
+        </w:rPr>
+        <w:t xml:space="preserve">技能</w:t>
+      </w:r>
+      <w:r>
+        <w:rPr>
+          <w:rStyle w:val="VerbatimChar"/>
+        </w:rPr>
+        <w:t xml:space="preserve"> description </w:t>
+      </w:r>
+      <w:r>
+        <w:rPr>
+          <w:rStyle w:val="VerbatimChar"/>
+          <w:rFonts w:hint="eastAsia"/>
+        </w:rPr>
+        <w:t xml:space="preserve">不是</w:t>
+      </w:r>
+      <w:r>
+        <w:rPr>
+          <w:rStyle w:val="VerbatimChar"/>
+        </w:rPr>
+        <w:t xml:space="preserve"> Agent </w:t>
+      </w:r>
+      <w:r>
+        <w:rPr>
+          <w:rStyle w:val="VerbatimChar"/>
+          <w:rFonts w:hint="eastAsia"/>
+        </w:rPr>
+        <w:t xml:space="preserve">启动时缓存到内存的</w:t>
+      </w:r>
+      <w:r>
+        <w:rPr>
+          <w:rStyle w:val="VerbatimChar"/>
+        </w:rPr>
+        <w:t xml:space="preserve">     │  │</w:t>
+      </w:r>
+      <w:r>
+        <w:br/>
+      </w:r>
+      <w:r>
+        <w:rPr>
+          <w:rStyle w:val="VerbatimChar"/>
+        </w:rPr>
+        <w:t xml:space="preserve">│  │        </w:t>
+      </w:r>
+      <w:r>
+        <w:rPr>
+          <w:rStyle w:val="VerbatimChar"/>
+          <w:rFonts w:hint="eastAsia"/>
+        </w:rPr>
+        <w:t xml:space="preserve">静态配置,</w:t>
+      </w:r>
+      <w:r>
+        <w:rPr>
+          <w:rStyle w:val="VerbatimChar"/>
+        </w:rPr>
+        <w:t xml:space="preserve"> </w:t>
+      </w:r>
+      <w:r>
+        <w:rPr>
+          <w:rStyle w:val="VerbatimChar"/>
+          <w:rFonts w:hint="eastAsia"/>
+        </w:rPr>
+        <w:t xml:space="preserve">而是每次推理时实时查询</w:t>
+      </w:r>
+      <w:r>
+        <w:rPr>
+          <w:rStyle w:val="VerbatimChar"/>
+        </w:rPr>
+        <w:t xml:space="preserve"> Registry </w:t>
+      </w:r>
+      <w:r>
+        <w:rPr>
+          <w:rStyle w:val="VerbatimChar"/>
+          <w:rFonts w:hint="eastAsia"/>
+        </w:rPr>
+        <w:t xml:space="preserve">的</w:t>
+      </w:r>
+      <w:r>
+        <w:rPr>
+          <w:rStyle w:val="VerbatimChar"/>
+        </w:rPr>
+        <w:t xml:space="preserve">       │  │</w:t>
+      </w:r>
+      <w:r>
+        <w:br/>
+      </w:r>
+      <w:r>
+        <w:rPr>
+          <w:rStyle w:val="VerbatimChar"/>
+        </w:rPr>
+        <w:t xml:space="preserve">│  └────────────────────────────────────────────────────────┘  │</w:t>
+      </w:r>
+      <w:r>
+        <w:br/>
+      </w:r>
+      <w:r>
+        <w:rPr>
+          <w:rStyle w:val="VerbatimChar"/>
+        </w:rPr>
+        <w:t xml:space="preserve">│                         │                                     │</w:t>
+      </w:r>
+      <w:r>
+        <w:br/>
+      </w:r>
+      <w:r>
+        <w:rPr>
+          <w:rStyle w:val="VerbatimChar"/>
+        </w:rPr>
+        <w:t xml:space="preserve">│                         ▼                                     │</w:t>
+      </w:r>
+      <w:r>
+        <w:br/>
+      </w:r>
+      <w:r>
+        <w:rPr>
+          <w:rStyle w:val="VerbatimChar"/>
+        </w:rPr>
+        <w:t xml:space="preserve">│  Step 4: </w:t>
+      </w:r>
+      <w:r>
+        <w:rPr>
+          <w:rStyle w:val="VerbatimChar"/>
+          <w:rFonts w:hint="eastAsia"/>
+        </w:rPr>
+        <w:t xml:space="preserve">版本迭代</w:t>
+      </w:r>
+      <w:r>
+        <w:rPr>
+          <w:rStyle w:val="VerbatimChar"/>
+        </w:rPr>
+        <w:t xml:space="preserve"> </w:t>
+      </w:r>
+      <w:r>
+        <w:rPr>
+          <w:rStyle w:val="VerbatimChar"/>
+          <w:rFonts w:hint="eastAsia"/>
+        </w:rPr>
+        <w:t xml:space="preserve">(新版本发布不影响旧</w:t>
+      </w:r>
+      <w:r>
+        <w:rPr>
+          <w:rStyle w:val="VerbatimChar"/>
+        </w:rPr>
+        <w:t xml:space="preserve"> Agent)                    │</w:t>
+      </w:r>
+      <w:r>
+        <w:br/>
+      </w:r>
+      <w:r>
+        <w:rPr>
+          <w:rStyle w:val="VerbatimChar"/>
+        </w:rPr>
+        <w:t xml:space="preserve">│  ┌────────────────────────────────────────────────────────┐  │</w:t>
+      </w:r>
+      <w:r>
+        <w:br/>
+      </w:r>
+      <w:r>
+        <w:rPr>
+          <w:rStyle w:val="VerbatimChar"/>
+        </w:rPr>
+        <w:t xml:space="preserve">│  │ </w:t>
+      </w:r>
+      <w:r>
+        <w:rPr>
+          <w:rStyle w:val="VerbatimChar"/>
+          <w:rFonts w:hint="eastAsia"/>
+        </w:rPr>
+        <w:t xml:space="preserve">技能版本管理</w:t>
+      </w:r>
+      <w:r>
+        <w:rPr>
+          <w:rStyle w:val="VerbatimChar"/>
+        </w:rPr>
+        <w:t xml:space="preserve"> (semver):                                   │  │</w:t>
+      </w:r>
+      <w:r>
+        <w:br/>
+      </w:r>
+      <w:r>
+        <w:rPr>
+          <w:rStyle w:val="VerbatimChar"/>
+        </w:rPr>
+        <w:t xml:space="preserve">│  │                                                       │  │</w:t>
+      </w:r>
+      <w:r>
+        <w:br/>
+      </w:r>
+      <w:r>
+        <w:rPr>
+          <w:rStyle w:val="VerbatimChar"/>
+        </w:rPr>
+        <w:t xml:space="preserve">│  │   track-query v1.0.0 → v2.0.0 (Breaking Change)       │  │</w:t>
+      </w:r>
+      <w:r>
+        <w:br/>
+      </w:r>
+      <w:r>
+        <w:rPr>
+          <w:rStyle w:val="VerbatimChar"/>
+        </w:rPr>
+        <w:t xml:space="preserve">│  │                                                       │  │</w:t>
+      </w:r>
+      <w:r>
+        <w:br/>
+      </w:r>
+      <w:r>
+        <w:rPr>
+          <w:rStyle w:val="VerbatimChar"/>
+        </w:rPr>
+        <w:t xml:space="preserve">│  │   </w:t>
+      </w:r>
+      <w:r>
+        <w:rPr>
+          <w:rStyle w:val="VerbatimChar"/>
+          <w:rFonts w:hint="eastAsia"/>
+        </w:rPr>
+        <w:t xml:space="preserve">发布</w:t>
+      </w:r>
+      <w:r>
+        <w:rPr>
+          <w:rStyle w:val="VerbatimChar"/>
+        </w:rPr>
+        <w:t xml:space="preserve"> v2.0.0 </w:t>
+      </w:r>
+      <w:r>
+        <w:rPr>
+          <w:rStyle w:val="VerbatimChar"/>
+          <w:rFonts w:hint="eastAsia"/>
+        </w:rPr>
+        <w:t xml:space="preserve">时:</w:t>
+      </w:r>
+      <w:r>
+        <w:rPr>
+          <w:rStyle w:val="VerbatimChar"/>
+        </w:rPr>
+        <w:t xml:space="preserve">                                       │  │</w:t>
+      </w:r>
+      <w:r>
+        <w:br/>
+      </w:r>
+      <w:r>
+        <w:rPr>
+          <w:rStyle w:val="VerbatimChar"/>
+        </w:rPr>
+        <w:t xml:space="preserve">│  │     · </w:t>
+      </w:r>
+      <w:r>
+        <w:rPr>
+          <w:rStyle w:val="VerbatimChar"/>
+          <w:rFonts w:hint="eastAsia"/>
+        </w:rPr>
+        <w:t xml:space="preserve">新</w:t>
+      </w:r>
+      <w:r>
+        <w:rPr>
+          <w:rStyle w:val="VerbatimChar"/>
+        </w:rPr>
+        <w:t xml:space="preserve"> Agent </w:t>
+      </w:r>
+      <w:r>
+        <w:rPr>
+          <w:rStyle w:val="VerbatimChar"/>
+          <w:rFonts w:hint="eastAsia"/>
+        </w:rPr>
+        <w:t xml:space="preserve">创建时默认绑定最新版本</w:t>
+      </w:r>
+      <w:r>
+        <w:rPr>
+          <w:rStyle w:val="VerbatimChar"/>
+        </w:rPr>
+        <w:t xml:space="preserve">                     │  │</w:t>
+      </w:r>
+      <w:r>
+        <w:br/>
+      </w:r>
+      <w:r>
+        <w:rPr>
+          <w:rStyle w:val="VerbatimChar"/>
+        </w:rPr>
+        <w:t xml:space="preserve">│  │     · </w:t>
+      </w:r>
+      <w:r>
+        <w:rPr>
+          <w:rStyle w:val="VerbatimChar"/>
+          <w:rFonts w:hint="eastAsia"/>
+        </w:rPr>
+        <w:t xml:space="preserve">已有</w:t>
+      </w:r>
+      <w:r>
+        <w:rPr>
+          <w:rStyle w:val="VerbatimChar"/>
+        </w:rPr>
+        <w:t xml:space="preserve"> Agent </w:t>
+      </w:r>
+      <w:r>
+        <w:rPr>
+          <w:rStyle w:val="VerbatimChar"/>
+          <w:rFonts w:hint="eastAsia"/>
+        </w:rPr>
+        <w:t xml:space="preserve">继续使用绑定的版本</w:t>
+      </w:r>
+      <w:r>
+        <w:rPr>
+          <w:rStyle w:val="VerbatimChar"/>
+        </w:rPr>
+        <w:t xml:space="preserve"> </w:t>
+      </w:r>
+      <w:r>
+        <w:rPr>
+          <w:rStyle w:val="VerbatimChar"/>
+          <w:rFonts w:hint="eastAsia"/>
+        </w:rPr>
+        <w:t xml:space="preserve">(v1.0.0)，不受影响</w:t>
+      </w:r>
+      <w:r>
+        <w:rPr>
+          <w:rStyle w:val="VerbatimChar"/>
+        </w:rPr>
+        <w:t xml:space="preserve">    │  │</w:t>
+      </w:r>
+      <w:r>
+        <w:br/>
+      </w:r>
+      <w:r>
+        <w:rPr>
+          <w:rStyle w:val="VerbatimChar"/>
+        </w:rPr>
+        <w:t xml:space="preserve">│  │     · </w:t>
+      </w:r>
+      <w:r>
+        <w:rPr>
+          <w:rStyle w:val="VerbatimChar"/>
+          <w:rFonts w:hint="eastAsia"/>
+        </w:rPr>
+        <w:t xml:space="preserve">开发者可手动升级</w:t>
+      </w:r>
+      <w:r>
+        <w:rPr>
+          <w:rStyle w:val="VerbatimChar"/>
+        </w:rPr>
+        <w:t xml:space="preserve"> Agent </w:t>
+      </w:r>
+      <w:r>
+        <w:rPr>
+          <w:rStyle w:val="VerbatimChar"/>
+          <w:rFonts w:hint="eastAsia"/>
+        </w:rPr>
+        <w:t xml:space="preserve">的技能绑定:</w:t>
+      </w:r>
+      <w:r>
+        <w:rPr>
+          <w:rStyle w:val="VerbatimChar"/>
+        </w:rPr>
+        <w:t xml:space="preserve">                  │  │</w:t>
+      </w:r>
+      <w:r>
+        <w:br/>
+      </w:r>
+      <w:r>
+        <w:rPr>
+          <w:rStyle w:val="VerbatimChar"/>
+        </w:rPr>
+        <w:t xml:space="preserve">│  │         PUT /agents/exception-handler/skills/track-query│  │</w:t>
+      </w:r>
+      <w:r>
+        <w:br/>
+      </w:r>
+      <w:r>
+        <w:rPr>
+          <w:rStyle w:val="VerbatimChar"/>
+        </w:rPr>
+        <w:t xml:space="preserve">│  │         {version: "2.0.0"}                             │  │</w:t>
+      </w:r>
+      <w:r>
+        <w:br/>
+      </w:r>
+      <w:r>
+        <w:rPr>
+          <w:rStyle w:val="VerbatimChar"/>
+        </w:rPr>
+        <w:t xml:space="preserve">│  │                                                       │  │</w:t>
+      </w:r>
+      <w:r>
+        <w:br/>
+      </w:r>
+      <w:r>
+        <w:rPr>
+          <w:rStyle w:val="VerbatimChar"/>
+        </w:rPr>
+        <w:t xml:space="preserve">│  │  </w:t>
+      </w:r>
+      <w:r>
+        <w:rPr>
+          <w:rStyle w:val="VerbatimChar"/>
+          <w:rFonts w:hint="eastAsia"/>
+        </w:rPr>
+        <w:t xml:space="preserve">补丁版本</w:t>
+      </w:r>
+      <w:r>
+        <w:rPr>
+          <w:rStyle w:val="VerbatimChar"/>
+        </w:rPr>
+        <w:t xml:space="preserve"> (v1.0.0 → v1.0.1):                            │  │</w:t>
+      </w:r>
+      <w:r>
+        <w:br/>
+      </w:r>
+      <w:r>
+        <w:rPr>
+          <w:rStyle w:val="VerbatimChar"/>
+        </w:rPr>
+        <w:t xml:space="preserve">│  │     · </w:t>
+      </w:r>
+      <w:r>
+        <w:rPr>
+          <w:rStyle w:val="VerbatimChar"/>
+          <w:rFonts w:hint="eastAsia"/>
+        </w:rPr>
+        <w:t xml:space="preserve">仅修改</w:t>
+      </w:r>
+      <w:r>
+        <w:rPr>
+          <w:rStyle w:val="VerbatimChar"/>
+        </w:rPr>
+        <w:t xml:space="preserve"> description </w:t>
+      </w:r>
+      <w:r>
+        <w:rPr>
+          <w:rStyle w:val="VerbatimChar"/>
+          <w:rFonts w:hint="eastAsia"/>
+        </w:rPr>
+        <w:t xml:space="preserve">(措辞优化)</w:t>
+      </w:r>
+      <w:r>
+        <w:rPr>
+          <w:rStyle w:val="VerbatimChar"/>
+        </w:rPr>
+        <w:t xml:space="preserve"> </w:t>
+      </w:r>
+      <w:r>
+        <w:rPr>
+          <w:rStyle w:val="VerbatimChar"/>
+          <w:rFonts w:hint="eastAsia"/>
+        </w:rPr>
+        <w:t xml:space="preserve">或</w:t>
+      </w:r>
+      <w:r>
+        <w:rPr>
+          <w:rStyle w:val="VerbatimChar"/>
+        </w:rPr>
+        <w:t xml:space="preserve"> endpoint </w:t>
+      </w:r>
+      <w:r>
+        <w:rPr>
+          <w:rStyle w:val="VerbatimChar"/>
+          <w:rFonts w:hint="eastAsia"/>
+        </w:rPr>
+        <w:t xml:space="preserve">(URL变更)│</w:t>
+      </w:r>
+      <w:r>
+        <w:rPr>
+          <w:rStyle w:val="VerbatimChar"/>
+        </w:rPr>
+        <w:t xml:space="preserve">  │</w:t>
+      </w:r>
+      <w:r>
+        <w:br/>
+      </w:r>
+      <w:r>
+        <w:rPr>
+          <w:rStyle w:val="VerbatimChar"/>
+        </w:rPr>
+        <w:t xml:space="preserve">│  │     · </w:t>
+      </w:r>
+      <w:r>
+        <w:rPr>
+          <w:rStyle w:val="VerbatimChar"/>
+          <w:rFonts w:hint="eastAsia"/>
+        </w:rPr>
+        <w:t xml:space="preserve">同一</w:t>
+      </w:r>
+      <w:r>
+        <w:rPr>
+          <w:rStyle w:val="VerbatimChar"/>
+        </w:rPr>
+        <w:t xml:space="preserve"> Major.Minor </w:t>
+      </w:r>
+      <w:r>
+        <w:rPr>
+          <w:rStyle w:val="VerbatimChar"/>
+          <w:rFonts w:hint="eastAsia"/>
+        </w:rPr>
+        <w:t xml:space="preserve">下自动生效，所有绑定该技能的</w:t>
+      </w:r>
+      <w:r>
+        <w:rPr>
+          <w:rStyle w:val="VerbatimChar"/>
+        </w:rPr>
+        <w:t xml:space="preserve"> Agent  │  │</w:t>
+      </w:r>
+      <w:r>
+        <w:br/>
+      </w:r>
+      <w:r>
+        <w:rPr>
+          <w:rStyle w:val="VerbatimChar"/>
+        </w:rPr>
+        <w:t xml:space="preserve">│  │       </w:t>
+      </w:r>
+      <w:r>
+        <w:rPr>
+          <w:rStyle w:val="VerbatimChar"/>
+          <w:rFonts w:hint="eastAsia"/>
+        </w:rPr>
+        <w:t xml:space="preserve">下次推理时拿到最新</w:t>
+      </w:r>
+      <w:r>
+        <w:rPr>
+          <w:rStyle w:val="VerbatimChar"/>
+        </w:rPr>
+        <w:t xml:space="preserve"> Patch </w:t>
+      </w:r>
+      <w:r>
+        <w:rPr>
+          <w:rStyle w:val="VerbatimChar"/>
+          <w:rFonts w:hint="eastAsia"/>
+        </w:rPr>
+        <w:t xml:space="preserve">版本</w:t>
+      </w:r>
+      <w:r>
+        <w:rPr>
+          <w:rStyle w:val="VerbatimChar"/>
+        </w:rPr>
+        <w:t xml:space="preserve">                        │  │</w:t>
+      </w:r>
+      <w:r>
+        <w:br/>
+      </w:r>
+      <w:r>
+        <w:rPr>
+          <w:rStyle w:val="VerbatimChar"/>
+        </w:rPr>
+        <w:t xml:space="preserve">│  └────────────────────────────────────────────────────────┘  │</w:t>
+      </w:r>
+      <w:r>
+        <w:br/>
+      </w:r>
+      <w:r>
+        <w:rPr>
+          <w:rStyle w:val="VerbatimChar"/>
+        </w:rPr>
+        <w:t xml:space="preserve">└──────────────────────────────────────────────────────────────┘</w:t>
+      </w:r>
+    </w:p>
+    <w:bookmarkEnd w:id="234"/>
+    <w:bookmarkStart w:id="235" w:name="技能生效时机agent-什么时候拉取技能列表"/>
+    <w:p>
+      <w:pPr>
+        <w:pStyle w:val="Heading3"/>
+      </w:pPr>
+      <w:r>
+        <w:t xml:space="preserve">18.4 </w:t>
+      </w:r>
+      <w:r>
+        <w:rPr>
+          <w:rFonts w:hint="eastAsia"/>
+        </w:rPr>
+        <w:t xml:space="preserve">技能生效时机——Agent</w:t>
+      </w:r>
+      <w:r>
+        <w:t xml:space="preserve"> </w:t>
+      </w:r>
+      <w:r>
+        <w:rPr>
+          <w:rFonts w:hint="eastAsia"/>
+        </w:rPr>
+        <w:t xml:space="preserve">什么时候拉取技能列表</w:t>
+      </w:r>
+    </w:p>
+    <w:tbl>
+      <w:tblPr>
+        <w:tblStyle w:val="Table"/>
+        <w:tblW w:type="pct" w:w="5000"/>
+        <w:tblLayout w:type="fixed"/>
+        <w:tblLook w:firstRow="1" w:lastRow="0" w:firstColumn="0" w:lastColumn="0" w:noHBand="0" w:noVBand="0" w:val="0020"/>
+      </w:tblPr>
+      <w:tblGrid>
+        <w:gridCol w:w="1760"/>
+        <w:gridCol w:w="1760"/>
+        <w:gridCol w:w="2640"/>
+        <w:gridCol w:w="1760"/>
+      </w:tblGrid>
+      <w:tr>
+        <w:trPr>
+          <w:tblHeader w:val="on"/>
+        </w:trPr>
+        <w:tc>
+          <w:tcPr/>
+          <w:p>
+            <w:pPr>
+              <w:pStyle w:val="Compact"/>
+            </w:pPr>
+            <w:r>
+              <w:rPr>
+                <w:rFonts w:hint="eastAsia"/>
+              </w:rPr>
+              <w:t xml:space="preserve">时机</w:t>
+            </w:r>
+          </w:p>
+        </w:tc>
+        <w:tc>
+          <w:tcPr/>
+          <w:p>
+            <w:pPr>
+              <w:pStyle w:val="Compact"/>
+            </w:pPr>
+            <w:r>
+              <w:rPr>
+                <w:rFonts w:hint="eastAsia"/>
+              </w:rPr>
+              <w:t xml:space="preserve">频率</w:t>
+            </w:r>
+          </w:p>
+        </w:tc>
+        <w:tc>
+          <w:tcPr/>
+          <w:p>
+            <w:pPr>
+              <w:pStyle w:val="Compact"/>
+            </w:pPr>
+            <w:r>
+              <w:rPr>
+                <w:rFonts w:hint="eastAsia"/>
+              </w:rPr>
+              <w:t xml:space="preserve">查询内容</w:t>
+            </w:r>
+          </w:p>
+        </w:tc>
+        <w:tc>
+          <w:tcPr/>
+          <w:p>
+            <w:pPr>
+              <w:pStyle w:val="Compact"/>
+            </w:pPr>
+            <w:r>
+              <w:rPr>
+                <w:rFonts w:hint="eastAsia"/>
+              </w:rPr>
+              <w:t xml:space="preserve">说明</w:t>
+            </w:r>
+          </w:p>
+        </w:tc>
+      </w:tr>
+      <w:tr>
+        <w:tc>
+          <w:tcPr/>
+          <w:p>
+            <w:pPr>
+              <w:pStyle w:val="Compact"/>
+            </w:pPr>
+            <w:r>
+              <w:rPr>
+                <w:b/>
+                <w:bCs/>
+              </w:rPr>
+              <w:t xml:space="preserve">Agent </w:t>
+            </w:r>
+            <w:r>
+              <w:rPr>
+                <w:rFonts w:hint="eastAsia"/>
+                <w:b/>
+                <w:bCs/>
+              </w:rPr>
+              <w:t xml:space="preserve">定义引用</w:t>
+            </w:r>
+          </w:p>
+        </w:tc>
+        <w:tc>
+          <w:tcPr/>
+          <w:p>
+            <w:pPr>
+              <w:pStyle w:val="Compact"/>
+            </w:pPr>
+            <w:r>
+              <w:t xml:space="preserve">Agent </w:t>
+            </w:r>
+            <w:r>
+              <w:rPr>
+                <w:rFonts w:hint="eastAsia"/>
+              </w:rPr>
+              <w:t xml:space="preserve">创建/更新时</w:t>
+            </w:r>
+          </w:p>
+        </w:tc>
+        <w:tc>
+          <w:tcPr/>
+          <w:p>
+            <w:pPr>
+              <w:pStyle w:val="Compact"/>
+            </w:pPr>
+            <w:r>
+              <w:t xml:space="preserve">Skill Registry </w:t>
+            </w:r>
+            <w:r>
+              <w:rPr>
+                <w:rFonts w:hint="eastAsia"/>
+              </w:rPr>
+              <w:t xml:space="preserve">校验技能是否存在、版本是否可用</w:t>
+            </w:r>
+          </w:p>
+        </w:tc>
+        <w:tc>
+          <w:tcPr/>
+          <w:p>
+            <w:pPr>
+              <w:pStyle w:val="Compact"/>
+            </w:pPr>
+            <w:r>
+              <w:rPr>
+                <w:rFonts w:hint="eastAsia"/>
+              </w:rPr>
+              <w:t xml:space="preserve">引用不存在的技能</w:t>
+            </w:r>
+            <w:r>
+              <w:t xml:space="preserve"> → </w:t>
+            </w:r>
+            <w:r>
+              <w:rPr>
+                <w:rFonts w:hint="eastAsia"/>
+              </w:rPr>
+              <w:t xml:space="preserve">创建失败</w:t>
+            </w:r>
+          </w:p>
+        </w:tc>
+      </w:tr>
+      <w:tr>
+        <w:tc>
+          <w:tcPr/>
+          <w:p>
+            <w:pPr>
+              <w:pStyle w:val="Compact"/>
+            </w:pPr>
+            <w:r>
+              <w:rPr>
+                <w:b/>
+                <w:bCs/>
+              </w:rPr>
+              <w:t xml:space="preserve">Agent </w:t>
+            </w:r>
+            <w:r>
+              <w:rPr>
+                <w:rFonts w:hint="eastAsia"/>
+                <w:b/>
+                <w:bCs/>
+              </w:rPr>
+              <w:t xml:space="preserve">每次推理</w:t>
+            </w:r>
+          </w:p>
+        </w:tc>
+        <w:tc>
+          <w:tcPr/>
+          <w:p>
+            <w:pPr>
+              <w:pStyle w:val="Compact"/>
+            </w:pPr>
+            <w:r>
+              <w:rPr>
+                <w:rFonts w:hint="eastAsia"/>
+              </w:rPr>
+              <w:t xml:space="preserve">每次</w:t>
+            </w:r>
+            <w:r>
+              <w:t xml:space="preserve"> </w:t>
+            </w:r>
+            <w:r>
+              <w:rPr>
+                <w:rStyle w:val="VerbatimChar"/>
+              </w:rPr>
+              <w:t xml:space="preserve">reason</w:t>
+            </w:r>
+            <w:r>
+              <w:t xml:space="preserve"> </w:t>
+            </w:r>
+            <w:r>
+              <w:rPr>
+                <w:rFonts w:hint="eastAsia"/>
+              </w:rPr>
+              <w:t xml:space="preserve">步骤前</w:t>
+            </w:r>
+          </w:p>
+        </w:tc>
+        <w:tc>
+          <w:tcPr/>
+          <w:p>
+            <w:pPr>
+              <w:pStyle w:val="Compact"/>
+            </w:pPr>
+            <w:r>
+              <w:rPr>
+                <w:rStyle w:val="VerbatimChar"/>
+              </w:rPr>
+              <w:t xml:space="preserve">GET /skills?agent={name}</w:t>
+            </w:r>
+            <w:r>
+              <w:t xml:space="preserve">→ </w:t>
+            </w:r>
+            <w:r>
+              <w:rPr>
+                <w:rFonts w:hint="eastAsia"/>
+              </w:rPr>
+              <w:t xml:space="preserve">返回该</w:t>
+            </w:r>
+            <w:r>
+              <w:t xml:space="preserve"> Agent </w:t>
+            </w:r>
+            <w:r>
+              <w:rPr>
+                <w:rFonts w:hint="eastAsia"/>
+              </w:rPr>
+              <w:t xml:space="preserve">绑定的、已发布的、当前</w:t>
+            </w:r>
+            <w:r>
+              <w:t xml:space="preserve"> Patch </w:t>
+            </w:r>
+            <w:r>
+              <w:rPr>
+                <w:rFonts w:hint="eastAsia"/>
+              </w:rPr>
+              <w:t xml:space="preserve">版本的技能</w:t>
+            </w:r>
+            <w:r>
+              <w:t xml:space="preserve"> description </w:t>
+            </w:r>
+            <w:r>
+              <w:rPr>
+                <w:rFonts w:hint="eastAsia"/>
+              </w:rPr>
+              <w:t xml:space="preserve">列表</w:t>
+            </w:r>
+          </w:p>
+        </w:tc>
+        <w:tc>
+          <w:tcPr/>
+          <w:p>
+            <w:pPr>
+              <w:pStyle w:val="Compact"/>
+            </w:pPr>
+            <w:r>
+              <w:rPr>
+                <w:rFonts w:hint="eastAsia"/>
+              </w:rPr>
+              <w:t xml:space="preserve">实时查询，非内存缓存，修改</w:t>
+            </w:r>
+            <w:r>
+              <w:t xml:space="preserve"> description </w:t>
+            </w:r>
+            <w:r>
+              <w:rPr>
+                <w:rFonts w:hint="eastAsia"/>
+              </w:rPr>
+              <w:t xml:space="preserve">瞬间生效</w:t>
+            </w:r>
+          </w:p>
+        </w:tc>
+      </w:tr>
+      <w:tr>
+        <w:tc>
+          <w:tcPr/>
+          <w:p>
+            <w:pPr>
+              <w:pStyle w:val="Compact"/>
+            </w:pPr>
+            <w:r>
+              <w:rPr>
+                <w:b/>
+                <w:bCs/>
+              </w:rPr>
+              <w:t xml:space="preserve">Admin UI </w:t>
+            </w:r>
+            <w:r>
+              <w:rPr>
+                <w:rFonts w:hint="eastAsia"/>
+                <w:b/>
+                <w:bCs/>
+              </w:rPr>
+              <w:t xml:space="preserve">浏览</w:t>
+            </w:r>
+          </w:p>
+        </w:tc>
+        <w:tc>
+          <w:tcPr/>
+          <w:p>
+            <w:pPr>
+              <w:pStyle w:val="Compact"/>
+            </w:pPr>
+            <w:r>
+              <w:rPr>
+                <w:rFonts w:hint="eastAsia"/>
+              </w:rPr>
+              <w:t xml:space="preserve">开发者浏览技能市场时</w:t>
+            </w:r>
+          </w:p>
+        </w:tc>
+        <w:tc>
+          <w:tcPr/>
+          <w:p>
+            <w:pPr>
+              <w:pStyle w:val="Compact"/>
+            </w:pPr>
+            <w:r>
+              <w:rPr>
+                <w:rStyle w:val="VerbatimChar"/>
+              </w:rPr>
+              <w:t xml:space="preserve">GET /skills?status=published&amp;industry=logistics</w:t>
+            </w:r>
+          </w:p>
+        </w:tc>
+        <w:tc>
+          <w:tcPr/>
+          <w:p>
+            <w:pPr>
+              <w:pStyle w:val="Compact"/>
+            </w:pPr>
+            <w:r>
+              <w:rPr>
+                <w:rFonts w:hint="eastAsia"/>
+              </w:rPr>
+              <w:t xml:space="preserve">与</w:t>
+            </w:r>
+            <w:r>
+              <w:t xml:space="preserve"> Agent </w:t>
+            </w:r>
+            <w:r>
+              <w:rPr>
+                <w:rFonts w:hint="eastAsia"/>
+              </w:rPr>
+              <w:t xml:space="preserve">运行时共用同一</w:t>
+            </w:r>
+            <w:r>
+              <w:t xml:space="preserve"> Registry</w:t>
+            </w:r>
+          </w:p>
+        </w:tc>
+      </w:tr>
+    </w:tbl>
+    <w:bookmarkEnd w:id="235"/>
+    <w:bookmarkStart w:id="236" w:name="技能-description-热更新的特殊价值"/>
+    <w:p>
+      <w:pPr>
+        <w:pStyle w:val="Heading3"/>
+      </w:pPr>
+      <w:r>
+        <w:t xml:space="preserve">18.5 </w:t>
+      </w:r>
+      <w:r>
+        <w:rPr>
+          <w:rFonts w:hint="eastAsia"/>
+        </w:rPr>
+        <w:t xml:space="preserve">技能</w:t>
+      </w:r>
+      <w:r>
+        <w:t xml:space="preserve"> description </w:t>
+      </w:r>
+      <w:r>
+        <w:rPr>
+          <w:rFonts w:hint="eastAsia"/>
+        </w:rPr>
+        <w:t xml:space="preserve">热更新的特殊价值</w:t>
+      </w:r>
+    </w:p>
+    <w:p>
+      <w:pPr>
+        <w:pStyle w:val="FirstParagraph"/>
+      </w:pPr>
+      <w:r>
+        <w:rPr>
+          <w:rFonts w:hint="eastAsia"/>
+        </w:rPr>
+        <w:t xml:space="preserve">技能</w:t>
+      </w:r>
+      <w:r>
+        <w:t xml:space="preserve"> description </w:t>
+      </w:r>
+      <w:r>
+        <w:rPr>
+          <w:rFonts w:hint="eastAsia"/>
+        </w:rPr>
+        <w:t xml:space="preserve">是</w:t>
+      </w:r>
+      <w:r>
+        <w:t xml:space="preserve"> LLM </w:t>
+      </w:r>
+      <w:r>
+        <w:rPr>
+          <w:rFonts w:hint="eastAsia"/>
+        </w:rPr>
+        <w:t xml:space="preserve">判断”何时调用这个技能”的唯一依据。修改</w:t>
+      </w:r>
+      <w:r>
+        <w:t xml:space="preserve"> description </w:t>
+      </w:r>
+      <w:r>
+        <w:rPr>
+          <w:rFonts w:hint="eastAsia"/>
+        </w:rPr>
+        <w:t xml:space="preserve">是提升</w:t>
+      </w:r>
+      <w:r>
+        <w:t xml:space="preserve"> Agent </w:t>
+      </w:r>
+      <w:r>
+        <w:rPr>
+          <w:rFonts w:hint="eastAsia"/>
+        </w:rPr>
+        <w:t xml:space="preserve">准确率最快的手段（不需要重新训练，不需要改代码）：</w:t>
+      </w:r>
+    </w:p>
+    <w:p>
+      <w:pPr>
+        <w:pStyle w:val="SourceCode"/>
+      </w:pPr>
+      <w:r>
+        <w:rPr>
+          <w:rStyle w:val="VerbatimChar"/>
+          <w:rFonts w:hint="eastAsia"/>
+        </w:rPr>
+        <w:t xml:space="preserve">修改前:</w:t>
+      </w:r>
+      <w:r>
+        <w:br/>
+      </w:r>
+      <w:r>
+        <w:rPr>
+          <w:rStyle w:val="VerbatimChar"/>
+        </w:rPr>
+        <w:t xml:space="preserve">  description: </w:t>
+      </w:r>
+      <w:r>
+        <w:rPr>
+          <w:rStyle w:val="VerbatimChar"/>
+          <w:rFonts w:hint="eastAsia"/>
+        </w:rPr>
+        <w:t xml:space="preserve">"查询运单"</w:t>
+      </w:r>
+      <w:r>
+        <w:br/>
+      </w:r>
+      <w:r>
+        <w:br/>
+      </w:r>
+      <w:r>
+        <w:rPr>
+          <w:rStyle w:val="VerbatimChar"/>
+          <w:rFonts w:hint="eastAsia"/>
+        </w:rPr>
+        <w:t xml:space="preserve">修改后:</w:t>
+      </w:r>
+      <w:r>
+        <w:br/>
+      </w:r>
+      <w:r>
+        <w:rPr>
+          <w:rStyle w:val="VerbatimChar"/>
+        </w:rPr>
+        <w:t xml:space="preserve">  description: |</w:t>
+      </w:r>
+      <w:r>
+        <w:br/>
+      </w:r>
+      <w:r>
+        <w:rPr>
+          <w:rStyle w:val="VerbatimChar"/>
+        </w:rPr>
+        <w:t xml:space="preserve">    </w:t>
+      </w:r>
+      <w:r>
+        <w:rPr>
+          <w:rStyle w:val="VerbatimChar"/>
+          <w:rFonts w:hint="eastAsia"/>
+        </w:rPr>
+        <w:t xml:space="preserve">【功能】查询运单实时状态和轨迹</w:t>
+      </w:r>
+      <w:r>
+        <w:br/>
+      </w:r>
+      <w:r>
+        <w:rPr>
+          <w:rStyle w:val="VerbatimChar"/>
+        </w:rPr>
+        <w:t xml:space="preserve">    </w:t>
+      </w:r>
+      <w:r>
+        <w:rPr>
+          <w:rStyle w:val="VerbatimChar"/>
+          <w:rFonts w:hint="eastAsia"/>
+        </w:rPr>
+        <w:t xml:space="preserve">【何时调用】用户提供了运单号、或提到了查询运单/快递/物流状态时</w:t>
+      </w:r>
+      <w:r>
+        <w:br/>
+      </w:r>
+      <w:r>
+        <w:rPr>
+          <w:rStyle w:val="VerbatimChar"/>
+        </w:rPr>
+        <w:t xml:space="preserve">    </w:t>
+      </w:r>
+      <w:r>
+        <w:rPr>
+          <w:rStyle w:val="VerbatimChar"/>
+          <w:rFonts w:hint="eastAsia"/>
+        </w:rPr>
+        <w:t xml:space="preserve">【何时不调用】仅查询承运商信息(非具体运单)、查询运费/价格时</w:t>
+      </w:r>
+      <w:r>
+        <w:br/>
+      </w:r>
+      <w:r>
+        <w:rPr>
+          <w:rStyle w:val="VerbatimChar"/>
+        </w:rPr>
+        <w:t xml:space="preserve">    </w:t>
+      </w:r>
+      <w:r>
+        <w:rPr>
+          <w:rStyle w:val="VerbatimChar"/>
+          <w:rFonts w:hint="eastAsia"/>
+        </w:rPr>
+        <w:t xml:space="preserve">【依赖】需要</w:t>
+      </w:r>
+      <w:r>
+        <w:rPr>
+          <w:rStyle w:val="VerbatimChar"/>
+        </w:rPr>
+        <w:t xml:space="preserve"> tracking_number </w:t>
+      </w:r>
+      <w:r>
+        <w:rPr>
+          <w:rStyle w:val="VerbatimChar"/>
+          <w:rFonts w:hint="eastAsia"/>
+        </w:rPr>
+        <w:t xml:space="preserve">参数</w:t>
+      </w:r>
+      <w:r>
+        <w:br/>
+      </w:r>
+      <w:r>
+        <w:rPr>
+          <w:rStyle w:val="VerbatimChar"/>
+        </w:rPr>
+        <w:t xml:space="preserve">    </w:t>
+      </w:r>
+      <w:r>
+        <w:rPr>
+          <w:rStyle w:val="VerbatimChar"/>
+          <w:rFonts w:hint="eastAsia"/>
+        </w:rPr>
+        <w:t xml:space="preserve">【输出】status,</w:t>
+      </w:r>
+      <w:r>
+        <w:rPr>
+          <w:rStyle w:val="VerbatimChar"/>
+        </w:rPr>
+        <w:t xml:space="preserve"> location, eta, history</w:t>
+      </w:r>
+      <w:r>
+        <w:br/>
+      </w:r>
+      <w:r>
+        <w:br/>
+      </w:r>
+      <w:r>
+        <w:rPr>
+          <w:rStyle w:val="VerbatimChar"/>
+          <w:rFonts w:hint="eastAsia"/>
+        </w:rPr>
+        <w:t xml:space="preserve">修改后下一次</w:t>
+      </w:r>
+      <w:r>
+        <w:rPr>
+          <w:rStyle w:val="VerbatimChar"/>
+        </w:rPr>
+        <w:t xml:space="preserve"> Agent </w:t>
+      </w:r>
+      <w:r>
+        <w:rPr>
+          <w:rStyle w:val="VerbatimChar"/>
+          <w:rFonts w:hint="eastAsia"/>
+        </w:rPr>
+        <w:t xml:space="preserve">推理</w:t>
+      </w:r>
+      <w:r>
+        <w:rPr>
+          <w:rStyle w:val="VerbatimChar"/>
+        </w:rPr>
+        <w:t xml:space="preserve"> → LLM </w:t>
+      </w:r>
+      <w:r>
+        <w:rPr>
+          <w:rStyle w:val="VerbatimChar"/>
+          <w:rFonts w:hint="eastAsia"/>
+        </w:rPr>
+        <w:t xml:space="preserve">看到新的</w:t>
+      </w:r>
+      <w:r>
+        <w:rPr>
+          <w:rStyle w:val="VerbatimChar"/>
+        </w:rPr>
+        <w:t xml:space="preserve"> description → </w:t>
+      </w:r>
+      <w:r>
+        <w:rPr>
+          <w:rStyle w:val="VerbatimChar"/>
+          <w:rFonts w:hint="eastAsia"/>
+        </w:rPr>
+        <w:t xml:space="preserve">调用准确率立即提升。</w:t>
+      </w:r>
+      <w:r>
+        <w:br/>
+      </w:r>
+      <w:r>
+        <w:br/>
+      </w:r>
+      <w:r>
+        <w:rPr>
+          <w:rStyle w:val="VerbatimChar"/>
+          <w:rFonts w:hint="eastAsia"/>
+        </w:rPr>
+        <w:t xml:space="preserve">不需要:</w:t>
+      </w:r>
+      <w:r>
+        <w:br/>
+      </w:r>
+      <w:r>
+        <w:rPr>
+          <w:rStyle w:val="VerbatimChar"/>
+        </w:rPr>
+        <w:t xml:space="preserve">  · </w:t>
+      </w:r>
+      <w:r>
+        <w:rPr>
+          <w:rStyle w:val="VerbatimChar"/>
+          <w:rFonts w:hint="eastAsia"/>
+        </w:rPr>
+        <w:t xml:space="preserve">重启</w:t>
+      </w:r>
+      <w:r>
+        <w:rPr>
+          <w:rStyle w:val="VerbatimChar"/>
+        </w:rPr>
+        <w:t xml:space="preserve"> Agent </w:t>
+      </w:r>
+      <w:r>
+        <w:rPr>
+          <w:rStyle w:val="VerbatimChar"/>
+          <w:rFonts w:hint="eastAsia"/>
+        </w:rPr>
+        <w:t xml:space="preserve">服务</w:t>
+      </w:r>
+      <w:r>
+        <w:rPr>
+          <w:rStyle w:val="VerbatimChar"/>
+        </w:rPr>
+        <w:t xml:space="preserve"> ❌</w:t>
+      </w:r>
+      <w:r>
+        <w:br/>
+      </w:r>
+      <w:r>
+        <w:rPr>
+          <w:rStyle w:val="VerbatimChar"/>
+        </w:rPr>
+        <w:t xml:space="preserve">  · </w:t>
+      </w:r>
+      <w:r>
+        <w:rPr>
+          <w:rStyle w:val="VerbatimChar"/>
+          <w:rFonts w:hint="eastAsia"/>
+        </w:rPr>
+        <w:t xml:space="preserve">重新部署</w:t>
+      </w:r>
+      <w:r>
+        <w:rPr>
+          <w:rStyle w:val="VerbatimChar"/>
+        </w:rPr>
+        <w:t xml:space="preserve"> ❌</w:t>
+      </w:r>
+      <w:r>
+        <w:br/>
+      </w:r>
+      <w:r>
+        <w:rPr>
+          <w:rStyle w:val="VerbatimChar"/>
+        </w:rPr>
+        <w:t xml:space="preserve">  · </w:t>
+      </w:r>
+      <w:r>
+        <w:rPr>
+          <w:rStyle w:val="VerbatimChar"/>
+          <w:rFonts w:hint="eastAsia"/>
+        </w:rPr>
+        <w:t xml:space="preserve">修改</w:t>
+      </w:r>
+      <w:r>
+        <w:rPr>
+          <w:rStyle w:val="VerbatimChar"/>
+        </w:rPr>
+        <w:t xml:space="preserve"> Agent DSL ❌</w:t>
+      </w:r>
+      <w:r>
+        <w:br/>
+      </w:r>
+      <w:r>
+        <w:rPr>
+          <w:rStyle w:val="VerbatimChar"/>
+        </w:rPr>
+        <w:t xml:space="preserve">  · </w:t>
+      </w:r>
+      <w:r>
+        <w:rPr>
+          <w:rStyle w:val="VerbatimChar"/>
+          <w:rFonts w:hint="eastAsia"/>
+        </w:rPr>
+        <w:t xml:space="preserve">等待生效</w:t>
+      </w:r>
+      <w:r>
+        <w:rPr>
+          <w:rStyle w:val="VerbatimChar"/>
+        </w:rPr>
+        <w:t xml:space="preserve"> ❌</w:t>
+      </w:r>
+    </w:p>
+    <w:bookmarkEnd w:id="236"/>
+    <w:bookmarkStart w:id="237" w:name="与-a2a-registry-的边界"/>
+    <w:p>
+      <w:pPr>
+        <w:pStyle w:val="Heading3"/>
+      </w:pPr>
+      <w:r>
+        <w:t xml:space="preserve">18.6 </w:t>
+      </w:r>
+      <w:r>
+        <w:rPr>
+          <w:rFonts w:hint="eastAsia"/>
+        </w:rPr>
+        <w:t xml:space="preserve">与</w:t>
+      </w:r>
+      <w:r>
+        <w:t xml:space="preserve"> A2A Registry </w:t>
+      </w:r>
+      <w:r>
+        <w:rPr>
+          <w:rFonts w:hint="eastAsia"/>
+        </w:rPr>
+        <w:t xml:space="preserve">的边界</w:t>
+      </w:r>
+    </w:p>
+    <w:tbl>
+      <w:tblPr>
+        <w:tblStyle w:val="Table"/>
+        <w:tblW w:type="pct" w:w="5000"/>
+        <w:tblLayout w:type="fixed"/>
+        <w:tblLook w:firstRow="1" w:lastRow="0" w:firstColumn="0" w:lastColumn="0" w:noHBand="0" w:noVBand="0" w:val="0020"/>
+      </w:tblPr>
+      <w:tblGrid>
+        <w:gridCol w:w="2640"/>
+        <w:gridCol w:w="2640"/>
+        <w:gridCol w:w="2640"/>
+      </w:tblGrid>
+      <w:tr>
+        <w:trPr>
+          <w:tblHeader w:val="on"/>
+        </w:trPr>
+        <w:tc>
+          <w:tcPr/>
+          <w:p>
+            <w:pPr>
+              <w:pStyle w:val="Compact"/>
+            </w:pPr>
+          </w:p>
+        </w:tc>
+        <w:tc>
+          <w:tcPr/>
+          <w:p>
+            <w:pPr>
+              <w:pStyle w:val="Compact"/>
+            </w:pPr>
+            <w:r>
+              <w:t xml:space="preserve">Skill Registry</w:t>
+            </w:r>
+          </w:p>
+        </w:tc>
+        <w:tc>
+          <w:tcPr/>
+          <w:p>
+            <w:pPr>
+              <w:pStyle w:val="Compact"/>
+            </w:pPr>
+            <w:r>
+              <w:t xml:space="preserve">A2A Registry</w:t>
+            </w:r>
+          </w:p>
+        </w:tc>
+      </w:tr>
+      <w:tr>
+        <w:tc>
+          <w:tcPr/>
+          <w:p>
+            <w:pPr>
+              <w:pStyle w:val="Compact"/>
+            </w:pPr>
+            <w:r>
+              <w:rPr>
+                <w:rFonts w:hint="eastAsia"/>
+                <w:b/>
+                <w:bCs/>
+              </w:rPr>
+              <w:t xml:space="preserve">注册什么</w:t>
+            </w:r>
+          </w:p>
+        </w:tc>
+        <w:tc>
+          <w:tcPr/>
+          <w:p>
+            <w:pPr>
+              <w:pStyle w:val="Compact"/>
+            </w:pPr>
+            <w:r>
+              <w:rPr>
+                <w:rFonts w:hint="eastAsia"/>
+              </w:rPr>
+              <w:t xml:space="preserve">单个技能（工具/API）</w:t>
+            </w:r>
+          </w:p>
+        </w:tc>
+        <w:tc>
+          <w:tcPr/>
+          <w:p>
+            <w:pPr>
+              <w:pStyle w:val="Compact"/>
+            </w:pPr>
+            <w:r>
+              <w:rPr>
+                <w:rFonts w:hint="eastAsia"/>
+              </w:rPr>
+              <w:t xml:space="preserve">整个</w:t>
+            </w:r>
+            <w:r>
+              <w:t xml:space="preserve"> Agent</w:t>
+            </w:r>
+          </w:p>
+        </w:tc>
+      </w:tr>
+      <w:tr>
+        <w:tc>
+          <w:tcPr/>
+          <w:p>
+            <w:pPr>
+              <w:pStyle w:val="Compact"/>
+            </w:pPr>
+            <w:r>
+              <w:rPr>
+                <w:rFonts w:hint="eastAsia"/>
+                <w:b/>
+                <w:bCs/>
+              </w:rPr>
+              <w:t xml:space="preserve">谁调用</w:t>
+            </w:r>
+          </w:p>
+        </w:tc>
+        <w:tc>
+          <w:tcPr/>
+          <w:p>
+            <w:pPr>
+              <w:pStyle w:val="Compact"/>
+            </w:pPr>
+            <w:r>
+              <w:t xml:space="preserve">Agent </w:t>
+            </w:r>
+            <w:r>
+              <w:rPr>
+                <w:rFonts w:hint="eastAsia"/>
+              </w:rPr>
+              <w:t xml:space="preserve">编排引擎（每次推理时）</w:t>
+            </w:r>
+          </w:p>
+        </w:tc>
+        <w:tc>
+          <w:tcPr/>
+          <w:p>
+            <w:pPr>
+              <w:pStyle w:val="Compact"/>
+            </w:pPr>
+            <w:r>
+              <w:t xml:space="preserve">Supervisor </w:t>
+            </w:r>
+            <w:r>
+              <w:rPr>
+                <w:rFonts w:hint="eastAsia"/>
+              </w:rPr>
+              <w:t xml:space="preserve">Agent（需要委托子任务时）</w:t>
+            </w:r>
+          </w:p>
+        </w:tc>
+      </w:tr>
+      <w:tr>
+        <w:tc>
+          <w:tcPr/>
+          <w:p>
+            <w:pPr>
+              <w:pStyle w:val="Compact"/>
+            </w:pPr>
+            <w:r>
+              <w:rPr>
+                <w:rFonts w:hint="eastAsia"/>
+                <w:b/>
+                <w:bCs/>
+              </w:rPr>
+              <w:t xml:space="preserve">发布粒度</w:t>
+            </w:r>
+          </w:p>
+        </w:tc>
+        <w:tc>
+          <w:tcPr/>
+          <w:p>
+            <w:pPr>
+              <w:pStyle w:val="Compact"/>
+            </w:pPr>
+            <w:r>
+              <w:rPr>
+                <w:rFonts w:hint="eastAsia"/>
+              </w:rPr>
+              <w:t xml:space="preserve">技能级别</w:t>
+            </w:r>
+            <w:r>
+              <w:t xml:space="preserve"> (Skill)</w:t>
+            </w:r>
+          </w:p>
+        </w:tc>
+        <w:tc>
+          <w:tcPr/>
+          <w:p>
+            <w:pPr>
+              <w:pStyle w:val="Compact"/>
+            </w:pPr>
+            <w:r>
+              <w:t xml:space="preserve">Agent </w:t>
+            </w:r>
+            <w:r>
+              <w:rPr>
+                <w:rFonts w:hint="eastAsia"/>
+              </w:rPr>
+              <w:t xml:space="preserve">级别</w:t>
+            </w:r>
+            <w:r>
+              <w:t xml:space="preserve"> (Agent Card)</w:t>
+            </w:r>
+          </w:p>
+        </w:tc>
+      </w:tr>
+      <w:tr>
+        <w:tc>
+          <w:tcPr/>
+          <w:p>
+            <w:pPr>
+              <w:pStyle w:val="Compact"/>
+            </w:pPr>
+            <w:r>
+              <w:rPr>
+                <w:rFonts w:hint="eastAsia"/>
+                <w:b/>
+                <w:bCs/>
+              </w:rPr>
+              <w:t xml:space="preserve">生效方式</w:t>
+            </w:r>
+          </w:p>
+        </w:tc>
+        <w:tc>
+          <w:tcPr/>
+          <w:p>
+            <w:pPr>
+              <w:pStyle w:val="Compact"/>
+            </w:pPr>
+            <w:r>
+              <w:rPr>
+                <w:rFonts w:hint="eastAsia"/>
+              </w:rPr>
+              <w:t xml:space="preserve">每次推理实时查询</w:t>
+            </w:r>
+          </w:p>
+        </w:tc>
+        <w:tc>
+          <w:tcPr/>
+          <w:p>
+            <w:pPr>
+              <w:pStyle w:val="Compact"/>
+            </w:pPr>
+            <w:r>
+              <w:t xml:space="preserve">Agent </w:t>
+            </w:r>
+            <w:r>
+              <w:rPr>
+                <w:rFonts w:hint="eastAsia"/>
+              </w:rPr>
+              <w:t xml:space="preserve">启动注册</w:t>
+            </w:r>
+            <w:r>
+              <w:t xml:space="preserve"> + </w:t>
+            </w:r>
+            <w:r>
+              <w:rPr>
+                <w:rFonts w:hint="eastAsia"/>
+              </w:rPr>
+              <w:t xml:space="preserve">心跳</w:t>
+            </w:r>
+            <w:r>
+              <w:t xml:space="preserve"> + </w:t>
+            </w:r>
+            <w:r>
+              <w:rPr>
+                <w:rFonts w:hint="eastAsia"/>
+              </w:rPr>
+              <w:t xml:space="preserve">超时下线</w:t>
+            </w:r>
+          </w:p>
+        </w:tc>
+      </w:tr>
+      <w:tr>
+        <w:tc>
+          <w:tcPr/>
+          <w:p>
+            <w:pPr>
+              <w:pStyle w:val="Compact"/>
+            </w:pPr>
+            <w:r>
+              <w:rPr>
+                <w:rFonts w:hint="eastAsia"/>
+                <w:b/>
+                <w:bCs/>
+              </w:rPr>
+              <w:t xml:space="preserve">存储</w:t>
+            </w:r>
+          </w:p>
+        </w:tc>
+        <w:tc>
+          <w:tcPr/>
+          <w:p>
+            <w:pPr>
+              <w:pStyle w:val="Compact"/>
+            </w:pPr>
+            <w:r>
+              <w:t xml:space="preserve">PG</w:t>
+            </w:r>
+            <w:r>
+              <w:t xml:space="preserve"> </w:t>
+            </w:r>
+            <w:r>
+              <w:rPr>
+                <w:rStyle w:val="VerbatimChar"/>
+              </w:rPr>
+              <w:t xml:space="preserve">skills</w:t>
+            </w:r>
+            <w:r>
+              <w:t xml:space="preserve"> </w:t>
+            </w:r>
+            <w:r>
+              <w:rPr>
+                <w:rFonts w:hint="eastAsia"/>
+              </w:rPr>
+              <w:t xml:space="preserve">表</w:t>
+            </w:r>
+          </w:p>
+        </w:tc>
+        <w:tc>
+          <w:tcPr/>
+          <w:p>
+            <w:pPr>
+              <w:pStyle w:val="Compact"/>
+            </w:pPr>
+            <w:r>
+              <w:t xml:space="preserve">PG</w:t>
+            </w:r>
+            <w:r>
+              <w:t xml:space="preserve"> </w:t>
+            </w:r>
+            <w:r>
+              <w:rPr>
+                <w:rStyle w:val="VerbatimChar"/>
+              </w:rPr>
+              <w:t xml:space="preserve">a2a_agents</w:t>
+            </w:r>
+            <w:r>
+              <w:t xml:space="preserve"> </w:t>
+            </w:r>
+            <w:r>
+              <w:rPr>
+                <w:rFonts w:hint="eastAsia"/>
+              </w:rPr>
+              <w:t xml:space="preserve">表（共用</w:t>
+            </w:r>
+            <w:r>
+              <w:t xml:space="preserve"> PG </w:t>
+            </w:r>
+            <w:r>
+              <w:rPr>
+                <w:rFonts w:hint="eastAsia"/>
+              </w:rPr>
+              <w:t xml:space="preserve">实例）</w:t>
+            </w:r>
+          </w:p>
+        </w:tc>
+      </w:tr>
+      <w:tr>
+        <w:tc>
+          <w:tcPr/>
+          <w:p>
+            <w:pPr>
+              <w:pStyle w:val="Compact"/>
+            </w:pPr>
+            <w:r>
+              <w:rPr>
+                <w:rFonts w:hint="eastAsia"/>
+                <w:b/>
+                <w:bCs/>
+              </w:rPr>
+              <w:t xml:space="preserve">独立服务</w:t>
+            </w:r>
+          </w:p>
+        </w:tc>
+        <w:tc>
+          <w:tcPr/>
+          <w:p>
+            <w:pPr>
+              <w:pStyle w:val="Compact"/>
+            </w:pPr>
+            <w:r>
+              <w:t xml:space="preserve">✅ </w:t>
+            </w:r>
+            <w:r>
+              <w:rPr>
+                <w:rFonts w:hint="eastAsia"/>
+              </w:rPr>
+              <w:t xml:space="preserve">是（skill-registry</w:t>
+            </w:r>
+            <w:r>
+              <w:t xml:space="preserve"> </w:t>
+            </w:r>
+            <w:r>
+              <w:rPr>
+                <w:rFonts w:hint="eastAsia"/>
+              </w:rPr>
+              <w:t xml:space="preserve">Deployment）</w:t>
+            </w:r>
+          </w:p>
+        </w:tc>
+        <w:tc>
+          <w:tcPr/>
+          <w:p>
+            <w:pPr>
+              <w:pStyle w:val="Compact"/>
+            </w:pPr>
+            <w:r>
+              <w:t xml:space="preserve">✅ </w:t>
+            </w:r>
+            <w:r>
+              <w:rPr>
+                <w:rFonts w:hint="eastAsia"/>
+              </w:rPr>
+              <w:t xml:space="preserve">是（a2a-registry</w:t>
+            </w:r>
+            <w:r>
+              <w:t xml:space="preserve"> </w:t>
+            </w:r>
+            <w:r>
+              <w:rPr>
+                <w:rFonts w:hint="eastAsia"/>
+              </w:rPr>
+              <w:t xml:space="preserve">Deployment）</w:t>
+            </w:r>
+          </w:p>
+        </w:tc>
+      </w:tr>
+    </w:tbl>
+    <w:p>
+      <w:r>
+        <w:pict>
+          <v:rect style="width:0;height:1.5pt" o:hralign="center" o:hrstd="t" o:hr="t"/>
+        </w:pict>
+      </w:r>
+    </w:p>
+    <w:p>
+      <w:pPr>
+        <w:pStyle w:val="FirstParagraph"/>
+      </w:pPr>
+      <w:r>
+        <w:rPr>
+          <w:rFonts w:hint="eastAsia"/>
           <w:i/>
           <w:iCs/>
         </w:rPr>
         <w:t xml:space="preserve">文档结束。</w:t>
       </w:r>
     </w:p>
-    <w:bookmarkEnd w:id="230"/>
-    <w:bookmarkEnd w:id="231"/>
-    <w:bookmarkEnd w:id="232"/>
+    <w:bookmarkEnd w:id="237"/>
+    <w:bookmarkEnd w:id="238"/>
+    <w:bookmarkEnd w:id="239"/>
     <w:sectPr>
       <w:footnotePr>
         <w:numRestart w:val="eachSect"/>

--- a/04-changes/20260514-AI技术体系架构/AI技术体系架构设计方案.docx
+++ b/04-changes/20260514-AI技术体系架构/AI技术体系架构设计方案.docx
@@ -3578,7 +3578,7 @@
       <w:r>
         <w:drawing>
           <wp:inline>
-            <wp:extent cx="5334000" cy="2222500"/>
+            <wp:extent cx="5334000" cy="3778250"/>
             <wp:effectExtent b="0" l="0" r="0" t="0"/>
             <wp:docPr descr="请求链路全景" title="" id="25" name="Picture"/>
             <a:graphic>
@@ -3599,7 +3599,7 @@
                   <pic:spPr bwMode="auto">
                     <a:xfrm>
                       <a:off x="0" y="0"/>
-                      <a:ext cx="5334000" cy="2222500"/>
+                      <a:ext cx="5334000" cy="3778250"/>
                     </a:xfrm>
                     <a:prstGeom prst="rect">
                       <a:avLst/>
@@ -9888,14 +9888,14 @@
       <w:r>
         <w:drawing>
           <wp:inline>
-            <wp:extent cx="4216400" cy="9880600"/>
+            <wp:extent cx="5334000" cy="2222500"/>
             <wp:effectExtent b="0" l="0" r="0" t="0"/>
-            <wp:docPr descr="Mermaid state diagram" title="" id="87" name="Picture"/>
+            <wp:docPr descr="Agent 生命周期状态机" title="" id="87" name="Picture"/>
             <a:graphic>
               <a:graphicData uri="http://schemas.openxmlformats.org/drawingml/2006/picture">
                 <pic:pic>
                   <pic:nvPicPr>
-                    <pic:cNvPr descr="images/mermaid-state-01.png" id="88" name="Picture"/>
+                    <pic:cNvPr descr="images/fw-arch-20-agent-lifecycle.png" id="88" name="Picture"/>
                     <pic:cNvPicPr>
                       <a:picLocks noChangeArrowheads="1" noChangeAspect="1"/>
                     </pic:cNvPicPr>
@@ -9909,7 +9909,7 @@
                   <pic:spPr bwMode="auto">
                     <a:xfrm>
                       <a:off x="0" y="0"/>
-                      <a:ext cx="4216400" cy="9880600"/>
+                      <a:ext cx="5334000" cy="2222500"/>
                     </a:xfrm>
                     <a:prstGeom prst="rect">
                       <a:avLst/>
@@ -9933,7 +9933,13 @@
         <w:pStyle w:val="ImageCaption"/>
       </w:pPr>
       <w:r>
-        <w:t xml:space="preserve">Mermaid state diagram</w:t>
+        <w:t xml:space="preserve">Agent </w:t>
+      </w:r>
+      <w:r>
+        <w:rPr>
+          <w:rFonts w:hint="eastAsia"/>
+        </w:rPr>
+        <w:t xml:space="preserve">生命周期状态机</w:t>
       </w:r>
     </w:p>
     <w:tbl>
@@ -17659,7 +17665,7 @@
       <w:r>
         <w:drawing>
           <wp:inline>
-            <wp:extent cx="5334000" cy="2889250"/>
+            <wp:extent cx="5334000" cy="2667000"/>
             <wp:effectExtent b="0" l="0" r="0" t="0"/>
             <wp:docPr descr="SaaS 部署拓扑" title="" id="120" name="Picture"/>
             <a:graphic>
@@ -17680,7 +17686,7 @@
                   <pic:spPr bwMode="auto">
                     <a:xfrm>
                       <a:off x="0" y="0"/>
-                      <a:ext cx="5334000" cy="2889250"/>
+                      <a:ext cx="5334000" cy="2667000"/>
                     </a:xfrm>
                     <a:prstGeom prst="rect">
                       <a:avLst/>
@@ -41683,365 +41689,384 @@
     </w:p>
     <w:p>
       <w:pPr>
-        <w:pStyle w:val="SourceCode"/>
+        <w:pStyle w:val="FirstParagraph"/>
       </w:pPr>
       <w:r>
         <w:rPr>
-          <w:rStyle w:val="VerbatimChar"/>
-        </w:rPr>
-        <w:t xml:space="preserve">┌──────────────────────┐     HTTP/gRPC      ┌──────────────────────┐</w:t>
-      </w:r>
-      <w:r>
-        <w:br/>
-      </w:r>
-      <w:r>
-        <w:rPr>
-          <w:rStyle w:val="VerbatimChar"/>
-        </w:rPr>
-        <w:t xml:space="preserve">│   </w:t>
-      </w:r>
-      <w:r>
-        <w:rPr>
-          <w:rStyle w:val="VerbatimChar"/>
-          <w:rFonts w:hint="eastAsia"/>
-        </w:rPr>
-        <w:t xml:space="preserve">企业</w:t>
-      </w:r>
-      <w:r>
-        <w:rPr>
-          <w:rStyle w:val="VerbatimChar"/>
-        </w:rPr>
-        <w:t xml:space="preserve"> Java </w:t>
-      </w:r>
-      <w:r>
-        <w:rPr>
-          <w:rStyle w:val="VerbatimChar"/>
-          <w:rFonts w:hint="eastAsia"/>
+          <w:rFonts w:hint="eastAsia"/>
+          <w:b/>
+          <w:bCs/>
+        </w:rPr>
+        <w:t xml:space="preserve">集成方式：独立</w:t>
+      </w:r>
+      <w:r>
+        <w:rPr>
+          <w:b/>
+          <w:bCs/>
+        </w:rPr>
+        <w:t xml:space="preserve"> Agent </w:t>
+      </w:r>
+      <w:r>
+        <w:rPr>
+          <w:rFonts w:hint="eastAsia"/>
+          <w:b/>
+          <w:bCs/>
+        </w:rPr>
+        <w:t xml:space="preserve">服务</w:t>
+      </w:r>
+      <w:r>
+        <w:rPr>
+          <w:b/>
+          <w:bCs/>
+        </w:rPr>
+        <w:t xml:space="preserve"> + API </w:t>
+      </w:r>
+      <w:r>
+        <w:rPr>
+          <w:rFonts w:hint="eastAsia"/>
+          <w:b/>
+          <w:bCs/>
+        </w:rPr>
+        <w:t xml:space="preserve">网关调用</w:t>
+      </w:r>
+    </w:p>
+    <w:p>
+      <w:pPr>
+        <w:pStyle w:val="Compact"/>
+        <w:numPr>
+          <w:ilvl w:val="0"/>
+          <w:numId w:val="1007"/>
+        </w:numPr>
+      </w:pPr>
+      <w:r>
+        <w:rPr>
+          <w:b/>
+          <w:bCs/>
+        </w:rPr>
+        <w:t xml:space="preserve">Java </w:t>
+      </w:r>
+      <w:r>
+        <w:rPr>
+          <w:rFonts w:hint="eastAsia"/>
+          <w:b/>
+          <w:bCs/>
         </w:rPr>
         <w:t xml:space="preserve">后端</w:t>
       </w:r>
       <w:r>
         <w:rPr>
-          <w:rStyle w:val="VerbatimChar"/>
-        </w:rPr>
-        <w:t xml:space="preserve">       │ ◄────────────────► │   Agent </w:t>
-      </w:r>
-      <w:r>
-        <w:rPr>
-          <w:rStyle w:val="VerbatimChar"/>
-          <w:rFonts w:hint="eastAsia"/>
+          <w:b/>
+          <w:bCs/>
+        </w:rPr>
+        <w:t xml:space="preserve"> (Spring Boot)</w:t>
+      </w:r>
+      <w:r>
+        <w:t xml:space="preserve"> </w:t>
+      </w:r>
+      <w:r>
+        <w:t xml:space="preserve">— </w:t>
+      </w:r>
+      <w:r>
+        <w:rPr>
+          <w:rFonts w:hint="eastAsia"/>
+        </w:rPr>
+        <w:t xml:space="preserve">通过</w:t>
+      </w:r>
+      <w:r>
+        <w:t xml:space="preserve"> HTTP/gRPC </w:t>
+      </w:r>
+      <w:r>
+        <w:rPr>
+          <w:rFonts w:hint="eastAsia"/>
+        </w:rPr>
+        <w:t xml:space="preserve">调用</w:t>
+      </w:r>
+      <w:r>
+        <w:t xml:space="preserve"> Agent </w:t>
+      </w:r>
+      <w:r>
+        <w:rPr>
+          <w:rFonts w:hint="eastAsia"/>
+        </w:rPr>
+        <w:t xml:space="preserve">服务（</w:t>
+      </w:r>
+      <w:r>
+        <w:rPr>
+          <w:rStyle w:val="VerbatimChar"/>
+        </w:rPr>
+        <w:t xml:space="preserve">POST /agent/run</w:t>
+      </w:r>
+      <w:r>
+        <w:t xml:space="preserve">、</w:t>
+      </w:r>
+      <w:r>
+        <w:rPr>
+          <w:rStyle w:val="VerbatimChar"/>
+        </w:rPr>
+        <w:t xml:space="preserve">GET /agent/{id}</w:t>
+      </w:r>
+      <w:r>
+        <w:rPr>
+          <w:rFonts w:hint="eastAsia"/>
+        </w:rPr>
+        <w:t xml:space="preserve">）</w:t>
+      </w:r>
+    </w:p>
+    <w:p>
+      <w:pPr>
+        <w:pStyle w:val="Compact"/>
+        <w:numPr>
+          <w:ilvl w:val="0"/>
+          <w:numId w:val="1007"/>
+        </w:numPr>
+      </w:pPr>
+      <w:r>
+        <w:rPr>
+          <w:b/>
+          <w:bCs/>
+        </w:rPr>
+        <w:t xml:space="preserve">Agent </w:t>
+      </w:r>
+      <w:r>
+        <w:rPr>
+          <w:rFonts w:hint="eastAsia"/>
+          <w:b/>
+          <w:bCs/>
         </w:rPr>
         <w:t xml:space="preserve">服务</w:t>
       </w:r>
       <w:r>
         <w:rPr>
-          <w:rStyle w:val="VerbatimChar"/>
-        </w:rPr>
-        <w:t xml:space="preserve"> (Python) │</w:t>
-      </w:r>
-      <w:r>
-        <w:br/>
-      </w:r>
-      <w:r>
-        <w:rPr>
-          <w:rStyle w:val="VerbatimChar"/>
-        </w:rPr>
-        <w:t xml:space="preserve">│                       │                    │                      │</w:t>
-      </w:r>
-      <w:r>
-        <w:br/>
-      </w:r>
-      <w:r>
-        <w:rPr>
-          <w:rStyle w:val="VerbatimChar"/>
-        </w:rPr>
-        <w:t xml:space="preserve">│  Spring Boot / K8s    │   POST /agent/run  │   LangGraph </w:t>
-      </w:r>
-      <w:r>
-        <w:rPr>
-          <w:rStyle w:val="VerbatimChar"/>
+          <w:b/>
+          <w:bCs/>
+        </w:rPr>
+        <w:t xml:space="preserve"> (Python)</w:t>
+      </w:r>
+      <w:r>
+        <w:t xml:space="preserve"> </w:t>
+      </w:r>
+      <w:r>
+        <w:t xml:space="preserve">— LangGraph </w:t>
+      </w:r>
+      <w:r>
+        <w:rPr>
           <w:rFonts w:hint="eastAsia"/>
         </w:rPr>
         <w:t xml:space="preserve">编排引擎</w:t>
       </w:r>
       <w:r>
-        <w:rPr>
-          <w:rStyle w:val="VerbatimChar"/>
-        </w:rPr>
-        <w:t xml:space="preserve">   │</w:t>
-      </w:r>
-      <w:r>
-        <w:br/>
-      </w:r>
-      <w:r>
-        <w:rPr>
-          <w:rStyle w:val="VerbatimChar"/>
-        </w:rPr>
-        <w:t xml:space="preserve">│  </w:t>
-      </w:r>
-      <w:r>
-        <w:rPr>
-          <w:rStyle w:val="VerbatimChar"/>
-          <w:rFonts w:hint="eastAsia"/>
-        </w:rPr>
-        <w:t xml:space="preserve">业务逻辑</w:t>
-      </w:r>
-      <w:r>
-        <w:rPr>
-          <w:rStyle w:val="VerbatimChar"/>
-        </w:rPr>
         <w:t xml:space="preserve"> + </w:t>
       </w:r>
       <w:r>
         <w:rPr>
-          <w:rStyle w:val="VerbatimChar"/>
-          <w:rFonts w:hint="eastAsia"/>
-        </w:rPr>
-        <w:t xml:space="preserve">数据库</w:t>
-      </w:r>
-      <w:r>
-        <w:rPr>
-          <w:rStyle w:val="VerbatimChar"/>
-        </w:rPr>
-        <w:t xml:space="preserve">     │   GET  /agent/{id} │   </w:t>
-      </w:r>
-      <w:r>
-        <w:rPr>
-          <w:rStyle w:val="VerbatimChar"/>
           <w:rFonts w:hint="eastAsia"/>
         </w:rPr>
         <w:t xml:space="preserve">模型网关</w:t>
       </w:r>
       <w:r>
-        <w:rPr>
-          <w:rStyle w:val="VerbatimChar"/>
-        </w:rPr>
-        <w:t xml:space="preserve"> + RAG      │</w:t>
-      </w:r>
-      <w:r>
-        <w:br/>
-      </w:r>
-      <w:r>
-        <w:rPr>
-          <w:rStyle w:val="VerbatimChar"/>
-        </w:rPr>
-        <w:t xml:space="preserve">│  </w:t>
-      </w:r>
-      <w:r>
-        <w:rPr>
-          <w:rStyle w:val="VerbatimChar"/>
-          <w:rFonts w:hint="eastAsia"/>
-        </w:rPr>
-        <w:t xml:space="preserve">权限</w:t>
-      </w:r>
-      <w:r>
-        <w:rPr>
-          <w:rStyle w:val="VerbatimChar"/>
-        </w:rPr>
+        <w:t xml:space="preserve"> + RAG + </w:t>
+      </w:r>
+      <w:r>
+        <w:rPr>
+          <w:rFonts w:hint="eastAsia"/>
+        </w:rPr>
+        <w:t xml:space="preserve">技能执行</w:t>
+      </w:r>
+      <w:r>
         <w:t xml:space="preserve"> + </w:t>
       </w:r>
       <w:r>
         <w:rPr>
-          <w:rStyle w:val="VerbatimChar"/>
-          <w:rFonts w:hint="eastAsia"/>
-        </w:rPr>
-        <w:t xml:space="preserve">工作流</w:t>
-      </w:r>
-      <w:r>
-        <w:rPr>
-          <w:rStyle w:val="VerbatimChar"/>
-        </w:rPr>
-        <w:t xml:space="preserve">         │                    │   </w:t>
-      </w:r>
-      <w:r>
-        <w:rPr>
-          <w:rStyle w:val="VerbatimChar"/>
-          <w:rFonts w:hint="eastAsia"/>
-        </w:rPr>
-        <w:t xml:space="preserve">技能执行</w:t>
-      </w:r>
-      <w:r>
-        <w:rPr>
-          <w:rStyle w:val="VerbatimChar"/>
-        </w:rPr>
+          <w:rFonts w:hint="eastAsia"/>
+        </w:rPr>
+        <w:t xml:space="preserve">分层记忆</w:t>
+      </w:r>
+    </w:p>
+    <w:p>
+      <w:pPr>
+        <w:pStyle w:val="Compact"/>
+        <w:numPr>
+          <w:ilvl w:val="0"/>
+          <w:numId w:val="1007"/>
+        </w:numPr>
+      </w:pPr>
+      <w:r>
+        <w:rPr>
+          <w:b/>
+          <w:bCs/>
+        </w:rPr>
+        <w:t xml:space="preserve">Higress Gateway</w:t>
+      </w:r>
+      <w:r>
+        <w:t xml:space="preserve"> </w:t>
+      </w:r>
+      <w:r>
+        <w:t xml:space="preserve">— </w:t>
+      </w:r>
+      <w:r>
+        <w:rPr>
+          <w:rFonts w:hint="eastAsia"/>
+        </w:rPr>
+        <w:t xml:space="preserve">统一流量入口，负责限流、Prompt</w:t>
+      </w:r>
+      <w:r>
+        <w:t xml:space="preserve"> Injection </w:t>
+      </w:r>
+      <w:r>
+        <w:rPr>
+          <w:rFonts w:hint="eastAsia"/>
+        </w:rPr>
+        <w:t xml:space="preserve">检测、灰度发布</w:t>
+      </w:r>
+    </w:p>
+    <w:p>
+      <w:pPr>
+        <w:pStyle w:val="FirstParagraph"/>
+      </w:pPr>
+      <w:r>
+        <w:rPr>
+          <w:rFonts w:hint="eastAsia"/>
+          <w:b/>
+          <w:bCs/>
+        </w:rPr>
+        <w:t xml:space="preserve">完整请求链路：</w:t>
+      </w:r>
+    </w:p>
+    <w:p>
+      <w:pPr>
+        <w:pStyle w:val="BodyText"/>
+      </w:pPr>
+      <w:r>
+        <w:rPr>
+          <w:rFonts w:hint="eastAsia"/>
+        </w:rPr>
+        <w:t xml:space="preserve">用户</w:t>
+      </w:r>
+      <w:r>
+        <w:t xml:space="preserve"> → Java </w:t>
+      </w:r>
+      <w:r>
+        <w:rPr>
+          <w:rFonts w:hint="eastAsia"/>
+        </w:rPr>
+        <w:t xml:space="preserve">后端</w:t>
+      </w:r>
+      <w:r>
+        <w:t xml:space="preserve"> </w:t>
+      </w:r>
+      <w:r>
+        <w:rPr>
+          <w:rFonts w:hint="eastAsia"/>
+        </w:rPr>
+        <w:t xml:space="preserve">(鉴权</w:t>
+      </w:r>
+      <w:r>
         <w:t xml:space="preserve"> + </w:t>
       </w:r>
       <w:r>
         <w:rPr>
-          <w:rStyle w:val="VerbatimChar"/>
-          <w:rFonts w:hint="eastAsia"/>
-        </w:rPr>
-        <w:t xml:space="preserve">记忆</w:t>
-      </w:r>
-      <w:r>
-        <w:rPr>
-          <w:rStyle w:val="VerbatimChar"/>
-        </w:rPr>
-        <w:t xml:space="preserve">     │</w:t>
-      </w:r>
-      <w:r>
-        <w:br/>
-      </w:r>
-      <w:r>
-        <w:rPr>
-          <w:rStyle w:val="VerbatimChar"/>
-        </w:rPr>
-        <w:t xml:space="preserve">└──────────────────────┘                    └──────────────────────┘</w:t>
-      </w:r>
-      <w:r>
-        <w:br/>
-      </w:r>
-      <w:r>
-        <w:br/>
-      </w:r>
-      <w:r>
-        <w:rPr>
-          <w:rStyle w:val="VerbatimChar"/>
-          <w:rFonts w:hint="eastAsia"/>
-        </w:rPr>
-        <w:t xml:space="preserve">完整链路:</w:t>
-      </w:r>
-      <w:r>
-        <w:br/>
-      </w:r>
-      <w:r>
-        <w:br/>
-      </w:r>
-      <w:r>
-        <w:rPr>
-          <w:rStyle w:val="VerbatimChar"/>
-          <w:rFonts w:hint="eastAsia"/>
-        </w:rPr>
-        <w:t xml:space="preserve">用户</w:t>
-      </w:r>
-      <w:r>
-        <w:rPr>
-          <w:rStyle w:val="VerbatimChar"/>
-        </w:rPr>
+          <w:rFonts w:hint="eastAsia"/>
+        </w:rPr>
+        <w:t xml:space="preserve">业务上下文注入)</w:t>
+      </w:r>
+      <w:r>
+        <w:t xml:space="preserve"> → Higress Gateway </w:t>
+      </w:r>
+      <w:r>
+        <w:rPr>
+          <w:rFonts w:hint="eastAsia"/>
+        </w:rPr>
+        <w:t xml:space="preserve">(限流</w:t>
+      </w:r>
+      <w:r>
+        <w:t xml:space="preserve"> + Prompt Injection </w:t>
+      </w:r>
+      <w:r>
+        <w:rPr>
+          <w:rFonts w:hint="eastAsia"/>
+        </w:rPr>
+        <w:t xml:space="preserve">检测</w:t>
+      </w:r>
+      <w:r>
+        <w:t xml:space="preserve"> + </w:t>
+      </w:r>
+      <w:r>
+        <w:rPr>
+          <w:rFonts w:hint="eastAsia"/>
+        </w:rPr>
+        <w:t xml:space="preserve">灰度)</w:t>
+      </w:r>
+      <w:r>
+        <w:t xml:space="preserve"> → Agent Router </w:t>
+      </w:r>
+      <w:r>
+        <w:rPr>
+          <w:rFonts w:hint="eastAsia"/>
+        </w:rPr>
+        <w:t xml:space="preserve">(意图分类</w:t>
+      </w:r>
+      <w:r>
+        <w:t xml:space="preserve"> → </w:t>
+      </w:r>
+      <w:r>
+        <w:rPr>
+          <w:rFonts w:hint="eastAsia"/>
+        </w:rPr>
+        <w:t xml:space="preserve">决策路由)</w:t>
+      </w:r>
+      <w:r>
+        <w:t xml:space="preserve"> → Agent </w:t>
+      </w:r>
+      <w:r>
+        <w:rPr>
+          <w:rFonts w:hint="eastAsia"/>
+        </w:rPr>
+        <w:t xml:space="preserve">服务</w:t>
+      </w:r>
+      <w:r>
+        <w:t xml:space="preserve"> Python (LangGraph </w:t>
+      </w:r>
+      <w:r>
+        <w:rPr>
+          <w:rFonts w:hint="eastAsia"/>
+        </w:rPr>
+        <w:t xml:space="preserve">编排)</w:t>
+      </w:r>
+      <w:r>
         <w:t xml:space="preserve"> → Java </w:t>
       </w:r>
       <w:r>
         <w:rPr>
-          <w:rStyle w:val="VerbatimChar"/>
           <w:rFonts w:hint="eastAsia"/>
         </w:rPr>
         <w:t xml:space="preserve">后端</w:t>
       </w:r>
       <w:r>
-        <w:rPr>
-          <w:rStyle w:val="VerbatimChar"/>
-        </w:rPr>
         <w:t xml:space="preserve"> </w:t>
       </w:r>
       <w:r>
         <w:rPr>
-          <w:rStyle w:val="VerbatimChar"/>
-          <w:rFonts w:hint="eastAsia"/>
-        </w:rPr>
-        <w:t xml:space="preserve">(鉴权+业务上下文注入)</w:t>
-      </w:r>
-      <w:r>
-        <w:br/>
-      </w:r>
-      <w:r>
-        <w:rPr>
-          <w:rStyle w:val="VerbatimChar"/>
-        </w:rPr>
-        <w:t xml:space="preserve">  → Higress Gateway </w:t>
-      </w:r>
-      <w:r>
-        <w:rPr>
-          <w:rStyle w:val="VerbatimChar"/>
-          <w:rFonts w:hint="eastAsia"/>
-        </w:rPr>
-        <w:t xml:space="preserve">(限流+Prompt</w:t>
-      </w:r>
-      <w:r>
-        <w:rPr>
-          <w:rStyle w:val="VerbatimChar"/>
-        </w:rPr>
-        <w:t xml:space="preserve"> </w:t>
-      </w:r>
-      <w:r>
-        <w:rPr>
-          <w:rStyle w:val="VerbatimChar"/>
-          <w:rFonts w:hint="eastAsia"/>
-        </w:rPr>
-        <w:t xml:space="preserve">Injection检测+灰度)</w:t>
-      </w:r>
-      <w:r>
-        <w:br/>
-      </w:r>
-      <w:r>
-        <w:rPr>
-          <w:rStyle w:val="VerbatimChar"/>
-        </w:rPr>
-        <w:t xml:space="preserve">  → Agent Router </w:t>
-      </w:r>
-      <w:r>
-        <w:rPr>
-          <w:rStyle w:val="VerbatimChar"/>
-          <w:rFonts w:hint="eastAsia"/>
-        </w:rPr>
-        <w:t xml:space="preserve">(意图分类→决策路由)</w:t>
-      </w:r>
-      <w:r>
-        <w:br/>
-      </w:r>
-      <w:r>
-        <w:rPr>
-          <w:rStyle w:val="VerbatimChar"/>
-        </w:rPr>
-        <w:t xml:space="preserve">  → Agent </w:t>
-      </w:r>
-      <w:r>
-        <w:rPr>
-          <w:rStyle w:val="VerbatimChar"/>
-          <w:rFonts w:hint="eastAsia"/>
-        </w:rPr>
-        <w:t xml:space="preserve">服务</w:t>
-      </w:r>
-      <w:r>
-        <w:rPr>
-          <w:rStyle w:val="VerbatimChar"/>
-        </w:rPr>
-        <w:t xml:space="preserve"> Python </w:t>
-      </w:r>
-      <w:r>
-        <w:rPr>
-          <w:rStyle w:val="VerbatimChar"/>
-          <w:rFonts w:hint="eastAsia"/>
-        </w:rPr>
-        <w:t xml:space="preserve">(LangGraph编排)</w:t>
-      </w:r>
-      <w:r>
-        <w:br/>
-      </w:r>
-      <w:r>
-        <w:rPr>
-          <w:rStyle w:val="VerbatimChar"/>
-        </w:rPr>
-        <w:t xml:space="preserve">  → Java </w:t>
-      </w:r>
-      <w:r>
-        <w:rPr>
-          <w:rStyle w:val="VerbatimChar"/>
-          <w:rFonts w:hint="eastAsia"/>
-        </w:rPr>
-        <w:t xml:space="preserve">后端</w:t>
-      </w:r>
-      <w:r>
-        <w:rPr>
-          <w:rStyle w:val="VerbatimChar"/>
-        </w:rPr>
-        <w:t xml:space="preserve"> </w:t>
-      </w:r>
-      <w:r>
-        <w:rPr>
-          <w:rStyle w:val="VerbatimChar"/>
-          <w:rFonts w:hint="eastAsia"/>
-        </w:rPr>
-        <w:t xml:space="preserve">(格式化→审计→返回前端)</w:t>
+          <w:rFonts w:hint="eastAsia"/>
+        </w:rPr>
+        <w:t xml:space="preserve">(格式化</w:t>
+      </w:r>
+      <w:r>
+        <w:t xml:space="preserve"> → </w:t>
+      </w:r>
+      <w:r>
+        <w:rPr>
+          <w:rFonts w:hint="eastAsia"/>
+        </w:rPr>
+        <w:t xml:space="preserve">审计</w:t>
+      </w:r>
+      <w:r>
+        <w:t xml:space="preserve"> → </w:t>
+      </w:r>
+      <w:r>
+        <w:rPr>
+          <w:rFonts w:hint="eastAsia"/>
+        </w:rPr>
+        <w:t xml:space="preserve">返回前端)</w:t>
       </w:r>
     </w:p>
     <w:bookmarkEnd w:id="190"/>
@@ -52143,7 +52168,7 @@
         <w:pStyle w:val="Compact"/>
         <w:numPr>
           <w:ilvl w:val="0"/>
-          <w:numId w:val="1007"/>
+          <w:numId w:val="1008"/>
         </w:numPr>
       </w:pPr>
       <w:r>
@@ -52197,7 +52222,7 @@
         <w:pStyle w:val="Compact"/>
         <w:numPr>
           <w:ilvl w:val="0"/>
-          <w:numId w:val="1007"/>
+          <w:numId w:val="1008"/>
         </w:numPr>
       </w:pPr>
       <w:r>
@@ -52226,7 +52251,7 @@
         <w:pStyle w:val="Compact"/>
         <w:numPr>
           <w:ilvl w:val="0"/>
-          <w:numId w:val="1007"/>
+          <w:numId w:val="1008"/>
         </w:numPr>
       </w:pPr>
       <w:r>
@@ -52282,7 +52307,7 @@
         <w:pStyle w:val="Compact"/>
         <w:numPr>
           <w:ilvl w:val="0"/>
-          <w:numId w:val="1007"/>
+          <w:numId w:val="1008"/>
         </w:numPr>
       </w:pPr>
       <w:r>
@@ -52320,7 +52345,7 @@
         <w:pStyle w:val="Compact"/>
         <w:numPr>
           <w:ilvl w:val="0"/>
-          <w:numId w:val="1007"/>
+          <w:numId w:val="1008"/>
         </w:numPr>
       </w:pPr>
       <w:r>
@@ -53023,7 +53048,7 @@
         <w:pStyle w:val="Compact"/>
         <w:numPr>
           <w:ilvl w:val="0"/>
-          <w:numId w:val="1008"/>
+          <w:numId w:val="1009"/>
         </w:numPr>
       </w:pPr>
       <w:r>
@@ -53059,7 +53084,7 @@
         <w:pStyle w:val="Compact"/>
         <w:numPr>
           <w:ilvl w:val="0"/>
-          <w:numId w:val="1008"/>
+          <w:numId w:val="1009"/>
         </w:numPr>
       </w:pPr>
       <w:r>
@@ -53113,7 +53138,7 @@
         <w:pStyle w:val="Compact"/>
         <w:numPr>
           <w:ilvl w:val="0"/>
-          <w:numId w:val="1008"/>
+          <w:numId w:val="1009"/>
         </w:numPr>
       </w:pPr>
       <w:r>
@@ -56390,7 +56415,7 @@
         <w:pStyle w:val="Compact"/>
         <w:numPr>
           <w:ilvl w:val="0"/>
-          <w:numId w:val="1009"/>
+          <w:numId w:val="1010"/>
         </w:numPr>
       </w:pPr>
       <w:r>
@@ -56435,7 +56460,7 @@
         <w:pStyle w:val="Compact"/>
         <w:numPr>
           <w:ilvl w:val="0"/>
-          <w:numId w:val="1009"/>
+          <w:numId w:val="1010"/>
         </w:numPr>
       </w:pPr>
       <w:r>
@@ -70552,6 +70577,9 @@
     <w:abstractNumId w:val="991"/>
   </w:num>
   <w:num w:numId="1007">
+    <w:abstractNumId w:val="991"/>
+  </w:num>
+  <w:num w:numId="1008">
     <w:abstractNumId w:val="99411"/>
     <w:lvlOverride w:ilvl="0">
       <w:startOverride w:val="1"/>
@@ -70581,10 +70609,10 @@
       <w:startOverride w:val="1"/>
     </w:lvlOverride>
   </w:num>
-  <w:num w:numId="1008">
+  <w:num w:numId="1009">
     <w:abstractNumId w:val="991"/>
   </w:num>
-  <w:num w:numId="1009">
+  <w:num w:numId="1010">
     <w:abstractNumId w:val="991"/>
   </w:num>
 </w:numbering>

--- a/04-changes/20260514-AI技术体系架构/AI技术体系架构设计方案.docx
+++ b/04-changes/20260514-AI技术体系架构/AI技术体系架构设计方案.docx
@@ -2,7 +2,7 @@
 <file path=word/document.xml><?xml version="1.0" encoding="utf-8"?>
 <w:document xmlns:w="http://schemas.openxmlformats.org/wordprocessingml/2006/main" xmlns:m="http://schemas.openxmlformats.org/officeDocument/2006/math" xmlns:r="http://schemas.openxmlformats.org/officeDocument/2006/relationships" xmlns:o="urn:schemas-microsoft-com:office:office" xmlns:v="urn:schemas-microsoft-com:vml" xmlns:w10="urn:schemas-microsoft-com:office:word" xmlns:a="http://schemas.openxmlformats.org/drawingml/2006/main" xmlns:pic="http://schemas.openxmlformats.org/drawingml/2006/picture" xmlns:wp="http://schemas.openxmlformats.org/drawingml/2006/wordprocessingDrawing">
   <w:body>
-    <w:bookmarkStart w:id="241" w:name="ai-agent-平台-apaas-多行业-ai-技术体系架构设计方案"/>
+    <w:bookmarkStart w:id="247" w:name="ai-agent-平台-apaas-多行业-ai-技术体系架构设计方案"/>
     <w:p>
       <w:pPr>
         <w:pStyle w:val="Heading1"/>
@@ -48,7 +48,7 @@
         <w:t xml:space="preserve">版本</w:t>
       </w:r>
       <w:r>
-        <w:t xml:space="preserve">: v2.3</w:t>
+        <w:t xml:space="preserve">: v2.4</w:t>
       </w:r>
       <w:r>
         <w:t xml:space="preserve"> </w:t>
@@ -82,7 +82,7 @@
         <w:rPr>
           <w:rFonts w:hint="eastAsia"/>
         </w:rPr>
-        <w:t xml:space="preserve">设计完成，待审阅。v2.3</w:t>
+        <w:t xml:space="preserve">设计完成，待审阅。v2.4</w:t>
       </w:r>
       <w:r>
         <w:t xml:space="preserve"> </w:t>
@@ -91,7 +91,7 @@
         <w:rPr>
           <w:rFonts w:hint="eastAsia"/>
         </w:rPr>
-        <w:t xml:space="preserve">新增：技能市场服务边界与发布生效机制</w:t>
+        <w:t xml:space="preserve">新增：Redis会话缓存与客户端区别、Skill执行结果缓存详细设计、Skill术语澄清</w:t>
       </w:r>
     </w:p>
     <w:p>
@@ -52602,7 +52602,7 @@
     </w:p>
     <w:bookmarkEnd w:id="212"/>
     <w:bookmarkEnd w:id="213"/>
-    <w:bookmarkStart w:id="221" w:name="会话三层存储原理与-recall-决策逻辑"/>
+    <w:bookmarkStart w:id="238" w:name="会话三层存储原理与-recall-决策逻辑"/>
     <w:p>
       <w:pPr>
         <w:pStyle w:val="Heading2"/>
@@ -56312,6 +56312,742 @@
         </w:pict>
       </w:r>
     </w:p>
+    <w:bookmarkEnd w:id="220"/>
+    <w:bookmarkStart w:id="221" w:name="redis-会话缓存-vs-客户端对话历史为什么客户端有数据还需要-redis"/>
+    <w:p>
+      <w:pPr>
+        <w:pStyle w:val="Heading3"/>
+      </w:pPr>
+      <w:r>
+        <w:t xml:space="preserve">16.8 Redis </w:t>
+      </w:r>
+      <w:r>
+        <w:rPr>
+          <w:rFonts w:hint="eastAsia"/>
+        </w:rPr>
+        <w:t xml:space="preserve">会话缓存</w:t>
+      </w:r>
+      <w:r>
+        <w:t xml:space="preserve"> vs </w:t>
+      </w:r>
+      <w:r>
+        <w:rPr>
+          <w:rFonts w:hint="eastAsia"/>
+        </w:rPr>
+        <w:t xml:space="preserve">客户端对话历史——为什么客户端有数据还需要</w:t>
+      </w:r>
+      <w:r>
+        <w:t xml:space="preserve"> Redis</w:t>
+      </w:r>
+    </w:p>
+    <w:p>
+      <w:pPr>
+        <w:pStyle w:val="FirstParagraph"/>
+      </w:pPr>
+      <w:r>
+        <w:rPr>
+          <w:rFonts w:hint="eastAsia"/>
+          <w:b/>
+          <w:bCs/>
+        </w:rPr>
+        <w:t xml:space="preserve">客户端与</w:t>
+      </w:r>
+      <w:r>
+        <w:rPr>
+          <w:b/>
+          <w:bCs/>
+        </w:rPr>
+        <w:t xml:space="preserve"> Redis </w:t>
+      </w:r>
+      <w:r>
+        <w:rPr>
+          <w:rFonts w:hint="eastAsia"/>
+          <w:b/>
+          <w:bCs/>
+        </w:rPr>
+        <w:t xml:space="preserve">存的不是同一份数据，用途也不同。</w:t>
+      </w:r>
+    </w:p>
+    <w:p>
+      <w:pPr>
+        <w:pStyle w:val="BodyText"/>
+      </w:pPr>
+      <w:r>
+        <w:rPr>
+          <w:rFonts w:hint="eastAsia"/>
+          <w:b/>
+          <w:bCs/>
+        </w:rPr>
+        <w:t xml:space="preserve">客户端本地有的：</w:t>
+      </w:r>
+      <w:r>
+        <w:t xml:space="preserve"> </w:t>
+      </w:r>
+      <w:r>
+        <w:rPr>
+          <w:rFonts w:hint="eastAsia"/>
+        </w:rPr>
+        <w:t xml:space="preserve">用户看到的对话气泡——纯文本展示内容。</w:t>
+      </w:r>
+    </w:p>
+    <w:p>
+      <w:pPr>
+        <w:pStyle w:val="SourceCode"/>
+      </w:pPr>
+      <w:r>
+        <w:rPr>
+          <w:rStyle w:val="VerbatimChar"/>
+          <w:rFonts w:hint="eastAsia"/>
+        </w:rPr>
+        <w:t xml:space="preserve">客户端看到的:</w:t>
+      </w:r>
+      <w:r>
+        <w:br/>
+      </w:r>
+      <w:r>
+        <w:rPr>
+          <w:rStyle w:val="VerbatimChar"/>
+        </w:rPr>
+        <w:t xml:space="preserve">  User: </w:t>
+      </w:r>
+      <w:r>
+        <w:rPr>
+          <w:rStyle w:val="VerbatimChar"/>
+          <w:rFonts w:hint="eastAsia"/>
+        </w:rPr>
+        <w:t xml:space="preserve">"SF123延迟了帮我处理"</w:t>
+      </w:r>
+      <w:r>
+        <w:br/>
+      </w:r>
+      <w:r>
+        <w:rPr>
+          <w:rStyle w:val="VerbatimChar"/>
+        </w:rPr>
+        <w:t xml:space="preserve">  Agent: </w:t>
+      </w:r>
+      <w:r>
+        <w:rPr>
+          <w:rStyle w:val="VerbatimChar"/>
+          <w:rFonts w:hint="eastAsia"/>
+        </w:rPr>
+        <w:t xml:space="preserve">"检测到延迟4h，预计明天10点送达，建议通知客户并按合同赔偿运费30%。"</w:t>
+      </w:r>
+    </w:p>
+    <w:p>
+      <w:pPr>
+        <w:pStyle w:val="FirstParagraph"/>
+      </w:pPr>
+      <w:r>
+        <w:rPr>
+          <w:b/>
+          <w:bCs/>
+        </w:rPr>
+        <w:t xml:space="preserve">Redis </w:t>
+      </w:r>
+      <w:r>
+        <w:rPr>
+          <w:rFonts w:hint="eastAsia"/>
+          <w:b/>
+          <w:bCs/>
+        </w:rPr>
+        <w:t xml:space="preserve">存的是编排引擎内部状态：</w:t>
+      </w:r>
+    </w:p>
+    <w:p>
+      <w:pPr>
+        <w:pStyle w:val="SourceCode"/>
+      </w:pPr>
+      <w:r>
+        <w:rPr>
+          <w:rStyle w:val="VerbatimChar"/>
+        </w:rPr>
+        <w:t xml:space="preserve">Redis </w:t>
+      </w:r>
+      <w:r>
+        <w:rPr>
+          <w:rStyle w:val="VerbatimChar"/>
+          <w:rFonts w:hint="eastAsia"/>
+        </w:rPr>
+        <w:t xml:space="preserve">存的</w:t>
+      </w:r>
+      <w:r>
+        <w:rPr>
+          <w:rStyle w:val="VerbatimChar"/>
+        </w:rPr>
+        <w:t xml:space="preserve"> </w:t>
+      </w:r>
+      <w:r>
+        <w:rPr>
+          <w:rStyle w:val="VerbatimChar"/>
+          <w:rFonts w:hint="eastAsia"/>
+        </w:rPr>
+        <w:t xml:space="preserve">(客户端看不到这些):</w:t>
+      </w:r>
+      <w:r>
+        <w:br/>
+      </w:r>
+      <w:r>
+        <w:rPr>
+          <w:rStyle w:val="VerbatimChar"/>
+        </w:rPr>
+        <w:t xml:space="preserve">  session:sess-042:context</w:t>
+      </w:r>
+      <w:r>
+        <w:br/>
+      </w:r>
+      <w:r>
+        <w:rPr>
+          <w:rStyle w:val="VerbatimChar"/>
+        </w:rPr>
+        <w:t xml:space="preserve">  ├── Step 1: intent={type:delay, confidence:0.92, severity:P2}</w:t>
+      </w:r>
+      <w:r>
+        <w:br/>
+      </w:r>
+      <w:r>
+        <w:rPr>
+          <w:rStyle w:val="VerbatimChar"/>
+        </w:rPr>
+        <w:t xml:space="preserve">  ├── Step 2: knowledge_chunks=5</w:t>
+      </w:r>
+      <w:r>
+        <w:br/>
+      </w:r>
+      <w:r>
+        <w:rPr>
+          <w:rStyle w:val="VerbatimChar"/>
+        </w:rPr>
+        <w:t xml:space="preserve">  ├── Step 3: memory_hits=0</w:t>
+      </w:r>
+      <w:r>
+        <w:br/>
+      </w:r>
+      <w:r>
+        <w:rPr>
+          <w:rStyle w:val="VerbatimChar"/>
+        </w:rPr>
+        <w:t xml:space="preserve">  ├── Step 4: llm_reason_output="TOOL_CALL:track-query(SF123)"</w:t>
+      </w:r>
+      <w:r>
+        <w:br/>
+      </w:r>
+      <w:r>
+        <w:rPr>
+          <w:rStyle w:val="VerbatimChar"/>
+        </w:rPr>
+        <w:t xml:space="preserve">  ├── Step 5: skill_result={status:delayed, </w:t>
+      </w:r>
+      <w:r>
+        <w:rPr>
+          <w:rStyle w:val="VerbatimChar"/>
+          <w:rFonts w:hint="eastAsia"/>
+        </w:rPr>
+        <w:t xml:space="preserve">eta:"明天10:00",</w:t>
+      </w:r>
+      <w:r>
+        <w:rPr>
+          <w:rStyle w:val="VerbatimChar"/>
+        </w:rPr>
+        <w:t xml:space="preserve"> </w:t>
+      </w:r>
+      <w:r>
+        <w:rPr>
+          <w:rStyle w:val="VerbatimChar"/>
+          <w:rFonts w:hint="eastAsia"/>
+        </w:rPr>
+        <w:t xml:space="preserve">root:"台风"}</w:t>
+      </w:r>
+      <w:r>
+        <w:br/>
+      </w:r>
+      <w:r>
+        <w:rPr>
+          <w:rStyle w:val="VerbatimChar"/>
+        </w:rPr>
+        <w:t xml:space="preserve">  ├── Step 6: llm_reason_output="TOOL_CALL:carrier-sla-lookup"</w:t>
+      </w:r>
+      <w:r>
+        <w:br/>
+      </w:r>
+      <w:r>
+        <w:rPr>
+          <w:rStyle w:val="VerbatimChar"/>
+        </w:rPr>
+        <w:t xml:space="preserve">  ├── Step 7: </w:t>
+      </w:r>
+      <w:r>
+        <w:rPr>
+          <w:rStyle w:val="VerbatimChar"/>
+          <w:rFonts w:hint="eastAsia"/>
+        </w:rPr>
+        <w:t xml:space="preserve">skill_result={penalty:"运费30%"}</w:t>
+      </w:r>
+      <w:r>
+        <w:br/>
+      </w:r>
+      <w:r>
+        <w:rPr>
+          <w:rStyle w:val="VerbatimChar"/>
+        </w:rPr>
+        <w:t xml:space="preserve">  └── Step 8: </w:t>
+      </w:r>
+      <w:r>
+        <w:rPr>
+          <w:rStyle w:val="VerbatimChar"/>
+          <w:rFonts w:hint="eastAsia"/>
+        </w:rPr>
+        <w:t xml:space="preserve">llm_reason_output="组装方案:通知客户+赔偿45元"</w:t>
+      </w:r>
+    </w:p>
+    <w:p>
+      <w:pPr>
+        <w:pStyle w:val="FirstParagraph"/>
+      </w:pPr>
+      <w:r>
+        <w:rPr>
+          <w:rFonts w:hint="eastAsia"/>
+          <w:b/>
+          <w:bCs/>
+        </w:rPr>
+        <w:t xml:space="preserve">为什么客户端不能替代</w:t>
+      </w:r>
+      <w:r>
+        <w:rPr>
+          <w:b/>
+          <w:bCs/>
+        </w:rPr>
+        <w:t xml:space="preserve"> </w:t>
+      </w:r>
+      <w:r>
+        <w:rPr>
+          <w:rFonts w:hint="eastAsia"/>
+          <w:b/>
+          <w:bCs/>
+        </w:rPr>
+        <w:t xml:space="preserve">Redis：</w:t>
+      </w:r>
+    </w:p>
+    <w:tbl>
+      <w:tblPr>
+        <w:tblStyle w:val="Table"/>
+        <w:tblW w:type="pct" w:w="5000"/>
+        <w:tblLayout w:type="fixed"/>
+        <w:tblLook w:firstRow="1" w:lastRow="0" w:firstColumn="0" w:lastColumn="0" w:noHBand="0" w:noVBand="0" w:val="0020"/>
+      </w:tblPr>
+      <w:tblGrid>
+        <w:gridCol w:w="2640"/>
+        <w:gridCol w:w="2640"/>
+        <w:gridCol w:w="2640"/>
+      </w:tblGrid>
+      <w:tr>
+        <w:trPr>
+          <w:tblHeader w:val="on"/>
+        </w:trPr>
+        <w:tc>
+          <w:tcPr/>
+          <w:p>
+            <w:pPr>
+              <w:pStyle w:val="Compact"/>
+            </w:pPr>
+          </w:p>
+        </w:tc>
+        <w:tc>
+          <w:tcPr/>
+          <w:p>
+            <w:pPr>
+              <w:pStyle w:val="Compact"/>
+            </w:pPr>
+            <w:r>
+              <w:rPr>
+                <w:rFonts w:hint="eastAsia"/>
+              </w:rPr>
+              <w:t xml:space="preserve">客户端</w:t>
+            </w:r>
+          </w:p>
+        </w:tc>
+        <w:tc>
+          <w:tcPr/>
+          <w:p>
+            <w:pPr>
+              <w:pStyle w:val="Compact"/>
+            </w:pPr>
+            <w:r>
+              <w:t xml:space="preserve">Redis</w:t>
+            </w:r>
+          </w:p>
+        </w:tc>
+      </w:tr>
+      <w:tr>
+        <w:tc>
+          <w:tcPr/>
+          <w:p>
+            <w:pPr>
+              <w:pStyle w:val="Compact"/>
+            </w:pPr>
+            <w:r>
+              <w:rPr>
+                <w:rFonts w:hint="eastAsia"/>
+                <w:b/>
+                <w:bCs/>
+              </w:rPr>
+              <w:t xml:space="preserve">有什么</w:t>
+            </w:r>
+          </w:p>
+        </w:tc>
+        <w:tc>
+          <w:tcPr/>
+          <w:p>
+            <w:pPr>
+              <w:pStyle w:val="Compact"/>
+            </w:pPr>
+            <w:r>
+              <w:rPr>
+                <w:rFonts w:hint="eastAsia"/>
+              </w:rPr>
+              <w:t xml:space="preserve">只有最终对话气泡</w:t>
+            </w:r>
+          </w:p>
+        </w:tc>
+        <w:tc>
+          <w:tcPr/>
+          <w:p>
+            <w:pPr>
+              <w:pStyle w:val="Compact"/>
+            </w:pPr>
+            <w:r>
+              <w:t xml:space="preserve">agent </w:t>
+            </w:r>
+            <w:r>
+              <w:rPr>
+                <w:rFonts w:hint="eastAsia"/>
+              </w:rPr>
+              <w:t xml:space="preserve">内部推理链</w:t>
+            </w:r>
+            <w:r>
+              <w:t xml:space="preserve"> + skill </w:t>
+            </w:r>
+            <w:r>
+              <w:rPr>
+                <w:rFonts w:hint="eastAsia"/>
+              </w:rPr>
+              <w:t xml:space="preserve">调用结果</w:t>
+            </w:r>
+            <w:r>
+              <w:t xml:space="preserve"> + </w:t>
+            </w:r>
+            <w:r>
+              <w:rPr>
+                <w:rFonts w:hint="eastAsia"/>
+              </w:rPr>
+              <w:t xml:space="preserve">中间状态</w:t>
+            </w:r>
+          </w:p>
+        </w:tc>
+      </w:tr>
+      <w:tr>
+        <w:tc>
+          <w:tcPr/>
+          <w:p>
+            <w:pPr>
+              <w:pStyle w:val="Compact"/>
+            </w:pPr>
+            <w:r>
+              <w:rPr>
+                <w:rFonts w:hint="eastAsia"/>
+                <w:b/>
+                <w:bCs/>
+              </w:rPr>
+              <w:t xml:space="preserve">谁用</w:t>
+            </w:r>
+          </w:p>
+        </w:tc>
+        <w:tc>
+          <w:tcPr/>
+          <w:p>
+            <w:pPr>
+              <w:pStyle w:val="Compact"/>
+            </w:pPr>
+            <w:r>
+              <w:rPr>
+                <w:rFonts w:hint="eastAsia"/>
+              </w:rPr>
+              <w:t xml:space="preserve">用户看</w:t>
+            </w:r>
+          </w:p>
+        </w:tc>
+        <w:tc>
+          <w:tcPr/>
+          <w:p>
+            <w:pPr>
+              <w:pStyle w:val="Compact"/>
+            </w:pPr>
+            <w:r>
+              <w:rPr>
+                <w:rFonts w:hint="eastAsia"/>
+              </w:rPr>
+              <w:t xml:space="preserve">编排引擎推理用</w:t>
+            </w:r>
+          </w:p>
+        </w:tc>
+      </w:tr>
+      <w:tr>
+        <w:tc>
+          <w:tcPr/>
+          <w:p>
+            <w:pPr>
+              <w:pStyle w:val="Compact"/>
+            </w:pPr>
+            <w:r>
+              <w:rPr>
+                <w:rFonts w:hint="eastAsia"/>
+                <w:b/>
+                <w:bCs/>
+              </w:rPr>
+              <w:t xml:space="preserve">时效</w:t>
+            </w:r>
+          </w:p>
+        </w:tc>
+        <w:tc>
+          <w:tcPr/>
+          <w:p>
+            <w:pPr>
+              <w:pStyle w:val="Compact"/>
+            </w:pPr>
+            <w:r>
+              <w:rPr>
+                <w:rFonts w:hint="eastAsia"/>
+              </w:rPr>
+              <w:t xml:space="preserve">每次用户发来的只有新消息</w:t>
+            </w:r>
+          </w:p>
+        </w:tc>
+        <w:tc>
+          <w:tcPr/>
+          <w:p>
+            <w:pPr>
+              <w:pStyle w:val="Compact"/>
+            </w:pPr>
+            <w:r>
+              <w:rPr>
+                <w:rFonts w:hint="eastAsia"/>
+              </w:rPr>
+              <w:t xml:space="preserve">编排引擎随时读/写</w:t>
+            </w:r>
+          </w:p>
+        </w:tc>
+      </w:tr>
+    </w:tbl>
+    <w:p>
+      <w:pPr>
+        <w:numPr>
+          <w:ilvl w:val="0"/>
+          <w:numId w:val="1010"/>
+        </w:numPr>
+      </w:pPr>
+      <w:r>
+        <w:rPr>
+          <w:rFonts w:hint="eastAsia"/>
+          <w:b/>
+          <w:bCs/>
+        </w:rPr>
+        <w:t xml:space="preserve">编排引擎的多步循环在服务端完成</w:t>
+      </w:r>
+      <w:r>
+        <w:rPr>
+          <w:rFonts w:hint="eastAsia"/>
+        </w:rPr>
+        <w:t xml:space="preserve">——客户端只看到起点的用户输入和终点的回复，中间步骤全部在编排引擎内部。客户端不知道</w:t>
+      </w:r>
+      <w:r>
+        <w:t xml:space="preserve"> Step 5 </w:t>
+      </w:r>
+      <w:r>
+        <w:rPr>
+          <w:rFonts w:hint="eastAsia"/>
+        </w:rPr>
+        <w:t xml:space="preserve">调了</w:t>
+      </w:r>
+      <w:r>
+        <w:t xml:space="preserve"> </w:t>
+      </w:r>
+      <w:r>
+        <w:rPr>
+          <w:rStyle w:val="VerbatimChar"/>
+        </w:rPr>
+        <w:t xml:space="preserve">track-query</w:t>
+      </w:r>
+      <w:r>
+        <w:rPr>
+          <w:rFonts w:hint="eastAsia"/>
+        </w:rPr>
+        <w:t xml:space="preserve">，也不知道它返回了什么数据。</w:t>
+      </w:r>
+    </w:p>
+    <w:p>
+      <w:pPr>
+        <w:numPr>
+          <w:ilvl w:val="0"/>
+          <w:numId w:val="1010"/>
+        </w:numPr>
+      </w:pPr>
+      <w:r>
+        <w:rPr>
+          <w:b/>
+          <w:bCs/>
+        </w:rPr>
+        <w:t xml:space="preserve">Agent </w:t>
+      </w:r>
+      <w:r>
+        <w:rPr>
+          <w:rFonts w:hint="eastAsia"/>
+          <w:b/>
+          <w:bCs/>
+        </w:rPr>
+        <w:t xml:space="preserve">是多步推理循环</w:t>
+      </w:r>
+      <w:r>
+        <w:rPr>
+          <w:rFonts w:hint="eastAsia"/>
+        </w:rPr>
+        <w:t xml:space="preserve">——第二步</w:t>
+      </w:r>
+      <w:r>
+        <w:t xml:space="preserve"> LLM </w:t>
+      </w:r>
+      <w:r>
+        <w:rPr>
+          <w:rFonts w:hint="eastAsia"/>
+        </w:rPr>
+        <w:t xml:space="preserve">推理需要看到第一步</w:t>
+      </w:r>
+      <w:r>
+        <w:t xml:space="preserve"> Skill </w:t>
+      </w:r>
+      <w:r>
+        <w:rPr>
+          <w:rFonts w:hint="eastAsia"/>
+        </w:rPr>
+        <w:t xml:space="preserve">的返回结果。如果每次都要客户端回传，客户端根本没有这些中间数据。</w:t>
+      </w:r>
+    </w:p>
+    <w:p>
+      <w:pPr>
+        <w:numPr>
+          <w:ilvl w:val="0"/>
+          <w:numId w:val="1010"/>
+        </w:numPr>
+      </w:pPr>
+      <w:r>
+        <w:rPr>
+          <w:b/>
+          <w:bCs/>
+        </w:rPr>
+        <w:t xml:space="preserve">K8s </w:t>
+      </w:r>
+      <w:r>
+        <w:rPr>
+          <w:rFonts w:hint="eastAsia"/>
+          <w:b/>
+          <w:bCs/>
+        </w:rPr>
+        <w:t xml:space="preserve">多副本共享状态</w:t>
+      </w:r>
+      <w:r>
+        <w:t xml:space="preserve">——Agent Runtime </w:t>
+      </w:r>
+      <w:r>
+        <w:rPr>
+          <w:rFonts w:hint="eastAsia"/>
+        </w:rPr>
+        <w:t xml:space="preserve">有多个</w:t>
+      </w:r>
+      <w:r>
+        <w:t xml:space="preserve"> </w:t>
+      </w:r>
+      <w:r>
+        <w:rPr>
+          <w:rFonts w:hint="eastAsia"/>
+        </w:rPr>
+        <w:t xml:space="preserve">Pod，同一会话的不同请求可能路由到不同</w:t>
+      </w:r>
+      <w:r>
+        <w:t xml:space="preserve"> </w:t>
+      </w:r>
+      <w:r>
+        <w:rPr>
+          <w:rFonts w:hint="eastAsia"/>
+        </w:rPr>
+        <w:t xml:space="preserve">Pod，必须有一个共享的”工作台”存放当前会话的编排状态。Redis</w:t>
+      </w:r>
+      <w:r>
+        <w:t xml:space="preserve"> </w:t>
+      </w:r>
+      <w:r>
+        <w:rPr>
+          <w:rFonts w:hint="eastAsia"/>
+        </w:rPr>
+        <w:t xml:space="preserve">就是那个共享工作台。</w:t>
+      </w:r>
+    </w:p>
+    <w:p>
+      <w:pPr>
+        <w:numPr>
+          <w:ilvl w:val="0"/>
+          <w:numId w:val="1010"/>
+        </w:numPr>
+      </w:pPr>
+      <w:r>
+        <w:rPr>
+          <w:rFonts w:hint="eastAsia"/>
+          <w:b/>
+          <w:bCs/>
+        </w:rPr>
+        <w:t xml:space="preserve">客户端只发最新消息</w:t>
+      </w:r>
+      <w:r>
+        <w:rPr>
+          <w:rFonts w:hint="eastAsia"/>
+        </w:rPr>
+        <w:t xml:space="preserve">——用户每次只发一条新消息（如</w:t>
+      </w:r>
+      <w:r>
+        <w:t xml:space="preserve"> </w:t>
+      </w:r>
+      <w:r>
+        <w:rPr>
+          <w:rFonts w:hint="eastAsia"/>
+        </w:rPr>
+        <w:t xml:space="preserve">“SF123延迟了”</w:t>
+      </w:r>
+      <w:r>
+        <w:rPr>
+          <w:rFonts w:hint="eastAsia"/>
+        </w:rPr>
+        <w:t xml:space="preserve">），Agent</w:t>
+      </w:r>
+      <w:r>
+        <w:t xml:space="preserve"> </w:t>
+      </w:r>
+      <w:r>
+        <w:rPr>
+          <w:rFonts w:hint="eastAsia"/>
+        </w:rPr>
+        <w:t xml:space="preserve">编排引擎需要从</w:t>
+      </w:r>
+      <w:r>
+        <w:t xml:space="preserve"> Redis </w:t>
+      </w:r>
+      <w:r>
+        <w:rPr>
+          <w:rFonts w:hint="eastAsia"/>
+        </w:rPr>
+        <w:t xml:space="preserve">拉取”这条消息之前的所有上下文”来构建</w:t>
+      </w:r>
+      <w:r>
+        <w:t xml:space="preserve"> LLM Context Window。</w:t>
+      </w:r>
+    </w:p>
     <w:p>
       <w:r>
         <w:pict>
@@ -56319,21 +57055,46 @@
         </w:pict>
       </w:r>
     </w:p>
-    <w:bookmarkEnd w:id="220"/>
     <w:bookmarkEnd w:id="221"/>
-    <w:bookmarkStart w:id="233" w:name="a2a-协议与-agent-自动发现"/>
+    <w:bookmarkStart w:id="225" w:name="skill-执行结果缓存详细设计"/>
     <w:p>
       <w:pPr>
-        <w:pStyle w:val="Heading2"/>
+        <w:pStyle w:val="Heading3"/>
       </w:pPr>
       <w:r>
-        <w:t xml:space="preserve">17. A2A </w:t>
-      </w:r>
-      <w:r>
-        <w:rPr>
-          <w:rFonts w:hint="eastAsia"/>
-        </w:rPr>
-        <w:t xml:space="preserve">协议与</w:t>
+        <w:t xml:space="preserve">16.9 Skill </w:t>
+      </w:r>
+      <w:r>
+        <w:rPr>
+          <w:rFonts w:hint="eastAsia"/>
+        </w:rPr>
+        <w:t xml:space="preserve">执行结果缓存详细设计</w:t>
+      </w:r>
+    </w:p>
+    <w:bookmarkStart w:id="222" w:name="缓存内容"/>
+    <w:p>
+      <w:pPr>
+        <w:pStyle w:val="Heading4"/>
+      </w:pPr>
+      <w:r>
+        <w:t xml:space="preserve">16.9.1 </w:t>
+      </w:r>
+      <w:r>
+        <w:rPr>
+          <w:rFonts w:hint="eastAsia"/>
+        </w:rPr>
+        <w:t xml:space="preserve">缓存内容</w:t>
+      </w:r>
+    </w:p>
+    <w:p>
+      <w:pPr>
+        <w:pStyle w:val="FirstParagraph"/>
+      </w:pPr>
+      <w:r>
+        <w:rPr>
+          <w:rFonts w:hint="eastAsia"/>
+        </w:rPr>
+        <w:t xml:space="preserve">以物流异常处理</w:t>
       </w:r>
       <w:r>
         <w:t xml:space="preserve"> Agent </w:t>
@@ -56342,10 +57103,3564 @@
         <w:rPr>
           <w:rFonts w:hint="eastAsia"/>
         </w:rPr>
-        <w:t xml:space="preserve">自动发现</w:t>
+        <w:t xml:space="preserve">为例，Redis</w:t>
+      </w:r>
+      <w:r>
+        <w:t xml:space="preserve"> </w:t>
+      </w:r>
+      <w:r>
+        <w:rPr>
+          <w:rFonts w:hint="eastAsia"/>
+        </w:rPr>
+        <w:t xml:space="preserve">中存储的</w:t>
+      </w:r>
+      <w:r>
+        <w:t xml:space="preserve"> skill </w:t>
+      </w:r>
+      <w:r>
+        <w:rPr>
+          <w:rFonts w:hint="eastAsia"/>
+        </w:rPr>
+        <w:t xml:space="preserve">执行结果：</w:t>
       </w:r>
     </w:p>
-    <w:bookmarkStart w:id="222" w:name="协议选型与背景"/>
+    <w:p>
+      <w:pPr>
+        <w:pStyle w:val="SourceCode"/>
+      </w:pPr>
+      <w:r>
+        <w:rPr>
+          <w:rStyle w:val="ErrorTok"/>
+        </w:rPr>
+        <w:t xml:space="preserve">//</w:t>
+      </w:r>
+      <w:r>
+        <w:rPr>
+          <w:rStyle w:val="NormalTok"/>
+        </w:rPr>
+        <w:t xml:space="preserve"> </w:t>
+      </w:r>
+      <w:r>
+        <w:rPr>
+          <w:rStyle w:val="ErrorTok"/>
+        </w:rPr>
+        <w:t xml:space="preserve">Redis</w:t>
+      </w:r>
+      <w:r>
+        <w:rPr>
+          <w:rStyle w:val="NormalTok"/>
+        </w:rPr>
+        <w:t xml:space="preserve"> </w:t>
+      </w:r>
+      <w:r>
+        <w:rPr>
+          <w:rStyle w:val="ErrorTok"/>
+        </w:rPr>
+        <w:t xml:space="preserve">Hash:</w:t>
+      </w:r>
+      <w:r>
+        <w:rPr>
+          <w:rStyle w:val="NormalTok"/>
+        </w:rPr>
+        <w:t xml:space="preserve"> </w:t>
+      </w:r>
+      <w:r>
+        <w:rPr>
+          <w:rStyle w:val="ErrorTok"/>
+        </w:rPr>
+        <w:t xml:space="preserve">session:sess-042:skill_results</w:t>
+      </w:r>
+      <w:r>
+        <w:br/>
+      </w:r>
+      <w:r>
+        <w:rPr>
+          <w:rStyle w:val="FunctionTok"/>
+        </w:rPr>
+        <w:t xml:space="preserve">{</w:t>
+      </w:r>
+      <w:r>
+        <w:br/>
+      </w:r>
+      <w:r>
+        <w:rPr>
+          <w:rStyle w:val="NormalTok"/>
+        </w:rPr>
+        <w:t xml:space="preserve">  </w:t>
+      </w:r>
+      <w:r>
+        <w:rPr>
+          <w:rStyle w:val="DataTypeTok"/>
+        </w:rPr>
+        <w:t xml:space="preserve">"track-query"</w:t>
+      </w:r>
+      <w:r>
+        <w:rPr>
+          <w:rStyle w:val="FunctionTok"/>
+        </w:rPr>
+        <w:t xml:space="preserve">:</w:t>
+      </w:r>
+      <w:r>
+        <w:rPr>
+          <w:rStyle w:val="NormalTok"/>
+        </w:rPr>
+        <w:t xml:space="preserve"> </w:t>
+      </w:r>
+      <w:r>
+        <w:rPr>
+          <w:rStyle w:val="FunctionTok"/>
+        </w:rPr>
+        <w:t xml:space="preserve">{</w:t>
+      </w:r>
+      <w:r>
+        <w:br/>
+      </w:r>
+      <w:r>
+        <w:rPr>
+          <w:rStyle w:val="NormalTok"/>
+        </w:rPr>
+        <w:t xml:space="preserve">    </w:t>
+      </w:r>
+      <w:r>
+        <w:rPr>
+          <w:rStyle w:val="DataTypeTok"/>
+        </w:rPr>
+        <w:t xml:space="preserve">"called_at_step"</w:t>
+      </w:r>
+      <w:r>
+        <w:rPr>
+          <w:rStyle w:val="FunctionTok"/>
+        </w:rPr>
+        <w:t xml:space="preserve">:</w:t>
+      </w:r>
+      <w:r>
+        <w:rPr>
+          <w:rStyle w:val="NormalTok"/>
+        </w:rPr>
+        <w:t xml:space="preserve"> </w:t>
+      </w:r>
+      <w:r>
+        <w:rPr>
+          <w:rStyle w:val="DecValTok"/>
+        </w:rPr>
+        <w:t xml:space="preserve">5</w:t>
+      </w:r>
+      <w:r>
+        <w:rPr>
+          <w:rStyle w:val="FunctionTok"/>
+        </w:rPr>
+        <w:t xml:space="preserve">,</w:t>
+      </w:r>
+      <w:r>
+        <w:br/>
+      </w:r>
+      <w:r>
+        <w:rPr>
+          <w:rStyle w:val="NormalTok"/>
+        </w:rPr>
+        <w:t xml:space="preserve">    </w:t>
+      </w:r>
+      <w:r>
+        <w:rPr>
+          <w:rStyle w:val="DataTypeTok"/>
+        </w:rPr>
+        <w:t xml:space="preserve">"request"</w:t>
+      </w:r>
+      <w:r>
+        <w:rPr>
+          <w:rStyle w:val="FunctionTok"/>
+        </w:rPr>
+        <w:t xml:space="preserve">:</w:t>
+      </w:r>
+      <w:r>
+        <w:rPr>
+          <w:rStyle w:val="NormalTok"/>
+        </w:rPr>
+        <w:t xml:space="preserve"> </w:t>
+      </w:r>
+      <w:r>
+        <w:rPr>
+          <w:rStyle w:val="FunctionTok"/>
+        </w:rPr>
+        <w:t xml:space="preserve">{</w:t>
+      </w:r>
+      <w:r>
+        <w:rPr>
+          <w:rStyle w:val="DataTypeTok"/>
+        </w:rPr>
+        <w:t xml:space="preserve">"tracking_number"</w:t>
+      </w:r>
+      <w:r>
+        <w:rPr>
+          <w:rStyle w:val="FunctionTok"/>
+        </w:rPr>
+        <w:t xml:space="preserve">:</w:t>
+      </w:r>
+      <w:r>
+        <w:rPr>
+          <w:rStyle w:val="NormalTok"/>
+        </w:rPr>
+        <w:t xml:space="preserve"> </w:t>
+      </w:r>
+      <w:r>
+        <w:rPr>
+          <w:rStyle w:val="StringTok"/>
+        </w:rPr>
+        <w:t xml:space="preserve">"SF1234567890"</w:t>
+      </w:r>
+      <w:r>
+        <w:rPr>
+          <w:rStyle w:val="FunctionTok"/>
+        </w:rPr>
+        <w:t xml:space="preserve">},</w:t>
+      </w:r>
+      <w:r>
+        <w:br/>
+      </w:r>
+      <w:r>
+        <w:rPr>
+          <w:rStyle w:val="NormalTok"/>
+        </w:rPr>
+        <w:t xml:space="preserve">    </w:t>
+      </w:r>
+      <w:r>
+        <w:rPr>
+          <w:rStyle w:val="DataTypeTok"/>
+        </w:rPr>
+        <w:t xml:space="preserve">"response"</w:t>
+      </w:r>
+      <w:r>
+        <w:rPr>
+          <w:rStyle w:val="FunctionTok"/>
+        </w:rPr>
+        <w:t xml:space="preserve">:</w:t>
+      </w:r>
+      <w:r>
+        <w:rPr>
+          <w:rStyle w:val="NormalTok"/>
+        </w:rPr>
+        <w:t xml:space="preserve"> </w:t>
+      </w:r>
+      <w:r>
+        <w:rPr>
+          <w:rStyle w:val="FunctionTok"/>
+        </w:rPr>
+        <w:t xml:space="preserve">{</w:t>
+      </w:r>
+      <w:r>
+        <w:br/>
+      </w:r>
+      <w:r>
+        <w:rPr>
+          <w:rStyle w:val="NormalTok"/>
+        </w:rPr>
+        <w:t xml:space="preserve">      </w:t>
+      </w:r>
+      <w:r>
+        <w:rPr>
+          <w:rStyle w:val="DataTypeTok"/>
+        </w:rPr>
+        <w:t xml:space="preserve">"status"</w:t>
+      </w:r>
+      <w:r>
+        <w:rPr>
+          <w:rStyle w:val="FunctionTok"/>
+        </w:rPr>
+        <w:t xml:space="preserve">:</w:t>
+      </w:r>
+      <w:r>
+        <w:rPr>
+          <w:rStyle w:val="NormalTok"/>
+        </w:rPr>
+        <w:t xml:space="preserve"> </w:t>
+      </w:r>
+      <w:r>
+        <w:rPr>
+          <w:rStyle w:val="StringTok"/>
+        </w:rPr>
+        <w:t xml:space="preserve">"delayed"</w:t>
+      </w:r>
+      <w:r>
+        <w:rPr>
+          <w:rStyle w:val="FunctionTok"/>
+        </w:rPr>
+        <w:t xml:space="preserve">,</w:t>
+      </w:r>
+      <w:r>
+        <w:br/>
+      </w:r>
+      <w:r>
+        <w:rPr>
+          <w:rStyle w:val="NormalTok"/>
+        </w:rPr>
+        <w:t xml:space="preserve">      </w:t>
+      </w:r>
+      <w:r>
+        <w:rPr>
+          <w:rStyle w:val="DataTypeTok"/>
+        </w:rPr>
+        <w:t xml:space="preserve">"delayed_duration"</w:t>
+      </w:r>
+      <w:r>
+        <w:rPr>
+          <w:rStyle w:val="FunctionTok"/>
+        </w:rPr>
+        <w:t xml:space="preserve">:</w:t>
+      </w:r>
+      <w:r>
+        <w:rPr>
+          <w:rStyle w:val="NormalTok"/>
+        </w:rPr>
+        <w:t xml:space="preserve"> </w:t>
+      </w:r>
+      <w:r>
+        <w:rPr>
+          <w:rStyle w:val="StringTok"/>
+        </w:rPr>
+        <w:t xml:space="preserve">"4h15m"</w:t>
+      </w:r>
+      <w:r>
+        <w:rPr>
+          <w:rStyle w:val="FunctionTok"/>
+        </w:rPr>
+        <w:t xml:space="preserve">,</w:t>
+      </w:r>
+      <w:r>
+        <w:br/>
+      </w:r>
+      <w:r>
+        <w:rPr>
+          <w:rStyle w:val="NormalTok"/>
+        </w:rPr>
+        <w:t xml:space="preserve">      </w:t>
+      </w:r>
+      <w:r>
+        <w:rPr>
+          <w:rStyle w:val="DataTypeTok"/>
+        </w:rPr>
+        <w:t xml:space="preserve">"current_location"</w:t>
+      </w:r>
+      <w:r>
+        <w:rPr>
+          <w:rStyle w:val="FunctionTok"/>
+        </w:rPr>
+        <w:t xml:space="preserve">:</w:t>
+      </w:r>
+      <w:r>
+        <w:rPr>
+          <w:rStyle w:val="NormalTok"/>
+        </w:rPr>
+        <w:t xml:space="preserve"> </w:t>
+      </w:r>
+      <w:r>
+        <w:rPr>
+          <w:rStyle w:val="StringTok"/>
+        </w:rPr>
+        <w:t xml:space="preserve">"杭州中转站"</w:t>
+      </w:r>
+      <w:r>
+        <w:rPr>
+          <w:rStyle w:val="FunctionTok"/>
+        </w:rPr>
+        <w:t xml:space="preserve">,</w:t>
+      </w:r>
+      <w:r>
+        <w:br/>
+      </w:r>
+      <w:r>
+        <w:rPr>
+          <w:rStyle w:val="NormalTok"/>
+        </w:rPr>
+        <w:t xml:space="preserve">      </w:t>
+      </w:r>
+      <w:r>
+        <w:rPr>
+          <w:rStyle w:val="DataTypeTok"/>
+        </w:rPr>
+        <w:t xml:space="preserve">"estimated_arrival"</w:t>
+      </w:r>
+      <w:r>
+        <w:rPr>
+          <w:rStyle w:val="FunctionTok"/>
+        </w:rPr>
+        <w:t xml:space="preserve">:</w:t>
+      </w:r>
+      <w:r>
+        <w:rPr>
+          <w:rStyle w:val="NormalTok"/>
+        </w:rPr>
+        <w:t xml:space="preserve"> </w:t>
+      </w:r>
+      <w:r>
+        <w:rPr>
+          <w:rStyle w:val="StringTok"/>
+        </w:rPr>
+        <w:t xml:space="preserve">"2026-05-15T10:00:00"</w:t>
+      </w:r>
+      <w:r>
+        <w:rPr>
+          <w:rStyle w:val="FunctionTok"/>
+        </w:rPr>
+        <w:t xml:space="preserve">,</w:t>
+      </w:r>
+      <w:r>
+        <w:br/>
+      </w:r>
+      <w:r>
+        <w:rPr>
+          <w:rStyle w:val="NormalTok"/>
+        </w:rPr>
+        <w:t xml:space="preserve">      </w:t>
+      </w:r>
+      <w:r>
+        <w:rPr>
+          <w:rStyle w:val="DataTypeTok"/>
+        </w:rPr>
+        <w:t xml:space="preserve">"weather_alert"</w:t>
+      </w:r>
+      <w:r>
+        <w:rPr>
+          <w:rStyle w:val="FunctionTok"/>
+        </w:rPr>
+        <w:t xml:space="preserve">:</w:t>
+      </w:r>
+      <w:r>
+        <w:rPr>
+          <w:rStyle w:val="NormalTok"/>
+        </w:rPr>
+        <w:t xml:space="preserve"> </w:t>
+      </w:r>
+      <w:r>
+        <w:rPr>
+          <w:rStyle w:val="StringTok"/>
+        </w:rPr>
+        <w:t xml:space="preserve">"台风预警"</w:t>
+      </w:r>
+      <w:r>
+        <w:rPr>
+          <w:rStyle w:val="FunctionTok"/>
+        </w:rPr>
+        <w:t xml:space="preserve">,</w:t>
+      </w:r>
+      <w:r>
+        <w:br/>
+      </w:r>
+      <w:r>
+        <w:rPr>
+          <w:rStyle w:val="NormalTok"/>
+        </w:rPr>
+        <w:t xml:space="preserve">      </w:t>
+      </w:r>
+      <w:r>
+        <w:rPr>
+          <w:rStyle w:val="DataTypeTok"/>
+        </w:rPr>
+        <w:t xml:space="preserve">"history"</w:t>
+      </w:r>
+      <w:r>
+        <w:rPr>
+          <w:rStyle w:val="FunctionTok"/>
+        </w:rPr>
+        <w:t xml:space="preserve">:</w:t>
+      </w:r>
+      <w:r>
+        <w:rPr>
+          <w:rStyle w:val="NormalTok"/>
+        </w:rPr>
+        <w:t xml:space="preserve"> </w:t>
+      </w:r>
+      <w:r>
+        <w:rPr>
+          <w:rStyle w:val="OtherTok"/>
+        </w:rPr>
+        <w:t xml:space="preserve">[</w:t>
+      </w:r>
+      <w:r>
+        <w:br/>
+      </w:r>
+      <w:r>
+        <w:rPr>
+          <w:rStyle w:val="NormalTok"/>
+        </w:rPr>
+        <w:t xml:space="preserve">        </w:t>
+      </w:r>
+      <w:r>
+        <w:rPr>
+          <w:rStyle w:val="FunctionTok"/>
+        </w:rPr>
+        <w:t xml:space="preserve">{</w:t>
+      </w:r>
+      <w:r>
+        <w:rPr>
+          <w:rStyle w:val="DataTypeTok"/>
+        </w:rPr>
+        <w:t xml:space="preserve">"time"</w:t>
+      </w:r>
+      <w:r>
+        <w:rPr>
+          <w:rStyle w:val="FunctionTok"/>
+        </w:rPr>
+        <w:t xml:space="preserve">:</w:t>
+      </w:r>
+      <w:r>
+        <w:rPr>
+          <w:rStyle w:val="NormalTok"/>
+        </w:rPr>
+        <w:t xml:space="preserve"> </w:t>
+      </w:r>
+      <w:r>
+        <w:rPr>
+          <w:rStyle w:val="StringTok"/>
+        </w:rPr>
+        <w:t xml:space="preserve">"05-14T08:00"</w:t>
+      </w:r>
+      <w:r>
+        <w:rPr>
+          <w:rStyle w:val="FunctionTok"/>
+        </w:rPr>
+        <w:t xml:space="preserve">,</w:t>
+      </w:r>
+      <w:r>
+        <w:rPr>
+          <w:rStyle w:val="NormalTok"/>
+        </w:rPr>
+        <w:t xml:space="preserve"> </w:t>
+      </w:r>
+      <w:r>
+        <w:rPr>
+          <w:rStyle w:val="DataTypeTok"/>
+        </w:rPr>
+        <w:t xml:space="preserve">"location"</w:t>
+      </w:r>
+      <w:r>
+        <w:rPr>
+          <w:rStyle w:val="FunctionTok"/>
+        </w:rPr>
+        <w:t xml:space="preserve">:</w:t>
+      </w:r>
+      <w:r>
+        <w:rPr>
+          <w:rStyle w:val="NormalTok"/>
+        </w:rPr>
+        <w:t xml:space="preserve"> </w:t>
+      </w:r>
+      <w:r>
+        <w:rPr>
+          <w:rStyle w:val="StringTok"/>
+        </w:rPr>
+        <w:t xml:space="preserve">"上海集散中心"</w:t>
+      </w:r>
+      <w:r>
+        <w:rPr>
+          <w:rStyle w:val="FunctionTok"/>
+        </w:rPr>
+        <w:t xml:space="preserve">,</w:t>
+      </w:r>
+      <w:r>
+        <w:rPr>
+          <w:rStyle w:val="NormalTok"/>
+        </w:rPr>
+        <w:t xml:space="preserve"> </w:t>
+      </w:r>
+      <w:r>
+        <w:rPr>
+          <w:rStyle w:val="DataTypeTok"/>
+        </w:rPr>
+        <w:t xml:space="preserve">"status"</w:t>
+      </w:r>
+      <w:r>
+        <w:rPr>
+          <w:rStyle w:val="FunctionTok"/>
+        </w:rPr>
+        <w:t xml:space="preserve">:</w:t>
+      </w:r>
+      <w:r>
+        <w:rPr>
+          <w:rStyle w:val="NormalTok"/>
+        </w:rPr>
+        <w:t xml:space="preserve"> </w:t>
+      </w:r>
+      <w:r>
+        <w:rPr>
+          <w:rStyle w:val="StringTok"/>
+        </w:rPr>
+        <w:t xml:space="preserve">"已揽收"</w:t>
+      </w:r>
+      <w:r>
+        <w:rPr>
+          <w:rStyle w:val="FunctionTok"/>
+        </w:rPr>
+        <w:t xml:space="preserve">}</w:t>
+      </w:r>
+      <w:r>
+        <w:rPr>
+          <w:rStyle w:val="OtherTok"/>
+        </w:rPr>
+        <w:t xml:space="preserve">,</w:t>
+      </w:r>
+      <w:r>
+        <w:br/>
+      </w:r>
+      <w:r>
+        <w:rPr>
+          <w:rStyle w:val="NormalTok"/>
+        </w:rPr>
+        <w:t xml:space="preserve">        </w:t>
+      </w:r>
+      <w:r>
+        <w:rPr>
+          <w:rStyle w:val="FunctionTok"/>
+        </w:rPr>
+        <w:t xml:space="preserve">{</w:t>
+      </w:r>
+      <w:r>
+        <w:rPr>
+          <w:rStyle w:val="DataTypeTok"/>
+        </w:rPr>
+        <w:t xml:space="preserve">"time"</w:t>
+      </w:r>
+      <w:r>
+        <w:rPr>
+          <w:rStyle w:val="FunctionTok"/>
+        </w:rPr>
+        <w:t xml:space="preserve">:</w:t>
+      </w:r>
+      <w:r>
+        <w:rPr>
+          <w:rStyle w:val="NormalTok"/>
+        </w:rPr>
+        <w:t xml:space="preserve"> </w:t>
+      </w:r>
+      <w:r>
+        <w:rPr>
+          <w:rStyle w:val="StringTok"/>
+        </w:rPr>
+        <w:t xml:space="preserve">"05-14T14:00"</w:t>
+      </w:r>
+      <w:r>
+        <w:rPr>
+          <w:rStyle w:val="FunctionTok"/>
+        </w:rPr>
+        <w:t xml:space="preserve">,</w:t>
+      </w:r>
+      <w:r>
+        <w:rPr>
+          <w:rStyle w:val="NormalTok"/>
+        </w:rPr>
+        <w:t xml:space="preserve"> </w:t>
+      </w:r>
+      <w:r>
+        <w:rPr>
+          <w:rStyle w:val="DataTypeTok"/>
+        </w:rPr>
+        <w:t xml:space="preserve">"location"</w:t>
+      </w:r>
+      <w:r>
+        <w:rPr>
+          <w:rStyle w:val="FunctionTok"/>
+        </w:rPr>
+        <w:t xml:space="preserve">:</w:t>
+      </w:r>
+      <w:r>
+        <w:rPr>
+          <w:rStyle w:val="NormalTok"/>
+        </w:rPr>
+        <w:t xml:space="preserve"> </w:t>
+      </w:r>
+      <w:r>
+        <w:rPr>
+          <w:rStyle w:val="StringTok"/>
+        </w:rPr>
+        <w:t xml:space="preserve">"杭州中转站"</w:t>
+      </w:r>
+      <w:r>
+        <w:rPr>
+          <w:rStyle w:val="FunctionTok"/>
+        </w:rPr>
+        <w:t xml:space="preserve">,</w:t>
+      </w:r>
+      <w:r>
+        <w:rPr>
+          <w:rStyle w:val="NormalTok"/>
+        </w:rPr>
+        <w:t xml:space="preserve"> </w:t>
+      </w:r>
+      <w:r>
+        <w:rPr>
+          <w:rStyle w:val="DataTypeTok"/>
+        </w:rPr>
+        <w:t xml:space="preserve">"status"</w:t>
+      </w:r>
+      <w:r>
+        <w:rPr>
+          <w:rStyle w:val="FunctionTok"/>
+        </w:rPr>
+        <w:t xml:space="preserve">:</w:t>
+      </w:r>
+      <w:r>
+        <w:rPr>
+          <w:rStyle w:val="NormalTok"/>
+        </w:rPr>
+        <w:t xml:space="preserve"> </w:t>
+      </w:r>
+      <w:r>
+        <w:rPr>
+          <w:rStyle w:val="StringTok"/>
+        </w:rPr>
+        <w:t xml:space="preserve">"中转"</w:t>
+      </w:r>
+      <w:r>
+        <w:rPr>
+          <w:rStyle w:val="FunctionTok"/>
+        </w:rPr>
+        <w:t xml:space="preserve">}</w:t>
+      </w:r>
+      <w:r>
+        <w:br/>
+      </w:r>
+      <w:r>
+        <w:rPr>
+          <w:rStyle w:val="NormalTok"/>
+        </w:rPr>
+        <w:t xml:space="preserve">      </w:t>
+      </w:r>
+      <w:r>
+        <w:rPr>
+          <w:rStyle w:val="OtherTok"/>
+        </w:rPr>
+        <w:t xml:space="preserve">]</w:t>
+      </w:r>
+      <w:r>
+        <w:br/>
+      </w:r>
+      <w:r>
+        <w:rPr>
+          <w:rStyle w:val="NormalTok"/>
+        </w:rPr>
+        <w:t xml:space="preserve">    </w:t>
+      </w:r>
+      <w:r>
+        <w:rPr>
+          <w:rStyle w:val="FunctionTok"/>
+        </w:rPr>
+        <w:t xml:space="preserve">},</w:t>
+      </w:r>
+      <w:r>
+        <w:br/>
+      </w:r>
+      <w:r>
+        <w:rPr>
+          <w:rStyle w:val="NormalTok"/>
+        </w:rPr>
+        <w:t xml:space="preserve">    </w:t>
+      </w:r>
+      <w:r>
+        <w:rPr>
+          <w:rStyle w:val="DataTypeTok"/>
+        </w:rPr>
+        <w:t xml:space="preserve">"duration_ms"</w:t>
+      </w:r>
+      <w:r>
+        <w:rPr>
+          <w:rStyle w:val="FunctionTok"/>
+        </w:rPr>
+        <w:t xml:space="preserve">:</w:t>
+      </w:r>
+      <w:r>
+        <w:rPr>
+          <w:rStyle w:val="NormalTok"/>
+        </w:rPr>
+        <w:t xml:space="preserve"> </w:t>
+      </w:r>
+      <w:r>
+        <w:rPr>
+          <w:rStyle w:val="DecValTok"/>
+        </w:rPr>
+        <w:t xml:space="preserve">320</w:t>
+      </w:r>
+      <w:r>
+        <w:rPr>
+          <w:rStyle w:val="FunctionTok"/>
+        </w:rPr>
+        <w:t xml:space="preserve">,</w:t>
+      </w:r>
+      <w:r>
+        <w:br/>
+      </w:r>
+      <w:r>
+        <w:rPr>
+          <w:rStyle w:val="NormalTok"/>
+        </w:rPr>
+        <w:t xml:space="preserve">    </w:t>
+      </w:r>
+      <w:r>
+        <w:rPr>
+          <w:rStyle w:val="DataTypeTok"/>
+        </w:rPr>
+        <w:t xml:space="preserve">"success"</w:t>
+      </w:r>
+      <w:r>
+        <w:rPr>
+          <w:rStyle w:val="FunctionTok"/>
+        </w:rPr>
+        <w:t xml:space="preserve">:</w:t>
+      </w:r>
+      <w:r>
+        <w:rPr>
+          <w:rStyle w:val="NormalTok"/>
+        </w:rPr>
+        <w:t xml:space="preserve"> </w:t>
+      </w:r>
+      <w:r>
+        <w:rPr>
+          <w:rStyle w:val="KeywordTok"/>
+        </w:rPr>
+        <w:t xml:space="preserve">true</w:t>
+      </w:r>
+      <w:r>
+        <w:br/>
+      </w:r>
+      <w:r>
+        <w:rPr>
+          <w:rStyle w:val="NormalTok"/>
+        </w:rPr>
+        <w:t xml:space="preserve">  </w:t>
+      </w:r>
+      <w:r>
+        <w:rPr>
+          <w:rStyle w:val="FunctionTok"/>
+        </w:rPr>
+        <w:t xml:space="preserve">},</w:t>
+      </w:r>
+      <w:r>
+        <w:br/>
+      </w:r>
+      <w:r>
+        <w:rPr>
+          <w:rStyle w:val="NormalTok"/>
+        </w:rPr>
+        <w:t xml:space="preserve">  </w:t>
+      </w:r>
+      <w:r>
+        <w:rPr>
+          <w:rStyle w:val="DataTypeTok"/>
+        </w:rPr>
+        <w:t xml:space="preserve">"abnormal-detection"</w:t>
+      </w:r>
+      <w:r>
+        <w:rPr>
+          <w:rStyle w:val="FunctionTok"/>
+        </w:rPr>
+        <w:t xml:space="preserve">:</w:t>
+      </w:r>
+      <w:r>
+        <w:rPr>
+          <w:rStyle w:val="NormalTok"/>
+        </w:rPr>
+        <w:t xml:space="preserve"> </w:t>
+      </w:r>
+      <w:r>
+        <w:rPr>
+          <w:rStyle w:val="FunctionTok"/>
+        </w:rPr>
+        <w:t xml:space="preserve">{</w:t>
+      </w:r>
+      <w:r>
+        <w:br/>
+      </w:r>
+      <w:r>
+        <w:rPr>
+          <w:rStyle w:val="NormalTok"/>
+        </w:rPr>
+        <w:t xml:space="preserve">    </w:t>
+      </w:r>
+      <w:r>
+        <w:rPr>
+          <w:rStyle w:val="DataTypeTok"/>
+        </w:rPr>
+        <w:t xml:space="preserve">"called_at_step"</w:t>
+      </w:r>
+      <w:r>
+        <w:rPr>
+          <w:rStyle w:val="FunctionTok"/>
+        </w:rPr>
+        <w:t xml:space="preserve">:</w:t>
+      </w:r>
+      <w:r>
+        <w:rPr>
+          <w:rStyle w:val="NormalTok"/>
+        </w:rPr>
+        <w:t xml:space="preserve"> </w:t>
+      </w:r>
+      <w:r>
+        <w:rPr>
+          <w:rStyle w:val="DecValTok"/>
+        </w:rPr>
+        <w:t xml:space="preserve">7</w:t>
+      </w:r>
+      <w:r>
+        <w:rPr>
+          <w:rStyle w:val="FunctionTok"/>
+        </w:rPr>
+        <w:t xml:space="preserve">,</w:t>
+      </w:r>
+      <w:r>
+        <w:br/>
+      </w:r>
+      <w:r>
+        <w:rPr>
+          <w:rStyle w:val="NormalTok"/>
+        </w:rPr>
+        <w:t xml:space="preserve">    </w:t>
+      </w:r>
+      <w:r>
+        <w:rPr>
+          <w:rStyle w:val="DataTypeTok"/>
+        </w:rPr>
+        <w:t xml:space="preserve">"request"</w:t>
+      </w:r>
+      <w:r>
+        <w:rPr>
+          <w:rStyle w:val="FunctionTok"/>
+        </w:rPr>
+        <w:t xml:space="preserve">:</w:t>
+      </w:r>
+      <w:r>
+        <w:rPr>
+          <w:rStyle w:val="NormalTok"/>
+        </w:rPr>
+        <w:t xml:space="preserve"> </w:t>
+      </w:r>
+      <w:r>
+        <w:rPr>
+          <w:rStyle w:val="FunctionTok"/>
+        </w:rPr>
+        <w:t xml:space="preserve">{</w:t>
+      </w:r>
+      <w:r>
+        <w:rPr>
+          <w:rStyle w:val="DataTypeTok"/>
+        </w:rPr>
+        <w:t xml:space="preserve">"tracking_number"</w:t>
+      </w:r>
+      <w:r>
+        <w:rPr>
+          <w:rStyle w:val="FunctionTok"/>
+        </w:rPr>
+        <w:t xml:space="preserve">:</w:t>
+      </w:r>
+      <w:r>
+        <w:rPr>
+          <w:rStyle w:val="NormalTok"/>
+        </w:rPr>
+        <w:t xml:space="preserve"> </w:t>
+      </w:r>
+      <w:r>
+        <w:rPr>
+          <w:rStyle w:val="StringTok"/>
+        </w:rPr>
+        <w:t xml:space="preserve">"SF1234567890"</w:t>
+      </w:r>
+      <w:r>
+        <w:rPr>
+          <w:rStyle w:val="FunctionTok"/>
+        </w:rPr>
+        <w:t xml:space="preserve">},</w:t>
+      </w:r>
+      <w:r>
+        <w:br/>
+      </w:r>
+      <w:r>
+        <w:rPr>
+          <w:rStyle w:val="NormalTok"/>
+        </w:rPr>
+        <w:t xml:space="preserve">    </w:t>
+      </w:r>
+      <w:r>
+        <w:rPr>
+          <w:rStyle w:val="DataTypeTok"/>
+        </w:rPr>
+        <w:t xml:space="preserve">"response"</w:t>
+      </w:r>
+      <w:r>
+        <w:rPr>
+          <w:rStyle w:val="FunctionTok"/>
+        </w:rPr>
+        <w:t xml:space="preserve">:</w:t>
+      </w:r>
+      <w:r>
+        <w:rPr>
+          <w:rStyle w:val="NormalTok"/>
+        </w:rPr>
+        <w:t xml:space="preserve"> </w:t>
+      </w:r>
+      <w:r>
+        <w:rPr>
+          <w:rStyle w:val="FunctionTok"/>
+        </w:rPr>
+        <w:t xml:space="preserve">{</w:t>
+      </w:r>
+      <w:r>
+        <w:br/>
+      </w:r>
+      <w:r>
+        <w:rPr>
+          <w:rStyle w:val="NormalTok"/>
+        </w:rPr>
+        <w:t xml:space="preserve">      </w:t>
+      </w:r>
+      <w:r>
+        <w:rPr>
+          <w:rStyle w:val="DataTypeTok"/>
+        </w:rPr>
+        <w:t xml:space="preserve">"is_abnormal"</w:t>
+      </w:r>
+      <w:r>
+        <w:rPr>
+          <w:rStyle w:val="FunctionTok"/>
+        </w:rPr>
+        <w:t xml:space="preserve">:</w:t>
+      </w:r>
+      <w:r>
+        <w:rPr>
+          <w:rStyle w:val="NormalTok"/>
+        </w:rPr>
+        <w:t xml:space="preserve"> </w:t>
+      </w:r>
+      <w:r>
+        <w:rPr>
+          <w:rStyle w:val="KeywordTok"/>
+        </w:rPr>
+        <w:t xml:space="preserve">true</w:t>
+      </w:r>
+      <w:r>
+        <w:rPr>
+          <w:rStyle w:val="FunctionTok"/>
+        </w:rPr>
+        <w:t xml:space="preserve">,</w:t>
+      </w:r>
+      <w:r>
+        <w:br/>
+      </w:r>
+      <w:r>
+        <w:rPr>
+          <w:rStyle w:val="NormalTok"/>
+        </w:rPr>
+        <w:t xml:space="preserve">      </w:t>
+      </w:r>
+      <w:r>
+        <w:rPr>
+          <w:rStyle w:val="DataTypeTok"/>
+        </w:rPr>
+        <w:t xml:space="preserve">"type"</w:t>
+      </w:r>
+      <w:r>
+        <w:rPr>
+          <w:rStyle w:val="FunctionTok"/>
+        </w:rPr>
+        <w:t xml:space="preserve">:</w:t>
+      </w:r>
+      <w:r>
+        <w:rPr>
+          <w:rStyle w:val="NormalTok"/>
+        </w:rPr>
+        <w:t xml:space="preserve"> </w:t>
+      </w:r>
+      <w:r>
+        <w:rPr>
+          <w:rStyle w:val="StringTok"/>
+        </w:rPr>
+        <w:t xml:space="preserve">"weather_delay"</w:t>
+      </w:r>
+      <w:r>
+        <w:rPr>
+          <w:rStyle w:val="FunctionTok"/>
+        </w:rPr>
+        <w:t xml:space="preserve">,</w:t>
+      </w:r>
+      <w:r>
+        <w:br/>
+      </w:r>
+      <w:r>
+        <w:rPr>
+          <w:rStyle w:val="NormalTok"/>
+        </w:rPr>
+        <w:t xml:space="preserve">      </w:t>
+      </w:r>
+      <w:r>
+        <w:rPr>
+          <w:rStyle w:val="DataTypeTok"/>
+        </w:rPr>
+        <w:t xml:space="preserve">"root_cause"</w:t>
+      </w:r>
+      <w:r>
+        <w:rPr>
+          <w:rStyle w:val="FunctionTok"/>
+        </w:rPr>
+        <w:t xml:space="preserve">:</w:t>
+      </w:r>
+      <w:r>
+        <w:rPr>
+          <w:rStyle w:val="NormalTok"/>
+        </w:rPr>
+        <w:t xml:space="preserve"> </w:t>
+      </w:r>
+      <w:r>
+        <w:rPr>
+          <w:rStyle w:val="StringTok"/>
+        </w:rPr>
+        <w:t xml:space="preserve">"台风艾云尼影响杭州段封路"</w:t>
+      </w:r>
+      <w:r>
+        <w:rPr>
+          <w:rStyle w:val="FunctionTok"/>
+        </w:rPr>
+        <w:t xml:space="preserve">,</w:t>
+      </w:r>
+      <w:r>
+        <w:br/>
+      </w:r>
+      <w:r>
+        <w:rPr>
+          <w:rStyle w:val="NormalTok"/>
+        </w:rPr>
+        <w:t xml:space="preserve">      </w:t>
+      </w:r>
+      <w:r>
+        <w:rPr>
+          <w:rStyle w:val="DataTypeTok"/>
+        </w:rPr>
+        <w:t xml:space="preserve">"confidence"</w:t>
+      </w:r>
+      <w:r>
+        <w:rPr>
+          <w:rStyle w:val="FunctionTok"/>
+        </w:rPr>
+        <w:t xml:space="preserve">:</w:t>
+      </w:r>
+      <w:r>
+        <w:rPr>
+          <w:rStyle w:val="NormalTok"/>
+        </w:rPr>
+        <w:t xml:space="preserve"> </w:t>
+      </w:r>
+      <w:r>
+        <w:rPr>
+          <w:rStyle w:val="FloatTok"/>
+        </w:rPr>
+        <w:t xml:space="preserve">0.95</w:t>
+      </w:r>
+      <w:r>
+        <w:rPr>
+          <w:rStyle w:val="FunctionTok"/>
+        </w:rPr>
+        <w:t xml:space="preserve">,</w:t>
+      </w:r>
+      <w:r>
+        <w:br/>
+      </w:r>
+      <w:r>
+        <w:rPr>
+          <w:rStyle w:val="NormalTok"/>
+        </w:rPr>
+        <w:t xml:space="preserve">      </w:t>
+      </w:r>
+      <w:r>
+        <w:rPr>
+          <w:rStyle w:val="DataTypeTok"/>
+        </w:rPr>
+        <w:t xml:space="preserve">"severity"</w:t>
+      </w:r>
+      <w:r>
+        <w:rPr>
+          <w:rStyle w:val="FunctionTok"/>
+        </w:rPr>
+        <w:t xml:space="preserve">:</w:t>
+      </w:r>
+      <w:r>
+        <w:rPr>
+          <w:rStyle w:val="NormalTok"/>
+        </w:rPr>
+        <w:t xml:space="preserve"> </w:t>
+      </w:r>
+      <w:r>
+        <w:rPr>
+          <w:rStyle w:val="StringTok"/>
+        </w:rPr>
+        <w:t xml:space="preserve">"P2"</w:t>
+      </w:r>
+      <w:r>
+        <w:br/>
+      </w:r>
+      <w:r>
+        <w:rPr>
+          <w:rStyle w:val="NormalTok"/>
+        </w:rPr>
+        <w:t xml:space="preserve">    </w:t>
+      </w:r>
+      <w:r>
+        <w:rPr>
+          <w:rStyle w:val="FunctionTok"/>
+        </w:rPr>
+        <w:t xml:space="preserve">},</w:t>
+      </w:r>
+      <w:r>
+        <w:br/>
+      </w:r>
+      <w:r>
+        <w:rPr>
+          <w:rStyle w:val="NormalTok"/>
+        </w:rPr>
+        <w:t xml:space="preserve">    </w:t>
+      </w:r>
+      <w:r>
+        <w:rPr>
+          <w:rStyle w:val="DataTypeTok"/>
+        </w:rPr>
+        <w:t xml:space="preserve">"duration_ms"</w:t>
+      </w:r>
+      <w:r>
+        <w:rPr>
+          <w:rStyle w:val="FunctionTok"/>
+        </w:rPr>
+        <w:t xml:space="preserve">:</w:t>
+      </w:r>
+      <w:r>
+        <w:rPr>
+          <w:rStyle w:val="NormalTok"/>
+        </w:rPr>
+        <w:t xml:space="preserve"> </w:t>
+      </w:r>
+      <w:r>
+        <w:rPr>
+          <w:rStyle w:val="DecValTok"/>
+        </w:rPr>
+        <w:t xml:space="preserve">280</w:t>
+      </w:r>
+      <w:r>
+        <w:rPr>
+          <w:rStyle w:val="FunctionTok"/>
+        </w:rPr>
+        <w:t xml:space="preserve">,</w:t>
+      </w:r>
+      <w:r>
+        <w:br/>
+      </w:r>
+      <w:r>
+        <w:rPr>
+          <w:rStyle w:val="NormalTok"/>
+        </w:rPr>
+        <w:t xml:space="preserve">    </w:t>
+      </w:r>
+      <w:r>
+        <w:rPr>
+          <w:rStyle w:val="DataTypeTok"/>
+        </w:rPr>
+        <w:t xml:space="preserve">"success"</w:t>
+      </w:r>
+      <w:r>
+        <w:rPr>
+          <w:rStyle w:val="FunctionTok"/>
+        </w:rPr>
+        <w:t xml:space="preserve">:</w:t>
+      </w:r>
+      <w:r>
+        <w:rPr>
+          <w:rStyle w:val="NormalTok"/>
+        </w:rPr>
+        <w:t xml:space="preserve"> </w:t>
+      </w:r>
+      <w:r>
+        <w:rPr>
+          <w:rStyle w:val="KeywordTok"/>
+        </w:rPr>
+        <w:t xml:space="preserve">true</w:t>
+      </w:r>
+      <w:r>
+        <w:br/>
+      </w:r>
+      <w:r>
+        <w:rPr>
+          <w:rStyle w:val="NormalTok"/>
+        </w:rPr>
+        <w:t xml:space="preserve">  </w:t>
+      </w:r>
+      <w:r>
+        <w:rPr>
+          <w:rStyle w:val="FunctionTok"/>
+        </w:rPr>
+        <w:t xml:space="preserve">},</w:t>
+      </w:r>
+      <w:r>
+        <w:br/>
+      </w:r>
+      <w:r>
+        <w:rPr>
+          <w:rStyle w:val="NormalTok"/>
+        </w:rPr>
+        <w:t xml:space="preserve">  </w:t>
+      </w:r>
+      <w:r>
+        <w:rPr>
+          <w:rStyle w:val="DataTypeTok"/>
+        </w:rPr>
+        <w:t xml:space="preserve">"carrier-sla-lookup"</w:t>
+      </w:r>
+      <w:r>
+        <w:rPr>
+          <w:rStyle w:val="FunctionTok"/>
+        </w:rPr>
+        <w:t xml:space="preserve">:</w:t>
+      </w:r>
+      <w:r>
+        <w:rPr>
+          <w:rStyle w:val="NormalTok"/>
+        </w:rPr>
+        <w:t xml:space="preserve"> </w:t>
+      </w:r>
+      <w:r>
+        <w:rPr>
+          <w:rStyle w:val="FunctionTok"/>
+        </w:rPr>
+        <w:t xml:space="preserve">{</w:t>
+      </w:r>
+      <w:r>
+        <w:br/>
+      </w:r>
+      <w:r>
+        <w:rPr>
+          <w:rStyle w:val="NormalTok"/>
+        </w:rPr>
+        <w:t xml:space="preserve">    </w:t>
+      </w:r>
+      <w:r>
+        <w:rPr>
+          <w:rStyle w:val="DataTypeTok"/>
+        </w:rPr>
+        <w:t xml:space="preserve">"called_at_step"</w:t>
+      </w:r>
+      <w:r>
+        <w:rPr>
+          <w:rStyle w:val="FunctionTok"/>
+        </w:rPr>
+        <w:t xml:space="preserve">:</w:t>
+      </w:r>
+      <w:r>
+        <w:rPr>
+          <w:rStyle w:val="NormalTok"/>
+        </w:rPr>
+        <w:t xml:space="preserve"> </w:t>
+      </w:r>
+      <w:r>
+        <w:rPr>
+          <w:rStyle w:val="DecValTok"/>
+        </w:rPr>
+        <w:t xml:space="preserve">7</w:t>
+      </w:r>
+      <w:r>
+        <w:rPr>
+          <w:rStyle w:val="FunctionTok"/>
+        </w:rPr>
+        <w:t xml:space="preserve">,</w:t>
+      </w:r>
+      <w:r>
+        <w:br/>
+      </w:r>
+      <w:r>
+        <w:rPr>
+          <w:rStyle w:val="NormalTok"/>
+        </w:rPr>
+        <w:t xml:space="preserve">    </w:t>
+      </w:r>
+      <w:r>
+        <w:rPr>
+          <w:rStyle w:val="DataTypeTok"/>
+        </w:rPr>
+        <w:t xml:space="preserve">"request"</w:t>
+      </w:r>
+      <w:r>
+        <w:rPr>
+          <w:rStyle w:val="FunctionTok"/>
+        </w:rPr>
+        <w:t xml:space="preserve">:</w:t>
+      </w:r>
+      <w:r>
+        <w:rPr>
+          <w:rStyle w:val="NormalTok"/>
+        </w:rPr>
+        <w:t xml:space="preserve"> </w:t>
+      </w:r>
+      <w:r>
+        <w:rPr>
+          <w:rStyle w:val="FunctionTok"/>
+        </w:rPr>
+        <w:t xml:space="preserve">{</w:t>
+      </w:r>
+      <w:r>
+        <w:rPr>
+          <w:rStyle w:val="DataTypeTok"/>
+        </w:rPr>
+        <w:t xml:space="preserve">"carrier_id"</w:t>
+      </w:r>
+      <w:r>
+        <w:rPr>
+          <w:rStyle w:val="FunctionTok"/>
+        </w:rPr>
+        <w:t xml:space="preserve">:</w:t>
+      </w:r>
+      <w:r>
+        <w:rPr>
+          <w:rStyle w:val="NormalTok"/>
+        </w:rPr>
+        <w:t xml:space="preserve"> </w:t>
+      </w:r>
+      <w:r>
+        <w:rPr>
+          <w:rStyle w:val="StringTok"/>
+        </w:rPr>
+        <w:t xml:space="preserve">"SF"</w:t>
+      </w:r>
+      <w:r>
+        <w:rPr>
+          <w:rStyle w:val="FunctionTok"/>
+        </w:rPr>
+        <w:t xml:space="preserve">},</w:t>
+      </w:r>
+      <w:r>
+        <w:br/>
+      </w:r>
+      <w:r>
+        <w:rPr>
+          <w:rStyle w:val="NormalTok"/>
+        </w:rPr>
+        <w:t xml:space="preserve">    </w:t>
+      </w:r>
+      <w:r>
+        <w:rPr>
+          <w:rStyle w:val="DataTypeTok"/>
+        </w:rPr>
+        <w:t xml:space="preserve">"response"</w:t>
+      </w:r>
+      <w:r>
+        <w:rPr>
+          <w:rStyle w:val="FunctionTok"/>
+        </w:rPr>
+        <w:t xml:space="preserve">:</w:t>
+      </w:r>
+      <w:r>
+        <w:rPr>
+          <w:rStyle w:val="NormalTok"/>
+        </w:rPr>
+        <w:t xml:space="preserve"> </w:t>
+      </w:r>
+      <w:r>
+        <w:rPr>
+          <w:rStyle w:val="FunctionTok"/>
+        </w:rPr>
+        <w:t xml:space="preserve">{</w:t>
+      </w:r>
+      <w:r>
+        <w:br/>
+      </w:r>
+      <w:r>
+        <w:rPr>
+          <w:rStyle w:val="NormalTok"/>
+        </w:rPr>
+        <w:t xml:space="preserve">      </w:t>
+      </w:r>
+      <w:r>
+        <w:rPr>
+          <w:rStyle w:val="DataTypeTok"/>
+        </w:rPr>
+        <w:t xml:space="preserve">"carrier"</w:t>
+      </w:r>
+      <w:r>
+        <w:rPr>
+          <w:rStyle w:val="FunctionTok"/>
+        </w:rPr>
+        <w:t xml:space="preserve">:</w:t>
+      </w:r>
+      <w:r>
+        <w:rPr>
+          <w:rStyle w:val="NormalTok"/>
+        </w:rPr>
+        <w:t xml:space="preserve"> </w:t>
+      </w:r>
+      <w:r>
+        <w:rPr>
+          <w:rStyle w:val="StringTok"/>
+        </w:rPr>
+        <w:t xml:space="preserve">"顺丰速运"</w:t>
+      </w:r>
+      <w:r>
+        <w:rPr>
+          <w:rStyle w:val="FunctionTok"/>
+        </w:rPr>
+        <w:t xml:space="preserve">,</w:t>
+      </w:r>
+      <w:r>
+        <w:br/>
+      </w:r>
+      <w:r>
+        <w:rPr>
+          <w:rStyle w:val="NormalTok"/>
+        </w:rPr>
+        <w:t xml:space="preserve">      </w:t>
+      </w:r>
+      <w:r>
+        <w:rPr>
+          <w:rStyle w:val="DataTypeTok"/>
+        </w:rPr>
+        <w:t xml:space="preserve">"promised_eta"</w:t>
+      </w:r>
+      <w:r>
+        <w:rPr>
+          <w:rStyle w:val="FunctionTok"/>
+        </w:rPr>
+        <w:t xml:space="preserve">:</w:t>
+      </w:r>
+      <w:r>
+        <w:rPr>
+          <w:rStyle w:val="NormalTok"/>
+        </w:rPr>
+        <w:t xml:space="preserve"> </w:t>
+      </w:r>
+      <w:r>
+        <w:rPr>
+          <w:rStyle w:val="DecValTok"/>
+        </w:rPr>
+        <w:t xml:space="preserve">24</w:t>
+      </w:r>
+      <w:r>
+        <w:rPr>
+          <w:rStyle w:val="FunctionTok"/>
+        </w:rPr>
+        <w:t xml:space="preserve">,</w:t>
+      </w:r>
+      <w:r>
+        <w:br/>
+      </w:r>
+      <w:r>
+        <w:rPr>
+          <w:rStyle w:val="NormalTok"/>
+        </w:rPr>
+        <w:t xml:space="preserve">      </w:t>
+      </w:r>
+      <w:r>
+        <w:rPr>
+          <w:rStyle w:val="DataTypeTok"/>
+        </w:rPr>
+        <w:t xml:space="preserve">"actual_elapsed"</w:t>
+      </w:r>
+      <w:r>
+        <w:rPr>
+          <w:rStyle w:val="FunctionTok"/>
+        </w:rPr>
+        <w:t xml:space="preserve">:</w:t>
+      </w:r>
+      <w:r>
+        <w:rPr>
+          <w:rStyle w:val="NormalTok"/>
+        </w:rPr>
+        <w:t xml:space="preserve"> </w:t>
+      </w:r>
+      <w:r>
+        <w:rPr>
+          <w:rStyle w:val="DecValTok"/>
+        </w:rPr>
+        <w:t xml:space="preserve">28</w:t>
+      </w:r>
+      <w:r>
+        <w:rPr>
+          <w:rStyle w:val="FunctionTok"/>
+        </w:rPr>
+        <w:t xml:space="preserve">,</w:t>
+      </w:r>
+      <w:r>
+        <w:br/>
+      </w:r>
+      <w:r>
+        <w:rPr>
+          <w:rStyle w:val="NormalTok"/>
+        </w:rPr>
+        <w:t xml:space="preserve">      </w:t>
+      </w:r>
+      <w:r>
+        <w:rPr>
+          <w:rStyle w:val="DataTypeTok"/>
+        </w:rPr>
+        <w:t xml:space="preserve">"breach"</w:t>
+      </w:r>
+      <w:r>
+        <w:rPr>
+          <w:rStyle w:val="FunctionTok"/>
+        </w:rPr>
+        <w:t xml:space="preserve">:</w:t>
+      </w:r>
+      <w:r>
+        <w:rPr>
+          <w:rStyle w:val="NormalTok"/>
+        </w:rPr>
+        <w:t xml:space="preserve"> </w:t>
+      </w:r>
+      <w:r>
+        <w:rPr>
+          <w:rStyle w:val="KeywordTok"/>
+        </w:rPr>
+        <w:t xml:space="preserve">true</w:t>
+      </w:r>
+      <w:r>
+        <w:rPr>
+          <w:rStyle w:val="FunctionTok"/>
+        </w:rPr>
+        <w:t xml:space="preserve">,</w:t>
+      </w:r>
+      <w:r>
+        <w:br/>
+      </w:r>
+      <w:r>
+        <w:rPr>
+          <w:rStyle w:val="NormalTok"/>
+        </w:rPr>
+        <w:t xml:space="preserve">      </w:t>
+      </w:r>
+      <w:r>
+        <w:rPr>
+          <w:rStyle w:val="DataTypeTok"/>
+        </w:rPr>
+        <w:t xml:space="preserve">"penalty_clause"</w:t>
+      </w:r>
+      <w:r>
+        <w:rPr>
+          <w:rStyle w:val="FunctionTok"/>
+        </w:rPr>
+        <w:t xml:space="preserve">:</w:t>
+      </w:r>
+      <w:r>
+        <w:rPr>
+          <w:rStyle w:val="NormalTok"/>
+        </w:rPr>
+        <w:t xml:space="preserve"> </w:t>
+      </w:r>
+      <w:r>
+        <w:rPr>
+          <w:rStyle w:val="StringTok"/>
+        </w:rPr>
+        <w:t xml:space="preserve">"延迟&gt;3h赔偿运费30%"</w:t>
+      </w:r>
+      <w:r>
+        <w:rPr>
+          <w:rStyle w:val="FunctionTok"/>
+        </w:rPr>
+        <w:t xml:space="preserve">,</w:t>
+      </w:r>
+      <w:r>
+        <w:br/>
+      </w:r>
+      <w:r>
+        <w:rPr>
+          <w:rStyle w:val="NormalTok"/>
+        </w:rPr>
+        <w:t xml:space="preserve">      </w:t>
+      </w:r>
+      <w:r>
+        <w:rPr>
+          <w:rStyle w:val="DataTypeTok"/>
+        </w:rPr>
+        <w:t xml:space="preserve">"compensation_rate"</w:t>
+      </w:r>
+      <w:r>
+        <w:rPr>
+          <w:rStyle w:val="FunctionTok"/>
+        </w:rPr>
+        <w:t xml:space="preserve">:</w:t>
+      </w:r>
+      <w:r>
+        <w:rPr>
+          <w:rStyle w:val="NormalTok"/>
+        </w:rPr>
+        <w:t xml:space="preserve"> </w:t>
+      </w:r>
+      <w:r>
+        <w:rPr>
+          <w:rStyle w:val="FloatTok"/>
+        </w:rPr>
+        <w:t xml:space="preserve">0.3</w:t>
+      </w:r>
+      <w:r>
+        <w:rPr>
+          <w:rStyle w:val="FunctionTok"/>
+        </w:rPr>
+        <w:t xml:space="preserve">,</w:t>
+      </w:r>
+      <w:r>
+        <w:br/>
+      </w:r>
+      <w:r>
+        <w:rPr>
+          <w:rStyle w:val="NormalTok"/>
+        </w:rPr>
+        <w:t xml:space="preserve">      </w:t>
+      </w:r>
+      <w:r>
+        <w:rPr>
+          <w:rStyle w:val="DataTypeTok"/>
+        </w:rPr>
+        <w:t xml:space="preserve">"max_penalty"</w:t>
+      </w:r>
+      <w:r>
+        <w:rPr>
+          <w:rStyle w:val="FunctionTok"/>
+        </w:rPr>
+        <w:t xml:space="preserve">:</w:t>
+      </w:r>
+      <w:r>
+        <w:rPr>
+          <w:rStyle w:val="NormalTok"/>
+        </w:rPr>
+        <w:t xml:space="preserve"> </w:t>
+      </w:r>
+      <w:r>
+        <w:rPr>
+          <w:rStyle w:val="DecValTok"/>
+        </w:rPr>
+        <w:t xml:space="preserve">200</w:t>
+      </w:r>
+      <w:r>
+        <w:br/>
+      </w:r>
+      <w:r>
+        <w:rPr>
+          <w:rStyle w:val="NormalTok"/>
+        </w:rPr>
+        <w:t xml:space="preserve">    </w:t>
+      </w:r>
+      <w:r>
+        <w:rPr>
+          <w:rStyle w:val="FunctionTok"/>
+        </w:rPr>
+        <w:t xml:space="preserve">},</w:t>
+      </w:r>
+      <w:r>
+        <w:br/>
+      </w:r>
+      <w:r>
+        <w:rPr>
+          <w:rStyle w:val="NormalTok"/>
+        </w:rPr>
+        <w:t xml:space="preserve">    </w:t>
+      </w:r>
+      <w:r>
+        <w:rPr>
+          <w:rStyle w:val="DataTypeTok"/>
+        </w:rPr>
+        <w:t xml:space="preserve">"duration_ms"</w:t>
+      </w:r>
+      <w:r>
+        <w:rPr>
+          <w:rStyle w:val="FunctionTok"/>
+        </w:rPr>
+        <w:t xml:space="preserve">:</w:t>
+      </w:r>
+      <w:r>
+        <w:rPr>
+          <w:rStyle w:val="NormalTok"/>
+        </w:rPr>
+        <w:t xml:space="preserve"> </w:t>
+      </w:r>
+      <w:r>
+        <w:rPr>
+          <w:rStyle w:val="DecValTok"/>
+        </w:rPr>
+        <w:t xml:space="preserve">450</w:t>
+      </w:r>
+      <w:r>
+        <w:rPr>
+          <w:rStyle w:val="FunctionTok"/>
+        </w:rPr>
+        <w:t xml:space="preserve">,</w:t>
+      </w:r>
+      <w:r>
+        <w:br/>
+      </w:r>
+      <w:r>
+        <w:rPr>
+          <w:rStyle w:val="NormalTok"/>
+        </w:rPr>
+        <w:t xml:space="preserve">    </w:t>
+      </w:r>
+      <w:r>
+        <w:rPr>
+          <w:rStyle w:val="DataTypeTok"/>
+        </w:rPr>
+        <w:t xml:space="preserve">"success"</w:t>
+      </w:r>
+      <w:r>
+        <w:rPr>
+          <w:rStyle w:val="FunctionTok"/>
+        </w:rPr>
+        <w:t xml:space="preserve">:</w:t>
+      </w:r>
+      <w:r>
+        <w:rPr>
+          <w:rStyle w:val="NormalTok"/>
+        </w:rPr>
+        <w:t xml:space="preserve"> </w:t>
+      </w:r>
+      <w:r>
+        <w:rPr>
+          <w:rStyle w:val="KeywordTok"/>
+        </w:rPr>
+        <w:t xml:space="preserve">true</w:t>
+      </w:r>
+      <w:r>
+        <w:br/>
+      </w:r>
+      <w:r>
+        <w:rPr>
+          <w:rStyle w:val="NormalTok"/>
+        </w:rPr>
+        <w:t xml:space="preserve">  </w:t>
+      </w:r>
+      <w:r>
+        <w:rPr>
+          <w:rStyle w:val="FunctionTok"/>
+        </w:rPr>
+        <w:t xml:space="preserve">}</w:t>
+      </w:r>
+      <w:r>
+        <w:br/>
+      </w:r>
+      <w:r>
+        <w:rPr>
+          <w:rStyle w:val="FunctionTok"/>
+        </w:rPr>
+        <w:t xml:space="preserve">}</w:t>
+      </w:r>
+    </w:p>
+    <w:bookmarkEnd w:id="222"/>
+    <w:bookmarkStart w:id="223" w:name="触发时机"/>
+    <w:p>
+      <w:pPr>
+        <w:pStyle w:val="Heading4"/>
+      </w:pPr>
+      <w:r>
+        <w:t xml:space="preserve">16.9.2 </w:t>
+      </w:r>
+      <w:r>
+        <w:rPr>
+          <w:rFonts w:hint="eastAsia"/>
+        </w:rPr>
+        <w:t xml:space="preserve">触发时机</w:t>
+      </w:r>
+    </w:p>
+    <w:p>
+      <w:pPr>
+        <w:pStyle w:val="FirstParagraph"/>
+      </w:pPr>
+      <w:r>
+        <w:rPr>
+          <w:rFonts w:hint="eastAsia"/>
+        </w:rPr>
+        <w:t xml:space="preserve">在编排引擎的</w:t>
+      </w:r>
+      <w:r>
+        <w:t xml:space="preserve"> </w:t>
+      </w:r>
+      <w:r>
+        <w:rPr>
+          <w:rStyle w:val="VerbatimChar"/>
+        </w:rPr>
+        <w:t xml:space="preserve">execute_skill</w:t>
+      </w:r>
+      <w:r>
+        <w:t xml:space="preserve"> </w:t>
+      </w:r>
+      <w:r>
+        <w:rPr>
+          <w:rFonts w:hint="eastAsia"/>
+        </w:rPr>
+        <w:t xml:space="preserve">步骤中，skill</w:t>
+      </w:r>
+      <w:r>
+        <w:t xml:space="preserve"> </w:t>
+      </w:r>
+      <w:r>
+        <w:rPr>
+          <w:rFonts w:hint="eastAsia"/>
+        </w:rPr>
+        <w:t xml:space="preserve">调用完成、拿到返回结果后，</w:t>
+      </w:r>
+      <w:r>
+        <w:rPr>
+          <w:rFonts w:hint="eastAsia"/>
+          <w:b/>
+          <w:bCs/>
+        </w:rPr>
+        <w:t xml:space="preserve">立即同步写入</w:t>
+      </w:r>
+      <w:r>
+        <w:rPr>
+          <w:b/>
+          <w:bCs/>
+        </w:rPr>
+        <w:t xml:space="preserve"> Redis</w:t>
+      </w:r>
+      <w:r>
+        <w:rPr>
+          <w:rFonts w:hint="eastAsia"/>
+        </w:rPr>
+        <w:t xml:space="preserve">（在进入下一个</w:t>
+      </w:r>
+      <w:r>
+        <w:t xml:space="preserve"> </w:t>
+      </w:r>
+      <w:r>
+        <w:rPr>
+          <w:rStyle w:val="VerbatimChar"/>
+        </w:rPr>
+        <w:t xml:space="preserve">reason</w:t>
+      </w:r>
+      <w:r>
+        <w:t xml:space="preserve"> </w:t>
+      </w:r>
+      <w:r>
+        <w:rPr>
+          <w:rFonts w:hint="eastAsia"/>
+        </w:rPr>
+        <w:t xml:space="preserve">步骤之前）。</w:t>
+      </w:r>
+    </w:p>
+    <w:p>
+      <w:pPr>
+        <w:pStyle w:val="SourceCode"/>
+      </w:pPr>
+      <w:r>
+        <w:rPr>
+          <w:rStyle w:val="CommentTok"/>
+        </w:rPr>
+        <w:t xml:space="preserve"># orchestrator.py — execute_skill 节点</w:t>
+      </w:r>
+      <w:r>
+        <w:br/>
+      </w:r>
+      <w:r>
+        <w:rPr>
+          <w:rStyle w:val="ControlFlowTok"/>
+        </w:rPr>
+        <w:t xml:space="preserve">async</w:t>
+      </w:r>
+      <w:r>
+        <w:rPr>
+          <w:rStyle w:val="NormalTok"/>
+        </w:rPr>
+        <w:t xml:space="preserve"> </w:t>
+      </w:r>
+      <w:r>
+        <w:rPr>
+          <w:rStyle w:val="KeywordTok"/>
+        </w:rPr>
+        <w:t xml:space="preserve">def</w:t>
+      </w:r>
+      <w:r>
+        <w:rPr>
+          <w:rStyle w:val="NormalTok"/>
+        </w:rPr>
+        <w:t xml:space="preserve"> execute_skill(</w:t>
+      </w:r>
+      <w:r>
+        <w:rPr>
+          <w:rStyle w:val="VariableTok"/>
+        </w:rPr>
+        <w:t xml:space="preserve">self</w:t>
+      </w:r>
+      <w:r>
+        <w:rPr>
+          <w:rStyle w:val="NormalTok"/>
+        </w:rPr>
+        <w:t xml:space="preserve">, state: AgentState) </w:t>
+      </w:r>
+      <w:r>
+        <w:rPr>
+          <w:rStyle w:val="OperatorTok"/>
+        </w:rPr>
+        <w:t xml:space="preserve">-&gt;</w:t>
+      </w:r>
+      <w:r>
+        <w:rPr>
+          <w:rStyle w:val="NormalTok"/>
+        </w:rPr>
+        <w:t xml:space="preserve"> AgentState:</w:t>
+      </w:r>
+      <w:r>
+        <w:br/>
+      </w:r>
+      <w:r>
+        <w:rPr>
+          <w:rStyle w:val="NormalTok"/>
+        </w:rPr>
+        <w:t xml:space="preserve">    skill_name </w:t>
+      </w:r>
+      <w:r>
+        <w:rPr>
+          <w:rStyle w:val="OperatorTok"/>
+        </w:rPr>
+        <w:t xml:space="preserve">=</w:t>
+      </w:r>
+      <w:r>
+        <w:rPr>
+          <w:rStyle w:val="NormalTok"/>
+        </w:rPr>
+        <w:t xml:space="preserve"> state[</w:t>
+      </w:r>
+      <w:r>
+        <w:rPr>
+          <w:rStyle w:val="StringTok"/>
+        </w:rPr>
+        <w:t xml:space="preserve">"pending_skill"</w:t>
+      </w:r>
+      <w:r>
+        <w:rPr>
+          <w:rStyle w:val="NormalTok"/>
+        </w:rPr>
+        <w:t xml:space="preserve">]</w:t>
+      </w:r>
+      <w:r>
+        <w:br/>
+      </w:r>
+      <w:r>
+        <w:rPr>
+          <w:rStyle w:val="NormalTok"/>
+        </w:rPr>
+        <w:t xml:space="preserve">    skill_args </w:t>
+      </w:r>
+      <w:r>
+        <w:rPr>
+          <w:rStyle w:val="OperatorTok"/>
+        </w:rPr>
+        <w:t xml:space="preserve">=</w:t>
+      </w:r>
+      <w:r>
+        <w:rPr>
+          <w:rStyle w:val="NormalTok"/>
+        </w:rPr>
+        <w:t xml:space="preserve"> state[</w:t>
+      </w:r>
+      <w:r>
+        <w:rPr>
+          <w:rStyle w:val="StringTok"/>
+        </w:rPr>
+        <w:t xml:space="preserve">"pending_skill_args"</w:t>
+      </w:r>
+      <w:r>
+        <w:rPr>
+          <w:rStyle w:val="NormalTok"/>
+        </w:rPr>
+        <w:t xml:space="preserve">]</w:t>
+      </w:r>
+      <w:r>
+        <w:br/>
+      </w:r>
+      <w:r>
+        <w:rPr>
+          <w:rStyle w:val="NormalTok"/>
+        </w:rPr>
+        <w:t xml:space="preserve">    </w:t>
+      </w:r>
+      <w:r>
+        <w:br/>
+      </w:r>
+      <w:r>
+        <w:rPr>
+          <w:rStyle w:val="NormalTok"/>
+        </w:rPr>
+        <w:t xml:space="preserve">    </w:t>
+      </w:r>
+      <w:r>
+        <w:rPr>
+          <w:rStyle w:val="CommentTok"/>
+        </w:rPr>
+        <w:t xml:space="preserve"># ① 调用 Skill Registry 执行技能</w:t>
+      </w:r>
+      <w:r>
+        <w:br/>
+      </w:r>
+      <w:r>
+        <w:rPr>
+          <w:rStyle w:val="NormalTok"/>
+        </w:rPr>
+        <w:t xml:space="preserve">    result </w:t>
+      </w:r>
+      <w:r>
+        <w:rPr>
+          <w:rStyle w:val="OperatorTok"/>
+        </w:rPr>
+        <w:t xml:space="preserve">=</w:t>
+      </w:r>
+      <w:r>
+        <w:rPr>
+          <w:rStyle w:val="NormalTok"/>
+        </w:rPr>
+        <w:t xml:space="preserve"> </w:t>
+      </w:r>
+      <w:r>
+        <w:rPr>
+          <w:rStyle w:val="ControlFlowTok"/>
+        </w:rPr>
+        <w:t xml:space="preserve">await</w:t>
+      </w:r>
+      <w:r>
+        <w:rPr>
+          <w:rStyle w:val="NormalTok"/>
+        </w:rPr>
+        <w:t xml:space="preserve"> </w:t>
+      </w:r>
+      <w:r>
+        <w:rPr>
+          <w:rStyle w:val="VariableTok"/>
+        </w:rPr>
+        <w:t xml:space="preserve">self</w:t>
+      </w:r>
+      <w:r>
+        <w:rPr>
+          <w:rStyle w:val="NormalTok"/>
+        </w:rPr>
+        <w:t xml:space="preserve">.skill_registry.invoke(skill_name, skill_args)</w:t>
+      </w:r>
+      <w:r>
+        <w:br/>
+      </w:r>
+      <w:r>
+        <w:rPr>
+          <w:rStyle w:val="NormalTok"/>
+        </w:rPr>
+        <w:t xml:space="preserve">    </w:t>
+      </w:r>
+      <w:r>
+        <w:br/>
+      </w:r>
+      <w:r>
+        <w:rPr>
+          <w:rStyle w:val="NormalTok"/>
+        </w:rPr>
+        <w:t xml:space="preserve">    </w:t>
+      </w:r>
+      <w:r>
+        <w:rPr>
+          <w:rStyle w:val="CommentTok"/>
+        </w:rPr>
+        <w:t xml:space="preserve"># ② 立即写入 Redis（同步写，确保下一个 reason 步骤能读到）</w:t>
+      </w:r>
+      <w:r>
+        <w:br/>
+      </w:r>
+      <w:r>
+        <w:rPr>
+          <w:rStyle w:val="NormalTok"/>
+        </w:rPr>
+        <w:t xml:space="preserve">    </w:t>
+      </w:r>
+      <w:r>
+        <w:rPr>
+          <w:rStyle w:val="ControlFlowTok"/>
+        </w:rPr>
+        <w:t xml:space="preserve">await</w:t>
+      </w:r>
+      <w:r>
+        <w:rPr>
+          <w:rStyle w:val="NormalTok"/>
+        </w:rPr>
+        <w:t xml:space="preserve"> </w:t>
+      </w:r>
+      <w:r>
+        <w:rPr>
+          <w:rStyle w:val="VariableTok"/>
+        </w:rPr>
+        <w:t xml:space="preserve">self</w:t>
+      </w:r>
+      <w:r>
+        <w:rPr>
+          <w:rStyle w:val="NormalTok"/>
+        </w:rPr>
+        <w:t xml:space="preserve">.redis.hset(</w:t>
+      </w:r>
+      <w:r>
+        <w:br/>
+      </w:r>
+      <w:r>
+        <w:rPr>
+          <w:rStyle w:val="NormalTok"/>
+        </w:rPr>
+        <w:t xml:space="preserve">        </w:t>
+      </w:r>
+      <w:r>
+        <w:rPr>
+          <w:rStyle w:val="SpecialStringTok"/>
+        </w:rPr>
+        <w:t xml:space="preserve">f"session:</w:t>
+      </w:r>
+      <w:r>
+        <w:rPr>
+          <w:rStyle w:val="SpecialCharTok"/>
+        </w:rPr>
+        <w:t xml:space="preserve">{</w:t>
+      </w:r>
+      <w:r>
+        <w:rPr>
+          <w:rStyle w:val="NormalTok"/>
+        </w:rPr>
+        <w:t xml:space="preserve">state</w:t>
+      </w:r>
+      <w:r>
+        <w:rPr>
+          <w:rStyle w:val="SpecialCharTok"/>
+        </w:rPr>
+        <w:t xml:space="preserve">.</w:t>
+      </w:r>
+      <w:r>
+        <w:rPr>
+          <w:rStyle w:val="NormalTok"/>
+        </w:rPr>
+        <w:t xml:space="preserve">session_id</w:t>
+      </w:r>
+      <w:r>
+        <w:rPr>
+          <w:rStyle w:val="SpecialCharTok"/>
+        </w:rPr>
+        <w:t xml:space="preserve">}</w:t>
+      </w:r>
+      <w:r>
+        <w:rPr>
+          <w:rStyle w:val="SpecialStringTok"/>
+        </w:rPr>
+        <w:t xml:space="preserve">:skill_results"</w:t>
+      </w:r>
+      <w:r>
+        <w:rPr>
+          <w:rStyle w:val="NormalTok"/>
+        </w:rPr>
+        <w:t xml:space="preserve">,</w:t>
+      </w:r>
+      <w:r>
+        <w:br/>
+      </w:r>
+      <w:r>
+        <w:rPr>
+          <w:rStyle w:val="NormalTok"/>
+        </w:rPr>
+        <w:t xml:space="preserve">        skill_name,</w:t>
+      </w:r>
+      <w:r>
+        <w:br/>
+      </w:r>
+      <w:r>
+        <w:rPr>
+          <w:rStyle w:val="NormalTok"/>
+        </w:rPr>
+        <w:t xml:space="preserve">        json.dumps({</w:t>
+      </w:r>
+      <w:r>
+        <w:br/>
+      </w:r>
+      <w:r>
+        <w:rPr>
+          <w:rStyle w:val="NormalTok"/>
+        </w:rPr>
+        <w:t xml:space="preserve">            </w:t>
+      </w:r>
+      <w:r>
+        <w:rPr>
+          <w:rStyle w:val="StringTok"/>
+        </w:rPr>
+        <w:t xml:space="preserve">"called_at_step"</w:t>
+      </w:r>
+      <w:r>
+        <w:rPr>
+          <w:rStyle w:val="NormalTok"/>
+        </w:rPr>
+        <w:t xml:space="preserve">: state[</w:t>
+      </w:r>
+      <w:r>
+        <w:rPr>
+          <w:rStyle w:val="StringTok"/>
+        </w:rPr>
+        <w:t xml:space="preserve">"current_step"</w:t>
+      </w:r>
+      <w:r>
+        <w:rPr>
+          <w:rStyle w:val="NormalTok"/>
+        </w:rPr>
+        <w:t xml:space="preserve">],</w:t>
+      </w:r>
+      <w:r>
+        <w:br/>
+      </w:r>
+      <w:r>
+        <w:rPr>
+          <w:rStyle w:val="NormalTok"/>
+        </w:rPr>
+        <w:t xml:space="preserve">            </w:t>
+      </w:r>
+      <w:r>
+        <w:rPr>
+          <w:rStyle w:val="StringTok"/>
+        </w:rPr>
+        <w:t xml:space="preserve">"request"</w:t>
+      </w:r>
+      <w:r>
+        <w:rPr>
+          <w:rStyle w:val="NormalTok"/>
+        </w:rPr>
+        <w:t xml:space="preserve">: skill_args,</w:t>
+      </w:r>
+      <w:r>
+        <w:br/>
+      </w:r>
+      <w:r>
+        <w:rPr>
+          <w:rStyle w:val="NormalTok"/>
+        </w:rPr>
+        <w:t xml:space="preserve">            </w:t>
+      </w:r>
+      <w:r>
+        <w:rPr>
+          <w:rStyle w:val="StringTok"/>
+        </w:rPr>
+        <w:t xml:space="preserve">"response"</w:t>
+      </w:r>
+      <w:r>
+        <w:rPr>
+          <w:rStyle w:val="NormalTok"/>
+        </w:rPr>
+        <w:t xml:space="preserve">: result,</w:t>
+      </w:r>
+      <w:r>
+        <w:br/>
+      </w:r>
+      <w:r>
+        <w:rPr>
+          <w:rStyle w:val="NormalTok"/>
+        </w:rPr>
+        <w:t xml:space="preserve">            </w:t>
+      </w:r>
+      <w:r>
+        <w:rPr>
+          <w:rStyle w:val="StringTok"/>
+        </w:rPr>
+        <w:t xml:space="preserve">"duration_ms"</w:t>
+      </w:r>
+      <w:r>
+        <w:rPr>
+          <w:rStyle w:val="NormalTok"/>
+        </w:rPr>
+        <w:t xml:space="preserve">: elapsed_ms,</w:t>
+      </w:r>
+      <w:r>
+        <w:br/>
+      </w:r>
+      <w:r>
+        <w:rPr>
+          <w:rStyle w:val="NormalTok"/>
+        </w:rPr>
+        <w:t xml:space="preserve">            </w:t>
+      </w:r>
+      <w:r>
+        <w:rPr>
+          <w:rStyle w:val="StringTok"/>
+        </w:rPr>
+        <w:t xml:space="preserve">"success"</w:t>
+      </w:r>
+      <w:r>
+        <w:rPr>
+          <w:rStyle w:val="NormalTok"/>
+        </w:rPr>
+        <w:t xml:space="preserve">: </w:t>
+      </w:r>
+      <w:r>
+        <w:rPr>
+          <w:rStyle w:val="VariableTok"/>
+        </w:rPr>
+        <w:t xml:space="preserve">True</w:t>
+      </w:r>
+      <w:r>
+        <w:br/>
+      </w:r>
+      <w:r>
+        <w:rPr>
+          <w:rStyle w:val="NormalTok"/>
+        </w:rPr>
+        <w:t xml:space="preserve">        })</w:t>
+      </w:r>
+      <w:r>
+        <w:br/>
+      </w:r>
+      <w:r>
+        <w:rPr>
+          <w:rStyle w:val="NormalTok"/>
+        </w:rPr>
+        <w:t xml:space="preserve">    )</w:t>
+      </w:r>
+      <w:r>
+        <w:br/>
+      </w:r>
+      <w:r>
+        <w:rPr>
+          <w:rStyle w:val="NormalTok"/>
+        </w:rPr>
+        <w:t xml:space="preserve">    </w:t>
+      </w:r>
+      <w:r>
+        <w:br/>
+      </w:r>
+      <w:r>
+        <w:rPr>
+          <w:rStyle w:val="NormalTok"/>
+        </w:rPr>
+        <w:t xml:space="preserve">    </w:t>
+      </w:r>
+      <w:r>
+        <w:rPr>
+          <w:rStyle w:val="CommentTok"/>
+        </w:rPr>
+        <w:t xml:space="preserve"># ③ 更新 Agent 内部状态</w:t>
+      </w:r>
+      <w:r>
+        <w:br/>
+      </w:r>
+      <w:r>
+        <w:rPr>
+          <w:rStyle w:val="NormalTok"/>
+        </w:rPr>
+        <w:t xml:space="preserve">    state[</w:t>
+      </w:r>
+      <w:r>
+        <w:rPr>
+          <w:rStyle w:val="StringTok"/>
+        </w:rPr>
+        <w:t xml:space="preserve">"skill_calls"</w:t>
+      </w:r>
+      <w:r>
+        <w:rPr>
+          <w:rStyle w:val="NormalTok"/>
+        </w:rPr>
+        <w:t xml:space="preserve">].append({</w:t>
+      </w:r>
+      <w:r>
+        <w:rPr>
+          <w:rStyle w:val="StringTok"/>
+        </w:rPr>
+        <w:t xml:space="preserve">"skill"</w:t>
+      </w:r>
+      <w:r>
+        <w:rPr>
+          <w:rStyle w:val="NormalTok"/>
+        </w:rPr>
+        <w:t xml:space="preserve">: skill_name, </w:t>
+      </w:r>
+      <w:r>
+        <w:rPr>
+          <w:rStyle w:val="StringTok"/>
+        </w:rPr>
+        <w:t xml:space="preserve">"result"</w:t>
+      </w:r>
+      <w:r>
+        <w:rPr>
+          <w:rStyle w:val="NormalTok"/>
+        </w:rPr>
+        <w:t xml:space="preserve">: result})</w:t>
+      </w:r>
+      <w:r>
+        <w:br/>
+      </w:r>
+      <w:r>
+        <w:rPr>
+          <w:rStyle w:val="NormalTok"/>
+        </w:rPr>
+        <w:t xml:space="preserve">    </w:t>
+      </w:r>
+      <w:r>
+        <w:rPr>
+          <w:rStyle w:val="ControlFlowTok"/>
+        </w:rPr>
+        <w:t xml:space="preserve">return</w:t>
+      </w:r>
+      <w:r>
+        <w:rPr>
+          <w:rStyle w:val="NormalTok"/>
+        </w:rPr>
+        <w:t xml:space="preserve"> state</w:t>
+      </w:r>
+    </w:p>
+    <w:bookmarkEnd w:id="223"/>
+    <w:bookmarkStart w:id="224" w:name="缓存后的用途"/>
+    <w:p>
+      <w:pPr>
+        <w:pStyle w:val="Heading4"/>
+      </w:pPr>
+      <w:r>
+        <w:t xml:space="preserve">16.9.3 </w:t>
+      </w:r>
+      <w:r>
+        <w:rPr>
+          <w:rFonts w:hint="eastAsia"/>
+        </w:rPr>
+        <w:t xml:space="preserve">缓存后的用途</w:t>
+      </w:r>
+    </w:p>
+    <w:tbl>
+      <w:tblPr>
+        <w:tblStyle w:val="Table"/>
+        <w:tblW w:type="pct" w:w="5000"/>
+        <w:tblLayout w:type="fixed"/>
+        <w:tblLook w:firstRow="1" w:lastRow="0" w:firstColumn="0" w:lastColumn="0" w:noHBand="0" w:noVBand="0" w:val="0020"/>
+      </w:tblPr>
+      <w:tblGrid>
+        <w:gridCol w:w="2640"/>
+        <w:gridCol w:w="2640"/>
+        <w:gridCol w:w="2640"/>
+      </w:tblGrid>
+      <w:tr>
+        <w:trPr>
+          <w:tblHeader w:val="on"/>
+        </w:trPr>
+        <w:tc>
+          <w:tcPr/>
+          <w:p>
+            <w:pPr>
+              <w:pStyle w:val="Compact"/>
+            </w:pPr>
+            <w:r>
+              <w:rPr>
+                <w:rFonts w:hint="eastAsia"/>
+              </w:rPr>
+              <w:t xml:space="preserve">用途</w:t>
+            </w:r>
+          </w:p>
+        </w:tc>
+        <w:tc>
+          <w:tcPr/>
+          <w:p>
+            <w:pPr>
+              <w:pStyle w:val="Compact"/>
+            </w:pPr>
+            <w:r>
+              <w:rPr>
+                <w:rFonts w:hint="eastAsia"/>
+              </w:rPr>
+              <w:t xml:space="preserve">说明</w:t>
+            </w:r>
+          </w:p>
+        </w:tc>
+        <w:tc>
+          <w:tcPr/>
+          <w:p>
+            <w:pPr>
+              <w:pStyle w:val="Compact"/>
+            </w:pPr>
+            <w:r>
+              <w:rPr>
+                <w:rFonts w:hint="eastAsia"/>
+              </w:rPr>
+              <w:t xml:space="preserve">时机</w:t>
+            </w:r>
+          </w:p>
+        </w:tc>
+      </w:tr>
+      <w:tr>
+        <w:tc>
+          <w:tcPr/>
+          <w:p>
+            <w:pPr>
+              <w:pStyle w:val="Compact"/>
+            </w:pPr>
+            <w:r>
+              <w:rPr>
+                <w:rFonts w:hint="eastAsia"/>
+                <w:b/>
+                <w:bCs/>
+              </w:rPr>
+              <w:t xml:space="preserve">注入下一次</w:t>
+            </w:r>
+            <w:r>
+              <w:rPr>
+                <w:b/>
+                <w:bCs/>
+              </w:rPr>
+              <w:t xml:space="preserve"> LLM </w:t>
+            </w:r>
+            <w:r>
+              <w:rPr>
+                <w:rFonts w:hint="eastAsia"/>
+                <w:b/>
+                <w:bCs/>
+              </w:rPr>
+              <w:t xml:space="preserve">推理</w:t>
+            </w:r>
+          </w:p>
+        </w:tc>
+        <w:tc>
+          <w:tcPr/>
+          <w:p>
+            <w:pPr>
+              <w:pStyle w:val="Compact"/>
+            </w:pPr>
+            <w:r>
+              <w:rPr>
+                <w:rFonts w:hint="eastAsia"/>
+              </w:rPr>
+              <w:t xml:space="preserve">下一步</w:t>
+            </w:r>
+            <w:r>
+              <w:t xml:space="preserve"> </w:t>
+            </w:r>
+            <w:r>
+              <w:rPr>
+                <w:rStyle w:val="VerbatimChar"/>
+              </w:rPr>
+              <w:t xml:space="preserve">reason</w:t>
+            </w:r>
+            <w:r>
+              <w:t xml:space="preserve"> </w:t>
+            </w:r>
+            <w:r>
+              <w:rPr>
+                <w:rFonts w:hint="eastAsia"/>
+              </w:rPr>
+              <w:t xml:space="preserve">时，从</w:t>
+            </w:r>
+            <w:r>
+              <w:t xml:space="preserve"> Redis </w:t>
+            </w:r>
+            <w:r>
+              <w:rPr>
+                <w:rFonts w:hint="eastAsia"/>
+              </w:rPr>
+              <w:t xml:space="preserve">读取所有已执行的</w:t>
+            </w:r>
+            <w:r>
+              <w:t xml:space="preserve"> skill </w:t>
+            </w:r>
+            <w:r>
+              <w:rPr>
+                <w:rFonts w:hint="eastAsia"/>
+              </w:rPr>
+              <w:t xml:space="preserve">结果，拼入</w:t>
+            </w:r>
+            <w:r>
+              <w:t xml:space="preserve"> Context Window </w:t>
+            </w:r>
+            <w:r>
+              <w:rPr>
+                <w:rFonts w:hint="eastAsia"/>
+              </w:rPr>
+              <w:t xml:space="preserve">的</w:t>
+            </w:r>
+            <w:r>
+              <w:t xml:space="preserve"> </w:t>
+            </w:r>
+            <w:r>
+              <w:rPr>
+                <w:rStyle w:val="VerbatimChar"/>
+              </w:rPr>
+              <w:t xml:space="preserve">[Skill Results]</w:t>
+            </w:r>
+            <w:r>
+              <w:t xml:space="preserve"> </w:t>
+            </w:r>
+            <w:r>
+              <w:rPr>
+                <w:rFonts w:hint="eastAsia"/>
+              </w:rPr>
+              <w:t xml:space="preserve">区域。LLM</w:t>
+            </w:r>
+            <w:r>
+              <w:t xml:space="preserve"> </w:t>
+            </w:r>
+            <w:r>
+              <w:rPr>
+                <w:rFonts w:hint="eastAsia"/>
+              </w:rPr>
+              <w:t xml:space="preserve">看到</w:t>
+            </w:r>
+            <w:r>
+              <w:t xml:space="preserve"> </w:t>
+            </w:r>
+            <w:r>
+              <w:rPr>
+                <w:rFonts w:hint="eastAsia"/>
+              </w:rPr>
+              <w:t xml:space="preserve">“我已经查过运单了，状态是</w:t>
+            </w:r>
+            <w:r>
+              <w:t xml:space="preserve"> </w:t>
+            </w:r>
+            <w:r>
+              <w:rPr>
+                <w:rFonts w:hint="eastAsia"/>
+              </w:rPr>
+              <w:t xml:space="preserve">delayed，根因是台风”</w:t>
+            </w:r>
+            <w:r>
+              <w:rPr>
+                <w:rFonts w:hint="eastAsia"/>
+              </w:rPr>
+              <w:t xml:space="preserve">，就不会重复调用</w:t>
+            </w:r>
+            <w:r>
+              <w:t xml:space="preserve"> </w:t>
+            </w:r>
+            <w:r>
+              <w:rPr>
+                <w:rStyle w:val="VerbatimChar"/>
+              </w:rPr>
+              <w:t xml:space="preserve">track-query</w:t>
+            </w:r>
+          </w:p>
+        </w:tc>
+        <w:tc>
+          <w:tcPr/>
+          <w:p>
+            <w:pPr>
+              <w:pStyle w:val="Compact"/>
+            </w:pPr>
+            <w:r>
+              <w:rPr>
+                <w:rFonts w:hint="eastAsia"/>
+              </w:rPr>
+              <w:t xml:space="preserve">每次</w:t>
+            </w:r>
+            <w:r>
+              <w:t xml:space="preserve"> </w:t>
+            </w:r>
+            <w:r>
+              <w:rPr>
+                <w:rStyle w:val="VerbatimChar"/>
+              </w:rPr>
+              <w:t xml:space="preserve">reason</w:t>
+            </w:r>
+            <w:r>
+              <w:t xml:space="preserve"> </w:t>
+            </w:r>
+            <w:r>
+              <w:rPr>
+                <w:rFonts w:hint="eastAsia"/>
+              </w:rPr>
+              <w:t xml:space="preserve">步骤前</w:t>
+            </w:r>
+          </w:p>
+        </w:tc>
+      </w:tr>
+      <w:tr>
+        <w:tc>
+          <w:tcPr/>
+          <w:p>
+            <w:pPr>
+              <w:pStyle w:val="Compact"/>
+            </w:pPr>
+            <w:r>
+              <w:rPr>
+                <w:rFonts w:hint="eastAsia"/>
+                <w:b/>
+                <w:bCs/>
+              </w:rPr>
+              <w:t xml:space="preserve">防止重复调用</w:t>
+            </w:r>
+          </w:p>
+        </w:tc>
+        <w:tc>
+          <w:tcPr/>
+          <w:p>
+            <w:pPr>
+              <w:pStyle w:val="Compact"/>
+            </w:pPr>
+            <w:r>
+              <w:rPr>
+                <w:rFonts w:hint="eastAsia"/>
+              </w:rPr>
+              <w:t xml:space="preserve">编排引擎在</w:t>
+            </w:r>
+            <w:r>
+              <w:t xml:space="preserve"> LC </w:t>
+            </w:r>
+            <w:r>
+              <w:rPr>
+                <w:rFonts w:hint="eastAsia"/>
+              </w:rPr>
+              <w:t xml:space="preserve">决定调用某个</w:t>
+            </w:r>
+            <w:r>
+              <w:t xml:space="preserve"> skill </w:t>
+            </w:r>
+            <w:r>
+              <w:rPr>
+                <w:rFonts w:hint="eastAsia"/>
+              </w:rPr>
+              <w:t xml:space="preserve">之前，先检查</w:t>
+            </w:r>
+            <w:r>
+              <w:t xml:space="preserve"> </w:t>
+            </w:r>
+            <w:r>
+              <w:rPr>
+                <w:rFonts w:hint="eastAsia"/>
+              </w:rPr>
+              <w:t xml:space="preserve">Redis——这个</w:t>
+            </w:r>
+            <w:r>
+              <w:t xml:space="preserve"> skill </w:t>
+            </w:r>
+            <w:r>
+              <w:rPr>
+                <w:rFonts w:hint="eastAsia"/>
+              </w:rPr>
+              <w:t xml:space="preserve">在当前会话已经被调用过了吗？如果是且</w:t>
+            </w:r>
+            <w:r>
+              <w:t xml:space="preserve"> TTL </w:t>
+            </w:r>
+            <w:r>
+              <w:rPr>
+                <w:rFonts w:hint="eastAsia"/>
+              </w:rPr>
+              <w:t xml:space="preserve">内，直接用缓存结果，不重复调远端</w:t>
+            </w:r>
+            <w:r>
+              <w:t xml:space="preserve"> API</w:t>
+            </w:r>
+          </w:p>
+        </w:tc>
+        <w:tc>
+          <w:tcPr/>
+          <w:p>
+            <w:pPr>
+              <w:pStyle w:val="Compact"/>
+            </w:pPr>
+            <w:r>
+              <w:rPr>
+                <w:rFonts w:hint="eastAsia"/>
+              </w:rPr>
+              <w:t xml:space="preserve">每次</w:t>
+            </w:r>
+            <w:r>
+              <w:t xml:space="preserve"> </w:t>
+            </w:r>
+            <w:r>
+              <w:rPr>
+                <w:rStyle w:val="VerbatimChar"/>
+              </w:rPr>
+              <w:t xml:space="preserve">reason</w:t>
+            </w:r>
+            <w:r>
+              <w:t xml:space="preserve"> </w:t>
+            </w:r>
+            <w:r>
+              <w:rPr>
+                <w:rFonts w:hint="eastAsia"/>
+              </w:rPr>
+              <w:t xml:space="preserve">步骤输出</w:t>
+            </w:r>
+            <w:r>
+              <w:t xml:space="preserve"> TOOL_CALL </w:t>
+            </w:r>
+            <w:r>
+              <w:rPr>
+                <w:rFonts w:hint="eastAsia"/>
+              </w:rPr>
+              <w:t xml:space="preserve">后、实际执行前</w:t>
+            </w:r>
+          </w:p>
+        </w:tc>
+      </w:tr>
+      <w:tr>
+        <w:tc>
+          <w:tcPr/>
+          <w:p>
+            <w:pPr>
+              <w:pStyle w:val="Compact"/>
+            </w:pPr>
+            <w:r>
+              <w:rPr>
+                <w:rFonts w:hint="eastAsia"/>
+                <w:b/>
+                <w:bCs/>
+              </w:rPr>
+              <w:t xml:space="preserve">最终响应组装</w:t>
+            </w:r>
+          </w:p>
+        </w:tc>
+        <w:tc>
+          <w:tcPr/>
+          <w:p>
+            <w:pPr>
+              <w:pStyle w:val="Compact"/>
+            </w:pPr>
+            <w:r>
+              <w:rPr>
+                <w:rStyle w:val="VerbatimChar"/>
+              </w:rPr>
+              <w:t xml:space="preserve">respond</w:t>
+            </w:r>
+            <w:r>
+              <w:t xml:space="preserve"> </w:t>
+            </w:r>
+            <w:r>
+              <w:rPr>
+                <w:rFonts w:hint="eastAsia"/>
+              </w:rPr>
+              <w:t xml:space="preserve">步骤从</w:t>
+            </w:r>
+            <w:r>
+              <w:t xml:space="preserve"> Redis </w:t>
+            </w:r>
+            <w:r>
+              <w:rPr>
+                <w:rFonts w:hint="eastAsia"/>
+              </w:rPr>
+              <w:t xml:space="preserve">拉全部</w:t>
+            </w:r>
+            <w:r>
+              <w:t xml:space="preserve"> skill </w:t>
+            </w:r>
+            <w:r>
+              <w:rPr>
+                <w:rFonts w:hint="eastAsia"/>
+              </w:rPr>
+              <w:t xml:space="preserve">结果，用于生成最终的可读回复</w:t>
+            </w:r>
+          </w:p>
+        </w:tc>
+        <w:tc>
+          <w:tcPr/>
+          <w:p>
+            <w:pPr>
+              <w:pStyle w:val="Compact"/>
+            </w:pPr>
+            <w:r>
+              <w:rPr>
+                <w:rFonts w:hint="eastAsia"/>
+              </w:rPr>
+              <w:t xml:space="preserve">会话结束时</w:t>
+            </w:r>
+          </w:p>
+        </w:tc>
+      </w:tr>
+      <w:tr>
+        <w:tc>
+          <w:tcPr/>
+          <w:p>
+            <w:pPr>
+              <w:pStyle w:val="Compact"/>
+            </w:pPr>
+            <w:r>
+              <w:rPr>
+                <w:rFonts w:hint="eastAsia"/>
+                <w:b/>
+                <w:bCs/>
+              </w:rPr>
+              <w:t xml:space="preserve">审计落盘</w:t>
+            </w:r>
+          </w:p>
+        </w:tc>
+        <w:tc>
+          <w:tcPr/>
+          <w:p>
+            <w:pPr>
+              <w:pStyle w:val="Compact"/>
+            </w:pPr>
+            <w:r>
+              <w:t xml:space="preserve">TTL </w:t>
+            </w:r>
+            <w:r>
+              <w:rPr>
+                <w:rFonts w:hint="eastAsia"/>
+              </w:rPr>
+              <w:t xml:space="preserve">过期前，异步将</w:t>
+            </w:r>
+            <w:r>
+              <w:t xml:space="preserve"> Redis </w:t>
+            </w:r>
+            <w:r>
+              <w:rPr>
+                <w:rFonts w:hint="eastAsia"/>
+              </w:rPr>
+              <w:t xml:space="preserve">中的</w:t>
+            </w:r>
+            <w:r>
+              <w:t xml:space="preserve"> skill </w:t>
+            </w:r>
+            <w:r>
+              <w:rPr>
+                <w:rFonts w:hint="eastAsia"/>
+              </w:rPr>
+              <w:t xml:space="preserve">结果刷入</w:t>
+            </w:r>
+            <w:r>
+              <w:t xml:space="preserve"> PG</w:t>
+            </w:r>
+            <w:r>
+              <w:t xml:space="preserve"> </w:t>
+            </w:r>
+            <w:r>
+              <w:rPr>
+                <w:rStyle w:val="VerbatimChar"/>
+              </w:rPr>
+              <w:t xml:space="preserve">conversations</w:t>
+            </w:r>
+            <w:r>
+              <w:t xml:space="preserve"> </w:t>
+            </w:r>
+            <w:r>
+              <w:rPr>
+                <w:rFonts w:hint="eastAsia"/>
+              </w:rPr>
+              <w:t xml:space="preserve">表的对应</w:t>
+            </w:r>
+            <w:r>
+              <w:t xml:space="preserve"> step </w:t>
+            </w:r>
+            <w:r>
+              <w:rPr>
+                <w:rFonts w:hint="eastAsia"/>
+              </w:rPr>
+              <w:t xml:space="preserve">记录中</w:t>
+            </w:r>
+          </w:p>
+        </w:tc>
+        <w:tc>
+          <w:tcPr/>
+          <w:p>
+            <w:pPr>
+              <w:pStyle w:val="Compact"/>
+            </w:pPr>
+            <w:r>
+              <w:t xml:space="preserve">TTL </w:t>
+            </w:r>
+            <w:r>
+              <w:rPr>
+                <w:rFonts w:hint="eastAsia"/>
+              </w:rPr>
+              <w:t xml:space="preserve">过期前</w:t>
+            </w:r>
+          </w:p>
+        </w:tc>
+      </w:tr>
+    </w:tbl>
+    <w:p>
+      <w:r>
+        <w:pict>
+          <v:rect style="width:0;height:1.5pt" o:hralign="center" o:hrstd="t" o:hr="t"/>
+        </w:pict>
+      </w:r>
+    </w:p>
+    <w:bookmarkEnd w:id="224"/>
+    <w:bookmarkEnd w:id="225"/>
+    <w:bookmarkStart w:id="226" w:name="prompt-与-agent-的绑定关系"/>
+    <w:p>
+      <w:pPr>
+        <w:pStyle w:val="Heading3"/>
+      </w:pPr>
+      <w:r>
+        <w:t xml:space="preserve">16.10 Prompt </w:t>
+      </w:r>
+      <w:r>
+        <w:rPr>
+          <w:rFonts w:hint="eastAsia"/>
+        </w:rPr>
+        <w:t xml:space="preserve">与</w:t>
+      </w:r>
+      <w:r>
+        <w:t xml:space="preserve"> Agent </w:t>
+      </w:r>
+      <w:r>
+        <w:rPr>
+          <w:rFonts w:hint="eastAsia"/>
+        </w:rPr>
+        <w:t xml:space="preserve">的绑定关系</w:t>
+      </w:r>
+    </w:p>
+    <w:p>
+      <w:pPr>
+        <w:pStyle w:val="FirstParagraph"/>
+      </w:pPr>
+      <w:r>
+        <w:t xml:space="preserve">Prompt </w:t>
+      </w:r>
+      <w:r>
+        <w:rPr>
+          <w:rFonts w:hint="eastAsia"/>
+        </w:rPr>
+        <w:t xml:space="preserve">通过</w:t>
+      </w:r>
+      <w:r>
+        <w:t xml:space="preserve"> Agent DSL </w:t>
+      </w:r>
+      <w:r>
+        <w:rPr>
+          <w:rFonts w:hint="eastAsia"/>
+        </w:rPr>
+        <w:t xml:space="preserve">中的</w:t>
+      </w:r>
+      <w:r>
+        <w:t xml:space="preserve"> </w:t>
+      </w:r>
+      <w:r>
+        <w:rPr>
+          <w:rStyle w:val="VerbatimChar"/>
+        </w:rPr>
+        <w:t xml:space="preserve">prompt.ref</w:t>
+      </w:r>
+      <w:r>
+        <w:t xml:space="preserve"> </w:t>
+      </w:r>
+      <w:r>
+        <w:rPr>
+          <w:rFonts w:hint="eastAsia"/>
+        </w:rPr>
+        <w:t xml:space="preserve">字段与</w:t>
+      </w:r>
+      <w:r>
+        <w:t xml:space="preserve"> Agent </w:t>
+      </w:r>
+      <w:r>
+        <w:rPr>
+          <w:rFonts w:hint="eastAsia"/>
+        </w:rPr>
+        <w:t xml:space="preserve">绑定：</w:t>
+      </w:r>
+    </w:p>
+    <w:p>
+      <w:pPr>
+        <w:pStyle w:val="SourceCode"/>
+      </w:pPr>
+      <w:r>
+        <w:rPr>
+          <w:rStyle w:val="CommentTok"/>
+        </w:rPr>
+        <w:t xml:space="preserve"># Agent 定义</w:t>
+      </w:r>
+      <w:r>
+        <w:br/>
+      </w:r>
+      <w:r>
+        <w:rPr>
+          <w:rStyle w:val="FunctionTok"/>
+        </w:rPr>
+        <w:t xml:space="preserve">spec</w:t>
+      </w:r>
+      <w:r>
+        <w:rPr>
+          <w:rStyle w:val="KeywordTok"/>
+        </w:rPr>
+        <w:t xml:space="preserve">:</w:t>
+      </w:r>
+      <w:r>
+        <w:br/>
+      </w:r>
+      <w:r>
+        <w:rPr>
+          <w:rStyle w:val="AttributeTok"/>
+        </w:rPr>
+        <w:t xml:space="preserve">  </w:t>
+      </w:r>
+      <w:r>
+        <w:rPr>
+          <w:rStyle w:val="FunctionTok"/>
+        </w:rPr>
+        <w:t xml:space="preserve">prompt</w:t>
+      </w:r>
+      <w:r>
+        <w:rPr>
+          <w:rStyle w:val="KeywordTok"/>
+        </w:rPr>
+        <w:t xml:space="preserve">:</w:t>
+      </w:r>
+      <w:r>
+        <w:br/>
+      </w:r>
+      <w:r>
+        <w:rPr>
+          <w:rStyle w:val="AttributeTok"/>
+        </w:rPr>
+        <w:t xml:space="preserve">    </w:t>
+      </w:r>
+      <w:r>
+        <w:rPr>
+          <w:rStyle w:val="FunctionTok"/>
+        </w:rPr>
+        <w:t xml:space="preserve">ref</w:t>
+      </w:r>
+      <w:r>
+        <w:rPr>
+          <w:rStyle w:val="KeywordTok"/>
+        </w:rPr>
+        <w:t xml:space="preserve">:</w:t>
+      </w:r>
+      <w:r>
+        <w:rPr>
+          <w:rStyle w:val="AttributeTok"/>
+        </w:rPr>
+        <w:t xml:space="preserve"> prompt-logistics-exception-v1</w:t>
+      </w:r>
+      <w:r>
+        <w:rPr>
+          <w:rStyle w:val="CommentTok"/>
+        </w:rPr>
+        <w:t xml:space="preserve">   # ← 绑定关系</w:t>
+      </w:r>
+    </w:p>
+    <w:p>
+      <w:pPr>
+        <w:pStyle w:val="FirstParagraph"/>
+      </w:pPr>
+      <w:r>
+        <w:rPr>
+          <w:rFonts w:hint="eastAsia"/>
+          <w:b/>
+          <w:bCs/>
+        </w:rPr>
+        <w:t xml:space="preserve">运行时流程：</w:t>
+      </w:r>
+    </w:p>
+    <w:p>
+      <w:pPr>
+        <w:pStyle w:val="SourceCode"/>
+      </w:pPr>
+      <w:r>
+        <w:rPr>
+          <w:rStyle w:val="VerbatimChar"/>
+          <w:rFonts w:hint="eastAsia"/>
+        </w:rPr>
+        <w:t xml:space="preserve">编排引擎收到请求:</w:t>
+      </w:r>
+      <w:r>
+        <w:rPr>
+          <w:rStyle w:val="VerbatimChar"/>
+        </w:rPr>
+        <w:t xml:space="preserve"> </w:t>
+      </w:r>
+      <w:r>
+        <w:rPr>
+          <w:rStyle w:val="VerbatimChar"/>
+          <w:rFonts w:hint="eastAsia"/>
+        </w:rPr>
+        <w:t xml:space="preserve">"调用</w:t>
+      </w:r>
+      <w:r>
+        <w:rPr>
+          <w:rStyle w:val="VerbatimChar"/>
+        </w:rPr>
+        <w:t xml:space="preserve"> logistics-exception-handler"</w:t>
+      </w:r>
+      <w:r>
+        <w:br/>
+      </w:r>
+      <w:r>
+        <w:br/>
+      </w:r>
+      <w:r>
+        <w:rPr>
+          <w:rStyle w:val="VerbatimChar"/>
+        </w:rPr>
+        <w:t xml:space="preserve">  → </w:t>
+      </w:r>
+      <w:r>
+        <w:rPr>
+          <w:rStyle w:val="VerbatimChar"/>
+          <w:rFonts w:hint="eastAsia"/>
+        </w:rPr>
+        <w:t xml:space="preserve">读取</w:t>
+      </w:r>
+      <w:r>
+        <w:rPr>
+          <w:rStyle w:val="VerbatimChar"/>
+        </w:rPr>
+        <w:t xml:space="preserve"> Agent </w:t>
+      </w:r>
+      <w:r>
+        <w:rPr>
+          <w:rStyle w:val="VerbatimChar"/>
+          <w:rFonts w:hint="eastAsia"/>
+        </w:rPr>
+        <w:t xml:space="preserve">定义</w:t>
+      </w:r>
+      <w:r>
+        <w:rPr>
+          <w:rStyle w:val="VerbatimChar"/>
+        </w:rPr>
+        <w:t xml:space="preserve"> → </w:t>
+      </w:r>
+      <w:r>
+        <w:rPr>
+          <w:rStyle w:val="VerbatimChar"/>
+          <w:rFonts w:hint="eastAsia"/>
+        </w:rPr>
+        <w:t xml:space="preserve">拿到</w:t>
+      </w:r>
+      <w:r>
+        <w:rPr>
+          <w:rStyle w:val="VerbatimChar"/>
+        </w:rPr>
+        <w:t xml:space="preserve"> prompt.ref = "prompt-logistics-exception-v1"</w:t>
+      </w:r>
+      <w:r>
+        <w:br/>
+      </w:r>
+      <w:r>
+        <w:rPr>
+          <w:rStyle w:val="VerbatimChar"/>
+        </w:rPr>
+        <w:t xml:space="preserve">  → POST /prompts/resolve {ref: "prompt-logistics-exception-v1", variables: {...}}</w:t>
+      </w:r>
+      <w:r>
+        <w:br/>
+      </w:r>
+      <w:r>
+        <w:rPr>
+          <w:rStyle w:val="VerbatimChar"/>
+        </w:rPr>
+        <w:t xml:space="preserve">  → Prompt Hub:</w:t>
+      </w:r>
+      <w:r>
+        <w:br/>
+      </w:r>
+      <w:r>
+        <w:rPr>
+          <w:rStyle w:val="VerbatimChar"/>
+        </w:rPr>
+        <w:t xml:space="preserve">      1. </w:t>
+      </w:r>
+      <w:r>
+        <w:rPr>
+          <w:rStyle w:val="VerbatimChar"/>
+          <w:rFonts w:hint="eastAsia"/>
+        </w:rPr>
+        <w:t xml:space="preserve">从</w:t>
+      </w:r>
+      <w:r>
+        <w:rPr>
+          <w:rStyle w:val="VerbatimChar"/>
+        </w:rPr>
+        <w:t xml:space="preserve"> PG </w:t>
+      </w:r>
+      <w:r>
+        <w:rPr>
+          <w:rStyle w:val="VerbatimChar"/>
+          <w:rFonts w:hint="eastAsia"/>
+        </w:rPr>
+        <w:t xml:space="preserve">查该</w:t>
+      </w:r>
+      <w:r>
+        <w:rPr>
+          <w:rStyle w:val="VerbatimChar"/>
+        </w:rPr>
+        <w:t xml:space="preserve"> ref </w:t>
+      </w:r>
+      <w:r>
+        <w:rPr>
+          <w:rStyle w:val="VerbatimChar"/>
+          <w:rFonts w:hint="eastAsia"/>
+        </w:rPr>
+        <w:t xml:space="preserve">的当前生效版本</w:t>
+      </w:r>
+      <w:r>
+        <w:rPr>
+          <w:rStyle w:val="VerbatimChar"/>
+        </w:rPr>
+        <w:t xml:space="preserve"> (status=published)</w:t>
+      </w:r>
+      <w:r>
+        <w:br/>
+      </w:r>
+      <w:r>
+        <w:rPr>
+          <w:rStyle w:val="VerbatimChar"/>
+        </w:rPr>
+        <w:t xml:space="preserve">      2. </w:t>
+      </w:r>
+      <w:r>
+        <w:rPr>
+          <w:rStyle w:val="VerbatimChar"/>
+          <w:rFonts w:hint="eastAsia"/>
+        </w:rPr>
+        <w:t xml:space="preserve">检查</w:t>
+      </w:r>
+      <w:r>
+        <w:rPr>
+          <w:rStyle w:val="VerbatimChar"/>
+        </w:rPr>
+        <w:t xml:space="preserve"> base </w:t>
+      </w:r>
+      <w:r>
+        <w:rPr>
+          <w:rStyle w:val="VerbatimChar"/>
+          <w:rFonts w:hint="eastAsia"/>
+        </w:rPr>
+        <w:t xml:space="preserve">继承链</w:t>
+      </w:r>
+      <w:r>
+        <w:rPr>
+          <w:rStyle w:val="VerbatimChar"/>
+        </w:rPr>
+        <w:t xml:space="preserve"> → </w:t>
+      </w:r>
+      <w:r>
+        <w:rPr>
+          <w:rStyle w:val="VerbatimChar"/>
+          <w:rFonts w:hint="eastAsia"/>
+        </w:rPr>
+        <w:t xml:space="preserve">递归解析多层</w:t>
+      </w:r>
+      <w:r>
+        <w:rPr>
+          <w:rStyle w:val="VerbatimChar"/>
+        </w:rPr>
+        <w:t xml:space="preserve"> Prompt</w:t>
+      </w:r>
+      <w:r>
+        <w:br/>
+      </w:r>
+      <w:r>
+        <w:rPr>
+          <w:rStyle w:val="VerbatimChar"/>
+        </w:rPr>
+        <w:t xml:space="preserve">      3. </w:t>
+      </w:r>
+      <w:r>
+        <w:rPr>
+          <w:rStyle w:val="VerbatimChar"/>
+          <w:rFonts w:hint="eastAsia"/>
+        </w:rPr>
+        <w:t xml:space="preserve">填充变量</w:t>
+      </w:r>
+      <w:r>
+        <w:rPr>
+          <w:rStyle w:val="VerbatimChar"/>
+        </w:rPr>
+        <w:t xml:space="preserve"> ({{company_name}} → </w:t>
+      </w:r>
+      <w:r>
+        <w:rPr>
+          <w:rStyle w:val="VerbatimChar"/>
+          <w:rFonts w:hint="eastAsia"/>
+        </w:rPr>
+        <w:t xml:space="preserve">"XX物流")</w:t>
+      </w:r>
+      <w:r>
+        <w:br/>
+      </w:r>
+      <w:r>
+        <w:rPr>
+          <w:rStyle w:val="VerbatimChar"/>
+        </w:rPr>
+        <w:t xml:space="preserve">      4. </w:t>
+      </w:r>
+      <w:r>
+        <w:rPr>
+          <w:rStyle w:val="VerbatimChar"/>
+          <w:rFonts w:hint="eastAsia"/>
+        </w:rPr>
+        <w:t xml:space="preserve">返回完整</w:t>
+      </w:r>
+      <w:r>
+        <w:rPr>
+          <w:rStyle w:val="VerbatimChar"/>
+        </w:rPr>
+        <w:t xml:space="preserve"> System Prompt </w:t>
+      </w:r>
+      <w:r>
+        <w:rPr>
+          <w:rStyle w:val="VerbatimChar"/>
+          <w:rFonts w:hint="eastAsia"/>
+        </w:rPr>
+        <w:t xml:space="preserve">纯文本</w:t>
+      </w:r>
+      <w:r>
+        <w:br/>
+      </w:r>
+      <w:r>
+        <w:rPr>
+          <w:rStyle w:val="VerbatimChar"/>
+        </w:rPr>
+        <w:t xml:space="preserve">  → </w:t>
+      </w:r>
+      <w:r>
+        <w:rPr>
+          <w:rStyle w:val="VerbatimChar"/>
+          <w:rFonts w:hint="eastAsia"/>
+        </w:rPr>
+        <w:t xml:space="preserve">拼入</w:t>
+      </w:r>
+      <w:r>
+        <w:rPr>
+          <w:rStyle w:val="VerbatimChar"/>
+        </w:rPr>
+        <w:t xml:space="preserve"> Context Window → </w:t>
+      </w:r>
+      <w:r>
+        <w:rPr>
+          <w:rStyle w:val="VerbatimChar"/>
+          <w:rFonts w:hint="eastAsia"/>
+        </w:rPr>
+        <w:t xml:space="preserve">调用</w:t>
+      </w:r>
+      <w:r>
+        <w:rPr>
+          <w:rStyle w:val="VerbatimChar"/>
+        </w:rPr>
+        <w:t xml:space="preserve"> LLM</w:t>
+      </w:r>
+    </w:p>
+    <w:p>
+      <w:pPr>
+        <w:pStyle w:val="FirstParagraph"/>
+      </w:pPr>
+      <w:r>
+        <w:rPr>
+          <w:rFonts w:hint="eastAsia"/>
+          <w:b/>
+          <w:bCs/>
+        </w:rPr>
+        <w:t xml:space="preserve">每次推理都重新拉取，不是</w:t>
+      </w:r>
+      <w:r>
+        <w:rPr>
+          <w:b/>
+          <w:bCs/>
+        </w:rPr>
+        <w:t xml:space="preserve"> Agent </w:t>
+      </w:r>
+      <w:r>
+        <w:rPr>
+          <w:rFonts w:hint="eastAsia"/>
+          <w:b/>
+          <w:bCs/>
+        </w:rPr>
+        <w:t xml:space="preserve">启动时加载到内存。</w:t>
+      </w:r>
+      <w:r>
+        <w:t xml:space="preserve"> </w:t>
+      </w:r>
+      <w:r>
+        <w:rPr>
+          <w:rFonts w:hint="eastAsia"/>
+        </w:rPr>
+        <w:t xml:space="preserve">改了</w:t>
+      </w:r>
+      <w:r>
+        <w:t xml:space="preserve"> Prompt </w:t>
+      </w:r>
+      <w:r>
+        <w:rPr>
+          <w:rFonts w:hint="eastAsia"/>
+        </w:rPr>
+        <w:t xml:space="preserve">模板内容，下一次推理立刻生效，无需重启</w:t>
+      </w:r>
+      <w:r>
+        <w:t xml:space="preserve"> Agent。</w:t>
+      </w:r>
+    </w:p>
+    <w:bookmarkEnd w:id="226"/>
+    <w:bookmarkStart w:id="227" w:name="协议选型与背景"/>
     <w:p>
       <w:pPr>
         <w:pStyle w:val="Heading3"/>
@@ -56415,7 +60730,7 @@
         <w:pStyle w:val="Compact"/>
         <w:numPr>
           <w:ilvl w:val="0"/>
-          <w:numId w:val="1010"/>
+          <w:numId w:val="1011"/>
         </w:numPr>
       </w:pPr>
       <w:r>
@@ -56460,7 +60775,7 @@
         <w:pStyle w:val="Compact"/>
         <w:numPr>
           <w:ilvl w:val="0"/>
-          <w:numId w:val="1010"/>
+          <w:numId w:val="1011"/>
         </w:numPr>
       </w:pPr>
       <w:r>
@@ -56809,8 +61124,8 @@
         </w:tc>
       </w:tr>
     </w:tbl>
-    <w:bookmarkEnd w:id="222"/>
-    <w:bookmarkStart w:id="223" w:name="开源现状与选型"/>
+    <w:bookmarkEnd w:id="227"/>
+    <w:bookmarkStart w:id="228" w:name="开源现状与选型"/>
     <w:p>
       <w:pPr>
         <w:pStyle w:val="Heading3"/>
@@ -57155,8 +61470,8 @@
         <w:t xml:space="preserve">表。</w:t>
       </w:r>
     </w:p>
-    <w:bookmarkEnd w:id="223"/>
-    <w:bookmarkStart w:id="224" w:name="agent-card-标准"/>
+    <w:bookmarkEnd w:id="228"/>
+    <w:bookmarkStart w:id="229" w:name="agent-card-标准"/>
     <w:p>
       <w:pPr>
         <w:pStyle w:val="Heading3"/>
@@ -58540,8 +62855,8 @@
         <w:t xml:space="preserve">}</w:t>
       </w:r>
     </w:p>
-    <w:bookmarkEnd w:id="224"/>
-    <w:bookmarkStart w:id="225" w:name="agent-自动发现流程"/>
+    <w:bookmarkEnd w:id="229"/>
+    <w:bookmarkStart w:id="230" w:name="agent-自动发现流程"/>
     <w:p>
       <w:pPr>
         <w:pStyle w:val="Heading3"/>
@@ -59312,8 +63627,8 @@
         <w:t xml:space="preserve">└─────────────────────────────────────────────────────────────────┘</w:t>
       </w:r>
     </w:p>
-    <w:bookmarkEnd w:id="225"/>
-    <w:bookmarkStart w:id="229" w:name="a2a-registry-自研实现"/>
+    <w:bookmarkEnd w:id="230"/>
+    <w:bookmarkStart w:id="234" w:name="a2a-registry-自研实现"/>
     <w:p>
       <w:pPr>
         <w:pStyle w:val="Heading3"/>
@@ -59328,7 +63643,7 @@
         <w:t xml:space="preserve">自研实现</w:t>
       </w:r>
     </w:p>
-    <w:bookmarkStart w:id="226" w:name="数据模型"/>
+    <w:bookmarkStart w:id="231" w:name="数据模型"/>
     <w:p>
       <w:pPr>
         <w:pStyle w:val="Heading4"/>
@@ -59966,8 +64281,8 @@
         <w:t xml:space="preserve"> GIN(skills);</w:t>
       </w:r>
     </w:p>
-    <w:bookmarkEnd w:id="226"/>
-    <w:bookmarkStart w:id="227" w:name="api-设计"/>
+    <w:bookmarkEnd w:id="231"/>
+    <w:bookmarkStart w:id="232" w:name="api-设计"/>
     <w:p>
       <w:pPr>
         <w:pStyle w:val="Heading4"/>
@@ -60096,8 +64411,8 @@
         <w:t xml:space="preserve"> Agent Card</w:t>
       </w:r>
     </w:p>
-    <w:bookmarkEnd w:id="227"/>
-    <w:bookmarkStart w:id="228" w:name="核心实现-1"/>
+    <w:bookmarkEnd w:id="232"/>
+    <w:bookmarkStart w:id="233" w:name="核心实现-1"/>
     <w:p>
       <w:pPr>
         <w:pStyle w:val="Heading4"/>
@@ -63720,9 +68035,9 @@
         <w:t xml:space="preserve"> registry.deregister(name)</w:t>
       </w:r>
     </w:p>
-    <w:bookmarkEnd w:id="228"/>
-    <w:bookmarkEnd w:id="229"/>
-    <w:bookmarkStart w:id="230" w:name="supervisor-agent-如何使用-a2a-发现-委托"/>
+    <w:bookmarkEnd w:id="233"/>
+    <w:bookmarkEnd w:id="234"/>
+    <w:bookmarkStart w:id="235" w:name="supervisor-agent-如何使用-a2a-发现-委托"/>
     <w:p>
       <w:pPr>
         <w:pStyle w:val="Heading3"/>
@@ -65527,8 +69842,8 @@
         <w:t xml:space="preserve">]</w:t>
       </w:r>
     </w:p>
-    <w:bookmarkEnd w:id="230"/>
-    <w:bookmarkStart w:id="231" w:name="a2a-在本平台中的位置"/>
+    <w:bookmarkEnd w:id="235"/>
+    <w:bookmarkStart w:id="236" w:name="a2a-在本平台中的位置"/>
     <w:p>
       <w:pPr>
         <w:pStyle w:val="Heading3"/>
@@ -66031,8 +70346,8 @@
         <w:t xml:space="preserve">└──────────────────────────────────────────────────────────────────┘</w:t>
       </w:r>
     </w:p>
-    <w:bookmarkEnd w:id="231"/>
-    <w:bookmarkStart w:id="232" w:name="部署规格"/>
+    <w:bookmarkEnd w:id="236"/>
+    <w:bookmarkStart w:id="237" w:name="部署规格"/>
     <w:p>
       <w:pPr>
         <w:pStyle w:val="Heading3"/>
@@ -66351,9 +70666,9 @@
         </w:pict>
       </w:r>
     </w:p>
-    <w:bookmarkEnd w:id="232"/>
-    <w:bookmarkEnd w:id="233"/>
-    <w:bookmarkStart w:id="240" w:name="技能市场服务边界与发布生效机制"/>
+    <w:bookmarkEnd w:id="237"/>
+    <w:bookmarkEnd w:id="238"/>
+    <w:bookmarkStart w:id="246" w:name="技能市场服务边界与发布生效机制"/>
     <w:p>
       <w:pPr>
         <w:pStyle w:val="Heading2"/>
@@ -66368,7 +70683,7 @@
         <w:t xml:space="preserve">技能市场：服务边界与发布生效机制</w:t>
       </w:r>
     </w:p>
-    <w:bookmarkStart w:id="234" w:name="定位技能市场不是独立服务"/>
+    <w:bookmarkStart w:id="239" w:name="定位技能市场不是独立服务"/>
     <w:p>
       <w:pPr>
         <w:pStyle w:val="Heading3"/>
@@ -66702,8 +71017,8 @@
         </w:tc>
       </w:tr>
     </w:tbl>
-    <w:bookmarkEnd w:id="234"/>
-    <w:bookmarkStart w:id="235" w:name="技能数据模型"/>
+    <w:bookmarkEnd w:id="239"/>
+    <w:bookmarkStart w:id="240" w:name="技能数据模型"/>
     <w:p>
       <w:pPr>
         <w:pStyle w:val="Heading3"/>
@@ -67485,8 +71800,8 @@
         <w:t xml:space="preserve">);</w:t>
       </w:r>
     </w:p>
-    <w:bookmarkEnd w:id="235"/>
-    <w:bookmarkStart w:id="236" w:name="技能发布生效流程"/>
+    <w:bookmarkEnd w:id="240"/>
+    <w:bookmarkStart w:id="241" w:name="技能发布生效流程"/>
     <w:p>
       <w:pPr>
         <w:pStyle w:val="Heading3"/>
@@ -68924,8 +73239,8 @@
         <w:t xml:space="preserve">└──────────────────────────────────────────────────────────────┘</w:t>
       </w:r>
     </w:p>
-    <w:bookmarkEnd w:id="236"/>
-    <w:bookmarkStart w:id="237" w:name="技能生效时机agent-什么时候拉取技能列表"/>
+    <w:bookmarkEnd w:id="241"/>
+    <w:bookmarkStart w:id="242" w:name="技能生效时机agent-什么时候拉取技能列表"/>
     <w:p>
       <w:pPr>
         <w:pStyle w:val="Heading3"/>
@@ -69315,8 +73630,8 @@
         </w:tc>
       </w:tr>
     </w:tbl>
-    <w:bookmarkEnd w:id="237"/>
-    <w:bookmarkStart w:id="238" w:name="技能-description-热更新的特殊价值"/>
+    <w:bookmarkEnd w:id="242"/>
+    <w:bookmarkStart w:id="243" w:name="技能-description-热更新的特殊价值"/>
     <w:p>
       <w:pPr>
         <w:pStyle w:val="Heading3"/>
@@ -69702,8 +74017,8 @@
         <w:t xml:space="preserve"> ❌</w:t>
       </w:r>
     </w:p>
-    <w:bookmarkEnd w:id="238"/>
-    <w:bookmarkStart w:id="239" w:name="与-a2a-registry-的边界"/>
+    <w:bookmarkEnd w:id="243"/>
+    <w:bookmarkStart w:id="244" w:name="与-a2a-registry-的边界"/>
     <w:p>
       <w:pPr>
         <w:pStyle w:val="Heading3"/>
@@ -70153,11 +74468,47 @@
         </w:tc>
       </w:tr>
     </w:tbl>
+    <w:bookmarkEnd w:id="244"/>
+    <w:bookmarkStart w:id="245" w:name="skill-术语澄清本平台-skill-与-ai-编码助手-skill-的区别"/>
     <w:p>
-      <w:r>
-        <w:pict>
-          <v:rect style="width:0;height:1.5pt" o:hralign="center" o:hrstd="t" o:hr="t"/>
-        </w:pict>
+      <w:pPr>
+        <w:pStyle w:val="Heading3"/>
+      </w:pPr>
+      <w:r>
+        <w:t xml:space="preserve">18.7 Skill </w:t>
+      </w:r>
+      <w:r>
+        <w:rPr>
+          <w:rFonts w:hint="eastAsia"/>
+        </w:rPr>
+        <w:t xml:space="preserve">术语澄清——本平台</w:t>
+      </w:r>
+      <w:r>
+        <w:t xml:space="preserve"> Skill </w:t>
+      </w:r>
+      <w:r>
+        <w:rPr>
+          <w:rFonts w:hint="eastAsia"/>
+        </w:rPr>
+        <w:t xml:space="preserve">与</w:t>
+      </w:r>
+      <w:r>
+        <w:t xml:space="preserve"> AI </w:t>
+      </w:r>
+      <w:r>
+        <w:rPr>
+          <w:rFonts w:hint="eastAsia"/>
+        </w:rPr>
+        <w:t xml:space="preserve">编码助手</w:t>
+      </w:r>
+      <w:r>
+        <w:t xml:space="preserve"> Skill </w:t>
+      </w:r>
+      <w:r>
+        <w:rPr>
+          <w:rFonts w:hint="eastAsia"/>
+        </w:rPr>
+        <w:t xml:space="preserve">的区别</w:t>
       </w:r>
     </w:p>
     <w:p>
@@ -70167,15 +74518,809 @@
       <w:r>
         <w:rPr>
           <w:rFonts w:hint="eastAsia"/>
+        </w:rPr>
+        <w:t xml:space="preserve">本平台中的</w:t>
+      </w:r>
+      <w:r>
+        <w:t xml:space="preserve"> </w:t>
+      </w:r>
+      <w:r>
+        <w:t xml:space="preserve">“Skill”</w:t>
+      </w:r>
+      <w:r>
+        <w:t xml:space="preserve"> </w:t>
+      </w:r>
+      <w:r>
+        <w:rPr>
+          <w:rFonts w:hint="eastAsia"/>
+        </w:rPr>
+        <w:t xml:space="preserve">与</w:t>
+      </w:r>
+      <w:r>
+        <w:t xml:space="preserve"> Claude Code </w:t>
+      </w:r>
+      <w:r>
+        <w:rPr>
+          <w:rFonts w:hint="eastAsia"/>
+        </w:rPr>
+        <w:t xml:space="preserve">等</w:t>
+      </w:r>
+      <w:r>
+        <w:t xml:space="preserve"> AI </w:t>
+      </w:r>
+      <w:r>
+        <w:rPr>
+          <w:rFonts w:hint="eastAsia"/>
+        </w:rPr>
+        <w:t xml:space="preserve">编码助手中的</w:t>
+      </w:r>
+      <w:r>
+        <w:t xml:space="preserve"> </w:t>
+      </w:r>
+      <w:r>
+        <w:t xml:space="preserve">“Skill”</w:t>
+      </w:r>
+      <w:r>
+        <w:t xml:space="preserve"> </w:t>
+      </w:r>
+      <w:r>
+        <w:rPr>
+          <w:rFonts w:hint="eastAsia"/>
+        </w:rPr>
+        <w:t xml:space="preserve">是同名异义，本质不同：</w:t>
+      </w:r>
+    </w:p>
+    <w:tbl>
+      <w:tblPr>
+        <w:tblStyle w:val="Table"/>
+        <w:tblW w:type="pct" w:w="5000"/>
+        <w:tblLayout w:type="fixed"/>
+        <w:tblLook w:firstRow="1" w:lastRow="0" w:firstColumn="0" w:lastColumn="0" w:noHBand="0" w:noVBand="0" w:val="0020"/>
+      </w:tblPr>
+      <w:tblGrid>
+        <w:gridCol w:w="2640"/>
+        <w:gridCol w:w="2640"/>
+        <w:gridCol w:w="2640"/>
+      </w:tblGrid>
+      <w:tr>
+        <w:trPr>
+          <w:tblHeader w:val="on"/>
+        </w:trPr>
+        <w:tc>
+          <w:tcPr/>
+          <w:p>
+            <w:pPr>
+              <w:pStyle w:val="Compact"/>
+            </w:pPr>
+          </w:p>
+        </w:tc>
+        <w:tc>
+          <w:tcPr/>
+          <w:p>
+            <w:pPr>
+              <w:pStyle w:val="Compact"/>
+            </w:pPr>
+            <w:r>
+              <w:t xml:space="preserve">Claude Code</w:t>
+            </w:r>
+            <w:r>
+              <w:t xml:space="preserve"> </w:t>
+            </w:r>
+            <w:r>
+              <w:t xml:space="preserve">“Skill”</w:t>
+            </w:r>
+          </w:p>
+        </w:tc>
+        <w:tc>
+          <w:tcPr/>
+          <w:p>
+            <w:pPr>
+              <w:pStyle w:val="Compact"/>
+            </w:pPr>
+            <w:r>
+              <w:t xml:space="preserve">AI Agent </w:t>
+            </w:r>
+            <w:r>
+              <w:rPr>
+                <w:rFonts w:hint="eastAsia"/>
+              </w:rPr>
+              <w:t xml:space="preserve">平台</w:t>
+            </w:r>
+            <w:r>
+              <w:t xml:space="preserve"> </w:t>
+            </w:r>
+            <w:r>
+              <w:t xml:space="preserve">“Skill”</w:t>
+            </w:r>
+          </w:p>
+        </w:tc>
+      </w:tr>
+      <w:tr>
+        <w:tc>
+          <w:tcPr/>
+          <w:p>
+            <w:pPr>
+              <w:pStyle w:val="Compact"/>
+            </w:pPr>
+            <w:r>
+              <w:rPr>
+                <w:rFonts w:hint="eastAsia"/>
+                <w:b/>
+                <w:bCs/>
+              </w:rPr>
+              <w:t xml:space="preserve">本质</w:t>
+            </w:r>
+          </w:p>
+        </w:tc>
+        <w:tc>
+          <w:tcPr/>
+          <w:p>
+            <w:pPr>
+              <w:pStyle w:val="Compact"/>
+            </w:pPr>
+            <w:r>
+              <w:rPr>
+                <w:rFonts w:hint="eastAsia"/>
+              </w:rPr>
+              <w:t xml:space="preserve">指令注入（Prompt</w:t>
+            </w:r>
+            <w:r>
+              <w:t xml:space="preserve"> </w:t>
+            </w:r>
+            <w:r>
+              <w:rPr>
+                <w:rFonts w:hint="eastAsia"/>
+              </w:rPr>
+              <w:t xml:space="preserve">Template）</w:t>
+            </w:r>
+          </w:p>
+        </w:tc>
+        <w:tc>
+          <w:tcPr/>
+          <w:p>
+            <w:pPr>
+              <w:pStyle w:val="Compact"/>
+            </w:pPr>
+            <w:r>
+              <w:rPr>
+                <w:rFonts w:hint="eastAsia"/>
+              </w:rPr>
+              <w:t xml:space="preserve">外部</w:t>
+            </w:r>
+            <w:r>
+              <w:t xml:space="preserve"> API </w:t>
+            </w:r>
+            <w:r>
+              <w:rPr>
+                <w:rFonts w:hint="eastAsia"/>
+              </w:rPr>
+              <w:t xml:space="preserve">调用（Tool）</w:t>
+            </w:r>
+          </w:p>
+        </w:tc>
+      </w:tr>
+      <w:tr>
+        <w:tc>
+          <w:tcPr/>
+          <w:p>
+            <w:pPr>
+              <w:pStyle w:val="Compact"/>
+            </w:pPr>
+            <w:r>
+              <w:rPr>
+                <w:rFonts w:hint="eastAsia"/>
+                <w:b/>
+                <w:bCs/>
+              </w:rPr>
+              <w:t xml:space="preserve">作用</w:t>
+            </w:r>
+          </w:p>
+        </w:tc>
+        <w:tc>
+          <w:tcPr/>
+          <w:p>
+            <w:pPr>
+              <w:pStyle w:val="Compact"/>
+            </w:pPr>
+            <w:r>
+              <w:rPr>
+                <w:rFonts w:hint="eastAsia"/>
+              </w:rPr>
+              <w:t xml:space="preserve">告诉</w:t>
+            </w:r>
+            <w:r>
+              <w:t xml:space="preserve"> AI</w:t>
+            </w:r>
+            <w:r>
+              <w:t xml:space="preserve"> </w:t>
+            </w:r>
+            <w:r>
+              <w:rPr>
+                <w:rFonts w:hint="eastAsia"/>
+                <w:b/>
+                <w:bCs/>
+              </w:rPr>
+              <w:t xml:space="preserve">怎么想</w:t>
+            </w:r>
+          </w:p>
+        </w:tc>
+        <w:tc>
+          <w:tcPr/>
+          <w:p>
+            <w:pPr>
+              <w:pStyle w:val="Compact"/>
+            </w:pPr>
+            <w:r>
+              <w:rPr>
+                <w:rFonts w:hint="eastAsia"/>
+              </w:rPr>
+              <w:t xml:space="preserve">让</w:t>
+            </w:r>
+            <w:r>
+              <w:t xml:space="preserve"> AI</w:t>
+            </w:r>
+            <w:r>
+              <w:t xml:space="preserve"> </w:t>
+            </w:r>
+            <w:r>
+              <w:rPr>
+                <w:rFonts w:hint="eastAsia"/>
+                <w:b/>
+                <w:bCs/>
+              </w:rPr>
+              <w:t xml:space="preserve">怎么做</w:t>
+            </w:r>
+          </w:p>
+        </w:tc>
+      </w:tr>
+      <w:tr>
+        <w:tc>
+          <w:tcPr/>
+          <w:p>
+            <w:pPr>
+              <w:pStyle w:val="Compact"/>
+            </w:pPr>
+            <w:r>
+              <w:rPr>
+                <w:rFonts w:hint="eastAsia"/>
+                <w:b/>
+                <w:bCs/>
+              </w:rPr>
+              <w:t xml:space="preserve">加载方式</w:t>
+            </w:r>
+          </w:p>
+        </w:tc>
+        <w:tc>
+          <w:tcPr/>
+          <w:p>
+            <w:pPr>
+              <w:pStyle w:val="Compact"/>
+            </w:pPr>
+            <w:r>
+              <w:rPr>
+                <w:rFonts w:hint="eastAsia"/>
+              </w:rPr>
+              <w:t xml:space="preserve">注入</w:t>
+            </w:r>
+            <w:r>
+              <w:t xml:space="preserve"> System </w:t>
+            </w:r>
+            <w:r>
+              <w:rPr>
+                <w:rFonts w:hint="eastAsia"/>
+              </w:rPr>
+              <w:t xml:space="preserve">Prompt，影响推理行为</w:t>
+            </w:r>
+          </w:p>
+        </w:tc>
+        <w:tc>
+          <w:tcPr/>
+          <w:p>
+            <w:pPr>
+              <w:pStyle w:val="Compact"/>
+            </w:pPr>
+            <w:r>
+              <w:rPr>
+                <w:rFonts w:hint="eastAsia"/>
+              </w:rPr>
+              <w:t xml:space="preserve">通过</w:t>
+            </w:r>
+            <w:r>
+              <w:t xml:space="preserve"> MCP / REST API / gRPC </w:t>
+            </w:r>
+            <w:r>
+              <w:rPr>
+                <w:rFonts w:hint="eastAsia"/>
+              </w:rPr>
+              <w:t xml:space="preserve">远程调用</w:t>
+            </w:r>
+          </w:p>
+        </w:tc>
+      </w:tr>
+      <w:tr>
+        <w:tc>
+          <w:tcPr/>
+          <w:p>
+            <w:pPr>
+              <w:pStyle w:val="Compact"/>
+            </w:pPr>
+            <w:r>
+              <w:rPr>
+                <w:rFonts w:hint="eastAsia"/>
+                <w:b/>
+                <w:bCs/>
+              </w:rPr>
+              <w:t xml:space="preserve">执行结果</w:t>
+            </w:r>
+          </w:p>
+        </w:tc>
+        <w:tc>
+          <w:tcPr/>
+          <w:p>
+            <w:pPr>
+              <w:pStyle w:val="Compact"/>
+            </w:pPr>
+            <w:r>
+              <w:rPr>
+                <w:rFonts w:hint="eastAsia"/>
+              </w:rPr>
+              <w:t xml:space="preserve">改变</w:t>
+            </w:r>
+            <w:r>
+              <w:t xml:space="preserve"> AI </w:t>
+            </w:r>
+            <w:r>
+              <w:rPr>
+                <w:rFonts w:hint="eastAsia"/>
+              </w:rPr>
+              <w:t xml:space="preserve">的推理策略和行为规范</w:t>
+            </w:r>
+          </w:p>
+        </w:tc>
+        <w:tc>
+          <w:tcPr/>
+          <w:p>
+            <w:pPr>
+              <w:pStyle w:val="Compact"/>
+            </w:pPr>
+            <w:r>
+              <w:rPr>
+                <w:rFonts w:hint="eastAsia"/>
+              </w:rPr>
+              <w:t xml:space="preserve">获取外部数据或执行外部动作</w:t>
+            </w:r>
+          </w:p>
+        </w:tc>
+      </w:tr>
+      <w:tr>
+        <w:tc>
+          <w:tcPr/>
+          <w:p>
+            <w:pPr>
+              <w:pStyle w:val="Compact"/>
+            </w:pPr>
+            <w:r>
+              <w:rPr>
+                <w:rFonts w:hint="eastAsia"/>
+                <w:b/>
+                <w:bCs/>
+              </w:rPr>
+              <w:t xml:space="preserve">示例</w:t>
+            </w:r>
+          </w:p>
+        </w:tc>
+        <w:tc>
+          <w:tcPr/>
+          <w:p>
+            <w:pPr>
+              <w:pStyle w:val="Compact"/>
+            </w:pPr>
+            <w:r>
+              <w:rPr>
+                <w:rStyle w:val="VerbatimChar"/>
+              </w:rPr>
+              <w:t xml:space="preserve">harness-brainstorming</w:t>
+            </w:r>
+            <w:r>
+              <w:t xml:space="preserve"> </w:t>
+            </w:r>
+            <w:r>
+              <w:t xml:space="preserve">→</w:t>
+            </w:r>
+            <w:r>
+              <w:t xml:space="preserve"> </w:t>
+            </w:r>
+            <w:r>
+              <w:rPr>
+                <w:rFonts w:hint="eastAsia"/>
+              </w:rPr>
+              <w:t xml:space="preserve">“遵循9步设计流程”</w:t>
+            </w:r>
+          </w:p>
+        </w:tc>
+        <w:tc>
+          <w:tcPr/>
+          <w:p>
+            <w:pPr>
+              <w:pStyle w:val="Compact"/>
+            </w:pPr>
+            <w:r>
+              <w:rPr>
+                <w:rStyle w:val="VerbatimChar"/>
+              </w:rPr>
+              <w:t xml:space="preserve">track-query</w:t>
+            </w:r>
+            <w:r>
+              <w:t xml:space="preserve"> </w:t>
+            </w:r>
+            <w:r>
+              <w:t xml:space="preserve">→ </w:t>
+            </w:r>
+            <w:r>
+              <w:rPr>
+                <w:rFonts w:hint="eastAsia"/>
+              </w:rPr>
+              <w:t xml:space="preserve">调用</w:t>
+            </w:r>
+            <w:r>
+              <w:t xml:space="preserve"> TMS API </w:t>
+            </w:r>
+            <w:r>
+              <w:rPr>
+                <w:rFonts w:hint="eastAsia"/>
+              </w:rPr>
+              <w:t xml:space="preserve">查运单</w:t>
+            </w:r>
+          </w:p>
+        </w:tc>
+      </w:tr>
+      <w:tr>
+        <w:tc>
+          <w:tcPr/>
+          <w:p>
+            <w:pPr>
+              <w:pStyle w:val="Compact"/>
+            </w:pPr>
+            <w:r>
+              <w:rPr>
+                <w:rFonts w:hint="eastAsia"/>
+                <w:b/>
+                <w:bCs/>
+              </w:rPr>
+              <w:t xml:space="preserve">在本平台的对应</w:t>
+            </w:r>
+          </w:p>
+        </w:tc>
+        <w:tc>
+          <w:tcPr/>
+          <w:p>
+            <w:pPr>
+              <w:pStyle w:val="Compact"/>
+            </w:pPr>
+            <w:r>
+              <w:rPr>
+                <w:b/>
+                <w:bCs/>
+              </w:rPr>
+              <w:t xml:space="preserve">Prompt Template</w:t>
+            </w:r>
+            <w:r>
+              <w:rPr>
+                <w:rFonts w:hint="eastAsia"/>
+              </w:rPr>
+              <w:t xml:space="preserve">（存在</w:t>
+            </w:r>
+            <w:r>
+              <w:t xml:space="preserve"> Prompt </w:t>
+            </w:r>
+            <w:r>
+              <w:rPr>
+                <w:rFonts w:hint="eastAsia"/>
+              </w:rPr>
+              <w:t xml:space="preserve">Hub）</w:t>
+            </w:r>
+          </w:p>
+        </w:tc>
+        <w:tc>
+          <w:tcPr/>
+          <w:p>
+            <w:pPr>
+              <w:pStyle w:val="Compact"/>
+            </w:pPr>
+            <w:r>
+              <w:rPr>
+                <w:b/>
+                <w:bCs/>
+              </w:rPr>
+              <w:t xml:space="preserve">Skill</w:t>
+            </w:r>
+            <w:r>
+              <w:rPr>
+                <w:rFonts w:hint="eastAsia"/>
+              </w:rPr>
+              <w:t xml:space="preserve">（存在</w:t>
+            </w:r>
+            <w:r>
+              <w:t xml:space="preserve"> Skill </w:t>
+            </w:r>
+            <w:r>
+              <w:rPr>
+                <w:rFonts w:hint="eastAsia"/>
+              </w:rPr>
+              <w:t xml:space="preserve">Registry）</w:t>
+            </w:r>
+          </w:p>
+        </w:tc>
+      </w:tr>
+    </w:tbl>
+    <w:p>
+      <w:pPr>
+        <w:pStyle w:val="BodyText"/>
+      </w:pPr>
+      <w:r>
+        <w:rPr>
+          <w:rFonts w:hint="eastAsia"/>
+        </w:rPr>
+        <w:t xml:space="preserve">具体到物流异常处理</w:t>
+      </w:r>
+      <w:r>
+        <w:t xml:space="preserve"> </w:t>
+      </w:r>
+      <w:r>
+        <w:rPr>
+          <w:rFonts w:hint="eastAsia"/>
+        </w:rPr>
+        <w:t xml:space="preserve">Agent：</w:t>
+      </w:r>
+    </w:p>
+    <w:p>
+      <w:pPr>
+        <w:numPr>
+          <w:ilvl w:val="0"/>
+          <w:numId w:val="1012"/>
+        </w:numPr>
+      </w:pPr>
+      <w:r>
+        <w:rPr>
+          <w:b/>
+          <w:bCs/>
+        </w:rPr>
+        <w:t xml:space="preserve">Prompt Template </w:t>
+      </w:r>
+      <w:r>
+        <w:rPr>
+          <w:rFonts w:hint="eastAsia"/>
+          <w:b/>
+          <w:bCs/>
+        </w:rPr>
+        <w:t xml:space="preserve">负责</w:t>
+      </w:r>
+      <w:r>
+        <w:rPr>
+          <w:b/>
+          <w:bCs/>
+        </w:rPr>
+        <w:t xml:space="preserve"> </w:t>
+      </w:r>
+      <w:r>
+        <w:rPr>
+          <w:rFonts w:hint="eastAsia"/>
+          <w:b/>
+          <w:bCs/>
+        </w:rPr>
+        <w:t xml:space="preserve">“怎么想”</w:t>
+      </w:r>
+      <w:r>
+        <w:rPr>
+          <w:rFonts w:hint="eastAsia"/>
+        </w:rPr>
+        <w:t xml:space="preserve">：</w:t>
+      </w:r>
+      <w:r>
+        <w:t xml:space="preserve"> </w:t>
+      </w:r>
+      <w:r>
+        <w:rPr>
+          <w:rFonts w:hint="eastAsia"/>
+        </w:rPr>
+        <w:t xml:space="preserve">“你是物流异常处理专家。识别五类异常并按</w:t>
+      </w:r>
+      <w:r>
+        <w:t xml:space="preserve"> P1/P2/P3 </w:t>
+      </w:r>
+      <w:r>
+        <w:rPr>
+          <w:rFonts w:hint="eastAsia"/>
+        </w:rPr>
+        <w:t xml:space="preserve">分级…”</w:t>
+      </w:r>
+    </w:p>
+    <w:p>
+      <w:pPr>
+        <w:numPr>
+          <w:ilvl w:val="0"/>
+          <w:numId w:val="1012"/>
+        </w:numPr>
+      </w:pPr>
+      <w:r>
+        <w:rPr>
+          <w:b/>
+          <w:bCs/>
+        </w:rPr>
+        <w:t xml:space="preserve">Skill </w:t>
+      </w:r>
+      <w:r>
+        <w:rPr>
+          <w:rFonts w:hint="eastAsia"/>
+          <w:b/>
+          <w:bCs/>
+        </w:rPr>
+        <w:t xml:space="preserve">负责</w:t>
+      </w:r>
+      <w:r>
+        <w:rPr>
+          <w:b/>
+          <w:bCs/>
+        </w:rPr>
+        <w:t xml:space="preserve"> </w:t>
+      </w:r>
+      <w:r>
+        <w:rPr>
+          <w:rFonts w:hint="eastAsia"/>
+          <w:b/>
+          <w:bCs/>
+        </w:rPr>
+        <w:t xml:space="preserve">“怎么做”</w:t>
+      </w:r>
+      <w:r>
+        <w:rPr>
+          <w:rFonts w:hint="eastAsia"/>
+        </w:rPr>
+        <w:t xml:space="preserve">：</w:t>
+      </w:r>
+      <w:r>
+        <w:t xml:space="preserve"> </w:t>
+      </w:r>
+      <w:r>
+        <w:rPr>
+          <w:rStyle w:val="VerbatimChar"/>
+        </w:rPr>
+        <w:t xml:space="preserve">track-query</w:t>
+      </w:r>
+      <w:r>
+        <w:t xml:space="preserve"> </w:t>
+      </w:r>
+      <w:r>
+        <w:rPr>
+          <w:rFonts w:hint="eastAsia"/>
+        </w:rPr>
+        <w:t xml:space="preserve">调</w:t>
+      </w:r>
+      <w:r>
+        <w:t xml:space="preserve"> TMS </w:t>
+      </w:r>
+      <w:r>
+        <w:rPr>
+          <w:rFonts w:hint="eastAsia"/>
+        </w:rPr>
+        <w:t xml:space="preserve">查运单、</w:t>
+      </w:r>
+      <w:r>
+        <w:rPr>
+          <w:rStyle w:val="VerbatimChar"/>
+        </w:rPr>
+        <w:t xml:space="preserve">customer-notify</w:t>
+      </w:r>
+      <w:r>
+        <w:t xml:space="preserve"> </w:t>
+      </w:r>
+      <w:r>
+        <w:rPr>
+          <w:rFonts w:hint="eastAsia"/>
+        </w:rPr>
+        <w:t xml:space="preserve">调通知服务发短信、</w:t>
+      </w:r>
+      <w:r>
+        <w:rPr>
+          <w:rStyle w:val="VerbatimChar"/>
+        </w:rPr>
+        <w:t xml:space="preserve">carrier-sla-lookup</w:t>
+      </w:r>
+      <w:r>
+        <w:t xml:space="preserve"> </w:t>
+      </w:r>
+      <w:r>
+        <w:rPr>
+          <w:rFonts w:hint="eastAsia"/>
+        </w:rPr>
+        <w:t xml:space="preserve">调查承运商合同</w:t>
+      </w:r>
+    </w:p>
+    <w:p>
+      <w:pPr>
+        <w:pStyle w:val="FirstParagraph"/>
+      </w:pPr>
+      <w:r>
+        <w:rPr>
+          <w:rFonts w:hint="eastAsia"/>
+        </w:rPr>
+        <w:t xml:space="preserve">本方案沿用了业界通用术语（Manhattan</w:t>
+      </w:r>
+      <w:r>
+        <w:t xml:space="preserve"> Agent Foundry、Google A2A </w:t>
+      </w:r>
+      <w:r>
+        <w:rPr>
+          <w:rFonts w:hint="eastAsia"/>
+        </w:rPr>
+        <w:t xml:space="preserve">协议均使用</w:t>
+      </w:r>
+      <w:r>
+        <w:t xml:space="preserve"> </w:t>
+      </w:r>
+      <w:r>
+        <w:t xml:space="preserve">“Skill”</w:t>
+      </w:r>
+      <w:r>
+        <w:t xml:space="preserve"> </w:t>
+      </w:r>
+      <w:r>
+        <w:rPr>
+          <w:rFonts w:hint="eastAsia"/>
+        </w:rPr>
+        <w:t xml:space="preserve">指代</w:t>
+      </w:r>
+      <w:r>
+        <w:t xml:space="preserve"> Agent </w:t>
+      </w:r>
+      <w:r>
+        <w:rPr>
+          <w:rFonts w:hint="eastAsia"/>
+        </w:rPr>
+        <w:t xml:space="preserve">可调用的工具能力），但应注意与</w:t>
+      </w:r>
+      <w:r>
+        <w:t xml:space="preserve"> AI </w:t>
+      </w:r>
+      <w:r>
+        <w:rPr>
+          <w:rFonts w:hint="eastAsia"/>
+        </w:rPr>
+        <w:t xml:space="preserve">编码助手生态的</w:t>
+      </w:r>
+      <w:r>
+        <w:t xml:space="preserve"> Skill </w:t>
+      </w:r>
+      <w:r>
+        <w:rPr>
+          <w:rFonts w:hint="eastAsia"/>
+        </w:rPr>
+        <w:t xml:space="preserve">概念区分。</w:t>
+      </w:r>
+    </w:p>
+    <w:p>
+      <w:r>
+        <w:pict>
+          <v:rect style="width:0;height:1.5pt" o:hralign="center" o:hrstd="t" o:hr="t"/>
+        </w:pict>
+      </w:r>
+    </w:p>
+    <w:p>
+      <w:pPr>
+        <w:pStyle w:val="FirstParagraph"/>
+      </w:pPr>
+      <w:r>
+        <w:rPr>
+          <w:rFonts w:hint="eastAsia"/>
           <w:i/>
           <w:iCs/>
         </w:rPr>
         <w:t xml:space="preserve">文档结束。</w:t>
       </w:r>
     </w:p>
-    <w:bookmarkEnd w:id="239"/>
-    <w:bookmarkEnd w:id="240"/>
-    <w:bookmarkEnd w:id="241"/>
+    <w:bookmarkEnd w:id="245"/>
+    <w:bookmarkEnd w:id="246"/>
+    <w:bookmarkEnd w:id="247"/>
     <w:sectPr>
       <w:footnotePr>
         <w:numRestart w:val="eachSect"/>
@@ -70613,6 +75758,39 @@
     <w:abstractNumId w:val="991"/>
   </w:num>
   <w:num w:numId="1010">
+    <w:abstractNumId w:val="99411"/>
+    <w:lvlOverride w:ilvl="0">
+      <w:startOverride w:val="1"/>
+    </w:lvlOverride>
+    <w:lvlOverride w:ilvl="1">
+      <w:startOverride w:val="1"/>
+    </w:lvlOverride>
+    <w:lvlOverride w:ilvl="2">
+      <w:startOverride w:val="1"/>
+    </w:lvlOverride>
+    <w:lvlOverride w:ilvl="3">
+      <w:startOverride w:val="1"/>
+    </w:lvlOverride>
+    <w:lvlOverride w:ilvl="4">
+      <w:startOverride w:val="1"/>
+    </w:lvlOverride>
+    <w:lvlOverride w:ilvl="5">
+      <w:startOverride w:val="1"/>
+    </w:lvlOverride>
+    <w:lvlOverride w:ilvl="6">
+      <w:startOverride w:val="1"/>
+    </w:lvlOverride>
+    <w:lvlOverride w:ilvl="7">
+      <w:startOverride w:val="1"/>
+    </w:lvlOverride>
+    <w:lvlOverride w:ilvl="8">
+      <w:startOverride w:val="1"/>
+    </w:lvlOverride>
+  </w:num>
+  <w:num w:numId="1011">
+    <w:abstractNumId w:val="991"/>
+  </w:num>
+  <w:num w:numId="1012">
     <w:abstractNumId w:val="991"/>
   </w:num>
 </w:numbering>
